--- a/ex4_solution_2026_Ascendant/ex4_Ascendant.docx
+++ b/ex4_solution_2026_Ascendant/ex4_Ascendant.docx
@@ -801,12 +801,14 @@
         </w:rPr>
         <w:t xml:space="preserve"> בטבלת החניון מייצג את המחיר הנוכחי בלבד. אם תעריף החניה ישתנה בעתיד, המחיר הישן יידרס ולא יישמר לו זכר. לכן, אם לא נשמור את הסכום הסופי ששולם (</w:t>
       </w:r>
+      <w:proofErr w:type="spellStart"/>
       <w:r>
         <w:rPr>
           <w:rFonts w:asciiTheme="minorBidi" w:hAnsiTheme="minorBidi"/>
         </w:rPr>
         <w:t>amountPaid</w:t>
       </w:r>
+      <w:proofErr w:type="spellEnd"/>
       <w:r>
         <w:rPr>
           <w:rFonts w:asciiTheme="minorBidi" w:hAnsiTheme="minorBidi"/>
@@ -918,13 +920,41 @@
           <w:szCs w:val="22"/>
         </w:rPr>
       </w:pPr>
-      <w:r>
-        <w:rPr>
-          <w:rFonts w:ascii="Consolas" w:hAnsi="Consolas"/>
-          <w:sz w:val="22"/>
-          <w:szCs w:val="22"/>
-        </w:rPr>
-        <w:t>TotalMinutes = EndTime – StartTime</w:t>
+      <w:proofErr w:type="spellStart"/>
+      <w:r>
+        <w:rPr>
+          <w:rFonts w:ascii="Consolas" w:hAnsi="Consolas"/>
+          <w:sz w:val="22"/>
+          <w:szCs w:val="22"/>
+        </w:rPr>
+        <w:t>TotalMinutes</w:t>
+      </w:r>
+      <w:proofErr w:type="spellEnd"/>
+      <w:r>
+        <w:rPr>
+          <w:rFonts w:ascii="Consolas" w:hAnsi="Consolas"/>
+          <w:sz w:val="22"/>
+          <w:szCs w:val="22"/>
+        </w:rPr>
+        <w:t xml:space="preserve"> = </w:t>
+      </w:r>
+      <w:proofErr w:type="spellStart"/>
+      <w:r>
+        <w:rPr>
+          <w:rFonts w:ascii="Consolas" w:hAnsi="Consolas"/>
+          <w:sz w:val="22"/>
+          <w:szCs w:val="22"/>
+        </w:rPr>
+        <w:t>EndTime</w:t>
+      </w:r>
+      <w:proofErr w:type="spellEnd"/>
+      <w:r>
+        <w:rPr>
+          <w:rFonts w:ascii="Consolas" w:hAnsi="Consolas"/>
+          <w:sz w:val="22"/>
+          <w:szCs w:val="22"/>
+        </w:rPr>
+        <w:t xml:space="preserve"> – StartTime</w:t>
       </w:r>
     </w:p>
     <w:p>
@@ -997,7 +1027,43 @@
           <w:szCs w:val="22"/>
         </w:rPr>
         <w:tab/>
-        <w:t xml:space="preserve">    IF (TotalMinutes &lt;= ParkingLot.numberOfGraceMinutes) THEN</w:t>
+        <w:t xml:space="preserve">    IF (</w:t>
+      </w:r>
+      <w:proofErr w:type="spellStart"/>
+      <w:r>
+        <w:rPr>
+          <w:rFonts w:ascii="Consolas" w:hAnsi="Consolas"/>
+          <w:sz w:val="22"/>
+          <w:szCs w:val="22"/>
+        </w:rPr>
+        <w:t>TotalMinutes</w:t>
+      </w:r>
+      <w:proofErr w:type="spellEnd"/>
+      <w:r>
+        <w:rPr>
+          <w:rFonts w:ascii="Consolas" w:hAnsi="Consolas"/>
+          <w:sz w:val="22"/>
+          <w:szCs w:val="22"/>
+        </w:rPr>
+        <w:t xml:space="preserve"> &lt;= </w:t>
+      </w:r>
+      <w:proofErr w:type="spellStart"/>
+      <w:r>
+        <w:rPr>
+          <w:rFonts w:ascii="Consolas" w:hAnsi="Consolas"/>
+          <w:sz w:val="22"/>
+          <w:szCs w:val="22"/>
+        </w:rPr>
+        <w:t>ParkingLot.numberOfGraceMinutes</w:t>
+      </w:r>
+      <w:proofErr w:type="spellEnd"/>
+      <w:r>
+        <w:rPr>
+          <w:rFonts w:ascii="Consolas" w:hAnsi="Consolas"/>
+          <w:sz w:val="22"/>
+          <w:szCs w:val="22"/>
+        </w:rPr>
+        <w:t>) THEN</w:t>
       </w:r>
     </w:p>
     <w:p>
@@ -1042,7 +1108,25 @@
           <w:szCs w:val="22"/>
         </w:rPr>
         <w:tab/>
-        <w:t xml:space="preserve">        AmountPaid = 0</w:t>
+        <w:t xml:space="preserve">        </w:t>
+      </w:r>
+      <w:proofErr w:type="spellStart"/>
+      <w:r>
+        <w:rPr>
+          <w:rFonts w:ascii="Consolas" w:hAnsi="Consolas"/>
+          <w:sz w:val="22"/>
+          <w:szCs w:val="22"/>
+        </w:rPr>
+        <w:t>AmountPaid</w:t>
+      </w:r>
+      <w:proofErr w:type="spellEnd"/>
+      <w:r>
+        <w:rPr>
+          <w:rFonts w:ascii="Consolas" w:hAnsi="Consolas"/>
+          <w:sz w:val="22"/>
+          <w:szCs w:val="22"/>
+        </w:rPr>
+        <w:t xml:space="preserve"> = 0</w:t>
       </w:r>
     </w:p>
     <w:p>
@@ -1082,8 +1166,54 @@
           <w:sz w:val="22"/>
           <w:szCs w:val="22"/>
         </w:rPr>
-        <w:t xml:space="preserve">         AmountPaid = TotalMinutes * ParkingLot.price</w:t>
-      </w:r>
+        <w:t xml:space="preserve">         </w:t>
+      </w:r>
+      <w:proofErr w:type="spellStart"/>
+      <w:r>
+        <w:rPr>
+          <w:rFonts w:ascii="Consolas" w:hAnsi="Consolas"/>
+          <w:sz w:val="22"/>
+          <w:szCs w:val="22"/>
+        </w:rPr>
+        <w:t>AmountPaid</w:t>
+      </w:r>
+      <w:proofErr w:type="spellEnd"/>
+      <w:r>
+        <w:rPr>
+          <w:rFonts w:ascii="Consolas" w:hAnsi="Consolas"/>
+          <w:sz w:val="22"/>
+          <w:szCs w:val="22"/>
+        </w:rPr>
+        <w:t xml:space="preserve"> = </w:t>
+      </w:r>
+      <w:proofErr w:type="spellStart"/>
+      <w:r>
+        <w:rPr>
+          <w:rFonts w:ascii="Consolas" w:hAnsi="Consolas"/>
+          <w:sz w:val="22"/>
+          <w:szCs w:val="22"/>
+        </w:rPr>
+        <w:t>TotalMinutes</w:t>
+      </w:r>
+      <w:proofErr w:type="spellEnd"/>
+      <w:r>
+        <w:rPr>
+          <w:rFonts w:ascii="Consolas" w:hAnsi="Consolas"/>
+          <w:sz w:val="22"/>
+          <w:szCs w:val="22"/>
+        </w:rPr>
+        <w:t xml:space="preserve"> * </w:t>
+      </w:r>
+      <w:proofErr w:type="spellStart"/>
+      <w:r>
+        <w:rPr>
+          <w:rFonts w:ascii="Consolas" w:hAnsi="Consolas"/>
+          <w:sz w:val="22"/>
+          <w:szCs w:val="22"/>
+        </w:rPr>
+        <w:t>ParkingLot.price</w:t>
+      </w:r>
+      <w:proofErr w:type="spellEnd"/>
     </w:p>
     <w:p>
       <w:pPr>
@@ -1142,7 +1272,43 @@
           <w:sz w:val="22"/>
           <w:szCs w:val="22"/>
         </w:rPr>
-        <w:t xml:space="preserve">    TotalDays = CEILING(TotalMinutes / 1440)</w:t>
+        <w:t xml:space="preserve">    </w:t>
+      </w:r>
+      <w:proofErr w:type="spellStart"/>
+      <w:r>
+        <w:rPr>
+          <w:rFonts w:ascii="Consolas" w:hAnsi="Consolas"/>
+          <w:sz w:val="22"/>
+          <w:szCs w:val="22"/>
+        </w:rPr>
+        <w:t>TotalDays</w:t>
+      </w:r>
+      <w:proofErr w:type="spellEnd"/>
+      <w:r>
+        <w:rPr>
+          <w:rFonts w:ascii="Consolas" w:hAnsi="Consolas"/>
+          <w:sz w:val="22"/>
+          <w:szCs w:val="22"/>
+        </w:rPr>
+        <w:t xml:space="preserve"> = CEILING(</w:t>
+      </w:r>
+      <w:proofErr w:type="spellStart"/>
+      <w:r>
+        <w:rPr>
+          <w:rFonts w:ascii="Consolas" w:hAnsi="Consolas"/>
+          <w:sz w:val="22"/>
+          <w:szCs w:val="22"/>
+        </w:rPr>
+        <w:t>TotalMinutes</w:t>
+      </w:r>
+      <w:proofErr w:type="spellEnd"/>
+      <w:r>
+        <w:rPr>
+          <w:rFonts w:ascii="Consolas" w:hAnsi="Consolas"/>
+          <w:sz w:val="22"/>
+          <w:szCs w:val="22"/>
+        </w:rPr>
+        <w:t xml:space="preserve"> / 1440)</w:t>
       </w:r>
     </w:p>
     <w:p>
@@ -1162,8 +1328,54 @@
           <w:sz w:val="22"/>
           <w:szCs w:val="22"/>
         </w:rPr>
-        <w:t xml:space="preserve">    AmountPaid = TotalDays * ParkingLot.price</w:t>
-      </w:r>
+        <w:t xml:space="preserve">    </w:t>
+      </w:r>
+      <w:proofErr w:type="spellStart"/>
+      <w:r>
+        <w:rPr>
+          <w:rFonts w:ascii="Consolas" w:hAnsi="Consolas"/>
+          <w:sz w:val="22"/>
+          <w:szCs w:val="22"/>
+        </w:rPr>
+        <w:t>AmountPaid</w:t>
+      </w:r>
+      <w:proofErr w:type="spellEnd"/>
+      <w:r>
+        <w:rPr>
+          <w:rFonts w:ascii="Consolas" w:hAnsi="Consolas"/>
+          <w:sz w:val="22"/>
+          <w:szCs w:val="22"/>
+        </w:rPr>
+        <w:t xml:space="preserve"> = </w:t>
+      </w:r>
+      <w:proofErr w:type="spellStart"/>
+      <w:r>
+        <w:rPr>
+          <w:rFonts w:ascii="Consolas" w:hAnsi="Consolas"/>
+          <w:sz w:val="22"/>
+          <w:szCs w:val="22"/>
+        </w:rPr>
+        <w:t>TotalDays</w:t>
+      </w:r>
+      <w:proofErr w:type="spellEnd"/>
+      <w:r>
+        <w:rPr>
+          <w:rFonts w:ascii="Consolas" w:hAnsi="Consolas"/>
+          <w:sz w:val="22"/>
+          <w:szCs w:val="22"/>
+        </w:rPr>
+        <w:t xml:space="preserve"> * </w:t>
+      </w:r>
+      <w:proofErr w:type="spellStart"/>
+      <w:r>
+        <w:rPr>
+          <w:rFonts w:ascii="Consolas" w:hAnsi="Consolas"/>
+          <w:sz w:val="22"/>
+          <w:szCs w:val="22"/>
+        </w:rPr>
+        <w:t>ParkingLot.price</w:t>
+      </w:r>
+      <w:proofErr w:type="spellEnd"/>
     </w:p>
     <w:p>
       <w:pPr>
@@ -1182,7 +1394,43 @@
           <w:sz w:val="22"/>
           <w:szCs w:val="22"/>
         </w:rPr>
-        <w:t xml:space="preserve">    IF (TotalDays &gt; ParkingLot.maxDaysAllowed) THEN</w:t>
+        <w:t xml:space="preserve">    IF (</w:t>
+      </w:r>
+      <w:proofErr w:type="spellStart"/>
+      <w:r>
+        <w:rPr>
+          <w:rFonts w:ascii="Consolas" w:hAnsi="Consolas"/>
+          <w:sz w:val="22"/>
+          <w:szCs w:val="22"/>
+        </w:rPr>
+        <w:t>TotalDays</w:t>
+      </w:r>
+      <w:proofErr w:type="spellEnd"/>
+      <w:r>
+        <w:rPr>
+          <w:rFonts w:ascii="Consolas" w:hAnsi="Consolas"/>
+          <w:sz w:val="22"/>
+          <w:szCs w:val="22"/>
+        </w:rPr>
+        <w:t xml:space="preserve"> &gt; </w:t>
+      </w:r>
+      <w:proofErr w:type="spellStart"/>
+      <w:r>
+        <w:rPr>
+          <w:rFonts w:ascii="Consolas" w:hAnsi="Consolas"/>
+          <w:sz w:val="22"/>
+          <w:szCs w:val="22"/>
+        </w:rPr>
+        <w:t>ParkingLot.maxDaysAllowed</w:t>
+      </w:r>
+      <w:proofErr w:type="spellEnd"/>
+      <w:r>
+        <w:rPr>
+          <w:rFonts w:ascii="Consolas" w:hAnsi="Consolas"/>
+          <w:sz w:val="22"/>
+          <w:szCs w:val="22"/>
+        </w:rPr>
+        <w:t>) THEN</w:t>
       </w:r>
     </w:p>
     <w:p>
@@ -1202,7 +1450,43 @@
           <w:sz w:val="22"/>
           <w:szCs w:val="22"/>
         </w:rPr>
-        <w:t xml:space="preserve">    AmountPaid = AmountPaid + PENALTY_FEE</w:t>
+        <w:t xml:space="preserve">    </w:t>
+      </w:r>
+      <w:proofErr w:type="spellStart"/>
+      <w:r>
+        <w:rPr>
+          <w:rFonts w:ascii="Consolas" w:hAnsi="Consolas"/>
+          <w:sz w:val="22"/>
+          <w:szCs w:val="22"/>
+        </w:rPr>
+        <w:t>AmountPaid</w:t>
+      </w:r>
+      <w:proofErr w:type="spellEnd"/>
+      <w:r>
+        <w:rPr>
+          <w:rFonts w:ascii="Consolas" w:hAnsi="Consolas"/>
+          <w:sz w:val="22"/>
+          <w:szCs w:val="22"/>
+        </w:rPr>
+        <w:t xml:space="preserve"> = </w:t>
+      </w:r>
+      <w:proofErr w:type="spellStart"/>
+      <w:r>
+        <w:rPr>
+          <w:rFonts w:ascii="Consolas" w:hAnsi="Consolas"/>
+          <w:sz w:val="22"/>
+          <w:szCs w:val="22"/>
+        </w:rPr>
+        <w:t>AmountPaid</w:t>
+      </w:r>
+      <w:proofErr w:type="spellEnd"/>
+      <w:r>
+        <w:rPr>
+          <w:rFonts w:ascii="Consolas" w:hAnsi="Consolas"/>
+          <w:sz w:val="22"/>
+          <w:szCs w:val="22"/>
+        </w:rPr>
+        <w:t xml:space="preserve"> + PENALTY_FEE</w:t>
       </w:r>
     </w:p>
     <w:p>
@@ -1262,8 +1546,18 @@
           <w:sz w:val="22"/>
           <w:szCs w:val="22"/>
         </w:rPr>
-        <w:t>RETURN AmountPaid</w:t>
-      </w:r>
+        <w:t xml:space="preserve">RETURN </w:t>
+      </w:r>
+      <w:proofErr w:type="spellStart"/>
+      <w:r>
+        <w:rPr>
+          <w:rFonts w:ascii="Consolas" w:hAnsi="Consolas"/>
+          <w:sz w:val="22"/>
+          <w:szCs w:val="22"/>
+        </w:rPr>
+        <w:t>AmountPaid</w:t>
+      </w:r>
+      <w:proofErr w:type="spellEnd"/>
     </w:p>
     <w:p>
       <w:pPr>
@@ -1387,6 +1681,7 @@
                 <w:rtl/>
               </w:rPr>
             </w:pPr>
+            <w:proofErr w:type="spellStart"/>
             <w:r>
               <w:rPr>
                 <w:rFonts w:asciiTheme="minorBidi" w:hAnsiTheme="minorBidi"/>
@@ -1396,6 +1691,7 @@
               </w:rPr>
               <w:t>uniqueNumber</w:t>
             </w:r>
+            <w:proofErr w:type="spellEnd"/>
             <w:r>
               <w:rPr>
                 <w:rFonts w:asciiTheme="minorBidi" w:hAnsiTheme="minorBidi"/>
@@ -1419,6 +1715,7 @@
                 <w:rtl/>
               </w:rPr>
             </w:pPr>
+            <w:proofErr w:type="spellStart"/>
             <w:r>
               <w:rPr>
                 <w:rFonts w:asciiTheme="minorBidi" w:hAnsiTheme="minorBidi"/>
@@ -1427,6 +1724,7 @@
               </w:rPr>
               <w:t>ParkingLot</w:t>
             </w:r>
+            <w:proofErr w:type="spellEnd"/>
           </w:p>
         </w:tc>
       </w:tr>
@@ -1447,6 +1745,7 @@
                 <w:rtl/>
               </w:rPr>
             </w:pPr>
+            <w:proofErr w:type="spellStart"/>
             <w:r>
               <w:rPr>
                 <w:rFonts w:asciiTheme="minorBidi" w:hAnsiTheme="minorBidi"/>
@@ -1456,14 +1755,43 @@
               </w:rPr>
               <w:t>uniqueNumber</w:t>
             </w:r>
-            <w:r>
-              <w:rPr>
-                <w:rFonts w:asciiTheme="minorBidi" w:hAnsiTheme="minorBidi"/>
-                <w:sz w:val="22"/>
-                <w:szCs w:val="22"/>
-              </w:rPr>
-              <w:t>(FK ParkingLot), numberOfGraceMinutes</w:t>
-            </w:r>
+            <w:proofErr w:type="spellEnd"/>
+            <w:r>
+              <w:rPr>
+                <w:rFonts w:asciiTheme="minorBidi" w:hAnsiTheme="minorBidi"/>
+                <w:sz w:val="22"/>
+                <w:szCs w:val="22"/>
+              </w:rPr>
+              <w:t xml:space="preserve">(FK </w:t>
+            </w:r>
+            <w:proofErr w:type="spellStart"/>
+            <w:r>
+              <w:rPr>
+                <w:rFonts w:asciiTheme="minorBidi" w:hAnsiTheme="minorBidi"/>
+                <w:sz w:val="22"/>
+                <w:szCs w:val="22"/>
+              </w:rPr>
+              <w:t>ParkingLot</w:t>
+            </w:r>
+            <w:proofErr w:type="spellEnd"/>
+            <w:r>
+              <w:rPr>
+                <w:rFonts w:asciiTheme="minorBidi" w:hAnsiTheme="minorBidi"/>
+                <w:sz w:val="22"/>
+                <w:szCs w:val="22"/>
+              </w:rPr>
+              <w:t xml:space="preserve">), </w:t>
+            </w:r>
+            <w:proofErr w:type="spellStart"/>
+            <w:r>
+              <w:rPr>
+                <w:rFonts w:asciiTheme="minorBidi" w:hAnsiTheme="minorBidi"/>
+                <w:sz w:val="22"/>
+                <w:szCs w:val="22"/>
+              </w:rPr>
+              <w:t>numberOfGraceMinutes</w:t>
+            </w:r>
+            <w:proofErr w:type="spellEnd"/>
           </w:p>
         </w:tc>
         <w:tc>
@@ -1479,6 +1807,7 @@
                 <w:rtl/>
               </w:rPr>
             </w:pPr>
+            <w:proofErr w:type="spellStart"/>
             <w:r>
               <w:rPr>
                 <w:rFonts w:asciiTheme="minorBidi" w:hAnsiTheme="minorBidi"/>
@@ -1487,6 +1816,7 @@
               </w:rPr>
               <w:t>MinutesParkingLot</w:t>
             </w:r>
+            <w:proofErr w:type="spellEnd"/>
           </w:p>
         </w:tc>
       </w:tr>
@@ -1507,6 +1837,7 @@
                 <w:rtl/>
               </w:rPr>
             </w:pPr>
+            <w:proofErr w:type="spellStart"/>
             <w:r>
               <w:rPr>
                 <w:rFonts w:asciiTheme="minorBidi" w:hAnsiTheme="minorBidi"/>
@@ -1516,14 +1847,61 @@
               </w:rPr>
               <w:t>uniqueNumber</w:t>
             </w:r>
-            <w:r>
-              <w:rPr>
-                <w:rFonts w:asciiTheme="minorBidi" w:hAnsiTheme="minorBidi"/>
-                <w:sz w:val="22"/>
-                <w:szCs w:val="22"/>
-              </w:rPr>
-              <w:t>(FK ParkingLot), overnightAllowed, maxDaysAllowed</w:t>
-            </w:r>
+            <w:proofErr w:type="spellEnd"/>
+            <w:r>
+              <w:rPr>
+                <w:rFonts w:asciiTheme="minorBidi" w:hAnsiTheme="minorBidi"/>
+                <w:sz w:val="22"/>
+                <w:szCs w:val="22"/>
+              </w:rPr>
+              <w:t xml:space="preserve">(FK </w:t>
+            </w:r>
+            <w:proofErr w:type="spellStart"/>
+            <w:r>
+              <w:rPr>
+                <w:rFonts w:asciiTheme="minorBidi" w:hAnsiTheme="minorBidi"/>
+                <w:sz w:val="22"/>
+                <w:szCs w:val="22"/>
+              </w:rPr>
+              <w:t>ParkingLot</w:t>
+            </w:r>
+            <w:proofErr w:type="spellEnd"/>
+            <w:r>
+              <w:rPr>
+                <w:rFonts w:asciiTheme="minorBidi" w:hAnsiTheme="minorBidi"/>
+                <w:sz w:val="22"/>
+                <w:szCs w:val="22"/>
+              </w:rPr>
+              <w:t xml:space="preserve">), </w:t>
+            </w:r>
+            <w:proofErr w:type="spellStart"/>
+            <w:r>
+              <w:rPr>
+                <w:rFonts w:asciiTheme="minorBidi" w:hAnsiTheme="minorBidi"/>
+                <w:sz w:val="22"/>
+                <w:szCs w:val="22"/>
+              </w:rPr>
+              <w:t>overnightAllowed</w:t>
+            </w:r>
+            <w:proofErr w:type="spellEnd"/>
+            <w:r>
+              <w:rPr>
+                <w:rFonts w:asciiTheme="minorBidi" w:hAnsiTheme="minorBidi"/>
+                <w:sz w:val="22"/>
+                <w:szCs w:val="22"/>
+              </w:rPr>
+              <w:t xml:space="preserve">, </w:t>
+            </w:r>
+            <w:proofErr w:type="spellStart"/>
+            <w:r>
+              <w:rPr>
+                <w:rFonts w:asciiTheme="minorBidi" w:hAnsiTheme="minorBidi"/>
+                <w:sz w:val="22"/>
+                <w:szCs w:val="22"/>
+              </w:rPr>
+              <w:t>maxDaysAllowed</w:t>
+            </w:r>
+            <w:proofErr w:type="spellEnd"/>
           </w:p>
         </w:tc>
         <w:tc>
@@ -1539,6 +1917,7 @@
                 <w:rtl/>
               </w:rPr>
             </w:pPr>
+            <w:proofErr w:type="spellStart"/>
             <w:r>
               <w:rPr>
                 <w:rFonts w:asciiTheme="minorBidi" w:hAnsiTheme="minorBidi"/>
@@ -1547,6 +1926,7 @@
               </w:rPr>
               <w:t>DailyParkingLot</w:t>
             </w:r>
+            <w:proofErr w:type="spellEnd"/>
           </w:p>
         </w:tc>
       </w:tr>
@@ -1567,6 +1947,7 @@
                 <w:rtl/>
               </w:rPr>
             </w:pPr>
+            <w:proofErr w:type="spellStart"/>
             <w:r>
               <w:rPr>
                 <w:rFonts w:asciiTheme="minorBidi" w:hAnsiTheme="minorBidi"/>
@@ -1574,6 +1955,7 @@
               </w:rPr>
               <w:t>vehicleNumber</w:t>
             </w:r>
+            <w:proofErr w:type="spellEnd"/>
             <w:r>
               <w:rPr>
                 <w:rFonts w:asciiTheme="minorBidi" w:hAnsiTheme="minorBidi"/>
@@ -1623,6 +2005,7 @@
                 <w:rtl/>
               </w:rPr>
             </w:pPr>
+            <w:proofErr w:type="spellStart"/>
             <w:r>
               <w:rPr>
                 <w:rFonts w:asciiTheme="minorBidi" w:hAnsiTheme="minorBidi"/>
@@ -1630,20 +2013,32 @@
               </w:rPr>
               <w:t>uniqueNumber</w:t>
             </w:r>
-            <w:r>
-              <w:rPr>
-                <w:rFonts w:asciiTheme="minorBidi" w:hAnsiTheme="minorBidi"/>
-                <w:sz w:val="22"/>
-                <w:szCs w:val="22"/>
-              </w:rPr>
-              <w:t>(FK ParkingLot</w:t>
-            </w:r>
+            <w:proofErr w:type="spellEnd"/>
+            <w:r>
+              <w:rPr>
+                <w:rFonts w:asciiTheme="minorBidi" w:hAnsiTheme="minorBidi"/>
+                <w:sz w:val="22"/>
+                <w:szCs w:val="22"/>
+              </w:rPr>
+              <w:t xml:space="preserve">(FK </w:t>
+            </w:r>
+            <w:proofErr w:type="spellStart"/>
+            <w:r>
+              <w:rPr>
+                <w:rFonts w:asciiTheme="minorBidi" w:hAnsiTheme="minorBidi"/>
+                <w:sz w:val="22"/>
+                <w:szCs w:val="22"/>
+              </w:rPr>
+              <w:t>ParkingLot</w:t>
+            </w:r>
+            <w:proofErr w:type="spellEnd"/>
             <w:r>
               <w:rPr>
                 <w:rFonts w:asciiTheme="minorBidi" w:hAnsiTheme="minorBidi"/>
               </w:rPr>
               <w:t xml:space="preserve">), </w:t>
             </w:r>
+            <w:proofErr w:type="spellStart"/>
             <w:r>
               <w:rPr>
                 <w:rFonts w:asciiTheme="minorBidi" w:hAnsiTheme="minorBidi"/>
@@ -1651,12 +2046,14 @@
               </w:rPr>
               <w:t>floorNumber</w:t>
             </w:r>
+            <w:proofErr w:type="spellEnd"/>
             <w:r>
               <w:rPr>
                 <w:rFonts w:asciiTheme="minorBidi" w:hAnsiTheme="minorBidi"/>
               </w:rPr>
               <w:t xml:space="preserve">, </w:t>
             </w:r>
+            <w:proofErr w:type="spellStart"/>
             <w:r>
               <w:rPr>
                 <w:rFonts w:asciiTheme="minorBidi" w:hAnsiTheme="minorBidi"/>
@@ -1664,6 +2061,7 @@
               </w:rPr>
               <w:t>spaceNumber</w:t>
             </w:r>
+            <w:proofErr w:type="spellEnd"/>
             <w:r>
               <w:rPr>
                 <w:rFonts w:asciiTheme="minorBidi" w:hAnsiTheme="minorBidi"/>
@@ -1685,6 +2083,7 @@
                 <w:rtl/>
               </w:rPr>
             </w:pPr>
+            <w:proofErr w:type="spellStart"/>
             <w:r>
               <w:rPr>
                 <w:rFonts w:asciiTheme="minorBidi" w:hAnsiTheme="minorBidi"/>
@@ -1693,6 +2092,7 @@
               </w:rPr>
               <w:t>ParkingSpace</w:t>
             </w:r>
+            <w:proofErr w:type="spellEnd"/>
           </w:p>
         </w:tc>
       </w:tr>
@@ -1713,6 +2113,7 @@
                 <w:rtl/>
               </w:rPr>
             </w:pPr>
+            <w:proofErr w:type="spellStart"/>
             <w:r>
               <w:rPr>
                 <w:rFonts w:asciiTheme="minorBidi" w:hAnsiTheme="minorBidi"/>
@@ -1720,7 +2121,17 @@
                 <w:szCs w:val="22"/>
                 <w:u w:val="single"/>
               </w:rPr>
-              <w:t xml:space="preserve">vehicleNumber(FK </w:t>
+              <w:t>vehicleNumber</w:t>
+            </w:r>
+            <w:proofErr w:type="spellEnd"/>
+            <w:r>
+              <w:rPr>
+                <w:rFonts w:asciiTheme="minorBidi" w:hAnsiTheme="minorBidi"/>
+                <w:sz w:val="22"/>
+                <w:szCs w:val="22"/>
+                <w:u w:val="single"/>
+              </w:rPr>
+              <w:t xml:space="preserve">(FK </w:t>
             </w:r>
             <w:r>
               <w:rPr>
@@ -1730,6 +2141,7 @@
               </w:rPr>
               <w:t xml:space="preserve"> Vehicle), </w:t>
             </w:r>
+            <w:proofErr w:type="spellStart"/>
             <w:r>
               <w:rPr>
                 <w:rFonts w:asciiTheme="minorBidi" w:hAnsiTheme="minorBidi"/>
@@ -1739,14 +2151,34 @@
               </w:rPr>
               <w:t>uniqueNumber</w:t>
             </w:r>
-            <w:r>
-              <w:rPr>
-                <w:rFonts w:asciiTheme="minorBidi" w:hAnsiTheme="minorBidi"/>
-                <w:sz w:val="22"/>
-                <w:szCs w:val="22"/>
-              </w:rPr>
-              <w:t xml:space="preserve">(FK  ParkingSpace) , </w:t>
-            </w:r>
+            <w:proofErr w:type="spellEnd"/>
+            <w:r>
+              <w:rPr>
+                <w:rFonts w:asciiTheme="minorBidi" w:hAnsiTheme="minorBidi"/>
+                <w:sz w:val="22"/>
+                <w:szCs w:val="22"/>
+              </w:rPr>
+              <w:t xml:space="preserve">(FK  </w:t>
+            </w:r>
+            <w:proofErr w:type="spellStart"/>
+            <w:r>
+              <w:rPr>
+                <w:rFonts w:asciiTheme="minorBidi" w:hAnsiTheme="minorBidi"/>
+                <w:sz w:val="22"/>
+                <w:szCs w:val="22"/>
+              </w:rPr>
+              <w:t>ParkingSpace</w:t>
+            </w:r>
+            <w:proofErr w:type="spellEnd"/>
+            <w:r>
+              <w:rPr>
+                <w:rFonts w:asciiTheme="minorBidi" w:hAnsiTheme="minorBidi"/>
+                <w:sz w:val="22"/>
+                <w:szCs w:val="22"/>
+              </w:rPr>
+              <w:t xml:space="preserve">) , </w:t>
+            </w:r>
+            <w:proofErr w:type="spellStart"/>
             <w:r>
               <w:rPr>
                 <w:rFonts w:asciiTheme="minorBidi" w:hAnsiTheme="minorBidi"/>
@@ -1756,14 +2188,34 @@
               </w:rPr>
               <w:t>floorNumber</w:t>
             </w:r>
-            <w:r>
-              <w:rPr>
-                <w:rFonts w:asciiTheme="minorBidi" w:hAnsiTheme="minorBidi"/>
-                <w:sz w:val="22"/>
-                <w:szCs w:val="22"/>
-              </w:rPr>
-              <w:t xml:space="preserve">(FK  ParkingSpace) , </w:t>
-            </w:r>
+            <w:proofErr w:type="spellEnd"/>
+            <w:r>
+              <w:rPr>
+                <w:rFonts w:asciiTheme="minorBidi" w:hAnsiTheme="minorBidi"/>
+                <w:sz w:val="22"/>
+                <w:szCs w:val="22"/>
+              </w:rPr>
+              <w:t xml:space="preserve">(FK  </w:t>
+            </w:r>
+            <w:proofErr w:type="spellStart"/>
+            <w:r>
+              <w:rPr>
+                <w:rFonts w:asciiTheme="minorBidi" w:hAnsiTheme="minorBidi"/>
+                <w:sz w:val="22"/>
+                <w:szCs w:val="22"/>
+              </w:rPr>
+              <w:t>ParkingSpace</w:t>
+            </w:r>
+            <w:proofErr w:type="spellEnd"/>
+            <w:r>
+              <w:rPr>
+                <w:rFonts w:asciiTheme="minorBidi" w:hAnsiTheme="minorBidi"/>
+                <w:sz w:val="22"/>
+                <w:szCs w:val="22"/>
+              </w:rPr>
+              <w:t xml:space="preserve">) , </w:t>
+            </w:r>
+            <w:proofErr w:type="spellStart"/>
             <w:r>
               <w:rPr>
                 <w:rFonts w:asciiTheme="minorBidi" w:hAnsiTheme="minorBidi"/>
@@ -1771,16 +2223,9 @@
                 <w:szCs w:val="22"/>
                 <w:u w:val="single"/>
               </w:rPr>
-              <w:t xml:space="preserve">spaceNumber(FK </w:t>
-            </w:r>
-            <w:r>
-              <w:rPr>
-                <w:rFonts w:asciiTheme="minorBidi" w:hAnsiTheme="minorBidi"/>
-                <w:sz w:val="22"/>
-                <w:szCs w:val="22"/>
-              </w:rPr>
-              <w:t xml:space="preserve"> ParkingSpace), </w:t>
-            </w:r>
+              <w:t>spaceNumber</w:t>
+            </w:r>
+            <w:proofErr w:type="spellEnd"/>
             <w:r>
               <w:rPr>
                 <w:rFonts w:asciiTheme="minorBidi" w:hAnsiTheme="minorBidi"/>
@@ -1788,16 +2233,81 @@
                 <w:szCs w:val="22"/>
                 <w:u w:val="single"/>
               </w:rPr>
+              <w:t xml:space="preserve">(FK </w:t>
+            </w:r>
+            <w:r>
+              <w:rPr>
+                <w:rFonts w:asciiTheme="minorBidi" w:hAnsiTheme="minorBidi"/>
+                <w:sz w:val="22"/>
+                <w:szCs w:val="22"/>
+              </w:rPr>
+              <w:t xml:space="preserve"> </w:t>
+            </w:r>
+            <w:proofErr w:type="spellStart"/>
+            <w:r>
+              <w:rPr>
+                <w:rFonts w:asciiTheme="minorBidi" w:hAnsiTheme="minorBidi"/>
+                <w:sz w:val="22"/>
+                <w:szCs w:val="22"/>
+              </w:rPr>
+              <w:t>ParkingSpace</w:t>
+            </w:r>
+            <w:proofErr w:type="spellEnd"/>
+            <w:r>
+              <w:rPr>
+                <w:rFonts w:asciiTheme="minorBidi" w:hAnsiTheme="minorBidi"/>
+                <w:sz w:val="22"/>
+                <w:szCs w:val="22"/>
+              </w:rPr>
+              <w:t xml:space="preserve">), </w:t>
+            </w:r>
+            <w:proofErr w:type="spellStart"/>
+            <w:r>
+              <w:rPr>
+                <w:rFonts w:asciiTheme="minorBidi" w:hAnsiTheme="minorBidi"/>
+                <w:sz w:val="22"/>
+                <w:szCs w:val="22"/>
+                <w:u w:val="single"/>
+              </w:rPr>
               <w:t>startTime</w:t>
             </w:r>
-            <w:r>
-              <w:rPr>
-                <w:rFonts w:asciiTheme="minorBidi" w:hAnsiTheme="minorBidi"/>
-                <w:sz w:val="22"/>
-                <w:szCs w:val="22"/>
-              </w:rPr>
-              <w:t>, endTime, amountPaid</w:t>
-            </w:r>
+            <w:proofErr w:type="spellEnd"/>
+            <w:r>
+              <w:rPr>
+                <w:rFonts w:asciiTheme="minorBidi" w:hAnsiTheme="minorBidi"/>
+                <w:sz w:val="22"/>
+                <w:szCs w:val="22"/>
+              </w:rPr>
+              <w:t xml:space="preserve">, </w:t>
+            </w:r>
+            <w:proofErr w:type="spellStart"/>
+            <w:r>
+              <w:rPr>
+                <w:rFonts w:asciiTheme="minorBidi" w:hAnsiTheme="minorBidi"/>
+                <w:sz w:val="22"/>
+                <w:szCs w:val="22"/>
+              </w:rPr>
+              <w:t>endTime</w:t>
+            </w:r>
+            <w:proofErr w:type="spellEnd"/>
+            <w:r>
+              <w:rPr>
+                <w:rFonts w:asciiTheme="minorBidi" w:hAnsiTheme="minorBidi"/>
+                <w:sz w:val="22"/>
+                <w:szCs w:val="22"/>
+              </w:rPr>
+              <w:t xml:space="preserve">, </w:t>
+            </w:r>
+            <w:proofErr w:type="spellStart"/>
+            <w:r>
+              <w:rPr>
+                <w:rFonts w:asciiTheme="minorBidi" w:hAnsiTheme="minorBidi"/>
+                <w:sz w:val="22"/>
+                <w:szCs w:val="22"/>
+              </w:rPr>
+              <w:t>amountPaid</w:t>
+            </w:r>
+            <w:proofErr w:type="spellEnd"/>
           </w:p>
         </w:tc>
         <w:tc>
@@ -1813,12 +2323,14 @@
                 <w:rtl/>
               </w:rPr>
             </w:pPr>
+            <w:proofErr w:type="spellStart"/>
             <w:r>
               <w:rPr>
                 <w:rFonts w:asciiTheme="minorBidi" w:hAnsiTheme="minorBidi"/>
               </w:rPr>
               <w:t>ParksIn</w:t>
             </w:r>
+            <w:proofErr w:type="spellEnd"/>
           </w:p>
         </w:tc>
       </w:tr>
@@ -1964,6 +2476,7 @@
                 <w:rtl/>
               </w:rPr>
             </w:pPr>
+            <w:proofErr w:type="spellStart"/>
             <w:r>
               <w:rPr>
                 <w:rFonts w:asciiTheme="minorBidi" w:hAnsiTheme="minorBidi"/>
@@ -1973,6 +2486,7 @@
               </w:rPr>
               <w:t>uniqueNumber</w:t>
             </w:r>
+            <w:proofErr w:type="spellEnd"/>
             <w:r>
               <w:rPr>
                 <w:rFonts w:asciiTheme="minorBidi" w:hAnsiTheme="minorBidi"/>
@@ -1996,6 +2510,7 @@
                 <w:rtl/>
               </w:rPr>
             </w:pPr>
+            <w:proofErr w:type="spellStart"/>
             <w:r>
               <w:rPr>
                 <w:rFonts w:asciiTheme="minorBidi" w:hAnsiTheme="minorBidi"/>
@@ -2004,6 +2519,7 @@
               </w:rPr>
               <w:t>ParkingLot</w:t>
             </w:r>
+            <w:proofErr w:type="spellEnd"/>
           </w:p>
         </w:tc>
       </w:tr>
@@ -2024,6 +2540,7 @@
                 <w:rtl/>
               </w:rPr>
             </w:pPr>
+            <w:proofErr w:type="spellStart"/>
             <w:r>
               <w:rPr>
                 <w:rFonts w:asciiTheme="minorBidi" w:hAnsiTheme="minorBidi"/>
@@ -2033,14 +2550,43 @@
               </w:rPr>
               <w:t>uniqueNumber</w:t>
             </w:r>
-            <w:r>
-              <w:rPr>
-                <w:rFonts w:asciiTheme="minorBidi" w:hAnsiTheme="minorBidi"/>
-                <w:sz w:val="22"/>
-                <w:szCs w:val="22"/>
-              </w:rPr>
-              <w:t>(FK ParkingLot), numberOfGraceMinutes</w:t>
-            </w:r>
+            <w:proofErr w:type="spellEnd"/>
+            <w:r>
+              <w:rPr>
+                <w:rFonts w:asciiTheme="minorBidi" w:hAnsiTheme="minorBidi"/>
+                <w:sz w:val="22"/>
+                <w:szCs w:val="22"/>
+              </w:rPr>
+              <w:t xml:space="preserve">(FK </w:t>
+            </w:r>
+            <w:proofErr w:type="spellStart"/>
+            <w:r>
+              <w:rPr>
+                <w:rFonts w:asciiTheme="minorBidi" w:hAnsiTheme="minorBidi"/>
+                <w:sz w:val="22"/>
+                <w:szCs w:val="22"/>
+              </w:rPr>
+              <w:t>ParkingLot</w:t>
+            </w:r>
+            <w:proofErr w:type="spellEnd"/>
+            <w:r>
+              <w:rPr>
+                <w:rFonts w:asciiTheme="minorBidi" w:hAnsiTheme="minorBidi"/>
+                <w:sz w:val="22"/>
+                <w:szCs w:val="22"/>
+              </w:rPr>
+              <w:t xml:space="preserve">), </w:t>
+            </w:r>
+            <w:proofErr w:type="spellStart"/>
+            <w:r>
+              <w:rPr>
+                <w:rFonts w:asciiTheme="minorBidi" w:hAnsiTheme="minorBidi"/>
+                <w:sz w:val="22"/>
+                <w:szCs w:val="22"/>
+              </w:rPr>
+              <w:t>numberOfGraceMinutes</w:t>
+            </w:r>
+            <w:proofErr w:type="spellEnd"/>
           </w:p>
         </w:tc>
         <w:tc>
@@ -2056,6 +2602,7 @@
                 <w:rtl/>
               </w:rPr>
             </w:pPr>
+            <w:proofErr w:type="spellStart"/>
             <w:r>
               <w:rPr>
                 <w:rFonts w:asciiTheme="minorBidi" w:hAnsiTheme="minorBidi"/>
@@ -2064,6 +2611,7 @@
               </w:rPr>
               <w:t>MinutesParkingLot</w:t>
             </w:r>
+            <w:proofErr w:type="spellEnd"/>
           </w:p>
         </w:tc>
       </w:tr>
@@ -2084,6 +2632,7 @@
                 <w:rtl/>
               </w:rPr>
             </w:pPr>
+            <w:proofErr w:type="spellStart"/>
             <w:r>
               <w:rPr>
                 <w:rFonts w:asciiTheme="minorBidi" w:hAnsiTheme="minorBidi"/>
@@ -2093,14 +2642,43 @@
               </w:rPr>
               <w:t>uniqueNumber</w:t>
             </w:r>
-            <w:r>
-              <w:rPr>
-                <w:rFonts w:asciiTheme="minorBidi" w:hAnsiTheme="minorBidi"/>
-                <w:sz w:val="22"/>
-                <w:szCs w:val="22"/>
-              </w:rPr>
-              <w:t>(FK ParkingLot), overnightAllowed, maxDaysAllowed</w:t>
-            </w:r>
+            <w:proofErr w:type="spellEnd"/>
+            <w:r>
+              <w:rPr>
+                <w:rFonts w:asciiTheme="minorBidi" w:hAnsiTheme="minorBidi"/>
+                <w:sz w:val="22"/>
+                <w:szCs w:val="22"/>
+              </w:rPr>
+              <w:t xml:space="preserve">(FK ParkingLot), </w:t>
+            </w:r>
+            <w:proofErr w:type="spellStart"/>
+            <w:r>
+              <w:rPr>
+                <w:rFonts w:asciiTheme="minorBidi" w:hAnsiTheme="minorBidi"/>
+                <w:sz w:val="22"/>
+                <w:szCs w:val="22"/>
+              </w:rPr>
+              <w:t>overnightAllowed</w:t>
+            </w:r>
+            <w:proofErr w:type="spellEnd"/>
+            <w:r>
+              <w:rPr>
+                <w:rFonts w:asciiTheme="minorBidi" w:hAnsiTheme="minorBidi"/>
+                <w:sz w:val="22"/>
+                <w:szCs w:val="22"/>
+              </w:rPr>
+              <w:t xml:space="preserve">, </w:t>
+            </w:r>
+            <w:proofErr w:type="spellStart"/>
+            <w:r>
+              <w:rPr>
+                <w:rFonts w:asciiTheme="minorBidi" w:hAnsiTheme="minorBidi"/>
+                <w:sz w:val="22"/>
+                <w:szCs w:val="22"/>
+              </w:rPr>
+              <w:t>maxDaysAllowed</w:t>
+            </w:r>
+            <w:proofErr w:type="spellEnd"/>
           </w:p>
         </w:tc>
         <w:tc>
@@ -2116,6 +2694,7 @@
                 <w:rtl/>
               </w:rPr>
             </w:pPr>
+            <w:proofErr w:type="spellStart"/>
             <w:r>
               <w:rPr>
                 <w:rFonts w:asciiTheme="minorBidi" w:hAnsiTheme="minorBidi"/>
@@ -2124,6 +2703,7 @@
               </w:rPr>
               <w:t>DailyParkingLot</w:t>
             </w:r>
+            <w:proofErr w:type="spellEnd"/>
           </w:p>
         </w:tc>
       </w:tr>
@@ -2144,6 +2724,7 @@
                 <w:rtl/>
               </w:rPr>
             </w:pPr>
+            <w:proofErr w:type="spellStart"/>
             <w:r>
               <w:rPr>
                 <w:rFonts w:asciiTheme="minorBidi" w:hAnsiTheme="minorBidi"/>
@@ -2151,6 +2732,7 @@
               </w:rPr>
               <w:t>vehicleNumber</w:t>
             </w:r>
+            <w:proofErr w:type="spellEnd"/>
             <w:r>
               <w:rPr>
                 <w:rFonts w:asciiTheme="minorBidi" w:hAnsiTheme="minorBidi"/>
@@ -2200,6 +2782,7 @@
                 <w:rtl/>
               </w:rPr>
             </w:pPr>
+            <w:proofErr w:type="spellStart"/>
             <w:r>
               <w:rPr>
                 <w:rFonts w:asciiTheme="minorBidi" w:hAnsiTheme="minorBidi"/>
@@ -2207,20 +2790,32 @@
               </w:rPr>
               <w:t>uniqueNumber</w:t>
             </w:r>
-            <w:r>
-              <w:rPr>
-                <w:rFonts w:asciiTheme="minorBidi" w:hAnsiTheme="minorBidi"/>
-                <w:sz w:val="22"/>
-                <w:szCs w:val="22"/>
-              </w:rPr>
-              <w:t>(FK ParkingLot</w:t>
-            </w:r>
+            <w:proofErr w:type="spellEnd"/>
+            <w:r>
+              <w:rPr>
+                <w:rFonts w:asciiTheme="minorBidi" w:hAnsiTheme="minorBidi"/>
+                <w:sz w:val="22"/>
+                <w:szCs w:val="22"/>
+              </w:rPr>
+              <w:t xml:space="preserve">(FK </w:t>
+            </w:r>
+            <w:proofErr w:type="spellStart"/>
+            <w:r>
+              <w:rPr>
+                <w:rFonts w:asciiTheme="minorBidi" w:hAnsiTheme="minorBidi"/>
+                <w:sz w:val="22"/>
+                <w:szCs w:val="22"/>
+              </w:rPr>
+              <w:t>ParkingLot</w:t>
+            </w:r>
+            <w:proofErr w:type="spellEnd"/>
             <w:r>
               <w:rPr>
                 <w:rFonts w:asciiTheme="minorBidi" w:hAnsiTheme="minorBidi"/>
               </w:rPr>
               <w:t xml:space="preserve">), </w:t>
             </w:r>
+            <w:proofErr w:type="spellStart"/>
             <w:r>
               <w:rPr>
                 <w:rFonts w:asciiTheme="minorBidi" w:hAnsiTheme="minorBidi"/>
@@ -2228,12 +2823,14 @@
               </w:rPr>
               <w:t>floorNumber</w:t>
             </w:r>
+            <w:proofErr w:type="spellEnd"/>
             <w:r>
               <w:rPr>
                 <w:rFonts w:asciiTheme="minorBidi" w:hAnsiTheme="minorBidi"/>
               </w:rPr>
               <w:t xml:space="preserve">, </w:t>
             </w:r>
+            <w:proofErr w:type="spellStart"/>
             <w:r>
               <w:rPr>
                 <w:rFonts w:asciiTheme="minorBidi" w:hAnsiTheme="minorBidi"/>
@@ -2241,6 +2838,7 @@
               </w:rPr>
               <w:t>spaceNumber</w:t>
             </w:r>
+            <w:proofErr w:type="spellEnd"/>
             <w:r>
               <w:rPr>
                 <w:rFonts w:asciiTheme="minorBidi" w:hAnsiTheme="minorBidi"/>
@@ -2262,6 +2860,7 @@
                 <w:rtl/>
               </w:rPr>
             </w:pPr>
+            <w:proofErr w:type="spellStart"/>
             <w:r>
               <w:rPr>
                 <w:rFonts w:asciiTheme="minorBidi" w:hAnsiTheme="minorBidi"/>
@@ -2270,6 +2869,7 @@
               </w:rPr>
               <w:t>ParkingSpace</w:t>
             </w:r>
+            <w:proofErr w:type="spellEnd"/>
           </w:p>
         </w:tc>
       </w:tr>
@@ -2290,6 +2890,7 @@
                 <w:rtl/>
               </w:rPr>
             </w:pPr>
+            <w:proofErr w:type="spellStart"/>
             <w:r>
               <w:rPr>
                 <w:rFonts w:asciiTheme="minorBidi" w:hAnsiTheme="minorBidi"/>
@@ -2297,7 +2898,17 @@
                 <w:szCs w:val="22"/>
                 <w:u w:val="single"/>
               </w:rPr>
-              <w:t xml:space="preserve">vehicleNumber(FK </w:t>
+              <w:t>vehicleNumber</w:t>
+            </w:r>
+            <w:proofErr w:type="spellEnd"/>
+            <w:r>
+              <w:rPr>
+                <w:rFonts w:asciiTheme="minorBidi" w:hAnsiTheme="minorBidi"/>
+                <w:sz w:val="22"/>
+                <w:szCs w:val="22"/>
+                <w:u w:val="single"/>
+              </w:rPr>
+              <w:t xml:space="preserve">(FK </w:t>
             </w:r>
             <w:r>
               <w:rPr>
@@ -2307,6 +2918,7 @@
               </w:rPr>
               <w:t xml:space="preserve"> Vehicle), </w:t>
             </w:r>
+            <w:proofErr w:type="spellStart"/>
             <w:r>
               <w:rPr>
                 <w:rFonts w:asciiTheme="minorBidi" w:hAnsiTheme="minorBidi"/>
@@ -2316,14 +2928,34 @@
               </w:rPr>
               <w:t>uniqueNumber</w:t>
             </w:r>
-            <w:r>
-              <w:rPr>
-                <w:rFonts w:asciiTheme="minorBidi" w:hAnsiTheme="minorBidi"/>
-                <w:sz w:val="22"/>
-                <w:szCs w:val="22"/>
-              </w:rPr>
-              <w:t xml:space="preserve">(FK  ParkingSpace) , </w:t>
-            </w:r>
+            <w:proofErr w:type="spellEnd"/>
+            <w:r>
+              <w:rPr>
+                <w:rFonts w:asciiTheme="minorBidi" w:hAnsiTheme="minorBidi"/>
+                <w:sz w:val="22"/>
+                <w:szCs w:val="22"/>
+              </w:rPr>
+              <w:t xml:space="preserve">(FK  </w:t>
+            </w:r>
+            <w:proofErr w:type="spellStart"/>
+            <w:r>
+              <w:rPr>
+                <w:rFonts w:asciiTheme="minorBidi" w:hAnsiTheme="minorBidi"/>
+                <w:sz w:val="22"/>
+                <w:szCs w:val="22"/>
+              </w:rPr>
+              <w:t>ParkingSpace</w:t>
+            </w:r>
+            <w:proofErr w:type="spellEnd"/>
+            <w:r>
+              <w:rPr>
+                <w:rFonts w:asciiTheme="minorBidi" w:hAnsiTheme="minorBidi"/>
+                <w:sz w:val="22"/>
+                <w:szCs w:val="22"/>
+              </w:rPr>
+              <w:t xml:space="preserve">) , </w:t>
+            </w:r>
+            <w:proofErr w:type="spellStart"/>
             <w:r>
               <w:rPr>
                 <w:rFonts w:asciiTheme="minorBidi" w:hAnsiTheme="minorBidi"/>
@@ -2333,14 +2965,34 @@
               </w:rPr>
               <w:t>floorNumber</w:t>
             </w:r>
-            <w:r>
-              <w:rPr>
-                <w:rFonts w:asciiTheme="minorBidi" w:hAnsiTheme="minorBidi"/>
-                <w:sz w:val="22"/>
-                <w:szCs w:val="22"/>
-              </w:rPr>
-              <w:t xml:space="preserve">(FK  ParkingSpace) , </w:t>
-            </w:r>
+            <w:proofErr w:type="spellEnd"/>
+            <w:r>
+              <w:rPr>
+                <w:rFonts w:asciiTheme="minorBidi" w:hAnsiTheme="minorBidi"/>
+                <w:sz w:val="22"/>
+                <w:szCs w:val="22"/>
+              </w:rPr>
+              <w:t xml:space="preserve">(FK  </w:t>
+            </w:r>
+            <w:proofErr w:type="spellStart"/>
+            <w:r>
+              <w:rPr>
+                <w:rFonts w:asciiTheme="minorBidi" w:hAnsiTheme="minorBidi"/>
+                <w:sz w:val="22"/>
+                <w:szCs w:val="22"/>
+              </w:rPr>
+              <w:t>ParkingSpace</w:t>
+            </w:r>
+            <w:proofErr w:type="spellEnd"/>
+            <w:r>
+              <w:rPr>
+                <w:rFonts w:asciiTheme="minorBidi" w:hAnsiTheme="minorBidi"/>
+                <w:sz w:val="22"/>
+                <w:szCs w:val="22"/>
+              </w:rPr>
+              <w:t xml:space="preserve">) , </w:t>
+            </w:r>
+            <w:proofErr w:type="spellStart"/>
             <w:r>
               <w:rPr>
                 <w:rFonts w:asciiTheme="minorBidi" w:hAnsiTheme="minorBidi"/>
@@ -2348,16 +3000,9 @@
                 <w:szCs w:val="22"/>
                 <w:u w:val="single"/>
               </w:rPr>
-              <w:t xml:space="preserve">spaceNumber(FK </w:t>
-            </w:r>
-            <w:r>
-              <w:rPr>
-                <w:rFonts w:asciiTheme="minorBidi" w:hAnsiTheme="minorBidi"/>
-                <w:sz w:val="22"/>
-                <w:szCs w:val="22"/>
-              </w:rPr>
-              <w:t xml:space="preserve"> ParkingSpace), </w:t>
-            </w:r>
+              <w:t>spaceNumber</w:t>
+            </w:r>
+            <w:proofErr w:type="spellEnd"/>
             <w:r>
               <w:rPr>
                 <w:rFonts w:asciiTheme="minorBidi" w:hAnsiTheme="minorBidi"/>
@@ -2365,16 +3010,81 @@
                 <w:szCs w:val="22"/>
                 <w:u w:val="single"/>
               </w:rPr>
+              <w:t xml:space="preserve">(FK </w:t>
+            </w:r>
+            <w:r>
+              <w:rPr>
+                <w:rFonts w:asciiTheme="minorBidi" w:hAnsiTheme="minorBidi"/>
+                <w:sz w:val="22"/>
+                <w:szCs w:val="22"/>
+              </w:rPr>
+              <w:t xml:space="preserve"> </w:t>
+            </w:r>
+            <w:proofErr w:type="spellStart"/>
+            <w:r>
+              <w:rPr>
+                <w:rFonts w:asciiTheme="minorBidi" w:hAnsiTheme="minorBidi"/>
+                <w:sz w:val="22"/>
+                <w:szCs w:val="22"/>
+              </w:rPr>
+              <w:t>ParkingSpace</w:t>
+            </w:r>
+            <w:proofErr w:type="spellEnd"/>
+            <w:r>
+              <w:rPr>
+                <w:rFonts w:asciiTheme="minorBidi" w:hAnsiTheme="minorBidi"/>
+                <w:sz w:val="22"/>
+                <w:szCs w:val="22"/>
+              </w:rPr>
+              <w:t xml:space="preserve">), </w:t>
+            </w:r>
+            <w:proofErr w:type="spellStart"/>
+            <w:r>
+              <w:rPr>
+                <w:rFonts w:asciiTheme="minorBidi" w:hAnsiTheme="minorBidi"/>
+                <w:sz w:val="22"/>
+                <w:szCs w:val="22"/>
+                <w:u w:val="single"/>
+              </w:rPr>
               <w:t>startTime</w:t>
             </w:r>
-            <w:r>
-              <w:rPr>
-                <w:rFonts w:asciiTheme="minorBidi" w:hAnsiTheme="minorBidi"/>
-                <w:sz w:val="22"/>
-                <w:szCs w:val="22"/>
-              </w:rPr>
-              <w:t>, endTime, amountPaid</w:t>
-            </w:r>
+            <w:proofErr w:type="spellEnd"/>
+            <w:r>
+              <w:rPr>
+                <w:rFonts w:asciiTheme="minorBidi" w:hAnsiTheme="minorBidi"/>
+                <w:sz w:val="22"/>
+                <w:szCs w:val="22"/>
+              </w:rPr>
+              <w:t xml:space="preserve">, </w:t>
+            </w:r>
+            <w:proofErr w:type="spellStart"/>
+            <w:r>
+              <w:rPr>
+                <w:rFonts w:asciiTheme="minorBidi" w:hAnsiTheme="minorBidi"/>
+                <w:sz w:val="22"/>
+                <w:szCs w:val="22"/>
+              </w:rPr>
+              <w:t>endTime</w:t>
+            </w:r>
+            <w:proofErr w:type="spellEnd"/>
+            <w:r>
+              <w:rPr>
+                <w:rFonts w:asciiTheme="minorBidi" w:hAnsiTheme="minorBidi"/>
+                <w:sz w:val="22"/>
+                <w:szCs w:val="22"/>
+              </w:rPr>
+              <w:t xml:space="preserve">, </w:t>
+            </w:r>
+            <w:proofErr w:type="spellStart"/>
+            <w:r>
+              <w:rPr>
+                <w:rFonts w:asciiTheme="minorBidi" w:hAnsiTheme="minorBidi"/>
+                <w:sz w:val="22"/>
+                <w:szCs w:val="22"/>
+              </w:rPr>
+              <w:t>amountPaid</w:t>
+            </w:r>
+            <w:proofErr w:type="spellEnd"/>
           </w:p>
         </w:tc>
         <w:tc>
@@ -2390,12 +3100,14 @@
                 <w:rtl/>
               </w:rPr>
             </w:pPr>
+            <w:proofErr w:type="spellStart"/>
             <w:r>
               <w:rPr>
                 <w:rFonts w:asciiTheme="minorBidi" w:hAnsiTheme="minorBidi"/>
               </w:rPr>
               <w:t>ParksIn</w:t>
             </w:r>
+            <w:proofErr w:type="spellEnd"/>
           </w:p>
         </w:tc>
       </w:tr>
@@ -2416,6 +3128,7 @@
                 <w:rtl/>
               </w:rPr>
             </w:pPr>
+            <w:proofErr w:type="spellStart"/>
             <w:r>
               <w:rPr>
                 <w:rFonts w:asciiTheme="minorBidi" w:hAnsiTheme="minorBidi"/>
@@ -2425,14 +3138,79 @@
               </w:rPr>
               <w:t>uniqueNumber</w:t>
             </w:r>
-            <w:r>
-              <w:rPr>
-                <w:rFonts w:asciiTheme="minorBidi" w:hAnsiTheme="minorBidi"/>
-                <w:sz w:val="22"/>
-                <w:szCs w:val="22"/>
-              </w:rPr>
-              <w:t>(FK ParkingLot), pricePerMinute, concurrentCapacity, avgWashTime</w:t>
-            </w:r>
+            <w:proofErr w:type="spellEnd"/>
+            <w:r>
+              <w:rPr>
+                <w:rFonts w:asciiTheme="minorBidi" w:hAnsiTheme="minorBidi"/>
+                <w:sz w:val="22"/>
+                <w:szCs w:val="22"/>
+              </w:rPr>
+              <w:t xml:space="preserve">(FK </w:t>
+            </w:r>
+            <w:proofErr w:type="spellStart"/>
+            <w:r>
+              <w:rPr>
+                <w:rFonts w:asciiTheme="minorBidi" w:hAnsiTheme="minorBidi"/>
+                <w:sz w:val="22"/>
+                <w:szCs w:val="22"/>
+              </w:rPr>
+              <w:t>ParkingLot</w:t>
+            </w:r>
+            <w:proofErr w:type="spellEnd"/>
+            <w:r>
+              <w:rPr>
+                <w:rFonts w:asciiTheme="minorBidi" w:hAnsiTheme="minorBidi"/>
+                <w:sz w:val="22"/>
+                <w:szCs w:val="22"/>
+              </w:rPr>
+              <w:t xml:space="preserve">), </w:t>
+            </w:r>
+            <w:proofErr w:type="spellStart"/>
+            <w:r>
+              <w:rPr>
+                <w:rFonts w:asciiTheme="minorBidi" w:hAnsiTheme="minorBidi"/>
+                <w:sz w:val="22"/>
+                <w:szCs w:val="22"/>
+              </w:rPr>
+              <w:t>pricePerMinute</w:t>
+            </w:r>
+            <w:proofErr w:type="spellEnd"/>
+            <w:r>
+              <w:rPr>
+                <w:rFonts w:asciiTheme="minorBidi" w:hAnsiTheme="minorBidi"/>
+                <w:sz w:val="22"/>
+                <w:szCs w:val="22"/>
+              </w:rPr>
+              <w:t xml:space="preserve">, </w:t>
+            </w:r>
+            <w:proofErr w:type="spellStart"/>
+            <w:r>
+              <w:rPr>
+                <w:rFonts w:asciiTheme="minorBidi" w:hAnsiTheme="minorBidi"/>
+                <w:sz w:val="22"/>
+                <w:szCs w:val="22"/>
+              </w:rPr>
+              <w:t>concurrentCapacity</w:t>
+            </w:r>
+            <w:proofErr w:type="spellEnd"/>
+            <w:r>
+              <w:rPr>
+                <w:rFonts w:asciiTheme="minorBidi" w:hAnsiTheme="minorBidi"/>
+                <w:sz w:val="22"/>
+                <w:szCs w:val="22"/>
+              </w:rPr>
+              <w:t xml:space="preserve">, </w:t>
+            </w:r>
+            <w:proofErr w:type="spellStart"/>
+            <w:r>
+              <w:rPr>
+                <w:rFonts w:asciiTheme="minorBidi" w:hAnsiTheme="minorBidi"/>
+                <w:sz w:val="22"/>
+                <w:szCs w:val="22"/>
+              </w:rPr>
+              <w:t>avgWashTime</w:t>
+            </w:r>
+            <w:proofErr w:type="spellEnd"/>
           </w:p>
         </w:tc>
         <w:tc>
@@ -2448,6 +3226,7 @@
                 <w:rtl/>
               </w:rPr>
             </w:pPr>
+            <w:proofErr w:type="spellStart"/>
             <w:r>
               <w:rPr>
                 <w:rFonts w:asciiTheme="minorBidi" w:hAnsiTheme="minorBidi"/>
@@ -2456,6 +3235,7 @@
               </w:rPr>
               <w:t>CarWashService</w:t>
             </w:r>
+            <w:proofErr w:type="spellEnd"/>
           </w:p>
         </w:tc>
       </w:tr>
@@ -2476,6 +3256,7 @@
                 <w:rtl/>
               </w:rPr>
             </w:pPr>
+            <w:proofErr w:type="spellStart"/>
             <w:r>
               <w:rPr>
                 <w:rFonts w:asciiTheme="minorBidi" w:hAnsiTheme="minorBidi"/>
@@ -2485,13 +3266,32 @@
               </w:rPr>
               <w:t>uniqueNumber</w:t>
             </w:r>
-            <w:r>
-              <w:rPr>
-                <w:rFonts w:asciiTheme="minorBidi" w:hAnsiTheme="minorBidi"/>
-                <w:sz w:val="22"/>
-                <w:szCs w:val="22"/>
-              </w:rPr>
-              <w:t>(FK CarWashService),</w:t>
+            <w:proofErr w:type="spellEnd"/>
+            <w:r>
+              <w:rPr>
+                <w:rFonts w:asciiTheme="minorBidi" w:hAnsiTheme="minorBidi"/>
+                <w:sz w:val="22"/>
+                <w:szCs w:val="22"/>
+              </w:rPr>
+              <w:t xml:space="preserve">(FK </w:t>
+            </w:r>
+            <w:proofErr w:type="spellStart"/>
+            <w:r>
+              <w:rPr>
+                <w:rFonts w:asciiTheme="minorBidi" w:hAnsiTheme="minorBidi"/>
+                <w:sz w:val="22"/>
+                <w:szCs w:val="22"/>
+              </w:rPr>
+              <w:t>CarWashService</w:t>
+            </w:r>
+            <w:proofErr w:type="spellEnd"/>
+            <w:r>
+              <w:rPr>
+                <w:rFonts w:asciiTheme="minorBidi" w:hAnsiTheme="minorBidi"/>
+                <w:sz w:val="22"/>
+                <w:szCs w:val="22"/>
+              </w:rPr>
+              <w:t>),</w:t>
             </w:r>
             <w:r>
               <w:rPr>
@@ -2499,6 +3299,7 @@
               </w:rPr>
               <w:t xml:space="preserve"> </w:t>
             </w:r>
+            <w:proofErr w:type="spellStart"/>
             <w:r>
               <w:rPr>
                 <w:rFonts w:asciiTheme="minorBidi" w:hAnsiTheme="minorBidi"/>
@@ -2514,7 +3315,34 @@
                 <w:sz w:val="22"/>
                 <w:szCs w:val="22"/>
               </w:rPr>
-              <w:t>r(FKVehicle),</w:t>
+              <w:t>r</w:t>
+            </w:r>
+            <w:proofErr w:type="spellEnd"/>
+            <w:r>
+              <w:rPr>
+                <w:rFonts w:asciiTheme="minorBidi" w:hAnsiTheme="minorBidi"/>
+                <w:sz w:val="22"/>
+                <w:szCs w:val="22"/>
+              </w:rPr>
+              <w:t>(</w:t>
+            </w:r>
+            <w:proofErr w:type="spellStart"/>
+            <w:r>
+              <w:rPr>
+                <w:rFonts w:asciiTheme="minorBidi" w:hAnsiTheme="minorBidi"/>
+                <w:sz w:val="22"/>
+                <w:szCs w:val="22"/>
+              </w:rPr>
+              <w:t>FKVehicle</w:t>
+            </w:r>
+            <w:proofErr w:type="spellEnd"/>
+            <w:r>
+              <w:rPr>
+                <w:rFonts w:asciiTheme="minorBidi" w:hAnsiTheme="minorBidi"/>
+                <w:sz w:val="22"/>
+                <w:szCs w:val="22"/>
+              </w:rPr>
+              <w:t>),</w:t>
             </w:r>
             <w:r>
               <w:rPr>
@@ -2522,6 +3350,7 @@
               </w:rPr>
               <w:t xml:space="preserve"> </w:t>
             </w:r>
+            <w:proofErr w:type="spellStart"/>
             <w:r>
               <w:rPr>
                 <w:rFonts w:asciiTheme="minorBidi" w:hAnsiTheme="minorBidi"/>
@@ -2531,14 +3360,43 @@
               </w:rPr>
               <w:t>startTime</w:t>
             </w:r>
-            <w:r>
-              <w:rPr>
-                <w:rFonts w:asciiTheme="minorBidi" w:hAnsiTheme="minorBidi"/>
-                <w:sz w:val="22"/>
-                <w:szCs w:val="22"/>
-              </w:rPr>
-              <w:t>, endTime, amountPaid</w:t>
-            </w:r>
+            <w:proofErr w:type="spellEnd"/>
+            <w:r>
+              <w:rPr>
+                <w:rFonts w:asciiTheme="minorBidi" w:hAnsiTheme="minorBidi"/>
+                <w:sz w:val="22"/>
+                <w:szCs w:val="22"/>
+              </w:rPr>
+              <w:t xml:space="preserve">, </w:t>
+            </w:r>
+            <w:proofErr w:type="spellStart"/>
+            <w:r>
+              <w:rPr>
+                <w:rFonts w:asciiTheme="minorBidi" w:hAnsiTheme="minorBidi"/>
+                <w:sz w:val="22"/>
+                <w:szCs w:val="22"/>
+              </w:rPr>
+              <w:t>endTime</w:t>
+            </w:r>
+            <w:proofErr w:type="spellEnd"/>
+            <w:r>
+              <w:rPr>
+                <w:rFonts w:asciiTheme="minorBidi" w:hAnsiTheme="minorBidi"/>
+                <w:sz w:val="22"/>
+                <w:szCs w:val="22"/>
+              </w:rPr>
+              <w:t xml:space="preserve">, </w:t>
+            </w:r>
+            <w:proofErr w:type="spellStart"/>
+            <w:r>
+              <w:rPr>
+                <w:rFonts w:asciiTheme="minorBidi" w:hAnsiTheme="minorBidi"/>
+                <w:sz w:val="22"/>
+                <w:szCs w:val="22"/>
+              </w:rPr>
+              <w:t>amountPaid</w:t>
+            </w:r>
+            <w:proofErr w:type="spellEnd"/>
           </w:p>
         </w:tc>
         <w:tc>
@@ -2633,6 +3491,939 @@
       <w:pPr>
         <w:rPr>
           <w:rFonts w:asciiTheme="minorBidi" w:hAnsiTheme="minorBidi"/>
+        </w:rPr>
+      </w:pPr>
+      <w:r>
+        <w:rPr>
+          <w:rFonts w:asciiTheme="minorBidi" w:hAnsiTheme="minorBidi"/>
+        </w:rPr>
+        <w:t>1.6</w:t>
+      </w:r>
+    </w:p>
+    <w:tbl>
+      <w:tblPr>
+        <w:tblStyle w:val="TableGrid"/>
+        <w:bidiVisual/>
+        <w:tblW w:w="0" w:type="auto"/>
+        <w:tblLook w:val="04A0" w:firstRow="1" w:lastRow="0" w:firstColumn="1" w:lastColumn="0" w:noHBand="0" w:noVBand="1"/>
+      </w:tblPr>
+      <w:tblGrid>
+        <w:gridCol w:w="6137"/>
+        <w:gridCol w:w="2159"/>
+      </w:tblGrid>
+      <w:tr>
+        <w:trPr>
+          <w:trHeight w:val="432"/>
+        </w:trPr>
+        <w:tc>
+          <w:tcPr>
+            <w:tcW w:w="6137" w:type="dxa"/>
+            <w:vAlign w:val="center"/>
+          </w:tcPr>
+          <w:p>
+            <w:pPr>
+              <w:jc w:val="right"/>
+              <w:rPr>
+                <w:rFonts w:asciiTheme="minorBidi" w:hAnsiTheme="minorBidi"/>
+                <w:rtl/>
+              </w:rPr>
+            </w:pPr>
+            <w:proofErr w:type="spellStart"/>
+            <w:r>
+              <w:rPr>
+                <w:rFonts w:asciiTheme="minorBidi" w:hAnsiTheme="minorBidi"/>
+                <w:sz w:val="22"/>
+                <w:szCs w:val="22"/>
+                <w:u w:val="single"/>
+              </w:rPr>
+              <w:t>uniqueNumber</w:t>
+            </w:r>
+            <w:proofErr w:type="spellEnd"/>
+            <w:r>
+              <w:rPr>
+                <w:rFonts w:asciiTheme="minorBidi" w:hAnsiTheme="minorBidi"/>
+                <w:sz w:val="22"/>
+                <w:szCs w:val="22"/>
+              </w:rPr>
+              <w:t>, name, address, price</w:t>
+            </w:r>
+          </w:p>
+        </w:tc>
+        <w:tc>
+          <w:tcPr>
+            <w:tcW w:w="2159" w:type="dxa"/>
+            <w:vAlign w:val="center"/>
+          </w:tcPr>
+          <w:p>
+            <w:pPr>
+              <w:jc w:val="right"/>
+              <w:rPr>
+                <w:rFonts w:asciiTheme="minorBidi" w:hAnsiTheme="minorBidi"/>
+                <w:rtl/>
+              </w:rPr>
+            </w:pPr>
+            <w:proofErr w:type="spellStart"/>
+            <w:r>
+              <w:rPr>
+                <w:rFonts w:asciiTheme="minorBidi" w:hAnsiTheme="minorBidi"/>
+                <w:sz w:val="22"/>
+                <w:szCs w:val="22"/>
+              </w:rPr>
+              <w:t>ParkingLot</w:t>
+            </w:r>
+            <w:proofErr w:type="spellEnd"/>
+          </w:p>
+        </w:tc>
+      </w:tr>
+      <w:tr>
+        <w:trPr>
+          <w:trHeight w:val="432"/>
+        </w:trPr>
+        <w:tc>
+          <w:tcPr>
+            <w:tcW w:w="6137" w:type="dxa"/>
+            <w:vAlign w:val="center"/>
+          </w:tcPr>
+          <w:p>
+            <w:pPr>
+              <w:jc w:val="right"/>
+              <w:rPr>
+                <w:rFonts w:asciiTheme="minorBidi" w:hAnsiTheme="minorBidi"/>
+                <w:rtl/>
+              </w:rPr>
+            </w:pPr>
+            <w:proofErr w:type="spellStart"/>
+            <w:r>
+              <w:rPr>
+                <w:rFonts w:asciiTheme="minorBidi" w:hAnsiTheme="minorBidi"/>
+                <w:sz w:val="22"/>
+                <w:szCs w:val="22"/>
+                <w:u w:val="single"/>
+              </w:rPr>
+              <w:t>uniqueNumber</w:t>
+            </w:r>
+            <w:proofErr w:type="spellEnd"/>
+            <w:r>
+              <w:rPr>
+                <w:rFonts w:asciiTheme="minorBidi" w:hAnsiTheme="minorBidi"/>
+                <w:sz w:val="22"/>
+                <w:szCs w:val="22"/>
+              </w:rPr>
+              <w:t xml:space="preserve">(FK </w:t>
+            </w:r>
+            <w:proofErr w:type="spellStart"/>
+            <w:r>
+              <w:rPr>
+                <w:rFonts w:asciiTheme="minorBidi" w:hAnsiTheme="minorBidi"/>
+                <w:sz w:val="22"/>
+                <w:szCs w:val="22"/>
+              </w:rPr>
+              <w:t>ParkingLot</w:t>
+            </w:r>
+            <w:proofErr w:type="spellEnd"/>
+            <w:r>
+              <w:rPr>
+                <w:rFonts w:asciiTheme="minorBidi" w:hAnsiTheme="minorBidi"/>
+                <w:sz w:val="22"/>
+                <w:szCs w:val="22"/>
+              </w:rPr>
+              <w:t xml:space="preserve">), </w:t>
+            </w:r>
+            <w:proofErr w:type="spellStart"/>
+            <w:r>
+              <w:rPr>
+                <w:rFonts w:asciiTheme="minorBidi" w:hAnsiTheme="minorBidi"/>
+                <w:sz w:val="22"/>
+                <w:szCs w:val="22"/>
+              </w:rPr>
+              <w:t>numberOfGraceMinutes</w:t>
+            </w:r>
+            <w:proofErr w:type="spellEnd"/>
+          </w:p>
+        </w:tc>
+        <w:tc>
+          <w:tcPr>
+            <w:tcW w:w="2159" w:type="dxa"/>
+            <w:vAlign w:val="center"/>
+          </w:tcPr>
+          <w:p>
+            <w:pPr>
+              <w:jc w:val="right"/>
+              <w:rPr>
+                <w:rFonts w:asciiTheme="minorBidi" w:hAnsiTheme="minorBidi"/>
+                <w:rtl/>
+              </w:rPr>
+            </w:pPr>
+            <w:proofErr w:type="spellStart"/>
+            <w:r>
+              <w:rPr>
+                <w:rFonts w:asciiTheme="minorBidi" w:hAnsiTheme="minorBidi"/>
+                <w:sz w:val="22"/>
+                <w:szCs w:val="22"/>
+              </w:rPr>
+              <w:t>MinutesParkingLot</w:t>
+            </w:r>
+            <w:proofErr w:type="spellEnd"/>
+          </w:p>
+        </w:tc>
+      </w:tr>
+      <w:tr>
+        <w:trPr>
+          <w:trHeight w:val="432"/>
+        </w:trPr>
+        <w:tc>
+          <w:tcPr>
+            <w:tcW w:w="6137" w:type="dxa"/>
+            <w:vAlign w:val="center"/>
+          </w:tcPr>
+          <w:p>
+            <w:pPr>
+              <w:jc w:val="right"/>
+              <w:rPr>
+                <w:rFonts w:asciiTheme="minorBidi" w:hAnsiTheme="minorBidi"/>
+                <w:rtl/>
+              </w:rPr>
+            </w:pPr>
+            <w:proofErr w:type="spellStart"/>
+            <w:r>
+              <w:rPr>
+                <w:rFonts w:asciiTheme="minorBidi" w:hAnsiTheme="minorBidi"/>
+                <w:sz w:val="22"/>
+                <w:szCs w:val="22"/>
+                <w:u w:val="single"/>
+              </w:rPr>
+              <w:t>uniqueNumber</w:t>
+            </w:r>
+            <w:proofErr w:type="spellEnd"/>
+            <w:r>
+              <w:rPr>
+                <w:rFonts w:asciiTheme="minorBidi" w:hAnsiTheme="minorBidi"/>
+                <w:sz w:val="22"/>
+                <w:szCs w:val="22"/>
+              </w:rPr>
+              <w:t xml:space="preserve">(FK </w:t>
+            </w:r>
+            <w:proofErr w:type="spellStart"/>
+            <w:r>
+              <w:rPr>
+                <w:rFonts w:asciiTheme="minorBidi" w:hAnsiTheme="minorBidi"/>
+                <w:sz w:val="22"/>
+                <w:szCs w:val="22"/>
+              </w:rPr>
+              <w:t>ParkingLot</w:t>
+            </w:r>
+            <w:proofErr w:type="spellEnd"/>
+            <w:r>
+              <w:rPr>
+                <w:rFonts w:asciiTheme="minorBidi" w:hAnsiTheme="minorBidi"/>
+                <w:sz w:val="22"/>
+                <w:szCs w:val="22"/>
+              </w:rPr>
+              <w:t xml:space="preserve">), </w:t>
+            </w:r>
+            <w:proofErr w:type="spellStart"/>
+            <w:r>
+              <w:rPr>
+                <w:rFonts w:asciiTheme="minorBidi" w:hAnsiTheme="minorBidi"/>
+                <w:sz w:val="22"/>
+                <w:szCs w:val="22"/>
+              </w:rPr>
+              <w:t>overnightAllowed</w:t>
+            </w:r>
+            <w:proofErr w:type="spellEnd"/>
+            <w:r>
+              <w:rPr>
+                <w:rFonts w:asciiTheme="minorBidi" w:hAnsiTheme="minorBidi"/>
+                <w:sz w:val="22"/>
+                <w:szCs w:val="22"/>
+              </w:rPr>
+              <w:t xml:space="preserve">, </w:t>
+            </w:r>
+            <w:proofErr w:type="spellStart"/>
+            <w:r>
+              <w:rPr>
+                <w:rFonts w:asciiTheme="minorBidi" w:hAnsiTheme="minorBidi"/>
+                <w:sz w:val="22"/>
+                <w:szCs w:val="22"/>
+              </w:rPr>
+              <w:t>maxDaysAllowed</w:t>
+            </w:r>
+            <w:proofErr w:type="spellEnd"/>
+          </w:p>
+        </w:tc>
+        <w:tc>
+          <w:tcPr>
+            <w:tcW w:w="2159" w:type="dxa"/>
+            <w:vAlign w:val="center"/>
+          </w:tcPr>
+          <w:p>
+            <w:pPr>
+              <w:jc w:val="right"/>
+              <w:rPr>
+                <w:rFonts w:asciiTheme="minorBidi" w:hAnsiTheme="minorBidi"/>
+                <w:rtl/>
+              </w:rPr>
+            </w:pPr>
+            <w:proofErr w:type="spellStart"/>
+            <w:r>
+              <w:rPr>
+                <w:rFonts w:asciiTheme="minorBidi" w:hAnsiTheme="minorBidi"/>
+                <w:sz w:val="22"/>
+                <w:szCs w:val="22"/>
+              </w:rPr>
+              <w:t>DailyParkingLot</w:t>
+            </w:r>
+            <w:proofErr w:type="spellEnd"/>
+          </w:p>
+        </w:tc>
+      </w:tr>
+      <w:tr>
+        <w:trPr>
+          <w:trHeight w:val="432"/>
+        </w:trPr>
+        <w:tc>
+          <w:tcPr>
+            <w:tcW w:w="6137" w:type="dxa"/>
+            <w:vAlign w:val="center"/>
+          </w:tcPr>
+          <w:p>
+            <w:pPr>
+              <w:jc w:val="right"/>
+              <w:rPr>
+                <w:rFonts w:asciiTheme="minorBidi" w:hAnsiTheme="minorBidi"/>
+                <w:rtl/>
+              </w:rPr>
+            </w:pPr>
+            <w:proofErr w:type="spellStart"/>
+            <w:r>
+              <w:rPr>
+                <w:rFonts w:asciiTheme="minorBidi" w:hAnsiTheme="minorBidi"/>
+                <w:u w:val="single"/>
+              </w:rPr>
+              <w:t>vehicleNumber</w:t>
+            </w:r>
+            <w:proofErr w:type="spellEnd"/>
+            <w:r>
+              <w:rPr>
+                <w:rFonts w:asciiTheme="minorBidi" w:hAnsiTheme="minorBidi"/>
+              </w:rPr>
+              <w:t>, size, weight, color</w:t>
+            </w:r>
+          </w:p>
+        </w:tc>
+        <w:tc>
+          <w:tcPr>
+            <w:tcW w:w="2159" w:type="dxa"/>
+            <w:vAlign w:val="center"/>
+          </w:tcPr>
+          <w:p>
+            <w:pPr>
+              <w:jc w:val="right"/>
+              <w:rPr>
+                <w:rFonts w:asciiTheme="minorBidi" w:hAnsiTheme="minorBidi"/>
+                <w:rtl/>
+              </w:rPr>
+            </w:pPr>
+            <w:r>
+              <w:rPr>
+                <w:rFonts w:asciiTheme="minorBidi" w:hAnsiTheme="minorBidi"/>
+                <w:sz w:val="22"/>
+                <w:szCs w:val="22"/>
+              </w:rPr>
+              <w:t>Vehicle</w:t>
+            </w:r>
+          </w:p>
+        </w:tc>
+      </w:tr>
+      <w:tr>
+        <w:trPr>
+          <w:trHeight w:val="432"/>
+        </w:trPr>
+        <w:tc>
+          <w:tcPr>
+            <w:tcW w:w="6137" w:type="dxa"/>
+            <w:vAlign w:val="center"/>
+          </w:tcPr>
+          <w:p>
+            <w:pPr>
+              <w:jc w:val="right"/>
+              <w:rPr>
+                <w:rFonts w:asciiTheme="minorBidi" w:hAnsiTheme="minorBidi"/>
+                <w:rtl/>
+              </w:rPr>
+            </w:pPr>
+            <w:proofErr w:type="spellStart"/>
+            <w:r>
+              <w:rPr>
+                <w:rFonts w:asciiTheme="minorBidi" w:hAnsiTheme="minorBidi"/>
+                <w:u w:val="single"/>
+              </w:rPr>
+              <w:t>uniqueNumber</w:t>
+            </w:r>
+            <w:proofErr w:type="spellEnd"/>
+            <w:r>
+              <w:rPr>
+                <w:rFonts w:asciiTheme="minorBidi" w:hAnsiTheme="minorBidi"/>
+                <w:sz w:val="22"/>
+                <w:szCs w:val="22"/>
+              </w:rPr>
+              <w:t xml:space="preserve">(FK </w:t>
+            </w:r>
+            <w:proofErr w:type="spellStart"/>
+            <w:r>
+              <w:rPr>
+                <w:rFonts w:asciiTheme="minorBidi" w:hAnsiTheme="minorBidi"/>
+                <w:sz w:val="22"/>
+                <w:szCs w:val="22"/>
+              </w:rPr>
+              <w:t>ParkingLot</w:t>
+            </w:r>
+            <w:proofErr w:type="spellEnd"/>
+            <w:r>
+              <w:rPr>
+                <w:rFonts w:asciiTheme="minorBidi" w:hAnsiTheme="minorBidi"/>
+              </w:rPr>
+              <w:t xml:space="preserve">), </w:t>
+            </w:r>
+            <w:proofErr w:type="spellStart"/>
+            <w:r>
+              <w:rPr>
+                <w:rFonts w:asciiTheme="minorBidi" w:hAnsiTheme="minorBidi"/>
+                <w:u w:val="single"/>
+              </w:rPr>
+              <w:t>floorNumber</w:t>
+            </w:r>
+            <w:proofErr w:type="spellEnd"/>
+            <w:r>
+              <w:rPr>
+                <w:rFonts w:asciiTheme="minorBidi" w:hAnsiTheme="minorBidi"/>
+              </w:rPr>
+              <w:t xml:space="preserve">, </w:t>
+            </w:r>
+            <w:proofErr w:type="spellStart"/>
+            <w:r>
+              <w:rPr>
+                <w:rFonts w:asciiTheme="minorBidi" w:hAnsiTheme="minorBidi"/>
+                <w:u w:val="single"/>
+              </w:rPr>
+              <w:t>spaceNumber</w:t>
+            </w:r>
+            <w:proofErr w:type="spellEnd"/>
+            <w:r>
+              <w:rPr>
+                <w:rFonts w:asciiTheme="minorBidi" w:hAnsiTheme="minorBidi"/>
+              </w:rPr>
+              <w:t>, x, y, size</w:t>
+            </w:r>
+          </w:p>
+        </w:tc>
+        <w:tc>
+          <w:tcPr>
+            <w:tcW w:w="2159" w:type="dxa"/>
+            <w:vAlign w:val="center"/>
+          </w:tcPr>
+          <w:p>
+            <w:pPr>
+              <w:jc w:val="right"/>
+              <w:rPr>
+                <w:rFonts w:asciiTheme="minorBidi" w:hAnsiTheme="minorBidi"/>
+                <w:rtl/>
+              </w:rPr>
+            </w:pPr>
+            <w:proofErr w:type="spellStart"/>
+            <w:r>
+              <w:rPr>
+                <w:rFonts w:asciiTheme="minorBidi" w:hAnsiTheme="minorBidi"/>
+                <w:sz w:val="22"/>
+                <w:szCs w:val="22"/>
+              </w:rPr>
+              <w:t>ParkingSpace</w:t>
+            </w:r>
+            <w:proofErr w:type="spellEnd"/>
+          </w:p>
+        </w:tc>
+      </w:tr>
+      <w:tr>
+        <w:trPr>
+          <w:trHeight w:val="432"/>
+        </w:trPr>
+        <w:tc>
+          <w:tcPr>
+            <w:tcW w:w="6137" w:type="dxa"/>
+            <w:vAlign w:val="center"/>
+          </w:tcPr>
+          <w:p>
+            <w:pPr>
+              <w:jc w:val="right"/>
+              <w:rPr>
+                <w:rFonts w:asciiTheme="minorBidi" w:hAnsiTheme="minorBidi"/>
+                <w:rtl/>
+              </w:rPr>
+            </w:pPr>
+            <w:proofErr w:type="spellStart"/>
+            <w:r>
+              <w:rPr>
+                <w:rFonts w:asciiTheme="minorBidi" w:hAnsiTheme="minorBidi"/>
+                <w:sz w:val="22"/>
+                <w:szCs w:val="22"/>
+                <w:u w:val="single"/>
+              </w:rPr>
+              <w:t>vehicleNumber</w:t>
+            </w:r>
+            <w:proofErr w:type="spellEnd"/>
+            <w:r>
+              <w:rPr>
+                <w:rFonts w:asciiTheme="minorBidi" w:hAnsiTheme="minorBidi"/>
+                <w:sz w:val="22"/>
+                <w:szCs w:val="22"/>
+                <w:u w:val="single"/>
+              </w:rPr>
+              <w:t xml:space="preserve">(FK </w:t>
+            </w:r>
+            <w:r>
+              <w:rPr>
+                <w:rFonts w:asciiTheme="minorBidi" w:hAnsiTheme="minorBidi"/>
+                <w:sz w:val="22"/>
+                <w:szCs w:val="22"/>
+              </w:rPr>
+              <w:t xml:space="preserve"> Vehicle), </w:t>
+            </w:r>
+            <w:proofErr w:type="spellStart"/>
+            <w:r>
+              <w:rPr>
+                <w:rFonts w:asciiTheme="minorBidi" w:hAnsiTheme="minorBidi"/>
+                <w:sz w:val="22"/>
+                <w:szCs w:val="22"/>
+                <w:u w:val="single"/>
+              </w:rPr>
+              <w:t>uniqueNumber</w:t>
+            </w:r>
+            <w:proofErr w:type="spellEnd"/>
+            <w:r>
+              <w:rPr>
+                <w:rFonts w:asciiTheme="minorBidi" w:hAnsiTheme="minorBidi"/>
+                <w:sz w:val="22"/>
+                <w:szCs w:val="22"/>
+              </w:rPr>
+              <w:t xml:space="preserve">(FK  </w:t>
+            </w:r>
+            <w:proofErr w:type="spellStart"/>
+            <w:r>
+              <w:rPr>
+                <w:rFonts w:asciiTheme="minorBidi" w:hAnsiTheme="minorBidi"/>
+                <w:sz w:val="22"/>
+                <w:szCs w:val="22"/>
+              </w:rPr>
+              <w:t>ParkingSpace</w:t>
+            </w:r>
+            <w:proofErr w:type="spellEnd"/>
+            <w:r>
+              <w:rPr>
+                <w:rFonts w:asciiTheme="minorBidi" w:hAnsiTheme="minorBidi"/>
+                <w:sz w:val="22"/>
+                <w:szCs w:val="22"/>
+              </w:rPr>
+              <w:t xml:space="preserve">) , </w:t>
+            </w:r>
+            <w:proofErr w:type="spellStart"/>
+            <w:r>
+              <w:rPr>
+                <w:rFonts w:asciiTheme="minorBidi" w:hAnsiTheme="minorBidi"/>
+                <w:sz w:val="22"/>
+                <w:szCs w:val="22"/>
+                <w:u w:val="single"/>
+              </w:rPr>
+              <w:t>floorNumber</w:t>
+            </w:r>
+            <w:proofErr w:type="spellEnd"/>
+            <w:r>
+              <w:rPr>
+                <w:rFonts w:asciiTheme="minorBidi" w:hAnsiTheme="minorBidi"/>
+                <w:sz w:val="22"/>
+                <w:szCs w:val="22"/>
+              </w:rPr>
+              <w:t xml:space="preserve">(FK  </w:t>
+            </w:r>
+            <w:proofErr w:type="spellStart"/>
+            <w:r>
+              <w:rPr>
+                <w:rFonts w:asciiTheme="minorBidi" w:hAnsiTheme="minorBidi"/>
+                <w:sz w:val="22"/>
+                <w:szCs w:val="22"/>
+              </w:rPr>
+              <w:t>ParkingSpace</w:t>
+            </w:r>
+            <w:proofErr w:type="spellEnd"/>
+            <w:r>
+              <w:rPr>
+                <w:rFonts w:asciiTheme="minorBidi" w:hAnsiTheme="minorBidi"/>
+                <w:sz w:val="22"/>
+                <w:szCs w:val="22"/>
+              </w:rPr>
+              <w:t xml:space="preserve">) , </w:t>
+            </w:r>
+            <w:proofErr w:type="spellStart"/>
+            <w:r>
+              <w:rPr>
+                <w:rFonts w:asciiTheme="minorBidi" w:hAnsiTheme="minorBidi"/>
+                <w:sz w:val="22"/>
+                <w:szCs w:val="22"/>
+                <w:u w:val="single"/>
+              </w:rPr>
+              <w:t>spaceNumber</w:t>
+            </w:r>
+            <w:proofErr w:type="spellEnd"/>
+            <w:r>
+              <w:rPr>
+                <w:rFonts w:asciiTheme="minorBidi" w:hAnsiTheme="minorBidi"/>
+                <w:sz w:val="22"/>
+                <w:szCs w:val="22"/>
+                <w:u w:val="single"/>
+              </w:rPr>
+              <w:t xml:space="preserve">(FK </w:t>
+            </w:r>
+            <w:r>
+              <w:rPr>
+                <w:rFonts w:asciiTheme="minorBidi" w:hAnsiTheme="minorBidi"/>
+                <w:sz w:val="22"/>
+                <w:szCs w:val="22"/>
+              </w:rPr>
+              <w:t xml:space="preserve"> </w:t>
+            </w:r>
+            <w:proofErr w:type="spellStart"/>
+            <w:r>
+              <w:rPr>
+                <w:rFonts w:asciiTheme="minorBidi" w:hAnsiTheme="minorBidi"/>
+                <w:sz w:val="22"/>
+                <w:szCs w:val="22"/>
+              </w:rPr>
+              <w:t>ParkingSpace</w:t>
+            </w:r>
+            <w:proofErr w:type="spellEnd"/>
+            <w:r>
+              <w:rPr>
+                <w:rFonts w:asciiTheme="minorBidi" w:hAnsiTheme="minorBidi"/>
+                <w:sz w:val="22"/>
+                <w:szCs w:val="22"/>
+              </w:rPr>
+              <w:t xml:space="preserve">), </w:t>
+            </w:r>
+            <w:proofErr w:type="spellStart"/>
+            <w:r>
+              <w:rPr>
+                <w:rFonts w:asciiTheme="minorBidi" w:hAnsiTheme="minorBidi"/>
+                <w:sz w:val="22"/>
+                <w:szCs w:val="22"/>
+                <w:u w:val="single"/>
+              </w:rPr>
+              <w:t>startTime</w:t>
+            </w:r>
+            <w:proofErr w:type="spellEnd"/>
+            <w:r>
+              <w:rPr>
+                <w:rFonts w:asciiTheme="minorBidi" w:hAnsiTheme="minorBidi"/>
+                <w:sz w:val="22"/>
+                <w:szCs w:val="22"/>
+              </w:rPr>
+              <w:t xml:space="preserve">, </w:t>
+            </w:r>
+            <w:proofErr w:type="spellStart"/>
+            <w:r>
+              <w:rPr>
+                <w:rFonts w:asciiTheme="minorBidi" w:hAnsiTheme="minorBidi"/>
+                <w:sz w:val="22"/>
+                <w:szCs w:val="22"/>
+              </w:rPr>
+              <w:t>endTime</w:t>
+            </w:r>
+            <w:proofErr w:type="spellEnd"/>
+            <w:r>
+              <w:rPr>
+                <w:rFonts w:asciiTheme="minorBidi" w:hAnsiTheme="minorBidi"/>
+                <w:sz w:val="22"/>
+                <w:szCs w:val="22"/>
+              </w:rPr>
+              <w:t xml:space="preserve">, </w:t>
+            </w:r>
+            <w:proofErr w:type="spellStart"/>
+            <w:r>
+              <w:rPr>
+                <w:rFonts w:asciiTheme="minorBidi" w:hAnsiTheme="minorBidi"/>
+                <w:sz w:val="22"/>
+                <w:szCs w:val="22"/>
+              </w:rPr>
+              <w:t>amountPaid</w:t>
+            </w:r>
+            <w:proofErr w:type="spellEnd"/>
+          </w:p>
+        </w:tc>
+        <w:tc>
+          <w:tcPr>
+            <w:tcW w:w="2159" w:type="dxa"/>
+            <w:vAlign w:val="center"/>
+          </w:tcPr>
+          <w:p>
+            <w:pPr>
+              <w:jc w:val="right"/>
+              <w:rPr>
+                <w:rFonts w:asciiTheme="minorBidi" w:hAnsiTheme="minorBidi"/>
+                <w:rtl/>
+              </w:rPr>
+            </w:pPr>
+            <w:proofErr w:type="spellStart"/>
+            <w:r>
+              <w:rPr>
+                <w:rFonts w:asciiTheme="minorBidi" w:hAnsiTheme="minorBidi"/>
+              </w:rPr>
+              <w:t>ParksIn</w:t>
+            </w:r>
+            <w:proofErr w:type="spellEnd"/>
+          </w:p>
+        </w:tc>
+      </w:tr>
+      <w:tr>
+        <w:trPr>
+          <w:trHeight w:val="432"/>
+        </w:trPr>
+        <w:tc>
+          <w:tcPr>
+            <w:tcW w:w="6137" w:type="dxa"/>
+            <w:vAlign w:val="center"/>
+          </w:tcPr>
+          <w:p>
+            <w:pPr>
+              <w:jc w:val="right"/>
+              <w:rPr>
+                <w:rFonts w:asciiTheme="minorBidi" w:hAnsiTheme="minorBidi"/>
+                <w:sz w:val="22"/>
+                <w:szCs w:val="22"/>
+              </w:rPr>
+            </w:pPr>
+            <w:r>
+              <w:rPr>
+                <w:rFonts w:asciiTheme="minorBidi" w:hAnsiTheme="minorBidi"/>
+                <w:sz w:val="22"/>
+                <w:szCs w:val="22"/>
+                <w:u w:val="single"/>
+              </w:rPr>
+              <w:t>StationID</w:t>
+            </w:r>
+            <w:r>
+              <w:rPr>
+                <w:rFonts w:asciiTheme="minorBidi" w:hAnsiTheme="minorBidi"/>
+                <w:sz w:val="22"/>
+                <w:szCs w:val="22"/>
+                <w:u w:val="single"/>
+              </w:rPr>
+              <w:t>,</w:t>
+            </w:r>
+            <w:r>
+              <w:rPr>
+                <w:rFonts w:asciiTheme="minorBidi" w:hAnsiTheme="minorBidi"/>
+                <w:sz w:val="22"/>
+                <w:szCs w:val="22"/>
+              </w:rPr>
+              <w:t xml:space="preserve"> </w:t>
+            </w:r>
+            <w:proofErr w:type="spellStart"/>
+            <w:r>
+              <w:rPr>
+                <w:rFonts w:asciiTheme="minorBidi" w:hAnsiTheme="minorBidi"/>
+                <w:sz w:val="22"/>
+                <w:szCs w:val="22"/>
+                <w:u w:val="single"/>
+              </w:rPr>
+              <w:t>ParkingLotID</w:t>
+            </w:r>
+            <w:proofErr w:type="spellEnd"/>
+            <w:r>
+              <w:rPr>
+                <w:rFonts w:asciiTheme="minorBidi" w:hAnsiTheme="minorBidi"/>
+                <w:sz w:val="22"/>
+                <w:szCs w:val="22"/>
+              </w:rPr>
+              <w:t xml:space="preserve">, </w:t>
+            </w:r>
+            <w:proofErr w:type="spellStart"/>
+            <w:r>
+              <w:rPr>
+                <w:rFonts w:asciiTheme="minorBidi" w:hAnsiTheme="minorBidi"/>
+                <w:sz w:val="22"/>
+                <w:szCs w:val="22"/>
+              </w:rPr>
+              <w:t>IsFast</w:t>
+            </w:r>
+            <w:proofErr w:type="spellEnd"/>
+            <w:r>
+              <w:rPr>
+                <w:rFonts w:asciiTheme="minorBidi" w:hAnsiTheme="minorBidi"/>
+                <w:sz w:val="22"/>
+                <w:szCs w:val="22"/>
+              </w:rPr>
+              <w:t xml:space="preserve">, </w:t>
+            </w:r>
+            <w:proofErr w:type="spellStart"/>
+            <w:r>
+              <w:rPr>
+                <w:rFonts w:asciiTheme="minorBidi" w:hAnsiTheme="minorBidi"/>
+                <w:sz w:val="22"/>
+                <w:szCs w:val="22"/>
+              </w:rPr>
+              <w:t>pricePerMin</w:t>
+            </w:r>
+            <w:proofErr w:type="spellEnd"/>
+          </w:p>
+        </w:tc>
+        <w:tc>
+          <w:tcPr>
+            <w:tcW w:w="2159" w:type="dxa"/>
+            <w:vAlign w:val="center"/>
+          </w:tcPr>
+          <w:p>
+            <w:pPr>
+              <w:jc w:val="right"/>
+              <w:rPr>
+                <w:rFonts w:asciiTheme="minorBidi" w:hAnsiTheme="minorBidi"/>
+              </w:rPr>
+            </w:pPr>
+            <w:proofErr w:type="spellStart"/>
+            <w:r>
+              <w:rPr>
+                <w:rFonts w:asciiTheme="minorBidi" w:hAnsiTheme="minorBidi"/>
+              </w:rPr>
+              <w:t>ChargingStation</w:t>
+            </w:r>
+            <w:proofErr w:type="spellEnd"/>
+          </w:p>
+        </w:tc>
+      </w:tr>
+      <w:tr>
+        <w:trPr>
+          <w:trHeight w:val="432"/>
+        </w:trPr>
+        <w:tc>
+          <w:tcPr>
+            <w:tcW w:w="6137" w:type="dxa"/>
+            <w:vAlign w:val="center"/>
+          </w:tcPr>
+          <w:p>
+            <w:pPr>
+              <w:jc w:val="right"/>
+              <w:rPr>
+                <w:rFonts w:asciiTheme="minorBidi" w:hAnsiTheme="minorBidi"/>
+                <w:sz w:val="22"/>
+                <w:szCs w:val="22"/>
+                <w:lang w:val="en-GB"/>
+              </w:rPr>
+            </w:pPr>
+            <w:proofErr w:type="spellStart"/>
+            <w:r>
+              <w:rPr>
+                <w:rFonts w:asciiTheme="minorBidi" w:hAnsiTheme="minorBidi"/>
+                <w:sz w:val="22"/>
+                <w:szCs w:val="22"/>
+                <w:u w:val="single"/>
+              </w:rPr>
+              <w:t>VehicleNumber</w:t>
+            </w:r>
+            <w:proofErr w:type="spellEnd"/>
+            <w:r>
+              <w:rPr>
+                <w:rFonts w:asciiTheme="minorBidi" w:hAnsiTheme="minorBidi"/>
+                <w:sz w:val="22"/>
+                <w:szCs w:val="22"/>
+                <w:u w:val="single"/>
+              </w:rPr>
+              <w:t>, StationID</w:t>
+            </w:r>
+            <w:r>
+              <w:rPr>
+                <w:rFonts w:asciiTheme="minorBidi" w:hAnsiTheme="minorBidi"/>
+                <w:sz w:val="22"/>
+                <w:szCs w:val="22"/>
+              </w:rPr>
+              <w:t xml:space="preserve">, </w:t>
+            </w:r>
+            <w:proofErr w:type="spellStart"/>
+            <w:r>
+              <w:rPr>
+                <w:rFonts w:asciiTheme="minorBidi" w:hAnsiTheme="minorBidi"/>
+                <w:sz w:val="22"/>
+                <w:szCs w:val="22"/>
+                <w:lang w:val="en-GB"/>
+              </w:rPr>
+              <w:t>startTime</w:t>
+            </w:r>
+            <w:proofErr w:type="spellEnd"/>
+            <w:r>
+              <w:rPr>
+                <w:rFonts w:asciiTheme="minorBidi" w:hAnsiTheme="minorBidi"/>
+                <w:sz w:val="22"/>
+                <w:szCs w:val="22"/>
+                <w:lang w:val="en-GB"/>
+              </w:rPr>
+              <w:t xml:space="preserve">, </w:t>
+            </w:r>
+            <w:proofErr w:type="spellStart"/>
+            <w:r>
+              <w:rPr>
+                <w:rFonts w:asciiTheme="minorBidi" w:hAnsiTheme="minorBidi"/>
+                <w:sz w:val="22"/>
+                <w:szCs w:val="22"/>
+                <w:lang w:val="en-GB"/>
+              </w:rPr>
+              <w:t>endTime</w:t>
+            </w:r>
+            <w:proofErr w:type="spellEnd"/>
+            <w:r>
+              <w:rPr>
+                <w:rFonts w:asciiTheme="minorBidi" w:hAnsiTheme="minorBidi"/>
+                <w:sz w:val="22"/>
+                <w:szCs w:val="22"/>
+                <w:lang w:val="en-GB"/>
+              </w:rPr>
+              <w:t>, j</w:t>
+            </w:r>
+            <w:proofErr w:type="spellStart"/>
+            <w:r>
+              <w:rPr>
+                <w:rFonts w:asciiTheme="minorBidi" w:hAnsiTheme="minorBidi"/>
+                <w:sz w:val="22"/>
+                <w:szCs w:val="22"/>
+              </w:rPr>
+              <w:t>oulesConsumed</w:t>
+            </w:r>
+            <w:proofErr w:type="spellEnd"/>
+          </w:p>
+        </w:tc>
+        <w:tc>
+          <w:tcPr>
+            <w:tcW w:w="2159" w:type="dxa"/>
+            <w:vAlign w:val="center"/>
+          </w:tcPr>
+          <w:p>
+            <w:pPr>
+              <w:jc w:val="right"/>
+              <w:rPr>
+                <w:rFonts w:asciiTheme="minorBidi" w:hAnsiTheme="minorBidi"/>
+              </w:rPr>
+            </w:pPr>
+            <w:proofErr w:type="spellStart"/>
+            <w:r>
+              <w:rPr>
+                <w:rFonts w:asciiTheme="minorBidi" w:hAnsiTheme="minorBidi"/>
+              </w:rPr>
+              <w:t>Chargs</w:t>
+            </w:r>
+            <w:proofErr w:type="spellEnd"/>
+          </w:p>
+        </w:tc>
+      </w:tr>
+    </w:tbl>
+    <w:p>
+      <w:pPr>
+        <w:rPr>
+          <w:rFonts w:asciiTheme="minorBidi" w:hAnsiTheme="minorBidi"/>
           <w:rtl/>
         </w:rPr>
       </w:pPr>
@@ -2653,12 +4444,7 @@
       </w:pPr>
     </w:p>
     <w:sectPr>
-      <w:headerReference w:type="even" r:id="rId7"/>
-      <w:headerReference w:type="default" r:id="rId8"/>
-      <w:footerReference w:type="even" r:id="rId9"/>
-      <w:footerReference w:type="default" r:id="rId10"/>
-      <w:headerReference w:type="first" r:id="rId11"/>
-      <w:footerReference w:type="first" r:id="rId12"/>
+      <w:headerReference w:type="default" r:id="rId7"/>
       <w:pgSz w:w="11906" w:h="16838"/>
       <w:pgMar w:top="1440" w:right="1800" w:bottom="1440" w:left="1800" w:header="708" w:footer="708" w:gutter="0"/>
       <w:cols w:space="708"/>
@@ -2689,36 +4475,6 @@
 </w:endnotes>
 </file>
 
-<file path=word/footer1.xml><?xml version="1.0" encoding="utf-8"?>
-<w:ftr xmlns:wpc="http://schemas.microsoft.com/office/word/2010/wordprocessingCanvas" xmlns:cx="http://schemas.microsoft.com/office/drawing/2014/chartex" xmlns:cx1="http://schemas.microsoft.com/office/drawing/2015/9/8/chartex" xmlns:cx2="http://schemas.microsoft.com/office/drawing/2015/10/21/chartex" xmlns:cx3="http://schemas.microsoft.com/office/drawing/2016/5/9/chartex" xmlns:cx4="http://schemas.microsoft.com/office/drawing/2016/5/10/chartex" xmlns:cx5="http://schemas.microsoft.com/office/drawing/2016/5/11/chartex" xmlns:cx6="http://schemas.microsoft.com/office/drawing/2016/5/12/chartex" xmlns:cx7="http://schemas.microsoft.com/office/drawing/2016/5/13/chartex" xmlns:cx8="http://schemas.microsoft.com/office/drawing/2016/5/14/chartex" xmlns:mc="http://schemas.openxmlformats.org/markup-compatibility/2006" xmlns:aink="http://schemas.microsoft.com/office/drawing/2016/ink" xmlns:am3d="http://schemas.microsoft.com/office/drawing/2017/model3d" xmlns:o="urn:schemas-microsoft-com:office:office" xmlns:oel="http://schemas.microsoft.com/office/2019/extlst" xmlns:r="http://schemas.openxmlformats.org/officeDocument/2006/relationships" xmlns:m="http://schemas.openxmlformats.org/officeDocument/2006/math" xmlns:v="urn:schemas-microsoft-com:vml" xmlns:wp14="http://schemas.microsoft.com/office/word/2010/wordprocessingDrawing" xmlns:wp="http://schemas.openxmlformats.org/drawingml/2006/wordprocessingDrawing" xmlns:w10="urn:schemas-microsoft-com:office:word" xmlns:w="http://schemas.openxmlformats.org/wordprocessingml/2006/main" xmlns:w14="http://schemas.microsoft.com/office/word/2010/wordml" xmlns:w15="http://schemas.microsoft.com/office/word/2012/wordml" xmlns:w16cex="http://schemas.microsoft.com/office/word/2018/wordml/cex" xmlns:w16cid="http://schemas.microsoft.com/office/word/2016/wordml/cid" xmlns:w16="http://schemas.microsoft.com/office/word/2018/wordml" xmlns:w16du="http://schemas.microsoft.com/office/word/2023/wordml/word16du" xmlns:w16sdtdh="http://schemas.microsoft.com/office/word/2020/wordml/sdtdatahash" xmlns:w16sdtfl="http://schemas.microsoft.com/office/word/2024/wordml/sdtformatlock" xmlns:w16se="http://schemas.microsoft.com/office/word/2015/wordml/symex" xmlns:wpg="http://schemas.microsoft.com/office/word/2010/wordprocessingGroup" xmlns:wpi="http://schemas.microsoft.com/office/word/2010/wordprocessingInk" xmlns:wne="http://schemas.microsoft.com/office/word/2006/wordml" xmlns:wps="http://schemas.microsoft.com/office/word/2010/wordprocessingShape" mc:Ignorable="w14 w15 w16se w16cid w16 w16cex w16sdtdh w16sdtfl w16du wp14">
-  <w:p>
-    <w:pPr>
-      <w:pStyle w:val="Footer"/>
-    </w:pPr>
-  </w:p>
-</w:ftr>
-</file>
-
-<file path=word/footer2.xml><?xml version="1.0" encoding="utf-8"?>
-<w:ftr xmlns:wpc="http://schemas.microsoft.com/office/word/2010/wordprocessingCanvas" xmlns:cx="http://schemas.microsoft.com/office/drawing/2014/chartex" xmlns:cx1="http://schemas.microsoft.com/office/drawing/2015/9/8/chartex" xmlns:cx2="http://schemas.microsoft.com/office/drawing/2015/10/21/chartex" xmlns:cx3="http://schemas.microsoft.com/office/drawing/2016/5/9/chartex" xmlns:cx4="http://schemas.microsoft.com/office/drawing/2016/5/10/chartex" xmlns:cx5="http://schemas.microsoft.com/office/drawing/2016/5/11/chartex" xmlns:cx6="http://schemas.microsoft.com/office/drawing/2016/5/12/chartex" xmlns:cx7="http://schemas.microsoft.com/office/drawing/2016/5/13/chartex" xmlns:cx8="http://schemas.microsoft.com/office/drawing/2016/5/14/chartex" xmlns:mc="http://schemas.openxmlformats.org/markup-compatibility/2006" xmlns:aink="http://schemas.microsoft.com/office/drawing/2016/ink" xmlns:am3d="http://schemas.microsoft.com/office/drawing/2017/model3d" xmlns:o="urn:schemas-microsoft-com:office:office" xmlns:oel="http://schemas.microsoft.com/office/2019/extlst" xmlns:r="http://schemas.openxmlformats.org/officeDocument/2006/relationships" xmlns:m="http://schemas.openxmlformats.org/officeDocument/2006/math" xmlns:v="urn:schemas-microsoft-com:vml" xmlns:wp14="http://schemas.microsoft.com/office/word/2010/wordprocessingDrawing" xmlns:wp="http://schemas.openxmlformats.org/drawingml/2006/wordprocessingDrawing" xmlns:w10="urn:schemas-microsoft-com:office:word" xmlns:w="http://schemas.openxmlformats.org/wordprocessingml/2006/main" xmlns:w14="http://schemas.microsoft.com/office/word/2010/wordml" xmlns:w15="http://schemas.microsoft.com/office/word/2012/wordml" xmlns:w16cex="http://schemas.microsoft.com/office/word/2018/wordml/cex" xmlns:w16cid="http://schemas.microsoft.com/office/word/2016/wordml/cid" xmlns:w16="http://schemas.microsoft.com/office/word/2018/wordml" xmlns:w16du="http://schemas.microsoft.com/office/word/2023/wordml/word16du" xmlns:w16sdtdh="http://schemas.microsoft.com/office/word/2020/wordml/sdtdatahash" xmlns:w16sdtfl="http://schemas.microsoft.com/office/word/2024/wordml/sdtformatlock" xmlns:w16se="http://schemas.microsoft.com/office/word/2015/wordml/symex" xmlns:wpg="http://schemas.microsoft.com/office/word/2010/wordprocessingGroup" xmlns:wpi="http://schemas.microsoft.com/office/word/2010/wordprocessingInk" xmlns:wne="http://schemas.microsoft.com/office/word/2006/wordml" xmlns:wps="http://schemas.microsoft.com/office/word/2010/wordprocessingShape" mc:Ignorable="w14 w15 w16se w16cid w16 w16cex w16sdtdh w16sdtfl w16du wp14">
-  <w:p>
-    <w:pPr>
-      <w:pStyle w:val="Footer"/>
-    </w:pPr>
-  </w:p>
-</w:ftr>
-</file>
-
-<file path=word/footer3.xml><?xml version="1.0" encoding="utf-8"?>
-<w:ftr xmlns:wpc="http://schemas.microsoft.com/office/word/2010/wordprocessingCanvas" xmlns:cx="http://schemas.microsoft.com/office/drawing/2014/chartex" xmlns:cx1="http://schemas.microsoft.com/office/drawing/2015/9/8/chartex" xmlns:cx2="http://schemas.microsoft.com/office/drawing/2015/10/21/chartex" xmlns:cx3="http://schemas.microsoft.com/office/drawing/2016/5/9/chartex" xmlns:cx4="http://schemas.microsoft.com/office/drawing/2016/5/10/chartex" xmlns:cx5="http://schemas.microsoft.com/office/drawing/2016/5/11/chartex" xmlns:cx6="http://schemas.microsoft.com/office/drawing/2016/5/12/chartex" xmlns:cx7="http://schemas.microsoft.com/office/drawing/2016/5/13/chartex" xmlns:cx8="http://schemas.microsoft.com/office/drawing/2016/5/14/chartex" xmlns:mc="http://schemas.openxmlformats.org/markup-compatibility/2006" xmlns:aink="http://schemas.microsoft.com/office/drawing/2016/ink" xmlns:am3d="http://schemas.microsoft.com/office/drawing/2017/model3d" xmlns:o="urn:schemas-microsoft-com:office:office" xmlns:oel="http://schemas.microsoft.com/office/2019/extlst" xmlns:r="http://schemas.openxmlformats.org/officeDocument/2006/relationships" xmlns:m="http://schemas.openxmlformats.org/officeDocument/2006/math" xmlns:v="urn:schemas-microsoft-com:vml" xmlns:wp14="http://schemas.microsoft.com/office/word/2010/wordprocessingDrawing" xmlns:wp="http://schemas.openxmlformats.org/drawingml/2006/wordprocessingDrawing" xmlns:w10="urn:schemas-microsoft-com:office:word" xmlns:w="http://schemas.openxmlformats.org/wordprocessingml/2006/main" xmlns:w14="http://schemas.microsoft.com/office/word/2010/wordml" xmlns:w15="http://schemas.microsoft.com/office/word/2012/wordml" xmlns:w16cex="http://schemas.microsoft.com/office/word/2018/wordml/cex" xmlns:w16cid="http://schemas.microsoft.com/office/word/2016/wordml/cid" xmlns:w16="http://schemas.microsoft.com/office/word/2018/wordml" xmlns:w16du="http://schemas.microsoft.com/office/word/2023/wordml/word16du" xmlns:w16sdtdh="http://schemas.microsoft.com/office/word/2020/wordml/sdtdatahash" xmlns:w16sdtfl="http://schemas.microsoft.com/office/word/2024/wordml/sdtformatlock" xmlns:w16se="http://schemas.microsoft.com/office/word/2015/wordml/symex" xmlns:wpg="http://schemas.microsoft.com/office/word/2010/wordprocessingGroup" xmlns:wpi="http://schemas.microsoft.com/office/word/2010/wordprocessingInk" xmlns:wne="http://schemas.microsoft.com/office/word/2006/wordml" xmlns:wps="http://schemas.microsoft.com/office/word/2010/wordprocessingShape" mc:Ignorable="w14 w15 w16se w16cid w16 w16cex w16sdtdh w16sdtfl w16du wp14">
-  <w:p>
-    <w:pPr>
-      <w:pStyle w:val="Footer"/>
-    </w:pPr>
-  </w:p>
-</w:ftr>
-</file>
-
 <file path=word/footnotes.xml><?xml version="1.0" encoding="utf-8"?>
 <w:footnotes xmlns:wpc="http://schemas.microsoft.com/office/word/2010/wordprocessingCanvas" xmlns:cx="http://schemas.microsoft.com/office/drawing/2014/chartex" xmlns:cx1="http://schemas.microsoft.com/office/drawing/2015/9/8/chartex" xmlns:cx2="http://schemas.microsoft.com/office/drawing/2015/10/21/chartex" xmlns:cx3="http://schemas.microsoft.com/office/drawing/2016/5/9/chartex" xmlns:cx4="http://schemas.microsoft.com/office/drawing/2016/5/10/chartex" xmlns:cx5="http://schemas.microsoft.com/office/drawing/2016/5/11/chartex" xmlns:cx6="http://schemas.microsoft.com/office/drawing/2016/5/12/chartex" xmlns:cx7="http://schemas.microsoft.com/office/drawing/2016/5/13/chartex" xmlns:cx8="http://schemas.microsoft.com/office/drawing/2016/5/14/chartex" xmlns:mc="http://schemas.openxmlformats.org/markup-compatibility/2006" xmlns:aink="http://schemas.microsoft.com/office/drawing/2016/ink" xmlns:am3d="http://schemas.microsoft.com/office/drawing/2017/model3d" xmlns:o="urn:schemas-microsoft-com:office:office" xmlns:oel="http://schemas.microsoft.com/office/2019/extlst" xmlns:r="http://schemas.openxmlformats.org/officeDocument/2006/relationships" xmlns:m="http://schemas.openxmlformats.org/officeDocument/2006/math" xmlns:v="urn:schemas-microsoft-com:vml" xmlns:wp14="http://schemas.microsoft.com/office/word/2010/wordprocessingDrawing" xmlns:wp="http://schemas.openxmlformats.org/drawingml/2006/wordprocessingDrawing" xmlns:w10="urn:schemas-microsoft-com:office:word" xmlns:w="http://schemas.openxmlformats.org/wordprocessingml/2006/main" xmlns:w14="http://schemas.microsoft.com/office/word/2010/wordml" xmlns:w15="http://schemas.microsoft.com/office/word/2012/wordml" xmlns:w16cex="http://schemas.microsoft.com/office/word/2018/wordml/cex" xmlns:w16cid="http://schemas.microsoft.com/office/word/2016/wordml/cid" xmlns:w16="http://schemas.microsoft.com/office/word/2018/wordml" xmlns:w16du="http://schemas.microsoft.com/office/word/2023/wordml/word16du" xmlns:w16sdtdh="http://schemas.microsoft.com/office/word/2020/wordml/sdtdatahash" xmlns:w16sdtfl="http://schemas.microsoft.com/office/word/2024/wordml/sdtformatlock" xmlns:w16se="http://schemas.microsoft.com/office/word/2015/wordml/symex" xmlns:wpg="http://schemas.microsoft.com/office/word/2010/wordprocessingGroup" xmlns:wpi="http://schemas.microsoft.com/office/word/2010/wordprocessingInk" xmlns:wne="http://schemas.microsoft.com/office/word/2006/wordml" xmlns:wps="http://schemas.microsoft.com/office/word/2010/wordprocessingShape" mc:Ignorable="w14 w15 w16se w16cid w16 w16cex w16sdtdh w16sdtfl w16du wp14">
   <w:footnote w:type="separator" w:id="-1">
@@ -2739,16 +4495,6 @@
 </file>
 
 <file path=word/header1.xml><?xml version="1.0" encoding="utf-8"?>
-<w:hdr xmlns:wpc="http://schemas.microsoft.com/office/word/2010/wordprocessingCanvas" xmlns:cx="http://schemas.microsoft.com/office/drawing/2014/chartex" xmlns:cx1="http://schemas.microsoft.com/office/drawing/2015/9/8/chartex" xmlns:cx2="http://schemas.microsoft.com/office/drawing/2015/10/21/chartex" xmlns:cx3="http://schemas.microsoft.com/office/drawing/2016/5/9/chartex" xmlns:cx4="http://schemas.microsoft.com/office/drawing/2016/5/10/chartex" xmlns:cx5="http://schemas.microsoft.com/office/drawing/2016/5/11/chartex" xmlns:cx6="http://schemas.microsoft.com/office/drawing/2016/5/12/chartex" xmlns:cx7="http://schemas.microsoft.com/office/drawing/2016/5/13/chartex" xmlns:cx8="http://schemas.microsoft.com/office/drawing/2016/5/14/chartex" xmlns:mc="http://schemas.openxmlformats.org/markup-compatibility/2006" xmlns:aink="http://schemas.microsoft.com/office/drawing/2016/ink" xmlns:am3d="http://schemas.microsoft.com/office/drawing/2017/model3d" xmlns:o="urn:schemas-microsoft-com:office:office" xmlns:oel="http://schemas.microsoft.com/office/2019/extlst" xmlns:r="http://schemas.openxmlformats.org/officeDocument/2006/relationships" xmlns:m="http://schemas.openxmlformats.org/officeDocument/2006/math" xmlns:v="urn:schemas-microsoft-com:vml" xmlns:wp14="http://schemas.microsoft.com/office/word/2010/wordprocessingDrawing" xmlns:wp="http://schemas.openxmlformats.org/drawingml/2006/wordprocessingDrawing" xmlns:w10="urn:schemas-microsoft-com:office:word" xmlns:w="http://schemas.openxmlformats.org/wordprocessingml/2006/main" xmlns:w14="http://schemas.microsoft.com/office/word/2010/wordml" xmlns:w15="http://schemas.microsoft.com/office/word/2012/wordml" xmlns:w16cex="http://schemas.microsoft.com/office/word/2018/wordml/cex" xmlns:w16cid="http://schemas.microsoft.com/office/word/2016/wordml/cid" xmlns:w16="http://schemas.microsoft.com/office/word/2018/wordml" xmlns:w16du="http://schemas.microsoft.com/office/word/2023/wordml/word16du" xmlns:w16sdtdh="http://schemas.microsoft.com/office/word/2020/wordml/sdtdatahash" xmlns:w16sdtfl="http://schemas.microsoft.com/office/word/2024/wordml/sdtformatlock" xmlns:w16se="http://schemas.microsoft.com/office/word/2015/wordml/symex" xmlns:wpg="http://schemas.microsoft.com/office/word/2010/wordprocessingGroup" xmlns:wpi="http://schemas.microsoft.com/office/word/2010/wordprocessingInk" xmlns:wne="http://schemas.microsoft.com/office/word/2006/wordml" xmlns:wps="http://schemas.microsoft.com/office/word/2010/wordprocessingShape" mc:Ignorable="w14 w15 w16se w16cid w16 w16cex w16sdtdh w16sdtfl w16du wp14">
-  <w:p>
-    <w:pPr>
-      <w:pStyle w:val="Header"/>
-    </w:pPr>
-  </w:p>
-</w:hdr>
-</file>
-
-<file path=word/header2.xml><?xml version="1.0" encoding="utf-8"?>
 <w:hdr xmlns:wpc="http://schemas.microsoft.com/office/word/2010/wordprocessingCanvas" xmlns:cx="http://schemas.microsoft.com/office/drawing/2014/chartex" xmlns:cx1="http://schemas.microsoft.com/office/drawing/2015/9/8/chartex" xmlns:cx2="http://schemas.microsoft.com/office/drawing/2015/10/21/chartex" xmlns:cx3="http://schemas.microsoft.com/office/drawing/2016/5/9/chartex" xmlns:cx4="http://schemas.microsoft.com/office/drawing/2016/5/10/chartex" xmlns:cx5="http://schemas.microsoft.com/office/drawing/2016/5/11/chartex" xmlns:cx6="http://schemas.microsoft.com/office/drawing/2016/5/12/chartex" xmlns:cx7="http://schemas.microsoft.com/office/drawing/2016/5/13/chartex" xmlns:cx8="http://schemas.microsoft.com/office/drawing/2016/5/14/chartex" xmlns:mc="http://schemas.openxmlformats.org/markup-compatibility/2006" xmlns:aink="http://schemas.microsoft.com/office/drawing/2016/ink" xmlns:am3d="http://schemas.microsoft.com/office/drawing/2017/model3d" xmlns:o="urn:schemas-microsoft-com:office:office" xmlns:oel="http://schemas.microsoft.com/office/2019/extlst" xmlns:r="http://schemas.openxmlformats.org/officeDocument/2006/relationships" xmlns:m="http://schemas.openxmlformats.org/officeDocument/2006/math" xmlns:v="urn:schemas-microsoft-com:vml" xmlns:wp14="http://schemas.microsoft.com/office/word/2010/wordprocessingDrawing" xmlns:wp="http://schemas.openxmlformats.org/drawingml/2006/wordprocessingDrawing" xmlns:w10="urn:schemas-microsoft-com:office:word" xmlns:w="http://schemas.openxmlformats.org/wordprocessingml/2006/main" xmlns:w14="http://schemas.microsoft.com/office/word/2010/wordml" xmlns:w15="http://schemas.microsoft.com/office/word/2012/wordml" xmlns:w16cex="http://schemas.microsoft.com/office/word/2018/wordml/cex" xmlns:w16cid="http://schemas.microsoft.com/office/word/2016/wordml/cid" xmlns:w16="http://schemas.microsoft.com/office/word/2018/wordml" xmlns:w16du="http://schemas.microsoft.com/office/word/2023/wordml/word16du" xmlns:w16sdtdh="http://schemas.microsoft.com/office/word/2020/wordml/sdtdatahash" xmlns:w16sdtfl="http://schemas.microsoft.com/office/word/2024/wordml/sdtformatlock" xmlns:w16se="http://schemas.microsoft.com/office/word/2015/wordml/symex" xmlns:wpg="http://schemas.microsoft.com/office/word/2010/wordprocessingGroup" xmlns:wpi="http://schemas.microsoft.com/office/word/2010/wordprocessingInk" xmlns:wne="http://schemas.microsoft.com/office/word/2006/wordml" xmlns:wps="http://schemas.microsoft.com/office/word/2010/wordprocessingShape" mc:Ignorable="w14 w15 w16se w16cid w16 w16cex w16sdtdh w16sdtfl w16du wp14">
   <w:p>
     <w:pPr>
@@ -2761,19 +4507,11 @@
       </w:rPr>
       <w:t xml:space="preserve">ת.ז מגישות: 213384860 </w:t>
     </w:r>
+    <w:proofErr w:type="spellStart"/>
     <w:r>
       <w:t>xxxxxxxxx</w:t>
     </w:r>
-  </w:p>
-</w:hdr>
-</file>
-
-<file path=word/header3.xml><?xml version="1.0" encoding="utf-8"?>
-<w:hdr xmlns:wpc="http://schemas.microsoft.com/office/word/2010/wordprocessingCanvas" xmlns:cx="http://schemas.microsoft.com/office/drawing/2014/chartex" xmlns:cx1="http://schemas.microsoft.com/office/drawing/2015/9/8/chartex" xmlns:cx2="http://schemas.microsoft.com/office/drawing/2015/10/21/chartex" xmlns:cx3="http://schemas.microsoft.com/office/drawing/2016/5/9/chartex" xmlns:cx4="http://schemas.microsoft.com/office/drawing/2016/5/10/chartex" xmlns:cx5="http://schemas.microsoft.com/office/drawing/2016/5/11/chartex" xmlns:cx6="http://schemas.microsoft.com/office/drawing/2016/5/12/chartex" xmlns:cx7="http://schemas.microsoft.com/office/drawing/2016/5/13/chartex" xmlns:cx8="http://schemas.microsoft.com/office/drawing/2016/5/14/chartex" xmlns:mc="http://schemas.openxmlformats.org/markup-compatibility/2006" xmlns:aink="http://schemas.microsoft.com/office/drawing/2016/ink" xmlns:am3d="http://schemas.microsoft.com/office/drawing/2017/model3d" xmlns:o="urn:schemas-microsoft-com:office:office" xmlns:oel="http://schemas.microsoft.com/office/2019/extlst" xmlns:r="http://schemas.openxmlformats.org/officeDocument/2006/relationships" xmlns:m="http://schemas.openxmlformats.org/officeDocument/2006/math" xmlns:v="urn:schemas-microsoft-com:vml" xmlns:wp14="http://schemas.microsoft.com/office/word/2010/wordprocessingDrawing" xmlns:wp="http://schemas.openxmlformats.org/drawingml/2006/wordprocessingDrawing" xmlns:w10="urn:schemas-microsoft-com:office:word" xmlns:w="http://schemas.openxmlformats.org/wordprocessingml/2006/main" xmlns:w14="http://schemas.microsoft.com/office/word/2010/wordml" xmlns:w15="http://schemas.microsoft.com/office/word/2012/wordml" xmlns:w16cex="http://schemas.microsoft.com/office/word/2018/wordml/cex" xmlns:w16cid="http://schemas.microsoft.com/office/word/2016/wordml/cid" xmlns:w16="http://schemas.microsoft.com/office/word/2018/wordml" xmlns:w16du="http://schemas.microsoft.com/office/word/2023/wordml/word16du" xmlns:w16sdtdh="http://schemas.microsoft.com/office/word/2020/wordml/sdtdatahash" xmlns:w16sdtfl="http://schemas.microsoft.com/office/word/2024/wordml/sdtformatlock" xmlns:w16se="http://schemas.microsoft.com/office/word/2015/wordml/symex" xmlns:wpg="http://schemas.microsoft.com/office/word/2010/wordprocessingGroup" xmlns:wpi="http://schemas.microsoft.com/office/word/2010/wordprocessingInk" xmlns:wne="http://schemas.microsoft.com/office/word/2006/wordml" xmlns:wps="http://schemas.microsoft.com/office/word/2010/wordprocessingShape" mc:Ignorable="w14 w15 w16se w16cid w16 w16cex w16sdtdh w16sdtfl w16du wp14">
-  <w:p>
-    <w:pPr>
-      <w:pStyle w:val="Header"/>
-    </w:pPr>
+    <w:proofErr w:type="spellEnd"/>
   </w:p>
 </w:hdr>
 </file>
@@ -3172,6 +4910,7 @@
   <w:style w:type="paragraph" w:default="1" w:styleId="Normal">
     <w:name w:val="Normal"/>
     <w:qFormat/>
+    <w:rsid w:val="00B30899"/>
     <w:pPr>
       <w:bidi/>
     </w:pPr>
@@ -3376,7 +5115,6 @@
   <w:style w:type="character" w:default="1" w:styleId="DefaultParagraphFont">
     <w:name w:val="Default Paragraph Font"/>
     <w:uiPriority w:val="1"/>
-    <w:semiHidden/>
     <w:unhideWhenUsed/>
   </w:style>
   <w:style w:type="table" w:default="1" w:styleId="TableNormal">

--- a/ex4_solution_2026_Ascendant/ex4_Ascendant.docx
+++ b/ex4_solution_2026_Ascendant/ex4_Ascendant.docx
@@ -801,14 +801,12 @@
         </w:rPr>
         <w:t xml:space="preserve"> בטבלת החניון מייצג את המחיר הנוכחי בלבד. אם תעריף החניה ישתנה בעתיד, המחיר הישן יידרס ולא יישמר לו זכר. לכן, אם לא נשמור את הסכום הסופי ששולם (</w:t>
       </w:r>
-      <w:proofErr w:type="spellStart"/>
       <w:r>
         <w:rPr>
           <w:rFonts w:asciiTheme="minorBidi" w:hAnsiTheme="minorBidi"/>
         </w:rPr>
         <w:t>amountPaid</w:t>
       </w:r>
-      <w:proofErr w:type="spellEnd"/>
       <w:r>
         <w:rPr>
           <w:rFonts w:asciiTheme="minorBidi" w:hAnsiTheme="minorBidi"/>
@@ -920,41 +918,131 @@
           <w:szCs w:val="22"/>
         </w:rPr>
       </w:pPr>
-      <w:proofErr w:type="spellStart"/>
       <w:r>
         <w:rPr>
           <w:rFonts w:ascii="Consolas" w:hAnsi="Consolas"/>
           <w:sz w:val="22"/>
           <w:szCs w:val="22"/>
         </w:rPr>
-        <w:t>TotalMinutes</w:t>
-      </w:r>
-      <w:proofErr w:type="spellEnd"/>
-      <w:r>
+        <w:t>TotalMinutes = EndTime – StartTime</w:t>
+      </w:r>
+    </w:p>
+    <w:p>
+      <w:pPr>
+        <w:spacing w:line="276" w:lineRule="auto"/>
+        <w:ind w:left="-483" w:right="-426"/>
+        <w:jc w:val="right"/>
         <w:rPr>
           <w:rFonts w:ascii="Consolas" w:hAnsi="Consolas"/>
           <w:sz w:val="22"/>
           <w:szCs w:val="22"/>
         </w:rPr>
-        <w:t xml:space="preserve"> = </w:t>
-      </w:r>
-      <w:proofErr w:type="spellStart"/>
+      </w:pPr>
       <w:r>
         <w:rPr>
           <w:rFonts w:ascii="Consolas" w:hAnsi="Consolas"/>
           <w:sz w:val="22"/>
           <w:szCs w:val="22"/>
         </w:rPr>
-        <w:t>EndTime</w:t>
-      </w:r>
-      <w:proofErr w:type="spellEnd"/>
-      <w:r>
+        <w:t>IF (ParkingLot is MinutesParkingLot) THEN</w:t>
+      </w:r>
+    </w:p>
+    <w:p>
+      <w:pPr>
+        <w:spacing w:line="276" w:lineRule="auto"/>
+        <w:ind w:left="-766" w:right="-426"/>
+        <w:jc w:val="right"/>
         <w:rPr>
           <w:rFonts w:ascii="Consolas" w:hAnsi="Consolas"/>
           <w:sz w:val="22"/>
           <w:szCs w:val="22"/>
         </w:rPr>
-        <w:t xml:space="preserve"> – StartTime</w:t>
+      </w:pPr>
+      <w:r>
+        <w:rPr>
+          <w:rFonts w:ascii="Consolas" w:hAnsi="Consolas"/>
+          <w:sz w:val="22"/>
+          <w:szCs w:val="22"/>
+        </w:rPr>
+        <w:tab/>
+      </w:r>
+      <w:r>
+        <w:rPr>
+          <w:rFonts w:ascii="Consolas" w:hAnsi="Consolas"/>
+          <w:sz w:val="22"/>
+          <w:szCs w:val="22"/>
+        </w:rPr>
+        <w:tab/>
+      </w:r>
+      <w:r>
+        <w:rPr>
+          <w:rFonts w:ascii="Consolas" w:hAnsi="Consolas"/>
+          <w:sz w:val="22"/>
+          <w:szCs w:val="22"/>
+        </w:rPr>
+        <w:tab/>
+      </w:r>
+      <w:r>
+        <w:rPr>
+          <w:rFonts w:ascii="Consolas" w:hAnsi="Consolas"/>
+          <w:sz w:val="22"/>
+          <w:szCs w:val="22"/>
+        </w:rPr>
+        <w:tab/>
+      </w:r>
+      <w:r>
+        <w:rPr>
+          <w:rFonts w:ascii="Consolas" w:hAnsi="Consolas"/>
+          <w:sz w:val="22"/>
+          <w:szCs w:val="22"/>
+        </w:rPr>
+        <w:tab/>
+        <w:t xml:space="preserve">    IF (TotalMinutes &lt;= ParkingLot.numberOfGraceMinutes) THEN</w:t>
+      </w:r>
+    </w:p>
+    <w:p>
+      <w:pPr>
+        <w:spacing w:line="276" w:lineRule="auto"/>
+        <w:ind w:right="-426"/>
+        <w:jc w:val="right"/>
+        <w:rPr>
+          <w:rFonts w:ascii="Consolas" w:hAnsi="Consolas"/>
+          <w:sz w:val="22"/>
+          <w:szCs w:val="22"/>
+        </w:rPr>
+      </w:pPr>
+      <w:r>
+        <w:rPr>
+          <w:rFonts w:ascii="Consolas" w:hAnsi="Consolas"/>
+          <w:sz w:val="22"/>
+          <w:szCs w:val="22"/>
+        </w:rPr>
+        <w:tab/>
+      </w:r>
+      <w:r>
+        <w:rPr>
+          <w:rFonts w:ascii="Consolas" w:hAnsi="Consolas"/>
+          <w:sz w:val="22"/>
+          <w:szCs w:val="22"/>
+        </w:rPr>
+        <w:tab/>
+      </w:r>
+      <w:r>
+        <w:rPr>
+          <w:rFonts w:ascii="Consolas" w:hAnsi="Consolas"/>
+          <w:sz w:val="22"/>
+          <w:szCs w:val="22"/>
+        </w:rPr>
+        <w:tab/>
+      </w:r>
+      <w:r>
+        <w:rPr>
+          <w:rFonts w:ascii="Consolas" w:hAnsi="Consolas"/>
+          <w:sz w:val="22"/>
+          <w:szCs w:val="22"/>
+        </w:rPr>
+        <w:tab/>
+        <w:t xml:space="preserve">        AmountPaid = 0</w:t>
       </w:r>
     </w:p>
     <w:p>
@@ -974,13 +1062,13 @@
           <w:sz w:val="22"/>
           <w:szCs w:val="22"/>
         </w:rPr>
-        <w:t>IF (ParkingLot is MinutesParkingLot) THEN</w:t>
+        <w:t xml:space="preserve">    ELSE</w:t>
       </w:r>
     </w:p>
     <w:p>
       <w:pPr>
         <w:spacing w:line="276" w:lineRule="auto"/>
-        <w:ind w:left="-766" w:right="-426"/>
+        <w:ind w:left="-483" w:right="-426"/>
         <w:jc w:val="right"/>
         <w:rPr>
           <w:rFonts w:ascii="Consolas" w:hAnsi="Consolas"/>
@@ -994,82 +1082,93 @@
           <w:sz w:val="22"/>
           <w:szCs w:val="22"/>
         </w:rPr>
-        <w:tab/>
-      </w:r>
-      <w:r>
+        <w:t xml:space="preserve">         AmountPaid = TotalMinutes * ParkingLot.price</w:t>
+      </w:r>
+    </w:p>
+    <w:p>
+      <w:pPr>
+        <w:spacing w:line="276" w:lineRule="auto"/>
+        <w:ind w:left="-483" w:right="-426"/>
+        <w:jc w:val="right"/>
         <w:rPr>
           <w:rFonts w:ascii="Consolas" w:hAnsi="Consolas"/>
           <w:sz w:val="22"/>
           <w:szCs w:val="22"/>
         </w:rPr>
-        <w:tab/>
-      </w:r>
+      </w:pPr>
       <w:r>
         <w:rPr>
           <w:rFonts w:ascii="Consolas" w:hAnsi="Consolas"/>
           <w:sz w:val="22"/>
           <w:szCs w:val="22"/>
         </w:rPr>
-        <w:tab/>
-      </w:r>
-      <w:r>
+        <w:t xml:space="preserve">    END IF</w:t>
+      </w:r>
+    </w:p>
+    <w:p>
+      <w:pPr>
+        <w:spacing w:line="276" w:lineRule="auto"/>
+        <w:ind w:left="-483" w:right="-426"/>
+        <w:jc w:val="right"/>
         <w:rPr>
           <w:rFonts w:ascii="Consolas" w:hAnsi="Consolas"/>
           <w:sz w:val="22"/>
           <w:szCs w:val="22"/>
         </w:rPr>
-        <w:tab/>
-      </w:r>
+      </w:pPr>
       <w:r>
         <w:rPr>
           <w:rFonts w:ascii="Consolas" w:hAnsi="Consolas"/>
           <w:sz w:val="22"/>
           <w:szCs w:val="22"/>
         </w:rPr>
-        <w:tab/>
-        <w:t xml:space="preserve">    IF (</w:t>
-      </w:r>
-      <w:proofErr w:type="spellStart"/>
-      <w:r>
+        <w:t>ELSE IF (ParkingLot is DailyParkingLot) THEN</w:t>
+      </w:r>
+    </w:p>
+    <w:p>
+      <w:pPr>
+        <w:spacing w:line="276" w:lineRule="auto"/>
+        <w:ind w:left="-483" w:right="-426"/>
+        <w:jc w:val="right"/>
         <w:rPr>
           <w:rFonts w:ascii="Consolas" w:hAnsi="Consolas"/>
           <w:sz w:val="22"/>
           <w:szCs w:val="22"/>
         </w:rPr>
-        <w:t>TotalMinutes</w:t>
-      </w:r>
-      <w:proofErr w:type="spellEnd"/>
+      </w:pPr>
       <w:r>
         <w:rPr>
           <w:rFonts w:ascii="Consolas" w:hAnsi="Consolas"/>
           <w:sz w:val="22"/>
           <w:szCs w:val="22"/>
         </w:rPr>
-        <w:t xml:space="preserve"> &lt;= </w:t>
-      </w:r>
-      <w:proofErr w:type="spellStart"/>
-      <w:r>
+        <w:t xml:space="preserve">    TotalDays = CEILING(TotalMinutes / 1440)</w:t>
+      </w:r>
+    </w:p>
+    <w:p>
+      <w:pPr>
+        <w:spacing w:line="276" w:lineRule="auto"/>
+        <w:ind w:left="-483" w:right="-426"/>
+        <w:jc w:val="right"/>
         <w:rPr>
           <w:rFonts w:ascii="Consolas" w:hAnsi="Consolas"/>
           <w:sz w:val="22"/>
           <w:szCs w:val="22"/>
         </w:rPr>
-        <w:t>ParkingLot.numberOfGraceMinutes</w:t>
-      </w:r>
-      <w:proofErr w:type="spellEnd"/>
+      </w:pPr>
       <w:r>
         <w:rPr>
           <w:rFonts w:ascii="Consolas" w:hAnsi="Consolas"/>
           <w:sz w:val="22"/>
           <w:szCs w:val="22"/>
         </w:rPr>
-        <w:t>) THEN</w:t>
+        <w:t xml:space="preserve">    AmountPaid = TotalDays * ParkingLot.price</w:t>
       </w:r>
     </w:p>
     <w:p>
       <w:pPr>
         <w:spacing w:line="276" w:lineRule="auto"/>
-        <w:ind w:right="-426"/>
+        <w:ind w:left="-483" w:right="-426"/>
         <w:jc w:val="right"/>
         <w:rPr>
           <w:rFonts w:ascii="Consolas" w:hAnsi="Consolas"/>
@@ -1083,50 +1182,68 @@
           <w:sz w:val="22"/>
           <w:szCs w:val="22"/>
         </w:rPr>
-        <w:tab/>
-      </w:r>
-      <w:r>
+        <w:t xml:space="preserve">    IF (TotalDays &gt; ParkingLot.maxDaysAllowed) THEN</w:t>
+      </w:r>
+    </w:p>
+    <w:p>
+      <w:pPr>
+        <w:spacing w:line="276" w:lineRule="auto"/>
+        <w:ind w:left="-483" w:right="-426"/>
+        <w:jc w:val="right"/>
         <w:rPr>
           <w:rFonts w:ascii="Consolas" w:hAnsi="Consolas"/>
           <w:sz w:val="22"/>
           <w:szCs w:val="22"/>
         </w:rPr>
-        <w:tab/>
-      </w:r>
+      </w:pPr>
       <w:r>
         <w:rPr>
           <w:rFonts w:ascii="Consolas" w:hAnsi="Consolas"/>
           <w:sz w:val="22"/>
           <w:szCs w:val="22"/>
         </w:rPr>
-        <w:tab/>
-      </w:r>
-      <w:r>
+        <w:t xml:space="preserve">    AmountPaid = AmountPaid + PENALTY_FEE</w:t>
+      </w:r>
+    </w:p>
+    <w:p>
+      <w:pPr>
+        <w:spacing w:line="276" w:lineRule="auto"/>
+        <w:ind w:left="-483" w:right="-426"/>
+        <w:jc w:val="right"/>
         <w:rPr>
           <w:rFonts w:ascii="Consolas" w:hAnsi="Consolas"/>
           <w:sz w:val="22"/>
           <w:szCs w:val="22"/>
         </w:rPr>
-        <w:tab/>
-        <w:t xml:space="preserve">        </w:t>
-      </w:r>
-      <w:proofErr w:type="spellStart"/>
+      </w:pPr>
       <w:r>
         <w:rPr>
           <w:rFonts w:ascii="Consolas" w:hAnsi="Consolas"/>
           <w:sz w:val="22"/>
           <w:szCs w:val="22"/>
         </w:rPr>
-        <w:t>AmountPaid</w:t>
-      </w:r>
-      <w:proofErr w:type="spellEnd"/>
-      <w:r>
+        <w:t xml:space="preserve">    END IF</w:t>
+      </w:r>
+    </w:p>
+    <w:p>
+      <w:pPr>
+        <w:spacing w:line="276" w:lineRule="auto"/>
+        <w:ind w:left="-483" w:right="-426"/>
+        <w:jc w:val="right"/>
         <w:rPr>
           <w:rFonts w:ascii="Consolas" w:hAnsi="Consolas"/>
           <w:sz w:val="22"/>
           <w:szCs w:val="22"/>
-        </w:rPr>
-        <w:t xml:space="preserve"> = 0</w:t>
+          <w:rtl/>
+        </w:rPr>
+      </w:pPr>
+      <w:r>
+        <w:rPr>
+          <w:rFonts w:ascii="Consolas" w:hAnsi="Consolas"/>
+          <w:sz w:val="22"/>
+          <w:szCs w:val="22"/>
+        </w:rPr>
+        <w:t xml:space="preserve"> END IF</w:t>
       </w:r>
     </w:p>
     <w:p>
@@ -1135,429 +1252,18 @@
         <w:ind w:left="-483" w:right="-426"/>
         <w:jc w:val="right"/>
         <w:rPr>
+          <w:rFonts w:asciiTheme="minorBidi" w:hAnsiTheme="minorBidi"/>
+          <w:rtl/>
+        </w:rPr>
+      </w:pPr>
+      <w:r>
+        <w:rPr>
           <w:rFonts w:ascii="Consolas" w:hAnsi="Consolas"/>
           <w:sz w:val="22"/>
           <w:szCs w:val="22"/>
         </w:rPr>
-      </w:pPr>
-      <w:r>
-        <w:rPr>
-          <w:rFonts w:ascii="Consolas" w:hAnsi="Consolas"/>
-          <w:sz w:val="22"/>
-          <w:szCs w:val="22"/>
-        </w:rPr>
-        <w:t xml:space="preserve">    ELSE</w:t>
-      </w:r>
-    </w:p>
-    <w:p>
-      <w:pPr>
-        <w:spacing w:line="276" w:lineRule="auto"/>
-        <w:ind w:left="-483" w:right="-426"/>
-        <w:jc w:val="right"/>
-        <w:rPr>
-          <w:rFonts w:ascii="Consolas" w:hAnsi="Consolas"/>
-          <w:sz w:val="22"/>
-          <w:szCs w:val="22"/>
-        </w:rPr>
-      </w:pPr>
-      <w:r>
-        <w:rPr>
-          <w:rFonts w:ascii="Consolas" w:hAnsi="Consolas"/>
-          <w:sz w:val="22"/>
-          <w:szCs w:val="22"/>
-        </w:rPr>
-        <w:t xml:space="preserve">         </w:t>
-      </w:r>
-      <w:proofErr w:type="spellStart"/>
-      <w:r>
-        <w:rPr>
-          <w:rFonts w:ascii="Consolas" w:hAnsi="Consolas"/>
-          <w:sz w:val="22"/>
-          <w:szCs w:val="22"/>
-        </w:rPr>
-        <w:t>AmountPaid</w:t>
-      </w:r>
-      <w:proofErr w:type="spellEnd"/>
-      <w:r>
-        <w:rPr>
-          <w:rFonts w:ascii="Consolas" w:hAnsi="Consolas"/>
-          <w:sz w:val="22"/>
-          <w:szCs w:val="22"/>
-        </w:rPr>
-        <w:t xml:space="preserve"> = </w:t>
-      </w:r>
-      <w:proofErr w:type="spellStart"/>
-      <w:r>
-        <w:rPr>
-          <w:rFonts w:ascii="Consolas" w:hAnsi="Consolas"/>
-          <w:sz w:val="22"/>
-          <w:szCs w:val="22"/>
-        </w:rPr>
-        <w:t>TotalMinutes</w:t>
-      </w:r>
-      <w:proofErr w:type="spellEnd"/>
-      <w:r>
-        <w:rPr>
-          <w:rFonts w:ascii="Consolas" w:hAnsi="Consolas"/>
-          <w:sz w:val="22"/>
-          <w:szCs w:val="22"/>
-        </w:rPr>
-        <w:t xml:space="preserve"> * </w:t>
-      </w:r>
-      <w:proofErr w:type="spellStart"/>
-      <w:r>
-        <w:rPr>
-          <w:rFonts w:ascii="Consolas" w:hAnsi="Consolas"/>
-          <w:sz w:val="22"/>
-          <w:szCs w:val="22"/>
-        </w:rPr>
-        <w:t>ParkingLot.price</w:t>
-      </w:r>
-      <w:proofErr w:type="spellEnd"/>
-    </w:p>
-    <w:p>
-      <w:pPr>
-        <w:spacing w:line="276" w:lineRule="auto"/>
-        <w:ind w:left="-483" w:right="-426"/>
-        <w:jc w:val="right"/>
-        <w:rPr>
-          <w:rFonts w:ascii="Consolas" w:hAnsi="Consolas"/>
-          <w:sz w:val="22"/>
-          <w:szCs w:val="22"/>
-        </w:rPr>
-      </w:pPr>
-      <w:r>
-        <w:rPr>
-          <w:rFonts w:ascii="Consolas" w:hAnsi="Consolas"/>
-          <w:sz w:val="22"/>
-          <w:szCs w:val="22"/>
-        </w:rPr>
-        <w:t xml:space="preserve">    END IF</w:t>
-      </w:r>
-    </w:p>
-    <w:p>
-      <w:pPr>
-        <w:spacing w:line="276" w:lineRule="auto"/>
-        <w:ind w:left="-483" w:right="-426"/>
-        <w:jc w:val="right"/>
-        <w:rPr>
-          <w:rFonts w:ascii="Consolas" w:hAnsi="Consolas"/>
-          <w:sz w:val="22"/>
-          <w:szCs w:val="22"/>
-        </w:rPr>
-      </w:pPr>
-      <w:r>
-        <w:rPr>
-          <w:rFonts w:ascii="Consolas" w:hAnsi="Consolas"/>
-          <w:sz w:val="22"/>
-          <w:szCs w:val="22"/>
-        </w:rPr>
-        <w:t>ELSE IF (ParkingLot is DailyParkingLot) THEN</w:t>
-      </w:r>
-    </w:p>
-    <w:p>
-      <w:pPr>
-        <w:spacing w:line="276" w:lineRule="auto"/>
-        <w:ind w:left="-483" w:right="-426"/>
-        <w:jc w:val="right"/>
-        <w:rPr>
-          <w:rFonts w:ascii="Consolas" w:hAnsi="Consolas"/>
-          <w:sz w:val="22"/>
-          <w:szCs w:val="22"/>
-        </w:rPr>
-      </w:pPr>
-      <w:r>
-        <w:rPr>
-          <w:rFonts w:ascii="Consolas" w:hAnsi="Consolas"/>
-          <w:sz w:val="22"/>
-          <w:szCs w:val="22"/>
-        </w:rPr>
-        <w:t xml:space="preserve">    </w:t>
-      </w:r>
-      <w:proofErr w:type="spellStart"/>
-      <w:r>
-        <w:rPr>
-          <w:rFonts w:ascii="Consolas" w:hAnsi="Consolas"/>
-          <w:sz w:val="22"/>
-          <w:szCs w:val="22"/>
-        </w:rPr>
-        <w:t>TotalDays</w:t>
-      </w:r>
-      <w:proofErr w:type="spellEnd"/>
-      <w:r>
-        <w:rPr>
-          <w:rFonts w:ascii="Consolas" w:hAnsi="Consolas"/>
-          <w:sz w:val="22"/>
-          <w:szCs w:val="22"/>
-        </w:rPr>
-        <w:t xml:space="preserve"> = CEILING(</w:t>
-      </w:r>
-      <w:proofErr w:type="spellStart"/>
-      <w:r>
-        <w:rPr>
-          <w:rFonts w:ascii="Consolas" w:hAnsi="Consolas"/>
-          <w:sz w:val="22"/>
-          <w:szCs w:val="22"/>
-        </w:rPr>
-        <w:t>TotalMinutes</w:t>
-      </w:r>
-      <w:proofErr w:type="spellEnd"/>
-      <w:r>
-        <w:rPr>
-          <w:rFonts w:ascii="Consolas" w:hAnsi="Consolas"/>
-          <w:sz w:val="22"/>
-          <w:szCs w:val="22"/>
-        </w:rPr>
-        <w:t xml:space="preserve"> / 1440)</w:t>
-      </w:r>
-    </w:p>
-    <w:p>
-      <w:pPr>
-        <w:spacing w:line="276" w:lineRule="auto"/>
-        <w:ind w:left="-483" w:right="-426"/>
-        <w:jc w:val="right"/>
-        <w:rPr>
-          <w:rFonts w:ascii="Consolas" w:hAnsi="Consolas"/>
-          <w:sz w:val="22"/>
-          <w:szCs w:val="22"/>
-        </w:rPr>
-      </w:pPr>
-      <w:r>
-        <w:rPr>
-          <w:rFonts w:ascii="Consolas" w:hAnsi="Consolas"/>
-          <w:sz w:val="22"/>
-          <w:szCs w:val="22"/>
-        </w:rPr>
-        <w:t xml:space="preserve">    </w:t>
-      </w:r>
-      <w:proofErr w:type="spellStart"/>
-      <w:r>
-        <w:rPr>
-          <w:rFonts w:ascii="Consolas" w:hAnsi="Consolas"/>
-          <w:sz w:val="22"/>
-          <w:szCs w:val="22"/>
-        </w:rPr>
-        <w:t>AmountPaid</w:t>
-      </w:r>
-      <w:proofErr w:type="spellEnd"/>
-      <w:r>
-        <w:rPr>
-          <w:rFonts w:ascii="Consolas" w:hAnsi="Consolas"/>
-          <w:sz w:val="22"/>
-          <w:szCs w:val="22"/>
-        </w:rPr>
-        <w:t xml:space="preserve"> = </w:t>
-      </w:r>
-      <w:proofErr w:type="spellStart"/>
-      <w:r>
-        <w:rPr>
-          <w:rFonts w:ascii="Consolas" w:hAnsi="Consolas"/>
-          <w:sz w:val="22"/>
-          <w:szCs w:val="22"/>
-        </w:rPr>
-        <w:t>TotalDays</w:t>
-      </w:r>
-      <w:proofErr w:type="spellEnd"/>
-      <w:r>
-        <w:rPr>
-          <w:rFonts w:ascii="Consolas" w:hAnsi="Consolas"/>
-          <w:sz w:val="22"/>
-          <w:szCs w:val="22"/>
-        </w:rPr>
-        <w:t xml:space="preserve"> * </w:t>
-      </w:r>
-      <w:proofErr w:type="spellStart"/>
-      <w:r>
-        <w:rPr>
-          <w:rFonts w:ascii="Consolas" w:hAnsi="Consolas"/>
-          <w:sz w:val="22"/>
-          <w:szCs w:val="22"/>
-        </w:rPr>
-        <w:t>ParkingLot.price</w:t>
-      </w:r>
-      <w:proofErr w:type="spellEnd"/>
-    </w:p>
-    <w:p>
-      <w:pPr>
-        <w:spacing w:line="276" w:lineRule="auto"/>
-        <w:ind w:left="-483" w:right="-426"/>
-        <w:jc w:val="right"/>
-        <w:rPr>
-          <w:rFonts w:ascii="Consolas" w:hAnsi="Consolas"/>
-          <w:sz w:val="22"/>
-          <w:szCs w:val="22"/>
-        </w:rPr>
-      </w:pPr>
-      <w:r>
-        <w:rPr>
-          <w:rFonts w:ascii="Consolas" w:hAnsi="Consolas"/>
-          <w:sz w:val="22"/>
-          <w:szCs w:val="22"/>
-        </w:rPr>
-        <w:t xml:space="preserve">    IF (</w:t>
-      </w:r>
-      <w:proofErr w:type="spellStart"/>
-      <w:r>
-        <w:rPr>
-          <w:rFonts w:ascii="Consolas" w:hAnsi="Consolas"/>
-          <w:sz w:val="22"/>
-          <w:szCs w:val="22"/>
-        </w:rPr>
-        <w:t>TotalDays</w:t>
-      </w:r>
-      <w:proofErr w:type="spellEnd"/>
-      <w:r>
-        <w:rPr>
-          <w:rFonts w:ascii="Consolas" w:hAnsi="Consolas"/>
-          <w:sz w:val="22"/>
-          <w:szCs w:val="22"/>
-        </w:rPr>
-        <w:t xml:space="preserve"> &gt; </w:t>
-      </w:r>
-      <w:proofErr w:type="spellStart"/>
-      <w:r>
-        <w:rPr>
-          <w:rFonts w:ascii="Consolas" w:hAnsi="Consolas"/>
-          <w:sz w:val="22"/>
-          <w:szCs w:val="22"/>
-        </w:rPr>
-        <w:t>ParkingLot.maxDaysAllowed</w:t>
-      </w:r>
-      <w:proofErr w:type="spellEnd"/>
-      <w:r>
-        <w:rPr>
-          <w:rFonts w:ascii="Consolas" w:hAnsi="Consolas"/>
-          <w:sz w:val="22"/>
-          <w:szCs w:val="22"/>
-        </w:rPr>
-        <w:t>) THEN</w:t>
-      </w:r>
-    </w:p>
-    <w:p>
-      <w:pPr>
-        <w:spacing w:line="276" w:lineRule="auto"/>
-        <w:ind w:left="-483" w:right="-426"/>
-        <w:jc w:val="right"/>
-        <w:rPr>
-          <w:rFonts w:ascii="Consolas" w:hAnsi="Consolas"/>
-          <w:sz w:val="22"/>
-          <w:szCs w:val="22"/>
-        </w:rPr>
-      </w:pPr>
-      <w:r>
-        <w:rPr>
-          <w:rFonts w:ascii="Consolas" w:hAnsi="Consolas"/>
-          <w:sz w:val="22"/>
-          <w:szCs w:val="22"/>
-        </w:rPr>
-        <w:t xml:space="preserve">    </w:t>
-      </w:r>
-      <w:proofErr w:type="spellStart"/>
-      <w:r>
-        <w:rPr>
-          <w:rFonts w:ascii="Consolas" w:hAnsi="Consolas"/>
-          <w:sz w:val="22"/>
-          <w:szCs w:val="22"/>
-        </w:rPr>
-        <w:t>AmountPaid</w:t>
-      </w:r>
-      <w:proofErr w:type="spellEnd"/>
-      <w:r>
-        <w:rPr>
-          <w:rFonts w:ascii="Consolas" w:hAnsi="Consolas"/>
-          <w:sz w:val="22"/>
-          <w:szCs w:val="22"/>
-        </w:rPr>
-        <w:t xml:space="preserve"> = </w:t>
-      </w:r>
-      <w:proofErr w:type="spellStart"/>
-      <w:r>
-        <w:rPr>
-          <w:rFonts w:ascii="Consolas" w:hAnsi="Consolas"/>
-          <w:sz w:val="22"/>
-          <w:szCs w:val="22"/>
-        </w:rPr>
-        <w:t>AmountPaid</w:t>
-      </w:r>
-      <w:proofErr w:type="spellEnd"/>
-      <w:r>
-        <w:rPr>
-          <w:rFonts w:ascii="Consolas" w:hAnsi="Consolas"/>
-          <w:sz w:val="22"/>
-          <w:szCs w:val="22"/>
-        </w:rPr>
-        <w:t xml:space="preserve"> + PENALTY_FEE</w:t>
-      </w:r>
-    </w:p>
-    <w:p>
-      <w:pPr>
-        <w:spacing w:line="276" w:lineRule="auto"/>
-        <w:ind w:left="-483" w:right="-426"/>
-        <w:jc w:val="right"/>
-        <w:rPr>
-          <w:rFonts w:ascii="Consolas" w:hAnsi="Consolas"/>
-          <w:sz w:val="22"/>
-          <w:szCs w:val="22"/>
-        </w:rPr>
-      </w:pPr>
-      <w:r>
-        <w:rPr>
-          <w:rFonts w:ascii="Consolas" w:hAnsi="Consolas"/>
-          <w:sz w:val="22"/>
-          <w:szCs w:val="22"/>
-        </w:rPr>
-        <w:t xml:space="preserve">    END IF</w:t>
-      </w:r>
-    </w:p>
-    <w:p>
-      <w:pPr>
-        <w:spacing w:line="276" w:lineRule="auto"/>
-        <w:ind w:left="-483" w:right="-426"/>
-        <w:jc w:val="right"/>
-        <w:rPr>
-          <w:rFonts w:ascii="Consolas" w:hAnsi="Consolas"/>
-          <w:sz w:val="22"/>
-          <w:szCs w:val="22"/>
-          <w:rtl/>
-        </w:rPr>
-      </w:pPr>
-      <w:r>
-        <w:rPr>
-          <w:rFonts w:ascii="Consolas" w:hAnsi="Consolas"/>
-          <w:sz w:val="22"/>
-          <w:szCs w:val="22"/>
-        </w:rPr>
-        <w:t xml:space="preserve"> END IF</w:t>
-      </w:r>
-    </w:p>
-    <w:p>
-      <w:pPr>
-        <w:spacing w:line="276" w:lineRule="auto"/>
-        <w:ind w:left="-483" w:right="-426"/>
-        <w:jc w:val="right"/>
-        <w:rPr>
-          <w:rFonts w:asciiTheme="minorBidi" w:hAnsiTheme="minorBidi"/>
-          <w:rtl/>
-        </w:rPr>
-      </w:pPr>
-      <w:r>
-        <w:rPr>
-          <w:rFonts w:ascii="Consolas" w:hAnsi="Consolas"/>
-          <w:sz w:val="22"/>
-          <w:szCs w:val="22"/>
-        </w:rPr>
-        <w:t xml:space="preserve">RETURN </w:t>
-      </w:r>
-      <w:proofErr w:type="spellStart"/>
-      <w:r>
-        <w:rPr>
-          <w:rFonts w:ascii="Consolas" w:hAnsi="Consolas"/>
-          <w:sz w:val="22"/>
-          <w:szCs w:val="22"/>
-        </w:rPr>
-        <w:t>AmountPaid</w:t>
-      </w:r>
-      <w:proofErr w:type="spellEnd"/>
+        <w:t>RETURN AmountPaid</w:t>
+      </w:r>
     </w:p>
     <w:p>
       <w:pPr>
@@ -1681,7 +1387,6 @@
                 <w:rtl/>
               </w:rPr>
             </w:pPr>
-            <w:proofErr w:type="spellStart"/>
             <w:r>
               <w:rPr>
                 <w:rFonts w:asciiTheme="minorBidi" w:hAnsiTheme="minorBidi"/>
@@ -1691,7 +1396,6 @@
               </w:rPr>
               <w:t>uniqueNumber</w:t>
             </w:r>
-            <w:proofErr w:type="spellEnd"/>
             <w:r>
               <w:rPr>
                 <w:rFonts w:asciiTheme="minorBidi" w:hAnsiTheme="minorBidi"/>
@@ -1715,7 +1419,6 @@
                 <w:rtl/>
               </w:rPr>
             </w:pPr>
-            <w:proofErr w:type="spellStart"/>
             <w:r>
               <w:rPr>
                 <w:rFonts w:asciiTheme="minorBidi" w:hAnsiTheme="minorBidi"/>
@@ -1724,7 +1427,6 @@
               </w:rPr>
               <w:t>ParkingLot</w:t>
             </w:r>
-            <w:proofErr w:type="spellEnd"/>
           </w:p>
         </w:tc>
       </w:tr>
@@ -1745,7 +1447,6 @@
                 <w:rtl/>
               </w:rPr>
             </w:pPr>
-            <w:proofErr w:type="spellStart"/>
             <w:r>
               <w:rPr>
                 <w:rFonts w:asciiTheme="minorBidi" w:hAnsiTheme="minorBidi"/>
@@ -1755,43 +1456,14 @@
               </w:rPr>
               <w:t>uniqueNumber</w:t>
             </w:r>
-            <w:proofErr w:type="spellEnd"/>
-            <w:r>
-              <w:rPr>
-                <w:rFonts w:asciiTheme="minorBidi" w:hAnsiTheme="minorBidi"/>
-                <w:sz w:val="22"/>
-                <w:szCs w:val="22"/>
-              </w:rPr>
-              <w:t xml:space="preserve">(FK </w:t>
-            </w:r>
-            <w:proofErr w:type="spellStart"/>
-            <w:r>
-              <w:rPr>
-                <w:rFonts w:asciiTheme="minorBidi" w:hAnsiTheme="minorBidi"/>
-                <w:sz w:val="22"/>
-                <w:szCs w:val="22"/>
-              </w:rPr>
-              <w:t>ParkingLot</w:t>
-            </w:r>
-            <w:proofErr w:type="spellEnd"/>
-            <w:r>
-              <w:rPr>
-                <w:rFonts w:asciiTheme="minorBidi" w:hAnsiTheme="minorBidi"/>
-                <w:sz w:val="22"/>
-                <w:szCs w:val="22"/>
-              </w:rPr>
-              <w:t xml:space="preserve">), </w:t>
-            </w:r>
-            <w:proofErr w:type="spellStart"/>
-            <w:r>
-              <w:rPr>
-                <w:rFonts w:asciiTheme="minorBidi" w:hAnsiTheme="minorBidi"/>
-                <w:sz w:val="22"/>
-                <w:szCs w:val="22"/>
-              </w:rPr>
-              <w:t>numberOfGraceMinutes</w:t>
-            </w:r>
-            <w:proofErr w:type="spellEnd"/>
+            <w:r>
+              <w:rPr>
+                <w:rFonts w:asciiTheme="minorBidi" w:hAnsiTheme="minorBidi"/>
+                <w:sz w:val="22"/>
+                <w:szCs w:val="22"/>
+              </w:rPr>
+              <w:t>(FK ParkingLot), numberOfGraceMinutes</w:t>
+            </w:r>
           </w:p>
         </w:tc>
         <w:tc>
@@ -1807,7 +1479,6 @@
                 <w:rtl/>
               </w:rPr>
             </w:pPr>
-            <w:proofErr w:type="spellStart"/>
             <w:r>
               <w:rPr>
                 <w:rFonts w:asciiTheme="minorBidi" w:hAnsiTheme="minorBidi"/>
@@ -1816,7 +1487,6 @@
               </w:rPr>
               <w:t>MinutesParkingLot</w:t>
             </w:r>
-            <w:proofErr w:type="spellEnd"/>
           </w:p>
         </w:tc>
       </w:tr>
@@ -1837,7 +1507,6 @@
                 <w:rtl/>
               </w:rPr>
             </w:pPr>
-            <w:proofErr w:type="spellStart"/>
             <w:r>
               <w:rPr>
                 <w:rFonts w:asciiTheme="minorBidi" w:hAnsiTheme="minorBidi"/>
@@ -1847,61 +1516,14 @@
               </w:rPr>
               <w:t>uniqueNumber</w:t>
             </w:r>
-            <w:proofErr w:type="spellEnd"/>
-            <w:r>
-              <w:rPr>
-                <w:rFonts w:asciiTheme="minorBidi" w:hAnsiTheme="minorBidi"/>
-                <w:sz w:val="22"/>
-                <w:szCs w:val="22"/>
-              </w:rPr>
-              <w:t xml:space="preserve">(FK </w:t>
-            </w:r>
-            <w:proofErr w:type="spellStart"/>
-            <w:r>
-              <w:rPr>
-                <w:rFonts w:asciiTheme="minorBidi" w:hAnsiTheme="minorBidi"/>
-                <w:sz w:val="22"/>
-                <w:szCs w:val="22"/>
-              </w:rPr>
-              <w:t>ParkingLot</w:t>
-            </w:r>
-            <w:proofErr w:type="spellEnd"/>
-            <w:r>
-              <w:rPr>
-                <w:rFonts w:asciiTheme="minorBidi" w:hAnsiTheme="minorBidi"/>
-                <w:sz w:val="22"/>
-                <w:szCs w:val="22"/>
-              </w:rPr>
-              <w:t xml:space="preserve">), </w:t>
-            </w:r>
-            <w:proofErr w:type="spellStart"/>
-            <w:r>
-              <w:rPr>
-                <w:rFonts w:asciiTheme="minorBidi" w:hAnsiTheme="minorBidi"/>
-                <w:sz w:val="22"/>
-                <w:szCs w:val="22"/>
-              </w:rPr>
-              <w:t>overnightAllowed</w:t>
-            </w:r>
-            <w:proofErr w:type="spellEnd"/>
-            <w:r>
-              <w:rPr>
-                <w:rFonts w:asciiTheme="minorBidi" w:hAnsiTheme="minorBidi"/>
-                <w:sz w:val="22"/>
-                <w:szCs w:val="22"/>
-              </w:rPr>
-              <w:t xml:space="preserve">, </w:t>
-            </w:r>
-            <w:proofErr w:type="spellStart"/>
-            <w:r>
-              <w:rPr>
-                <w:rFonts w:asciiTheme="minorBidi" w:hAnsiTheme="minorBidi"/>
-                <w:sz w:val="22"/>
-                <w:szCs w:val="22"/>
-              </w:rPr>
-              <w:t>maxDaysAllowed</w:t>
-            </w:r>
-            <w:proofErr w:type="spellEnd"/>
+            <w:r>
+              <w:rPr>
+                <w:rFonts w:asciiTheme="minorBidi" w:hAnsiTheme="minorBidi"/>
+                <w:sz w:val="22"/>
+                <w:szCs w:val="22"/>
+              </w:rPr>
+              <w:t>(FK ParkingLot), overnightAllowed, maxDaysAllowed</w:t>
+            </w:r>
           </w:p>
         </w:tc>
         <w:tc>
@@ -1917,7 +1539,6 @@
                 <w:rtl/>
               </w:rPr>
             </w:pPr>
-            <w:proofErr w:type="spellStart"/>
             <w:r>
               <w:rPr>
                 <w:rFonts w:asciiTheme="minorBidi" w:hAnsiTheme="minorBidi"/>
@@ -1926,7 +1547,6 @@
               </w:rPr>
               <w:t>DailyParkingLot</w:t>
             </w:r>
-            <w:proofErr w:type="spellEnd"/>
           </w:p>
         </w:tc>
       </w:tr>
@@ -1947,7 +1567,6 @@
                 <w:rtl/>
               </w:rPr>
             </w:pPr>
-            <w:proofErr w:type="spellStart"/>
             <w:r>
               <w:rPr>
                 <w:rFonts w:asciiTheme="minorBidi" w:hAnsiTheme="minorBidi"/>
@@ -1955,7 +1574,6 @@
               </w:rPr>
               <w:t>vehicleNumber</w:t>
             </w:r>
-            <w:proofErr w:type="spellEnd"/>
             <w:r>
               <w:rPr>
                 <w:rFonts w:asciiTheme="minorBidi" w:hAnsiTheme="minorBidi"/>
@@ -2005,7 +1623,6 @@
                 <w:rtl/>
               </w:rPr>
             </w:pPr>
-            <w:proofErr w:type="spellStart"/>
             <w:r>
               <w:rPr>
                 <w:rFonts w:asciiTheme="minorBidi" w:hAnsiTheme="minorBidi"/>
@@ -2013,32 +1630,20 @@
               </w:rPr>
               <w:t>uniqueNumber</w:t>
             </w:r>
-            <w:proofErr w:type="spellEnd"/>
-            <w:r>
-              <w:rPr>
-                <w:rFonts w:asciiTheme="minorBidi" w:hAnsiTheme="minorBidi"/>
-                <w:sz w:val="22"/>
-                <w:szCs w:val="22"/>
-              </w:rPr>
-              <w:t xml:space="preserve">(FK </w:t>
-            </w:r>
-            <w:proofErr w:type="spellStart"/>
-            <w:r>
-              <w:rPr>
-                <w:rFonts w:asciiTheme="minorBidi" w:hAnsiTheme="minorBidi"/>
-                <w:sz w:val="22"/>
-                <w:szCs w:val="22"/>
-              </w:rPr>
-              <w:t>ParkingLot</w:t>
-            </w:r>
-            <w:proofErr w:type="spellEnd"/>
+            <w:r>
+              <w:rPr>
+                <w:rFonts w:asciiTheme="minorBidi" w:hAnsiTheme="minorBidi"/>
+                <w:sz w:val="22"/>
+                <w:szCs w:val="22"/>
+              </w:rPr>
+              <w:t>(FK ParkingLot</w:t>
+            </w:r>
             <w:r>
               <w:rPr>
                 <w:rFonts w:asciiTheme="minorBidi" w:hAnsiTheme="minorBidi"/>
               </w:rPr>
               <w:t xml:space="preserve">), </w:t>
             </w:r>
-            <w:proofErr w:type="spellStart"/>
             <w:r>
               <w:rPr>
                 <w:rFonts w:asciiTheme="minorBidi" w:hAnsiTheme="minorBidi"/>
@@ -2046,14 +1651,12 @@
               </w:rPr>
               <w:t>floorNumber</w:t>
             </w:r>
-            <w:proofErr w:type="spellEnd"/>
             <w:r>
               <w:rPr>
                 <w:rFonts w:asciiTheme="minorBidi" w:hAnsiTheme="minorBidi"/>
               </w:rPr>
               <w:t xml:space="preserve">, </w:t>
             </w:r>
-            <w:proofErr w:type="spellStart"/>
             <w:r>
               <w:rPr>
                 <w:rFonts w:asciiTheme="minorBidi" w:hAnsiTheme="minorBidi"/>
@@ -2061,7 +1664,6 @@
               </w:rPr>
               <w:t>spaceNumber</w:t>
             </w:r>
-            <w:proofErr w:type="spellEnd"/>
             <w:r>
               <w:rPr>
                 <w:rFonts w:asciiTheme="minorBidi" w:hAnsiTheme="minorBidi"/>
@@ -2083,7 +1685,6 @@
                 <w:rtl/>
               </w:rPr>
             </w:pPr>
-            <w:proofErr w:type="spellStart"/>
             <w:r>
               <w:rPr>
                 <w:rFonts w:asciiTheme="minorBidi" w:hAnsiTheme="minorBidi"/>
@@ -2092,7 +1693,6 @@
               </w:rPr>
               <w:t>ParkingSpace</w:t>
             </w:r>
-            <w:proofErr w:type="spellEnd"/>
           </w:p>
         </w:tc>
       </w:tr>
@@ -2113,7 +1713,6 @@
                 <w:rtl/>
               </w:rPr>
             </w:pPr>
-            <w:proofErr w:type="spellStart"/>
             <w:r>
               <w:rPr>
                 <w:rFonts w:asciiTheme="minorBidi" w:hAnsiTheme="minorBidi"/>
@@ -2121,9 +1720,16 @@
                 <w:szCs w:val="22"/>
                 <w:u w:val="single"/>
               </w:rPr>
-              <w:t>vehicleNumber</w:t>
-            </w:r>
-            <w:proofErr w:type="spellEnd"/>
+              <w:t xml:space="preserve">vehicleNumber(FK </w:t>
+            </w:r>
+            <w:r>
+              <w:rPr>
+                <w:rFonts w:asciiTheme="minorBidi" w:hAnsiTheme="minorBidi"/>
+                <w:sz w:val="22"/>
+                <w:szCs w:val="22"/>
+              </w:rPr>
+              <w:t xml:space="preserve"> Vehicle), </w:t>
+            </w:r>
             <w:r>
               <w:rPr>
                 <w:rFonts w:asciiTheme="minorBidi" w:hAnsiTheme="minorBidi"/>
@@ -2131,17 +1737,16 @@
                 <w:szCs w:val="22"/>
                 <w:u w:val="single"/>
               </w:rPr>
-              <w:t xml:space="preserve">(FK </w:t>
-            </w:r>
-            <w:r>
-              <w:rPr>
-                <w:rFonts w:asciiTheme="minorBidi" w:hAnsiTheme="minorBidi"/>
-                <w:sz w:val="22"/>
-                <w:szCs w:val="22"/>
-              </w:rPr>
-              <w:t xml:space="preserve"> Vehicle), </w:t>
-            </w:r>
-            <w:proofErr w:type="spellStart"/>
+              <w:t>uniqueNumber</w:t>
+            </w:r>
+            <w:r>
+              <w:rPr>
+                <w:rFonts w:asciiTheme="minorBidi" w:hAnsiTheme="minorBidi"/>
+                <w:sz w:val="22"/>
+                <w:szCs w:val="22"/>
+              </w:rPr>
+              <w:t xml:space="preserve">(FK  ParkingSpace) , </w:t>
+            </w:r>
             <w:r>
               <w:rPr>
                 <w:rFonts w:asciiTheme="minorBidi" w:hAnsiTheme="minorBidi"/>
@@ -2149,36 +1754,16 @@
                 <w:szCs w:val="22"/>
                 <w:u w:val="single"/>
               </w:rPr>
-              <w:t>uniqueNumber</w:t>
-            </w:r>
-            <w:proofErr w:type="spellEnd"/>
-            <w:r>
-              <w:rPr>
-                <w:rFonts w:asciiTheme="minorBidi" w:hAnsiTheme="minorBidi"/>
-                <w:sz w:val="22"/>
-                <w:szCs w:val="22"/>
-              </w:rPr>
-              <w:t xml:space="preserve">(FK  </w:t>
-            </w:r>
-            <w:proofErr w:type="spellStart"/>
-            <w:r>
-              <w:rPr>
-                <w:rFonts w:asciiTheme="minorBidi" w:hAnsiTheme="minorBidi"/>
-                <w:sz w:val="22"/>
-                <w:szCs w:val="22"/>
-              </w:rPr>
-              <w:t>ParkingSpace</w:t>
-            </w:r>
-            <w:proofErr w:type="spellEnd"/>
-            <w:r>
-              <w:rPr>
-                <w:rFonts w:asciiTheme="minorBidi" w:hAnsiTheme="minorBidi"/>
-                <w:sz w:val="22"/>
-                <w:szCs w:val="22"/>
-              </w:rPr>
-              <w:t xml:space="preserve">) , </w:t>
-            </w:r>
-            <w:proofErr w:type="spellStart"/>
+              <w:t>floorNumber</w:t>
+            </w:r>
+            <w:r>
+              <w:rPr>
+                <w:rFonts w:asciiTheme="minorBidi" w:hAnsiTheme="minorBidi"/>
+                <w:sz w:val="22"/>
+                <w:szCs w:val="22"/>
+              </w:rPr>
+              <w:t xml:space="preserve">(FK  ParkingSpace) , </w:t>
+            </w:r>
             <w:r>
               <w:rPr>
                 <w:rFonts w:asciiTheme="minorBidi" w:hAnsiTheme="minorBidi"/>
@@ -2186,36 +1771,16 @@
                 <w:szCs w:val="22"/>
                 <w:u w:val="single"/>
               </w:rPr>
-              <w:t>floorNumber</w:t>
-            </w:r>
-            <w:proofErr w:type="spellEnd"/>
-            <w:r>
-              <w:rPr>
-                <w:rFonts w:asciiTheme="minorBidi" w:hAnsiTheme="minorBidi"/>
-                <w:sz w:val="22"/>
-                <w:szCs w:val="22"/>
-              </w:rPr>
-              <w:t xml:space="preserve">(FK  </w:t>
-            </w:r>
-            <w:proofErr w:type="spellStart"/>
-            <w:r>
-              <w:rPr>
-                <w:rFonts w:asciiTheme="minorBidi" w:hAnsiTheme="minorBidi"/>
-                <w:sz w:val="22"/>
-                <w:szCs w:val="22"/>
-              </w:rPr>
-              <w:t>ParkingSpace</w:t>
-            </w:r>
-            <w:proofErr w:type="spellEnd"/>
-            <w:r>
-              <w:rPr>
-                <w:rFonts w:asciiTheme="minorBidi" w:hAnsiTheme="minorBidi"/>
-                <w:sz w:val="22"/>
-                <w:szCs w:val="22"/>
-              </w:rPr>
-              <w:t xml:space="preserve">) , </w:t>
-            </w:r>
-            <w:proofErr w:type="spellStart"/>
+              <w:t xml:space="preserve">spaceNumber(FK </w:t>
+            </w:r>
+            <w:r>
+              <w:rPr>
+                <w:rFonts w:asciiTheme="minorBidi" w:hAnsiTheme="minorBidi"/>
+                <w:sz w:val="22"/>
+                <w:szCs w:val="22"/>
+              </w:rPr>
+              <w:t xml:space="preserve"> ParkingSpace), </w:t>
+            </w:r>
             <w:r>
               <w:rPr>
                 <w:rFonts w:asciiTheme="minorBidi" w:hAnsiTheme="minorBidi"/>
@@ -2223,91 +1788,16 @@
                 <w:szCs w:val="22"/>
                 <w:u w:val="single"/>
               </w:rPr>
-              <w:t>spaceNumber</w:t>
-            </w:r>
-            <w:proofErr w:type="spellEnd"/>
-            <w:r>
-              <w:rPr>
-                <w:rFonts w:asciiTheme="minorBidi" w:hAnsiTheme="minorBidi"/>
-                <w:sz w:val="22"/>
-                <w:szCs w:val="22"/>
-                <w:u w:val="single"/>
-              </w:rPr>
-              <w:t xml:space="preserve">(FK </w:t>
-            </w:r>
-            <w:r>
-              <w:rPr>
-                <w:rFonts w:asciiTheme="minorBidi" w:hAnsiTheme="minorBidi"/>
-                <w:sz w:val="22"/>
-                <w:szCs w:val="22"/>
-              </w:rPr>
-              <w:t xml:space="preserve"> </w:t>
-            </w:r>
-            <w:proofErr w:type="spellStart"/>
-            <w:r>
-              <w:rPr>
-                <w:rFonts w:asciiTheme="minorBidi" w:hAnsiTheme="minorBidi"/>
-                <w:sz w:val="22"/>
-                <w:szCs w:val="22"/>
-              </w:rPr>
-              <w:t>ParkingSpace</w:t>
-            </w:r>
-            <w:proofErr w:type="spellEnd"/>
-            <w:r>
-              <w:rPr>
-                <w:rFonts w:asciiTheme="minorBidi" w:hAnsiTheme="minorBidi"/>
-                <w:sz w:val="22"/>
-                <w:szCs w:val="22"/>
-              </w:rPr>
-              <w:t xml:space="preserve">), </w:t>
-            </w:r>
-            <w:proofErr w:type="spellStart"/>
-            <w:r>
-              <w:rPr>
-                <w:rFonts w:asciiTheme="minorBidi" w:hAnsiTheme="minorBidi"/>
-                <w:sz w:val="22"/>
-                <w:szCs w:val="22"/>
-                <w:u w:val="single"/>
-              </w:rPr>
               <w:t>startTime</w:t>
             </w:r>
-            <w:proofErr w:type="spellEnd"/>
-            <w:r>
-              <w:rPr>
-                <w:rFonts w:asciiTheme="minorBidi" w:hAnsiTheme="minorBidi"/>
-                <w:sz w:val="22"/>
-                <w:szCs w:val="22"/>
-              </w:rPr>
-              <w:t xml:space="preserve">, </w:t>
-            </w:r>
-            <w:proofErr w:type="spellStart"/>
-            <w:r>
-              <w:rPr>
-                <w:rFonts w:asciiTheme="minorBidi" w:hAnsiTheme="minorBidi"/>
-                <w:sz w:val="22"/>
-                <w:szCs w:val="22"/>
-              </w:rPr>
-              <w:t>endTime</w:t>
-            </w:r>
-            <w:proofErr w:type="spellEnd"/>
-            <w:r>
-              <w:rPr>
-                <w:rFonts w:asciiTheme="minorBidi" w:hAnsiTheme="minorBidi"/>
-                <w:sz w:val="22"/>
-                <w:szCs w:val="22"/>
-              </w:rPr>
-              <w:t xml:space="preserve">, </w:t>
-            </w:r>
-            <w:proofErr w:type="spellStart"/>
-            <w:r>
-              <w:rPr>
-                <w:rFonts w:asciiTheme="minorBidi" w:hAnsiTheme="minorBidi"/>
-                <w:sz w:val="22"/>
-                <w:szCs w:val="22"/>
-              </w:rPr>
-              <w:t>amountPaid</w:t>
-            </w:r>
-            <w:proofErr w:type="spellEnd"/>
+            <w:r>
+              <w:rPr>
+                <w:rFonts w:asciiTheme="minorBidi" w:hAnsiTheme="minorBidi"/>
+                <w:sz w:val="22"/>
+                <w:szCs w:val="22"/>
+              </w:rPr>
+              <w:t>, endTime, amountPaid</w:t>
+            </w:r>
           </w:p>
         </w:tc>
         <w:tc>
@@ -2323,14 +1813,12 @@
                 <w:rtl/>
               </w:rPr>
             </w:pPr>
-            <w:proofErr w:type="spellStart"/>
             <w:r>
               <w:rPr>
                 <w:rFonts w:asciiTheme="minorBidi" w:hAnsiTheme="minorBidi"/>
               </w:rPr>
               <w:t>ParksIn</w:t>
             </w:r>
-            <w:proofErr w:type="spellEnd"/>
           </w:p>
         </w:tc>
       </w:tr>
@@ -2476,7 +1964,6 @@
                 <w:rtl/>
               </w:rPr>
             </w:pPr>
-            <w:proofErr w:type="spellStart"/>
             <w:r>
               <w:rPr>
                 <w:rFonts w:asciiTheme="minorBidi" w:hAnsiTheme="minorBidi"/>
@@ -2486,7 +1973,6 @@
               </w:rPr>
               <w:t>uniqueNumber</w:t>
             </w:r>
-            <w:proofErr w:type="spellEnd"/>
             <w:r>
               <w:rPr>
                 <w:rFonts w:asciiTheme="minorBidi" w:hAnsiTheme="minorBidi"/>
@@ -2510,7 +1996,6 @@
                 <w:rtl/>
               </w:rPr>
             </w:pPr>
-            <w:proofErr w:type="spellStart"/>
             <w:r>
               <w:rPr>
                 <w:rFonts w:asciiTheme="minorBidi" w:hAnsiTheme="minorBidi"/>
@@ -2519,7 +2004,6 @@
               </w:rPr>
               <w:t>ParkingLot</w:t>
             </w:r>
-            <w:proofErr w:type="spellEnd"/>
           </w:p>
         </w:tc>
       </w:tr>
@@ -2540,7 +2024,6 @@
                 <w:rtl/>
               </w:rPr>
             </w:pPr>
-            <w:proofErr w:type="spellStart"/>
             <w:r>
               <w:rPr>
                 <w:rFonts w:asciiTheme="minorBidi" w:hAnsiTheme="minorBidi"/>
@@ -2550,43 +2033,14 @@
               </w:rPr>
               <w:t>uniqueNumber</w:t>
             </w:r>
-            <w:proofErr w:type="spellEnd"/>
-            <w:r>
-              <w:rPr>
-                <w:rFonts w:asciiTheme="minorBidi" w:hAnsiTheme="minorBidi"/>
-                <w:sz w:val="22"/>
-                <w:szCs w:val="22"/>
-              </w:rPr>
-              <w:t xml:space="preserve">(FK </w:t>
-            </w:r>
-            <w:proofErr w:type="spellStart"/>
-            <w:r>
-              <w:rPr>
-                <w:rFonts w:asciiTheme="minorBidi" w:hAnsiTheme="minorBidi"/>
-                <w:sz w:val="22"/>
-                <w:szCs w:val="22"/>
-              </w:rPr>
-              <w:t>ParkingLot</w:t>
-            </w:r>
-            <w:proofErr w:type="spellEnd"/>
-            <w:r>
-              <w:rPr>
-                <w:rFonts w:asciiTheme="minorBidi" w:hAnsiTheme="minorBidi"/>
-                <w:sz w:val="22"/>
-                <w:szCs w:val="22"/>
-              </w:rPr>
-              <w:t xml:space="preserve">), </w:t>
-            </w:r>
-            <w:proofErr w:type="spellStart"/>
-            <w:r>
-              <w:rPr>
-                <w:rFonts w:asciiTheme="minorBidi" w:hAnsiTheme="minorBidi"/>
-                <w:sz w:val="22"/>
-                <w:szCs w:val="22"/>
-              </w:rPr>
-              <w:t>numberOfGraceMinutes</w:t>
-            </w:r>
-            <w:proofErr w:type="spellEnd"/>
+            <w:r>
+              <w:rPr>
+                <w:rFonts w:asciiTheme="minorBidi" w:hAnsiTheme="minorBidi"/>
+                <w:sz w:val="22"/>
+                <w:szCs w:val="22"/>
+              </w:rPr>
+              <w:t>(FK ParkingLot), numberOfGraceMinutes</w:t>
+            </w:r>
           </w:p>
         </w:tc>
         <w:tc>
@@ -2602,7 +2056,6 @@
                 <w:rtl/>
               </w:rPr>
             </w:pPr>
-            <w:proofErr w:type="spellStart"/>
             <w:r>
               <w:rPr>
                 <w:rFonts w:asciiTheme="minorBidi" w:hAnsiTheme="minorBidi"/>
@@ -2611,7 +2064,6 @@
               </w:rPr>
               <w:t>MinutesParkingLot</w:t>
             </w:r>
-            <w:proofErr w:type="spellEnd"/>
           </w:p>
         </w:tc>
       </w:tr>
@@ -2632,7 +2084,6 @@
                 <w:rtl/>
               </w:rPr>
             </w:pPr>
-            <w:proofErr w:type="spellStart"/>
             <w:r>
               <w:rPr>
                 <w:rFonts w:asciiTheme="minorBidi" w:hAnsiTheme="minorBidi"/>
@@ -2642,43 +2093,14 @@
               </w:rPr>
               <w:t>uniqueNumber</w:t>
             </w:r>
-            <w:proofErr w:type="spellEnd"/>
-            <w:r>
-              <w:rPr>
-                <w:rFonts w:asciiTheme="minorBidi" w:hAnsiTheme="minorBidi"/>
-                <w:sz w:val="22"/>
-                <w:szCs w:val="22"/>
-              </w:rPr>
-              <w:t xml:space="preserve">(FK ParkingLot), </w:t>
-            </w:r>
-            <w:proofErr w:type="spellStart"/>
-            <w:r>
-              <w:rPr>
-                <w:rFonts w:asciiTheme="minorBidi" w:hAnsiTheme="minorBidi"/>
-                <w:sz w:val="22"/>
-                <w:szCs w:val="22"/>
-              </w:rPr>
-              <w:t>overnightAllowed</w:t>
-            </w:r>
-            <w:proofErr w:type="spellEnd"/>
-            <w:r>
-              <w:rPr>
-                <w:rFonts w:asciiTheme="minorBidi" w:hAnsiTheme="minorBidi"/>
-                <w:sz w:val="22"/>
-                <w:szCs w:val="22"/>
-              </w:rPr>
-              <w:t xml:space="preserve">, </w:t>
-            </w:r>
-            <w:proofErr w:type="spellStart"/>
-            <w:r>
-              <w:rPr>
-                <w:rFonts w:asciiTheme="minorBidi" w:hAnsiTheme="minorBidi"/>
-                <w:sz w:val="22"/>
-                <w:szCs w:val="22"/>
-              </w:rPr>
-              <w:t>maxDaysAllowed</w:t>
-            </w:r>
-            <w:proofErr w:type="spellEnd"/>
+            <w:r>
+              <w:rPr>
+                <w:rFonts w:asciiTheme="minorBidi" w:hAnsiTheme="minorBidi"/>
+                <w:sz w:val="22"/>
+                <w:szCs w:val="22"/>
+              </w:rPr>
+              <w:t>(FK ParkingLot), overnightAllowed, maxDaysAllowed</w:t>
+            </w:r>
           </w:p>
         </w:tc>
         <w:tc>
@@ -2694,7 +2116,6 @@
                 <w:rtl/>
               </w:rPr>
             </w:pPr>
-            <w:proofErr w:type="spellStart"/>
             <w:r>
               <w:rPr>
                 <w:rFonts w:asciiTheme="minorBidi" w:hAnsiTheme="minorBidi"/>
@@ -2703,7 +2124,6 @@
               </w:rPr>
               <w:t>DailyParkingLot</w:t>
             </w:r>
-            <w:proofErr w:type="spellEnd"/>
           </w:p>
         </w:tc>
       </w:tr>
@@ -2724,7 +2144,6 @@
                 <w:rtl/>
               </w:rPr>
             </w:pPr>
-            <w:proofErr w:type="spellStart"/>
             <w:r>
               <w:rPr>
                 <w:rFonts w:asciiTheme="minorBidi" w:hAnsiTheme="minorBidi"/>
@@ -2732,7 +2151,6 @@
               </w:rPr>
               <w:t>vehicleNumber</w:t>
             </w:r>
-            <w:proofErr w:type="spellEnd"/>
             <w:r>
               <w:rPr>
                 <w:rFonts w:asciiTheme="minorBidi" w:hAnsiTheme="minorBidi"/>
@@ -2782,7 +2200,6 @@
                 <w:rtl/>
               </w:rPr>
             </w:pPr>
-            <w:proofErr w:type="spellStart"/>
             <w:r>
               <w:rPr>
                 <w:rFonts w:asciiTheme="minorBidi" w:hAnsiTheme="minorBidi"/>
@@ -2790,32 +2207,20 @@
               </w:rPr>
               <w:t>uniqueNumber</w:t>
             </w:r>
-            <w:proofErr w:type="spellEnd"/>
-            <w:r>
-              <w:rPr>
-                <w:rFonts w:asciiTheme="minorBidi" w:hAnsiTheme="minorBidi"/>
-                <w:sz w:val="22"/>
-                <w:szCs w:val="22"/>
-              </w:rPr>
-              <w:t xml:space="preserve">(FK </w:t>
-            </w:r>
-            <w:proofErr w:type="spellStart"/>
-            <w:r>
-              <w:rPr>
-                <w:rFonts w:asciiTheme="minorBidi" w:hAnsiTheme="minorBidi"/>
-                <w:sz w:val="22"/>
-                <w:szCs w:val="22"/>
-              </w:rPr>
-              <w:t>ParkingLot</w:t>
-            </w:r>
-            <w:proofErr w:type="spellEnd"/>
+            <w:r>
+              <w:rPr>
+                <w:rFonts w:asciiTheme="minorBidi" w:hAnsiTheme="minorBidi"/>
+                <w:sz w:val="22"/>
+                <w:szCs w:val="22"/>
+              </w:rPr>
+              <w:t>(FK ParkingLot</w:t>
+            </w:r>
             <w:r>
               <w:rPr>
                 <w:rFonts w:asciiTheme="minorBidi" w:hAnsiTheme="minorBidi"/>
               </w:rPr>
               <w:t xml:space="preserve">), </w:t>
             </w:r>
-            <w:proofErr w:type="spellStart"/>
             <w:r>
               <w:rPr>
                 <w:rFonts w:asciiTheme="minorBidi" w:hAnsiTheme="minorBidi"/>
@@ -2823,14 +2228,12 @@
               </w:rPr>
               <w:t>floorNumber</w:t>
             </w:r>
-            <w:proofErr w:type="spellEnd"/>
             <w:r>
               <w:rPr>
                 <w:rFonts w:asciiTheme="minorBidi" w:hAnsiTheme="minorBidi"/>
               </w:rPr>
               <w:t xml:space="preserve">, </w:t>
             </w:r>
-            <w:proofErr w:type="spellStart"/>
             <w:r>
               <w:rPr>
                 <w:rFonts w:asciiTheme="minorBidi" w:hAnsiTheme="minorBidi"/>
@@ -2838,7 +2241,6 @@
               </w:rPr>
               <w:t>spaceNumber</w:t>
             </w:r>
-            <w:proofErr w:type="spellEnd"/>
             <w:r>
               <w:rPr>
                 <w:rFonts w:asciiTheme="minorBidi" w:hAnsiTheme="minorBidi"/>
@@ -2860,7 +2262,6 @@
                 <w:rtl/>
               </w:rPr>
             </w:pPr>
-            <w:proofErr w:type="spellStart"/>
             <w:r>
               <w:rPr>
                 <w:rFonts w:asciiTheme="minorBidi" w:hAnsiTheme="minorBidi"/>
@@ -2869,7 +2270,6 @@
               </w:rPr>
               <w:t>ParkingSpace</w:t>
             </w:r>
-            <w:proofErr w:type="spellEnd"/>
           </w:p>
         </w:tc>
       </w:tr>
@@ -2890,7 +2290,6 @@
                 <w:rtl/>
               </w:rPr>
             </w:pPr>
-            <w:proofErr w:type="spellStart"/>
             <w:r>
               <w:rPr>
                 <w:rFonts w:asciiTheme="minorBidi" w:hAnsiTheme="minorBidi"/>
@@ -2898,9 +2297,16 @@
                 <w:szCs w:val="22"/>
                 <w:u w:val="single"/>
               </w:rPr>
-              <w:t>vehicleNumber</w:t>
-            </w:r>
-            <w:proofErr w:type="spellEnd"/>
+              <w:t xml:space="preserve">vehicleNumber(FK </w:t>
+            </w:r>
+            <w:r>
+              <w:rPr>
+                <w:rFonts w:asciiTheme="minorBidi" w:hAnsiTheme="minorBidi"/>
+                <w:sz w:val="22"/>
+                <w:szCs w:val="22"/>
+              </w:rPr>
+              <w:t xml:space="preserve"> Vehicle), </w:t>
+            </w:r>
             <w:r>
               <w:rPr>
                 <w:rFonts w:asciiTheme="minorBidi" w:hAnsiTheme="minorBidi"/>
@@ -2908,17 +2314,16 @@
                 <w:szCs w:val="22"/>
                 <w:u w:val="single"/>
               </w:rPr>
-              <w:t xml:space="preserve">(FK </w:t>
-            </w:r>
-            <w:r>
-              <w:rPr>
-                <w:rFonts w:asciiTheme="minorBidi" w:hAnsiTheme="minorBidi"/>
-                <w:sz w:val="22"/>
-                <w:szCs w:val="22"/>
-              </w:rPr>
-              <w:t xml:space="preserve"> Vehicle), </w:t>
-            </w:r>
-            <w:proofErr w:type="spellStart"/>
+              <w:t>uniqueNumber</w:t>
+            </w:r>
+            <w:r>
+              <w:rPr>
+                <w:rFonts w:asciiTheme="minorBidi" w:hAnsiTheme="minorBidi"/>
+                <w:sz w:val="22"/>
+                <w:szCs w:val="22"/>
+              </w:rPr>
+              <w:t xml:space="preserve">(FK  ParkingSpace) , </w:t>
+            </w:r>
             <w:r>
               <w:rPr>
                 <w:rFonts w:asciiTheme="minorBidi" w:hAnsiTheme="minorBidi"/>
@@ -2926,36 +2331,16 @@
                 <w:szCs w:val="22"/>
                 <w:u w:val="single"/>
               </w:rPr>
-              <w:t>uniqueNumber</w:t>
-            </w:r>
-            <w:proofErr w:type="spellEnd"/>
-            <w:r>
-              <w:rPr>
-                <w:rFonts w:asciiTheme="minorBidi" w:hAnsiTheme="minorBidi"/>
-                <w:sz w:val="22"/>
-                <w:szCs w:val="22"/>
-              </w:rPr>
-              <w:t xml:space="preserve">(FK  </w:t>
-            </w:r>
-            <w:proofErr w:type="spellStart"/>
-            <w:r>
-              <w:rPr>
-                <w:rFonts w:asciiTheme="minorBidi" w:hAnsiTheme="minorBidi"/>
-                <w:sz w:val="22"/>
-                <w:szCs w:val="22"/>
-              </w:rPr>
-              <w:t>ParkingSpace</w:t>
-            </w:r>
-            <w:proofErr w:type="spellEnd"/>
-            <w:r>
-              <w:rPr>
-                <w:rFonts w:asciiTheme="minorBidi" w:hAnsiTheme="minorBidi"/>
-                <w:sz w:val="22"/>
-                <w:szCs w:val="22"/>
-              </w:rPr>
-              <w:t xml:space="preserve">) , </w:t>
-            </w:r>
-            <w:proofErr w:type="spellStart"/>
+              <w:t>floorNumber</w:t>
+            </w:r>
+            <w:r>
+              <w:rPr>
+                <w:rFonts w:asciiTheme="minorBidi" w:hAnsiTheme="minorBidi"/>
+                <w:sz w:val="22"/>
+                <w:szCs w:val="22"/>
+              </w:rPr>
+              <w:t xml:space="preserve">(FK  ParkingSpace) , </w:t>
+            </w:r>
             <w:r>
               <w:rPr>
                 <w:rFonts w:asciiTheme="minorBidi" w:hAnsiTheme="minorBidi"/>
@@ -2963,36 +2348,16 @@
                 <w:szCs w:val="22"/>
                 <w:u w:val="single"/>
               </w:rPr>
-              <w:t>floorNumber</w:t>
-            </w:r>
-            <w:proofErr w:type="spellEnd"/>
-            <w:r>
-              <w:rPr>
-                <w:rFonts w:asciiTheme="minorBidi" w:hAnsiTheme="minorBidi"/>
-                <w:sz w:val="22"/>
-                <w:szCs w:val="22"/>
-              </w:rPr>
-              <w:t xml:space="preserve">(FK  </w:t>
-            </w:r>
-            <w:proofErr w:type="spellStart"/>
-            <w:r>
-              <w:rPr>
-                <w:rFonts w:asciiTheme="minorBidi" w:hAnsiTheme="minorBidi"/>
-                <w:sz w:val="22"/>
-                <w:szCs w:val="22"/>
-              </w:rPr>
-              <w:t>ParkingSpace</w:t>
-            </w:r>
-            <w:proofErr w:type="spellEnd"/>
-            <w:r>
-              <w:rPr>
-                <w:rFonts w:asciiTheme="minorBidi" w:hAnsiTheme="minorBidi"/>
-                <w:sz w:val="22"/>
-                <w:szCs w:val="22"/>
-              </w:rPr>
-              <w:t xml:space="preserve">) , </w:t>
-            </w:r>
-            <w:proofErr w:type="spellStart"/>
+              <w:t xml:space="preserve">spaceNumber(FK </w:t>
+            </w:r>
+            <w:r>
+              <w:rPr>
+                <w:rFonts w:asciiTheme="minorBidi" w:hAnsiTheme="minorBidi"/>
+                <w:sz w:val="22"/>
+                <w:szCs w:val="22"/>
+              </w:rPr>
+              <w:t xml:space="preserve"> ParkingSpace), </w:t>
+            </w:r>
             <w:r>
               <w:rPr>
                 <w:rFonts w:asciiTheme="minorBidi" w:hAnsiTheme="minorBidi"/>
@@ -3000,91 +2365,16 @@
                 <w:szCs w:val="22"/>
                 <w:u w:val="single"/>
               </w:rPr>
-              <w:t>spaceNumber</w:t>
-            </w:r>
-            <w:proofErr w:type="spellEnd"/>
-            <w:r>
-              <w:rPr>
-                <w:rFonts w:asciiTheme="minorBidi" w:hAnsiTheme="minorBidi"/>
-                <w:sz w:val="22"/>
-                <w:szCs w:val="22"/>
-                <w:u w:val="single"/>
-              </w:rPr>
-              <w:t xml:space="preserve">(FK </w:t>
-            </w:r>
-            <w:r>
-              <w:rPr>
-                <w:rFonts w:asciiTheme="minorBidi" w:hAnsiTheme="minorBidi"/>
-                <w:sz w:val="22"/>
-                <w:szCs w:val="22"/>
-              </w:rPr>
-              <w:t xml:space="preserve"> </w:t>
-            </w:r>
-            <w:proofErr w:type="spellStart"/>
-            <w:r>
-              <w:rPr>
-                <w:rFonts w:asciiTheme="minorBidi" w:hAnsiTheme="minorBidi"/>
-                <w:sz w:val="22"/>
-                <w:szCs w:val="22"/>
-              </w:rPr>
-              <w:t>ParkingSpace</w:t>
-            </w:r>
-            <w:proofErr w:type="spellEnd"/>
-            <w:r>
-              <w:rPr>
-                <w:rFonts w:asciiTheme="minorBidi" w:hAnsiTheme="minorBidi"/>
-                <w:sz w:val="22"/>
-                <w:szCs w:val="22"/>
-              </w:rPr>
-              <w:t xml:space="preserve">), </w:t>
-            </w:r>
-            <w:proofErr w:type="spellStart"/>
-            <w:r>
-              <w:rPr>
-                <w:rFonts w:asciiTheme="minorBidi" w:hAnsiTheme="minorBidi"/>
-                <w:sz w:val="22"/>
-                <w:szCs w:val="22"/>
-                <w:u w:val="single"/>
-              </w:rPr>
               <w:t>startTime</w:t>
             </w:r>
-            <w:proofErr w:type="spellEnd"/>
-            <w:r>
-              <w:rPr>
-                <w:rFonts w:asciiTheme="minorBidi" w:hAnsiTheme="minorBidi"/>
-                <w:sz w:val="22"/>
-                <w:szCs w:val="22"/>
-              </w:rPr>
-              <w:t xml:space="preserve">, </w:t>
-            </w:r>
-            <w:proofErr w:type="spellStart"/>
-            <w:r>
-              <w:rPr>
-                <w:rFonts w:asciiTheme="minorBidi" w:hAnsiTheme="minorBidi"/>
-                <w:sz w:val="22"/>
-                <w:szCs w:val="22"/>
-              </w:rPr>
-              <w:t>endTime</w:t>
-            </w:r>
-            <w:proofErr w:type="spellEnd"/>
-            <w:r>
-              <w:rPr>
-                <w:rFonts w:asciiTheme="minorBidi" w:hAnsiTheme="minorBidi"/>
-                <w:sz w:val="22"/>
-                <w:szCs w:val="22"/>
-              </w:rPr>
-              <w:t xml:space="preserve">, </w:t>
-            </w:r>
-            <w:proofErr w:type="spellStart"/>
-            <w:r>
-              <w:rPr>
-                <w:rFonts w:asciiTheme="minorBidi" w:hAnsiTheme="minorBidi"/>
-                <w:sz w:val="22"/>
-                <w:szCs w:val="22"/>
-              </w:rPr>
-              <w:t>amountPaid</w:t>
-            </w:r>
-            <w:proofErr w:type="spellEnd"/>
+            <w:r>
+              <w:rPr>
+                <w:rFonts w:asciiTheme="minorBidi" w:hAnsiTheme="minorBidi"/>
+                <w:sz w:val="22"/>
+                <w:szCs w:val="22"/>
+              </w:rPr>
+              <w:t>, endTime, amountPaid</w:t>
+            </w:r>
           </w:p>
         </w:tc>
         <w:tc>
@@ -3100,14 +2390,12 @@
                 <w:rtl/>
               </w:rPr>
             </w:pPr>
-            <w:proofErr w:type="spellStart"/>
             <w:r>
               <w:rPr>
                 <w:rFonts w:asciiTheme="minorBidi" w:hAnsiTheme="minorBidi"/>
               </w:rPr>
               <w:t>ParksIn</w:t>
             </w:r>
-            <w:proofErr w:type="spellEnd"/>
           </w:p>
         </w:tc>
       </w:tr>
@@ -3128,7 +2416,6 @@
                 <w:rtl/>
               </w:rPr>
             </w:pPr>
-            <w:proofErr w:type="spellStart"/>
             <w:r>
               <w:rPr>
                 <w:rFonts w:asciiTheme="minorBidi" w:hAnsiTheme="minorBidi"/>
@@ -3138,79 +2425,14 @@
               </w:rPr>
               <w:t>uniqueNumber</w:t>
             </w:r>
-            <w:proofErr w:type="spellEnd"/>
-            <w:r>
-              <w:rPr>
-                <w:rFonts w:asciiTheme="minorBidi" w:hAnsiTheme="minorBidi"/>
-                <w:sz w:val="22"/>
-                <w:szCs w:val="22"/>
-              </w:rPr>
-              <w:t xml:space="preserve">(FK </w:t>
-            </w:r>
-            <w:proofErr w:type="spellStart"/>
-            <w:r>
-              <w:rPr>
-                <w:rFonts w:asciiTheme="minorBidi" w:hAnsiTheme="minorBidi"/>
-                <w:sz w:val="22"/>
-                <w:szCs w:val="22"/>
-              </w:rPr>
-              <w:t>ParkingLot</w:t>
-            </w:r>
-            <w:proofErr w:type="spellEnd"/>
-            <w:r>
-              <w:rPr>
-                <w:rFonts w:asciiTheme="minorBidi" w:hAnsiTheme="minorBidi"/>
-                <w:sz w:val="22"/>
-                <w:szCs w:val="22"/>
-              </w:rPr>
-              <w:t xml:space="preserve">), </w:t>
-            </w:r>
-            <w:proofErr w:type="spellStart"/>
-            <w:r>
-              <w:rPr>
-                <w:rFonts w:asciiTheme="minorBidi" w:hAnsiTheme="minorBidi"/>
-                <w:sz w:val="22"/>
-                <w:szCs w:val="22"/>
-              </w:rPr>
-              <w:t>pricePerMinute</w:t>
-            </w:r>
-            <w:proofErr w:type="spellEnd"/>
-            <w:r>
-              <w:rPr>
-                <w:rFonts w:asciiTheme="minorBidi" w:hAnsiTheme="minorBidi"/>
-                <w:sz w:val="22"/>
-                <w:szCs w:val="22"/>
-              </w:rPr>
-              <w:t xml:space="preserve">, </w:t>
-            </w:r>
-            <w:proofErr w:type="spellStart"/>
-            <w:r>
-              <w:rPr>
-                <w:rFonts w:asciiTheme="minorBidi" w:hAnsiTheme="minorBidi"/>
-                <w:sz w:val="22"/>
-                <w:szCs w:val="22"/>
-              </w:rPr>
-              <w:t>concurrentCapacity</w:t>
-            </w:r>
-            <w:proofErr w:type="spellEnd"/>
-            <w:r>
-              <w:rPr>
-                <w:rFonts w:asciiTheme="minorBidi" w:hAnsiTheme="minorBidi"/>
-                <w:sz w:val="22"/>
-                <w:szCs w:val="22"/>
-              </w:rPr>
-              <w:t xml:space="preserve">, </w:t>
-            </w:r>
-            <w:proofErr w:type="spellStart"/>
-            <w:r>
-              <w:rPr>
-                <w:rFonts w:asciiTheme="minorBidi" w:hAnsiTheme="minorBidi"/>
-                <w:sz w:val="22"/>
-                <w:szCs w:val="22"/>
-              </w:rPr>
-              <w:t>avgWashTime</w:t>
-            </w:r>
-            <w:proofErr w:type="spellEnd"/>
+            <w:r>
+              <w:rPr>
+                <w:rFonts w:asciiTheme="minorBidi" w:hAnsiTheme="minorBidi"/>
+                <w:sz w:val="22"/>
+                <w:szCs w:val="22"/>
+              </w:rPr>
+              <w:t>(FK ParkingLot), pricePerMinute, concurrentCapacity, avgWashTime</w:t>
+            </w:r>
           </w:p>
         </w:tc>
         <w:tc>
@@ -3226,7 +2448,6 @@
                 <w:rtl/>
               </w:rPr>
             </w:pPr>
-            <w:proofErr w:type="spellStart"/>
             <w:r>
               <w:rPr>
                 <w:rFonts w:asciiTheme="minorBidi" w:hAnsiTheme="minorBidi"/>
@@ -3235,7 +2456,6 @@
               </w:rPr>
               <w:t>CarWashService</w:t>
             </w:r>
-            <w:proofErr w:type="spellEnd"/>
           </w:p>
         </w:tc>
       </w:tr>
@@ -3256,7 +2476,6 @@
                 <w:rtl/>
               </w:rPr>
             </w:pPr>
-            <w:proofErr w:type="spellStart"/>
             <w:r>
               <w:rPr>
                 <w:rFonts w:asciiTheme="minorBidi" w:hAnsiTheme="minorBidi"/>
@@ -3266,32 +2485,13 @@
               </w:rPr>
               <w:t>uniqueNumber</w:t>
             </w:r>
-            <w:proofErr w:type="spellEnd"/>
-            <w:r>
-              <w:rPr>
-                <w:rFonts w:asciiTheme="minorBidi" w:hAnsiTheme="minorBidi"/>
-                <w:sz w:val="22"/>
-                <w:szCs w:val="22"/>
-              </w:rPr>
-              <w:t xml:space="preserve">(FK </w:t>
-            </w:r>
-            <w:proofErr w:type="spellStart"/>
-            <w:r>
-              <w:rPr>
-                <w:rFonts w:asciiTheme="minorBidi" w:hAnsiTheme="minorBidi"/>
-                <w:sz w:val="22"/>
-                <w:szCs w:val="22"/>
-              </w:rPr>
-              <w:t>CarWashService</w:t>
-            </w:r>
-            <w:proofErr w:type="spellEnd"/>
-            <w:r>
-              <w:rPr>
-                <w:rFonts w:asciiTheme="minorBidi" w:hAnsiTheme="minorBidi"/>
-                <w:sz w:val="22"/>
-                <w:szCs w:val="22"/>
-              </w:rPr>
-              <w:t>),</w:t>
+            <w:r>
+              <w:rPr>
+                <w:rFonts w:asciiTheme="minorBidi" w:hAnsiTheme="minorBidi"/>
+                <w:sz w:val="22"/>
+                <w:szCs w:val="22"/>
+              </w:rPr>
+              <w:t>(FK CarWashService),</w:t>
             </w:r>
             <w:r>
               <w:rPr>
@@ -3299,7 +2499,6 @@
               </w:rPr>
               <w:t xml:space="preserve"> </w:t>
             </w:r>
-            <w:proofErr w:type="spellStart"/>
             <w:r>
               <w:rPr>
                 <w:rFonts w:asciiTheme="minorBidi" w:hAnsiTheme="minorBidi"/>
@@ -3315,34 +2514,7 @@
                 <w:sz w:val="22"/>
                 <w:szCs w:val="22"/>
               </w:rPr>
-              <w:t>r</w:t>
-            </w:r>
-            <w:proofErr w:type="spellEnd"/>
-            <w:r>
-              <w:rPr>
-                <w:rFonts w:asciiTheme="minorBidi" w:hAnsiTheme="minorBidi"/>
-                <w:sz w:val="22"/>
-                <w:szCs w:val="22"/>
-              </w:rPr>
-              <w:t>(</w:t>
-            </w:r>
-            <w:proofErr w:type="spellStart"/>
-            <w:r>
-              <w:rPr>
-                <w:rFonts w:asciiTheme="minorBidi" w:hAnsiTheme="minorBidi"/>
-                <w:sz w:val="22"/>
-                <w:szCs w:val="22"/>
-              </w:rPr>
-              <w:t>FKVehicle</w:t>
-            </w:r>
-            <w:proofErr w:type="spellEnd"/>
-            <w:r>
-              <w:rPr>
-                <w:rFonts w:asciiTheme="minorBidi" w:hAnsiTheme="minorBidi"/>
-                <w:sz w:val="22"/>
-                <w:szCs w:val="22"/>
-              </w:rPr>
-              <w:t>),</w:t>
+              <w:t>r(FKVehicle),</w:t>
             </w:r>
             <w:r>
               <w:rPr>
@@ -3350,7 +2522,6 @@
               </w:rPr>
               <w:t xml:space="preserve"> </w:t>
             </w:r>
-            <w:proofErr w:type="spellStart"/>
             <w:r>
               <w:rPr>
                 <w:rFonts w:asciiTheme="minorBidi" w:hAnsiTheme="minorBidi"/>
@@ -3360,43 +2531,14 @@
               </w:rPr>
               <w:t>startTime</w:t>
             </w:r>
-            <w:proofErr w:type="spellEnd"/>
-            <w:r>
-              <w:rPr>
-                <w:rFonts w:asciiTheme="minorBidi" w:hAnsiTheme="minorBidi"/>
-                <w:sz w:val="22"/>
-                <w:szCs w:val="22"/>
-              </w:rPr>
-              <w:t xml:space="preserve">, </w:t>
-            </w:r>
-            <w:proofErr w:type="spellStart"/>
-            <w:r>
-              <w:rPr>
-                <w:rFonts w:asciiTheme="minorBidi" w:hAnsiTheme="minorBidi"/>
-                <w:sz w:val="22"/>
-                <w:szCs w:val="22"/>
-              </w:rPr>
-              <w:t>endTime</w:t>
-            </w:r>
-            <w:proofErr w:type="spellEnd"/>
-            <w:r>
-              <w:rPr>
-                <w:rFonts w:asciiTheme="minorBidi" w:hAnsiTheme="minorBidi"/>
-                <w:sz w:val="22"/>
-                <w:szCs w:val="22"/>
-              </w:rPr>
-              <w:t xml:space="preserve">, </w:t>
-            </w:r>
-            <w:proofErr w:type="spellStart"/>
-            <w:r>
-              <w:rPr>
-                <w:rFonts w:asciiTheme="minorBidi" w:hAnsiTheme="minorBidi"/>
-                <w:sz w:val="22"/>
-                <w:szCs w:val="22"/>
-              </w:rPr>
-              <w:t>amountPaid</w:t>
-            </w:r>
-            <w:proofErr w:type="spellEnd"/>
+            <w:r>
+              <w:rPr>
+                <w:rFonts w:asciiTheme="minorBidi" w:hAnsiTheme="minorBidi"/>
+                <w:sz w:val="22"/>
+                <w:szCs w:val="22"/>
+              </w:rPr>
+              <w:t>, endTime, amountPaid</w:t>
+            </w:r>
           </w:p>
         </w:tc>
         <w:tc>
@@ -3499,6 +2641,68 @@
         </w:rPr>
         <w:t>1.6</w:t>
       </w:r>
+    </w:p>
+    <w:p>
+      <w:pPr>
+        <w:ind w:hanging="784"/>
+        <w:rPr>
+          <w:rFonts w:asciiTheme="minorBidi" w:hAnsiTheme="minorBidi"/>
+        </w:rPr>
+      </w:pPr>
+      <w:r>
+        <w:rPr>
+          <w:rFonts w:asciiTheme="minorBidi" w:hAnsiTheme="minorBidi"/>
+          <w:noProof/>
+        </w:rPr>
+        <w:drawing>
+          <wp:inline distT="0" distB="0" distL="0" distR="0" wp14:anchorId="6D0CE098" wp14:editId="644CB00B">
+            <wp:extent cx="5579614" cy="5237018"/>
+            <wp:effectExtent l="0" t="0" r="2540" b="1905"/>
+            <wp:docPr id="1500536758" name="Picture 3"/>
+            <wp:cNvGraphicFramePr>
+              <a:graphicFrameLocks xmlns:a="http://schemas.openxmlformats.org/drawingml/2006/main" noChangeAspect="1"/>
+            </wp:cNvGraphicFramePr>
+            <a:graphic xmlns:a="http://schemas.openxmlformats.org/drawingml/2006/main">
+              <a:graphicData uri="http://schemas.openxmlformats.org/drawingml/2006/picture">
+                <pic:pic xmlns:pic="http://schemas.openxmlformats.org/drawingml/2006/picture">
+                  <pic:nvPicPr>
+                    <pic:cNvPr id="1500536758" name="Picture 1500536758"/>
+                    <pic:cNvPicPr/>
+                  </pic:nvPicPr>
+                  <pic:blipFill>
+                    <a:blip r:embed="rId7">
+                      <a:extLst>
+                        <a:ext uri="{28A0092B-C50C-407E-A947-70E740481C1C}">
+                          <a14:useLocalDpi xmlns:a14="http://schemas.microsoft.com/office/drawing/2010/main" val="0"/>
+                        </a:ext>
+                      </a:extLst>
+                    </a:blip>
+                    <a:stretch>
+                      <a:fillRect/>
+                    </a:stretch>
+                  </pic:blipFill>
+                  <pic:spPr>
+                    <a:xfrm>
+                      <a:off x="0" y="0"/>
+                      <a:ext cx="5604793" cy="5260651"/>
+                    </a:xfrm>
+                    <a:prstGeom prst="rect">
+                      <a:avLst/>
+                    </a:prstGeom>
+                  </pic:spPr>
+                </pic:pic>
+              </a:graphicData>
+            </a:graphic>
+          </wp:inline>
+        </w:drawing>
+      </w:r>
+    </w:p>
+    <w:p>
+      <w:pPr>
+        <w:rPr>
+          <w:rFonts w:asciiTheme="minorBidi" w:hAnsiTheme="minorBidi"/>
+        </w:rPr>
+      </w:pPr>
     </w:p>
     <w:tbl>
       <w:tblPr>
@@ -3528,7 +2732,6 @@
                 <w:rtl/>
               </w:rPr>
             </w:pPr>
-            <w:proofErr w:type="spellStart"/>
             <w:r>
               <w:rPr>
                 <w:rFonts w:asciiTheme="minorBidi" w:hAnsiTheme="minorBidi"/>
@@ -3538,7 +2741,6 @@
               </w:rPr>
               <w:t>uniqueNumber</w:t>
             </w:r>
-            <w:proofErr w:type="spellEnd"/>
             <w:r>
               <w:rPr>
                 <w:rFonts w:asciiTheme="minorBidi" w:hAnsiTheme="minorBidi"/>
@@ -3562,7 +2764,6 @@
                 <w:rtl/>
               </w:rPr>
             </w:pPr>
-            <w:proofErr w:type="spellStart"/>
             <w:r>
               <w:rPr>
                 <w:rFonts w:asciiTheme="minorBidi" w:hAnsiTheme="minorBidi"/>
@@ -3571,7 +2772,6 @@
               </w:rPr>
               <w:t>ParkingLot</w:t>
             </w:r>
-            <w:proofErr w:type="spellEnd"/>
           </w:p>
         </w:tc>
       </w:tr>
@@ -3592,7 +2792,6 @@
                 <w:rtl/>
               </w:rPr>
             </w:pPr>
-            <w:proofErr w:type="spellStart"/>
             <w:r>
               <w:rPr>
                 <w:rFonts w:asciiTheme="minorBidi" w:hAnsiTheme="minorBidi"/>
@@ -3602,43 +2801,14 @@
               </w:rPr>
               <w:t>uniqueNumber</w:t>
             </w:r>
-            <w:proofErr w:type="spellEnd"/>
-            <w:r>
-              <w:rPr>
-                <w:rFonts w:asciiTheme="minorBidi" w:hAnsiTheme="minorBidi"/>
-                <w:sz w:val="22"/>
-                <w:szCs w:val="22"/>
-              </w:rPr>
-              <w:t xml:space="preserve">(FK </w:t>
-            </w:r>
-            <w:proofErr w:type="spellStart"/>
-            <w:r>
-              <w:rPr>
-                <w:rFonts w:asciiTheme="minorBidi" w:hAnsiTheme="minorBidi"/>
-                <w:sz w:val="22"/>
-                <w:szCs w:val="22"/>
-              </w:rPr>
-              <w:t>ParkingLot</w:t>
-            </w:r>
-            <w:proofErr w:type="spellEnd"/>
-            <w:r>
-              <w:rPr>
-                <w:rFonts w:asciiTheme="minorBidi" w:hAnsiTheme="minorBidi"/>
-                <w:sz w:val="22"/>
-                <w:szCs w:val="22"/>
-              </w:rPr>
-              <w:t xml:space="preserve">), </w:t>
-            </w:r>
-            <w:proofErr w:type="spellStart"/>
-            <w:r>
-              <w:rPr>
-                <w:rFonts w:asciiTheme="minorBidi" w:hAnsiTheme="minorBidi"/>
-                <w:sz w:val="22"/>
-                <w:szCs w:val="22"/>
-              </w:rPr>
-              <w:t>numberOfGraceMinutes</w:t>
-            </w:r>
-            <w:proofErr w:type="spellEnd"/>
+            <w:r>
+              <w:rPr>
+                <w:rFonts w:asciiTheme="minorBidi" w:hAnsiTheme="minorBidi"/>
+                <w:sz w:val="22"/>
+                <w:szCs w:val="22"/>
+              </w:rPr>
+              <w:t>(FK ParkingLot), numberOfGraceMinutes</w:t>
+            </w:r>
           </w:p>
         </w:tc>
         <w:tc>
@@ -3654,7 +2824,6 @@
                 <w:rtl/>
               </w:rPr>
             </w:pPr>
-            <w:proofErr w:type="spellStart"/>
             <w:r>
               <w:rPr>
                 <w:rFonts w:asciiTheme="minorBidi" w:hAnsiTheme="minorBidi"/>
@@ -3663,7 +2832,6 @@
               </w:rPr>
               <w:t>MinutesParkingLot</w:t>
             </w:r>
-            <w:proofErr w:type="spellEnd"/>
           </w:p>
         </w:tc>
       </w:tr>
@@ -3684,7 +2852,6 @@
                 <w:rtl/>
               </w:rPr>
             </w:pPr>
-            <w:proofErr w:type="spellStart"/>
             <w:r>
               <w:rPr>
                 <w:rFonts w:asciiTheme="minorBidi" w:hAnsiTheme="minorBidi"/>
@@ -3694,61 +2861,14 @@
               </w:rPr>
               <w:t>uniqueNumber</w:t>
             </w:r>
-            <w:proofErr w:type="spellEnd"/>
-            <w:r>
-              <w:rPr>
-                <w:rFonts w:asciiTheme="minorBidi" w:hAnsiTheme="minorBidi"/>
-                <w:sz w:val="22"/>
-                <w:szCs w:val="22"/>
-              </w:rPr>
-              <w:t xml:space="preserve">(FK </w:t>
-            </w:r>
-            <w:proofErr w:type="spellStart"/>
-            <w:r>
-              <w:rPr>
-                <w:rFonts w:asciiTheme="minorBidi" w:hAnsiTheme="minorBidi"/>
-                <w:sz w:val="22"/>
-                <w:szCs w:val="22"/>
-              </w:rPr>
-              <w:t>ParkingLot</w:t>
-            </w:r>
-            <w:proofErr w:type="spellEnd"/>
-            <w:r>
-              <w:rPr>
-                <w:rFonts w:asciiTheme="minorBidi" w:hAnsiTheme="minorBidi"/>
-                <w:sz w:val="22"/>
-                <w:szCs w:val="22"/>
-              </w:rPr>
-              <w:t xml:space="preserve">), </w:t>
-            </w:r>
-            <w:proofErr w:type="spellStart"/>
-            <w:r>
-              <w:rPr>
-                <w:rFonts w:asciiTheme="minorBidi" w:hAnsiTheme="minorBidi"/>
-                <w:sz w:val="22"/>
-                <w:szCs w:val="22"/>
-              </w:rPr>
-              <w:t>overnightAllowed</w:t>
-            </w:r>
-            <w:proofErr w:type="spellEnd"/>
-            <w:r>
-              <w:rPr>
-                <w:rFonts w:asciiTheme="minorBidi" w:hAnsiTheme="minorBidi"/>
-                <w:sz w:val="22"/>
-                <w:szCs w:val="22"/>
-              </w:rPr>
-              <w:t xml:space="preserve">, </w:t>
-            </w:r>
-            <w:proofErr w:type="spellStart"/>
-            <w:r>
-              <w:rPr>
-                <w:rFonts w:asciiTheme="minorBidi" w:hAnsiTheme="minorBidi"/>
-                <w:sz w:val="22"/>
-                <w:szCs w:val="22"/>
-              </w:rPr>
-              <w:t>maxDaysAllowed</w:t>
-            </w:r>
-            <w:proofErr w:type="spellEnd"/>
+            <w:r>
+              <w:rPr>
+                <w:rFonts w:asciiTheme="minorBidi" w:hAnsiTheme="minorBidi"/>
+                <w:sz w:val="22"/>
+                <w:szCs w:val="22"/>
+              </w:rPr>
+              <w:t>(FK ParkingLot), overnightAllowed, maxDaysAllowed</w:t>
+            </w:r>
           </w:p>
         </w:tc>
         <w:tc>
@@ -3764,7 +2884,6 @@
                 <w:rtl/>
               </w:rPr>
             </w:pPr>
-            <w:proofErr w:type="spellStart"/>
             <w:r>
               <w:rPr>
                 <w:rFonts w:asciiTheme="minorBidi" w:hAnsiTheme="minorBidi"/>
@@ -3773,7 +2892,6 @@
               </w:rPr>
               <w:t>DailyParkingLot</w:t>
             </w:r>
-            <w:proofErr w:type="spellEnd"/>
           </w:p>
         </w:tc>
       </w:tr>
@@ -3794,7 +2912,6 @@
                 <w:rtl/>
               </w:rPr>
             </w:pPr>
-            <w:proofErr w:type="spellStart"/>
             <w:r>
               <w:rPr>
                 <w:rFonts w:asciiTheme="minorBidi" w:hAnsiTheme="minorBidi"/>
@@ -3802,7 +2919,6 @@
               </w:rPr>
               <w:t>vehicleNumber</w:t>
             </w:r>
-            <w:proofErr w:type="spellEnd"/>
             <w:r>
               <w:rPr>
                 <w:rFonts w:asciiTheme="minorBidi" w:hAnsiTheme="minorBidi"/>
@@ -3852,7 +2968,6 @@
                 <w:rtl/>
               </w:rPr>
             </w:pPr>
-            <w:proofErr w:type="spellStart"/>
             <w:r>
               <w:rPr>
                 <w:rFonts w:asciiTheme="minorBidi" w:hAnsiTheme="minorBidi"/>
@@ -3860,32 +2975,20 @@
               </w:rPr>
               <w:t>uniqueNumber</w:t>
             </w:r>
-            <w:proofErr w:type="spellEnd"/>
-            <w:r>
-              <w:rPr>
-                <w:rFonts w:asciiTheme="minorBidi" w:hAnsiTheme="minorBidi"/>
-                <w:sz w:val="22"/>
-                <w:szCs w:val="22"/>
-              </w:rPr>
-              <w:t xml:space="preserve">(FK </w:t>
-            </w:r>
-            <w:proofErr w:type="spellStart"/>
-            <w:r>
-              <w:rPr>
-                <w:rFonts w:asciiTheme="minorBidi" w:hAnsiTheme="minorBidi"/>
-                <w:sz w:val="22"/>
-                <w:szCs w:val="22"/>
-              </w:rPr>
-              <w:t>ParkingLot</w:t>
-            </w:r>
-            <w:proofErr w:type="spellEnd"/>
+            <w:r>
+              <w:rPr>
+                <w:rFonts w:asciiTheme="minorBidi" w:hAnsiTheme="minorBidi"/>
+                <w:sz w:val="22"/>
+                <w:szCs w:val="22"/>
+              </w:rPr>
+              <w:t>(FK ParkingLot</w:t>
+            </w:r>
             <w:r>
               <w:rPr>
                 <w:rFonts w:asciiTheme="minorBidi" w:hAnsiTheme="minorBidi"/>
               </w:rPr>
               <w:t xml:space="preserve">), </w:t>
             </w:r>
-            <w:proofErr w:type="spellStart"/>
             <w:r>
               <w:rPr>
                 <w:rFonts w:asciiTheme="minorBidi" w:hAnsiTheme="minorBidi"/>
@@ -3893,14 +2996,12 @@
               </w:rPr>
               <w:t>floorNumber</w:t>
             </w:r>
-            <w:proofErr w:type="spellEnd"/>
             <w:r>
               <w:rPr>
                 <w:rFonts w:asciiTheme="minorBidi" w:hAnsiTheme="minorBidi"/>
               </w:rPr>
               <w:t xml:space="preserve">, </w:t>
             </w:r>
-            <w:proofErr w:type="spellStart"/>
             <w:r>
               <w:rPr>
                 <w:rFonts w:asciiTheme="minorBidi" w:hAnsiTheme="minorBidi"/>
@@ -3908,7 +3009,6 @@
               </w:rPr>
               <w:t>spaceNumber</w:t>
             </w:r>
-            <w:proofErr w:type="spellEnd"/>
             <w:r>
               <w:rPr>
                 <w:rFonts w:asciiTheme="minorBidi" w:hAnsiTheme="minorBidi"/>
@@ -3930,7 +3030,6 @@
                 <w:rtl/>
               </w:rPr>
             </w:pPr>
-            <w:proofErr w:type="spellStart"/>
             <w:r>
               <w:rPr>
                 <w:rFonts w:asciiTheme="minorBidi" w:hAnsiTheme="minorBidi"/>
@@ -3939,7 +3038,6 @@
               </w:rPr>
               <w:t>ParkingSpace</w:t>
             </w:r>
-            <w:proofErr w:type="spellEnd"/>
           </w:p>
         </w:tc>
       </w:tr>
@@ -3960,7 +3058,6 @@
                 <w:rtl/>
               </w:rPr>
             </w:pPr>
-            <w:proofErr w:type="spellStart"/>
             <w:r>
               <w:rPr>
                 <w:rFonts w:asciiTheme="minorBidi" w:hAnsiTheme="minorBidi"/>
@@ -3968,9 +3065,16 @@
                 <w:szCs w:val="22"/>
                 <w:u w:val="single"/>
               </w:rPr>
-              <w:t>vehicleNumber</w:t>
-            </w:r>
-            <w:proofErr w:type="spellEnd"/>
+              <w:t xml:space="preserve">vehicleNumber(FK </w:t>
+            </w:r>
+            <w:r>
+              <w:rPr>
+                <w:rFonts w:asciiTheme="minorBidi" w:hAnsiTheme="minorBidi"/>
+                <w:sz w:val="22"/>
+                <w:szCs w:val="22"/>
+              </w:rPr>
+              <w:t xml:space="preserve"> Vehicle), </w:t>
+            </w:r>
             <w:r>
               <w:rPr>
                 <w:rFonts w:asciiTheme="minorBidi" w:hAnsiTheme="minorBidi"/>
@@ -3978,17 +3082,16 @@
                 <w:szCs w:val="22"/>
                 <w:u w:val="single"/>
               </w:rPr>
-              <w:t xml:space="preserve">(FK </w:t>
-            </w:r>
-            <w:r>
-              <w:rPr>
-                <w:rFonts w:asciiTheme="minorBidi" w:hAnsiTheme="minorBidi"/>
-                <w:sz w:val="22"/>
-                <w:szCs w:val="22"/>
-              </w:rPr>
-              <w:t xml:space="preserve"> Vehicle), </w:t>
-            </w:r>
-            <w:proofErr w:type="spellStart"/>
+              <w:t>uniqueNumber</w:t>
+            </w:r>
+            <w:r>
+              <w:rPr>
+                <w:rFonts w:asciiTheme="minorBidi" w:hAnsiTheme="minorBidi"/>
+                <w:sz w:val="22"/>
+                <w:szCs w:val="22"/>
+              </w:rPr>
+              <w:t xml:space="preserve">(FK  ParkingSpace) , </w:t>
+            </w:r>
             <w:r>
               <w:rPr>
                 <w:rFonts w:asciiTheme="minorBidi" w:hAnsiTheme="minorBidi"/>
@@ -3996,36 +3099,16 @@
                 <w:szCs w:val="22"/>
                 <w:u w:val="single"/>
               </w:rPr>
-              <w:t>uniqueNumber</w:t>
-            </w:r>
-            <w:proofErr w:type="spellEnd"/>
-            <w:r>
-              <w:rPr>
-                <w:rFonts w:asciiTheme="minorBidi" w:hAnsiTheme="minorBidi"/>
-                <w:sz w:val="22"/>
-                <w:szCs w:val="22"/>
-              </w:rPr>
-              <w:t xml:space="preserve">(FK  </w:t>
-            </w:r>
-            <w:proofErr w:type="spellStart"/>
-            <w:r>
-              <w:rPr>
-                <w:rFonts w:asciiTheme="minorBidi" w:hAnsiTheme="minorBidi"/>
-                <w:sz w:val="22"/>
-                <w:szCs w:val="22"/>
-              </w:rPr>
-              <w:t>ParkingSpace</w:t>
-            </w:r>
-            <w:proofErr w:type="spellEnd"/>
-            <w:r>
-              <w:rPr>
-                <w:rFonts w:asciiTheme="minorBidi" w:hAnsiTheme="minorBidi"/>
-                <w:sz w:val="22"/>
-                <w:szCs w:val="22"/>
-              </w:rPr>
-              <w:t xml:space="preserve">) , </w:t>
-            </w:r>
-            <w:proofErr w:type="spellStart"/>
+              <w:t>floorNumber</w:t>
+            </w:r>
+            <w:r>
+              <w:rPr>
+                <w:rFonts w:asciiTheme="minorBidi" w:hAnsiTheme="minorBidi"/>
+                <w:sz w:val="22"/>
+                <w:szCs w:val="22"/>
+              </w:rPr>
+              <w:t xml:space="preserve">(FK  ParkingSpace) , </w:t>
+            </w:r>
             <w:r>
               <w:rPr>
                 <w:rFonts w:asciiTheme="minorBidi" w:hAnsiTheme="minorBidi"/>
@@ -4033,36 +3116,16 @@
                 <w:szCs w:val="22"/>
                 <w:u w:val="single"/>
               </w:rPr>
-              <w:t>floorNumber</w:t>
-            </w:r>
-            <w:proofErr w:type="spellEnd"/>
-            <w:r>
-              <w:rPr>
-                <w:rFonts w:asciiTheme="minorBidi" w:hAnsiTheme="minorBidi"/>
-                <w:sz w:val="22"/>
-                <w:szCs w:val="22"/>
-              </w:rPr>
-              <w:t xml:space="preserve">(FK  </w:t>
-            </w:r>
-            <w:proofErr w:type="spellStart"/>
-            <w:r>
-              <w:rPr>
-                <w:rFonts w:asciiTheme="minorBidi" w:hAnsiTheme="minorBidi"/>
-                <w:sz w:val="22"/>
-                <w:szCs w:val="22"/>
-              </w:rPr>
-              <w:t>ParkingSpace</w:t>
-            </w:r>
-            <w:proofErr w:type="spellEnd"/>
-            <w:r>
-              <w:rPr>
-                <w:rFonts w:asciiTheme="minorBidi" w:hAnsiTheme="minorBidi"/>
-                <w:sz w:val="22"/>
-                <w:szCs w:val="22"/>
-              </w:rPr>
-              <w:t xml:space="preserve">) , </w:t>
-            </w:r>
-            <w:proofErr w:type="spellStart"/>
+              <w:t xml:space="preserve">spaceNumber(FK </w:t>
+            </w:r>
+            <w:r>
+              <w:rPr>
+                <w:rFonts w:asciiTheme="minorBidi" w:hAnsiTheme="minorBidi"/>
+                <w:sz w:val="22"/>
+                <w:szCs w:val="22"/>
+              </w:rPr>
+              <w:t xml:space="preserve"> ParkingSpace), </w:t>
+            </w:r>
             <w:r>
               <w:rPr>
                 <w:rFonts w:asciiTheme="minorBidi" w:hAnsiTheme="minorBidi"/>
@@ -4070,91 +3133,16 @@
                 <w:szCs w:val="22"/>
                 <w:u w:val="single"/>
               </w:rPr>
-              <w:t>spaceNumber</w:t>
-            </w:r>
-            <w:proofErr w:type="spellEnd"/>
-            <w:r>
-              <w:rPr>
-                <w:rFonts w:asciiTheme="minorBidi" w:hAnsiTheme="minorBidi"/>
-                <w:sz w:val="22"/>
-                <w:szCs w:val="22"/>
-                <w:u w:val="single"/>
-              </w:rPr>
-              <w:t xml:space="preserve">(FK </w:t>
-            </w:r>
-            <w:r>
-              <w:rPr>
-                <w:rFonts w:asciiTheme="minorBidi" w:hAnsiTheme="minorBidi"/>
-                <w:sz w:val="22"/>
-                <w:szCs w:val="22"/>
-              </w:rPr>
-              <w:t xml:space="preserve"> </w:t>
-            </w:r>
-            <w:proofErr w:type="spellStart"/>
-            <w:r>
-              <w:rPr>
-                <w:rFonts w:asciiTheme="minorBidi" w:hAnsiTheme="minorBidi"/>
-                <w:sz w:val="22"/>
-                <w:szCs w:val="22"/>
-              </w:rPr>
-              <w:t>ParkingSpace</w:t>
-            </w:r>
-            <w:proofErr w:type="spellEnd"/>
-            <w:r>
-              <w:rPr>
-                <w:rFonts w:asciiTheme="minorBidi" w:hAnsiTheme="minorBidi"/>
-                <w:sz w:val="22"/>
-                <w:szCs w:val="22"/>
-              </w:rPr>
-              <w:t xml:space="preserve">), </w:t>
-            </w:r>
-            <w:proofErr w:type="spellStart"/>
-            <w:r>
-              <w:rPr>
-                <w:rFonts w:asciiTheme="minorBidi" w:hAnsiTheme="minorBidi"/>
-                <w:sz w:val="22"/>
-                <w:szCs w:val="22"/>
-                <w:u w:val="single"/>
-              </w:rPr>
               <w:t>startTime</w:t>
             </w:r>
-            <w:proofErr w:type="spellEnd"/>
-            <w:r>
-              <w:rPr>
-                <w:rFonts w:asciiTheme="minorBidi" w:hAnsiTheme="minorBidi"/>
-                <w:sz w:val="22"/>
-                <w:szCs w:val="22"/>
-              </w:rPr>
-              <w:t xml:space="preserve">, </w:t>
-            </w:r>
-            <w:proofErr w:type="spellStart"/>
-            <w:r>
-              <w:rPr>
-                <w:rFonts w:asciiTheme="minorBidi" w:hAnsiTheme="minorBidi"/>
-                <w:sz w:val="22"/>
-                <w:szCs w:val="22"/>
-              </w:rPr>
-              <w:t>endTime</w:t>
-            </w:r>
-            <w:proofErr w:type="spellEnd"/>
-            <w:r>
-              <w:rPr>
-                <w:rFonts w:asciiTheme="minorBidi" w:hAnsiTheme="minorBidi"/>
-                <w:sz w:val="22"/>
-                <w:szCs w:val="22"/>
-              </w:rPr>
-              <w:t xml:space="preserve">, </w:t>
-            </w:r>
-            <w:proofErr w:type="spellStart"/>
-            <w:r>
-              <w:rPr>
-                <w:rFonts w:asciiTheme="minorBidi" w:hAnsiTheme="minorBidi"/>
-                <w:sz w:val="22"/>
-                <w:szCs w:val="22"/>
-              </w:rPr>
-              <w:t>amountPaid</w:t>
-            </w:r>
-            <w:proofErr w:type="spellEnd"/>
+            <w:r>
+              <w:rPr>
+                <w:rFonts w:asciiTheme="minorBidi" w:hAnsiTheme="minorBidi"/>
+                <w:sz w:val="22"/>
+                <w:szCs w:val="22"/>
+              </w:rPr>
+              <w:t>, endTime, amountPaid</w:t>
+            </w:r>
           </w:p>
         </w:tc>
         <w:tc>
@@ -4170,14 +3158,12 @@
                 <w:rtl/>
               </w:rPr>
             </w:pPr>
-            <w:proofErr w:type="spellStart"/>
             <w:r>
               <w:rPr>
                 <w:rFonts w:asciiTheme="minorBidi" w:hAnsiTheme="minorBidi"/>
               </w:rPr>
               <w:t>ParksIn</w:t>
             </w:r>
-            <w:proofErr w:type="spellEnd"/>
           </w:p>
         </w:tc>
       </w:tr>
@@ -4225,7 +3211,6 @@
               </w:rPr>
               <w:t xml:space="preserve"> </w:t>
             </w:r>
-            <w:proofErr w:type="spellStart"/>
             <w:r>
               <w:rPr>
                 <w:rFonts w:asciiTheme="minorBidi" w:hAnsiTheme="minorBidi"/>
@@ -4235,7 +3220,6 @@
               </w:rPr>
               <w:t>ParkingLotID</w:t>
             </w:r>
-            <w:proofErr w:type="spellEnd"/>
             <w:r>
               <w:rPr>
                 <w:rFonts w:asciiTheme="minorBidi" w:hAnsiTheme="minorBidi"/>
@@ -4244,7 +3228,6 @@
               </w:rPr>
               <w:t xml:space="preserve">, </w:t>
             </w:r>
-            <w:proofErr w:type="spellStart"/>
             <w:r>
               <w:rPr>
                 <w:rFonts w:asciiTheme="minorBidi" w:hAnsiTheme="minorBidi"/>
@@ -4253,7 +3236,6 @@
               </w:rPr>
               <w:t>IsFast</w:t>
             </w:r>
-            <w:proofErr w:type="spellEnd"/>
             <w:r>
               <w:rPr>
                 <w:rFonts w:asciiTheme="minorBidi" w:hAnsiTheme="minorBidi"/>
@@ -4262,7 +3244,6 @@
               </w:rPr>
               <w:t xml:space="preserve">, </w:t>
             </w:r>
-            <w:proofErr w:type="spellStart"/>
             <w:r>
               <w:rPr>
                 <w:rFonts w:asciiTheme="minorBidi" w:hAnsiTheme="minorBidi"/>
@@ -4271,7 +3252,6 @@
               </w:rPr>
               <w:t>pricePerMin</w:t>
             </w:r>
-            <w:proofErr w:type="spellEnd"/>
           </w:p>
         </w:tc>
         <w:tc>
@@ -4286,14 +3266,12 @@
                 <w:rFonts w:asciiTheme="minorBidi" w:hAnsiTheme="minorBidi"/>
               </w:rPr>
             </w:pPr>
-            <w:proofErr w:type="spellStart"/>
             <w:r>
               <w:rPr>
                 <w:rFonts w:asciiTheme="minorBidi" w:hAnsiTheme="minorBidi"/>
               </w:rPr>
               <w:t>ChargingStation</w:t>
             </w:r>
-            <w:proofErr w:type="spellEnd"/>
           </w:p>
         </w:tc>
       </w:tr>
@@ -4316,7 +3294,6 @@
                 <w:lang w:val="en-GB"/>
               </w:rPr>
             </w:pPr>
-            <w:proofErr w:type="spellStart"/>
             <w:r>
               <w:rPr>
                 <w:rFonts w:asciiTheme="minorBidi" w:hAnsiTheme="minorBidi"/>
@@ -4324,17 +3301,7 @@
                 <w:szCs w:val="22"/>
                 <w:u w:val="single"/>
               </w:rPr>
-              <w:t>VehicleNumber</w:t>
-            </w:r>
-            <w:proofErr w:type="spellEnd"/>
-            <w:r>
-              <w:rPr>
-                <w:rFonts w:asciiTheme="minorBidi" w:hAnsiTheme="minorBidi"/>
-                <w:sz w:val="22"/>
-                <w:szCs w:val="22"/>
-                <w:u w:val="single"/>
-              </w:rPr>
-              <w:t>, StationID</w:t>
+              <w:t>VehicleNumber, StationID</w:t>
             </w:r>
             <w:r>
               <w:rPr>
@@ -4344,7 +3311,6 @@
               </w:rPr>
               <w:t xml:space="preserve">, </w:t>
             </w:r>
-            <w:proofErr w:type="spellStart"/>
             <w:r>
               <w:rPr>
                 <w:rFonts w:asciiTheme="minorBidi" w:hAnsiTheme="minorBidi"/>
@@ -4354,7 +3320,6 @@
               </w:rPr>
               <w:t>startTime</w:t>
             </w:r>
-            <w:proofErr w:type="spellEnd"/>
             <w:r>
               <w:rPr>
                 <w:rFonts w:asciiTheme="minorBidi" w:hAnsiTheme="minorBidi"/>
@@ -4364,7 +3329,6 @@
               </w:rPr>
               <w:t xml:space="preserve">, </w:t>
             </w:r>
-            <w:proofErr w:type="spellStart"/>
             <w:r>
               <w:rPr>
                 <w:rFonts w:asciiTheme="minorBidi" w:hAnsiTheme="minorBidi"/>
@@ -4374,7 +3338,6 @@
               </w:rPr>
               <w:t>endTime</w:t>
             </w:r>
-            <w:proofErr w:type="spellEnd"/>
             <w:r>
               <w:rPr>
                 <w:rFonts w:asciiTheme="minorBidi" w:hAnsiTheme="minorBidi"/>
@@ -4384,7 +3347,6 @@
               </w:rPr>
               <w:t>, j</w:t>
             </w:r>
-            <w:proofErr w:type="spellStart"/>
             <w:r>
               <w:rPr>
                 <w:rFonts w:asciiTheme="minorBidi" w:hAnsiTheme="minorBidi"/>
@@ -4393,7 +3355,6 @@
               </w:rPr>
               <w:t>oulesConsumed</w:t>
             </w:r>
-            <w:proofErr w:type="spellEnd"/>
           </w:p>
         </w:tc>
         <w:tc>
@@ -4408,14 +3369,24 @@
                 <w:rFonts w:asciiTheme="minorBidi" w:hAnsiTheme="minorBidi"/>
               </w:rPr>
             </w:pPr>
-            <w:proofErr w:type="spellStart"/>
-            <w:r>
-              <w:rPr>
-                <w:rFonts w:asciiTheme="minorBidi" w:hAnsiTheme="minorBidi"/>
-              </w:rPr>
-              <w:t>Chargs</w:t>
-            </w:r>
-            <w:proofErr w:type="spellEnd"/>
+            <w:r>
+              <w:rPr>
+                <w:rFonts w:asciiTheme="minorBidi" w:hAnsiTheme="minorBidi"/>
+              </w:rPr>
+              <w:t>Charg</w:t>
+            </w:r>
+            <w:r>
+              <w:rPr>
+                <w:rFonts w:asciiTheme="minorBidi" w:hAnsiTheme="minorBidi"/>
+              </w:rPr>
+              <w:t>e</w:t>
+            </w:r>
+            <w:r>
+              <w:rPr>
+                <w:rFonts w:asciiTheme="minorBidi" w:hAnsiTheme="minorBidi"/>
+              </w:rPr>
+              <w:t>s</w:t>
+            </w:r>
           </w:p>
         </w:tc>
       </w:tr>
@@ -4440,11 +3411,534 @@
       <w:pPr>
         <w:rPr>
           <w:rFonts w:asciiTheme="minorBidi" w:hAnsiTheme="minorBidi"/>
-        </w:rPr>
-      </w:pPr>
+          <w:b/>
+          <w:bCs/>
+          <w:sz w:val="28"/>
+          <w:szCs w:val="28"/>
+          <w:rtl/>
+        </w:rPr>
+      </w:pPr>
+      <w:r>
+        <w:rPr>
+          <w:rFonts w:asciiTheme="minorBidi" w:hAnsiTheme="minorBidi" w:hint="cs"/>
+          <w:b/>
+          <w:bCs/>
+          <w:sz w:val="28"/>
+          <w:szCs w:val="28"/>
+          <w:rtl/>
+        </w:rPr>
+        <w:t>חלק ב</w:t>
+      </w:r>
+    </w:p>
+    <w:p>
+      <w:pPr>
+        <w:rPr>
+          <w:rFonts w:asciiTheme="minorBidi" w:hAnsiTheme="minorBidi"/>
+          <w:rtl/>
+        </w:rPr>
+      </w:pPr>
+      <w:r>
+        <w:rPr>
+          <w:rFonts w:asciiTheme="minorBidi" w:hAnsiTheme="minorBidi" w:hint="cs"/>
+          <w:rtl/>
+        </w:rPr>
+        <w:t xml:space="preserve">2.1 </w:t>
+      </w:r>
+    </w:p>
+    <w:tbl>
+      <w:tblPr>
+        <w:tblStyle w:val="TableGrid"/>
+        <w:bidiVisual/>
+        <w:tblW w:w="0" w:type="auto"/>
+        <w:tblBorders>
+          <w:top w:val="none" w:sz="0" w:space="0" w:color="auto"/>
+          <w:left w:val="none" w:sz="0" w:space="0" w:color="auto"/>
+          <w:bottom w:val="none" w:sz="0" w:space="0" w:color="auto"/>
+          <w:right w:val="none" w:sz="0" w:space="0" w:color="auto"/>
+        </w:tblBorders>
+        <w:tblLook w:val="04A0" w:firstRow="1" w:lastRow="0" w:firstColumn="1" w:lastColumn="0" w:noHBand="0" w:noVBand="1"/>
+      </w:tblPr>
+      <w:tblGrid>
+        <w:gridCol w:w="7127"/>
+        <w:gridCol w:w="1169"/>
+      </w:tblGrid>
+      <w:tr>
+        <w:trPr>
+          <w:trHeight w:val="432"/>
+        </w:trPr>
+        <w:tc>
+          <w:tcPr>
+            <w:tcW w:w="7127" w:type="dxa"/>
+            <w:vAlign w:val="center"/>
+          </w:tcPr>
+          <w:p>
+            <w:pPr>
+              <w:bidi w:val="0"/>
+              <w:rPr>
+                <w:rFonts w:asciiTheme="minorBidi" w:hAnsiTheme="minorBidi" w:hint="cs"/>
+                <w:rtl/>
+              </w:rPr>
+            </w:pPr>
+            <w:r>
+              <w:rPr>
+                <w:rFonts w:asciiTheme="minorBidi" w:hAnsiTheme="minorBidi"/>
+              </w:rPr>
+              <w:t>ParkingLot, MinutesParkingLot, DailyParkingLot, ParkingSpace</w:t>
+            </w:r>
+          </w:p>
+        </w:tc>
+        <w:tc>
+          <w:tcPr>
+            <w:tcW w:w="1169" w:type="dxa"/>
+            <w:vAlign w:val="center"/>
+          </w:tcPr>
+          <w:p>
+            <w:pPr>
+              <w:bidi w:val="0"/>
+              <w:rPr>
+                <w:rFonts w:asciiTheme="minorBidi" w:hAnsiTheme="minorBidi" w:hint="cs"/>
+                <w:rtl/>
+              </w:rPr>
+            </w:pPr>
+            <w:r>
+              <w:rPr>
+                <w:rFonts w:asciiTheme="minorBidi" w:hAnsiTheme="minorBidi"/>
+              </w:rPr>
+              <w:t>D</w:t>
+            </w:r>
+            <w:r>
+              <w:rPr>
+                <w:rFonts w:asciiTheme="minorBidi" w:hAnsiTheme="minorBidi" w:hint="cs"/>
+                <w:rtl/>
+              </w:rPr>
+              <w:t>1</w:t>
+            </w:r>
+          </w:p>
+        </w:tc>
+      </w:tr>
+      <w:tr>
+        <w:trPr>
+          <w:trHeight w:val="432"/>
+        </w:trPr>
+        <w:tc>
+          <w:tcPr>
+            <w:tcW w:w="7127" w:type="dxa"/>
+            <w:vAlign w:val="center"/>
+          </w:tcPr>
+          <w:p>
+            <w:pPr>
+              <w:bidi w:val="0"/>
+              <w:rPr>
+                <w:rFonts w:asciiTheme="minorBidi" w:hAnsiTheme="minorBidi" w:hint="cs"/>
+                <w:rtl/>
+              </w:rPr>
+            </w:pPr>
+            <w:r>
+              <w:rPr>
+                <w:rFonts w:asciiTheme="minorBidi" w:hAnsiTheme="minorBidi"/>
+              </w:rPr>
+              <w:t>Vehicle, ParksIn</w:t>
+            </w:r>
+          </w:p>
+        </w:tc>
+        <w:tc>
+          <w:tcPr>
+            <w:tcW w:w="1169" w:type="dxa"/>
+            <w:vAlign w:val="center"/>
+          </w:tcPr>
+          <w:p>
+            <w:pPr>
+              <w:bidi w:val="0"/>
+              <w:rPr>
+                <w:rFonts w:asciiTheme="minorBidi" w:hAnsiTheme="minorBidi" w:hint="cs"/>
+                <w:rtl/>
+              </w:rPr>
+            </w:pPr>
+            <w:r>
+              <w:rPr>
+                <w:rFonts w:asciiTheme="minorBidi" w:hAnsiTheme="minorBidi"/>
+              </w:rPr>
+              <w:t>D</w:t>
+            </w:r>
+            <w:r>
+              <w:rPr>
+                <w:rFonts w:asciiTheme="minorBidi" w:hAnsiTheme="minorBidi" w:hint="cs"/>
+                <w:rtl/>
+              </w:rPr>
+              <w:t>2</w:t>
+            </w:r>
+          </w:p>
+        </w:tc>
+      </w:tr>
+    </w:tbl>
+    <w:p>
+      <w:pPr>
+        <w:rPr>
+          <w:rFonts w:asciiTheme="minorBidi" w:hAnsiTheme="minorBidi"/>
+          <w:rtl/>
+        </w:rPr>
+      </w:pPr>
+    </w:p>
+    <w:p>
+      <w:pPr>
+        <w:ind w:hanging="604"/>
+        <w:rPr>
+          <w:rFonts w:asciiTheme="minorBidi" w:hAnsiTheme="minorBidi"/>
+          <w:rtl/>
+        </w:rPr>
+      </w:pPr>
+      <w:r>
+        <w:rPr>
+          <w:rFonts w:asciiTheme="minorBidi" w:hAnsiTheme="minorBidi"/>
+        </w:rPr>
+        <w:t>D</w:t>
+      </w:r>
+      <w:r>
+        <w:rPr>
+          <w:rFonts w:asciiTheme="minorBidi" w:hAnsiTheme="minorBidi" w:hint="cs"/>
+          <w:rtl/>
+        </w:rPr>
+        <w:t xml:space="preserve">1 </w:t>
+      </w:r>
+      <w:r>
+        <w:rPr>
+          <w:rFonts w:asciiTheme="minorBidi" w:hAnsiTheme="minorBidi"/>
+          <w:rtl/>
+        </w:rPr>
+        <w:t>–</w:t>
+      </w:r>
+      <w:r>
+        <w:rPr>
+          <w:rFonts w:asciiTheme="minorBidi" w:hAnsiTheme="minorBidi" w:hint="cs"/>
+          <w:rtl/>
+        </w:rPr>
+        <w:t xml:space="preserve"> </w:t>
+      </w:r>
+      <w:r>
+        <w:rPr>
+          <w:rFonts w:asciiTheme="minorBidi" w:hAnsiTheme="minorBidi" w:hint="cs"/>
+          <w:rtl/>
+        </w:rPr>
+        <w:t>טבלאות אלה שומרות נתונים סטטיים</w:t>
+      </w:r>
+      <w:r>
+        <w:rPr>
+          <w:rFonts w:asciiTheme="minorBidi" w:hAnsiTheme="minorBidi" w:hint="cs"/>
+          <w:rtl/>
+        </w:rPr>
+        <w:t xml:space="preserve"> כמו</w:t>
+      </w:r>
+      <w:r>
+        <w:rPr>
+          <w:rFonts w:asciiTheme="minorBidi" w:hAnsiTheme="minorBidi" w:hint="cs"/>
+          <w:rtl/>
+        </w:rPr>
+        <w:t>: חוקים, מקומות, מחירים. רשומות אלו מתעדכנות לעתים רחוקות</w:t>
+      </w:r>
+      <w:r>
+        <w:rPr>
+          <w:rFonts w:asciiTheme="minorBidi" w:hAnsiTheme="minorBidi" w:hint="cs"/>
+          <w:rtl/>
+        </w:rPr>
+        <w:t xml:space="preserve"> ומייצגות את הגדרות המערכת</w:t>
+      </w:r>
+      <w:r>
+        <w:rPr>
+          <w:rFonts w:asciiTheme="minorBidi" w:hAnsiTheme="minorBidi" w:hint="cs"/>
+          <w:rtl/>
+        </w:rPr>
+        <w:t>.</w:t>
+      </w:r>
+    </w:p>
+    <w:p>
+      <w:pPr>
+        <w:rPr>
+          <w:rFonts w:asciiTheme="minorBidi" w:hAnsiTheme="minorBidi"/>
+          <w:rtl/>
+        </w:rPr>
+      </w:pPr>
+    </w:p>
+    <w:p>
+      <w:pPr>
+        <w:ind w:hanging="604"/>
+        <w:rPr>
+          <w:rFonts w:asciiTheme="minorBidi" w:hAnsiTheme="minorBidi"/>
+          <w:rtl/>
+        </w:rPr>
+      </w:pPr>
+      <w:r>
+        <w:rPr>
+          <w:rFonts w:asciiTheme="minorBidi" w:hAnsiTheme="minorBidi"/>
+        </w:rPr>
+        <w:t>D</w:t>
+      </w:r>
+      <w:r>
+        <w:rPr>
+          <w:rFonts w:asciiTheme="minorBidi" w:hAnsiTheme="minorBidi" w:hint="cs"/>
+          <w:rtl/>
+        </w:rPr>
+        <w:t xml:space="preserve">2 </w:t>
+      </w:r>
+      <w:r>
+        <w:rPr>
+          <w:rFonts w:asciiTheme="minorBidi" w:hAnsiTheme="minorBidi"/>
+          <w:rtl/>
+        </w:rPr>
+        <w:t>–</w:t>
+      </w:r>
+      <w:r>
+        <w:rPr>
+          <w:rFonts w:asciiTheme="minorBidi" w:hAnsiTheme="minorBidi" w:hint="cs"/>
+          <w:rtl/>
+        </w:rPr>
+        <w:t xml:space="preserve"> </w:t>
+      </w:r>
+      <w:r>
+        <w:rPr>
+          <w:rFonts w:asciiTheme="minorBidi" w:hAnsiTheme="minorBidi" w:hint="cs"/>
+          <w:rtl/>
+        </w:rPr>
+        <w:t xml:space="preserve">טבלאות אלה שומרות נתונים </w:t>
+      </w:r>
+      <w:r>
+        <w:rPr>
+          <w:rFonts w:asciiTheme="minorBidi" w:hAnsiTheme="minorBidi" w:hint="cs"/>
+          <w:rtl/>
+        </w:rPr>
+        <w:t xml:space="preserve">דינמיים וומתעדכנות </w:t>
+      </w:r>
+      <w:r>
+        <w:rPr>
+          <w:rFonts w:asciiTheme="minorBidi" w:hAnsiTheme="minorBidi" w:hint="cs"/>
+          <w:rtl/>
+        </w:rPr>
+        <w:t>בכל פעם שרכב נכנס ו</w:t>
+      </w:r>
+      <w:r>
+        <w:rPr>
+          <w:rFonts w:asciiTheme="minorBidi" w:hAnsiTheme="minorBidi" w:hint="cs"/>
+          <w:rtl/>
+        </w:rPr>
+        <w:t xml:space="preserve">או </w:t>
+      </w:r>
+      <w:r>
+        <w:rPr>
+          <w:rFonts w:asciiTheme="minorBidi" w:hAnsiTheme="minorBidi" w:hint="cs"/>
+          <w:rtl/>
+        </w:rPr>
+        <w:t>יוצא מחנייה,</w:t>
+      </w:r>
+      <w:r>
+        <w:rPr>
+          <w:rFonts w:asciiTheme="minorBidi" w:hAnsiTheme="minorBidi" w:hint="cs"/>
+          <w:rtl/>
+        </w:rPr>
+        <w:t xml:space="preserve"> אירועים המתרחשים בתדירות גבוהה</w:t>
+      </w:r>
+      <w:r>
+        <w:rPr>
+          <w:rFonts w:asciiTheme="minorBidi" w:hAnsiTheme="minorBidi" w:hint="cs"/>
+          <w:rtl/>
+        </w:rPr>
+        <w:t xml:space="preserve"> מאוד</w:t>
+      </w:r>
+      <w:r>
+        <w:rPr>
+          <w:rFonts w:asciiTheme="minorBidi" w:hAnsiTheme="minorBidi" w:hint="cs"/>
+          <w:rtl/>
+        </w:rPr>
+        <w:t>.</w:t>
+      </w:r>
+    </w:p>
+    <w:p>
+      <w:pPr>
+        <w:rPr>
+          <w:rFonts w:asciiTheme="minorBidi" w:hAnsiTheme="minorBidi"/>
+          <w:rtl/>
+        </w:rPr>
+      </w:pPr>
+    </w:p>
+    <w:p>
+      <w:pPr>
+        <w:rPr>
+          <w:rFonts w:asciiTheme="minorBidi" w:hAnsiTheme="minorBidi"/>
+          <w:rtl/>
+        </w:rPr>
+      </w:pPr>
+      <w:r>
+        <w:rPr>
+          <w:rFonts w:asciiTheme="minorBidi" w:hAnsiTheme="minorBidi"/>
+        </w:rPr>
+        <w:t>ParkingLot</w:t>
+      </w:r>
+      <w:r>
+        <w:rPr>
+          <w:rFonts w:asciiTheme="minorBidi" w:hAnsiTheme="minorBidi" w:hint="cs"/>
+          <w:rtl/>
+        </w:rPr>
+        <w:t xml:space="preserve">, </w:t>
+      </w:r>
+      <w:r>
+        <w:rPr>
+          <w:rFonts w:asciiTheme="minorBidi" w:hAnsiTheme="minorBidi"/>
+        </w:rPr>
+        <w:t>ParkingSpace</w:t>
+      </w:r>
+      <w:r>
+        <w:rPr>
+          <w:rFonts w:asciiTheme="minorBidi" w:hAnsiTheme="minorBidi" w:hint="cs"/>
+          <w:rtl/>
+        </w:rPr>
+        <w:t xml:space="preserve">: </w:t>
+      </w:r>
+      <w:r>
+        <w:rPr>
+          <w:rFonts w:asciiTheme="minorBidi" w:hAnsiTheme="minorBidi" w:hint="cs"/>
+          <w:rtl/>
+        </w:rPr>
+        <w:t xml:space="preserve">ישנה </w:t>
+      </w:r>
+      <w:r>
+        <w:rPr>
+          <w:rFonts w:asciiTheme="minorBidi" w:hAnsiTheme="minorBidi"/>
+          <w:rtl/>
+        </w:rPr>
+        <w:t>לכידות פונקציונלית</w:t>
+      </w:r>
+      <w:r>
+        <w:rPr>
+          <w:rFonts w:asciiTheme="minorBidi" w:hAnsiTheme="minorBidi" w:hint="cs"/>
+          <w:rtl/>
+        </w:rPr>
+        <w:t xml:space="preserve"> </w:t>
+      </w:r>
+      <w:r>
+        <w:rPr>
+          <w:rFonts w:asciiTheme="minorBidi" w:hAnsiTheme="minorBidi" w:hint="cs"/>
+          <w:rtl/>
+        </w:rPr>
+        <w:t>ו</w:t>
+      </w:r>
+      <w:r>
+        <w:rPr>
+          <w:rFonts w:asciiTheme="minorBidi" w:hAnsiTheme="minorBidi" w:hint="cs"/>
+          <w:rtl/>
+        </w:rPr>
+        <w:t xml:space="preserve">הם </w:t>
+      </w:r>
+      <w:r>
+        <w:rPr>
+          <w:rFonts w:asciiTheme="minorBidi" w:hAnsiTheme="minorBidi" w:hint="cs"/>
+          <w:rtl/>
+        </w:rPr>
+        <w:t>מתארים</w:t>
+      </w:r>
+      <w:r>
+        <w:rPr>
+          <w:rFonts w:asciiTheme="minorBidi" w:hAnsiTheme="minorBidi" w:hint="cs"/>
+          <w:rtl/>
+        </w:rPr>
+        <w:t xml:space="preserve"> איך מונחות כל החניות, בכדי לבדוק איפה יש חנייה פנוייה יש לגשת לשתי המחלקות.</w:t>
+      </w:r>
+    </w:p>
+    <w:p>
+      <w:pPr>
+        <w:rPr>
+          <w:rFonts w:asciiTheme="minorBidi" w:hAnsiTheme="minorBidi" w:hint="cs"/>
+          <w:rtl/>
+        </w:rPr>
+      </w:pPr>
+      <w:r>
+        <w:rPr>
+          <w:rFonts w:asciiTheme="minorBidi" w:hAnsiTheme="minorBidi"/>
+        </w:rPr>
+        <w:t>ParkingLot</w:t>
+      </w:r>
+      <w:r>
+        <w:rPr>
+          <w:rFonts w:asciiTheme="minorBidi" w:hAnsiTheme="minorBidi" w:hint="cs"/>
+          <w:rtl/>
+        </w:rPr>
+        <w:t xml:space="preserve">, </w:t>
+      </w:r>
+      <w:r>
+        <w:rPr>
+          <w:rFonts w:asciiTheme="minorBidi" w:hAnsiTheme="minorBidi"/>
+        </w:rPr>
+        <w:t>ParksIn</w:t>
+      </w:r>
+      <w:r>
+        <w:rPr>
+          <w:rFonts w:asciiTheme="minorBidi" w:hAnsiTheme="minorBidi" w:hint="cs"/>
+          <w:rtl/>
+        </w:rPr>
+        <w:t>: מופרדים כיוון ש-</w:t>
+      </w:r>
+      <w:r>
+        <w:rPr>
+          <w:rFonts w:asciiTheme="minorBidi" w:hAnsiTheme="minorBidi"/>
+        </w:rPr>
+        <w:t xml:space="preserve"> ParkingLot </w:t>
+      </w:r>
+      <w:r>
+        <w:rPr>
+          <w:rFonts w:asciiTheme="minorBidi" w:hAnsiTheme="minorBidi" w:hint="cs"/>
+          <w:rtl/>
+        </w:rPr>
+        <w:t xml:space="preserve">היא תשתית ואילו </w:t>
+      </w:r>
+      <w:r>
+        <w:rPr>
+          <w:rFonts w:asciiTheme="minorBidi" w:hAnsiTheme="minorBidi"/>
+        </w:rPr>
+        <w:t>parksIn</w:t>
+      </w:r>
+      <w:r>
+        <w:rPr>
+          <w:rFonts w:asciiTheme="minorBidi" w:hAnsiTheme="minorBidi" w:hint="cs"/>
+          <w:rtl/>
+        </w:rPr>
+        <w:t xml:space="preserve"> היא פעילות. כדי שיהיה לנו צימוד נמוך וכן מתי שלדוגמא נרצה לחשב תפוקה חודשית נצטרך לגשת רק ל </w:t>
+      </w:r>
+      <w:r>
+        <w:rPr>
+          <w:rFonts w:asciiTheme="minorBidi" w:hAnsiTheme="minorBidi"/>
+        </w:rPr>
+        <w:t>D2</w:t>
+      </w:r>
+      <w:r>
+        <w:rPr>
+          <w:rFonts w:asciiTheme="minorBidi" w:hAnsiTheme="minorBidi" w:hint="cs"/>
+          <w:rtl/>
+        </w:rPr>
+        <w:t>.</w:t>
+      </w:r>
+    </w:p>
+    <w:p>
+      <w:pPr>
+        <w:rPr>
+          <w:rFonts w:asciiTheme="minorBidi" w:hAnsiTheme="minorBidi"/>
+          <w:rtl/>
+        </w:rPr>
+      </w:pPr>
+    </w:p>
+    <w:p>
+      <w:pPr>
+        <w:rPr>
+          <w:rFonts w:asciiTheme="minorBidi" w:hAnsiTheme="minorBidi" w:hint="cs"/>
+          <w:rtl/>
+        </w:rPr>
+      </w:pPr>
+      <w:r>
+        <w:rPr>
+          <w:rFonts w:asciiTheme="minorBidi" w:hAnsiTheme="minorBidi" w:hint="cs"/>
+          <w:rtl/>
+        </w:rPr>
+        <w:t>2.2</w:t>
+      </w:r>
     </w:p>
     <w:sectPr>
-      <w:headerReference w:type="default" r:id="rId7"/>
+      <w:headerReference w:type="default" r:id="rId8"/>
       <w:pgSz w:w="11906" w:h="16838"/>
       <w:pgMar w:top="1440" w:right="1800" w:bottom="1440" w:left="1800" w:header="708" w:footer="708" w:gutter="0"/>
       <w:cols w:space="708"/>
@@ -4507,11 +4001,9 @@
       </w:rPr>
       <w:t xml:space="preserve">ת.ז מגישות: 213384860 </w:t>
     </w:r>
-    <w:proofErr w:type="spellStart"/>
     <w:r>
       <w:t>xxxxxxxxx</w:t>
     </w:r>
-    <w:proofErr w:type="spellEnd"/>
   </w:p>
 </w:hdr>
 </file>

--- a/ex4_solution_2026_Ascendant/ex4_Ascendant.docx
+++ b/ex4_solution_2026_Ascendant/ex4_Ascendant.docx
@@ -801,12 +801,14 @@
         </w:rPr>
         <w:t xml:space="preserve"> בטבלת החניון מייצג את המחיר הנוכחי בלבד. אם תעריף החניה ישתנה בעתיד, המחיר הישן יידרס ולא יישמר לו זכר. לכן, אם לא נשמור את הסכום הסופי ששולם (</w:t>
       </w:r>
+      <w:proofErr w:type="spellStart"/>
       <w:r>
         <w:rPr>
           <w:rFonts w:asciiTheme="minorBidi" w:hAnsiTheme="minorBidi"/>
         </w:rPr>
         <w:t>amountPaid</w:t>
       </w:r>
+      <w:proofErr w:type="spellEnd"/>
       <w:r>
         <w:rPr>
           <w:rFonts w:asciiTheme="minorBidi" w:hAnsiTheme="minorBidi"/>
@@ -918,13 +920,41 @@
           <w:szCs w:val="22"/>
         </w:rPr>
       </w:pPr>
-      <w:r>
-        <w:rPr>
-          <w:rFonts w:ascii="Consolas" w:hAnsi="Consolas"/>
-          <w:sz w:val="22"/>
-          <w:szCs w:val="22"/>
-        </w:rPr>
-        <w:t>TotalMinutes = EndTime – StartTime</w:t>
+      <w:proofErr w:type="spellStart"/>
+      <w:r>
+        <w:rPr>
+          <w:rFonts w:ascii="Consolas" w:hAnsi="Consolas"/>
+          <w:sz w:val="22"/>
+          <w:szCs w:val="22"/>
+        </w:rPr>
+        <w:t>TotalMinutes</w:t>
+      </w:r>
+      <w:proofErr w:type="spellEnd"/>
+      <w:r>
+        <w:rPr>
+          <w:rFonts w:ascii="Consolas" w:hAnsi="Consolas"/>
+          <w:sz w:val="22"/>
+          <w:szCs w:val="22"/>
+        </w:rPr>
+        <w:t xml:space="preserve"> = </w:t>
+      </w:r>
+      <w:proofErr w:type="spellStart"/>
+      <w:r>
+        <w:rPr>
+          <w:rFonts w:ascii="Consolas" w:hAnsi="Consolas"/>
+          <w:sz w:val="22"/>
+          <w:szCs w:val="22"/>
+        </w:rPr>
+        <w:t>EndTime</w:t>
+      </w:r>
+      <w:proofErr w:type="spellEnd"/>
+      <w:r>
+        <w:rPr>
+          <w:rFonts w:ascii="Consolas" w:hAnsi="Consolas"/>
+          <w:sz w:val="22"/>
+          <w:szCs w:val="22"/>
+        </w:rPr>
+        <w:t xml:space="preserve"> – StartTime</w:t>
       </w:r>
     </w:p>
     <w:p>
@@ -997,7 +1027,43 @@
           <w:szCs w:val="22"/>
         </w:rPr>
         <w:tab/>
-        <w:t xml:space="preserve">    IF (TotalMinutes &lt;= ParkingLot.numberOfGraceMinutes) THEN</w:t>
+        <w:t xml:space="preserve">    IF (</w:t>
+      </w:r>
+      <w:proofErr w:type="spellStart"/>
+      <w:r>
+        <w:rPr>
+          <w:rFonts w:ascii="Consolas" w:hAnsi="Consolas"/>
+          <w:sz w:val="22"/>
+          <w:szCs w:val="22"/>
+        </w:rPr>
+        <w:t>TotalMinutes</w:t>
+      </w:r>
+      <w:proofErr w:type="spellEnd"/>
+      <w:r>
+        <w:rPr>
+          <w:rFonts w:ascii="Consolas" w:hAnsi="Consolas"/>
+          <w:sz w:val="22"/>
+          <w:szCs w:val="22"/>
+        </w:rPr>
+        <w:t xml:space="preserve"> &lt;= </w:t>
+      </w:r>
+      <w:proofErr w:type="spellStart"/>
+      <w:r>
+        <w:rPr>
+          <w:rFonts w:ascii="Consolas" w:hAnsi="Consolas"/>
+          <w:sz w:val="22"/>
+          <w:szCs w:val="22"/>
+        </w:rPr>
+        <w:t>ParkingLot.numberOfGraceMinutes</w:t>
+      </w:r>
+      <w:proofErr w:type="spellEnd"/>
+      <w:r>
+        <w:rPr>
+          <w:rFonts w:ascii="Consolas" w:hAnsi="Consolas"/>
+          <w:sz w:val="22"/>
+          <w:szCs w:val="22"/>
+        </w:rPr>
+        <w:t>) THEN</w:t>
       </w:r>
     </w:p>
     <w:p>
@@ -1042,7 +1108,25 @@
           <w:szCs w:val="22"/>
         </w:rPr>
         <w:tab/>
-        <w:t xml:space="preserve">        AmountPaid = 0</w:t>
+        <w:t xml:space="preserve">        </w:t>
+      </w:r>
+      <w:proofErr w:type="spellStart"/>
+      <w:r>
+        <w:rPr>
+          <w:rFonts w:ascii="Consolas" w:hAnsi="Consolas"/>
+          <w:sz w:val="22"/>
+          <w:szCs w:val="22"/>
+        </w:rPr>
+        <w:t>AmountPaid</w:t>
+      </w:r>
+      <w:proofErr w:type="spellEnd"/>
+      <w:r>
+        <w:rPr>
+          <w:rFonts w:ascii="Consolas" w:hAnsi="Consolas"/>
+          <w:sz w:val="22"/>
+          <w:szCs w:val="22"/>
+        </w:rPr>
+        <w:t xml:space="preserve"> = 0</w:t>
       </w:r>
     </w:p>
     <w:p>
@@ -1082,8 +1166,54 @@
           <w:sz w:val="22"/>
           <w:szCs w:val="22"/>
         </w:rPr>
-        <w:t xml:space="preserve">         AmountPaid = TotalMinutes * ParkingLot.price</w:t>
-      </w:r>
+        <w:t xml:space="preserve">         </w:t>
+      </w:r>
+      <w:proofErr w:type="spellStart"/>
+      <w:r>
+        <w:rPr>
+          <w:rFonts w:ascii="Consolas" w:hAnsi="Consolas"/>
+          <w:sz w:val="22"/>
+          <w:szCs w:val="22"/>
+        </w:rPr>
+        <w:t>AmountPaid</w:t>
+      </w:r>
+      <w:proofErr w:type="spellEnd"/>
+      <w:r>
+        <w:rPr>
+          <w:rFonts w:ascii="Consolas" w:hAnsi="Consolas"/>
+          <w:sz w:val="22"/>
+          <w:szCs w:val="22"/>
+        </w:rPr>
+        <w:t xml:space="preserve"> = </w:t>
+      </w:r>
+      <w:proofErr w:type="spellStart"/>
+      <w:r>
+        <w:rPr>
+          <w:rFonts w:ascii="Consolas" w:hAnsi="Consolas"/>
+          <w:sz w:val="22"/>
+          <w:szCs w:val="22"/>
+        </w:rPr>
+        <w:t>TotalMinutes</w:t>
+      </w:r>
+      <w:proofErr w:type="spellEnd"/>
+      <w:r>
+        <w:rPr>
+          <w:rFonts w:ascii="Consolas" w:hAnsi="Consolas"/>
+          <w:sz w:val="22"/>
+          <w:szCs w:val="22"/>
+        </w:rPr>
+        <w:t xml:space="preserve"> * </w:t>
+      </w:r>
+      <w:proofErr w:type="spellStart"/>
+      <w:r>
+        <w:rPr>
+          <w:rFonts w:ascii="Consolas" w:hAnsi="Consolas"/>
+          <w:sz w:val="22"/>
+          <w:szCs w:val="22"/>
+        </w:rPr>
+        <w:t>ParkingLot.price</w:t>
+      </w:r>
+      <w:proofErr w:type="spellEnd"/>
     </w:p>
     <w:p>
       <w:pPr>
@@ -1142,7 +1272,53 @@
           <w:sz w:val="22"/>
           <w:szCs w:val="22"/>
         </w:rPr>
-        <w:t xml:space="preserve">    TotalDays = CEILING(TotalMinutes / 1440)</w:t>
+        <w:t xml:space="preserve">    </w:t>
+      </w:r>
+      <w:proofErr w:type="spellStart"/>
+      <w:r>
+        <w:rPr>
+          <w:rFonts w:ascii="Consolas" w:hAnsi="Consolas"/>
+          <w:sz w:val="22"/>
+          <w:szCs w:val="22"/>
+        </w:rPr>
+        <w:t>TotalDays</w:t>
+      </w:r>
+      <w:proofErr w:type="spellEnd"/>
+      <w:r>
+        <w:rPr>
+          <w:rFonts w:ascii="Consolas" w:hAnsi="Consolas"/>
+          <w:sz w:val="22"/>
+          <w:szCs w:val="22"/>
+        </w:rPr>
+        <w:t xml:space="preserve"> = </w:t>
+      </w:r>
+      <w:proofErr w:type="gramStart"/>
+      <w:r>
+        <w:rPr>
+          <w:rFonts w:ascii="Consolas" w:hAnsi="Consolas"/>
+          <w:sz w:val="22"/>
+          <w:szCs w:val="22"/>
+        </w:rPr>
+        <w:t>CEILING(</w:t>
+      </w:r>
+      <w:proofErr w:type="spellStart"/>
+      <w:proofErr w:type="gramEnd"/>
+      <w:r>
+        <w:rPr>
+          <w:rFonts w:ascii="Consolas" w:hAnsi="Consolas"/>
+          <w:sz w:val="22"/>
+          <w:szCs w:val="22"/>
+        </w:rPr>
+        <w:t>TotalMinutes</w:t>
+      </w:r>
+      <w:proofErr w:type="spellEnd"/>
+      <w:r>
+        <w:rPr>
+          <w:rFonts w:ascii="Consolas" w:hAnsi="Consolas"/>
+          <w:sz w:val="22"/>
+          <w:szCs w:val="22"/>
+        </w:rPr>
+        <w:t xml:space="preserve"> / 1440)</w:t>
       </w:r>
     </w:p>
     <w:p>
@@ -1162,8 +1338,54 @@
           <w:sz w:val="22"/>
           <w:szCs w:val="22"/>
         </w:rPr>
-        <w:t xml:space="preserve">    AmountPaid = TotalDays * ParkingLot.price</w:t>
-      </w:r>
+        <w:t xml:space="preserve">    </w:t>
+      </w:r>
+      <w:proofErr w:type="spellStart"/>
+      <w:r>
+        <w:rPr>
+          <w:rFonts w:ascii="Consolas" w:hAnsi="Consolas"/>
+          <w:sz w:val="22"/>
+          <w:szCs w:val="22"/>
+        </w:rPr>
+        <w:t>AmountPaid</w:t>
+      </w:r>
+      <w:proofErr w:type="spellEnd"/>
+      <w:r>
+        <w:rPr>
+          <w:rFonts w:ascii="Consolas" w:hAnsi="Consolas"/>
+          <w:sz w:val="22"/>
+          <w:szCs w:val="22"/>
+        </w:rPr>
+        <w:t xml:space="preserve"> = </w:t>
+      </w:r>
+      <w:proofErr w:type="spellStart"/>
+      <w:r>
+        <w:rPr>
+          <w:rFonts w:ascii="Consolas" w:hAnsi="Consolas"/>
+          <w:sz w:val="22"/>
+          <w:szCs w:val="22"/>
+        </w:rPr>
+        <w:t>TotalDays</w:t>
+      </w:r>
+      <w:proofErr w:type="spellEnd"/>
+      <w:r>
+        <w:rPr>
+          <w:rFonts w:ascii="Consolas" w:hAnsi="Consolas"/>
+          <w:sz w:val="22"/>
+          <w:szCs w:val="22"/>
+        </w:rPr>
+        <w:t xml:space="preserve"> * </w:t>
+      </w:r>
+      <w:proofErr w:type="spellStart"/>
+      <w:r>
+        <w:rPr>
+          <w:rFonts w:ascii="Consolas" w:hAnsi="Consolas"/>
+          <w:sz w:val="22"/>
+          <w:szCs w:val="22"/>
+        </w:rPr>
+        <w:t>ParkingLot.price</w:t>
+      </w:r>
+      <w:proofErr w:type="spellEnd"/>
     </w:p>
     <w:p>
       <w:pPr>
@@ -1182,7 +1404,43 @@
           <w:sz w:val="22"/>
           <w:szCs w:val="22"/>
         </w:rPr>
-        <w:t xml:space="preserve">    IF (TotalDays &gt; ParkingLot.maxDaysAllowed) THEN</w:t>
+        <w:t xml:space="preserve">    IF (</w:t>
+      </w:r>
+      <w:proofErr w:type="spellStart"/>
+      <w:r>
+        <w:rPr>
+          <w:rFonts w:ascii="Consolas" w:hAnsi="Consolas"/>
+          <w:sz w:val="22"/>
+          <w:szCs w:val="22"/>
+        </w:rPr>
+        <w:t>TotalDays</w:t>
+      </w:r>
+      <w:proofErr w:type="spellEnd"/>
+      <w:r>
+        <w:rPr>
+          <w:rFonts w:ascii="Consolas" w:hAnsi="Consolas"/>
+          <w:sz w:val="22"/>
+          <w:szCs w:val="22"/>
+        </w:rPr>
+        <w:t xml:space="preserve"> &gt; </w:t>
+      </w:r>
+      <w:proofErr w:type="spellStart"/>
+      <w:r>
+        <w:rPr>
+          <w:rFonts w:ascii="Consolas" w:hAnsi="Consolas"/>
+          <w:sz w:val="22"/>
+          <w:szCs w:val="22"/>
+        </w:rPr>
+        <w:t>ParkingLot.maxDaysAllowed</w:t>
+      </w:r>
+      <w:proofErr w:type="spellEnd"/>
+      <w:r>
+        <w:rPr>
+          <w:rFonts w:ascii="Consolas" w:hAnsi="Consolas"/>
+          <w:sz w:val="22"/>
+          <w:szCs w:val="22"/>
+        </w:rPr>
+        <w:t>) THEN</w:t>
       </w:r>
     </w:p>
     <w:p>
@@ -1202,7 +1460,43 @@
           <w:sz w:val="22"/>
           <w:szCs w:val="22"/>
         </w:rPr>
-        <w:t xml:space="preserve">    AmountPaid = AmountPaid + PENALTY_FEE</w:t>
+        <w:t xml:space="preserve">    </w:t>
+      </w:r>
+      <w:proofErr w:type="spellStart"/>
+      <w:r>
+        <w:rPr>
+          <w:rFonts w:ascii="Consolas" w:hAnsi="Consolas"/>
+          <w:sz w:val="22"/>
+          <w:szCs w:val="22"/>
+        </w:rPr>
+        <w:t>AmountPaid</w:t>
+      </w:r>
+      <w:proofErr w:type="spellEnd"/>
+      <w:r>
+        <w:rPr>
+          <w:rFonts w:ascii="Consolas" w:hAnsi="Consolas"/>
+          <w:sz w:val="22"/>
+          <w:szCs w:val="22"/>
+        </w:rPr>
+        <w:t xml:space="preserve"> = </w:t>
+      </w:r>
+      <w:proofErr w:type="spellStart"/>
+      <w:r>
+        <w:rPr>
+          <w:rFonts w:ascii="Consolas" w:hAnsi="Consolas"/>
+          <w:sz w:val="22"/>
+          <w:szCs w:val="22"/>
+        </w:rPr>
+        <w:t>AmountPaid</w:t>
+      </w:r>
+      <w:proofErr w:type="spellEnd"/>
+      <w:r>
+        <w:rPr>
+          <w:rFonts w:ascii="Consolas" w:hAnsi="Consolas"/>
+          <w:sz w:val="22"/>
+          <w:szCs w:val="22"/>
+        </w:rPr>
+        <w:t xml:space="preserve"> + PENALTY_FEE</w:t>
       </w:r>
     </w:p>
     <w:p>
@@ -1262,8 +1556,18 @@
           <w:sz w:val="22"/>
           <w:szCs w:val="22"/>
         </w:rPr>
-        <w:t>RETURN AmountPaid</w:t>
-      </w:r>
+        <w:t xml:space="preserve">RETURN </w:t>
+      </w:r>
+      <w:proofErr w:type="spellStart"/>
+      <w:r>
+        <w:rPr>
+          <w:rFonts w:ascii="Consolas" w:hAnsi="Consolas"/>
+          <w:sz w:val="22"/>
+          <w:szCs w:val="22"/>
+        </w:rPr>
+        <w:t>AmountPaid</w:t>
+      </w:r>
+      <w:proofErr w:type="spellEnd"/>
     </w:p>
     <w:p>
       <w:pPr>
@@ -1289,72 +1593,53 @@
     </w:p>
     <w:p>
       <w:pPr>
-        <w:spacing w:line="276" w:lineRule="auto"/>
-        <w:ind w:left="-483" w:right="-426"/>
-        <w:rPr>
-          <w:rFonts w:asciiTheme="minorBidi" w:hAnsiTheme="minorBidi"/>
-          <w:b/>
-          <w:bCs/>
+        <w:pStyle w:val="NoSpacing"/>
+        <w:rPr>
           <w:rtl/>
         </w:rPr>
       </w:pPr>
       <w:r>
         <w:rPr>
-          <w:rFonts w:asciiTheme="minorBidi" w:hAnsiTheme="minorBidi"/>
-          <w:b/>
-          <w:bCs/>
           <w:rtl/>
         </w:rPr>
         <w:t xml:space="preserve">1.4 </w:t>
       </w:r>
       <w:r>
-        <w:rPr>
-          <w:rFonts w:asciiTheme="minorBidi" w:hAnsiTheme="minorBidi"/>
-          <w:b/>
-          <w:bCs/>
-        </w:rPr>
         <w:t xml:space="preserve"> </w:t>
       </w:r>
       <w:r>
         <w:rPr>
-          <w:rFonts w:asciiTheme="minorBidi" w:hAnsiTheme="minorBidi"/>
-          <w:b/>
-          <w:bCs/>
           <w:rtl/>
         </w:rPr>
         <w:t xml:space="preserve">נרמול </w:t>
       </w:r>
       <w:r>
         <w:rPr>
-          <w:rFonts w:asciiTheme="minorBidi" w:hAnsiTheme="minorBidi"/>
-          <w:b/>
-          <w:bCs/>
           <w:rtl/>
         </w:rPr>
         <w:t>ה</w:t>
       </w:r>
       <w:r>
-        <w:rPr>
-          <w:rFonts w:asciiTheme="minorBidi" w:hAnsiTheme="minorBidi"/>
-          <w:b/>
-          <w:bCs/>
-        </w:rPr>
         <w:t xml:space="preserve">ERD </w:t>
       </w:r>
       <w:r>
         <w:rPr>
-          <w:rFonts w:asciiTheme="minorBidi" w:hAnsiTheme="minorBidi"/>
-          <w:b/>
-          <w:bCs/>
-          <w:rtl/>
-        </w:rPr>
-        <w:t xml:space="preserve"> לטבלאות</w:t>
+          <w:rtl/>
+        </w:rPr>
+        <w:t xml:space="preserve"> </w:t>
+      </w:r>
+      <w:r>
+        <w:rPr>
+          <w:rFonts w:hint="cs"/>
+          <w:rtl/>
+        </w:rPr>
+        <w:t>לטבלאות</w:t>
       </w:r>
     </w:p>
     <w:p>
       <w:pPr>
-        <w:rPr>
-          <w:rFonts w:asciiTheme="minorBidi" w:hAnsiTheme="minorBidi"/>
+        <w:pStyle w:val="NoSpacing"/>
+        <w:rPr>
           <w:rtl/>
         </w:rPr>
       </w:pPr>
@@ -1387,6 +1672,8 @@
                 <w:rtl/>
               </w:rPr>
             </w:pPr>
+            <w:proofErr w:type="spellStart"/>
+            <w:proofErr w:type="gramStart"/>
             <w:r>
               <w:rPr>
                 <w:rFonts w:asciiTheme="minorBidi" w:hAnsiTheme="minorBidi"/>
@@ -1396,6 +1683,8 @@
               </w:rPr>
               <w:t>uniqueNumber</w:t>
             </w:r>
+            <w:proofErr w:type="spellEnd"/>
+            <w:proofErr w:type="gramEnd"/>
             <w:r>
               <w:rPr>
                 <w:rFonts w:asciiTheme="minorBidi" w:hAnsiTheme="minorBidi"/>
@@ -1419,6 +1708,7 @@
                 <w:rtl/>
               </w:rPr>
             </w:pPr>
+            <w:proofErr w:type="spellStart"/>
             <w:r>
               <w:rPr>
                 <w:rFonts w:asciiTheme="minorBidi" w:hAnsiTheme="minorBidi"/>
@@ -1427,6 +1717,7 @@
               </w:rPr>
               <w:t>ParkingLot</w:t>
             </w:r>
+            <w:proofErr w:type="spellEnd"/>
           </w:p>
         </w:tc>
       </w:tr>
@@ -1447,6 +1738,8 @@
                 <w:rtl/>
               </w:rPr>
             </w:pPr>
+            <w:proofErr w:type="spellStart"/>
+            <w:proofErr w:type="gramStart"/>
             <w:r>
               <w:rPr>
                 <w:rFonts w:asciiTheme="minorBidi" w:hAnsiTheme="minorBidi"/>
@@ -1456,14 +1749,52 @@
               </w:rPr>
               <w:t>uniqueNumber</w:t>
             </w:r>
-            <w:r>
-              <w:rPr>
-                <w:rFonts w:asciiTheme="minorBidi" w:hAnsiTheme="minorBidi"/>
-                <w:sz w:val="22"/>
-                <w:szCs w:val="22"/>
-              </w:rPr>
-              <w:t>(FK ParkingLot), numberOfGraceMinutes</w:t>
-            </w:r>
+            <w:proofErr w:type="spellEnd"/>
+            <w:r>
+              <w:rPr>
+                <w:rFonts w:asciiTheme="minorBidi" w:hAnsiTheme="minorBidi"/>
+                <w:sz w:val="22"/>
+                <w:szCs w:val="22"/>
+              </w:rPr>
+              <w:t>(</w:t>
+            </w:r>
+            <w:proofErr w:type="gramEnd"/>
+            <w:r>
+              <w:rPr>
+                <w:rFonts w:asciiTheme="minorBidi" w:hAnsiTheme="minorBidi"/>
+                <w:sz w:val="22"/>
+                <w:szCs w:val="22"/>
+              </w:rPr>
+              <w:t xml:space="preserve">FK </w:t>
+            </w:r>
+            <w:proofErr w:type="spellStart"/>
+            <w:r>
+              <w:rPr>
+                <w:rFonts w:asciiTheme="minorBidi" w:hAnsiTheme="minorBidi"/>
+                <w:sz w:val="22"/>
+                <w:szCs w:val="22"/>
+              </w:rPr>
+              <w:t>ParkingLot</w:t>
+            </w:r>
+            <w:proofErr w:type="spellEnd"/>
+            <w:r>
+              <w:rPr>
+                <w:rFonts w:asciiTheme="minorBidi" w:hAnsiTheme="minorBidi"/>
+                <w:sz w:val="22"/>
+                <w:szCs w:val="22"/>
+              </w:rPr>
+              <w:t xml:space="preserve">), </w:t>
+            </w:r>
+            <w:proofErr w:type="spellStart"/>
+            <w:r>
+              <w:rPr>
+                <w:rFonts w:asciiTheme="minorBidi" w:hAnsiTheme="minorBidi"/>
+                <w:sz w:val="22"/>
+                <w:szCs w:val="22"/>
+              </w:rPr>
+              <w:t>numberOfGraceMinutes</w:t>
+            </w:r>
+            <w:proofErr w:type="spellEnd"/>
           </w:p>
         </w:tc>
         <w:tc>
@@ -1479,6 +1810,7 @@
                 <w:rtl/>
               </w:rPr>
             </w:pPr>
+            <w:proofErr w:type="spellStart"/>
             <w:r>
               <w:rPr>
                 <w:rFonts w:asciiTheme="minorBidi" w:hAnsiTheme="minorBidi"/>
@@ -1487,6 +1819,7 @@
               </w:rPr>
               <w:t>MinutesParkingLot</w:t>
             </w:r>
+            <w:proofErr w:type="spellEnd"/>
           </w:p>
         </w:tc>
       </w:tr>
@@ -1507,6 +1840,8 @@
                 <w:rtl/>
               </w:rPr>
             </w:pPr>
+            <w:proofErr w:type="spellStart"/>
+            <w:proofErr w:type="gramStart"/>
             <w:r>
               <w:rPr>
                 <w:rFonts w:asciiTheme="minorBidi" w:hAnsiTheme="minorBidi"/>
@@ -1516,14 +1851,70 @@
               </w:rPr>
               <w:t>uniqueNumber</w:t>
             </w:r>
-            <w:r>
-              <w:rPr>
-                <w:rFonts w:asciiTheme="minorBidi" w:hAnsiTheme="minorBidi"/>
-                <w:sz w:val="22"/>
-                <w:szCs w:val="22"/>
-              </w:rPr>
-              <w:t>(FK ParkingLot), overnightAllowed, maxDaysAllowed</w:t>
-            </w:r>
+            <w:proofErr w:type="spellEnd"/>
+            <w:r>
+              <w:rPr>
+                <w:rFonts w:asciiTheme="minorBidi" w:hAnsiTheme="minorBidi"/>
+                <w:sz w:val="22"/>
+                <w:szCs w:val="22"/>
+              </w:rPr>
+              <w:t>(</w:t>
+            </w:r>
+            <w:proofErr w:type="gramEnd"/>
+            <w:r>
+              <w:rPr>
+                <w:rFonts w:asciiTheme="minorBidi" w:hAnsiTheme="minorBidi"/>
+                <w:sz w:val="22"/>
+                <w:szCs w:val="22"/>
+              </w:rPr>
+              <w:t xml:space="preserve">FK </w:t>
+            </w:r>
+            <w:proofErr w:type="spellStart"/>
+            <w:r>
+              <w:rPr>
+                <w:rFonts w:asciiTheme="minorBidi" w:hAnsiTheme="minorBidi"/>
+                <w:sz w:val="22"/>
+                <w:szCs w:val="22"/>
+              </w:rPr>
+              <w:t>ParkingLot</w:t>
+            </w:r>
+            <w:proofErr w:type="spellEnd"/>
+            <w:r>
+              <w:rPr>
+                <w:rFonts w:asciiTheme="minorBidi" w:hAnsiTheme="minorBidi"/>
+                <w:sz w:val="22"/>
+                <w:szCs w:val="22"/>
+              </w:rPr>
+              <w:t xml:space="preserve">), </w:t>
+            </w:r>
+            <w:proofErr w:type="spellStart"/>
+            <w:r>
+              <w:rPr>
+                <w:rFonts w:asciiTheme="minorBidi" w:hAnsiTheme="minorBidi"/>
+                <w:sz w:val="22"/>
+                <w:szCs w:val="22"/>
+              </w:rPr>
+              <w:t>overnightAllowed</w:t>
+            </w:r>
+            <w:proofErr w:type="spellEnd"/>
+            <w:r>
+              <w:rPr>
+                <w:rFonts w:asciiTheme="minorBidi" w:hAnsiTheme="minorBidi"/>
+                <w:sz w:val="22"/>
+                <w:szCs w:val="22"/>
+              </w:rPr>
+              <w:t xml:space="preserve">, </w:t>
+            </w:r>
+            <w:proofErr w:type="spellStart"/>
+            <w:r>
+              <w:rPr>
+                <w:rFonts w:asciiTheme="minorBidi" w:hAnsiTheme="minorBidi"/>
+                <w:sz w:val="22"/>
+                <w:szCs w:val="22"/>
+              </w:rPr>
+              <w:t>maxDaysAllowed</w:t>
+            </w:r>
+            <w:proofErr w:type="spellEnd"/>
           </w:p>
         </w:tc>
         <w:tc>
@@ -1539,6 +1930,7 @@
                 <w:rtl/>
               </w:rPr>
             </w:pPr>
+            <w:proofErr w:type="spellStart"/>
             <w:r>
               <w:rPr>
                 <w:rFonts w:asciiTheme="minorBidi" w:hAnsiTheme="minorBidi"/>
@@ -1547,6 +1939,7 @@
               </w:rPr>
               <w:t>DailyParkingLot</w:t>
             </w:r>
+            <w:proofErr w:type="spellEnd"/>
           </w:p>
         </w:tc>
       </w:tr>
@@ -1567,6 +1960,8 @@
                 <w:rtl/>
               </w:rPr>
             </w:pPr>
+            <w:proofErr w:type="spellStart"/>
+            <w:proofErr w:type="gramStart"/>
             <w:r>
               <w:rPr>
                 <w:rFonts w:asciiTheme="minorBidi" w:hAnsiTheme="minorBidi"/>
@@ -1574,6 +1969,8 @@
               </w:rPr>
               <w:t>vehicleNumber</w:t>
             </w:r>
+            <w:proofErr w:type="spellEnd"/>
+            <w:proofErr w:type="gramEnd"/>
             <w:r>
               <w:rPr>
                 <w:rFonts w:asciiTheme="minorBidi" w:hAnsiTheme="minorBidi"/>
@@ -1623,6 +2020,8 @@
                 <w:rtl/>
               </w:rPr>
             </w:pPr>
+            <w:proofErr w:type="spellStart"/>
+            <w:proofErr w:type="gramStart"/>
             <w:r>
               <w:rPr>
                 <w:rFonts w:asciiTheme="minorBidi" w:hAnsiTheme="minorBidi"/>
@@ -1630,20 +2029,41 @@
               </w:rPr>
               <w:t>uniqueNumber</w:t>
             </w:r>
-            <w:r>
-              <w:rPr>
-                <w:rFonts w:asciiTheme="minorBidi" w:hAnsiTheme="minorBidi"/>
-                <w:sz w:val="22"/>
-                <w:szCs w:val="22"/>
-              </w:rPr>
-              <w:t>(FK ParkingLot</w:t>
-            </w:r>
+            <w:proofErr w:type="spellEnd"/>
+            <w:r>
+              <w:rPr>
+                <w:rFonts w:asciiTheme="minorBidi" w:hAnsiTheme="minorBidi"/>
+                <w:sz w:val="22"/>
+                <w:szCs w:val="22"/>
+              </w:rPr>
+              <w:t>(</w:t>
+            </w:r>
+            <w:proofErr w:type="gramEnd"/>
+            <w:r>
+              <w:rPr>
+                <w:rFonts w:asciiTheme="minorBidi" w:hAnsiTheme="minorBidi"/>
+                <w:sz w:val="22"/>
+                <w:szCs w:val="22"/>
+              </w:rPr>
+              <w:t xml:space="preserve">FK </w:t>
+            </w:r>
+            <w:proofErr w:type="spellStart"/>
+            <w:r>
+              <w:rPr>
+                <w:rFonts w:asciiTheme="minorBidi" w:hAnsiTheme="minorBidi"/>
+                <w:sz w:val="22"/>
+                <w:szCs w:val="22"/>
+              </w:rPr>
+              <w:t>ParkingLot</w:t>
+            </w:r>
+            <w:proofErr w:type="spellEnd"/>
             <w:r>
               <w:rPr>
                 <w:rFonts w:asciiTheme="minorBidi" w:hAnsiTheme="minorBidi"/>
               </w:rPr>
               <w:t xml:space="preserve">), </w:t>
             </w:r>
+            <w:proofErr w:type="spellStart"/>
             <w:r>
               <w:rPr>
                 <w:rFonts w:asciiTheme="minorBidi" w:hAnsiTheme="minorBidi"/>
@@ -1651,12 +2071,14 @@
               </w:rPr>
               <w:t>floorNumber</w:t>
             </w:r>
+            <w:proofErr w:type="spellEnd"/>
             <w:r>
               <w:rPr>
                 <w:rFonts w:asciiTheme="minorBidi" w:hAnsiTheme="minorBidi"/>
               </w:rPr>
               <w:t xml:space="preserve">, </w:t>
             </w:r>
+            <w:proofErr w:type="spellStart"/>
             <w:r>
               <w:rPr>
                 <w:rFonts w:asciiTheme="minorBidi" w:hAnsiTheme="minorBidi"/>
@@ -1664,6 +2086,7 @@
               </w:rPr>
               <w:t>spaceNumber</w:t>
             </w:r>
+            <w:proofErr w:type="spellEnd"/>
             <w:r>
               <w:rPr>
                 <w:rFonts w:asciiTheme="minorBidi" w:hAnsiTheme="minorBidi"/>
@@ -1685,6 +2108,7 @@
                 <w:rtl/>
               </w:rPr>
             </w:pPr>
+            <w:proofErr w:type="spellStart"/>
             <w:r>
               <w:rPr>
                 <w:rFonts w:asciiTheme="minorBidi" w:hAnsiTheme="minorBidi"/>
@@ -1693,6 +2117,7 @@
               </w:rPr>
               <w:t>ParkingSpace</w:t>
             </w:r>
+            <w:proofErr w:type="spellEnd"/>
           </w:p>
         </w:tc>
       </w:tr>
@@ -1713,6 +2138,8 @@
                 <w:rtl/>
               </w:rPr>
             </w:pPr>
+            <w:proofErr w:type="spellStart"/>
+            <w:proofErr w:type="gramStart"/>
             <w:r>
               <w:rPr>
                 <w:rFonts w:asciiTheme="minorBidi" w:hAnsiTheme="minorBidi"/>
@@ -1720,16 +2147,9 @@
                 <w:szCs w:val="22"/>
                 <w:u w:val="single"/>
               </w:rPr>
-              <w:t xml:space="preserve">vehicleNumber(FK </w:t>
-            </w:r>
-            <w:r>
-              <w:rPr>
-                <w:rFonts w:asciiTheme="minorBidi" w:hAnsiTheme="minorBidi"/>
-                <w:sz w:val="22"/>
-                <w:szCs w:val="22"/>
-              </w:rPr>
-              <w:t xml:space="preserve"> Vehicle), </w:t>
-            </w:r>
+              <w:t>vehicleNumber</w:t>
+            </w:r>
+            <w:proofErr w:type="spellEnd"/>
             <w:r>
               <w:rPr>
                 <w:rFonts w:asciiTheme="minorBidi" w:hAnsiTheme="minorBidi"/>
@@ -1737,16 +2157,74 @@
                 <w:szCs w:val="22"/>
                 <w:u w:val="single"/>
               </w:rPr>
+              <w:t xml:space="preserve">(FK </w:t>
+            </w:r>
+            <w:r>
+              <w:rPr>
+                <w:rFonts w:asciiTheme="minorBidi" w:hAnsiTheme="minorBidi"/>
+                <w:sz w:val="22"/>
+                <w:szCs w:val="22"/>
+              </w:rPr>
+              <w:t xml:space="preserve"> Vehicle</w:t>
+            </w:r>
+            <w:proofErr w:type="gramEnd"/>
+            <w:r>
+              <w:rPr>
+                <w:rFonts w:asciiTheme="minorBidi" w:hAnsiTheme="minorBidi"/>
+                <w:sz w:val="22"/>
+                <w:szCs w:val="22"/>
+              </w:rPr>
+              <w:t xml:space="preserve">), </w:t>
+            </w:r>
+            <w:proofErr w:type="spellStart"/>
+            <w:proofErr w:type="gramStart"/>
+            <w:r>
+              <w:rPr>
+                <w:rFonts w:asciiTheme="minorBidi" w:hAnsiTheme="minorBidi"/>
+                <w:sz w:val="22"/>
+                <w:szCs w:val="22"/>
+                <w:u w:val="single"/>
+              </w:rPr>
               <w:t>uniqueNumber</w:t>
             </w:r>
-            <w:r>
-              <w:rPr>
-                <w:rFonts w:asciiTheme="minorBidi" w:hAnsiTheme="minorBidi"/>
-                <w:sz w:val="22"/>
-                <w:szCs w:val="22"/>
-              </w:rPr>
-              <w:t xml:space="preserve">(FK  ParkingSpace) , </w:t>
-            </w:r>
+            <w:proofErr w:type="spellEnd"/>
+            <w:r>
+              <w:rPr>
+                <w:rFonts w:asciiTheme="minorBidi" w:hAnsiTheme="minorBidi"/>
+                <w:sz w:val="22"/>
+                <w:szCs w:val="22"/>
+              </w:rPr>
+              <w:t xml:space="preserve">(FK  </w:t>
+            </w:r>
+            <w:proofErr w:type="spellStart"/>
+            <w:r>
+              <w:rPr>
+                <w:rFonts w:asciiTheme="minorBidi" w:hAnsiTheme="minorBidi"/>
+                <w:sz w:val="22"/>
+                <w:szCs w:val="22"/>
+              </w:rPr>
+              <w:t>ParkingSpace</w:t>
+            </w:r>
+            <w:proofErr w:type="spellEnd"/>
+            <w:r>
+              <w:rPr>
+                <w:rFonts w:asciiTheme="minorBidi" w:hAnsiTheme="minorBidi"/>
+                <w:sz w:val="22"/>
+                <w:szCs w:val="22"/>
+              </w:rPr>
+              <w:t>) ,</w:t>
+            </w:r>
+            <w:proofErr w:type="gramEnd"/>
+            <w:r>
+              <w:rPr>
+                <w:rFonts w:asciiTheme="minorBidi" w:hAnsiTheme="minorBidi"/>
+                <w:sz w:val="22"/>
+                <w:szCs w:val="22"/>
+              </w:rPr>
+              <w:t xml:space="preserve"> </w:t>
+            </w:r>
+            <w:proofErr w:type="spellStart"/>
+            <w:proofErr w:type="gramStart"/>
             <w:r>
               <w:rPr>
                 <w:rFonts w:asciiTheme="minorBidi" w:hAnsiTheme="minorBidi"/>
@@ -1756,14 +2234,44 @@
               </w:rPr>
               <w:t>floorNumber</w:t>
             </w:r>
-            <w:r>
-              <w:rPr>
-                <w:rFonts w:asciiTheme="minorBidi" w:hAnsiTheme="minorBidi"/>
-                <w:sz w:val="22"/>
-                <w:szCs w:val="22"/>
-              </w:rPr>
-              <w:t xml:space="preserve">(FK  ParkingSpace) , </w:t>
-            </w:r>
+            <w:proofErr w:type="spellEnd"/>
+            <w:r>
+              <w:rPr>
+                <w:rFonts w:asciiTheme="minorBidi" w:hAnsiTheme="minorBidi"/>
+                <w:sz w:val="22"/>
+                <w:szCs w:val="22"/>
+              </w:rPr>
+              <w:t xml:space="preserve">(FK  </w:t>
+            </w:r>
+            <w:proofErr w:type="spellStart"/>
+            <w:r>
+              <w:rPr>
+                <w:rFonts w:asciiTheme="minorBidi" w:hAnsiTheme="minorBidi"/>
+                <w:sz w:val="22"/>
+                <w:szCs w:val="22"/>
+              </w:rPr>
+              <w:t>ParkingSpace</w:t>
+            </w:r>
+            <w:proofErr w:type="spellEnd"/>
+            <w:r>
+              <w:rPr>
+                <w:rFonts w:asciiTheme="minorBidi" w:hAnsiTheme="minorBidi"/>
+                <w:sz w:val="22"/>
+                <w:szCs w:val="22"/>
+              </w:rPr>
+              <w:t>) ,</w:t>
+            </w:r>
+            <w:proofErr w:type="gramEnd"/>
+            <w:r>
+              <w:rPr>
+                <w:rFonts w:asciiTheme="minorBidi" w:hAnsiTheme="minorBidi"/>
+                <w:sz w:val="22"/>
+                <w:szCs w:val="22"/>
+              </w:rPr>
+              <w:t xml:space="preserve"> </w:t>
+            </w:r>
+            <w:proofErr w:type="spellStart"/>
+            <w:proofErr w:type="gramStart"/>
             <w:r>
               <w:rPr>
                 <w:rFonts w:asciiTheme="minorBidi" w:hAnsiTheme="minorBidi"/>
@@ -1771,16 +2279,9 @@
                 <w:szCs w:val="22"/>
                 <w:u w:val="single"/>
               </w:rPr>
-              <w:t xml:space="preserve">spaceNumber(FK </w:t>
-            </w:r>
-            <w:r>
-              <w:rPr>
-                <w:rFonts w:asciiTheme="minorBidi" w:hAnsiTheme="minorBidi"/>
-                <w:sz w:val="22"/>
-                <w:szCs w:val="22"/>
-              </w:rPr>
-              <w:t xml:space="preserve"> ParkingSpace), </w:t>
-            </w:r>
+              <w:t>spaceNumber</w:t>
+            </w:r>
+            <w:proofErr w:type="spellEnd"/>
             <w:r>
               <w:rPr>
                 <w:rFonts w:asciiTheme="minorBidi" w:hAnsiTheme="minorBidi"/>
@@ -1788,16 +2289,82 @@
                 <w:szCs w:val="22"/>
                 <w:u w:val="single"/>
               </w:rPr>
+              <w:t xml:space="preserve">(FK </w:t>
+            </w:r>
+            <w:r>
+              <w:rPr>
+                <w:rFonts w:asciiTheme="minorBidi" w:hAnsiTheme="minorBidi"/>
+                <w:sz w:val="22"/>
+                <w:szCs w:val="22"/>
+              </w:rPr>
+              <w:t xml:space="preserve"> </w:t>
+            </w:r>
+            <w:proofErr w:type="spellStart"/>
+            <w:r>
+              <w:rPr>
+                <w:rFonts w:asciiTheme="minorBidi" w:hAnsiTheme="minorBidi"/>
+                <w:sz w:val="22"/>
+                <w:szCs w:val="22"/>
+              </w:rPr>
+              <w:t>ParkingSpace</w:t>
+            </w:r>
+            <w:proofErr w:type="spellEnd"/>
+            <w:proofErr w:type="gramEnd"/>
+            <w:r>
+              <w:rPr>
+                <w:rFonts w:asciiTheme="minorBidi" w:hAnsiTheme="minorBidi"/>
+                <w:sz w:val="22"/>
+                <w:szCs w:val="22"/>
+              </w:rPr>
+              <w:t xml:space="preserve">), </w:t>
+            </w:r>
+            <w:proofErr w:type="spellStart"/>
+            <w:r>
+              <w:rPr>
+                <w:rFonts w:asciiTheme="minorBidi" w:hAnsiTheme="minorBidi"/>
+                <w:sz w:val="22"/>
+                <w:szCs w:val="22"/>
+                <w:u w:val="single"/>
+              </w:rPr>
               <w:t>startTime</w:t>
             </w:r>
-            <w:r>
-              <w:rPr>
-                <w:rFonts w:asciiTheme="minorBidi" w:hAnsiTheme="minorBidi"/>
-                <w:sz w:val="22"/>
-                <w:szCs w:val="22"/>
-              </w:rPr>
-              <w:t>, endTime, amountPaid</w:t>
-            </w:r>
+            <w:proofErr w:type="spellEnd"/>
+            <w:r>
+              <w:rPr>
+                <w:rFonts w:asciiTheme="minorBidi" w:hAnsiTheme="minorBidi"/>
+                <w:sz w:val="22"/>
+                <w:szCs w:val="22"/>
+              </w:rPr>
+              <w:t xml:space="preserve">, </w:t>
+            </w:r>
+            <w:proofErr w:type="spellStart"/>
+            <w:r>
+              <w:rPr>
+                <w:rFonts w:asciiTheme="minorBidi" w:hAnsiTheme="minorBidi"/>
+                <w:sz w:val="22"/>
+                <w:szCs w:val="22"/>
+              </w:rPr>
+              <w:t>endTime</w:t>
+            </w:r>
+            <w:proofErr w:type="spellEnd"/>
+            <w:r>
+              <w:rPr>
+                <w:rFonts w:asciiTheme="minorBidi" w:hAnsiTheme="minorBidi"/>
+                <w:sz w:val="22"/>
+                <w:szCs w:val="22"/>
+              </w:rPr>
+              <w:t xml:space="preserve">, </w:t>
+            </w:r>
+            <w:proofErr w:type="spellStart"/>
+            <w:r>
+              <w:rPr>
+                <w:rFonts w:asciiTheme="minorBidi" w:hAnsiTheme="minorBidi"/>
+                <w:sz w:val="22"/>
+                <w:szCs w:val="22"/>
+              </w:rPr>
+              <w:t>amountPaid</w:t>
+            </w:r>
+            <w:proofErr w:type="spellEnd"/>
           </w:p>
         </w:tc>
         <w:tc>
@@ -1813,12 +2380,14 @@
                 <w:rtl/>
               </w:rPr>
             </w:pPr>
+            <w:proofErr w:type="spellStart"/>
             <w:r>
               <w:rPr>
                 <w:rFonts w:asciiTheme="minorBidi" w:hAnsiTheme="minorBidi"/>
               </w:rPr>
               <w:t>ParksIn</w:t>
             </w:r>
+            <w:proofErr w:type="spellEnd"/>
           </w:p>
         </w:tc>
       </w:tr>
@@ -1922,15 +2491,13 @@
     </w:p>
     <w:p>
       <w:pPr>
-        <w:ind w:left="-483"/>
-        <w:rPr>
-          <w:rFonts w:asciiTheme="minorBidi" w:hAnsiTheme="minorBidi"/>
+        <w:pStyle w:val="NoSpacing"/>
+        <w:rPr>
           <w:rtl/>
         </w:rPr>
       </w:pPr>
       <w:r>
         <w:rPr>
-          <w:rFonts w:asciiTheme="minorBidi" w:hAnsiTheme="minorBidi"/>
           <w:rtl/>
         </w:rPr>
         <w:t xml:space="preserve">1.5 </w:t>
@@ -1964,6 +2531,8 @@
                 <w:rtl/>
               </w:rPr>
             </w:pPr>
+            <w:proofErr w:type="spellStart"/>
+            <w:proofErr w:type="gramStart"/>
             <w:r>
               <w:rPr>
                 <w:rFonts w:asciiTheme="minorBidi" w:hAnsiTheme="minorBidi"/>
@@ -1973,6 +2542,8 @@
               </w:rPr>
               <w:t>uniqueNumber</w:t>
             </w:r>
+            <w:proofErr w:type="spellEnd"/>
+            <w:proofErr w:type="gramEnd"/>
             <w:r>
               <w:rPr>
                 <w:rFonts w:asciiTheme="minorBidi" w:hAnsiTheme="minorBidi"/>
@@ -1996,6 +2567,7 @@
                 <w:rtl/>
               </w:rPr>
             </w:pPr>
+            <w:proofErr w:type="spellStart"/>
             <w:r>
               <w:rPr>
                 <w:rFonts w:asciiTheme="minorBidi" w:hAnsiTheme="minorBidi"/>
@@ -2004,6 +2576,7 @@
               </w:rPr>
               <w:t>ParkingLot</w:t>
             </w:r>
+            <w:proofErr w:type="spellEnd"/>
           </w:p>
         </w:tc>
       </w:tr>
@@ -2024,6 +2597,8 @@
                 <w:rtl/>
               </w:rPr>
             </w:pPr>
+            <w:proofErr w:type="spellStart"/>
+            <w:proofErr w:type="gramStart"/>
             <w:r>
               <w:rPr>
                 <w:rFonts w:asciiTheme="minorBidi" w:hAnsiTheme="minorBidi"/>
@@ -2033,14 +2608,52 @@
               </w:rPr>
               <w:t>uniqueNumber</w:t>
             </w:r>
-            <w:r>
-              <w:rPr>
-                <w:rFonts w:asciiTheme="minorBidi" w:hAnsiTheme="minorBidi"/>
-                <w:sz w:val="22"/>
-                <w:szCs w:val="22"/>
-              </w:rPr>
-              <w:t>(FK ParkingLot), numberOfGraceMinutes</w:t>
-            </w:r>
+            <w:proofErr w:type="spellEnd"/>
+            <w:r>
+              <w:rPr>
+                <w:rFonts w:asciiTheme="minorBidi" w:hAnsiTheme="minorBidi"/>
+                <w:sz w:val="22"/>
+                <w:szCs w:val="22"/>
+              </w:rPr>
+              <w:t>(</w:t>
+            </w:r>
+            <w:proofErr w:type="gramEnd"/>
+            <w:r>
+              <w:rPr>
+                <w:rFonts w:asciiTheme="minorBidi" w:hAnsiTheme="minorBidi"/>
+                <w:sz w:val="22"/>
+                <w:szCs w:val="22"/>
+              </w:rPr>
+              <w:t xml:space="preserve">FK </w:t>
+            </w:r>
+            <w:proofErr w:type="spellStart"/>
+            <w:r>
+              <w:rPr>
+                <w:rFonts w:asciiTheme="minorBidi" w:hAnsiTheme="minorBidi"/>
+                <w:sz w:val="22"/>
+                <w:szCs w:val="22"/>
+              </w:rPr>
+              <w:t>ParkingLot</w:t>
+            </w:r>
+            <w:proofErr w:type="spellEnd"/>
+            <w:r>
+              <w:rPr>
+                <w:rFonts w:asciiTheme="minorBidi" w:hAnsiTheme="minorBidi"/>
+                <w:sz w:val="22"/>
+                <w:szCs w:val="22"/>
+              </w:rPr>
+              <w:t xml:space="preserve">), </w:t>
+            </w:r>
+            <w:proofErr w:type="spellStart"/>
+            <w:r>
+              <w:rPr>
+                <w:rFonts w:asciiTheme="minorBidi" w:hAnsiTheme="minorBidi"/>
+                <w:sz w:val="22"/>
+                <w:szCs w:val="22"/>
+              </w:rPr>
+              <w:t>numberOfGraceMinutes</w:t>
+            </w:r>
+            <w:proofErr w:type="spellEnd"/>
           </w:p>
         </w:tc>
         <w:tc>
@@ -2056,6 +2669,7 @@
                 <w:rtl/>
               </w:rPr>
             </w:pPr>
+            <w:proofErr w:type="spellStart"/>
             <w:r>
               <w:rPr>
                 <w:rFonts w:asciiTheme="minorBidi" w:hAnsiTheme="minorBidi"/>
@@ -2064,6 +2678,7 @@
               </w:rPr>
               <w:t>MinutesParkingLot</w:t>
             </w:r>
+            <w:proofErr w:type="spellEnd"/>
           </w:p>
         </w:tc>
       </w:tr>
@@ -2084,6 +2699,8 @@
                 <w:rtl/>
               </w:rPr>
             </w:pPr>
+            <w:proofErr w:type="spellStart"/>
+            <w:proofErr w:type="gramStart"/>
             <w:r>
               <w:rPr>
                 <w:rFonts w:asciiTheme="minorBidi" w:hAnsiTheme="minorBidi"/>
@@ -2093,14 +2710,52 @@
               </w:rPr>
               <w:t>uniqueNumber</w:t>
             </w:r>
-            <w:r>
-              <w:rPr>
-                <w:rFonts w:asciiTheme="minorBidi" w:hAnsiTheme="minorBidi"/>
-                <w:sz w:val="22"/>
-                <w:szCs w:val="22"/>
-              </w:rPr>
-              <w:t>(FK ParkingLot), overnightAllowed, maxDaysAllowed</w:t>
-            </w:r>
+            <w:proofErr w:type="spellEnd"/>
+            <w:r>
+              <w:rPr>
+                <w:rFonts w:asciiTheme="minorBidi" w:hAnsiTheme="minorBidi"/>
+                <w:sz w:val="22"/>
+                <w:szCs w:val="22"/>
+              </w:rPr>
+              <w:t>(</w:t>
+            </w:r>
+            <w:proofErr w:type="gramEnd"/>
+            <w:r>
+              <w:rPr>
+                <w:rFonts w:asciiTheme="minorBidi" w:hAnsiTheme="minorBidi"/>
+                <w:sz w:val="22"/>
+                <w:szCs w:val="22"/>
+              </w:rPr>
+              <w:t xml:space="preserve">FK ParkingLot), </w:t>
+            </w:r>
+            <w:proofErr w:type="spellStart"/>
+            <w:r>
+              <w:rPr>
+                <w:rFonts w:asciiTheme="minorBidi" w:hAnsiTheme="minorBidi"/>
+                <w:sz w:val="22"/>
+                <w:szCs w:val="22"/>
+              </w:rPr>
+              <w:t>overnightAllowed</w:t>
+            </w:r>
+            <w:proofErr w:type="spellEnd"/>
+            <w:r>
+              <w:rPr>
+                <w:rFonts w:asciiTheme="minorBidi" w:hAnsiTheme="minorBidi"/>
+                <w:sz w:val="22"/>
+                <w:szCs w:val="22"/>
+              </w:rPr>
+              <w:t xml:space="preserve">, </w:t>
+            </w:r>
+            <w:proofErr w:type="spellStart"/>
+            <w:r>
+              <w:rPr>
+                <w:rFonts w:asciiTheme="minorBidi" w:hAnsiTheme="minorBidi"/>
+                <w:sz w:val="22"/>
+                <w:szCs w:val="22"/>
+              </w:rPr>
+              <w:t>maxDaysAllowed</w:t>
+            </w:r>
+            <w:proofErr w:type="spellEnd"/>
           </w:p>
         </w:tc>
         <w:tc>
@@ -2116,6 +2771,7 @@
                 <w:rtl/>
               </w:rPr>
             </w:pPr>
+            <w:proofErr w:type="spellStart"/>
             <w:r>
               <w:rPr>
                 <w:rFonts w:asciiTheme="minorBidi" w:hAnsiTheme="minorBidi"/>
@@ -2124,6 +2780,7 @@
               </w:rPr>
               <w:t>DailyParkingLot</w:t>
             </w:r>
+            <w:proofErr w:type="spellEnd"/>
           </w:p>
         </w:tc>
       </w:tr>
@@ -2144,6 +2801,8 @@
                 <w:rtl/>
               </w:rPr>
             </w:pPr>
+            <w:proofErr w:type="spellStart"/>
+            <w:proofErr w:type="gramStart"/>
             <w:r>
               <w:rPr>
                 <w:rFonts w:asciiTheme="minorBidi" w:hAnsiTheme="minorBidi"/>
@@ -2151,6 +2810,8 @@
               </w:rPr>
               <w:t>vehicleNumber</w:t>
             </w:r>
+            <w:proofErr w:type="spellEnd"/>
+            <w:proofErr w:type="gramEnd"/>
             <w:r>
               <w:rPr>
                 <w:rFonts w:asciiTheme="minorBidi" w:hAnsiTheme="minorBidi"/>
@@ -2200,6 +2861,8 @@
                 <w:rtl/>
               </w:rPr>
             </w:pPr>
+            <w:proofErr w:type="spellStart"/>
+            <w:proofErr w:type="gramStart"/>
             <w:r>
               <w:rPr>
                 <w:rFonts w:asciiTheme="minorBidi" w:hAnsiTheme="minorBidi"/>
@@ -2207,20 +2870,41 @@
               </w:rPr>
               <w:t>uniqueNumber</w:t>
             </w:r>
-            <w:r>
-              <w:rPr>
-                <w:rFonts w:asciiTheme="minorBidi" w:hAnsiTheme="minorBidi"/>
-                <w:sz w:val="22"/>
-                <w:szCs w:val="22"/>
-              </w:rPr>
-              <w:t>(FK ParkingLot</w:t>
-            </w:r>
+            <w:proofErr w:type="spellEnd"/>
+            <w:r>
+              <w:rPr>
+                <w:rFonts w:asciiTheme="minorBidi" w:hAnsiTheme="minorBidi"/>
+                <w:sz w:val="22"/>
+                <w:szCs w:val="22"/>
+              </w:rPr>
+              <w:t>(</w:t>
+            </w:r>
+            <w:proofErr w:type="gramEnd"/>
+            <w:r>
+              <w:rPr>
+                <w:rFonts w:asciiTheme="minorBidi" w:hAnsiTheme="minorBidi"/>
+                <w:sz w:val="22"/>
+                <w:szCs w:val="22"/>
+              </w:rPr>
+              <w:t xml:space="preserve">FK </w:t>
+            </w:r>
+            <w:proofErr w:type="spellStart"/>
+            <w:r>
+              <w:rPr>
+                <w:rFonts w:asciiTheme="minorBidi" w:hAnsiTheme="minorBidi"/>
+                <w:sz w:val="22"/>
+                <w:szCs w:val="22"/>
+              </w:rPr>
+              <w:t>ParkingLot</w:t>
+            </w:r>
+            <w:proofErr w:type="spellEnd"/>
             <w:r>
               <w:rPr>
                 <w:rFonts w:asciiTheme="minorBidi" w:hAnsiTheme="minorBidi"/>
               </w:rPr>
               <w:t xml:space="preserve">), </w:t>
             </w:r>
+            <w:proofErr w:type="spellStart"/>
             <w:r>
               <w:rPr>
                 <w:rFonts w:asciiTheme="minorBidi" w:hAnsiTheme="minorBidi"/>
@@ -2228,12 +2912,14 @@
               </w:rPr>
               <w:t>floorNumber</w:t>
             </w:r>
+            <w:proofErr w:type="spellEnd"/>
             <w:r>
               <w:rPr>
                 <w:rFonts w:asciiTheme="minorBidi" w:hAnsiTheme="minorBidi"/>
               </w:rPr>
               <w:t xml:space="preserve">, </w:t>
             </w:r>
+            <w:proofErr w:type="spellStart"/>
             <w:r>
               <w:rPr>
                 <w:rFonts w:asciiTheme="minorBidi" w:hAnsiTheme="minorBidi"/>
@@ -2241,6 +2927,7 @@
               </w:rPr>
               <w:t>spaceNumber</w:t>
             </w:r>
+            <w:proofErr w:type="spellEnd"/>
             <w:r>
               <w:rPr>
                 <w:rFonts w:asciiTheme="minorBidi" w:hAnsiTheme="minorBidi"/>
@@ -2262,6 +2949,7 @@
                 <w:rtl/>
               </w:rPr>
             </w:pPr>
+            <w:proofErr w:type="spellStart"/>
             <w:r>
               <w:rPr>
                 <w:rFonts w:asciiTheme="minorBidi" w:hAnsiTheme="minorBidi"/>
@@ -2270,6 +2958,7 @@
               </w:rPr>
               <w:t>ParkingSpace</w:t>
             </w:r>
+            <w:proofErr w:type="spellEnd"/>
           </w:p>
         </w:tc>
       </w:tr>
@@ -2290,6 +2979,8 @@
                 <w:rtl/>
               </w:rPr>
             </w:pPr>
+            <w:proofErr w:type="spellStart"/>
+            <w:proofErr w:type="gramStart"/>
             <w:r>
               <w:rPr>
                 <w:rFonts w:asciiTheme="minorBidi" w:hAnsiTheme="minorBidi"/>
@@ -2297,16 +2988,9 @@
                 <w:szCs w:val="22"/>
                 <w:u w:val="single"/>
               </w:rPr>
-              <w:t xml:space="preserve">vehicleNumber(FK </w:t>
-            </w:r>
-            <w:r>
-              <w:rPr>
-                <w:rFonts w:asciiTheme="minorBidi" w:hAnsiTheme="minorBidi"/>
-                <w:sz w:val="22"/>
-                <w:szCs w:val="22"/>
-              </w:rPr>
-              <w:t xml:space="preserve"> Vehicle), </w:t>
-            </w:r>
+              <w:t>vehicleNumber</w:t>
+            </w:r>
+            <w:proofErr w:type="spellEnd"/>
             <w:r>
               <w:rPr>
                 <w:rFonts w:asciiTheme="minorBidi" w:hAnsiTheme="minorBidi"/>
@@ -2314,16 +2998,74 @@
                 <w:szCs w:val="22"/>
                 <w:u w:val="single"/>
               </w:rPr>
+              <w:t xml:space="preserve">(FK </w:t>
+            </w:r>
+            <w:r>
+              <w:rPr>
+                <w:rFonts w:asciiTheme="minorBidi" w:hAnsiTheme="minorBidi"/>
+                <w:sz w:val="22"/>
+                <w:szCs w:val="22"/>
+              </w:rPr>
+              <w:t xml:space="preserve"> Vehicle</w:t>
+            </w:r>
+            <w:proofErr w:type="gramEnd"/>
+            <w:r>
+              <w:rPr>
+                <w:rFonts w:asciiTheme="minorBidi" w:hAnsiTheme="minorBidi"/>
+                <w:sz w:val="22"/>
+                <w:szCs w:val="22"/>
+              </w:rPr>
+              <w:t xml:space="preserve">), </w:t>
+            </w:r>
+            <w:proofErr w:type="spellStart"/>
+            <w:proofErr w:type="gramStart"/>
+            <w:r>
+              <w:rPr>
+                <w:rFonts w:asciiTheme="minorBidi" w:hAnsiTheme="minorBidi"/>
+                <w:sz w:val="22"/>
+                <w:szCs w:val="22"/>
+                <w:u w:val="single"/>
+              </w:rPr>
               <w:t>uniqueNumber</w:t>
             </w:r>
-            <w:r>
-              <w:rPr>
-                <w:rFonts w:asciiTheme="minorBidi" w:hAnsiTheme="minorBidi"/>
-                <w:sz w:val="22"/>
-                <w:szCs w:val="22"/>
-              </w:rPr>
-              <w:t xml:space="preserve">(FK  ParkingSpace) , </w:t>
-            </w:r>
+            <w:proofErr w:type="spellEnd"/>
+            <w:r>
+              <w:rPr>
+                <w:rFonts w:asciiTheme="minorBidi" w:hAnsiTheme="minorBidi"/>
+                <w:sz w:val="22"/>
+                <w:szCs w:val="22"/>
+              </w:rPr>
+              <w:t xml:space="preserve">(FK  </w:t>
+            </w:r>
+            <w:proofErr w:type="spellStart"/>
+            <w:r>
+              <w:rPr>
+                <w:rFonts w:asciiTheme="minorBidi" w:hAnsiTheme="minorBidi"/>
+                <w:sz w:val="22"/>
+                <w:szCs w:val="22"/>
+              </w:rPr>
+              <w:t>ParkingSpace</w:t>
+            </w:r>
+            <w:proofErr w:type="spellEnd"/>
+            <w:r>
+              <w:rPr>
+                <w:rFonts w:asciiTheme="minorBidi" w:hAnsiTheme="minorBidi"/>
+                <w:sz w:val="22"/>
+                <w:szCs w:val="22"/>
+              </w:rPr>
+              <w:t>) ,</w:t>
+            </w:r>
+            <w:proofErr w:type="gramEnd"/>
+            <w:r>
+              <w:rPr>
+                <w:rFonts w:asciiTheme="minorBidi" w:hAnsiTheme="minorBidi"/>
+                <w:sz w:val="22"/>
+                <w:szCs w:val="22"/>
+              </w:rPr>
+              <w:t xml:space="preserve"> </w:t>
+            </w:r>
+            <w:proofErr w:type="spellStart"/>
+            <w:proofErr w:type="gramStart"/>
             <w:r>
               <w:rPr>
                 <w:rFonts w:asciiTheme="minorBidi" w:hAnsiTheme="minorBidi"/>
@@ -2333,14 +3075,44 @@
               </w:rPr>
               <w:t>floorNumber</w:t>
             </w:r>
-            <w:r>
-              <w:rPr>
-                <w:rFonts w:asciiTheme="minorBidi" w:hAnsiTheme="minorBidi"/>
-                <w:sz w:val="22"/>
-                <w:szCs w:val="22"/>
-              </w:rPr>
-              <w:t xml:space="preserve">(FK  ParkingSpace) , </w:t>
-            </w:r>
+            <w:proofErr w:type="spellEnd"/>
+            <w:r>
+              <w:rPr>
+                <w:rFonts w:asciiTheme="minorBidi" w:hAnsiTheme="minorBidi"/>
+                <w:sz w:val="22"/>
+                <w:szCs w:val="22"/>
+              </w:rPr>
+              <w:t xml:space="preserve">(FK  </w:t>
+            </w:r>
+            <w:proofErr w:type="spellStart"/>
+            <w:r>
+              <w:rPr>
+                <w:rFonts w:asciiTheme="minorBidi" w:hAnsiTheme="minorBidi"/>
+                <w:sz w:val="22"/>
+                <w:szCs w:val="22"/>
+              </w:rPr>
+              <w:t>ParkingSpace</w:t>
+            </w:r>
+            <w:proofErr w:type="spellEnd"/>
+            <w:r>
+              <w:rPr>
+                <w:rFonts w:asciiTheme="minorBidi" w:hAnsiTheme="minorBidi"/>
+                <w:sz w:val="22"/>
+                <w:szCs w:val="22"/>
+              </w:rPr>
+              <w:t>) ,</w:t>
+            </w:r>
+            <w:proofErr w:type="gramEnd"/>
+            <w:r>
+              <w:rPr>
+                <w:rFonts w:asciiTheme="minorBidi" w:hAnsiTheme="minorBidi"/>
+                <w:sz w:val="22"/>
+                <w:szCs w:val="22"/>
+              </w:rPr>
+              <w:t xml:space="preserve"> </w:t>
+            </w:r>
+            <w:proofErr w:type="spellStart"/>
+            <w:proofErr w:type="gramStart"/>
             <w:r>
               <w:rPr>
                 <w:rFonts w:asciiTheme="minorBidi" w:hAnsiTheme="minorBidi"/>
@@ -2348,16 +3120,9 @@
                 <w:szCs w:val="22"/>
                 <w:u w:val="single"/>
               </w:rPr>
-              <w:t xml:space="preserve">spaceNumber(FK </w:t>
-            </w:r>
-            <w:r>
-              <w:rPr>
-                <w:rFonts w:asciiTheme="minorBidi" w:hAnsiTheme="minorBidi"/>
-                <w:sz w:val="22"/>
-                <w:szCs w:val="22"/>
-              </w:rPr>
-              <w:t xml:space="preserve"> ParkingSpace), </w:t>
-            </w:r>
+              <w:t>spaceNumber</w:t>
+            </w:r>
+            <w:proofErr w:type="spellEnd"/>
             <w:r>
               <w:rPr>
                 <w:rFonts w:asciiTheme="minorBidi" w:hAnsiTheme="minorBidi"/>
@@ -2365,16 +3130,82 @@
                 <w:szCs w:val="22"/>
                 <w:u w:val="single"/>
               </w:rPr>
+              <w:t xml:space="preserve">(FK </w:t>
+            </w:r>
+            <w:r>
+              <w:rPr>
+                <w:rFonts w:asciiTheme="minorBidi" w:hAnsiTheme="minorBidi"/>
+                <w:sz w:val="22"/>
+                <w:szCs w:val="22"/>
+              </w:rPr>
+              <w:t xml:space="preserve"> </w:t>
+            </w:r>
+            <w:proofErr w:type="spellStart"/>
+            <w:r>
+              <w:rPr>
+                <w:rFonts w:asciiTheme="minorBidi" w:hAnsiTheme="minorBidi"/>
+                <w:sz w:val="22"/>
+                <w:szCs w:val="22"/>
+              </w:rPr>
+              <w:t>ParkingSpace</w:t>
+            </w:r>
+            <w:proofErr w:type="spellEnd"/>
+            <w:proofErr w:type="gramEnd"/>
+            <w:r>
+              <w:rPr>
+                <w:rFonts w:asciiTheme="minorBidi" w:hAnsiTheme="minorBidi"/>
+                <w:sz w:val="22"/>
+                <w:szCs w:val="22"/>
+              </w:rPr>
+              <w:t xml:space="preserve">), </w:t>
+            </w:r>
+            <w:proofErr w:type="spellStart"/>
+            <w:r>
+              <w:rPr>
+                <w:rFonts w:asciiTheme="minorBidi" w:hAnsiTheme="minorBidi"/>
+                <w:sz w:val="22"/>
+                <w:szCs w:val="22"/>
+                <w:u w:val="single"/>
+              </w:rPr>
               <w:t>startTime</w:t>
             </w:r>
-            <w:r>
-              <w:rPr>
-                <w:rFonts w:asciiTheme="minorBidi" w:hAnsiTheme="minorBidi"/>
-                <w:sz w:val="22"/>
-                <w:szCs w:val="22"/>
-              </w:rPr>
-              <w:t>, endTime, amountPaid</w:t>
-            </w:r>
+            <w:proofErr w:type="spellEnd"/>
+            <w:r>
+              <w:rPr>
+                <w:rFonts w:asciiTheme="minorBidi" w:hAnsiTheme="minorBidi"/>
+                <w:sz w:val="22"/>
+                <w:szCs w:val="22"/>
+              </w:rPr>
+              <w:t xml:space="preserve">, </w:t>
+            </w:r>
+            <w:proofErr w:type="spellStart"/>
+            <w:r>
+              <w:rPr>
+                <w:rFonts w:asciiTheme="minorBidi" w:hAnsiTheme="minorBidi"/>
+                <w:sz w:val="22"/>
+                <w:szCs w:val="22"/>
+              </w:rPr>
+              <w:t>endTime</w:t>
+            </w:r>
+            <w:proofErr w:type="spellEnd"/>
+            <w:r>
+              <w:rPr>
+                <w:rFonts w:asciiTheme="minorBidi" w:hAnsiTheme="minorBidi"/>
+                <w:sz w:val="22"/>
+                <w:szCs w:val="22"/>
+              </w:rPr>
+              <w:t xml:space="preserve">, </w:t>
+            </w:r>
+            <w:proofErr w:type="spellStart"/>
+            <w:r>
+              <w:rPr>
+                <w:rFonts w:asciiTheme="minorBidi" w:hAnsiTheme="minorBidi"/>
+                <w:sz w:val="22"/>
+                <w:szCs w:val="22"/>
+              </w:rPr>
+              <w:t>amountPaid</w:t>
+            </w:r>
+            <w:proofErr w:type="spellEnd"/>
           </w:p>
         </w:tc>
         <w:tc>
@@ -2390,12 +3221,14 @@
                 <w:rtl/>
               </w:rPr>
             </w:pPr>
+            <w:proofErr w:type="spellStart"/>
             <w:r>
               <w:rPr>
                 <w:rFonts w:asciiTheme="minorBidi" w:hAnsiTheme="minorBidi"/>
               </w:rPr>
               <w:t>ParksIn</w:t>
             </w:r>
+            <w:proofErr w:type="spellEnd"/>
           </w:p>
         </w:tc>
       </w:tr>
@@ -2416,6 +3249,8 @@
                 <w:rtl/>
               </w:rPr>
             </w:pPr>
+            <w:proofErr w:type="spellStart"/>
+            <w:proofErr w:type="gramStart"/>
             <w:r>
               <w:rPr>
                 <w:rFonts w:asciiTheme="minorBidi" w:hAnsiTheme="minorBidi"/>
@@ -2425,14 +3260,88 @@
               </w:rPr>
               <w:t>uniqueNumber</w:t>
             </w:r>
-            <w:r>
-              <w:rPr>
-                <w:rFonts w:asciiTheme="minorBidi" w:hAnsiTheme="minorBidi"/>
-                <w:sz w:val="22"/>
-                <w:szCs w:val="22"/>
-              </w:rPr>
-              <w:t>(FK ParkingLot), pricePerMinute, concurrentCapacity, avgWashTime</w:t>
-            </w:r>
+            <w:proofErr w:type="spellEnd"/>
+            <w:r>
+              <w:rPr>
+                <w:rFonts w:asciiTheme="minorBidi" w:hAnsiTheme="minorBidi"/>
+                <w:sz w:val="22"/>
+                <w:szCs w:val="22"/>
+              </w:rPr>
+              <w:t>(</w:t>
+            </w:r>
+            <w:proofErr w:type="gramEnd"/>
+            <w:r>
+              <w:rPr>
+                <w:rFonts w:asciiTheme="minorBidi" w:hAnsiTheme="minorBidi"/>
+                <w:sz w:val="22"/>
+                <w:szCs w:val="22"/>
+              </w:rPr>
+              <w:t xml:space="preserve">FK </w:t>
+            </w:r>
+            <w:proofErr w:type="spellStart"/>
+            <w:r>
+              <w:rPr>
+                <w:rFonts w:asciiTheme="minorBidi" w:hAnsiTheme="minorBidi"/>
+                <w:sz w:val="22"/>
+                <w:szCs w:val="22"/>
+              </w:rPr>
+              <w:t>ParkingLot</w:t>
+            </w:r>
+            <w:proofErr w:type="spellEnd"/>
+            <w:r>
+              <w:rPr>
+                <w:rFonts w:asciiTheme="minorBidi" w:hAnsiTheme="minorBidi"/>
+                <w:sz w:val="22"/>
+                <w:szCs w:val="22"/>
+              </w:rPr>
+              <w:t xml:space="preserve">), </w:t>
+            </w:r>
+            <w:proofErr w:type="spellStart"/>
+            <w:r>
+              <w:rPr>
+                <w:rFonts w:asciiTheme="minorBidi" w:hAnsiTheme="minorBidi"/>
+                <w:sz w:val="22"/>
+                <w:szCs w:val="22"/>
+              </w:rPr>
+              <w:t>pricePerMinute</w:t>
+            </w:r>
+            <w:proofErr w:type="spellEnd"/>
+            <w:r>
+              <w:rPr>
+                <w:rFonts w:asciiTheme="minorBidi" w:hAnsiTheme="minorBidi"/>
+                <w:sz w:val="22"/>
+                <w:szCs w:val="22"/>
+              </w:rPr>
+              <w:t xml:space="preserve">, </w:t>
+            </w:r>
+            <w:proofErr w:type="spellStart"/>
+            <w:r>
+              <w:rPr>
+                <w:rFonts w:asciiTheme="minorBidi" w:hAnsiTheme="minorBidi"/>
+                <w:sz w:val="22"/>
+                <w:szCs w:val="22"/>
+              </w:rPr>
+              <w:t>concurrentCapacity</w:t>
+            </w:r>
+            <w:proofErr w:type="spellEnd"/>
+            <w:r>
+              <w:rPr>
+                <w:rFonts w:asciiTheme="minorBidi" w:hAnsiTheme="minorBidi"/>
+                <w:sz w:val="22"/>
+                <w:szCs w:val="22"/>
+              </w:rPr>
+              <w:t xml:space="preserve">, </w:t>
+            </w:r>
+            <w:proofErr w:type="spellStart"/>
+            <w:r>
+              <w:rPr>
+                <w:rFonts w:asciiTheme="minorBidi" w:hAnsiTheme="minorBidi"/>
+                <w:sz w:val="22"/>
+                <w:szCs w:val="22"/>
+              </w:rPr>
+              <w:t>avgWashTime</w:t>
+            </w:r>
+            <w:proofErr w:type="spellEnd"/>
           </w:p>
         </w:tc>
         <w:tc>
@@ -2448,6 +3357,7 @@
                 <w:rtl/>
               </w:rPr>
             </w:pPr>
+            <w:proofErr w:type="spellStart"/>
             <w:r>
               <w:rPr>
                 <w:rFonts w:asciiTheme="minorBidi" w:hAnsiTheme="minorBidi"/>
@@ -2456,6 +3366,7 @@
               </w:rPr>
               <w:t>CarWashService</w:t>
             </w:r>
+            <w:proofErr w:type="spellEnd"/>
           </w:p>
         </w:tc>
       </w:tr>
@@ -2476,6 +3387,8 @@
                 <w:rtl/>
               </w:rPr>
             </w:pPr>
+            <w:proofErr w:type="spellStart"/>
+            <w:proofErr w:type="gramStart"/>
             <w:r>
               <w:rPr>
                 <w:rFonts w:asciiTheme="minorBidi" w:hAnsiTheme="minorBidi"/>
@@ -2485,13 +3398,41 @@
               </w:rPr>
               <w:t>uniqueNumber</w:t>
             </w:r>
-            <w:r>
-              <w:rPr>
-                <w:rFonts w:asciiTheme="minorBidi" w:hAnsiTheme="minorBidi"/>
-                <w:sz w:val="22"/>
-                <w:szCs w:val="22"/>
-              </w:rPr>
-              <w:t>(FK CarWashService),</w:t>
+            <w:proofErr w:type="spellEnd"/>
+            <w:r>
+              <w:rPr>
+                <w:rFonts w:asciiTheme="minorBidi" w:hAnsiTheme="minorBidi"/>
+                <w:sz w:val="22"/>
+                <w:szCs w:val="22"/>
+              </w:rPr>
+              <w:t>(</w:t>
+            </w:r>
+            <w:proofErr w:type="gramEnd"/>
+            <w:r>
+              <w:rPr>
+                <w:rFonts w:asciiTheme="minorBidi" w:hAnsiTheme="minorBidi"/>
+                <w:sz w:val="22"/>
+                <w:szCs w:val="22"/>
+              </w:rPr>
+              <w:t xml:space="preserve">FK </w:t>
+            </w:r>
+            <w:proofErr w:type="spellStart"/>
+            <w:r>
+              <w:rPr>
+                <w:rFonts w:asciiTheme="minorBidi" w:hAnsiTheme="minorBidi"/>
+                <w:sz w:val="22"/>
+                <w:szCs w:val="22"/>
+              </w:rPr>
+              <w:t>CarWashService</w:t>
+            </w:r>
+            <w:proofErr w:type="spellEnd"/>
+            <w:r>
+              <w:rPr>
+                <w:rFonts w:asciiTheme="minorBidi" w:hAnsiTheme="minorBidi"/>
+                <w:sz w:val="22"/>
+                <w:szCs w:val="22"/>
+              </w:rPr>
+              <w:t>),</w:t>
             </w:r>
             <w:r>
               <w:rPr>
@@ -2499,6 +3440,8 @@
               </w:rPr>
               <w:t xml:space="preserve"> </w:t>
             </w:r>
+            <w:proofErr w:type="spellStart"/>
+            <w:proofErr w:type="gramStart"/>
             <w:r>
               <w:rPr>
                 <w:rFonts w:asciiTheme="minorBidi" w:hAnsiTheme="minorBidi"/>
@@ -2514,7 +3457,35 @@
                 <w:sz w:val="22"/>
                 <w:szCs w:val="22"/>
               </w:rPr>
-              <w:t>r(FKVehicle),</w:t>
+              <w:t>r</w:t>
+            </w:r>
+            <w:proofErr w:type="spellEnd"/>
+            <w:r>
+              <w:rPr>
+                <w:rFonts w:asciiTheme="minorBidi" w:hAnsiTheme="minorBidi"/>
+                <w:sz w:val="22"/>
+                <w:szCs w:val="22"/>
+              </w:rPr>
+              <w:t>(</w:t>
+            </w:r>
+            <w:proofErr w:type="spellStart"/>
+            <w:proofErr w:type="gramEnd"/>
+            <w:r>
+              <w:rPr>
+                <w:rFonts w:asciiTheme="minorBidi" w:hAnsiTheme="minorBidi"/>
+                <w:sz w:val="22"/>
+                <w:szCs w:val="22"/>
+              </w:rPr>
+              <w:t>FKVehicle</w:t>
+            </w:r>
+            <w:proofErr w:type="spellEnd"/>
+            <w:r>
+              <w:rPr>
+                <w:rFonts w:asciiTheme="minorBidi" w:hAnsiTheme="minorBidi"/>
+                <w:sz w:val="22"/>
+                <w:szCs w:val="22"/>
+              </w:rPr>
+              <w:t>),</w:t>
             </w:r>
             <w:r>
               <w:rPr>
@@ -2522,6 +3493,7 @@
               </w:rPr>
               <w:t xml:space="preserve"> </w:t>
             </w:r>
+            <w:proofErr w:type="spellStart"/>
             <w:r>
               <w:rPr>
                 <w:rFonts w:asciiTheme="minorBidi" w:hAnsiTheme="minorBidi"/>
@@ -2531,14 +3503,43 @@
               </w:rPr>
               <w:t>startTime</w:t>
             </w:r>
-            <w:r>
-              <w:rPr>
-                <w:rFonts w:asciiTheme="minorBidi" w:hAnsiTheme="minorBidi"/>
-                <w:sz w:val="22"/>
-                <w:szCs w:val="22"/>
-              </w:rPr>
-              <w:t>, endTime, amountPaid</w:t>
-            </w:r>
+            <w:proofErr w:type="spellEnd"/>
+            <w:r>
+              <w:rPr>
+                <w:rFonts w:asciiTheme="minorBidi" w:hAnsiTheme="minorBidi"/>
+                <w:sz w:val="22"/>
+                <w:szCs w:val="22"/>
+              </w:rPr>
+              <w:t xml:space="preserve">, </w:t>
+            </w:r>
+            <w:proofErr w:type="spellStart"/>
+            <w:r>
+              <w:rPr>
+                <w:rFonts w:asciiTheme="minorBidi" w:hAnsiTheme="minorBidi"/>
+                <w:sz w:val="22"/>
+                <w:szCs w:val="22"/>
+              </w:rPr>
+              <w:t>endTime</w:t>
+            </w:r>
+            <w:proofErr w:type="spellEnd"/>
+            <w:r>
+              <w:rPr>
+                <w:rFonts w:asciiTheme="minorBidi" w:hAnsiTheme="minorBidi"/>
+                <w:sz w:val="22"/>
+                <w:szCs w:val="22"/>
+              </w:rPr>
+              <w:t xml:space="preserve">, </w:t>
+            </w:r>
+            <w:proofErr w:type="spellStart"/>
+            <w:r>
+              <w:rPr>
+                <w:rFonts w:asciiTheme="minorBidi" w:hAnsiTheme="minorBidi"/>
+                <w:sz w:val="22"/>
+                <w:szCs w:val="22"/>
+              </w:rPr>
+              <w:t>amountPaid</w:t>
+            </w:r>
+            <w:proofErr w:type="spellEnd"/>
           </w:p>
         </w:tc>
         <w:tc>
@@ -2607,38 +3608,10 @@
     </w:p>
     <w:p>
       <w:pPr>
-        <w:rPr>
-          <w:rFonts w:asciiTheme="minorBidi" w:hAnsiTheme="minorBidi"/>
-          <w:rtl/>
-        </w:rPr>
+        <w:pStyle w:val="NoSpacing"/>
       </w:pPr>
-    </w:p>
-    <w:p>
-      <w:pPr>
-        <w:rPr>
-          <w:rFonts w:asciiTheme="minorBidi" w:hAnsiTheme="minorBidi"/>
-          <w:rtl/>
-        </w:rPr>
-      </w:pPr>
-    </w:p>
-    <w:p>
-      <w:pPr>
-        <w:rPr>
-          <w:rFonts w:asciiTheme="minorBidi" w:hAnsiTheme="minorBidi"/>
-          <w:rtl/>
-        </w:rPr>
-      </w:pPr>
-    </w:p>
-    <w:p>
-      <w:pPr>
-        <w:rPr>
-          <w:rFonts w:asciiTheme="minorBidi" w:hAnsiTheme="minorBidi"/>
-        </w:rPr>
-      </w:pPr>
-      <w:r>
-        <w:rPr>
-          <w:rFonts w:asciiTheme="minorBidi" w:hAnsiTheme="minorBidi"/>
-        </w:rPr>
+      <w:r>
+        <w:lastRenderedPageBreak/>
         <w:t>1.6</w:t>
       </w:r>
     </w:p>
@@ -2655,10 +3628,10 @@
           <w:noProof/>
         </w:rPr>
         <w:drawing>
-          <wp:inline distT="0" distB="0" distL="0" distR="0" wp14:anchorId="6D0CE098" wp14:editId="644CB00B">
-            <wp:extent cx="5579614" cy="5237018"/>
-            <wp:effectExtent l="0" t="0" r="2540" b="1905"/>
-            <wp:docPr id="1500536758" name="Picture 3"/>
+          <wp:inline distT="0" distB="0" distL="0" distR="0" wp14:anchorId="1496F83C" wp14:editId="2D95B133">
+            <wp:extent cx="5937250" cy="5566976"/>
+            <wp:effectExtent l="0" t="0" r="6350" b="0"/>
+            <wp:docPr id="741037784" name="Picture 6"/>
             <wp:cNvGraphicFramePr>
               <a:graphicFrameLocks xmlns:a="http://schemas.openxmlformats.org/drawingml/2006/main" noChangeAspect="1"/>
             </wp:cNvGraphicFramePr>
@@ -2666,7 +3639,7 @@
               <a:graphicData uri="http://schemas.openxmlformats.org/drawingml/2006/picture">
                 <pic:pic xmlns:pic="http://schemas.openxmlformats.org/drawingml/2006/picture">
                   <pic:nvPicPr>
-                    <pic:cNvPr id="1500536758" name="Picture 1500536758"/>
+                    <pic:cNvPr id="741037784" name="Picture 741037784"/>
                     <pic:cNvPicPr/>
                   </pic:nvPicPr>
                   <pic:blipFill>
@@ -2684,7 +3657,7 @@
                   <pic:spPr>
                     <a:xfrm>
                       <a:off x="0" y="0"/>
-                      <a:ext cx="5604793" cy="5260651"/>
+                      <a:ext cx="5964359" cy="5592395"/>
                     </a:xfrm>
                     <a:prstGeom prst="rect">
                       <a:avLst/>
@@ -2732,6 +3705,8 @@
                 <w:rtl/>
               </w:rPr>
             </w:pPr>
+            <w:proofErr w:type="spellStart"/>
+            <w:proofErr w:type="gramStart"/>
             <w:r>
               <w:rPr>
                 <w:rFonts w:asciiTheme="minorBidi" w:hAnsiTheme="minorBidi"/>
@@ -2741,6 +3716,8 @@
               </w:rPr>
               <w:t>uniqueNumber</w:t>
             </w:r>
+            <w:proofErr w:type="spellEnd"/>
+            <w:proofErr w:type="gramEnd"/>
             <w:r>
               <w:rPr>
                 <w:rFonts w:asciiTheme="minorBidi" w:hAnsiTheme="minorBidi"/>
@@ -2764,6 +3741,7 @@
                 <w:rtl/>
               </w:rPr>
             </w:pPr>
+            <w:proofErr w:type="spellStart"/>
             <w:r>
               <w:rPr>
                 <w:rFonts w:asciiTheme="minorBidi" w:hAnsiTheme="minorBidi"/>
@@ -2772,6 +3750,7 @@
               </w:rPr>
               <w:t>ParkingLot</w:t>
             </w:r>
+            <w:proofErr w:type="spellEnd"/>
           </w:p>
         </w:tc>
       </w:tr>
@@ -2792,6 +3771,8 @@
                 <w:rtl/>
               </w:rPr>
             </w:pPr>
+            <w:proofErr w:type="spellStart"/>
+            <w:proofErr w:type="gramStart"/>
             <w:r>
               <w:rPr>
                 <w:rFonts w:asciiTheme="minorBidi" w:hAnsiTheme="minorBidi"/>
@@ -2801,14 +3782,52 @@
               </w:rPr>
               <w:t>uniqueNumber</w:t>
             </w:r>
-            <w:r>
-              <w:rPr>
-                <w:rFonts w:asciiTheme="minorBidi" w:hAnsiTheme="minorBidi"/>
-                <w:sz w:val="22"/>
-                <w:szCs w:val="22"/>
-              </w:rPr>
-              <w:t>(FK ParkingLot), numberOfGraceMinutes</w:t>
-            </w:r>
+            <w:proofErr w:type="spellEnd"/>
+            <w:r>
+              <w:rPr>
+                <w:rFonts w:asciiTheme="minorBidi" w:hAnsiTheme="minorBidi"/>
+                <w:sz w:val="22"/>
+                <w:szCs w:val="22"/>
+              </w:rPr>
+              <w:t>(</w:t>
+            </w:r>
+            <w:proofErr w:type="gramEnd"/>
+            <w:r>
+              <w:rPr>
+                <w:rFonts w:asciiTheme="minorBidi" w:hAnsiTheme="minorBidi"/>
+                <w:sz w:val="22"/>
+                <w:szCs w:val="22"/>
+              </w:rPr>
+              <w:t xml:space="preserve">FK </w:t>
+            </w:r>
+            <w:proofErr w:type="spellStart"/>
+            <w:r>
+              <w:rPr>
+                <w:rFonts w:asciiTheme="minorBidi" w:hAnsiTheme="minorBidi"/>
+                <w:sz w:val="22"/>
+                <w:szCs w:val="22"/>
+              </w:rPr>
+              <w:t>ParkingLot</w:t>
+            </w:r>
+            <w:proofErr w:type="spellEnd"/>
+            <w:r>
+              <w:rPr>
+                <w:rFonts w:asciiTheme="minorBidi" w:hAnsiTheme="minorBidi"/>
+                <w:sz w:val="22"/>
+                <w:szCs w:val="22"/>
+              </w:rPr>
+              <w:t xml:space="preserve">), </w:t>
+            </w:r>
+            <w:proofErr w:type="spellStart"/>
+            <w:r>
+              <w:rPr>
+                <w:rFonts w:asciiTheme="minorBidi" w:hAnsiTheme="minorBidi"/>
+                <w:sz w:val="22"/>
+                <w:szCs w:val="22"/>
+              </w:rPr>
+              <w:t>numberOfGraceMinutes</w:t>
+            </w:r>
+            <w:proofErr w:type="spellEnd"/>
           </w:p>
         </w:tc>
         <w:tc>
@@ -2824,6 +3843,7 @@
                 <w:rtl/>
               </w:rPr>
             </w:pPr>
+            <w:proofErr w:type="spellStart"/>
             <w:r>
               <w:rPr>
                 <w:rFonts w:asciiTheme="minorBidi" w:hAnsiTheme="minorBidi"/>
@@ -2832,6 +3852,7 @@
               </w:rPr>
               <w:t>MinutesParkingLot</w:t>
             </w:r>
+            <w:proofErr w:type="spellEnd"/>
           </w:p>
         </w:tc>
       </w:tr>
@@ -2852,6 +3873,8 @@
                 <w:rtl/>
               </w:rPr>
             </w:pPr>
+            <w:proofErr w:type="spellStart"/>
+            <w:proofErr w:type="gramStart"/>
             <w:r>
               <w:rPr>
                 <w:rFonts w:asciiTheme="minorBidi" w:hAnsiTheme="minorBidi"/>
@@ -2861,14 +3884,70 @@
               </w:rPr>
               <w:t>uniqueNumber</w:t>
             </w:r>
-            <w:r>
-              <w:rPr>
-                <w:rFonts w:asciiTheme="minorBidi" w:hAnsiTheme="minorBidi"/>
-                <w:sz w:val="22"/>
-                <w:szCs w:val="22"/>
-              </w:rPr>
-              <w:t>(FK ParkingLot), overnightAllowed, maxDaysAllowed</w:t>
-            </w:r>
+            <w:proofErr w:type="spellEnd"/>
+            <w:r>
+              <w:rPr>
+                <w:rFonts w:asciiTheme="minorBidi" w:hAnsiTheme="minorBidi"/>
+                <w:sz w:val="22"/>
+                <w:szCs w:val="22"/>
+              </w:rPr>
+              <w:t>(</w:t>
+            </w:r>
+            <w:proofErr w:type="gramEnd"/>
+            <w:r>
+              <w:rPr>
+                <w:rFonts w:asciiTheme="minorBidi" w:hAnsiTheme="minorBidi"/>
+                <w:sz w:val="22"/>
+                <w:szCs w:val="22"/>
+              </w:rPr>
+              <w:t xml:space="preserve">FK </w:t>
+            </w:r>
+            <w:proofErr w:type="spellStart"/>
+            <w:r>
+              <w:rPr>
+                <w:rFonts w:asciiTheme="minorBidi" w:hAnsiTheme="minorBidi"/>
+                <w:sz w:val="22"/>
+                <w:szCs w:val="22"/>
+              </w:rPr>
+              <w:t>ParkingLot</w:t>
+            </w:r>
+            <w:proofErr w:type="spellEnd"/>
+            <w:r>
+              <w:rPr>
+                <w:rFonts w:asciiTheme="minorBidi" w:hAnsiTheme="minorBidi"/>
+                <w:sz w:val="22"/>
+                <w:szCs w:val="22"/>
+              </w:rPr>
+              <w:t xml:space="preserve">), </w:t>
+            </w:r>
+            <w:proofErr w:type="spellStart"/>
+            <w:r>
+              <w:rPr>
+                <w:rFonts w:asciiTheme="minorBidi" w:hAnsiTheme="minorBidi"/>
+                <w:sz w:val="22"/>
+                <w:szCs w:val="22"/>
+              </w:rPr>
+              <w:t>overnightAllowed</w:t>
+            </w:r>
+            <w:proofErr w:type="spellEnd"/>
+            <w:r>
+              <w:rPr>
+                <w:rFonts w:asciiTheme="minorBidi" w:hAnsiTheme="minorBidi"/>
+                <w:sz w:val="22"/>
+                <w:szCs w:val="22"/>
+              </w:rPr>
+              <w:t xml:space="preserve">, </w:t>
+            </w:r>
+            <w:proofErr w:type="spellStart"/>
+            <w:r>
+              <w:rPr>
+                <w:rFonts w:asciiTheme="minorBidi" w:hAnsiTheme="minorBidi"/>
+                <w:sz w:val="22"/>
+                <w:szCs w:val="22"/>
+              </w:rPr>
+              <w:t>maxDaysAllowed</w:t>
+            </w:r>
+            <w:proofErr w:type="spellEnd"/>
           </w:p>
         </w:tc>
         <w:tc>
@@ -2884,6 +3963,7 @@
                 <w:rtl/>
               </w:rPr>
             </w:pPr>
+            <w:proofErr w:type="spellStart"/>
             <w:r>
               <w:rPr>
                 <w:rFonts w:asciiTheme="minorBidi" w:hAnsiTheme="minorBidi"/>
@@ -2892,6 +3972,7 @@
               </w:rPr>
               <w:t>DailyParkingLot</w:t>
             </w:r>
+            <w:proofErr w:type="spellEnd"/>
           </w:p>
         </w:tc>
       </w:tr>
@@ -2912,6 +3993,8 @@
                 <w:rtl/>
               </w:rPr>
             </w:pPr>
+            <w:proofErr w:type="spellStart"/>
+            <w:proofErr w:type="gramStart"/>
             <w:r>
               <w:rPr>
                 <w:rFonts w:asciiTheme="minorBidi" w:hAnsiTheme="minorBidi"/>
@@ -2919,6 +4002,8 @@
               </w:rPr>
               <w:t>vehicleNumber</w:t>
             </w:r>
+            <w:proofErr w:type="spellEnd"/>
+            <w:proofErr w:type="gramEnd"/>
             <w:r>
               <w:rPr>
                 <w:rFonts w:asciiTheme="minorBidi" w:hAnsiTheme="minorBidi"/>
@@ -2968,6 +4053,8 @@
                 <w:rtl/>
               </w:rPr>
             </w:pPr>
+            <w:proofErr w:type="spellStart"/>
+            <w:proofErr w:type="gramStart"/>
             <w:r>
               <w:rPr>
                 <w:rFonts w:asciiTheme="minorBidi" w:hAnsiTheme="minorBidi"/>
@@ -2975,20 +4062,41 @@
               </w:rPr>
               <w:t>uniqueNumber</w:t>
             </w:r>
-            <w:r>
-              <w:rPr>
-                <w:rFonts w:asciiTheme="minorBidi" w:hAnsiTheme="minorBidi"/>
-                <w:sz w:val="22"/>
-                <w:szCs w:val="22"/>
-              </w:rPr>
-              <w:t>(FK ParkingLot</w:t>
-            </w:r>
+            <w:proofErr w:type="spellEnd"/>
+            <w:r>
+              <w:rPr>
+                <w:rFonts w:asciiTheme="minorBidi" w:hAnsiTheme="minorBidi"/>
+                <w:sz w:val="22"/>
+                <w:szCs w:val="22"/>
+              </w:rPr>
+              <w:t>(</w:t>
+            </w:r>
+            <w:proofErr w:type="gramEnd"/>
+            <w:r>
+              <w:rPr>
+                <w:rFonts w:asciiTheme="minorBidi" w:hAnsiTheme="minorBidi"/>
+                <w:sz w:val="22"/>
+                <w:szCs w:val="22"/>
+              </w:rPr>
+              <w:t xml:space="preserve">FK </w:t>
+            </w:r>
+            <w:proofErr w:type="spellStart"/>
+            <w:r>
+              <w:rPr>
+                <w:rFonts w:asciiTheme="minorBidi" w:hAnsiTheme="minorBidi"/>
+                <w:sz w:val="22"/>
+                <w:szCs w:val="22"/>
+              </w:rPr>
+              <w:t>ParkingLot</w:t>
+            </w:r>
+            <w:proofErr w:type="spellEnd"/>
             <w:r>
               <w:rPr>
                 <w:rFonts w:asciiTheme="minorBidi" w:hAnsiTheme="minorBidi"/>
               </w:rPr>
               <w:t xml:space="preserve">), </w:t>
             </w:r>
+            <w:proofErr w:type="spellStart"/>
             <w:r>
               <w:rPr>
                 <w:rFonts w:asciiTheme="minorBidi" w:hAnsiTheme="minorBidi"/>
@@ -2996,12 +4104,14 @@
               </w:rPr>
               <w:t>floorNumber</w:t>
             </w:r>
+            <w:proofErr w:type="spellEnd"/>
             <w:r>
               <w:rPr>
                 <w:rFonts w:asciiTheme="minorBidi" w:hAnsiTheme="minorBidi"/>
               </w:rPr>
               <w:t xml:space="preserve">, </w:t>
             </w:r>
+            <w:proofErr w:type="spellStart"/>
             <w:r>
               <w:rPr>
                 <w:rFonts w:asciiTheme="minorBidi" w:hAnsiTheme="minorBidi"/>
@@ -3009,6 +4119,7 @@
               </w:rPr>
               <w:t>spaceNumber</w:t>
             </w:r>
+            <w:proofErr w:type="spellEnd"/>
             <w:r>
               <w:rPr>
                 <w:rFonts w:asciiTheme="minorBidi" w:hAnsiTheme="minorBidi"/>
@@ -3030,6 +4141,7 @@
                 <w:rtl/>
               </w:rPr>
             </w:pPr>
+            <w:proofErr w:type="spellStart"/>
             <w:r>
               <w:rPr>
                 <w:rFonts w:asciiTheme="minorBidi" w:hAnsiTheme="minorBidi"/>
@@ -3038,6 +4150,7 @@
               </w:rPr>
               <w:t>ParkingSpace</w:t>
             </w:r>
+            <w:proofErr w:type="spellEnd"/>
           </w:p>
         </w:tc>
       </w:tr>
@@ -3058,6 +4171,8 @@
                 <w:rtl/>
               </w:rPr>
             </w:pPr>
+            <w:proofErr w:type="spellStart"/>
+            <w:proofErr w:type="gramStart"/>
             <w:r>
               <w:rPr>
                 <w:rFonts w:asciiTheme="minorBidi" w:hAnsiTheme="minorBidi"/>
@@ -3065,16 +4180,9 @@
                 <w:szCs w:val="22"/>
                 <w:u w:val="single"/>
               </w:rPr>
-              <w:t xml:space="preserve">vehicleNumber(FK </w:t>
-            </w:r>
-            <w:r>
-              <w:rPr>
-                <w:rFonts w:asciiTheme="minorBidi" w:hAnsiTheme="minorBidi"/>
-                <w:sz w:val="22"/>
-                <w:szCs w:val="22"/>
-              </w:rPr>
-              <w:t xml:space="preserve"> Vehicle), </w:t>
-            </w:r>
+              <w:t>vehicleNumber</w:t>
+            </w:r>
+            <w:proofErr w:type="spellEnd"/>
             <w:r>
               <w:rPr>
                 <w:rFonts w:asciiTheme="minorBidi" w:hAnsiTheme="minorBidi"/>
@@ -3082,16 +4190,74 @@
                 <w:szCs w:val="22"/>
                 <w:u w:val="single"/>
               </w:rPr>
+              <w:t xml:space="preserve">(FK </w:t>
+            </w:r>
+            <w:r>
+              <w:rPr>
+                <w:rFonts w:asciiTheme="minorBidi" w:hAnsiTheme="minorBidi"/>
+                <w:sz w:val="22"/>
+                <w:szCs w:val="22"/>
+              </w:rPr>
+              <w:t xml:space="preserve"> Vehicle</w:t>
+            </w:r>
+            <w:proofErr w:type="gramEnd"/>
+            <w:r>
+              <w:rPr>
+                <w:rFonts w:asciiTheme="minorBidi" w:hAnsiTheme="minorBidi"/>
+                <w:sz w:val="22"/>
+                <w:szCs w:val="22"/>
+              </w:rPr>
+              <w:t xml:space="preserve">), </w:t>
+            </w:r>
+            <w:proofErr w:type="spellStart"/>
+            <w:proofErr w:type="gramStart"/>
+            <w:r>
+              <w:rPr>
+                <w:rFonts w:asciiTheme="minorBidi" w:hAnsiTheme="minorBidi"/>
+                <w:sz w:val="22"/>
+                <w:szCs w:val="22"/>
+                <w:u w:val="single"/>
+              </w:rPr>
               <w:t>uniqueNumber</w:t>
             </w:r>
-            <w:r>
-              <w:rPr>
-                <w:rFonts w:asciiTheme="minorBidi" w:hAnsiTheme="minorBidi"/>
-                <w:sz w:val="22"/>
-                <w:szCs w:val="22"/>
-              </w:rPr>
-              <w:t xml:space="preserve">(FK  ParkingSpace) , </w:t>
-            </w:r>
+            <w:proofErr w:type="spellEnd"/>
+            <w:r>
+              <w:rPr>
+                <w:rFonts w:asciiTheme="minorBidi" w:hAnsiTheme="minorBidi"/>
+                <w:sz w:val="22"/>
+                <w:szCs w:val="22"/>
+              </w:rPr>
+              <w:t xml:space="preserve">(FK  </w:t>
+            </w:r>
+            <w:proofErr w:type="spellStart"/>
+            <w:r>
+              <w:rPr>
+                <w:rFonts w:asciiTheme="minorBidi" w:hAnsiTheme="minorBidi"/>
+                <w:sz w:val="22"/>
+                <w:szCs w:val="22"/>
+              </w:rPr>
+              <w:t>ParkingSpace</w:t>
+            </w:r>
+            <w:proofErr w:type="spellEnd"/>
+            <w:r>
+              <w:rPr>
+                <w:rFonts w:asciiTheme="minorBidi" w:hAnsiTheme="minorBidi"/>
+                <w:sz w:val="22"/>
+                <w:szCs w:val="22"/>
+              </w:rPr>
+              <w:t>) ,</w:t>
+            </w:r>
+            <w:proofErr w:type="gramEnd"/>
+            <w:r>
+              <w:rPr>
+                <w:rFonts w:asciiTheme="minorBidi" w:hAnsiTheme="minorBidi"/>
+                <w:sz w:val="22"/>
+                <w:szCs w:val="22"/>
+              </w:rPr>
+              <w:t xml:space="preserve"> </w:t>
+            </w:r>
+            <w:proofErr w:type="spellStart"/>
+            <w:proofErr w:type="gramStart"/>
             <w:r>
               <w:rPr>
                 <w:rFonts w:asciiTheme="minorBidi" w:hAnsiTheme="minorBidi"/>
@@ -3101,14 +4267,44 @@
               </w:rPr>
               <w:t>floorNumber</w:t>
             </w:r>
-            <w:r>
-              <w:rPr>
-                <w:rFonts w:asciiTheme="minorBidi" w:hAnsiTheme="minorBidi"/>
-                <w:sz w:val="22"/>
-                <w:szCs w:val="22"/>
-              </w:rPr>
-              <w:t xml:space="preserve">(FK  ParkingSpace) , </w:t>
-            </w:r>
+            <w:proofErr w:type="spellEnd"/>
+            <w:r>
+              <w:rPr>
+                <w:rFonts w:asciiTheme="minorBidi" w:hAnsiTheme="minorBidi"/>
+                <w:sz w:val="22"/>
+                <w:szCs w:val="22"/>
+              </w:rPr>
+              <w:t xml:space="preserve">(FK  </w:t>
+            </w:r>
+            <w:proofErr w:type="spellStart"/>
+            <w:r>
+              <w:rPr>
+                <w:rFonts w:asciiTheme="minorBidi" w:hAnsiTheme="minorBidi"/>
+                <w:sz w:val="22"/>
+                <w:szCs w:val="22"/>
+              </w:rPr>
+              <w:t>ParkingSpace</w:t>
+            </w:r>
+            <w:proofErr w:type="spellEnd"/>
+            <w:r>
+              <w:rPr>
+                <w:rFonts w:asciiTheme="minorBidi" w:hAnsiTheme="minorBidi"/>
+                <w:sz w:val="22"/>
+                <w:szCs w:val="22"/>
+              </w:rPr>
+              <w:t>) ,</w:t>
+            </w:r>
+            <w:proofErr w:type="gramEnd"/>
+            <w:r>
+              <w:rPr>
+                <w:rFonts w:asciiTheme="minorBidi" w:hAnsiTheme="minorBidi"/>
+                <w:sz w:val="22"/>
+                <w:szCs w:val="22"/>
+              </w:rPr>
+              <w:t xml:space="preserve"> </w:t>
+            </w:r>
+            <w:proofErr w:type="spellStart"/>
+            <w:proofErr w:type="gramStart"/>
             <w:r>
               <w:rPr>
                 <w:rFonts w:asciiTheme="minorBidi" w:hAnsiTheme="minorBidi"/>
@@ -3116,16 +4312,9 @@
                 <w:szCs w:val="22"/>
                 <w:u w:val="single"/>
               </w:rPr>
-              <w:t xml:space="preserve">spaceNumber(FK </w:t>
-            </w:r>
-            <w:r>
-              <w:rPr>
-                <w:rFonts w:asciiTheme="minorBidi" w:hAnsiTheme="minorBidi"/>
-                <w:sz w:val="22"/>
-                <w:szCs w:val="22"/>
-              </w:rPr>
-              <w:t xml:space="preserve"> ParkingSpace), </w:t>
-            </w:r>
+              <w:t>spaceNumber</w:t>
+            </w:r>
+            <w:proofErr w:type="spellEnd"/>
             <w:r>
               <w:rPr>
                 <w:rFonts w:asciiTheme="minorBidi" w:hAnsiTheme="minorBidi"/>
@@ -3133,16 +4322,82 @@
                 <w:szCs w:val="22"/>
                 <w:u w:val="single"/>
               </w:rPr>
+              <w:t xml:space="preserve">(FK </w:t>
+            </w:r>
+            <w:r>
+              <w:rPr>
+                <w:rFonts w:asciiTheme="minorBidi" w:hAnsiTheme="minorBidi"/>
+                <w:sz w:val="22"/>
+                <w:szCs w:val="22"/>
+              </w:rPr>
+              <w:t xml:space="preserve"> </w:t>
+            </w:r>
+            <w:proofErr w:type="spellStart"/>
+            <w:r>
+              <w:rPr>
+                <w:rFonts w:asciiTheme="minorBidi" w:hAnsiTheme="minorBidi"/>
+                <w:sz w:val="22"/>
+                <w:szCs w:val="22"/>
+              </w:rPr>
+              <w:t>ParkingSpace</w:t>
+            </w:r>
+            <w:proofErr w:type="spellEnd"/>
+            <w:proofErr w:type="gramEnd"/>
+            <w:r>
+              <w:rPr>
+                <w:rFonts w:asciiTheme="minorBidi" w:hAnsiTheme="minorBidi"/>
+                <w:sz w:val="22"/>
+                <w:szCs w:val="22"/>
+              </w:rPr>
+              <w:t xml:space="preserve">), </w:t>
+            </w:r>
+            <w:proofErr w:type="spellStart"/>
+            <w:r>
+              <w:rPr>
+                <w:rFonts w:asciiTheme="minorBidi" w:hAnsiTheme="minorBidi"/>
+                <w:sz w:val="22"/>
+                <w:szCs w:val="22"/>
+                <w:u w:val="single"/>
+              </w:rPr>
               <w:t>startTime</w:t>
             </w:r>
-            <w:r>
-              <w:rPr>
-                <w:rFonts w:asciiTheme="minorBidi" w:hAnsiTheme="minorBidi"/>
-                <w:sz w:val="22"/>
-                <w:szCs w:val="22"/>
-              </w:rPr>
-              <w:t>, endTime, amountPaid</w:t>
-            </w:r>
+            <w:proofErr w:type="spellEnd"/>
+            <w:r>
+              <w:rPr>
+                <w:rFonts w:asciiTheme="minorBidi" w:hAnsiTheme="minorBidi"/>
+                <w:sz w:val="22"/>
+                <w:szCs w:val="22"/>
+              </w:rPr>
+              <w:t xml:space="preserve">, </w:t>
+            </w:r>
+            <w:proofErr w:type="spellStart"/>
+            <w:r>
+              <w:rPr>
+                <w:rFonts w:asciiTheme="minorBidi" w:hAnsiTheme="minorBidi"/>
+                <w:sz w:val="22"/>
+                <w:szCs w:val="22"/>
+              </w:rPr>
+              <w:t>endTime</w:t>
+            </w:r>
+            <w:proofErr w:type="spellEnd"/>
+            <w:r>
+              <w:rPr>
+                <w:rFonts w:asciiTheme="minorBidi" w:hAnsiTheme="minorBidi"/>
+                <w:sz w:val="22"/>
+                <w:szCs w:val="22"/>
+              </w:rPr>
+              <w:t xml:space="preserve">, </w:t>
+            </w:r>
+            <w:proofErr w:type="spellStart"/>
+            <w:r>
+              <w:rPr>
+                <w:rFonts w:asciiTheme="minorBidi" w:hAnsiTheme="minorBidi"/>
+                <w:sz w:val="22"/>
+                <w:szCs w:val="22"/>
+              </w:rPr>
+              <w:t>amountPaid</w:t>
+            </w:r>
+            <w:proofErr w:type="spellEnd"/>
           </w:p>
         </w:tc>
         <w:tc>
@@ -3158,12 +4413,14 @@
                 <w:rtl/>
               </w:rPr>
             </w:pPr>
+            <w:proofErr w:type="spellStart"/>
             <w:r>
               <w:rPr>
                 <w:rFonts w:asciiTheme="minorBidi" w:hAnsiTheme="minorBidi"/>
               </w:rPr>
               <w:t>ParksIn</w:t>
             </w:r>
+            <w:proofErr w:type="spellEnd"/>
           </w:p>
         </w:tc>
       </w:tr>
@@ -3211,6 +4468,7 @@
               </w:rPr>
               <w:t xml:space="preserve"> </w:t>
             </w:r>
+            <w:proofErr w:type="spellStart"/>
             <w:r>
               <w:rPr>
                 <w:rFonts w:asciiTheme="minorBidi" w:hAnsiTheme="minorBidi"/>
@@ -3220,6 +4478,7 @@
               </w:rPr>
               <w:t>ParkingLotID</w:t>
             </w:r>
+            <w:proofErr w:type="spellEnd"/>
             <w:r>
               <w:rPr>
                 <w:rFonts w:asciiTheme="minorBidi" w:hAnsiTheme="minorBidi"/>
@@ -3228,6 +4487,7 @@
               </w:rPr>
               <w:t xml:space="preserve">, </w:t>
             </w:r>
+            <w:proofErr w:type="spellStart"/>
             <w:r>
               <w:rPr>
                 <w:rFonts w:asciiTheme="minorBidi" w:hAnsiTheme="minorBidi"/>
@@ -3236,6 +4496,7 @@
               </w:rPr>
               <w:t>IsFast</w:t>
             </w:r>
+            <w:proofErr w:type="spellEnd"/>
             <w:r>
               <w:rPr>
                 <w:rFonts w:asciiTheme="minorBidi" w:hAnsiTheme="minorBidi"/>
@@ -3244,6 +4505,7 @@
               </w:rPr>
               <w:t xml:space="preserve">, </w:t>
             </w:r>
+            <w:proofErr w:type="spellStart"/>
             <w:r>
               <w:rPr>
                 <w:rFonts w:asciiTheme="minorBidi" w:hAnsiTheme="minorBidi"/>
@@ -3252,6 +4514,7 @@
               </w:rPr>
               <w:t>pricePerMin</w:t>
             </w:r>
+            <w:proofErr w:type="spellEnd"/>
           </w:p>
         </w:tc>
         <w:tc>
@@ -3266,12 +4529,14 @@
                 <w:rFonts w:asciiTheme="minorBidi" w:hAnsiTheme="minorBidi"/>
               </w:rPr>
             </w:pPr>
+            <w:proofErr w:type="spellStart"/>
             <w:r>
               <w:rPr>
                 <w:rFonts w:asciiTheme="minorBidi" w:hAnsiTheme="minorBidi"/>
               </w:rPr>
               <w:t>ChargingStation</w:t>
             </w:r>
+            <w:proofErr w:type="spellEnd"/>
           </w:p>
         </w:tc>
       </w:tr>
@@ -3294,6 +4559,7 @@
                 <w:lang w:val="en-GB"/>
               </w:rPr>
             </w:pPr>
+            <w:proofErr w:type="spellStart"/>
             <w:r>
               <w:rPr>
                 <w:rFonts w:asciiTheme="minorBidi" w:hAnsiTheme="minorBidi"/>
@@ -3301,7 +4567,17 @@
                 <w:szCs w:val="22"/>
                 <w:u w:val="single"/>
               </w:rPr>
-              <w:t>VehicleNumber, StationID</w:t>
+              <w:t>VehicleNumber</w:t>
+            </w:r>
+            <w:proofErr w:type="spellEnd"/>
+            <w:r>
+              <w:rPr>
+                <w:rFonts w:asciiTheme="minorBidi" w:hAnsiTheme="minorBidi"/>
+                <w:sz w:val="22"/>
+                <w:szCs w:val="22"/>
+                <w:u w:val="single"/>
+              </w:rPr>
+              <w:t>, StationID</w:t>
             </w:r>
             <w:r>
               <w:rPr>
@@ -3311,6 +4587,7 @@
               </w:rPr>
               <w:t xml:space="preserve">, </w:t>
             </w:r>
+            <w:proofErr w:type="spellStart"/>
             <w:r>
               <w:rPr>
                 <w:rFonts w:asciiTheme="minorBidi" w:hAnsiTheme="minorBidi"/>
@@ -3320,6 +4597,7 @@
               </w:rPr>
               <w:t>startTime</w:t>
             </w:r>
+            <w:proofErr w:type="spellEnd"/>
             <w:r>
               <w:rPr>
                 <w:rFonts w:asciiTheme="minorBidi" w:hAnsiTheme="minorBidi"/>
@@ -3329,6 +4607,7 @@
               </w:rPr>
               <w:t xml:space="preserve">, </w:t>
             </w:r>
+            <w:proofErr w:type="spellStart"/>
             <w:r>
               <w:rPr>
                 <w:rFonts w:asciiTheme="minorBidi" w:hAnsiTheme="minorBidi"/>
@@ -3338,6 +4617,7 @@
               </w:rPr>
               <w:t>endTime</w:t>
             </w:r>
+            <w:proofErr w:type="spellEnd"/>
             <w:r>
               <w:rPr>
                 <w:rFonts w:asciiTheme="minorBidi" w:hAnsiTheme="minorBidi"/>
@@ -3347,6 +4627,7 @@
               </w:rPr>
               <w:t>, j</w:t>
             </w:r>
+            <w:proofErr w:type="spellStart"/>
             <w:r>
               <w:rPr>
                 <w:rFonts w:asciiTheme="minorBidi" w:hAnsiTheme="minorBidi"/>
@@ -3355,6 +4636,7 @@
               </w:rPr>
               <w:t>oulesConsumed</w:t>
             </w:r>
+            <w:proofErr w:type="spellEnd"/>
           </w:p>
         </w:tc>
         <w:tc>
@@ -3415,7 +4697,6 @@
           <w:bCs/>
           <w:sz w:val="28"/>
           <w:szCs w:val="28"/>
-          <w:rtl/>
         </w:rPr>
       </w:pPr>
       <w:r>
@@ -3434,12 +4715,24 @@
       <w:pPr>
         <w:rPr>
           <w:rFonts w:asciiTheme="minorBidi" w:hAnsiTheme="minorBidi"/>
+          <w:b/>
+          <w:bCs/>
+          <w:sz w:val="28"/>
+          <w:szCs w:val="28"/>
           <w:rtl/>
         </w:rPr>
       </w:pPr>
-      <w:r>
-        <w:rPr>
-          <w:rFonts w:asciiTheme="minorBidi" w:hAnsiTheme="minorBidi" w:hint="cs"/>
+    </w:p>
+    <w:p>
+      <w:pPr>
+        <w:pStyle w:val="NoSpacing"/>
+        <w:rPr>
+          <w:rtl/>
+        </w:rPr>
+      </w:pPr>
+      <w:r>
+        <w:rPr>
+          <w:rFonts w:hint="cs"/>
           <w:rtl/>
         </w:rPr>
         <w:t xml:space="preserve">2.1 </w:t>
@@ -3479,12 +4772,56 @@
                 <w:rtl/>
               </w:rPr>
             </w:pPr>
-            <w:r>
-              <w:rPr>
-                <w:rFonts w:asciiTheme="minorBidi" w:hAnsiTheme="minorBidi"/>
-              </w:rPr>
-              <w:t>ParkingLot, MinutesParkingLot, DailyParkingLot, ParkingSpace</w:t>
-            </w:r>
+            <w:proofErr w:type="spellStart"/>
+            <w:r>
+              <w:rPr>
+                <w:rFonts w:asciiTheme="minorBidi" w:hAnsiTheme="minorBidi"/>
+              </w:rPr>
+              <w:t>ParkingLot</w:t>
+            </w:r>
+            <w:proofErr w:type="spellEnd"/>
+            <w:r>
+              <w:rPr>
+                <w:rFonts w:asciiTheme="minorBidi" w:hAnsiTheme="minorBidi"/>
+              </w:rPr>
+              <w:t xml:space="preserve">, </w:t>
+            </w:r>
+            <w:proofErr w:type="spellStart"/>
+            <w:r>
+              <w:rPr>
+                <w:rFonts w:asciiTheme="minorBidi" w:hAnsiTheme="minorBidi"/>
+              </w:rPr>
+              <w:t>MinutesParkingLot</w:t>
+            </w:r>
+            <w:proofErr w:type="spellEnd"/>
+            <w:r>
+              <w:rPr>
+                <w:rFonts w:asciiTheme="minorBidi" w:hAnsiTheme="minorBidi"/>
+              </w:rPr>
+              <w:t xml:space="preserve">, </w:t>
+            </w:r>
+            <w:proofErr w:type="spellStart"/>
+            <w:r>
+              <w:rPr>
+                <w:rFonts w:asciiTheme="minorBidi" w:hAnsiTheme="minorBidi"/>
+              </w:rPr>
+              <w:t>DailyParkingLot</w:t>
+            </w:r>
+            <w:proofErr w:type="spellEnd"/>
+            <w:r>
+              <w:rPr>
+                <w:rFonts w:asciiTheme="minorBidi" w:hAnsiTheme="minorBidi"/>
+              </w:rPr>
+              <w:t xml:space="preserve">, </w:t>
+            </w:r>
+            <w:proofErr w:type="spellStart"/>
+            <w:r>
+              <w:rPr>
+                <w:rFonts w:asciiTheme="minorBidi" w:hAnsiTheme="minorBidi"/>
+              </w:rPr>
+              <w:t>ParkingSpace</w:t>
+            </w:r>
+            <w:proofErr w:type="spellEnd"/>
           </w:p>
         </w:tc>
         <w:tc>
@@ -3537,8 +4874,16 @@
               <w:rPr>
                 <w:rFonts w:asciiTheme="minorBidi" w:hAnsiTheme="minorBidi"/>
               </w:rPr>
-              <w:t>Vehicle, ParksIn</w:t>
-            </w:r>
+              <w:t xml:space="preserve">Vehicle, </w:t>
+            </w:r>
+            <w:proofErr w:type="spellStart"/>
+            <w:r>
+              <w:rPr>
+                <w:rFonts w:asciiTheme="minorBidi" w:hAnsiTheme="minorBidi"/>
+              </w:rPr>
+              <w:t>ParksIn</w:t>
+            </w:r>
+            <w:proofErr w:type="spellEnd"/>
           </w:p>
         </w:tc>
         <w:tc>
@@ -3765,12 +5110,14 @@
           <w:rtl/>
         </w:rPr>
       </w:pPr>
+      <w:proofErr w:type="spellStart"/>
       <w:r>
         <w:rPr>
           <w:rFonts w:asciiTheme="minorBidi" w:hAnsiTheme="minorBidi"/>
         </w:rPr>
         <w:t>ParkingLot</w:t>
       </w:r>
+      <w:proofErr w:type="spellEnd"/>
       <w:r>
         <w:rPr>
           <w:rFonts w:asciiTheme="minorBidi" w:hAnsiTheme="minorBidi" w:hint="cs"/>
@@ -3778,12 +5125,14 @@
         </w:rPr>
         <w:t xml:space="preserve">, </w:t>
       </w:r>
+      <w:proofErr w:type="spellStart"/>
       <w:r>
         <w:rPr>
           <w:rFonts w:asciiTheme="minorBidi" w:hAnsiTheme="minorBidi"/>
         </w:rPr>
         <w:t>ParkingSpace</w:t>
       </w:r>
+      <w:proofErr w:type="spellEnd"/>
       <w:r>
         <w:rPr>
           <w:rFonts w:asciiTheme="minorBidi" w:hAnsiTheme="minorBidi" w:hint="cs"/>
@@ -3848,12 +5197,14 @@
           <w:rtl/>
         </w:rPr>
       </w:pPr>
+      <w:proofErr w:type="spellStart"/>
       <w:r>
         <w:rPr>
           <w:rFonts w:asciiTheme="minorBidi" w:hAnsiTheme="minorBidi"/>
         </w:rPr>
         <w:t>ParkingLot</w:t>
       </w:r>
+      <w:proofErr w:type="spellEnd"/>
       <w:r>
         <w:rPr>
           <w:rFonts w:asciiTheme="minorBidi" w:hAnsiTheme="minorBidi" w:hint="cs"/>
@@ -3861,12 +5212,14 @@
         </w:rPr>
         <w:t xml:space="preserve">, </w:t>
       </w:r>
+      <w:proofErr w:type="spellStart"/>
       <w:r>
         <w:rPr>
           <w:rFonts w:asciiTheme="minorBidi" w:hAnsiTheme="minorBidi"/>
         </w:rPr>
         <w:t>ParksIn</w:t>
       </w:r>
+      <w:proofErr w:type="spellEnd"/>
       <w:r>
         <w:rPr>
           <w:rFonts w:asciiTheme="minorBidi" w:hAnsiTheme="minorBidi" w:hint="cs"/>
@@ -3878,7 +5231,21 @@
         <w:rPr>
           <w:rFonts w:asciiTheme="minorBidi" w:hAnsiTheme="minorBidi"/>
         </w:rPr>
-        <w:t xml:space="preserve"> ParkingLot </w:t>
+        <w:t xml:space="preserve"> </w:t>
+      </w:r>
+      <w:proofErr w:type="spellStart"/>
+      <w:r>
+        <w:rPr>
+          <w:rFonts w:asciiTheme="minorBidi" w:hAnsiTheme="minorBidi"/>
+        </w:rPr>
+        <w:t>ParkingLot</w:t>
+      </w:r>
+      <w:proofErr w:type="spellEnd"/>
+      <w:r>
+        <w:rPr>
+          <w:rFonts w:asciiTheme="minorBidi" w:hAnsiTheme="minorBidi"/>
+        </w:rPr>
+        <w:t xml:space="preserve"> </w:t>
       </w:r>
       <w:r>
         <w:rPr>
@@ -3887,12 +5254,14 @@
         </w:rPr>
         <w:t xml:space="preserve">היא תשתית ואילו </w:t>
       </w:r>
+      <w:proofErr w:type="spellStart"/>
       <w:r>
         <w:rPr>
           <w:rFonts w:asciiTheme="minorBidi" w:hAnsiTheme="minorBidi"/>
         </w:rPr>
         <w:t>parksIn</w:t>
       </w:r>
+      <w:proofErr w:type="spellEnd"/>
       <w:r>
         <w:rPr>
           <w:rFonts w:asciiTheme="minorBidi" w:hAnsiTheme="minorBidi" w:hint="cs"/>
@@ -3924,21 +5293,79 @@
     </w:p>
     <w:p>
       <w:pPr>
+        <w:pStyle w:val="NoSpacing"/>
+      </w:pPr>
+      <w:r>
+        <w:rPr>
+          <w:rFonts w:hint="cs"/>
+          <w:rtl/>
+        </w:rPr>
+        <w:t>2.2</w:t>
+      </w:r>
+    </w:p>
+    <w:p>
+      <w:pPr>
+        <w:rPr>
+          <w:rFonts w:asciiTheme="minorBidi" w:hAnsiTheme="minorBidi"/>
+        </w:rPr>
+      </w:pPr>
+    </w:p>
+    <w:p>
+      <w:pPr>
         <w:rPr>
           <w:rFonts w:asciiTheme="minorBidi" w:hAnsiTheme="minorBidi" w:hint="cs"/>
-          <w:rtl/>
         </w:rPr>
       </w:pPr>
       <w:r>
         <w:rPr>
           <w:rFonts w:asciiTheme="minorBidi" w:hAnsiTheme="minorBidi" w:hint="cs"/>
-          <w:rtl/>
-        </w:rPr>
-        <w:t>2.2</w:t>
+          <w:noProof/>
+        </w:rPr>
+        <w:drawing>
+          <wp:inline distT="0" distB="0" distL="0" distR="0" wp14:anchorId="310B7885" wp14:editId="27E08783">
+            <wp:extent cx="5274310" cy="4180840"/>
+            <wp:effectExtent l="0" t="0" r="0" b="0"/>
+            <wp:docPr id="1431570395" name="Picture 5"/>
+            <wp:cNvGraphicFramePr>
+              <a:graphicFrameLocks xmlns:a="http://schemas.openxmlformats.org/drawingml/2006/main" noChangeAspect="1"/>
+            </wp:cNvGraphicFramePr>
+            <a:graphic xmlns:a="http://schemas.openxmlformats.org/drawingml/2006/main">
+              <a:graphicData uri="http://schemas.openxmlformats.org/drawingml/2006/picture">
+                <pic:pic xmlns:pic="http://schemas.openxmlformats.org/drawingml/2006/picture">
+                  <pic:nvPicPr>
+                    <pic:cNvPr id="1431570395" name="Picture 1431570395"/>
+                    <pic:cNvPicPr/>
+                  </pic:nvPicPr>
+                  <pic:blipFill>
+                    <a:blip r:embed="rId8">
+                      <a:extLst>
+                        <a:ext uri="{28A0092B-C50C-407E-A947-70E740481C1C}">
+                          <a14:useLocalDpi xmlns:a14="http://schemas.microsoft.com/office/drawing/2010/main" val="0"/>
+                        </a:ext>
+                      </a:extLst>
+                    </a:blip>
+                    <a:stretch>
+                      <a:fillRect/>
+                    </a:stretch>
+                  </pic:blipFill>
+                  <pic:spPr>
+                    <a:xfrm>
+                      <a:off x="0" y="0"/>
+                      <a:ext cx="5274310" cy="4180840"/>
+                    </a:xfrm>
+                    <a:prstGeom prst="rect">
+                      <a:avLst/>
+                    </a:prstGeom>
+                  </pic:spPr>
+                </pic:pic>
+              </a:graphicData>
+            </a:graphic>
+          </wp:inline>
+        </w:drawing>
       </w:r>
     </w:p>
     <w:sectPr>
-      <w:headerReference w:type="default" r:id="rId8"/>
+      <w:headerReference w:type="default" r:id="rId9"/>
       <w:pgSz w:w="11906" w:h="16838"/>
       <w:pgMar w:top="1440" w:right="1800" w:bottom="1440" w:left="1800" w:header="708" w:footer="708" w:gutter="0"/>
       <w:cols w:space="708"/>
@@ -4001,9 +5428,11 @@
       </w:rPr>
       <w:t xml:space="preserve">ת.ז מגישות: 213384860 </w:t>
     </w:r>
+    <w:proofErr w:type="spellStart"/>
     <w:r>
       <w:t>xxxxxxxxx</w:t>
     </w:r>
+    <w:proofErr w:type="spellEnd"/>
   </w:p>
 </w:hdr>
 </file>
@@ -5085,6 +6514,22 @@
     <w:uiPriority w:val="99"/>
     <w:rsid w:val="001A5E4C"/>
   </w:style>
+  <w:style w:type="paragraph" w:styleId="NoSpacing">
+    <w:name w:val="No Spacing"/>
+    <w:basedOn w:val="Normal"/>
+    <w:uiPriority w:val="1"/>
+    <w:qFormat/>
+    <w:rsid w:val="00FC0C1D"/>
+    <w:pPr>
+      <w:spacing w:line="276" w:lineRule="auto"/>
+      <w:ind w:left="-483" w:right="-426"/>
+    </w:pPr>
+    <w:rPr>
+      <w:rFonts w:asciiTheme="minorBidi" w:hAnsiTheme="minorBidi"/>
+      <w:b/>
+      <w:bCs/>
+    </w:rPr>
+  </w:style>
 </w:styles>
 </file>
 

--- a/ex4_solution_2026_Ascendant/ex4_Ascendant.docx
+++ b/ex4_solution_2026_Ascendant/ex4_Ascendant.docx
@@ -5313,7 +5313,7 @@
     <w:p>
       <w:pPr>
         <w:rPr>
-          <w:rFonts w:asciiTheme="minorBidi" w:hAnsiTheme="minorBidi" w:hint="cs"/>
+          <w:rFonts w:asciiTheme="minorBidi" w:hAnsiTheme="minorBidi"/>
         </w:rPr>
       </w:pPr>
       <w:r>
@@ -5364,8 +5364,125 @@
         </w:drawing>
       </w:r>
     </w:p>
+    <w:p>
+      <w:pPr>
+        <w:bidi w:val="0"/>
+        <w:rPr>
+          <w:rFonts w:asciiTheme="minorBidi" w:hAnsiTheme="minorBidi"/>
+        </w:rPr>
+      </w:pPr>
+      <w:r>
+        <w:rPr>
+          <w:rFonts w:asciiTheme="minorBidi" w:hAnsiTheme="minorBidi"/>
+        </w:rPr>
+        <w:br w:type="page"/>
+      </w:r>
+    </w:p>
+    <w:p>
+      <w:pPr>
+        <w:pStyle w:val="NoSpacing"/>
+      </w:pPr>
+      <w:r>
+        <w:lastRenderedPageBreak/>
+        <w:t>2.3</w:t>
+      </w:r>
+    </w:p>
+    <w:p>
+      <w:pPr>
+        <w:ind w:hanging="424"/>
+        <w:rPr>
+          <w:rFonts w:asciiTheme="minorBidi" w:hAnsiTheme="minorBidi" w:hint="cs"/>
+          <w:noProof/>
+        </w:rPr>
+      </w:pPr>
+      <w:r>
+        <w:rPr>
+          <w:rFonts w:asciiTheme="minorBidi" w:hAnsiTheme="minorBidi" w:hint="cs"/>
+          <w:noProof/>
+        </w:rPr>
+        <w:drawing>
+          <wp:inline distT="0" distB="0" distL="0" distR="0" wp14:anchorId="2D1A4687" wp14:editId="4CF910D9">
+            <wp:extent cx="5761990" cy="4394679"/>
+            <wp:effectExtent l="0" t="0" r="0" b="0"/>
+            <wp:docPr id="2070656747" name="Picture 7"/>
+            <wp:cNvGraphicFramePr>
+              <a:graphicFrameLocks xmlns:a="http://schemas.openxmlformats.org/drawingml/2006/main" noChangeAspect="1"/>
+            </wp:cNvGraphicFramePr>
+            <a:graphic xmlns:a="http://schemas.openxmlformats.org/drawingml/2006/main">
+              <a:graphicData uri="http://schemas.openxmlformats.org/drawingml/2006/picture">
+                <pic:pic xmlns:pic="http://schemas.openxmlformats.org/drawingml/2006/picture">
+                  <pic:nvPicPr>
+                    <pic:cNvPr id="2070656747" name="Picture 2070656747"/>
+                    <pic:cNvPicPr/>
+                  </pic:nvPicPr>
+                  <pic:blipFill>
+                    <a:blip r:embed="rId9">
+                      <a:extLst>
+                        <a:ext uri="{28A0092B-C50C-407E-A947-70E740481C1C}">
+                          <a14:useLocalDpi xmlns:a14="http://schemas.microsoft.com/office/drawing/2010/main" val="0"/>
+                        </a:ext>
+                      </a:extLst>
+                    </a:blip>
+                    <a:stretch>
+                      <a:fillRect/>
+                    </a:stretch>
+                  </pic:blipFill>
+                  <pic:spPr>
+                    <a:xfrm>
+                      <a:off x="0" y="0"/>
+                      <a:ext cx="5764896" cy="4396895"/>
+                    </a:xfrm>
+                    <a:prstGeom prst="rect">
+                      <a:avLst/>
+                    </a:prstGeom>
+                  </pic:spPr>
+                </pic:pic>
+              </a:graphicData>
+            </a:graphic>
+          </wp:inline>
+        </w:drawing>
+      </w:r>
+    </w:p>
+    <w:p>
+      <w:pPr>
+        <w:rPr>
+          <w:rFonts w:asciiTheme="minorBidi" w:hAnsiTheme="minorBidi" w:hint="cs"/>
+        </w:rPr>
+      </w:pPr>
+    </w:p>
+    <w:p>
+      <w:pPr>
+        <w:rPr>
+          <w:rFonts w:asciiTheme="minorBidi" w:hAnsiTheme="minorBidi" w:hint="cs"/>
+        </w:rPr>
+      </w:pPr>
+    </w:p>
+    <w:p>
+      <w:pPr>
+        <w:rPr>
+          <w:rFonts w:asciiTheme="minorBidi" w:hAnsiTheme="minorBidi" w:hint="cs"/>
+        </w:rPr>
+      </w:pPr>
+    </w:p>
+    <w:p>
+      <w:pPr>
+        <w:rPr>
+          <w:rFonts w:asciiTheme="minorBidi" w:hAnsiTheme="minorBidi" w:hint="cs"/>
+          <w:noProof/>
+        </w:rPr>
+      </w:pPr>
+    </w:p>
+    <w:p>
+      <w:pPr>
+        <w:pStyle w:val="NoSpacing"/>
+      </w:pPr>
+      <w:r>
+        <w:t>2.4</w:t>
+      </w:r>
+    </w:p>
+    <w:p/>
     <w:sectPr>
-      <w:headerReference w:type="default" r:id="rId9"/>
+      <w:headerReference w:type="default" r:id="rId10"/>
       <w:pgSz w:w="11906" w:h="16838"/>
       <w:pgMar w:top="1440" w:right="1800" w:bottom="1440" w:left="1800" w:header="708" w:footer="708" w:gutter="0"/>
       <w:cols w:space="708"/>

--- a/ex4_solution_2026_Ascendant/ex4_Ascendant.docx
+++ b/ex4_solution_2026_Ascendant/ex4_Ascendant.docx
@@ -5389,15 +5389,14 @@
     </w:p>
     <w:p>
       <w:pPr>
-        <w:ind w:hanging="424"/>
-        <w:rPr>
-          <w:rFonts w:asciiTheme="minorBidi" w:hAnsiTheme="minorBidi" w:hint="cs"/>
+        <w:rPr>
+          <w:rFonts w:hint="cs"/>
           <w:noProof/>
         </w:rPr>
       </w:pPr>
       <w:r>
         <w:rPr>
-          <w:rFonts w:asciiTheme="minorBidi" w:hAnsiTheme="minorBidi" w:hint="cs"/>
+          <w:rFonts w:hint="cs"/>
           <w:noProof/>
         </w:rPr>
         <w:drawing>
@@ -5445,46 +5444,1052 @@
     </w:p>
     <w:p>
       <w:pPr>
-        <w:rPr>
-          <w:rFonts w:asciiTheme="minorBidi" w:hAnsiTheme="minorBidi" w:hint="cs"/>
+        <w:bidi w:val="0"/>
+        <w:rPr>
+          <w:rFonts w:asciiTheme="minorBidi" w:hAnsiTheme="minorBidi"/>
         </w:rPr>
       </w:pPr>
-    </w:p>
-    <w:p>
-      <w:pPr>
-        <w:rPr>
-          <w:rFonts w:asciiTheme="minorBidi" w:hAnsiTheme="minorBidi" w:hint="cs"/>
-        </w:rPr>
-      </w:pPr>
-    </w:p>
-    <w:p>
-      <w:pPr>
-        <w:rPr>
-          <w:rFonts w:asciiTheme="minorBidi" w:hAnsiTheme="minorBidi" w:hint="cs"/>
-        </w:rPr>
-      </w:pPr>
-    </w:p>
-    <w:p>
-      <w:pPr>
-        <w:rPr>
-          <w:rFonts w:asciiTheme="minorBidi" w:hAnsiTheme="minorBidi" w:hint="cs"/>
-          <w:noProof/>
-        </w:rPr>
-      </w:pPr>
+      <w:r>
+        <w:rPr>
+          <w:rFonts w:asciiTheme="minorBidi" w:hAnsiTheme="minorBidi"/>
+        </w:rPr>
+        <w:br w:type="page"/>
+      </w:r>
     </w:p>
     <w:p>
       <w:pPr>
         <w:pStyle w:val="NoSpacing"/>
       </w:pPr>
       <w:r>
+        <w:lastRenderedPageBreak/>
         <w:t>2.4</w:t>
       </w:r>
+      <w:r>
+        <w:rPr>
+          <w:rFonts w:hint="cs"/>
+          <w:rtl/>
+        </w:rPr>
+        <w:t xml:space="preserve"> </w:t>
+      </w:r>
+      <w:r>
+        <w:rPr>
+          <w:rFonts w:hint="cs"/>
+          <w:color w:val="EE0000"/>
+          <w:rtl/>
+        </w:rPr>
+        <w:t>[</w:t>
+      </w:r>
+      <w:r>
+        <w:rPr>
+          <w:color w:val="EE0000"/>
+        </w:rPr>
+        <w:t>draft</w:t>
+      </w:r>
+      <w:r>
+        <w:rPr>
+          <w:rFonts w:hint="cs"/>
+          <w:color w:val="EE0000"/>
+          <w:rtl/>
+        </w:rPr>
+        <w:t>]</w:t>
+      </w:r>
+      <w:r>
+        <w:br/>
+      </w:r>
     </w:p>
-    <w:p/>
+    <w:tbl>
+      <w:tblPr>
+        <w:tblStyle w:val="TableGrid"/>
+        <w:bidiVisual/>
+        <w:tblW w:w="10437" w:type="dxa"/>
+        <w:tblInd w:w="-903" w:type="dxa"/>
+        <w:tblLook w:val="04A0" w:firstRow="1" w:lastRow="0" w:firstColumn="1" w:lastColumn="0" w:noHBand="0" w:noVBand="1"/>
+      </w:tblPr>
+      <w:tblGrid>
+        <w:gridCol w:w="2423"/>
+        <w:gridCol w:w="3247"/>
+        <w:gridCol w:w="1710"/>
+        <w:gridCol w:w="1053"/>
+        <w:gridCol w:w="2004"/>
+      </w:tblGrid>
+      <w:tr>
+        <w:trPr>
+          <w:trHeight w:val="364"/>
+        </w:trPr>
+        <w:tc>
+          <w:tcPr>
+            <w:tcW w:w="2423" w:type="dxa"/>
+            <w:shd w:val="clear" w:color="auto" w:fill="F2CEED" w:themeFill="accent5" w:themeFillTint="33"/>
+            <w:vAlign w:val="center"/>
+          </w:tcPr>
+          <w:p>
+            <w:pPr>
+              <w:spacing w:line="276" w:lineRule="auto"/>
+              <w:jc w:val="right"/>
+              <w:rPr>
+                <w:rtl/>
+              </w:rPr>
+            </w:pPr>
+            <w:r>
+              <w:rPr>
+                <w:rFonts w:ascii="Arial" w:hAnsi="Arial" w:cs="Arial"/>
+                <w:sz w:val="20"/>
+                <w:szCs w:val="20"/>
+              </w:rPr>
+              <w:t>Implementation</w:t>
+            </w:r>
+          </w:p>
+        </w:tc>
+        <w:tc>
+          <w:tcPr>
+            <w:tcW w:w="3247" w:type="dxa"/>
+            <w:shd w:val="clear" w:color="auto" w:fill="F2CEED" w:themeFill="accent5" w:themeFillTint="33"/>
+            <w:vAlign w:val="center"/>
+          </w:tcPr>
+          <w:p>
+            <w:pPr>
+              <w:spacing w:line="276" w:lineRule="auto"/>
+              <w:jc w:val="right"/>
+              <w:rPr>
+                <w:rtl/>
+              </w:rPr>
+            </w:pPr>
+            <w:r>
+              <w:rPr>
+                <w:rFonts w:ascii="Arial" w:hAnsi="Arial" w:cs="Arial"/>
+                <w:sz w:val="20"/>
+                <w:szCs w:val="20"/>
+              </w:rPr>
+              <w:t>Data Structure</w:t>
+            </w:r>
+          </w:p>
+        </w:tc>
+        <w:tc>
+          <w:tcPr>
+            <w:tcW w:w="1710" w:type="dxa"/>
+            <w:shd w:val="clear" w:color="auto" w:fill="F2CEED" w:themeFill="accent5" w:themeFillTint="33"/>
+            <w:vAlign w:val="center"/>
+          </w:tcPr>
+          <w:p>
+            <w:pPr>
+              <w:spacing w:line="276" w:lineRule="auto"/>
+              <w:jc w:val="right"/>
+              <w:rPr>
+                <w:rtl/>
+              </w:rPr>
+            </w:pPr>
+            <w:r>
+              <w:rPr>
+                <w:rFonts w:ascii="Arial" w:hAnsi="Arial" w:cs="Arial"/>
+                <w:sz w:val="20"/>
+                <w:szCs w:val="20"/>
+              </w:rPr>
+              <w:t>to</w:t>
+            </w:r>
+          </w:p>
+        </w:tc>
+        <w:tc>
+          <w:tcPr>
+            <w:tcW w:w="1053" w:type="dxa"/>
+            <w:shd w:val="clear" w:color="auto" w:fill="F2CEED" w:themeFill="accent5" w:themeFillTint="33"/>
+            <w:vAlign w:val="center"/>
+          </w:tcPr>
+          <w:p>
+            <w:pPr>
+              <w:spacing w:line="276" w:lineRule="auto"/>
+              <w:jc w:val="right"/>
+              <w:rPr>
+                <w:rtl/>
+              </w:rPr>
+            </w:pPr>
+            <w:r>
+              <w:rPr>
+                <w:rFonts w:ascii="Arial" w:hAnsi="Arial" w:cs="Arial"/>
+                <w:sz w:val="20"/>
+                <w:szCs w:val="20"/>
+              </w:rPr>
+              <w:t>from</w:t>
+            </w:r>
+          </w:p>
+        </w:tc>
+        <w:tc>
+          <w:tcPr>
+            <w:tcW w:w="2004" w:type="dxa"/>
+            <w:shd w:val="clear" w:color="auto" w:fill="F2CEED" w:themeFill="accent5" w:themeFillTint="33"/>
+            <w:vAlign w:val="center"/>
+          </w:tcPr>
+          <w:p>
+            <w:pPr>
+              <w:spacing w:line="276" w:lineRule="auto"/>
+              <w:jc w:val="right"/>
+              <w:rPr>
+                <w:rFonts w:hint="cs"/>
+                <w:rtl/>
+              </w:rPr>
+            </w:pPr>
+            <w:r>
+              <w:rPr>
+                <w:rFonts w:ascii="Arial" w:hAnsi="Arial" w:cs="Arial"/>
+                <w:sz w:val="20"/>
+                <w:szCs w:val="20"/>
+              </w:rPr>
+              <w:t>Flow Name</w:t>
+            </w:r>
+          </w:p>
+        </w:tc>
+      </w:tr>
+      <w:tr>
+        <w:trPr>
+          <w:trHeight w:val="378"/>
+        </w:trPr>
+        <w:tc>
+          <w:tcPr>
+            <w:tcW w:w="2423" w:type="dxa"/>
+            <w:vAlign w:val="center"/>
+          </w:tcPr>
+          <w:p>
+            <w:pPr>
+              <w:spacing w:line="276" w:lineRule="auto"/>
+              <w:jc w:val="right"/>
+              <w:rPr>
+                <w:rtl/>
+              </w:rPr>
+            </w:pPr>
+            <w:r>
+              <w:rPr>
+                <w:rFonts w:ascii="Arial" w:hAnsi="Arial" w:cs="Arial"/>
+                <w:sz w:val="20"/>
+                <w:szCs w:val="20"/>
+              </w:rPr>
+              <w:t>Inductive Loop Sensor</w:t>
+            </w:r>
+          </w:p>
+        </w:tc>
+        <w:tc>
+          <w:tcPr>
+            <w:tcW w:w="3247" w:type="dxa"/>
+            <w:vAlign w:val="center"/>
+          </w:tcPr>
+          <w:p>
+            <w:pPr>
+              <w:spacing w:line="276" w:lineRule="auto"/>
+              <w:jc w:val="right"/>
+              <w:rPr>
+                <w:rtl/>
+              </w:rPr>
+            </w:pPr>
+            <w:proofErr w:type="spellStart"/>
+            <w:r>
+              <w:rPr>
+                <w:rFonts w:ascii="Arial" w:hAnsi="Arial" w:cs="Arial"/>
+                <w:sz w:val="20"/>
+                <w:szCs w:val="20"/>
+              </w:rPr>
+              <w:t>SensorSignal</w:t>
+            </w:r>
+            <w:proofErr w:type="spellEnd"/>
+            <w:r>
+              <w:rPr>
+                <w:rFonts w:ascii="Arial" w:hAnsi="Arial" w:cs="Arial"/>
+                <w:sz w:val="20"/>
+                <w:szCs w:val="20"/>
+              </w:rPr>
+              <w:t xml:space="preserve"> OR </w:t>
+            </w:r>
+            <w:proofErr w:type="spellStart"/>
+            <w:r>
+              <w:rPr>
+                <w:rFonts w:ascii="Arial" w:hAnsi="Arial" w:cs="Arial"/>
+                <w:sz w:val="20"/>
+                <w:szCs w:val="20"/>
+              </w:rPr>
+              <w:t>ButtonPress</w:t>
+            </w:r>
+            <w:proofErr w:type="spellEnd"/>
+          </w:p>
+        </w:tc>
+        <w:tc>
+          <w:tcPr>
+            <w:tcW w:w="1710" w:type="dxa"/>
+            <w:vAlign w:val="center"/>
+          </w:tcPr>
+          <w:p>
+            <w:pPr>
+              <w:spacing w:line="276" w:lineRule="auto"/>
+              <w:jc w:val="right"/>
+              <w:rPr>
+                <w:rtl/>
+              </w:rPr>
+            </w:pPr>
+            <w:r>
+              <w:rPr>
+                <w:rFonts w:ascii="Arial" w:hAnsi="Arial" w:cs="Arial"/>
+                <w:sz w:val="20"/>
+                <w:szCs w:val="20"/>
+              </w:rPr>
+              <w:t xml:space="preserve">P1.1 </w:t>
+            </w:r>
+          </w:p>
+        </w:tc>
+        <w:tc>
+          <w:tcPr>
+            <w:tcW w:w="1053" w:type="dxa"/>
+            <w:vAlign w:val="center"/>
+          </w:tcPr>
+          <w:p>
+            <w:pPr>
+              <w:spacing w:line="276" w:lineRule="auto"/>
+              <w:jc w:val="right"/>
+              <w:rPr>
+                <w:rtl/>
+              </w:rPr>
+            </w:pPr>
+            <w:r>
+              <w:rPr>
+                <w:rFonts w:ascii="Arial" w:hAnsi="Arial" w:cs="Arial"/>
+                <w:sz w:val="20"/>
+                <w:szCs w:val="20"/>
+              </w:rPr>
+              <w:t>Driver</w:t>
+            </w:r>
+          </w:p>
+        </w:tc>
+        <w:tc>
+          <w:tcPr>
+            <w:tcW w:w="2004" w:type="dxa"/>
+            <w:vAlign w:val="center"/>
+          </w:tcPr>
+          <w:p>
+            <w:pPr>
+              <w:spacing w:line="276" w:lineRule="auto"/>
+              <w:jc w:val="right"/>
+              <w:rPr>
+                <w:rtl/>
+              </w:rPr>
+            </w:pPr>
+            <w:r>
+              <w:rPr>
+                <w:rFonts w:ascii="Arial" w:hAnsi="Arial" w:cs="Arial"/>
+                <w:sz w:val="20"/>
+                <w:szCs w:val="20"/>
+              </w:rPr>
+              <w:t>Check Availability</w:t>
+            </w:r>
+          </w:p>
+        </w:tc>
+      </w:tr>
+      <w:tr>
+        <w:trPr>
+          <w:trHeight w:val="364"/>
+        </w:trPr>
+        <w:tc>
+          <w:tcPr>
+            <w:tcW w:w="2423" w:type="dxa"/>
+            <w:vAlign w:val="center"/>
+          </w:tcPr>
+          <w:p>
+            <w:pPr>
+              <w:spacing w:line="276" w:lineRule="auto"/>
+              <w:jc w:val="right"/>
+              <w:rPr>
+                <w:rtl/>
+              </w:rPr>
+            </w:pPr>
+            <w:r>
+              <w:rPr>
+                <w:rFonts w:ascii="Arial" w:hAnsi="Arial" w:cs="Arial"/>
+                <w:sz w:val="20"/>
+                <w:szCs w:val="20"/>
+              </w:rPr>
+              <w:t>LED Signage</w:t>
+            </w:r>
+          </w:p>
+        </w:tc>
+        <w:tc>
+          <w:tcPr>
+            <w:tcW w:w="3247" w:type="dxa"/>
+            <w:vAlign w:val="center"/>
+          </w:tcPr>
+          <w:p>
+            <w:pPr>
+              <w:spacing w:line="276" w:lineRule="auto"/>
+              <w:jc w:val="right"/>
+              <w:rPr>
+                <w:rtl/>
+              </w:rPr>
+            </w:pPr>
+            <w:r>
+              <w:rPr>
+                <w:rFonts w:ascii="Arial" w:hAnsi="Arial" w:cs="Arial"/>
+                <w:sz w:val="20"/>
+                <w:szCs w:val="20"/>
+              </w:rPr>
+              <w:t>Status (Green/Red light)</w:t>
+            </w:r>
+          </w:p>
+        </w:tc>
+        <w:tc>
+          <w:tcPr>
+            <w:tcW w:w="1710" w:type="dxa"/>
+            <w:vAlign w:val="center"/>
+          </w:tcPr>
+          <w:p>
+            <w:pPr>
+              <w:spacing w:line="276" w:lineRule="auto"/>
+              <w:jc w:val="right"/>
+              <w:rPr>
+                <w:rtl/>
+              </w:rPr>
+            </w:pPr>
+            <w:r>
+              <w:rPr>
+                <w:rFonts w:ascii="Arial" w:hAnsi="Arial" w:cs="Arial"/>
+                <w:sz w:val="20"/>
+                <w:szCs w:val="20"/>
+              </w:rPr>
+              <w:t>Driver</w:t>
+            </w:r>
+          </w:p>
+        </w:tc>
+        <w:tc>
+          <w:tcPr>
+            <w:tcW w:w="1053" w:type="dxa"/>
+            <w:vAlign w:val="center"/>
+          </w:tcPr>
+          <w:p>
+            <w:pPr>
+              <w:spacing w:line="276" w:lineRule="auto"/>
+              <w:jc w:val="right"/>
+              <w:rPr>
+                <w:rtl/>
+              </w:rPr>
+            </w:pPr>
+            <w:r>
+              <w:rPr>
+                <w:rFonts w:ascii="Arial" w:hAnsi="Arial" w:cs="Arial"/>
+                <w:sz w:val="20"/>
+                <w:szCs w:val="20"/>
+              </w:rPr>
+              <w:t>P1.1</w:t>
+            </w:r>
+          </w:p>
+        </w:tc>
+        <w:tc>
+          <w:tcPr>
+            <w:tcW w:w="2004" w:type="dxa"/>
+            <w:vAlign w:val="center"/>
+          </w:tcPr>
+          <w:p>
+            <w:pPr>
+              <w:spacing w:line="276" w:lineRule="auto"/>
+              <w:jc w:val="right"/>
+              <w:rPr>
+                <w:rtl/>
+              </w:rPr>
+            </w:pPr>
+            <w:r>
+              <w:rPr>
+                <w:rFonts w:ascii="Arial" w:hAnsi="Arial" w:cs="Arial"/>
+                <w:sz w:val="20"/>
+                <w:szCs w:val="20"/>
+              </w:rPr>
+              <w:t>Space Availability</w:t>
+            </w:r>
+          </w:p>
+        </w:tc>
+      </w:tr>
+      <w:tr>
+        <w:trPr>
+          <w:trHeight w:val="364"/>
+        </w:trPr>
+        <w:tc>
+          <w:tcPr>
+            <w:tcW w:w="2423" w:type="dxa"/>
+            <w:vAlign w:val="center"/>
+          </w:tcPr>
+          <w:p>
+            <w:pPr>
+              <w:spacing w:line="276" w:lineRule="auto"/>
+              <w:jc w:val="right"/>
+              <w:rPr>
+                <w:rtl/>
+              </w:rPr>
+            </w:pPr>
+            <w:r>
+              <w:rPr>
+                <w:rFonts w:ascii="Arial" w:hAnsi="Arial" w:cs="Arial"/>
+                <w:sz w:val="20"/>
+                <w:szCs w:val="20"/>
+              </w:rPr>
+              <w:t>SQL INSERT Query</w:t>
+            </w:r>
+          </w:p>
+        </w:tc>
+        <w:tc>
+          <w:tcPr>
+            <w:tcW w:w="3247" w:type="dxa"/>
+            <w:vAlign w:val="center"/>
+          </w:tcPr>
+          <w:p>
+            <w:pPr>
+              <w:spacing w:line="276" w:lineRule="auto"/>
+              <w:jc w:val="right"/>
+              <w:rPr>
+                <w:rtl/>
+              </w:rPr>
+            </w:pPr>
+            <w:proofErr w:type="spellStart"/>
+            <w:proofErr w:type="gramStart"/>
+            <w:r>
+              <w:rPr>
+                <w:rFonts w:ascii="Arial" w:hAnsi="Arial" w:cs="Arial"/>
+                <w:sz w:val="20"/>
+                <w:szCs w:val="20"/>
+              </w:rPr>
+              <w:t>vehicleNumber</w:t>
+            </w:r>
+            <w:proofErr w:type="spellEnd"/>
+            <w:proofErr w:type="gramEnd"/>
+            <w:r>
+              <w:rPr>
+                <w:rFonts w:ascii="Arial" w:hAnsi="Arial" w:cs="Arial"/>
+                <w:sz w:val="20"/>
+                <w:szCs w:val="20"/>
+              </w:rPr>
+              <w:t xml:space="preserve">, </w:t>
+            </w:r>
+            <w:proofErr w:type="spellStart"/>
+            <w:proofErr w:type="gramStart"/>
+            <w:r>
+              <w:rPr>
+                <w:rFonts w:ascii="Arial" w:hAnsi="Arial" w:cs="Arial"/>
+                <w:sz w:val="20"/>
+                <w:szCs w:val="20"/>
+              </w:rPr>
+              <w:t>startTime</w:t>
+            </w:r>
+            <w:proofErr w:type="spellEnd"/>
+            <w:proofErr w:type="gramEnd"/>
+            <w:r>
+              <w:rPr>
+                <w:rFonts w:ascii="Arial" w:hAnsi="Arial" w:cs="Arial"/>
+                <w:sz w:val="20"/>
+                <w:szCs w:val="20"/>
+              </w:rPr>
+              <w:t xml:space="preserve">, </w:t>
+            </w:r>
+            <w:proofErr w:type="spellStart"/>
+            <w:r>
+              <w:rPr>
+                <w:rFonts w:ascii="Arial" w:hAnsi="Arial" w:cs="Arial"/>
+                <w:sz w:val="20"/>
+                <w:szCs w:val="20"/>
+              </w:rPr>
+              <w:t>stationID</w:t>
+            </w:r>
+            <w:proofErr w:type="spellEnd"/>
+            <w:r>
+              <w:rPr>
+                <w:rFonts w:ascii="Arial" w:hAnsi="Arial" w:cs="Arial"/>
+                <w:sz w:val="20"/>
+                <w:szCs w:val="20"/>
+              </w:rPr>
+              <w:t xml:space="preserve"> (if applicable)</w:t>
+            </w:r>
+          </w:p>
+        </w:tc>
+        <w:tc>
+          <w:tcPr>
+            <w:tcW w:w="1710" w:type="dxa"/>
+            <w:vAlign w:val="center"/>
+          </w:tcPr>
+          <w:p>
+            <w:pPr>
+              <w:spacing w:line="276" w:lineRule="auto"/>
+              <w:jc w:val="right"/>
+              <w:rPr>
+                <w:rtl/>
+              </w:rPr>
+            </w:pPr>
+            <w:r>
+              <w:rPr>
+                <w:rFonts w:ascii="Arial" w:hAnsi="Arial" w:cs="Arial"/>
+                <w:sz w:val="20"/>
+                <w:szCs w:val="20"/>
+              </w:rPr>
+              <w:t>D2 Operations</w:t>
+            </w:r>
+          </w:p>
+        </w:tc>
+        <w:tc>
+          <w:tcPr>
+            <w:tcW w:w="1053" w:type="dxa"/>
+            <w:vAlign w:val="center"/>
+          </w:tcPr>
+          <w:p>
+            <w:pPr>
+              <w:spacing w:line="276" w:lineRule="auto"/>
+              <w:jc w:val="right"/>
+              <w:rPr>
+                <w:rtl/>
+              </w:rPr>
+            </w:pPr>
+            <w:r>
+              <w:rPr>
+                <w:rFonts w:ascii="Arial" w:hAnsi="Arial" w:cs="Arial"/>
+                <w:sz w:val="20"/>
+                <w:szCs w:val="20"/>
+              </w:rPr>
+              <w:t>P1.2</w:t>
+            </w:r>
+          </w:p>
+        </w:tc>
+        <w:tc>
+          <w:tcPr>
+            <w:tcW w:w="2004" w:type="dxa"/>
+            <w:vAlign w:val="center"/>
+          </w:tcPr>
+          <w:p>
+            <w:pPr>
+              <w:spacing w:line="276" w:lineRule="auto"/>
+              <w:jc w:val="right"/>
+              <w:rPr>
+                <w:rtl/>
+              </w:rPr>
+            </w:pPr>
+            <w:r>
+              <w:rPr>
+                <w:rFonts w:ascii="Arial" w:hAnsi="Arial" w:cs="Arial"/>
+                <w:sz w:val="20"/>
+                <w:szCs w:val="20"/>
+              </w:rPr>
+              <w:t>Create Parking Record</w:t>
+            </w:r>
+          </w:p>
+        </w:tc>
+      </w:tr>
+      <w:tr>
+        <w:trPr>
+          <w:trHeight w:val="364"/>
+        </w:trPr>
+        <w:tc>
+          <w:tcPr>
+            <w:tcW w:w="2423" w:type="dxa"/>
+            <w:vAlign w:val="center"/>
+          </w:tcPr>
+          <w:p>
+            <w:pPr>
+              <w:spacing w:line="276" w:lineRule="auto"/>
+              <w:jc w:val="right"/>
+              <w:rPr>
+                <w:rtl/>
+              </w:rPr>
+            </w:pPr>
+            <w:r>
+              <w:rPr>
+                <w:rFonts w:ascii="Arial" w:hAnsi="Arial" w:cs="Arial"/>
+                <w:sz w:val="20"/>
+                <w:szCs w:val="20"/>
+              </w:rPr>
+              <w:t>Barcode Scanner / LPR Camera</w:t>
+            </w:r>
+          </w:p>
+        </w:tc>
+        <w:tc>
+          <w:tcPr>
+            <w:tcW w:w="3247" w:type="dxa"/>
+            <w:vAlign w:val="center"/>
+          </w:tcPr>
+          <w:p>
+            <w:pPr>
+              <w:spacing w:line="276" w:lineRule="auto"/>
+              <w:jc w:val="right"/>
+              <w:rPr>
+                <w:rtl/>
+              </w:rPr>
+            </w:pPr>
+            <w:proofErr w:type="spellStart"/>
+            <w:r>
+              <w:rPr>
+                <w:rFonts w:ascii="Arial" w:hAnsi="Arial" w:cs="Arial"/>
+                <w:sz w:val="20"/>
+                <w:szCs w:val="20"/>
+              </w:rPr>
+              <w:t>vehicleNumber</w:t>
+            </w:r>
+            <w:proofErr w:type="spellEnd"/>
+            <w:r>
+              <w:rPr>
+                <w:rFonts w:ascii="Arial" w:hAnsi="Arial" w:cs="Arial"/>
+                <w:sz w:val="20"/>
+                <w:szCs w:val="20"/>
+              </w:rPr>
+              <w:t xml:space="preserve"> OR </w:t>
+            </w:r>
+            <w:proofErr w:type="spellStart"/>
+            <w:r>
+              <w:rPr>
+                <w:rFonts w:ascii="Arial" w:hAnsi="Arial" w:cs="Arial"/>
+                <w:sz w:val="20"/>
+                <w:szCs w:val="20"/>
+              </w:rPr>
+              <w:t>ticketBarcode</w:t>
+            </w:r>
+            <w:proofErr w:type="spellEnd"/>
+          </w:p>
+        </w:tc>
+        <w:tc>
+          <w:tcPr>
+            <w:tcW w:w="1710" w:type="dxa"/>
+            <w:vAlign w:val="center"/>
+          </w:tcPr>
+          <w:p>
+            <w:pPr>
+              <w:spacing w:line="276" w:lineRule="auto"/>
+              <w:jc w:val="right"/>
+              <w:rPr>
+                <w:rtl/>
+              </w:rPr>
+            </w:pPr>
+            <w:r>
+              <w:rPr>
+                <w:rFonts w:ascii="Arial" w:hAnsi="Arial" w:cs="Arial"/>
+                <w:sz w:val="20"/>
+                <w:szCs w:val="20"/>
+              </w:rPr>
+              <w:t>P1.3 Calculate Pay</w:t>
+            </w:r>
+          </w:p>
+        </w:tc>
+        <w:tc>
+          <w:tcPr>
+            <w:tcW w:w="1053" w:type="dxa"/>
+            <w:vAlign w:val="center"/>
+          </w:tcPr>
+          <w:p>
+            <w:pPr>
+              <w:spacing w:line="276" w:lineRule="auto"/>
+              <w:jc w:val="right"/>
+              <w:rPr>
+                <w:rtl/>
+              </w:rPr>
+            </w:pPr>
+            <w:r>
+              <w:rPr>
+                <w:rFonts w:ascii="Arial" w:hAnsi="Arial" w:cs="Arial"/>
+                <w:sz w:val="20"/>
+                <w:szCs w:val="20"/>
+              </w:rPr>
+              <w:t>Driver</w:t>
+            </w:r>
+          </w:p>
+        </w:tc>
+        <w:tc>
+          <w:tcPr>
+            <w:tcW w:w="2004" w:type="dxa"/>
+            <w:vAlign w:val="center"/>
+          </w:tcPr>
+          <w:p>
+            <w:pPr>
+              <w:spacing w:line="276" w:lineRule="auto"/>
+              <w:jc w:val="right"/>
+              <w:rPr>
+                <w:rtl/>
+              </w:rPr>
+            </w:pPr>
+            <w:r>
+              <w:rPr>
+                <w:rFonts w:ascii="Arial" w:hAnsi="Arial" w:cs="Arial"/>
+                <w:sz w:val="20"/>
+                <w:szCs w:val="20"/>
+              </w:rPr>
+              <w:t>Vehicle ID</w:t>
+            </w:r>
+          </w:p>
+        </w:tc>
+      </w:tr>
+      <w:tr>
+        <w:trPr>
+          <w:trHeight w:val="378"/>
+        </w:trPr>
+        <w:tc>
+          <w:tcPr>
+            <w:tcW w:w="2423" w:type="dxa"/>
+            <w:vAlign w:val="center"/>
+          </w:tcPr>
+          <w:p>
+            <w:pPr>
+              <w:spacing w:line="276" w:lineRule="auto"/>
+              <w:jc w:val="right"/>
+              <w:rPr>
+                <w:rtl/>
+              </w:rPr>
+            </w:pPr>
+            <w:r>
+              <w:rPr>
+                <w:rFonts w:ascii="Arial" w:hAnsi="Arial" w:cs="Arial"/>
+                <w:sz w:val="20"/>
+                <w:szCs w:val="20"/>
+              </w:rPr>
+              <w:t>Internal Variable / Object Transfer</w:t>
+            </w:r>
+          </w:p>
+        </w:tc>
+        <w:tc>
+          <w:tcPr>
+            <w:tcW w:w="3247" w:type="dxa"/>
+            <w:vAlign w:val="center"/>
+          </w:tcPr>
+          <w:p>
+            <w:pPr>
+              <w:spacing w:line="276" w:lineRule="auto"/>
+              <w:jc w:val="right"/>
+              <w:rPr>
+                <w:rtl/>
+              </w:rPr>
+            </w:pPr>
+            <w:proofErr w:type="spellStart"/>
+            <w:r>
+              <w:rPr>
+                <w:rFonts w:ascii="Arial" w:hAnsi="Arial" w:cs="Arial"/>
+                <w:sz w:val="20"/>
+                <w:szCs w:val="20"/>
+              </w:rPr>
+              <w:t>amountPaid</w:t>
+            </w:r>
+            <w:proofErr w:type="spellEnd"/>
+            <w:r>
+              <w:rPr>
+                <w:rFonts w:ascii="Arial" w:hAnsi="Arial" w:cs="Arial"/>
+                <w:sz w:val="20"/>
+                <w:szCs w:val="20"/>
+              </w:rPr>
+              <w:t>, currency</w:t>
+            </w:r>
+          </w:p>
+        </w:tc>
+        <w:tc>
+          <w:tcPr>
+            <w:tcW w:w="1710" w:type="dxa"/>
+            <w:vAlign w:val="center"/>
+          </w:tcPr>
+          <w:p>
+            <w:pPr>
+              <w:spacing w:line="276" w:lineRule="auto"/>
+              <w:jc w:val="right"/>
+              <w:rPr>
+                <w:rtl/>
+              </w:rPr>
+            </w:pPr>
+            <w:r>
+              <w:rPr>
+                <w:rFonts w:ascii="Arial" w:hAnsi="Arial" w:cs="Arial"/>
+                <w:sz w:val="20"/>
+                <w:szCs w:val="20"/>
+              </w:rPr>
+              <w:t>P1.4 Register Exit</w:t>
+            </w:r>
+          </w:p>
+        </w:tc>
+        <w:tc>
+          <w:tcPr>
+            <w:tcW w:w="1053" w:type="dxa"/>
+            <w:vAlign w:val="center"/>
+          </w:tcPr>
+          <w:p>
+            <w:pPr>
+              <w:spacing w:line="276" w:lineRule="auto"/>
+              <w:jc w:val="right"/>
+              <w:rPr>
+                <w:rtl/>
+              </w:rPr>
+            </w:pPr>
+            <w:r>
+              <w:rPr>
+                <w:rFonts w:ascii="Arial" w:hAnsi="Arial" w:cs="Arial"/>
+                <w:sz w:val="20"/>
+                <w:szCs w:val="20"/>
+              </w:rPr>
+              <w:t>P1.3</w:t>
+            </w:r>
+          </w:p>
+        </w:tc>
+        <w:tc>
+          <w:tcPr>
+            <w:tcW w:w="2004" w:type="dxa"/>
+            <w:vAlign w:val="center"/>
+          </w:tcPr>
+          <w:p>
+            <w:pPr>
+              <w:spacing w:line="276" w:lineRule="auto"/>
+              <w:jc w:val="right"/>
+              <w:rPr>
+                <w:rtl/>
+              </w:rPr>
+            </w:pPr>
+            <w:r>
+              <w:rPr>
+                <w:rFonts w:ascii="Arial" w:hAnsi="Arial" w:cs="Arial"/>
+                <w:sz w:val="20"/>
+                <w:szCs w:val="20"/>
+              </w:rPr>
+              <w:t>Payment Detail</w:t>
+            </w:r>
+          </w:p>
+        </w:tc>
+      </w:tr>
+      <w:tr>
+        <w:trPr>
+          <w:trHeight w:val="364"/>
+        </w:trPr>
+        <w:tc>
+          <w:tcPr>
+            <w:tcW w:w="2423" w:type="dxa"/>
+            <w:vAlign w:val="center"/>
+          </w:tcPr>
+          <w:p>
+            <w:pPr>
+              <w:spacing w:line="276" w:lineRule="auto"/>
+              <w:jc w:val="right"/>
+              <w:rPr>
+                <w:rtl/>
+              </w:rPr>
+            </w:pPr>
+            <w:r>
+              <w:rPr>
+                <w:rFonts w:ascii="Arial" w:hAnsi="Arial" w:cs="Arial"/>
+                <w:sz w:val="20"/>
+                <w:szCs w:val="20"/>
+              </w:rPr>
+              <w:t>SQL UPDATE Query</w:t>
+            </w:r>
+          </w:p>
+        </w:tc>
+        <w:tc>
+          <w:tcPr>
+            <w:tcW w:w="3247" w:type="dxa"/>
+            <w:vAlign w:val="center"/>
+          </w:tcPr>
+          <w:p>
+            <w:pPr>
+              <w:spacing w:line="276" w:lineRule="auto"/>
+              <w:jc w:val="right"/>
+              <w:rPr>
+                <w:rtl/>
+              </w:rPr>
+            </w:pPr>
+            <w:proofErr w:type="spellStart"/>
+            <w:r>
+              <w:rPr>
+                <w:rFonts w:ascii="Arial" w:hAnsi="Arial" w:cs="Arial"/>
+                <w:sz w:val="20"/>
+                <w:szCs w:val="20"/>
+              </w:rPr>
+              <w:t>amountPaid</w:t>
+            </w:r>
+            <w:proofErr w:type="spellEnd"/>
+            <w:r>
+              <w:rPr>
+                <w:rFonts w:ascii="Arial" w:hAnsi="Arial" w:cs="Arial"/>
+                <w:sz w:val="20"/>
+                <w:szCs w:val="20"/>
+              </w:rPr>
+              <w:t xml:space="preserve">, </w:t>
+            </w:r>
+            <w:proofErr w:type="spellStart"/>
+            <w:r>
+              <w:rPr>
+                <w:rFonts w:ascii="Arial" w:hAnsi="Arial" w:cs="Arial"/>
+                <w:sz w:val="20"/>
+                <w:szCs w:val="20"/>
+              </w:rPr>
+              <w:t>endTime</w:t>
+            </w:r>
+            <w:proofErr w:type="spellEnd"/>
+          </w:p>
+        </w:tc>
+        <w:tc>
+          <w:tcPr>
+            <w:tcW w:w="1710" w:type="dxa"/>
+            <w:vAlign w:val="center"/>
+          </w:tcPr>
+          <w:p>
+            <w:pPr>
+              <w:spacing w:line="276" w:lineRule="auto"/>
+              <w:jc w:val="right"/>
+              <w:rPr>
+                <w:rtl/>
+              </w:rPr>
+            </w:pPr>
+            <w:r>
+              <w:rPr>
+                <w:rFonts w:ascii="Arial" w:hAnsi="Arial" w:cs="Arial"/>
+                <w:sz w:val="20"/>
+                <w:szCs w:val="20"/>
+              </w:rPr>
+              <w:t>D2 Operations</w:t>
+            </w:r>
+          </w:p>
+        </w:tc>
+        <w:tc>
+          <w:tcPr>
+            <w:tcW w:w="1053" w:type="dxa"/>
+            <w:vAlign w:val="center"/>
+          </w:tcPr>
+          <w:p>
+            <w:pPr>
+              <w:spacing w:line="276" w:lineRule="auto"/>
+              <w:jc w:val="right"/>
+              <w:rPr>
+                <w:rtl/>
+              </w:rPr>
+            </w:pPr>
+            <w:r>
+              <w:rPr>
+                <w:rFonts w:ascii="Arial" w:hAnsi="Arial" w:cs="Arial"/>
+                <w:sz w:val="20"/>
+                <w:szCs w:val="20"/>
+              </w:rPr>
+              <w:t>P1.4</w:t>
+            </w:r>
+          </w:p>
+        </w:tc>
+        <w:tc>
+          <w:tcPr>
+            <w:tcW w:w="2004" w:type="dxa"/>
+            <w:vAlign w:val="center"/>
+          </w:tcPr>
+          <w:p>
+            <w:pPr>
+              <w:spacing w:line="276" w:lineRule="auto"/>
+              <w:jc w:val="right"/>
+              <w:rPr>
+                <w:rtl/>
+              </w:rPr>
+            </w:pPr>
+            <w:r>
+              <w:rPr>
+                <w:rFonts w:ascii="Arial" w:hAnsi="Arial" w:cs="Arial"/>
+                <w:sz w:val="20"/>
+                <w:szCs w:val="20"/>
+              </w:rPr>
+              <w:t>Update Paid Amount</w:t>
+            </w:r>
+          </w:p>
+        </w:tc>
+      </w:tr>
+    </w:tbl>
+    <w:p>
+      <w:pPr>
+        <w:spacing w:line="276" w:lineRule="auto"/>
+        <w:ind w:left="-483" w:right="-426"/>
+        <w:jc w:val="right"/>
+      </w:pPr>
+    </w:p>
     <w:sectPr>
       <w:headerReference w:type="default" r:id="rId10"/>
       <w:pgSz w:w="11906" w:h="16838"/>
-      <w:pgMar w:top="1440" w:right="1800" w:bottom="1440" w:left="1800" w:header="708" w:footer="708" w:gutter="0"/>
+      <w:pgMar w:top="1440" w:right="1800" w:bottom="1440" w:left="720" w:header="708" w:footer="708" w:gutter="0"/>
       <w:cols w:space="708"/>
       <w:bidi/>
       <w:rtlGutter/>
@@ -6647,6 +7652,30 @@
       <w:bCs/>
     </w:rPr>
   </w:style>
+  <w:style w:type="character" w:styleId="Strong">
+    <w:name w:val="Strong"/>
+    <w:basedOn w:val="DefaultParagraphFont"/>
+    <w:uiPriority w:val="22"/>
+    <w:qFormat/>
+    <w:rsid w:val="00DD29B0"/>
+    <w:rPr>
+      <w:b/>
+      <w:bCs/>
+    </w:rPr>
+  </w:style>
+  <w:style w:type="character" w:styleId="HTMLCode">
+    <w:name w:val="HTML Code"/>
+    <w:basedOn w:val="DefaultParagraphFont"/>
+    <w:uiPriority w:val="99"/>
+    <w:semiHidden/>
+    <w:unhideWhenUsed/>
+    <w:rsid w:val="00DD29B0"/>
+    <w:rPr>
+      <w:rFonts w:ascii="Courier New" w:eastAsia="Times New Roman" w:hAnsi="Courier New" w:cs="Courier New"/>
+      <w:sz w:val="20"/>
+      <w:szCs w:val="20"/>
+    </w:rPr>
+  </w:style>
 </w:styles>
 </file>
 

--- a/ex4_solution_2026_Ascendant/ex4_Ascendant.docx
+++ b/ex4_solution_2026_Ascendant/ex4_Ascendant.docx
@@ -565,7 +565,7 @@
         <w:spacing w:line="276" w:lineRule="auto"/>
         <w:ind w:left="-483" w:right="-426" w:hanging="301"/>
         <w:rPr>
-          <w:rFonts w:asciiTheme="minorBidi" w:hAnsiTheme="minorBidi" w:hint="cs"/>
+          <w:rFonts w:asciiTheme="minorBidi" w:hAnsiTheme="minorBidi"/>
           <w:rtl/>
         </w:rPr>
       </w:pPr>
@@ -1593,7 +1593,7 @@
     </w:p>
     <w:p>
       <w:pPr>
-        <w:pStyle w:val="NoSpacing"/>
+        <w:pStyle w:val="af4"/>
         <w:rPr>
           <w:rtl/>
         </w:rPr>
@@ -1638,7 +1638,7 @@
     </w:p>
     <w:p>
       <w:pPr>
-        <w:pStyle w:val="NoSpacing"/>
+        <w:pStyle w:val="af4"/>
         <w:rPr>
           <w:rtl/>
         </w:rPr>
@@ -1646,7 +1646,7 @@
     </w:p>
     <w:tbl>
       <w:tblPr>
-        <w:tblStyle w:val="TableGrid"/>
+        <w:tblStyle w:val="ae"/>
         <w:bidiVisual/>
         <w:tblW w:w="0" w:type="auto"/>
         <w:tblLook w:val="04A0" w:firstRow="1" w:lastRow="0" w:firstColumn="1" w:lastColumn="0" w:noHBand="0" w:noVBand="1"/>
@@ -1673,7 +1673,6 @@
               </w:rPr>
             </w:pPr>
             <w:proofErr w:type="spellStart"/>
-            <w:proofErr w:type="gramStart"/>
             <w:r>
               <w:rPr>
                 <w:rFonts w:asciiTheme="minorBidi" w:hAnsiTheme="minorBidi"/>
@@ -1684,7 +1683,6 @@
               <w:t>uniqueNumber</w:t>
             </w:r>
             <w:proofErr w:type="spellEnd"/>
-            <w:proofErr w:type="gramEnd"/>
             <w:r>
               <w:rPr>
                 <w:rFonts w:asciiTheme="minorBidi" w:hAnsiTheme="minorBidi"/>
@@ -1961,7 +1959,6 @@
               </w:rPr>
             </w:pPr>
             <w:proofErr w:type="spellStart"/>
-            <w:proofErr w:type="gramStart"/>
             <w:r>
               <w:rPr>
                 <w:rFonts w:asciiTheme="minorBidi" w:hAnsiTheme="minorBidi"/>
@@ -1970,7 +1967,6 @@
               <w:t>vehicleNumber</w:t>
             </w:r>
             <w:proofErr w:type="spellEnd"/>
-            <w:proofErr w:type="gramEnd"/>
             <w:r>
               <w:rPr>
                 <w:rFonts w:asciiTheme="minorBidi" w:hAnsiTheme="minorBidi"/>
@@ -2491,7 +2487,7 @@
     </w:p>
     <w:p>
       <w:pPr>
-        <w:pStyle w:val="NoSpacing"/>
+        <w:pStyle w:val="af4"/>
         <w:rPr>
           <w:rtl/>
         </w:rPr>
@@ -2505,7 +2501,7 @@
     </w:p>
     <w:tbl>
       <w:tblPr>
-        <w:tblStyle w:val="TableGrid"/>
+        <w:tblStyle w:val="ae"/>
         <w:bidiVisual/>
         <w:tblW w:w="0" w:type="auto"/>
         <w:tblLook w:val="04A0" w:firstRow="1" w:lastRow="0" w:firstColumn="1" w:lastColumn="0" w:noHBand="0" w:noVBand="1"/>
@@ -2532,7 +2528,6 @@
               </w:rPr>
             </w:pPr>
             <w:proofErr w:type="spellStart"/>
-            <w:proofErr w:type="gramStart"/>
             <w:r>
               <w:rPr>
                 <w:rFonts w:asciiTheme="minorBidi" w:hAnsiTheme="minorBidi"/>
@@ -2543,7 +2538,6 @@
               <w:t>uniqueNumber</w:t>
             </w:r>
             <w:proofErr w:type="spellEnd"/>
-            <w:proofErr w:type="gramEnd"/>
             <w:r>
               <w:rPr>
                 <w:rFonts w:asciiTheme="minorBidi" w:hAnsiTheme="minorBidi"/>
@@ -2726,7 +2720,25 @@
                 <w:sz w:val="22"/>
                 <w:szCs w:val="22"/>
               </w:rPr>
-              <w:t xml:space="preserve">FK ParkingLot), </w:t>
+              <w:t xml:space="preserve">FK </w:t>
+            </w:r>
+            <w:proofErr w:type="spellStart"/>
+            <w:r>
+              <w:rPr>
+                <w:rFonts w:asciiTheme="minorBidi" w:hAnsiTheme="minorBidi"/>
+                <w:sz w:val="22"/>
+                <w:szCs w:val="22"/>
+              </w:rPr>
+              <w:t>ParkingLot</w:t>
+            </w:r>
+            <w:proofErr w:type="spellEnd"/>
+            <w:r>
+              <w:rPr>
+                <w:rFonts w:asciiTheme="minorBidi" w:hAnsiTheme="minorBidi"/>
+                <w:sz w:val="22"/>
+                <w:szCs w:val="22"/>
+              </w:rPr>
+              <w:t xml:space="preserve">), </w:t>
             </w:r>
             <w:proofErr w:type="spellStart"/>
             <w:r>
@@ -2802,7 +2814,6 @@
               </w:rPr>
             </w:pPr>
             <w:proofErr w:type="spellStart"/>
-            <w:proofErr w:type="gramStart"/>
             <w:r>
               <w:rPr>
                 <w:rFonts w:asciiTheme="minorBidi" w:hAnsiTheme="minorBidi"/>
@@ -2811,7 +2822,6 @@
               <w:t>vehicleNumber</w:t>
             </w:r>
             <w:proofErr w:type="spellEnd"/>
-            <w:proofErr w:type="gramEnd"/>
             <w:r>
               <w:rPr>
                 <w:rFonts w:asciiTheme="minorBidi" w:hAnsiTheme="minorBidi"/>
@@ -3608,7 +3618,7 @@
     </w:p>
     <w:p>
       <w:pPr>
-        <w:pStyle w:val="NoSpacing"/>
+        <w:pStyle w:val="af4"/>
       </w:pPr>
       <w:r>
         <w:lastRenderedPageBreak/>
@@ -3679,7 +3689,7 @@
     </w:p>
     <w:tbl>
       <w:tblPr>
-        <w:tblStyle w:val="TableGrid"/>
+        <w:tblStyle w:val="ae"/>
         <w:bidiVisual/>
         <w:tblW w:w="0" w:type="auto"/>
         <w:tblLook w:val="04A0" w:firstRow="1" w:lastRow="0" w:firstColumn="1" w:lastColumn="0" w:noHBand="0" w:noVBand="1"/>
@@ -3706,7 +3716,6 @@
               </w:rPr>
             </w:pPr>
             <w:proofErr w:type="spellStart"/>
-            <w:proofErr w:type="gramStart"/>
             <w:r>
               <w:rPr>
                 <w:rFonts w:asciiTheme="minorBidi" w:hAnsiTheme="minorBidi"/>
@@ -3717,7 +3726,6 @@
               <w:t>uniqueNumber</w:t>
             </w:r>
             <w:proofErr w:type="spellEnd"/>
-            <w:proofErr w:type="gramEnd"/>
             <w:r>
               <w:rPr>
                 <w:rFonts w:asciiTheme="minorBidi" w:hAnsiTheme="minorBidi"/>
@@ -3994,7 +4002,6 @@
               </w:rPr>
             </w:pPr>
             <w:proofErr w:type="spellStart"/>
-            <w:proofErr w:type="gramStart"/>
             <w:r>
               <w:rPr>
                 <w:rFonts w:asciiTheme="minorBidi" w:hAnsiTheme="minorBidi"/>
@@ -4003,7 +4010,6 @@
               <w:t>vehicleNumber</w:t>
             </w:r>
             <w:proofErr w:type="spellEnd"/>
-            <w:proofErr w:type="gramEnd"/>
             <w:r>
               <w:rPr>
                 <w:rFonts w:asciiTheme="minorBidi" w:hAnsiTheme="minorBidi"/>
@@ -4442,6 +4448,7 @@
                 <w:szCs w:val="22"/>
               </w:rPr>
             </w:pPr>
+            <w:proofErr w:type="spellStart"/>
             <w:r>
               <w:rPr>
                 <w:rFonts w:asciiTheme="minorBidi" w:hAnsiTheme="minorBidi"/>
@@ -4451,6 +4458,7 @@
               </w:rPr>
               <w:t>StationID</w:t>
             </w:r>
+            <w:proofErr w:type="spellEnd"/>
             <w:r>
               <w:rPr>
                 <w:rFonts w:asciiTheme="minorBidi" w:hAnsiTheme="minorBidi"/>
@@ -4468,7 +4476,6 @@
               </w:rPr>
               <w:t xml:space="preserve"> </w:t>
             </w:r>
-            <w:proofErr w:type="spellStart"/>
             <w:r>
               <w:rPr>
                 <w:rFonts w:asciiTheme="minorBidi" w:hAnsiTheme="minorBidi"/>
@@ -4478,7 +4485,6 @@
               </w:rPr>
               <w:t>ParkingLotID</w:t>
             </w:r>
-            <w:proofErr w:type="spellEnd"/>
             <w:r>
               <w:rPr>
                 <w:rFonts w:asciiTheme="minorBidi" w:hAnsiTheme="minorBidi"/>
@@ -4577,8 +4583,19 @@
                 <w:szCs w:val="22"/>
                 <w:u w:val="single"/>
               </w:rPr>
-              <w:t>, StationID</w:t>
-            </w:r>
+              <w:t xml:space="preserve">, </w:t>
+            </w:r>
+            <w:proofErr w:type="spellStart"/>
+            <w:r>
+              <w:rPr>
+                <w:rFonts w:asciiTheme="minorBidi" w:hAnsiTheme="minorBidi"/>
+                <w:sz w:val="22"/>
+                <w:szCs w:val="22"/>
+                <w:u w:val="single"/>
+              </w:rPr>
+              <w:t>StationID</w:t>
+            </w:r>
+            <w:proofErr w:type="spellEnd"/>
             <w:r>
               <w:rPr>
                 <w:rFonts w:asciiTheme="minorBidi" w:hAnsiTheme="minorBidi"/>
@@ -4725,7 +4742,7 @@
     </w:p>
     <w:p>
       <w:pPr>
-        <w:pStyle w:val="NoSpacing"/>
+        <w:pStyle w:val="af4"/>
         <w:rPr>
           <w:rtl/>
         </w:rPr>
@@ -4740,7 +4757,7 @@
     </w:p>
     <w:tbl>
       <w:tblPr>
-        <w:tblStyle w:val="TableGrid"/>
+        <w:tblStyle w:val="ae"/>
         <w:bidiVisual/>
         <w:tblW w:w="0" w:type="auto"/>
         <w:tblBorders>
@@ -4768,7 +4785,7 @@
             <w:pPr>
               <w:bidi w:val="0"/>
               <w:rPr>
-                <w:rFonts w:asciiTheme="minorBidi" w:hAnsiTheme="minorBidi" w:hint="cs"/>
+                <w:rFonts w:asciiTheme="minorBidi" w:hAnsiTheme="minorBidi"/>
                 <w:rtl/>
               </w:rPr>
             </w:pPr>
@@ -4833,7 +4850,7 @@
             <w:pPr>
               <w:bidi w:val="0"/>
               <w:rPr>
-                <w:rFonts w:asciiTheme="minorBidi" w:hAnsiTheme="minorBidi" w:hint="cs"/>
+                <w:rFonts w:asciiTheme="minorBidi" w:hAnsiTheme="minorBidi"/>
                 <w:rtl/>
               </w:rPr>
             </w:pPr>
@@ -4866,7 +4883,7 @@
             <w:pPr>
               <w:bidi w:val="0"/>
               <w:rPr>
-                <w:rFonts w:asciiTheme="minorBidi" w:hAnsiTheme="minorBidi" w:hint="cs"/>
+                <w:rFonts w:asciiTheme="minorBidi" w:hAnsiTheme="minorBidi"/>
                 <w:rtl/>
               </w:rPr>
             </w:pPr>
@@ -4895,7 +4912,7 @@
             <w:pPr>
               <w:bidi w:val="0"/>
               <w:rPr>
-                <w:rFonts w:asciiTheme="minorBidi" w:hAnsiTheme="minorBidi" w:hint="cs"/>
+                <w:rFonts w:asciiTheme="minorBidi" w:hAnsiTheme="minorBidi"/>
                 <w:rtl/>
               </w:rPr>
             </w:pPr>
@@ -5043,14 +5060,7 @@
           <w:rFonts w:asciiTheme="minorBidi" w:hAnsiTheme="minorBidi" w:hint="cs"/>
           <w:rtl/>
         </w:rPr>
-        <w:t xml:space="preserve">טבלאות אלה שומרות נתונים </w:t>
-      </w:r>
-      <w:r>
-        <w:rPr>
-          <w:rFonts w:asciiTheme="minorBidi" w:hAnsiTheme="minorBidi" w:hint="cs"/>
-          <w:rtl/>
-        </w:rPr>
-        <w:t xml:space="preserve">דינמיים וומתעדכנות </w:t>
+        <w:t xml:space="preserve">טבלאות אלה שומרות נתונים דינמיים וומתעדכנות </w:t>
       </w:r>
       <w:r>
         <w:rPr>
@@ -5193,7 +5203,7 @@
     <w:p>
       <w:pPr>
         <w:rPr>
-          <w:rFonts w:asciiTheme="minorBidi" w:hAnsiTheme="minorBidi" w:hint="cs"/>
+          <w:rFonts w:asciiTheme="minorBidi" w:hAnsiTheme="minorBidi"/>
           <w:rtl/>
         </w:rPr>
       </w:pPr>
@@ -5293,7 +5303,7 @@
     </w:p>
     <w:p>
       <w:pPr>
-        <w:pStyle w:val="NoSpacing"/>
+        <w:pStyle w:val="af4"/>
       </w:pPr>
       <w:r>
         <w:rPr>
@@ -5380,7 +5390,7 @@
     </w:p>
     <w:p>
       <w:pPr>
-        <w:pStyle w:val="NoSpacing"/>
+        <w:pStyle w:val="af4"/>
       </w:pPr>
       <w:r>
         <w:lastRenderedPageBreak/>
@@ -5390,7 +5400,6 @@
     <w:p>
       <w:pPr>
         <w:rPr>
-          <w:rFonts w:hint="cs"/>
           <w:noProof/>
         </w:rPr>
       </w:pPr>
@@ -5458,7 +5467,7 @@
     </w:p>
     <w:p>
       <w:pPr>
-        <w:pStyle w:val="NoSpacing"/>
+        <w:pStyle w:val="af4"/>
       </w:pPr>
       <w:r>
         <w:lastRenderedPageBreak/>
@@ -5499,7 +5508,7 @@
     </w:p>
     <w:tbl>
       <w:tblPr>
-        <w:tblStyle w:val="TableGrid"/>
+        <w:tblStyle w:val="ae"/>
         <w:bidiVisual/>
         <w:tblW w:w="10437" w:type="dxa"/>
         <w:tblInd w:w="-903" w:type="dxa"/>
@@ -5623,7 +5632,6 @@
               <w:spacing w:line="276" w:lineRule="auto"/>
               <w:jc w:val="right"/>
               <w:rPr>
-                <w:rFonts w:hint="cs"/>
                 <w:rtl/>
               </w:rPr>
             </w:pPr>
@@ -5939,7 +5947,6 @@
               </w:rPr>
             </w:pPr>
             <w:proofErr w:type="spellStart"/>
-            <w:proofErr w:type="gramStart"/>
             <w:r>
               <w:rPr>
                 <w:rFonts w:ascii="Arial" w:hAnsi="Arial" w:cs="Arial"/>
@@ -5949,7 +5956,6 @@
               <w:t>vehicleNumber</w:t>
             </w:r>
             <w:proofErr w:type="spellEnd"/>
-            <w:proofErr w:type="gramEnd"/>
             <w:r>
               <w:rPr>
                 <w:rFonts w:ascii="Arial" w:hAnsi="Arial" w:cs="Arial"/>
@@ -5959,7 +5965,6 @@
               <w:t xml:space="preserve">, </w:t>
             </w:r>
             <w:proofErr w:type="spellStart"/>
-            <w:proofErr w:type="gramStart"/>
             <w:r>
               <w:rPr>
                 <w:rFonts w:ascii="Arial" w:hAnsi="Arial" w:cs="Arial"/>
@@ -5969,7 +5974,6 @@
               <w:t>startTime</w:t>
             </w:r>
             <w:proofErr w:type="spellEnd"/>
-            <w:proofErr w:type="gramEnd"/>
             <w:r>
               <w:rPr>
                 <w:rFonts w:ascii="Arial" w:hAnsi="Arial" w:cs="Arial"/>
@@ -6541,7 +6545,7 @@
 <w:hdr xmlns:wpc="http://schemas.microsoft.com/office/word/2010/wordprocessingCanvas" xmlns:cx="http://schemas.microsoft.com/office/drawing/2014/chartex" xmlns:cx1="http://schemas.microsoft.com/office/drawing/2015/9/8/chartex" xmlns:cx2="http://schemas.microsoft.com/office/drawing/2015/10/21/chartex" xmlns:cx3="http://schemas.microsoft.com/office/drawing/2016/5/9/chartex" xmlns:cx4="http://schemas.microsoft.com/office/drawing/2016/5/10/chartex" xmlns:cx5="http://schemas.microsoft.com/office/drawing/2016/5/11/chartex" xmlns:cx6="http://schemas.microsoft.com/office/drawing/2016/5/12/chartex" xmlns:cx7="http://schemas.microsoft.com/office/drawing/2016/5/13/chartex" xmlns:cx8="http://schemas.microsoft.com/office/drawing/2016/5/14/chartex" xmlns:mc="http://schemas.openxmlformats.org/markup-compatibility/2006" xmlns:aink="http://schemas.microsoft.com/office/drawing/2016/ink" xmlns:am3d="http://schemas.microsoft.com/office/drawing/2017/model3d" xmlns:o="urn:schemas-microsoft-com:office:office" xmlns:oel="http://schemas.microsoft.com/office/2019/extlst" xmlns:r="http://schemas.openxmlformats.org/officeDocument/2006/relationships" xmlns:m="http://schemas.openxmlformats.org/officeDocument/2006/math" xmlns:v="urn:schemas-microsoft-com:vml" xmlns:wp14="http://schemas.microsoft.com/office/word/2010/wordprocessingDrawing" xmlns:wp="http://schemas.openxmlformats.org/drawingml/2006/wordprocessingDrawing" xmlns:w10="urn:schemas-microsoft-com:office:word" xmlns:w="http://schemas.openxmlformats.org/wordprocessingml/2006/main" xmlns:w14="http://schemas.microsoft.com/office/word/2010/wordml" xmlns:w15="http://schemas.microsoft.com/office/word/2012/wordml" xmlns:w16cex="http://schemas.microsoft.com/office/word/2018/wordml/cex" xmlns:w16cid="http://schemas.microsoft.com/office/word/2016/wordml/cid" xmlns:w16="http://schemas.microsoft.com/office/word/2018/wordml" xmlns:w16du="http://schemas.microsoft.com/office/word/2023/wordml/word16du" xmlns:w16sdtdh="http://schemas.microsoft.com/office/word/2020/wordml/sdtdatahash" xmlns:w16sdtfl="http://schemas.microsoft.com/office/word/2024/wordml/sdtformatlock" xmlns:w16se="http://schemas.microsoft.com/office/word/2015/wordml/symex" xmlns:wpg="http://schemas.microsoft.com/office/word/2010/wordprocessingGroup" xmlns:wpi="http://schemas.microsoft.com/office/word/2010/wordprocessingInk" xmlns:wne="http://schemas.microsoft.com/office/word/2006/wordml" xmlns:wps="http://schemas.microsoft.com/office/word/2010/wordprocessingShape" mc:Ignorable="w14 w15 w16se w16cid w16 w16cex w16sdtdh w16sdtfl w16du wp14">
   <w:p>
     <w:pPr>
-      <w:pStyle w:val="Header"/>
+      <w:pStyle w:val="af0"/>
     </w:pPr>
     <w:r>
       <w:rPr>
@@ -6550,11 +6554,13 @@
       </w:rPr>
       <w:t xml:space="preserve">ת.ז מגישות: 213384860 </w:t>
     </w:r>
-    <w:proofErr w:type="spellStart"/>
     <w:r>
-      <w:t>xxxxxxxxx</w:t>
+      <w:rPr>
+        <w:rFonts w:hint="cs"/>
+        <w:rtl/>
+      </w:rPr>
+      <w:t>314777988</w:t>
     </w:r>
-    <w:proofErr w:type="spellEnd"/>
   </w:p>
 </w:hdr>
 </file>
@@ -6950,7 +6956,7 @@
     <w:lsdException w:name="Unresolved Mention" w:semiHidden="1" w:unhideWhenUsed="1"/>
     <w:lsdException w:name="Smart Link" w:semiHidden="1" w:unhideWhenUsed="1"/>
   </w:latentStyles>
-  <w:style w:type="paragraph" w:default="1" w:styleId="Normal">
+  <w:style w:type="paragraph" w:default="1" w:styleId="a">
     <w:name w:val="Normal"/>
     <w:qFormat/>
     <w:rsid w:val="00B30899"/>
@@ -6958,11 +6964,11 @@
       <w:bidi/>
     </w:pPr>
   </w:style>
-  <w:style w:type="paragraph" w:styleId="Heading1">
+  <w:style w:type="paragraph" w:styleId="1">
     <w:name w:val="heading 1"/>
-    <w:basedOn w:val="Normal"/>
-    <w:next w:val="Normal"/>
-    <w:link w:val="Heading1Char"/>
+    <w:basedOn w:val="a"/>
+    <w:next w:val="a"/>
+    <w:link w:val="10"/>
     <w:uiPriority w:val="9"/>
     <w:qFormat/>
     <w:rsid w:val="000836A0"/>
@@ -6979,11 +6985,11 @@
       <w:szCs w:val="40"/>
     </w:rPr>
   </w:style>
-  <w:style w:type="paragraph" w:styleId="Heading2">
+  <w:style w:type="paragraph" w:styleId="2">
     <w:name w:val="heading 2"/>
-    <w:basedOn w:val="Normal"/>
-    <w:next w:val="Normal"/>
-    <w:link w:val="Heading2Char"/>
+    <w:basedOn w:val="a"/>
+    <w:next w:val="a"/>
+    <w:link w:val="20"/>
     <w:uiPriority w:val="9"/>
     <w:semiHidden/>
     <w:unhideWhenUsed/>
@@ -7002,11 +7008,11 @@
       <w:szCs w:val="32"/>
     </w:rPr>
   </w:style>
-  <w:style w:type="paragraph" w:styleId="Heading3">
+  <w:style w:type="paragraph" w:styleId="3">
     <w:name w:val="heading 3"/>
-    <w:basedOn w:val="Normal"/>
-    <w:next w:val="Normal"/>
-    <w:link w:val="Heading3Char"/>
+    <w:basedOn w:val="a"/>
+    <w:next w:val="a"/>
+    <w:link w:val="30"/>
     <w:uiPriority w:val="9"/>
     <w:semiHidden/>
     <w:unhideWhenUsed/>
@@ -7025,11 +7031,11 @@
       <w:szCs w:val="28"/>
     </w:rPr>
   </w:style>
-  <w:style w:type="paragraph" w:styleId="Heading4">
+  <w:style w:type="paragraph" w:styleId="4">
     <w:name w:val="heading 4"/>
-    <w:basedOn w:val="Normal"/>
-    <w:next w:val="Normal"/>
-    <w:link w:val="Heading4Char"/>
+    <w:basedOn w:val="a"/>
+    <w:next w:val="a"/>
+    <w:link w:val="40"/>
     <w:uiPriority w:val="9"/>
     <w:semiHidden/>
     <w:unhideWhenUsed/>
@@ -7048,11 +7054,11 @@
       <w:color w:val="0F4761" w:themeColor="accent1" w:themeShade="BF"/>
     </w:rPr>
   </w:style>
-  <w:style w:type="paragraph" w:styleId="Heading5">
+  <w:style w:type="paragraph" w:styleId="5">
     <w:name w:val="heading 5"/>
-    <w:basedOn w:val="Normal"/>
-    <w:next w:val="Normal"/>
-    <w:link w:val="Heading5Char"/>
+    <w:basedOn w:val="a"/>
+    <w:next w:val="a"/>
+    <w:link w:val="50"/>
     <w:uiPriority w:val="9"/>
     <w:semiHidden/>
     <w:unhideWhenUsed/>
@@ -7069,11 +7075,11 @@
       <w:color w:val="0F4761" w:themeColor="accent1" w:themeShade="BF"/>
     </w:rPr>
   </w:style>
-  <w:style w:type="paragraph" w:styleId="Heading6">
+  <w:style w:type="paragraph" w:styleId="6">
     <w:name w:val="heading 6"/>
-    <w:basedOn w:val="Normal"/>
-    <w:next w:val="Normal"/>
-    <w:link w:val="Heading6Char"/>
+    <w:basedOn w:val="a"/>
+    <w:next w:val="a"/>
+    <w:link w:val="60"/>
     <w:uiPriority w:val="9"/>
     <w:semiHidden/>
     <w:unhideWhenUsed/>
@@ -7092,11 +7098,11 @@
       <w:color w:val="595959" w:themeColor="text1" w:themeTint="A6"/>
     </w:rPr>
   </w:style>
-  <w:style w:type="paragraph" w:styleId="Heading7">
+  <w:style w:type="paragraph" w:styleId="7">
     <w:name w:val="heading 7"/>
-    <w:basedOn w:val="Normal"/>
-    <w:next w:val="Normal"/>
-    <w:link w:val="Heading7Char"/>
+    <w:basedOn w:val="a"/>
+    <w:next w:val="a"/>
+    <w:link w:val="70"/>
     <w:uiPriority w:val="9"/>
     <w:semiHidden/>
     <w:unhideWhenUsed/>
@@ -7113,11 +7119,11 @@
       <w:color w:val="595959" w:themeColor="text1" w:themeTint="A6"/>
     </w:rPr>
   </w:style>
-  <w:style w:type="paragraph" w:styleId="Heading8">
+  <w:style w:type="paragraph" w:styleId="8">
     <w:name w:val="heading 8"/>
-    <w:basedOn w:val="Normal"/>
-    <w:next w:val="Normal"/>
-    <w:link w:val="Heading8Char"/>
+    <w:basedOn w:val="a"/>
+    <w:next w:val="a"/>
+    <w:link w:val="80"/>
     <w:uiPriority w:val="9"/>
     <w:semiHidden/>
     <w:unhideWhenUsed/>
@@ -7135,11 +7141,11 @@
       <w:color w:val="272727" w:themeColor="text1" w:themeTint="D8"/>
     </w:rPr>
   </w:style>
-  <w:style w:type="paragraph" w:styleId="Heading9">
+  <w:style w:type="paragraph" w:styleId="9">
     <w:name w:val="heading 9"/>
-    <w:basedOn w:val="Normal"/>
-    <w:next w:val="Normal"/>
-    <w:link w:val="Heading9Char"/>
+    <w:basedOn w:val="a"/>
+    <w:next w:val="a"/>
+    <w:link w:val="90"/>
     <w:uiPriority w:val="9"/>
     <w:semiHidden/>
     <w:unhideWhenUsed/>
@@ -7155,12 +7161,13 @@
       <w:color w:val="272727" w:themeColor="text1" w:themeTint="D8"/>
     </w:rPr>
   </w:style>
-  <w:style w:type="character" w:default="1" w:styleId="DefaultParagraphFont">
+  <w:style w:type="character" w:default="1" w:styleId="a0">
     <w:name w:val="Default Paragraph Font"/>
     <w:uiPriority w:val="1"/>
+    <w:semiHidden/>
     <w:unhideWhenUsed/>
   </w:style>
-  <w:style w:type="table" w:default="1" w:styleId="TableNormal">
+  <w:style w:type="table" w:default="1" w:styleId="a1">
     <w:name w:val="Normal Table"/>
     <w:uiPriority w:val="99"/>
     <w:semiHidden/>
@@ -7175,16 +7182,16 @@
       </w:tblCellMar>
     </w:tblPr>
   </w:style>
-  <w:style w:type="numbering" w:default="1" w:styleId="NoList">
+  <w:style w:type="numbering" w:default="1" w:styleId="a2">
     <w:name w:val="No List"/>
     <w:uiPriority w:val="99"/>
     <w:semiHidden/>
     <w:unhideWhenUsed/>
   </w:style>
-  <w:style w:type="character" w:customStyle="1" w:styleId="Heading1Char">
-    <w:name w:val="Heading 1 Char"/>
-    <w:basedOn w:val="DefaultParagraphFont"/>
-    <w:link w:val="Heading1"/>
+  <w:style w:type="character" w:customStyle="1" w:styleId="10">
+    <w:name w:val="כותרת 1 תו"/>
+    <w:basedOn w:val="a0"/>
+    <w:link w:val="1"/>
     <w:uiPriority w:val="9"/>
     <w:rsid w:val="000836A0"/>
     <w:rPr>
@@ -7194,10 +7201,10 @@
       <w:szCs w:val="40"/>
     </w:rPr>
   </w:style>
-  <w:style w:type="character" w:customStyle="1" w:styleId="Heading2Char">
-    <w:name w:val="Heading 2 Char"/>
-    <w:basedOn w:val="DefaultParagraphFont"/>
-    <w:link w:val="Heading2"/>
+  <w:style w:type="character" w:customStyle="1" w:styleId="20">
+    <w:name w:val="כותרת 2 תו"/>
+    <w:basedOn w:val="a0"/>
+    <w:link w:val="2"/>
     <w:uiPriority w:val="9"/>
     <w:semiHidden/>
     <w:rsid w:val="000836A0"/>
@@ -7208,10 +7215,10 @@
       <w:szCs w:val="32"/>
     </w:rPr>
   </w:style>
-  <w:style w:type="character" w:customStyle="1" w:styleId="Heading3Char">
-    <w:name w:val="Heading 3 Char"/>
-    <w:basedOn w:val="DefaultParagraphFont"/>
-    <w:link w:val="Heading3"/>
+  <w:style w:type="character" w:customStyle="1" w:styleId="30">
+    <w:name w:val="כותרת 3 תו"/>
+    <w:basedOn w:val="a0"/>
+    <w:link w:val="3"/>
     <w:uiPriority w:val="9"/>
     <w:semiHidden/>
     <w:rsid w:val="000836A0"/>
@@ -7222,10 +7229,10 @@
       <w:szCs w:val="28"/>
     </w:rPr>
   </w:style>
-  <w:style w:type="character" w:customStyle="1" w:styleId="Heading4Char">
-    <w:name w:val="Heading 4 Char"/>
-    <w:basedOn w:val="DefaultParagraphFont"/>
-    <w:link w:val="Heading4"/>
+  <w:style w:type="character" w:customStyle="1" w:styleId="40">
+    <w:name w:val="כותרת 4 תו"/>
+    <w:basedOn w:val="a0"/>
+    <w:link w:val="4"/>
     <w:uiPriority w:val="9"/>
     <w:semiHidden/>
     <w:rsid w:val="000836A0"/>
@@ -7236,10 +7243,10 @@
       <w:color w:val="0F4761" w:themeColor="accent1" w:themeShade="BF"/>
     </w:rPr>
   </w:style>
-  <w:style w:type="character" w:customStyle="1" w:styleId="Heading5Char">
-    <w:name w:val="Heading 5 Char"/>
-    <w:basedOn w:val="DefaultParagraphFont"/>
-    <w:link w:val="Heading5"/>
+  <w:style w:type="character" w:customStyle="1" w:styleId="50">
+    <w:name w:val="כותרת 5 תו"/>
+    <w:basedOn w:val="a0"/>
+    <w:link w:val="5"/>
     <w:uiPriority w:val="9"/>
     <w:semiHidden/>
     <w:rsid w:val="000836A0"/>
@@ -7248,10 +7255,10 @@
       <w:color w:val="0F4761" w:themeColor="accent1" w:themeShade="BF"/>
     </w:rPr>
   </w:style>
-  <w:style w:type="character" w:customStyle="1" w:styleId="Heading6Char">
-    <w:name w:val="Heading 6 Char"/>
-    <w:basedOn w:val="DefaultParagraphFont"/>
-    <w:link w:val="Heading6"/>
+  <w:style w:type="character" w:customStyle="1" w:styleId="60">
+    <w:name w:val="כותרת 6 תו"/>
+    <w:basedOn w:val="a0"/>
+    <w:link w:val="6"/>
     <w:uiPriority w:val="9"/>
     <w:semiHidden/>
     <w:rsid w:val="000836A0"/>
@@ -7262,10 +7269,10 @@
       <w:color w:val="595959" w:themeColor="text1" w:themeTint="A6"/>
     </w:rPr>
   </w:style>
-  <w:style w:type="character" w:customStyle="1" w:styleId="Heading7Char">
-    <w:name w:val="Heading 7 Char"/>
-    <w:basedOn w:val="DefaultParagraphFont"/>
-    <w:link w:val="Heading7"/>
+  <w:style w:type="character" w:customStyle="1" w:styleId="70">
+    <w:name w:val="כותרת 7 תו"/>
+    <w:basedOn w:val="a0"/>
+    <w:link w:val="7"/>
     <w:uiPriority w:val="9"/>
     <w:semiHidden/>
     <w:rsid w:val="000836A0"/>
@@ -7274,10 +7281,10 @@
       <w:color w:val="595959" w:themeColor="text1" w:themeTint="A6"/>
     </w:rPr>
   </w:style>
-  <w:style w:type="character" w:customStyle="1" w:styleId="Heading8Char">
-    <w:name w:val="Heading 8 Char"/>
-    <w:basedOn w:val="DefaultParagraphFont"/>
-    <w:link w:val="Heading8"/>
+  <w:style w:type="character" w:customStyle="1" w:styleId="80">
+    <w:name w:val="כותרת 8 תו"/>
+    <w:basedOn w:val="a0"/>
+    <w:link w:val="8"/>
     <w:uiPriority w:val="9"/>
     <w:semiHidden/>
     <w:rsid w:val="000836A0"/>
@@ -7288,10 +7295,10 @@
       <w:color w:val="272727" w:themeColor="text1" w:themeTint="D8"/>
     </w:rPr>
   </w:style>
-  <w:style w:type="character" w:customStyle="1" w:styleId="Heading9Char">
-    <w:name w:val="Heading 9 Char"/>
-    <w:basedOn w:val="DefaultParagraphFont"/>
-    <w:link w:val="Heading9"/>
+  <w:style w:type="character" w:customStyle="1" w:styleId="90">
+    <w:name w:val="כותרת 9 תו"/>
+    <w:basedOn w:val="a0"/>
+    <w:link w:val="9"/>
     <w:uiPriority w:val="9"/>
     <w:semiHidden/>
     <w:rsid w:val="000836A0"/>
@@ -7300,11 +7307,11 @@
       <w:color w:val="272727" w:themeColor="text1" w:themeTint="D8"/>
     </w:rPr>
   </w:style>
-  <w:style w:type="paragraph" w:styleId="Title">
+  <w:style w:type="paragraph" w:styleId="a3">
     <w:name w:val="Title"/>
-    <w:basedOn w:val="Normal"/>
-    <w:next w:val="Normal"/>
-    <w:link w:val="TitleChar"/>
+    <w:basedOn w:val="a"/>
+    <w:next w:val="a"/>
+    <w:link w:val="a4"/>
     <w:uiPriority w:val="10"/>
     <w:qFormat/>
     <w:rsid w:val="000836A0"/>
@@ -7320,10 +7327,10 @@
       <w:szCs w:val="56"/>
     </w:rPr>
   </w:style>
-  <w:style w:type="character" w:customStyle="1" w:styleId="TitleChar">
-    <w:name w:val="Title Char"/>
-    <w:basedOn w:val="DefaultParagraphFont"/>
-    <w:link w:val="Title"/>
+  <w:style w:type="character" w:customStyle="1" w:styleId="a4">
+    <w:name w:val="כותרת טקסט תו"/>
+    <w:basedOn w:val="a0"/>
+    <w:link w:val="a3"/>
     <w:uiPriority w:val="10"/>
     <w:rsid w:val="000836A0"/>
     <w:rPr>
@@ -7334,11 +7341,11 @@
       <w:szCs w:val="56"/>
     </w:rPr>
   </w:style>
-  <w:style w:type="paragraph" w:styleId="Subtitle">
+  <w:style w:type="paragraph" w:styleId="a5">
     <w:name w:val="Subtitle"/>
-    <w:basedOn w:val="Normal"/>
-    <w:next w:val="Normal"/>
-    <w:link w:val="SubtitleChar"/>
+    <w:basedOn w:val="a"/>
+    <w:next w:val="a"/>
+    <w:link w:val="a6"/>
     <w:uiPriority w:val="11"/>
     <w:qFormat/>
     <w:rsid w:val="000836A0"/>
@@ -7356,10 +7363,10 @@
       <w:szCs w:val="28"/>
     </w:rPr>
   </w:style>
-  <w:style w:type="character" w:customStyle="1" w:styleId="SubtitleChar">
-    <w:name w:val="Subtitle Char"/>
-    <w:basedOn w:val="DefaultParagraphFont"/>
-    <w:link w:val="Subtitle"/>
+  <w:style w:type="character" w:customStyle="1" w:styleId="a6">
+    <w:name w:val="כותרת משנה תו"/>
+    <w:basedOn w:val="a0"/>
+    <w:link w:val="a5"/>
     <w:uiPriority w:val="11"/>
     <w:rsid w:val="000836A0"/>
     <w:rPr>
@@ -7370,11 +7377,11 @@
       <w:szCs w:val="28"/>
     </w:rPr>
   </w:style>
-  <w:style w:type="paragraph" w:styleId="Quote">
+  <w:style w:type="paragraph" w:styleId="a7">
     <w:name w:val="Quote"/>
-    <w:basedOn w:val="Normal"/>
-    <w:next w:val="Normal"/>
-    <w:link w:val="QuoteChar"/>
+    <w:basedOn w:val="a"/>
+    <w:next w:val="a"/>
+    <w:link w:val="a8"/>
     <w:uiPriority w:val="29"/>
     <w:qFormat/>
     <w:rsid w:val="000836A0"/>
@@ -7388,10 +7395,10 @@
       <w:color w:val="404040" w:themeColor="text1" w:themeTint="BF"/>
     </w:rPr>
   </w:style>
-  <w:style w:type="character" w:customStyle="1" w:styleId="QuoteChar">
-    <w:name w:val="Quote Char"/>
-    <w:basedOn w:val="DefaultParagraphFont"/>
-    <w:link w:val="Quote"/>
+  <w:style w:type="character" w:customStyle="1" w:styleId="a8">
+    <w:name w:val="ציטוט תו"/>
+    <w:basedOn w:val="a0"/>
+    <w:link w:val="a7"/>
     <w:uiPriority w:val="29"/>
     <w:rsid w:val="000836A0"/>
     <w:rPr>
@@ -7400,9 +7407,9 @@
       <w:color w:val="404040" w:themeColor="text1" w:themeTint="BF"/>
     </w:rPr>
   </w:style>
-  <w:style w:type="paragraph" w:styleId="ListParagraph">
+  <w:style w:type="paragraph" w:styleId="a9">
     <w:name w:val="List Paragraph"/>
-    <w:basedOn w:val="Normal"/>
+    <w:basedOn w:val="a"/>
     <w:uiPriority w:val="34"/>
     <w:qFormat/>
     <w:rsid w:val="000836A0"/>
@@ -7411,9 +7418,9 @@
       <w:contextualSpacing/>
     </w:pPr>
   </w:style>
-  <w:style w:type="character" w:styleId="IntenseEmphasis">
+  <w:style w:type="character" w:styleId="aa">
     <w:name w:val="Intense Emphasis"/>
-    <w:basedOn w:val="DefaultParagraphFont"/>
+    <w:basedOn w:val="a0"/>
     <w:uiPriority w:val="21"/>
     <w:qFormat/>
     <w:rsid w:val="000836A0"/>
@@ -7423,11 +7430,11 @@
       <w:color w:val="0F4761" w:themeColor="accent1" w:themeShade="BF"/>
     </w:rPr>
   </w:style>
-  <w:style w:type="paragraph" w:styleId="IntenseQuote">
+  <w:style w:type="paragraph" w:styleId="ab">
     <w:name w:val="Intense Quote"/>
-    <w:basedOn w:val="Normal"/>
-    <w:next w:val="Normal"/>
-    <w:link w:val="IntenseQuoteChar"/>
+    <w:basedOn w:val="a"/>
+    <w:next w:val="a"/>
+    <w:link w:val="ac"/>
     <w:uiPriority w:val="30"/>
     <w:qFormat/>
     <w:rsid w:val="000836A0"/>
@@ -7446,10 +7453,10 @@
       <w:color w:val="0F4761" w:themeColor="accent1" w:themeShade="BF"/>
     </w:rPr>
   </w:style>
-  <w:style w:type="character" w:customStyle="1" w:styleId="IntenseQuoteChar">
-    <w:name w:val="Intense Quote Char"/>
-    <w:basedOn w:val="DefaultParagraphFont"/>
-    <w:link w:val="IntenseQuote"/>
+  <w:style w:type="character" w:customStyle="1" w:styleId="ac">
+    <w:name w:val="ציטוט חזק תו"/>
+    <w:basedOn w:val="a0"/>
+    <w:link w:val="ab"/>
     <w:uiPriority w:val="30"/>
     <w:rsid w:val="000836A0"/>
     <w:rPr>
@@ -7458,9 +7465,9 @@
       <w:color w:val="0F4761" w:themeColor="accent1" w:themeShade="BF"/>
     </w:rPr>
   </w:style>
-  <w:style w:type="character" w:styleId="IntenseReference">
+  <w:style w:type="character" w:styleId="ad">
     <w:name w:val="Intense Reference"/>
-    <w:basedOn w:val="DefaultParagraphFont"/>
+    <w:basedOn w:val="a0"/>
     <w:uiPriority w:val="32"/>
     <w:qFormat/>
     <w:rsid w:val="000836A0"/>
@@ -7472,9 +7479,9 @@
       <w:spacing w:val="5"/>
     </w:rPr>
   </w:style>
-  <w:style w:type="table" w:styleId="TableGrid">
+  <w:style w:type="table" w:styleId="ae">
     <w:name w:val="Table Grid"/>
-    <w:basedOn w:val="TableNormal"/>
+    <w:basedOn w:val="a1"/>
     <w:uiPriority w:val="39"/>
     <w:rsid w:val="003C31F0"/>
     <w:tblPr>
@@ -7488,9 +7495,9 @@
       </w:tblBorders>
     </w:tblPr>
   </w:style>
-  <w:style w:type="table" w:styleId="PlainTable3">
+  <w:style w:type="table" w:styleId="31">
     <w:name w:val="Plain Table 3"/>
-    <w:basedOn w:val="TableNormal"/>
+    <w:basedOn w:val="a1"/>
     <w:uiPriority w:val="43"/>
     <w:rsid w:val="003C31F0"/>
     <w:tblPr>
@@ -7578,9 +7585,9 @@
       </w:tcPr>
     </w:tblStylePr>
   </w:style>
-  <w:style w:type="table" w:styleId="TableGridLight">
+  <w:style w:type="table" w:styleId="af">
     <w:name w:val="Grid Table Light"/>
-    <w:basedOn w:val="TableNormal"/>
+    <w:basedOn w:val="a1"/>
     <w:uiPriority w:val="40"/>
     <w:rsid w:val="003C31F0"/>
     <w:tblPr>
@@ -7594,10 +7601,10 @@
       </w:tblBorders>
     </w:tblPr>
   </w:style>
-  <w:style w:type="paragraph" w:styleId="Header">
+  <w:style w:type="paragraph" w:styleId="af0">
     <w:name w:val="header"/>
-    <w:basedOn w:val="Normal"/>
-    <w:link w:val="HeaderChar"/>
+    <w:basedOn w:val="a"/>
+    <w:link w:val="af1"/>
     <w:uiPriority w:val="99"/>
     <w:unhideWhenUsed/>
     <w:rsid w:val="001A5E4C"/>
@@ -7608,17 +7615,17 @@
       </w:tabs>
     </w:pPr>
   </w:style>
-  <w:style w:type="character" w:customStyle="1" w:styleId="HeaderChar">
-    <w:name w:val="Header Char"/>
-    <w:basedOn w:val="DefaultParagraphFont"/>
-    <w:link w:val="Header"/>
+  <w:style w:type="character" w:customStyle="1" w:styleId="af1">
+    <w:name w:val="כותרת עליונה תו"/>
+    <w:basedOn w:val="a0"/>
+    <w:link w:val="af0"/>
     <w:uiPriority w:val="99"/>
     <w:rsid w:val="001A5E4C"/>
   </w:style>
-  <w:style w:type="paragraph" w:styleId="Footer">
+  <w:style w:type="paragraph" w:styleId="af2">
     <w:name w:val="footer"/>
-    <w:basedOn w:val="Normal"/>
-    <w:link w:val="FooterChar"/>
+    <w:basedOn w:val="a"/>
+    <w:link w:val="af3"/>
     <w:uiPriority w:val="99"/>
     <w:unhideWhenUsed/>
     <w:rsid w:val="001A5E4C"/>
@@ -7629,16 +7636,16 @@
       </w:tabs>
     </w:pPr>
   </w:style>
-  <w:style w:type="character" w:customStyle="1" w:styleId="FooterChar">
-    <w:name w:val="Footer Char"/>
-    <w:basedOn w:val="DefaultParagraphFont"/>
-    <w:link w:val="Footer"/>
+  <w:style w:type="character" w:customStyle="1" w:styleId="af3">
+    <w:name w:val="כותרת תחתונה תו"/>
+    <w:basedOn w:val="a0"/>
+    <w:link w:val="af2"/>
     <w:uiPriority w:val="99"/>
     <w:rsid w:val="001A5E4C"/>
   </w:style>
-  <w:style w:type="paragraph" w:styleId="NoSpacing">
+  <w:style w:type="paragraph" w:styleId="af4">
     <w:name w:val="No Spacing"/>
-    <w:basedOn w:val="Normal"/>
+    <w:basedOn w:val="a"/>
     <w:uiPriority w:val="1"/>
     <w:qFormat/>
     <w:rsid w:val="00FC0C1D"/>
@@ -7652,9 +7659,9 @@
       <w:bCs/>
     </w:rPr>
   </w:style>
-  <w:style w:type="character" w:styleId="Strong">
+  <w:style w:type="character" w:styleId="af5">
     <w:name w:val="Strong"/>
-    <w:basedOn w:val="DefaultParagraphFont"/>
+    <w:basedOn w:val="a0"/>
     <w:uiPriority w:val="22"/>
     <w:qFormat/>
     <w:rsid w:val="00DD29B0"/>
@@ -7665,7 +7672,7 @@
   </w:style>
   <w:style w:type="character" w:styleId="HTMLCode">
     <w:name w:val="HTML Code"/>
-    <w:basedOn w:val="DefaultParagraphFont"/>
+    <w:basedOn w:val="a0"/>
     <w:uiPriority w:val="99"/>
     <w:semiHidden/>
     <w:unhideWhenUsed/>

--- a/ex4_solution_2026_Ascendant/ex4_Ascendant.docx
+++ b/ex4_solution_2026_Ascendant/ex4_Ascendant.docx
@@ -565,7 +565,7 @@
         <w:spacing w:line="276" w:lineRule="auto"/>
         <w:ind w:left="-483" w:right="-426" w:hanging="301"/>
         <w:rPr>
-          <w:rFonts w:asciiTheme="minorBidi" w:hAnsiTheme="minorBidi" w:hint="cs"/>
+          <w:rFonts w:asciiTheme="minorBidi" w:hAnsiTheme="minorBidi"/>
           <w:rtl/>
         </w:rPr>
       </w:pPr>
@@ -2726,7 +2726,25 @@
                 <w:sz w:val="22"/>
                 <w:szCs w:val="22"/>
               </w:rPr>
-              <w:t xml:space="preserve">FK ParkingLot), </w:t>
+              <w:t xml:space="preserve">FK </w:t>
+            </w:r>
+            <w:proofErr w:type="spellStart"/>
+            <w:r>
+              <w:rPr>
+                <w:rFonts w:asciiTheme="minorBidi" w:hAnsiTheme="minorBidi"/>
+                <w:sz w:val="22"/>
+                <w:szCs w:val="22"/>
+              </w:rPr>
+              <w:t>ParkingLot</w:t>
+            </w:r>
+            <w:proofErr w:type="spellEnd"/>
+            <w:r>
+              <w:rPr>
+                <w:rFonts w:asciiTheme="minorBidi" w:hAnsiTheme="minorBidi"/>
+                <w:sz w:val="22"/>
+                <w:szCs w:val="22"/>
+              </w:rPr>
+              <w:t xml:space="preserve">), </w:t>
             </w:r>
             <w:proofErr w:type="spellStart"/>
             <w:r>
@@ -4442,6 +4460,7 @@
                 <w:szCs w:val="22"/>
               </w:rPr>
             </w:pPr>
+            <w:proofErr w:type="spellStart"/>
             <w:r>
               <w:rPr>
                 <w:rFonts w:asciiTheme="minorBidi" w:hAnsiTheme="minorBidi"/>
@@ -4451,6 +4470,7 @@
               </w:rPr>
               <w:t>StationID</w:t>
             </w:r>
+            <w:proofErr w:type="spellEnd"/>
             <w:r>
               <w:rPr>
                 <w:rFonts w:asciiTheme="minorBidi" w:hAnsiTheme="minorBidi"/>
@@ -4577,8 +4597,19 @@
                 <w:szCs w:val="22"/>
                 <w:u w:val="single"/>
               </w:rPr>
-              <w:t>, StationID</w:t>
-            </w:r>
+              <w:t xml:space="preserve">, </w:t>
+            </w:r>
+            <w:proofErr w:type="spellStart"/>
+            <w:r>
+              <w:rPr>
+                <w:rFonts w:asciiTheme="minorBidi" w:hAnsiTheme="minorBidi"/>
+                <w:sz w:val="22"/>
+                <w:szCs w:val="22"/>
+                <w:u w:val="single"/>
+              </w:rPr>
+              <w:t>StationID</w:t>
+            </w:r>
+            <w:proofErr w:type="spellEnd"/>
             <w:r>
               <w:rPr>
                 <w:rFonts w:asciiTheme="minorBidi" w:hAnsiTheme="minorBidi"/>
@@ -4768,7 +4799,7 @@
             <w:pPr>
               <w:bidi w:val="0"/>
               <w:rPr>
-                <w:rFonts w:asciiTheme="minorBidi" w:hAnsiTheme="minorBidi" w:hint="cs"/>
+                <w:rFonts w:asciiTheme="minorBidi" w:hAnsiTheme="minorBidi"/>
                 <w:rtl/>
               </w:rPr>
             </w:pPr>
@@ -4833,7 +4864,7 @@
             <w:pPr>
               <w:bidi w:val="0"/>
               <w:rPr>
-                <w:rFonts w:asciiTheme="minorBidi" w:hAnsiTheme="minorBidi" w:hint="cs"/>
+                <w:rFonts w:asciiTheme="minorBidi" w:hAnsiTheme="minorBidi"/>
                 <w:rtl/>
               </w:rPr>
             </w:pPr>
@@ -4866,7 +4897,7 @@
             <w:pPr>
               <w:bidi w:val="0"/>
               <w:rPr>
-                <w:rFonts w:asciiTheme="minorBidi" w:hAnsiTheme="minorBidi" w:hint="cs"/>
+                <w:rFonts w:asciiTheme="minorBidi" w:hAnsiTheme="minorBidi"/>
                 <w:rtl/>
               </w:rPr>
             </w:pPr>
@@ -4895,7 +4926,7 @@
             <w:pPr>
               <w:bidi w:val="0"/>
               <w:rPr>
-                <w:rFonts w:asciiTheme="minorBidi" w:hAnsiTheme="minorBidi" w:hint="cs"/>
+                <w:rFonts w:asciiTheme="minorBidi" w:hAnsiTheme="minorBidi"/>
                 <w:rtl/>
               </w:rPr>
             </w:pPr>
@@ -5043,14 +5074,7 @@
           <w:rFonts w:asciiTheme="minorBidi" w:hAnsiTheme="minorBidi" w:hint="cs"/>
           <w:rtl/>
         </w:rPr>
-        <w:t xml:space="preserve">טבלאות אלה שומרות נתונים </w:t>
-      </w:r>
-      <w:r>
-        <w:rPr>
-          <w:rFonts w:asciiTheme="minorBidi" w:hAnsiTheme="minorBidi" w:hint="cs"/>
-          <w:rtl/>
-        </w:rPr>
-        <w:t xml:space="preserve">דינמיים וומתעדכנות </w:t>
+        <w:t xml:space="preserve">טבלאות אלה שומרות נתונים דינמיים וומתעדכנות </w:t>
       </w:r>
       <w:r>
         <w:rPr>
@@ -5193,7 +5217,7 @@
     <w:p>
       <w:pPr>
         <w:rPr>
-          <w:rFonts w:asciiTheme="minorBidi" w:hAnsiTheme="minorBidi" w:hint="cs"/>
+          <w:rFonts w:asciiTheme="minorBidi" w:hAnsiTheme="minorBidi"/>
           <w:rtl/>
         </w:rPr>
       </w:pPr>
@@ -5390,7 +5414,6 @@
     <w:p>
       <w:pPr>
         <w:rPr>
-          <w:rFonts w:hint="cs"/>
           <w:noProof/>
         </w:rPr>
       </w:pPr>
@@ -5465,35 +5488,6 @@
         <w:t>2.4</w:t>
       </w:r>
       <w:r>
-        <w:rPr>
-          <w:rFonts w:hint="cs"/>
-          <w:rtl/>
-        </w:rPr>
-        <w:t xml:space="preserve"> </w:t>
-      </w:r>
-      <w:r>
-        <w:rPr>
-          <w:rFonts w:hint="cs"/>
-          <w:color w:val="EE0000"/>
-          <w:rtl/>
-        </w:rPr>
-        <w:t>[</w:t>
-      </w:r>
-      <w:r>
-        <w:rPr>
-          <w:color w:val="EE0000"/>
-        </w:rPr>
-        <w:t>draft</w:t>
-      </w:r>
-      <w:r>
-        <w:rPr>
-          <w:rFonts w:hint="cs"/>
-          <w:color w:val="EE0000"/>
-          <w:rtl/>
-        </w:rPr>
-        <w:t>]</w:t>
-      </w:r>
-      <w:r>
         <w:br/>
       </w:r>
     </w:p>
@@ -5501,31 +5495,32 @@
       <w:tblPr>
         <w:tblStyle w:val="TableGrid"/>
         <w:bidiVisual/>
-        <w:tblW w:w="10437" w:type="dxa"/>
-        <w:tblInd w:w="-903" w:type="dxa"/>
+        <w:tblW w:w="9445" w:type="dxa"/>
+        <w:jc w:val="right"/>
         <w:tblLook w:val="04A0" w:firstRow="1" w:lastRow="0" w:firstColumn="1" w:lastColumn="0" w:noHBand="0" w:noVBand="1"/>
       </w:tblPr>
       <w:tblGrid>
-        <w:gridCol w:w="2423"/>
-        <w:gridCol w:w="3247"/>
-        <w:gridCol w:w="1710"/>
-        <w:gridCol w:w="1053"/>
-        <w:gridCol w:w="2004"/>
+        <w:gridCol w:w="2700"/>
+        <w:gridCol w:w="2725"/>
+        <w:gridCol w:w="864"/>
+        <w:gridCol w:w="864"/>
+        <w:gridCol w:w="2292"/>
       </w:tblGrid>
       <w:tr>
         <w:trPr>
-          <w:trHeight w:val="364"/>
+          <w:trHeight w:val="432"/>
+          <w:jc w:val="right"/>
         </w:trPr>
         <w:tc>
           <w:tcPr>
-            <w:tcW w:w="2423" w:type="dxa"/>
+            <w:tcW w:w="2700" w:type="dxa"/>
             <w:shd w:val="clear" w:color="auto" w:fill="F2CEED" w:themeFill="accent5" w:themeFillTint="33"/>
             <w:vAlign w:val="center"/>
           </w:tcPr>
           <w:p>
             <w:pPr>
+              <w:bidi w:val="0"/>
               <w:spacing w:line="276" w:lineRule="auto"/>
-              <w:jc w:val="right"/>
               <w:rPr>
                 <w:rtl/>
               </w:rPr>
@@ -5542,14 +5537,14 @@
         </w:tc>
         <w:tc>
           <w:tcPr>
-            <w:tcW w:w="3247" w:type="dxa"/>
+            <w:tcW w:w="2725" w:type="dxa"/>
             <w:shd w:val="clear" w:color="auto" w:fill="F2CEED" w:themeFill="accent5" w:themeFillTint="33"/>
             <w:vAlign w:val="center"/>
           </w:tcPr>
           <w:p>
             <w:pPr>
+              <w:bidi w:val="0"/>
               <w:spacing w:line="276" w:lineRule="auto"/>
-              <w:jc w:val="right"/>
               <w:rPr>
                 <w:rtl/>
               </w:rPr>
@@ -5566,14 +5561,14 @@
         </w:tc>
         <w:tc>
           <w:tcPr>
-            <w:tcW w:w="1710" w:type="dxa"/>
+            <w:tcW w:w="864" w:type="dxa"/>
             <w:shd w:val="clear" w:color="auto" w:fill="F2CEED" w:themeFill="accent5" w:themeFillTint="33"/>
             <w:vAlign w:val="center"/>
           </w:tcPr>
           <w:p>
             <w:pPr>
+              <w:bidi w:val="0"/>
               <w:spacing w:line="276" w:lineRule="auto"/>
-              <w:jc w:val="right"/>
               <w:rPr>
                 <w:rtl/>
               </w:rPr>
@@ -5590,14 +5585,14 @@
         </w:tc>
         <w:tc>
           <w:tcPr>
-            <w:tcW w:w="1053" w:type="dxa"/>
+            <w:tcW w:w="864" w:type="dxa"/>
             <w:shd w:val="clear" w:color="auto" w:fill="F2CEED" w:themeFill="accent5" w:themeFillTint="33"/>
             <w:vAlign w:val="center"/>
           </w:tcPr>
           <w:p>
             <w:pPr>
+              <w:bidi w:val="0"/>
               <w:spacing w:line="276" w:lineRule="auto"/>
-              <w:jc w:val="right"/>
               <w:rPr>
                 <w:rtl/>
               </w:rPr>
@@ -5608,31 +5603,38 @@
                 <w:sz w:val="20"/>
                 <w:szCs w:val="20"/>
               </w:rPr>
-              <w:t>from</w:t>
-            </w:r>
-          </w:p>
-        </w:tc>
-        <w:tc>
-          <w:tcPr>
-            <w:tcW w:w="2004" w:type="dxa"/>
-            <w:shd w:val="clear" w:color="auto" w:fill="F2CEED" w:themeFill="accent5" w:themeFillTint="33"/>
-            <w:vAlign w:val="center"/>
-          </w:tcPr>
-          <w:p>
-            <w:pPr>
-              <w:spacing w:line="276" w:lineRule="auto"/>
-              <w:jc w:val="right"/>
-              <w:rPr>
-                <w:rFonts w:hint="cs"/>
-                <w:rtl/>
-              </w:rPr>
-            </w:pPr>
+              <w:t>F</w:t>
+            </w:r>
             <w:r>
               <w:rPr>
                 <w:rFonts w:ascii="Arial" w:hAnsi="Arial" w:cs="Arial"/>
                 <w:sz w:val="20"/>
                 <w:szCs w:val="20"/>
               </w:rPr>
+              <w:t>rom</w:t>
+            </w:r>
+          </w:p>
+        </w:tc>
+        <w:tc>
+          <w:tcPr>
+            <w:tcW w:w="2292" w:type="dxa"/>
+            <w:shd w:val="clear" w:color="auto" w:fill="F2CEED" w:themeFill="accent5" w:themeFillTint="33"/>
+            <w:vAlign w:val="center"/>
+          </w:tcPr>
+          <w:p>
+            <w:pPr>
+              <w:bidi w:val="0"/>
+              <w:spacing w:line="276" w:lineRule="auto"/>
+              <w:rPr>
+                <w:rtl/>
+              </w:rPr>
+            </w:pPr>
+            <w:r>
+              <w:rPr>
+                <w:rFonts w:ascii="Arial" w:hAnsi="Arial" w:cs="Arial"/>
+                <w:sz w:val="20"/>
+                <w:szCs w:val="20"/>
+              </w:rPr>
               <w:t>Flow Name</w:t>
             </w:r>
           </w:p>
@@ -5640,17 +5642,18 @@
       </w:tr>
       <w:tr>
         <w:trPr>
-          <w:trHeight w:val="378"/>
+          <w:trHeight w:val="432"/>
+          <w:jc w:val="right"/>
         </w:trPr>
         <w:tc>
           <w:tcPr>
-            <w:tcW w:w="2423" w:type="dxa"/>
-            <w:vAlign w:val="center"/>
-          </w:tcPr>
-          <w:p>
-            <w:pPr>
+            <w:tcW w:w="2700" w:type="dxa"/>
+            <w:vAlign w:val="center"/>
+          </w:tcPr>
+          <w:p>
+            <w:pPr>
+              <w:bidi w:val="0"/>
               <w:spacing w:line="276" w:lineRule="auto"/>
-              <w:jc w:val="right"/>
               <w:rPr>
                 <w:rtl/>
               </w:rPr>
@@ -5667,13 +5670,13 @@
         </w:tc>
         <w:tc>
           <w:tcPr>
-            <w:tcW w:w="3247" w:type="dxa"/>
-            <w:vAlign w:val="center"/>
-          </w:tcPr>
-          <w:p>
-            <w:pPr>
+            <w:tcW w:w="2725" w:type="dxa"/>
+            <w:vAlign w:val="center"/>
+          </w:tcPr>
+          <w:p>
+            <w:pPr>
+              <w:bidi w:val="0"/>
               <w:spacing w:line="276" w:lineRule="auto"/>
-              <w:jc w:val="right"/>
               <w:rPr>
                 <w:rtl/>
               </w:rPr>
@@ -5694,30 +5697,23 @@
                 <w:sz w:val="20"/>
                 <w:szCs w:val="20"/>
               </w:rPr>
-              <w:t xml:space="preserve"> OR </w:t>
-            </w:r>
-            <w:proofErr w:type="spellStart"/>
-            <w:r>
+              <w:t xml:space="preserve"> (Boolean)</w:t>
+            </w:r>
+          </w:p>
+        </w:tc>
+        <w:tc>
+          <w:tcPr>
+            <w:tcW w:w="864" w:type="dxa"/>
+            <w:vAlign w:val="center"/>
+          </w:tcPr>
+          <w:p>
+            <w:pPr>
+              <w:bidi w:val="0"/>
+              <w:spacing w:line="276" w:lineRule="auto"/>
               <w:rPr>
                 <w:rFonts w:ascii="Arial" w:hAnsi="Arial" w:cs="Arial"/>
                 <w:sz w:val="20"/>
                 <w:szCs w:val="20"/>
-              </w:rPr>
-              <w:t>ButtonPress</w:t>
-            </w:r>
-            <w:proofErr w:type="spellEnd"/>
-          </w:p>
-        </w:tc>
-        <w:tc>
-          <w:tcPr>
-            <w:tcW w:w="1710" w:type="dxa"/>
-            <w:vAlign w:val="center"/>
-          </w:tcPr>
-          <w:p>
-            <w:pPr>
-              <w:spacing w:line="276" w:lineRule="auto"/>
-              <w:jc w:val="right"/>
-              <w:rPr>
                 <w:rtl/>
               </w:rPr>
             </w:pPr>
@@ -5727,19 +5723,19 @@
                 <w:sz w:val="20"/>
                 <w:szCs w:val="20"/>
               </w:rPr>
-              <w:t xml:space="preserve">P1.1 </w:t>
-            </w:r>
-          </w:p>
-        </w:tc>
-        <w:tc>
-          <w:tcPr>
-            <w:tcW w:w="1053" w:type="dxa"/>
-            <w:vAlign w:val="center"/>
-          </w:tcPr>
-          <w:p>
-            <w:pPr>
+              <w:t>P1.1</w:t>
+            </w:r>
+          </w:p>
+        </w:tc>
+        <w:tc>
+          <w:tcPr>
+            <w:tcW w:w="864" w:type="dxa"/>
+            <w:vAlign w:val="center"/>
+          </w:tcPr>
+          <w:p>
+            <w:pPr>
+              <w:bidi w:val="0"/>
               <w:spacing w:line="276" w:lineRule="auto"/>
-              <w:jc w:val="right"/>
               <w:rPr>
                 <w:rtl/>
               </w:rPr>
@@ -5750,19 +5746,19 @@
                 <w:sz w:val="20"/>
                 <w:szCs w:val="20"/>
               </w:rPr>
-              <w:t>Driver</w:t>
-            </w:r>
-          </w:p>
-        </w:tc>
-        <w:tc>
-          <w:tcPr>
-            <w:tcW w:w="2004" w:type="dxa"/>
-            <w:vAlign w:val="center"/>
-          </w:tcPr>
-          <w:p>
-            <w:pPr>
+              <w:t>E1</w:t>
+            </w:r>
+          </w:p>
+        </w:tc>
+        <w:tc>
+          <w:tcPr>
+            <w:tcW w:w="2292" w:type="dxa"/>
+            <w:vAlign w:val="center"/>
+          </w:tcPr>
+          <w:p>
+            <w:pPr>
+              <w:bidi w:val="0"/>
               <w:spacing w:line="276" w:lineRule="auto"/>
-              <w:jc w:val="right"/>
               <w:rPr>
                 <w:rtl/>
               </w:rPr>
@@ -5780,17 +5776,18 @@
       </w:tr>
       <w:tr>
         <w:trPr>
-          <w:trHeight w:val="364"/>
+          <w:trHeight w:val="432"/>
+          <w:jc w:val="right"/>
         </w:trPr>
         <w:tc>
           <w:tcPr>
-            <w:tcW w:w="2423" w:type="dxa"/>
-            <w:vAlign w:val="center"/>
-          </w:tcPr>
-          <w:p>
-            <w:pPr>
+            <w:tcW w:w="2700" w:type="dxa"/>
+            <w:vAlign w:val="center"/>
+          </w:tcPr>
+          <w:p>
+            <w:pPr>
+              <w:bidi w:val="0"/>
               <w:spacing w:line="276" w:lineRule="auto"/>
-              <w:jc w:val="right"/>
               <w:rPr>
                 <w:rtl/>
               </w:rPr>
@@ -5801,65 +5798,35 @@
                 <w:sz w:val="20"/>
                 <w:szCs w:val="20"/>
               </w:rPr>
-              <w:t>LED Signage</w:t>
-            </w:r>
-          </w:p>
-        </w:tc>
-        <w:tc>
-          <w:tcPr>
-            <w:tcW w:w="3247" w:type="dxa"/>
-            <w:vAlign w:val="center"/>
-          </w:tcPr>
-          <w:p>
-            <w:pPr>
-              <w:spacing w:line="276" w:lineRule="auto"/>
-              <w:jc w:val="right"/>
-              <w:rPr>
-                <w:rtl/>
-              </w:rPr>
-            </w:pPr>
+              <w:t>light</w:t>
+            </w:r>
             <w:r>
               <w:rPr>
                 <w:rFonts w:ascii="Arial" w:hAnsi="Arial" w:cs="Arial"/>
                 <w:sz w:val="20"/>
                 <w:szCs w:val="20"/>
               </w:rPr>
-              <w:t>Status (Green/Red light)</w:t>
-            </w:r>
-          </w:p>
-        </w:tc>
-        <w:tc>
-          <w:tcPr>
-            <w:tcW w:w="1710" w:type="dxa"/>
-            <w:vAlign w:val="center"/>
-          </w:tcPr>
-          <w:p>
-            <w:pPr>
-              <w:spacing w:line="276" w:lineRule="auto"/>
-              <w:jc w:val="right"/>
-              <w:rPr>
-                <w:rtl/>
-              </w:rPr>
-            </w:pPr>
+              <w:t xml:space="preserve"> </w:t>
+            </w:r>
             <w:r>
               <w:rPr>
                 <w:rFonts w:ascii="Arial" w:hAnsi="Arial" w:cs="Arial"/>
                 <w:sz w:val="20"/>
                 <w:szCs w:val="20"/>
               </w:rPr>
-              <w:t>Driver</w:t>
-            </w:r>
-          </w:p>
-        </w:tc>
-        <w:tc>
-          <w:tcPr>
-            <w:tcW w:w="1053" w:type="dxa"/>
-            <w:vAlign w:val="center"/>
-          </w:tcPr>
-          <w:p>
-            <w:pPr>
+              <w:t>signal</w:t>
+            </w:r>
+          </w:p>
+        </w:tc>
+        <w:tc>
+          <w:tcPr>
+            <w:tcW w:w="2725" w:type="dxa"/>
+            <w:vAlign w:val="center"/>
+          </w:tcPr>
+          <w:p>
+            <w:pPr>
+              <w:bidi w:val="0"/>
               <w:spacing w:line="276" w:lineRule="auto"/>
-              <w:jc w:val="right"/>
               <w:rPr>
                 <w:rtl/>
               </w:rPr>
@@ -5870,29 +5837,86 @@
                 <w:sz w:val="20"/>
                 <w:szCs w:val="20"/>
               </w:rPr>
-              <w:t>P1.1</w:t>
-            </w:r>
-          </w:p>
-        </w:tc>
-        <w:tc>
-          <w:tcPr>
-            <w:tcW w:w="2004" w:type="dxa"/>
-            <w:vAlign w:val="center"/>
-          </w:tcPr>
-          <w:p>
-            <w:pPr>
-              <w:spacing w:line="276" w:lineRule="auto"/>
-              <w:jc w:val="right"/>
-              <w:rPr>
-                <w:rtl/>
-              </w:rPr>
-            </w:pPr>
+              <w:t>Status</w:t>
+            </w:r>
             <w:r>
               <w:rPr>
                 <w:rFonts w:ascii="Arial" w:hAnsi="Arial" w:cs="Arial"/>
                 <w:sz w:val="20"/>
                 <w:szCs w:val="20"/>
               </w:rPr>
+              <w:t xml:space="preserve"> (Boolean)</w:t>
+            </w:r>
+          </w:p>
+        </w:tc>
+        <w:tc>
+          <w:tcPr>
+            <w:tcW w:w="864" w:type="dxa"/>
+            <w:vAlign w:val="center"/>
+          </w:tcPr>
+          <w:p>
+            <w:pPr>
+              <w:bidi w:val="0"/>
+              <w:spacing w:line="276" w:lineRule="auto"/>
+              <w:rPr>
+                <w:rFonts w:ascii="Arial" w:hAnsi="Arial" w:cs="Arial"/>
+                <w:sz w:val="20"/>
+                <w:szCs w:val="20"/>
+                <w:rtl/>
+              </w:rPr>
+            </w:pPr>
+            <w:r>
+              <w:rPr>
+                <w:rFonts w:ascii="Arial" w:hAnsi="Arial" w:cs="Arial"/>
+                <w:sz w:val="20"/>
+                <w:szCs w:val="20"/>
+              </w:rPr>
+              <w:t>E1</w:t>
+            </w:r>
+          </w:p>
+        </w:tc>
+        <w:tc>
+          <w:tcPr>
+            <w:tcW w:w="864" w:type="dxa"/>
+            <w:vAlign w:val="center"/>
+          </w:tcPr>
+          <w:p>
+            <w:pPr>
+              <w:bidi w:val="0"/>
+              <w:spacing w:line="276" w:lineRule="auto"/>
+              <w:rPr>
+                <w:rtl/>
+              </w:rPr>
+            </w:pPr>
+            <w:r>
+              <w:rPr>
+                <w:rFonts w:ascii="Arial" w:hAnsi="Arial" w:cs="Arial"/>
+                <w:sz w:val="20"/>
+                <w:szCs w:val="20"/>
+              </w:rPr>
+              <w:t>P1.1</w:t>
+            </w:r>
+          </w:p>
+        </w:tc>
+        <w:tc>
+          <w:tcPr>
+            <w:tcW w:w="2292" w:type="dxa"/>
+            <w:vAlign w:val="center"/>
+          </w:tcPr>
+          <w:p>
+            <w:pPr>
+              <w:bidi w:val="0"/>
+              <w:spacing w:line="276" w:lineRule="auto"/>
+              <w:rPr>
+                <w:rtl/>
+              </w:rPr>
+            </w:pPr>
+            <w:r>
+              <w:rPr>
+                <w:rFonts w:ascii="Arial" w:hAnsi="Arial" w:cs="Arial"/>
+                <w:sz w:val="20"/>
+                <w:szCs w:val="20"/>
+              </w:rPr>
               <w:t>Space Availability</w:t>
             </w:r>
           </w:p>
@@ -5900,17 +5924,18 @@
       </w:tr>
       <w:tr>
         <w:trPr>
-          <w:trHeight w:val="364"/>
+          <w:trHeight w:val="432"/>
+          <w:jc w:val="right"/>
         </w:trPr>
         <w:tc>
           <w:tcPr>
-            <w:tcW w:w="2423" w:type="dxa"/>
-            <w:vAlign w:val="center"/>
-          </w:tcPr>
-          <w:p>
-            <w:pPr>
+            <w:tcW w:w="2700" w:type="dxa"/>
+            <w:vAlign w:val="center"/>
+          </w:tcPr>
+          <w:p>
+            <w:pPr>
+              <w:bidi w:val="0"/>
               <w:spacing w:line="276" w:lineRule="auto"/>
-              <w:jc w:val="right"/>
               <w:rPr>
                 <w:rtl/>
               </w:rPr>
@@ -5927,19 +5952,18 @@
         </w:tc>
         <w:tc>
           <w:tcPr>
-            <w:tcW w:w="3247" w:type="dxa"/>
-            <w:vAlign w:val="center"/>
-          </w:tcPr>
-          <w:p>
-            <w:pPr>
+            <w:tcW w:w="2725" w:type="dxa"/>
+            <w:vAlign w:val="center"/>
+          </w:tcPr>
+          <w:p>
+            <w:pPr>
+              <w:bidi w:val="0"/>
               <w:spacing w:line="276" w:lineRule="auto"/>
-              <w:jc w:val="right"/>
               <w:rPr>
                 <w:rtl/>
               </w:rPr>
             </w:pPr>
             <w:proofErr w:type="spellStart"/>
-            <w:proofErr w:type="gramStart"/>
             <w:r>
               <w:rPr>
                 <w:rFonts w:ascii="Arial" w:hAnsi="Arial" w:cs="Arial"/>
@@ -5949,7 +5973,6 @@
               <w:t>vehicleNumber</w:t>
             </w:r>
             <w:proofErr w:type="spellEnd"/>
-            <w:proofErr w:type="gramEnd"/>
             <w:r>
               <w:rPr>
                 <w:rFonts w:ascii="Arial" w:hAnsi="Arial" w:cs="Arial"/>
@@ -5959,7 +5982,6 @@
               <w:t xml:space="preserve">, </w:t>
             </w:r>
             <w:proofErr w:type="spellStart"/>
-            <w:proofErr w:type="gramStart"/>
             <w:r>
               <w:rPr>
                 <w:rFonts w:ascii="Arial" w:hAnsi="Arial" w:cs="Arial"/>
@@ -5969,44 +5991,66 @@
               <w:t>startTime</w:t>
             </w:r>
             <w:proofErr w:type="spellEnd"/>
-            <w:proofErr w:type="gramEnd"/>
-            <w:r>
+          </w:p>
+        </w:tc>
+        <w:tc>
+          <w:tcPr>
+            <w:tcW w:w="864" w:type="dxa"/>
+            <w:vAlign w:val="center"/>
+          </w:tcPr>
+          <w:p>
+            <w:pPr>
+              <w:bidi w:val="0"/>
+              <w:spacing w:line="276" w:lineRule="auto"/>
               <w:rPr>
                 <w:rFonts w:ascii="Arial" w:hAnsi="Arial" w:cs="Arial"/>
                 <w:sz w:val="20"/>
                 <w:szCs w:val="20"/>
-              </w:rPr>
-              <w:t xml:space="preserve">, </w:t>
-            </w:r>
-            <w:proofErr w:type="spellStart"/>
+                <w:rtl/>
+              </w:rPr>
+            </w:pPr>
             <w:r>
               <w:rPr>
                 <w:rFonts w:ascii="Arial" w:hAnsi="Arial" w:cs="Arial"/>
                 <w:sz w:val="20"/>
                 <w:szCs w:val="20"/>
               </w:rPr>
-              <w:t>stationID</w:t>
-            </w:r>
-            <w:proofErr w:type="spellEnd"/>
+              <w:t>D2</w:t>
+            </w:r>
+          </w:p>
+        </w:tc>
+        <w:tc>
+          <w:tcPr>
+            <w:tcW w:w="864" w:type="dxa"/>
+            <w:vAlign w:val="center"/>
+          </w:tcPr>
+          <w:p>
+            <w:pPr>
+              <w:bidi w:val="0"/>
+              <w:spacing w:line="276" w:lineRule="auto"/>
+              <w:rPr>
+                <w:rtl/>
+              </w:rPr>
+            </w:pPr>
             <w:r>
               <w:rPr>
                 <w:rFonts w:ascii="Arial" w:hAnsi="Arial" w:cs="Arial"/>
                 <w:sz w:val="20"/>
                 <w:szCs w:val="20"/>
               </w:rPr>
-              <w:t xml:space="preserve"> (if applicable)</w:t>
-            </w:r>
-          </w:p>
-        </w:tc>
-        <w:tc>
-          <w:tcPr>
-            <w:tcW w:w="1710" w:type="dxa"/>
-            <w:vAlign w:val="center"/>
-          </w:tcPr>
-          <w:p>
-            <w:pPr>
+              <w:t>P1.2</w:t>
+            </w:r>
+          </w:p>
+        </w:tc>
+        <w:tc>
+          <w:tcPr>
+            <w:tcW w:w="2292" w:type="dxa"/>
+            <w:vAlign w:val="center"/>
+          </w:tcPr>
+          <w:p>
+            <w:pPr>
+              <w:bidi w:val="0"/>
               <w:spacing w:line="276" w:lineRule="auto"/>
-              <w:jc w:val="right"/>
               <w:rPr>
                 <w:rtl/>
               </w:rPr>
@@ -6017,19 +6061,25 @@
                 <w:sz w:val="20"/>
                 <w:szCs w:val="20"/>
               </w:rPr>
-              <w:t>D2 Operations</w:t>
-            </w:r>
-          </w:p>
-        </w:tc>
-        <w:tc>
-          <w:tcPr>
-            <w:tcW w:w="1053" w:type="dxa"/>
-            <w:vAlign w:val="center"/>
-          </w:tcPr>
-          <w:p>
-            <w:pPr>
+              <w:t>Create Parking Record</w:t>
+            </w:r>
+          </w:p>
+        </w:tc>
+      </w:tr>
+      <w:tr>
+        <w:trPr>
+          <w:trHeight w:val="432"/>
+          <w:jc w:val="right"/>
+        </w:trPr>
+        <w:tc>
+          <w:tcPr>
+            <w:tcW w:w="2700" w:type="dxa"/>
+            <w:vAlign w:val="center"/>
+          </w:tcPr>
+          <w:p>
+            <w:pPr>
+              <w:bidi w:val="0"/>
               <w:spacing w:line="276" w:lineRule="auto"/>
-              <w:jc w:val="right"/>
               <w:rPr>
                 <w:rtl/>
               </w:rPr>
@@ -6040,47 +6090,130 @@
                 <w:sz w:val="20"/>
                 <w:szCs w:val="20"/>
               </w:rPr>
-              <w:t>P1.2</w:t>
-            </w:r>
-          </w:p>
-        </w:tc>
-        <w:tc>
-          <w:tcPr>
-            <w:tcW w:w="2004" w:type="dxa"/>
-            <w:vAlign w:val="center"/>
-          </w:tcPr>
-          <w:p>
-            <w:pPr>
-              <w:spacing w:line="276" w:lineRule="auto"/>
-              <w:jc w:val="right"/>
-              <w:rPr>
-                <w:rtl/>
-              </w:rPr>
-            </w:pPr>
+              <w:t>License Plate</w:t>
+            </w:r>
             <w:r>
               <w:rPr>
                 <w:rFonts w:ascii="Arial" w:hAnsi="Arial" w:cs="Arial"/>
                 <w:sz w:val="20"/>
                 <w:szCs w:val="20"/>
               </w:rPr>
-              <w:t>Create Parking Record</w:t>
+              <w:t xml:space="preserve"> scanner</w:t>
+            </w:r>
+          </w:p>
+        </w:tc>
+        <w:tc>
+          <w:tcPr>
+            <w:tcW w:w="2725" w:type="dxa"/>
+            <w:vAlign w:val="center"/>
+          </w:tcPr>
+          <w:p>
+            <w:pPr>
+              <w:bidi w:val="0"/>
+              <w:spacing w:line="276" w:lineRule="auto"/>
+              <w:rPr>
+                <w:rtl/>
+              </w:rPr>
+            </w:pPr>
+            <w:proofErr w:type="spellStart"/>
+            <w:r>
+              <w:rPr>
+                <w:rFonts w:ascii="Arial" w:hAnsi="Arial" w:cs="Arial"/>
+                <w:sz w:val="20"/>
+                <w:szCs w:val="20"/>
+              </w:rPr>
+              <w:t>vehicleNumber</w:t>
+            </w:r>
+            <w:proofErr w:type="spellEnd"/>
+          </w:p>
+        </w:tc>
+        <w:tc>
+          <w:tcPr>
+            <w:tcW w:w="864" w:type="dxa"/>
+            <w:vAlign w:val="center"/>
+          </w:tcPr>
+          <w:p>
+            <w:pPr>
+              <w:bidi w:val="0"/>
+              <w:spacing w:line="276" w:lineRule="auto"/>
+              <w:rPr>
+                <w:rFonts w:ascii="Arial" w:hAnsi="Arial" w:cs="Arial"/>
+                <w:sz w:val="20"/>
+                <w:szCs w:val="20"/>
+                <w:rtl/>
+              </w:rPr>
+            </w:pPr>
+            <w:r>
+              <w:rPr>
+                <w:rFonts w:ascii="Arial" w:hAnsi="Arial" w:cs="Arial"/>
+                <w:sz w:val="20"/>
+                <w:szCs w:val="20"/>
+              </w:rPr>
+              <w:t>P1.3</w:t>
+            </w:r>
+          </w:p>
+        </w:tc>
+        <w:tc>
+          <w:tcPr>
+            <w:tcW w:w="864" w:type="dxa"/>
+            <w:vAlign w:val="center"/>
+          </w:tcPr>
+          <w:p>
+            <w:pPr>
+              <w:bidi w:val="0"/>
+              <w:spacing w:line="276" w:lineRule="auto"/>
+              <w:rPr>
+                <w:rtl/>
+              </w:rPr>
+            </w:pPr>
+            <w:r>
+              <w:rPr>
+                <w:rFonts w:ascii="Arial" w:hAnsi="Arial" w:cs="Arial"/>
+                <w:sz w:val="20"/>
+                <w:szCs w:val="20"/>
+              </w:rPr>
+              <w:t>E1</w:t>
+            </w:r>
+          </w:p>
+        </w:tc>
+        <w:tc>
+          <w:tcPr>
+            <w:tcW w:w="2292" w:type="dxa"/>
+            <w:vAlign w:val="center"/>
+          </w:tcPr>
+          <w:p>
+            <w:pPr>
+              <w:bidi w:val="0"/>
+              <w:spacing w:line="276" w:lineRule="auto"/>
+              <w:rPr>
+                <w:rtl/>
+              </w:rPr>
+            </w:pPr>
+            <w:r>
+              <w:rPr>
+                <w:rFonts w:ascii="Arial" w:hAnsi="Arial" w:cs="Arial"/>
+                <w:sz w:val="20"/>
+                <w:szCs w:val="20"/>
+              </w:rPr>
+              <w:t>Vehicle ID</w:t>
             </w:r>
           </w:p>
         </w:tc>
       </w:tr>
       <w:tr>
         <w:trPr>
-          <w:trHeight w:val="364"/>
+          <w:trHeight w:val="432"/>
+          <w:jc w:val="right"/>
         </w:trPr>
         <w:tc>
           <w:tcPr>
-            <w:tcW w:w="2423" w:type="dxa"/>
-            <w:vAlign w:val="center"/>
-          </w:tcPr>
-          <w:p>
-            <w:pPr>
+            <w:tcW w:w="2700" w:type="dxa"/>
+            <w:vAlign w:val="center"/>
+          </w:tcPr>
+          <w:p>
+            <w:pPr>
+              <w:bidi w:val="0"/>
               <w:spacing w:line="276" w:lineRule="auto"/>
-              <w:jc w:val="right"/>
               <w:rPr>
                 <w:rtl/>
               </w:rPr>
@@ -6091,19 +6224,19 @@
                 <w:sz w:val="20"/>
                 <w:szCs w:val="20"/>
               </w:rPr>
-              <w:t>Barcode Scanner / LPR Camera</w:t>
-            </w:r>
-          </w:p>
-        </w:tc>
-        <w:tc>
-          <w:tcPr>
-            <w:tcW w:w="3247" w:type="dxa"/>
-            <w:vAlign w:val="center"/>
-          </w:tcPr>
-          <w:p>
-            <w:pPr>
+              <w:t>Internal Variable / Object Transfer</w:t>
+            </w:r>
+          </w:p>
+        </w:tc>
+        <w:tc>
+          <w:tcPr>
+            <w:tcW w:w="2725" w:type="dxa"/>
+            <w:vAlign w:val="center"/>
+          </w:tcPr>
+          <w:p>
+            <w:pPr>
+              <w:bidi w:val="0"/>
               <w:spacing w:line="276" w:lineRule="auto"/>
-              <w:jc w:val="right"/>
               <w:rPr>
                 <w:rtl/>
               </w:rPr>
@@ -6115,38 +6248,66 @@
                 <w:sz w:val="20"/>
                 <w:szCs w:val="20"/>
               </w:rPr>
-              <w:t>vehicleNumber</w:t>
-            </w:r>
-            <w:proofErr w:type="spellEnd"/>
+              <w:t>amountPaid</w:t>
+            </w:r>
+            <w:proofErr w:type="spellEnd"/>
+          </w:p>
+        </w:tc>
+        <w:tc>
+          <w:tcPr>
+            <w:tcW w:w="864" w:type="dxa"/>
+            <w:vAlign w:val="center"/>
+          </w:tcPr>
+          <w:p>
+            <w:pPr>
+              <w:bidi w:val="0"/>
+              <w:spacing w:line="276" w:lineRule="auto"/>
+              <w:rPr>
+                <w:rtl/>
+              </w:rPr>
+            </w:pPr>
             <w:r>
               <w:rPr>
                 <w:rFonts w:ascii="Arial" w:hAnsi="Arial" w:cs="Arial"/>
                 <w:sz w:val="20"/>
                 <w:szCs w:val="20"/>
               </w:rPr>
-              <w:t xml:space="preserve"> OR </w:t>
-            </w:r>
-            <w:proofErr w:type="spellStart"/>
+              <w:t>P1.4</w:t>
+            </w:r>
+          </w:p>
+        </w:tc>
+        <w:tc>
+          <w:tcPr>
+            <w:tcW w:w="864" w:type="dxa"/>
+            <w:vAlign w:val="center"/>
+          </w:tcPr>
+          <w:p>
+            <w:pPr>
+              <w:bidi w:val="0"/>
+              <w:spacing w:line="276" w:lineRule="auto"/>
+              <w:rPr>
+                <w:rtl/>
+              </w:rPr>
+            </w:pPr>
             <w:r>
               <w:rPr>
                 <w:rFonts w:ascii="Arial" w:hAnsi="Arial" w:cs="Arial"/>
                 <w:sz w:val="20"/>
                 <w:szCs w:val="20"/>
               </w:rPr>
-              <w:t>ticketBarcode</w:t>
-            </w:r>
-            <w:proofErr w:type="spellEnd"/>
-          </w:p>
-        </w:tc>
-        <w:tc>
-          <w:tcPr>
-            <w:tcW w:w="1710" w:type="dxa"/>
-            <w:vAlign w:val="center"/>
-          </w:tcPr>
-          <w:p>
-            <w:pPr>
+              <w:t>P1.3</w:t>
+            </w:r>
+          </w:p>
+        </w:tc>
+        <w:tc>
+          <w:tcPr>
+            <w:tcW w:w="2292" w:type="dxa"/>
+            <w:vAlign w:val="center"/>
+          </w:tcPr>
+          <w:p>
+            <w:pPr>
+              <w:bidi w:val="0"/>
               <w:spacing w:line="276" w:lineRule="auto"/>
-              <w:jc w:val="right"/>
               <w:rPr>
                 <w:rtl/>
               </w:rPr>
@@ -6157,19 +6318,25 @@
                 <w:sz w:val="20"/>
                 <w:szCs w:val="20"/>
               </w:rPr>
-              <w:t>P1.3 Calculate Pay</w:t>
-            </w:r>
-          </w:p>
-        </w:tc>
-        <w:tc>
-          <w:tcPr>
-            <w:tcW w:w="1053" w:type="dxa"/>
-            <w:vAlign w:val="center"/>
-          </w:tcPr>
-          <w:p>
-            <w:pPr>
+              <w:t>Payment Detail</w:t>
+            </w:r>
+          </w:p>
+        </w:tc>
+      </w:tr>
+      <w:tr>
+        <w:trPr>
+          <w:trHeight w:val="432"/>
+          <w:jc w:val="right"/>
+        </w:trPr>
+        <w:tc>
+          <w:tcPr>
+            <w:tcW w:w="2700" w:type="dxa"/>
+            <w:vAlign w:val="center"/>
+          </w:tcPr>
+          <w:p>
+            <w:pPr>
+              <w:bidi w:val="0"/>
               <w:spacing w:line="276" w:lineRule="auto"/>
-              <w:jc w:val="right"/>
               <w:rPr>
                 <w:rtl/>
               </w:rPr>
@@ -6180,74 +6347,41 @@
                 <w:sz w:val="20"/>
                 <w:szCs w:val="20"/>
               </w:rPr>
-              <w:t>Driver</w:t>
-            </w:r>
-          </w:p>
-        </w:tc>
-        <w:tc>
-          <w:tcPr>
-            <w:tcW w:w="2004" w:type="dxa"/>
-            <w:vAlign w:val="center"/>
-          </w:tcPr>
-          <w:p>
-            <w:pPr>
+              <w:t>SQL UPDATE Query</w:t>
+            </w:r>
+          </w:p>
+        </w:tc>
+        <w:tc>
+          <w:tcPr>
+            <w:tcW w:w="2725" w:type="dxa"/>
+            <w:vAlign w:val="center"/>
+          </w:tcPr>
+          <w:p>
+            <w:pPr>
+              <w:bidi w:val="0"/>
               <w:spacing w:line="276" w:lineRule="auto"/>
-              <w:jc w:val="right"/>
               <w:rPr>
                 <w:rtl/>
               </w:rPr>
             </w:pPr>
+            <w:proofErr w:type="spellStart"/>
             <w:r>
               <w:rPr>
                 <w:rFonts w:ascii="Arial" w:hAnsi="Arial" w:cs="Arial"/>
                 <w:sz w:val="20"/>
                 <w:szCs w:val="20"/>
               </w:rPr>
-              <w:t>Vehicle ID</w:t>
-            </w:r>
-          </w:p>
-        </w:tc>
-      </w:tr>
-      <w:tr>
-        <w:trPr>
-          <w:trHeight w:val="378"/>
-        </w:trPr>
-        <w:tc>
-          <w:tcPr>
-            <w:tcW w:w="2423" w:type="dxa"/>
-            <w:vAlign w:val="center"/>
-          </w:tcPr>
-          <w:p>
-            <w:pPr>
-              <w:spacing w:line="276" w:lineRule="auto"/>
-              <w:jc w:val="right"/>
-              <w:rPr>
-                <w:rtl/>
-              </w:rPr>
-            </w:pPr>
+              <w:t>amountPaid</w:t>
+            </w:r>
+            <w:proofErr w:type="spellEnd"/>
             <w:r>
               <w:rPr>
                 <w:rFonts w:ascii="Arial" w:hAnsi="Arial" w:cs="Arial"/>
                 <w:sz w:val="20"/>
                 <w:szCs w:val="20"/>
               </w:rPr>
-              <w:t>Internal Variable / Object Transfer</w:t>
-            </w:r>
-          </w:p>
-        </w:tc>
-        <w:tc>
-          <w:tcPr>
-            <w:tcW w:w="3247" w:type="dxa"/>
-            <w:vAlign w:val="center"/>
-          </w:tcPr>
-          <w:p>
-            <w:pPr>
-              <w:spacing w:line="276" w:lineRule="auto"/>
-              <w:jc w:val="right"/>
-              <w:rPr>
-                <w:rtl/>
-              </w:rPr>
-            </w:pPr>
+              <w:t xml:space="preserve">, </w:t>
+            </w:r>
             <w:proofErr w:type="spellStart"/>
             <w:r>
               <w:rPr>
@@ -6255,28 +6389,43 @@
                 <w:sz w:val="20"/>
                 <w:szCs w:val="20"/>
               </w:rPr>
-              <w:t>amountPaid</w:t>
-            </w:r>
-            <w:proofErr w:type="spellEnd"/>
+              <w:t>endTime</w:t>
+            </w:r>
+            <w:proofErr w:type="spellEnd"/>
+          </w:p>
+        </w:tc>
+        <w:tc>
+          <w:tcPr>
+            <w:tcW w:w="864" w:type="dxa"/>
+            <w:vAlign w:val="center"/>
+          </w:tcPr>
+          <w:p>
+            <w:pPr>
+              <w:bidi w:val="0"/>
+              <w:spacing w:line="276" w:lineRule="auto"/>
+              <w:rPr>
+                <w:rtl/>
+              </w:rPr>
+            </w:pPr>
             <w:r>
               <w:rPr>
                 <w:rFonts w:ascii="Arial" w:hAnsi="Arial" w:cs="Arial"/>
                 <w:sz w:val="20"/>
                 <w:szCs w:val="20"/>
               </w:rPr>
-              <w:t>, currency</w:t>
-            </w:r>
-          </w:p>
-        </w:tc>
-        <w:tc>
-          <w:tcPr>
-            <w:tcW w:w="1710" w:type="dxa"/>
-            <w:vAlign w:val="center"/>
-          </w:tcPr>
-          <w:p>
-            <w:pPr>
+              <w:t>D2</w:t>
+            </w:r>
+          </w:p>
+        </w:tc>
+        <w:tc>
+          <w:tcPr>
+            <w:tcW w:w="864" w:type="dxa"/>
+            <w:vAlign w:val="center"/>
+          </w:tcPr>
+          <w:p>
+            <w:pPr>
+              <w:bidi w:val="0"/>
               <w:spacing w:line="276" w:lineRule="auto"/>
-              <w:jc w:val="right"/>
               <w:rPr>
                 <w:rtl/>
               </w:rPr>
@@ -6287,182 +6436,19 @@
                 <w:sz w:val="20"/>
                 <w:szCs w:val="20"/>
               </w:rPr>
-              <w:t>P1.4 Register Exit</w:t>
-            </w:r>
-          </w:p>
-        </w:tc>
-        <w:tc>
-          <w:tcPr>
-            <w:tcW w:w="1053" w:type="dxa"/>
-            <w:vAlign w:val="center"/>
-          </w:tcPr>
-          <w:p>
-            <w:pPr>
+              <w:t>P1.4</w:t>
+            </w:r>
+          </w:p>
+        </w:tc>
+        <w:tc>
+          <w:tcPr>
+            <w:tcW w:w="2292" w:type="dxa"/>
+            <w:vAlign w:val="center"/>
+          </w:tcPr>
+          <w:p>
+            <w:pPr>
+              <w:bidi w:val="0"/>
               <w:spacing w:line="276" w:lineRule="auto"/>
-              <w:jc w:val="right"/>
-              <w:rPr>
-                <w:rtl/>
-              </w:rPr>
-            </w:pPr>
-            <w:r>
-              <w:rPr>
-                <w:rFonts w:ascii="Arial" w:hAnsi="Arial" w:cs="Arial"/>
-                <w:sz w:val="20"/>
-                <w:szCs w:val="20"/>
-              </w:rPr>
-              <w:t>P1.3</w:t>
-            </w:r>
-          </w:p>
-        </w:tc>
-        <w:tc>
-          <w:tcPr>
-            <w:tcW w:w="2004" w:type="dxa"/>
-            <w:vAlign w:val="center"/>
-          </w:tcPr>
-          <w:p>
-            <w:pPr>
-              <w:spacing w:line="276" w:lineRule="auto"/>
-              <w:jc w:val="right"/>
-              <w:rPr>
-                <w:rtl/>
-              </w:rPr>
-            </w:pPr>
-            <w:r>
-              <w:rPr>
-                <w:rFonts w:ascii="Arial" w:hAnsi="Arial" w:cs="Arial"/>
-                <w:sz w:val="20"/>
-                <w:szCs w:val="20"/>
-              </w:rPr>
-              <w:t>Payment Detail</w:t>
-            </w:r>
-          </w:p>
-        </w:tc>
-      </w:tr>
-      <w:tr>
-        <w:trPr>
-          <w:trHeight w:val="364"/>
-        </w:trPr>
-        <w:tc>
-          <w:tcPr>
-            <w:tcW w:w="2423" w:type="dxa"/>
-            <w:vAlign w:val="center"/>
-          </w:tcPr>
-          <w:p>
-            <w:pPr>
-              <w:spacing w:line="276" w:lineRule="auto"/>
-              <w:jc w:val="right"/>
-              <w:rPr>
-                <w:rtl/>
-              </w:rPr>
-            </w:pPr>
-            <w:r>
-              <w:rPr>
-                <w:rFonts w:ascii="Arial" w:hAnsi="Arial" w:cs="Arial"/>
-                <w:sz w:val="20"/>
-                <w:szCs w:val="20"/>
-              </w:rPr>
-              <w:t>SQL UPDATE Query</w:t>
-            </w:r>
-          </w:p>
-        </w:tc>
-        <w:tc>
-          <w:tcPr>
-            <w:tcW w:w="3247" w:type="dxa"/>
-            <w:vAlign w:val="center"/>
-          </w:tcPr>
-          <w:p>
-            <w:pPr>
-              <w:spacing w:line="276" w:lineRule="auto"/>
-              <w:jc w:val="right"/>
-              <w:rPr>
-                <w:rtl/>
-              </w:rPr>
-            </w:pPr>
-            <w:proofErr w:type="spellStart"/>
-            <w:r>
-              <w:rPr>
-                <w:rFonts w:ascii="Arial" w:hAnsi="Arial" w:cs="Arial"/>
-                <w:sz w:val="20"/>
-                <w:szCs w:val="20"/>
-              </w:rPr>
-              <w:t>amountPaid</w:t>
-            </w:r>
-            <w:proofErr w:type="spellEnd"/>
-            <w:r>
-              <w:rPr>
-                <w:rFonts w:ascii="Arial" w:hAnsi="Arial" w:cs="Arial"/>
-                <w:sz w:val="20"/>
-                <w:szCs w:val="20"/>
-              </w:rPr>
-              <w:t xml:space="preserve">, </w:t>
-            </w:r>
-            <w:proofErr w:type="spellStart"/>
-            <w:r>
-              <w:rPr>
-                <w:rFonts w:ascii="Arial" w:hAnsi="Arial" w:cs="Arial"/>
-                <w:sz w:val="20"/>
-                <w:szCs w:val="20"/>
-              </w:rPr>
-              <w:t>endTime</w:t>
-            </w:r>
-            <w:proofErr w:type="spellEnd"/>
-          </w:p>
-        </w:tc>
-        <w:tc>
-          <w:tcPr>
-            <w:tcW w:w="1710" w:type="dxa"/>
-            <w:vAlign w:val="center"/>
-          </w:tcPr>
-          <w:p>
-            <w:pPr>
-              <w:spacing w:line="276" w:lineRule="auto"/>
-              <w:jc w:val="right"/>
-              <w:rPr>
-                <w:rtl/>
-              </w:rPr>
-            </w:pPr>
-            <w:r>
-              <w:rPr>
-                <w:rFonts w:ascii="Arial" w:hAnsi="Arial" w:cs="Arial"/>
-                <w:sz w:val="20"/>
-                <w:szCs w:val="20"/>
-              </w:rPr>
-              <w:t>D2 Operations</w:t>
-            </w:r>
-          </w:p>
-        </w:tc>
-        <w:tc>
-          <w:tcPr>
-            <w:tcW w:w="1053" w:type="dxa"/>
-            <w:vAlign w:val="center"/>
-          </w:tcPr>
-          <w:p>
-            <w:pPr>
-              <w:spacing w:line="276" w:lineRule="auto"/>
-              <w:jc w:val="right"/>
-              <w:rPr>
-                <w:rtl/>
-              </w:rPr>
-            </w:pPr>
-            <w:r>
-              <w:rPr>
-                <w:rFonts w:ascii="Arial" w:hAnsi="Arial" w:cs="Arial"/>
-                <w:sz w:val="20"/>
-                <w:szCs w:val="20"/>
-              </w:rPr>
-              <w:t>P1.4</w:t>
-            </w:r>
-          </w:p>
-        </w:tc>
-        <w:tc>
-          <w:tcPr>
-            <w:tcW w:w="2004" w:type="dxa"/>
-            <w:vAlign w:val="center"/>
-          </w:tcPr>
-          <w:p>
-            <w:pPr>
-              <w:spacing w:line="276" w:lineRule="auto"/>
-              <w:jc w:val="right"/>
               <w:rPr>
                 <w:rtl/>
               </w:rPr>
@@ -6481,11 +6467,21 @@
     </w:tbl>
     <w:p>
       <w:pPr>
-        <w:spacing w:line="276" w:lineRule="auto"/>
-        <w:ind w:left="-483" w:right="-426"/>
-        <w:jc w:val="right"/>
+        <w:pStyle w:val="NoSpacing"/>
       </w:pPr>
+      <w:r>
+        <w:t xml:space="preserve"> </w:t>
+      </w:r>
     </w:p>
+    <w:p>
+      <w:pPr>
+        <w:pStyle w:val="NoSpacing"/>
+      </w:pPr>
+      <w:r>
+        <w:t>2.5</w:t>
+      </w:r>
+    </w:p>
+    <w:p/>
     <w:sectPr>
       <w:headerReference w:type="default" r:id="rId10"/>
       <w:pgSz w:w="11906" w:h="16838"/>

--- a/ex4_solution_2026_Ascendant/ex4_Ascendant.docx
+++ b/ex4_solution_2026_Ascendant/ex4_Ascendant.docx
@@ -6481,9 +6481,401 @@
         <w:t>2.5</w:t>
       </w:r>
     </w:p>
-    <w:p/>
+    <w:p>
+      <w:r>
+        <w:rPr>
+          <w:rFonts w:cs="Arial"/>
+          <w:noProof/>
+          <w:rtl/>
+          <w:lang w:val="he-IL"/>
+        </w:rPr>
+        <mc:AlternateContent>
+          <mc:Choice Requires="wps">
+            <w:drawing>
+              <wp:anchor distT="0" distB="0" distL="114300" distR="114300" simplePos="0" relativeHeight="251659264" behindDoc="0" locked="0" layoutInCell="1" allowOverlap="1" wp14:anchorId="79F3964B" wp14:editId="532AA867">
+                <wp:simplePos x="0" y="0"/>
+                <wp:positionH relativeFrom="column">
+                  <wp:posOffset>565150</wp:posOffset>
+                </wp:positionH>
+                <wp:positionV relativeFrom="paragraph">
+                  <wp:posOffset>3765550</wp:posOffset>
+                </wp:positionV>
+                <wp:extent cx="4064000" cy="673100"/>
+                <wp:effectExtent l="0" t="704850" r="12700" b="12700"/>
+                <wp:wrapNone/>
+                <wp:docPr id="1400657424" name="Speech Bubble: Rectangle 4"/>
+                <wp:cNvGraphicFramePr/>
+                <a:graphic xmlns:a="http://schemas.openxmlformats.org/drawingml/2006/main">
+                  <a:graphicData uri="http://schemas.microsoft.com/office/word/2010/wordprocessingShape">
+                    <wps:wsp>
+                      <wps:cNvSpPr/>
+                      <wps:spPr>
+                        <a:xfrm>
+                          <a:off x="0" y="0"/>
+                          <a:ext cx="4064000" cy="673100"/>
+                        </a:xfrm>
+                        <a:prstGeom prst="wedgeRectCallout">
+                          <a:avLst>
+                            <a:gd name="adj1" fmla="val -10629"/>
+                            <a:gd name="adj2" fmla="val -153537"/>
+                          </a:avLst>
+                        </a:prstGeom>
+                        <a:solidFill>
+                          <a:srgbClr val="ED412F">
+                            <a:alpha val="49804"/>
+                          </a:srgbClr>
+                        </a:solidFill>
+                        <a:ln>
+                          <a:solidFill>
+                            <a:schemeClr val="tx1"/>
+                          </a:solidFill>
+                        </a:ln>
+                      </wps:spPr>
+                      <wps:style>
+                        <a:lnRef idx="0">
+                          <a:scrgbClr r="0" g="0" b="0"/>
+                        </a:lnRef>
+                        <a:fillRef idx="0">
+                          <a:scrgbClr r="0" g="0" b="0"/>
+                        </a:fillRef>
+                        <a:effectRef idx="0">
+                          <a:scrgbClr r="0" g="0" b="0"/>
+                        </a:effectRef>
+                        <a:fontRef idx="minor">
+                          <a:schemeClr val="lt1"/>
+                        </a:fontRef>
+                      </wps:style>
+                      <wps:txbx>
+                        <w:txbxContent>
+                          <w:p>
+                            <w:pPr>
+                              <w:jc w:val="center"/>
+                            </w:pPr>
+                            <w:proofErr w:type="spellStart"/>
+                            <w:r>
+                              <w:t>IIf</w:t>
+                            </w:r>
+                            <w:proofErr w:type="spellEnd"/>
+                            <w:r>
+                              <w:t>([</w:t>
+                            </w:r>
+                            <w:proofErr w:type="spellStart"/>
+                            <w:r>
+                              <w:t>dayOrMin</w:t>
+                            </w:r>
+                            <w:proofErr w:type="spellEnd"/>
+                            <w:r>
+                              <w:t xml:space="preserve">]="Minute", </w:t>
+                            </w:r>
+                            <w:proofErr w:type="spellStart"/>
+                            <w:r>
+                              <w:t>DateDiff</w:t>
+                            </w:r>
+                            <w:proofErr w:type="spellEnd"/>
+                            <w:r>
+                              <w:t>("n</w:t>
+                            </w:r>
+                            <w:proofErr w:type="gramStart"/>
+                            <w:r>
+                              <w:t>",[</w:t>
+                            </w:r>
+                            <w:proofErr w:type="spellStart"/>
+                            <w:proofErr w:type="gramEnd"/>
+                            <w:r>
+                              <w:t>EntryTime</w:t>
+                            </w:r>
+                            <w:proofErr w:type="spellEnd"/>
+                            <w:proofErr w:type="gramStart"/>
+                            <w:r>
+                              <w:t>],Now</w:t>
+                            </w:r>
+                            <w:proofErr w:type="gramEnd"/>
+                            <w:r>
+                              <w:t>(</w:t>
+                            </w:r>
+                            <w:proofErr w:type="gramStart"/>
+                            <w:r>
+                              <w:t>))*</w:t>
+                            </w:r>
+                            <w:proofErr w:type="gramEnd"/>
+                            <w:r>
+                              <w:t>[</w:t>
+                            </w:r>
+                            <w:proofErr w:type="spellStart"/>
+                            <w:r>
+                              <w:t>availableSpaces</w:t>
+                            </w:r>
+                            <w:proofErr w:type="spellEnd"/>
+                            <w:r>
+                              <w:t xml:space="preserve">], </w:t>
+                            </w:r>
+                            <w:proofErr w:type="spellStart"/>
+                            <w:r>
+                              <w:t>DateDiff</w:t>
+                            </w:r>
+                            <w:proofErr w:type="spellEnd"/>
+                            <w:r>
+                              <w:t>("d</w:t>
+                            </w:r>
+                            <w:proofErr w:type="gramStart"/>
+                            <w:r>
+                              <w:t>",[</w:t>
+                            </w:r>
+                            <w:proofErr w:type="spellStart"/>
+                            <w:proofErr w:type="gramEnd"/>
+                            <w:r>
+                              <w:t>EntryTime</w:t>
+                            </w:r>
+                            <w:proofErr w:type="spellEnd"/>
+                            <w:proofErr w:type="gramStart"/>
+                            <w:r>
+                              <w:t>],Now</w:t>
+                            </w:r>
+                            <w:proofErr w:type="gramEnd"/>
+                            <w:r>
+                              <w:t>(</w:t>
+                            </w:r>
+                            <w:proofErr w:type="gramStart"/>
+                            <w:r>
+                              <w:t>))*</w:t>
+                            </w:r>
+                            <w:proofErr w:type="gramEnd"/>
+                            <w:r>
+                              <w:t>[</w:t>
+                            </w:r>
+                            <w:proofErr w:type="spellStart"/>
+                            <w:r>
+                              <w:t>availableSpaces</w:t>
+                            </w:r>
+                            <w:proofErr w:type="spellEnd"/>
+                            <w:r>
+                              <w:t>])</w:t>
+                            </w:r>
+                          </w:p>
+                        </w:txbxContent>
+                      </wps:txbx>
+                      <wps:bodyPr rot="0" spcFirstLastPara="0" vertOverflow="overflow" horzOverflow="overflow" vert="horz" wrap="square" lIns="91440" tIns="45720" rIns="91440" bIns="45720" numCol="1" spcCol="0" rtlCol="0" fromWordArt="0" anchor="ctr" anchorCtr="0" forceAA="0" compatLnSpc="1">
+                        <a:prstTxWarp prst="textNoShape">
+                          <a:avLst/>
+                        </a:prstTxWarp>
+                        <a:noAutofit/>
+                      </wps:bodyPr>
+                    </wps:wsp>
+                  </a:graphicData>
+                </a:graphic>
+                <wp14:sizeRelH relativeFrom="margin">
+                  <wp14:pctWidth>0</wp14:pctWidth>
+                </wp14:sizeRelH>
+              </wp:anchor>
+            </w:drawing>
+          </mc:Choice>
+          <mc:Fallback>
+            <w:pict>
+              <v:shapetype w14:anchorId="79F3964B" id="_x0000_t61" coordsize="21600,21600" o:spt="61" adj="1350,25920" path="m,l0@8@12@24,0@9,,21600@6,21600@15@27@7,21600,21600,21600,21600@9@18@30,21600@8,21600,0@7,0@21@33@6,xe">
+                <v:stroke joinstyle="miter"/>
+                <v:formulas>
+                  <v:f eqn="sum 10800 0 #0"/>
+                  <v:f eqn="sum 10800 0 #1"/>
+                  <v:f eqn="sum #0 0 #1"/>
+                  <v:f eqn="sum @0 @1 0"/>
+                  <v:f eqn="sum 21600 0 #0"/>
+                  <v:f eqn="sum 21600 0 #1"/>
+                  <v:f eqn="if @0 3600 12600"/>
+                  <v:f eqn="if @0 9000 18000"/>
+                  <v:f eqn="if @1 3600 12600"/>
+                  <v:f eqn="if @1 9000 18000"/>
+                  <v:f eqn="if @2 0 #0"/>
+                  <v:f eqn="if @3 @10 0"/>
+                  <v:f eqn="if #0 0 @11"/>
+                  <v:f eqn="if @2 @6 #0"/>
+                  <v:f eqn="if @3 @6 @13"/>
+                  <v:f eqn="if @5 @6 @14"/>
+                  <v:f eqn="if @2 #0 21600"/>
+                  <v:f eqn="if @3 21600 @16"/>
+                  <v:f eqn="if @4 21600 @17"/>
+                  <v:f eqn="if @2 #0 @6"/>
+                  <v:f eqn="if @3 @19 @6"/>
+                  <v:f eqn="if #1 @6 @20"/>
+                  <v:f eqn="if @2 @8 #1"/>
+                  <v:f eqn="if @3 @22 @8"/>
+                  <v:f eqn="if #0 @8 @23"/>
+                  <v:f eqn="if @2 21600 #1"/>
+                  <v:f eqn="if @3 21600 @25"/>
+                  <v:f eqn="if @5 21600 @26"/>
+                  <v:f eqn="if @2 #1 @8"/>
+                  <v:f eqn="if @3 @8 @28"/>
+                  <v:f eqn="if @4 @8 @29"/>
+                  <v:f eqn="if @2 #1 0"/>
+                  <v:f eqn="if @3 @31 0"/>
+                  <v:f eqn="if #1 0 @32"/>
+                  <v:f eqn="val #0"/>
+                  <v:f eqn="val #1"/>
+                </v:formulas>
+                <v:path o:connecttype="custom" o:connectlocs="10800,0;0,10800;10800,21600;21600,10800;@34,@35"/>
+                <v:handles>
+                  <v:h position="#0,#1"/>
+                </v:handles>
+              </v:shapetype>
+              <v:shape id="Speech Bubble: Rectangle 4" o:spid="_x0000_s1026" type="#_x0000_t61" style="position:absolute;left:0;text-align:left;margin-left:44.5pt;margin-top:296.5pt;width:320pt;height:53pt;z-index:251659264;visibility:visible;mso-wrap-style:square;mso-width-percent:0;mso-wrap-distance-left:9pt;mso-wrap-distance-top:0;mso-wrap-distance-right:9pt;mso-wrap-distance-bottom:0;mso-position-horizontal:absolute;mso-position-horizontal-relative:text;mso-position-vertical:absolute;mso-position-vertical-relative:text;mso-width-percent:0;mso-width-relative:margin;v-text-anchor:middle" o:gfxdata="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" adj="8504,-22364" fillcolor="#ed412f" strokecolor="black [3213]">
+                <v:fill opacity="32639f"/>
+                <v:textbox>
+                  <w:txbxContent>
+                    <w:p>
+                      <w:pPr>
+                        <w:jc w:val="center"/>
+                      </w:pPr>
+                      <w:proofErr w:type="spellStart"/>
+                      <w:r>
+                        <w:t>IIf</w:t>
+                      </w:r>
+                      <w:proofErr w:type="spellEnd"/>
+                      <w:r>
+                        <w:t>([</w:t>
+                      </w:r>
+                      <w:proofErr w:type="spellStart"/>
+                      <w:r>
+                        <w:t>dayOrMin</w:t>
+                      </w:r>
+                      <w:proofErr w:type="spellEnd"/>
+                      <w:r>
+                        <w:t xml:space="preserve">]="Minute", </w:t>
+                      </w:r>
+                      <w:proofErr w:type="spellStart"/>
+                      <w:r>
+                        <w:t>DateDiff</w:t>
+                      </w:r>
+                      <w:proofErr w:type="spellEnd"/>
+                      <w:r>
+                        <w:t>("n</w:t>
+                      </w:r>
+                      <w:proofErr w:type="gramStart"/>
+                      <w:r>
+                        <w:t>",[</w:t>
+                      </w:r>
+                      <w:proofErr w:type="spellStart"/>
+                      <w:proofErr w:type="gramEnd"/>
+                      <w:r>
+                        <w:t>EntryTime</w:t>
+                      </w:r>
+                      <w:proofErr w:type="spellEnd"/>
+                      <w:proofErr w:type="gramStart"/>
+                      <w:r>
+                        <w:t>],Now</w:t>
+                      </w:r>
+                      <w:proofErr w:type="gramEnd"/>
+                      <w:r>
+                        <w:t>(</w:t>
+                      </w:r>
+                      <w:proofErr w:type="gramStart"/>
+                      <w:r>
+                        <w:t>))*</w:t>
+                      </w:r>
+                      <w:proofErr w:type="gramEnd"/>
+                      <w:r>
+                        <w:t>[</w:t>
+                      </w:r>
+                      <w:proofErr w:type="spellStart"/>
+                      <w:r>
+                        <w:t>availableSpaces</w:t>
+                      </w:r>
+                      <w:proofErr w:type="spellEnd"/>
+                      <w:r>
+                        <w:t xml:space="preserve">], </w:t>
+                      </w:r>
+                      <w:proofErr w:type="spellStart"/>
+                      <w:r>
+                        <w:t>DateDiff</w:t>
+                      </w:r>
+                      <w:proofErr w:type="spellEnd"/>
+                      <w:r>
+                        <w:t>("d</w:t>
+                      </w:r>
+                      <w:proofErr w:type="gramStart"/>
+                      <w:r>
+                        <w:t>",[</w:t>
+                      </w:r>
+                      <w:proofErr w:type="spellStart"/>
+                      <w:proofErr w:type="gramEnd"/>
+                      <w:r>
+                        <w:t>EntryTime</w:t>
+                      </w:r>
+                      <w:proofErr w:type="spellEnd"/>
+                      <w:proofErr w:type="gramStart"/>
+                      <w:r>
+                        <w:t>],Now</w:t>
+                      </w:r>
+                      <w:proofErr w:type="gramEnd"/>
+                      <w:r>
+                        <w:t>(</w:t>
+                      </w:r>
+                      <w:proofErr w:type="gramStart"/>
+                      <w:r>
+                        <w:t>))*</w:t>
+                      </w:r>
+                      <w:proofErr w:type="gramEnd"/>
+                      <w:r>
+                        <w:t>[</w:t>
+                      </w:r>
+                      <w:proofErr w:type="spellStart"/>
+                      <w:r>
+                        <w:t>availableSpaces</w:t>
+                      </w:r>
+                      <w:proofErr w:type="spellEnd"/>
+                      <w:r>
+                        <w:t>])</w:t>
+                      </w:r>
+                    </w:p>
+                  </w:txbxContent>
+                </v:textbox>
+              </v:shape>
+            </w:pict>
+          </mc:Fallback>
+        </mc:AlternateContent>
+      </w:r>
+      <w:r>
+        <w:rPr>
+          <w:rFonts w:cs="Arial"/>
+          <w:rtl/>
+        </w:rPr>
+        <w:drawing>
+          <wp:inline distT="0" distB="0" distL="0" distR="0" wp14:anchorId="54177807" wp14:editId="77CD0F88">
+            <wp:extent cx="5960110" cy="3477260"/>
+            <wp:effectExtent l="0" t="0" r="2540" b="8890"/>
+            <wp:docPr id="293740922" name="Picture 1"/>
+            <wp:cNvGraphicFramePr>
+              <a:graphicFrameLocks xmlns:a="http://schemas.openxmlformats.org/drawingml/2006/main" noChangeAspect="1"/>
+            </wp:cNvGraphicFramePr>
+            <a:graphic xmlns:a="http://schemas.openxmlformats.org/drawingml/2006/main">
+              <a:graphicData uri="http://schemas.openxmlformats.org/drawingml/2006/picture">
+                <pic:pic xmlns:pic="http://schemas.openxmlformats.org/drawingml/2006/picture">
+                  <pic:nvPicPr>
+                    <pic:cNvPr id="293740922" name=""/>
+                    <pic:cNvPicPr/>
+                  </pic:nvPicPr>
+                  <pic:blipFill>
+                    <a:blip r:embed="rId10"/>
+                    <a:stretch>
+                      <a:fillRect/>
+                    </a:stretch>
+                  </pic:blipFill>
+                  <pic:spPr>
+                    <a:xfrm>
+                      <a:off x="0" y="0"/>
+                      <a:ext cx="5960110" cy="3477260"/>
+                    </a:xfrm>
+                    <a:prstGeom prst="rect">
+                      <a:avLst/>
+                    </a:prstGeom>
+                  </pic:spPr>
+                </pic:pic>
+              </a:graphicData>
+            </a:graphic>
+          </wp:inline>
+        </w:drawing>
+      </w:r>
+    </w:p>
     <w:sectPr>
-      <w:headerReference w:type="default" r:id="rId10"/>
+      <w:headerReference w:type="default" r:id="rId11"/>
       <w:pgSz w:w="11906" w:h="16838"/>
       <w:pgMar w:top="1440" w:right="1800" w:bottom="1440" w:left="720" w:header="708" w:footer="708" w:gutter="0"/>
       <w:cols w:space="708"/>

--- a/ex4_solution_2026_Ascendant/ex4_Ascendant.docx
+++ b/ex4_solution_2026_Ascendant/ex4_Ascendant.docx
@@ -5342,14 +5342,14 @@
       </w:pPr>
       <w:r>
         <w:rPr>
-          <w:rFonts w:asciiTheme="minorBidi" w:hAnsiTheme="minorBidi" w:hint="cs"/>
+          <w:rFonts w:asciiTheme="minorBidi" w:hAnsiTheme="minorBidi"/>
           <w:noProof/>
         </w:rPr>
         <w:drawing>
-          <wp:inline distT="0" distB="0" distL="0" distR="0" wp14:anchorId="310B7885" wp14:editId="27E08783">
-            <wp:extent cx="5274310" cy="4180840"/>
-            <wp:effectExtent l="0" t="0" r="0" b="0"/>
-            <wp:docPr id="1431570395" name="Picture 5"/>
+          <wp:inline distT="0" distB="0" distL="0" distR="0" wp14:anchorId="19D23BD1" wp14:editId="2FFDB263">
+            <wp:extent cx="5960110" cy="4724400"/>
+            <wp:effectExtent l="0" t="0" r="2540" b="0"/>
+            <wp:docPr id="378124357" name="Picture 3"/>
             <wp:cNvGraphicFramePr>
               <a:graphicFrameLocks xmlns:a="http://schemas.openxmlformats.org/drawingml/2006/main" noChangeAspect="1"/>
             </wp:cNvGraphicFramePr>
@@ -5357,7 +5357,7 @@
               <a:graphicData uri="http://schemas.openxmlformats.org/drawingml/2006/picture">
                 <pic:pic xmlns:pic="http://schemas.openxmlformats.org/drawingml/2006/picture">
                   <pic:nvPicPr>
-                    <pic:cNvPr id="1431570395" name="Picture 1431570395"/>
+                    <pic:cNvPr id="378124357" name="Picture 378124357"/>
                     <pic:cNvPicPr/>
                   </pic:nvPicPr>
                   <pic:blipFill>
@@ -5375,7 +5375,7 @@
                   <pic:spPr>
                     <a:xfrm>
                       <a:off x="0" y="0"/>
-                      <a:ext cx="5274310" cy="4180840"/>
+                      <a:ext cx="5960110" cy="4724400"/>
                     </a:xfrm>
                     <a:prstGeom prst="rect">
                       <a:avLst/>
@@ -5399,6 +5399,7 @@
         <w:rPr>
           <w:rFonts w:asciiTheme="minorBidi" w:hAnsiTheme="minorBidi"/>
         </w:rPr>
+        <w:lastRenderedPageBreak/>
         <w:br w:type="page"/>
       </w:r>
     </w:p>
@@ -5419,14 +5420,13 @@
       </w:pPr>
       <w:r>
         <w:rPr>
-          <w:rFonts w:hint="cs"/>
           <w:noProof/>
         </w:rPr>
         <w:drawing>
-          <wp:inline distT="0" distB="0" distL="0" distR="0" wp14:anchorId="2D1A4687" wp14:editId="4CF910D9">
-            <wp:extent cx="5761990" cy="4394679"/>
-            <wp:effectExtent l="0" t="0" r="0" b="0"/>
-            <wp:docPr id="2070656747" name="Picture 7"/>
+          <wp:inline distT="0" distB="0" distL="0" distR="0" wp14:anchorId="1F4ACF1D" wp14:editId="12E312CB">
+            <wp:extent cx="5960110" cy="4545330"/>
+            <wp:effectExtent l="0" t="0" r="2540" b="0"/>
+            <wp:docPr id="1341656890" name="Picture 2"/>
             <wp:cNvGraphicFramePr>
               <a:graphicFrameLocks xmlns:a="http://schemas.openxmlformats.org/drawingml/2006/main" noChangeAspect="1"/>
             </wp:cNvGraphicFramePr>
@@ -5434,7 +5434,7 @@
               <a:graphicData uri="http://schemas.openxmlformats.org/drawingml/2006/picture">
                 <pic:pic xmlns:pic="http://schemas.openxmlformats.org/drawingml/2006/picture">
                   <pic:nvPicPr>
-                    <pic:cNvPr id="2070656747" name="Picture 2070656747"/>
+                    <pic:cNvPr id="1341656890" name="Picture 1341656890"/>
                     <pic:cNvPicPr/>
                   </pic:nvPicPr>
                   <pic:blipFill>
@@ -5452,7 +5452,7 @@
                   <pic:spPr>
                     <a:xfrm>
                       <a:off x="0" y="0"/>
-                      <a:ext cx="5764896" cy="4396895"/>
+                      <a:ext cx="5960110" cy="4545330"/>
                     </a:xfrm>
                     <a:prstGeom prst="rect">
                       <a:avLst/>
@@ -6573,33 +6573,15 @@
                             </w:r>
                             <w:proofErr w:type="spellEnd"/>
                             <w:r>
-                              <w:t>("n</w:t>
-                            </w:r>
-                            <w:proofErr w:type="gramStart"/>
-                            <w:r>
-                              <w:t>",[</w:t>
+                              <w:t>("n",[</w:t>
                             </w:r>
                             <w:proofErr w:type="spellStart"/>
-                            <w:proofErr w:type="gramEnd"/>
                             <w:r>
                               <w:t>EntryTime</w:t>
                             </w:r>
                             <w:proofErr w:type="spellEnd"/>
-                            <w:proofErr w:type="gramStart"/>
                             <w:r>
-                              <w:t>],Now</w:t>
-                            </w:r>
-                            <w:proofErr w:type="gramEnd"/>
-                            <w:r>
-                              <w:t>(</w:t>
-                            </w:r>
-                            <w:proofErr w:type="gramStart"/>
-                            <w:r>
-                              <w:t>))*</w:t>
-                            </w:r>
-                            <w:proofErr w:type="gramEnd"/>
-                            <w:r>
-                              <w:t>[</w:t>
+                              <w:t>],Now())*[</w:t>
                             </w:r>
                             <w:proofErr w:type="spellStart"/>
                             <w:r>
@@ -6615,41 +6597,7 @@
                             </w:r>
                             <w:proofErr w:type="spellEnd"/>
                             <w:r>
-                              <w:t>("d</w:t>
-                            </w:r>
-                            <w:proofErr w:type="gramStart"/>
-                            <w:r>
-                              <w:t>",[</w:t>
-                            </w:r>
-                            <w:proofErr w:type="spellStart"/>
-                            <w:proofErr w:type="gramEnd"/>
-                            <w:r>
-                              <w:t>EntryTime</w:t>
-                            </w:r>
-                            <w:proofErr w:type="spellEnd"/>
-                            <w:proofErr w:type="gramStart"/>
-                            <w:r>
-                              <w:t>],Now</w:t>
-                            </w:r>
-                            <w:proofErr w:type="gramEnd"/>
-                            <w:r>
-                              <w:t>(</w:t>
-                            </w:r>
-                            <w:proofErr w:type="gramStart"/>
-                            <w:r>
-                              <w:t>))*</w:t>
-                            </w:r>
-                            <w:proofErr w:type="gramEnd"/>
-                            <w:r>
-                              <w:t>[</w:t>
-                            </w:r>
-                            <w:proofErr w:type="spellStart"/>
-                            <w:r>
-                              <w:t>availableSpaces</w:t>
-                            </w:r>
-                            <w:proofErr w:type="spellEnd"/>
-                            <w:r>
-                              <w:t>])</w:t>
+                              <w:t>("d",[EntryTime],Now())*[availableSpaces])</w:t>
                             </w:r>
                           </w:p>
                         </w:txbxContent>
@@ -6746,33 +6694,15 @@
                       </w:r>
                       <w:proofErr w:type="spellEnd"/>
                       <w:r>
-                        <w:t>("n</w:t>
-                      </w:r>
-                      <w:proofErr w:type="gramStart"/>
-                      <w:r>
-                        <w:t>",[</w:t>
+                        <w:t>("n",[</w:t>
                       </w:r>
                       <w:proofErr w:type="spellStart"/>
-                      <w:proofErr w:type="gramEnd"/>
                       <w:r>
                         <w:t>EntryTime</w:t>
                       </w:r>
                       <w:proofErr w:type="spellEnd"/>
-                      <w:proofErr w:type="gramStart"/>
                       <w:r>
-                        <w:t>],Now</w:t>
-                      </w:r>
-                      <w:proofErr w:type="gramEnd"/>
-                      <w:r>
-                        <w:t>(</w:t>
-                      </w:r>
-                      <w:proofErr w:type="gramStart"/>
-                      <w:r>
-                        <w:t>))*</w:t>
-                      </w:r>
-                      <w:proofErr w:type="gramEnd"/>
-                      <w:r>
-                        <w:t>[</w:t>
+                        <w:t>],Now())*[</w:t>
                       </w:r>
                       <w:proofErr w:type="spellStart"/>
                       <w:r>
@@ -6788,41 +6718,7 @@
                       </w:r>
                       <w:proofErr w:type="spellEnd"/>
                       <w:r>
-                        <w:t>("d</w:t>
-                      </w:r>
-                      <w:proofErr w:type="gramStart"/>
-                      <w:r>
-                        <w:t>",[</w:t>
-                      </w:r>
-                      <w:proofErr w:type="spellStart"/>
-                      <w:proofErr w:type="gramEnd"/>
-                      <w:r>
-                        <w:t>EntryTime</w:t>
-                      </w:r>
-                      <w:proofErr w:type="spellEnd"/>
-                      <w:proofErr w:type="gramStart"/>
-                      <w:r>
-                        <w:t>],Now</w:t>
-                      </w:r>
-                      <w:proofErr w:type="gramEnd"/>
-                      <w:r>
-                        <w:t>(</w:t>
-                      </w:r>
-                      <w:proofErr w:type="gramStart"/>
-                      <w:r>
-                        <w:t>))*</w:t>
-                      </w:r>
-                      <w:proofErr w:type="gramEnd"/>
-                      <w:r>
-                        <w:t>[</w:t>
-                      </w:r>
-                      <w:proofErr w:type="spellStart"/>
-                      <w:r>
-                        <w:t>availableSpaces</w:t>
-                      </w:r>
-                      <w:proofErr w:type="spellEnd"/>
-                      <w:r>
-                        <w:t>])</w:t>
+                        <w:t>("d",[EntryTime],Now())*[availableSpaces])</w:t>
                       </w:r>
                     </w:p>
                   </w:txbxContent>
@@ -6835,6 +6731,7 @@
       <w:r>
         <w:rPr>
           <w:rFonts w:cs="Arial"/>
+          <w:noProof/>
           <w:rtl/>
         </w:rPr>
         <w:drawing>
@@ -7554,6 +7451,7 @@
   <w:style w:type="character" w:default="1" w:styleId="DefaultParagraphFont">
     <w:name w:val="Default Paragraph Font"/>
     <w:uiPriority w:val="1"/>
+    <w:semiHidden/>
     <w:unhideWhenUsed/>
   </w:style>
   <w:style w:type="table" w:default="1" w:styleId="TableNormal">

--- a/ex4_solution_2026_Ascendant/ex4_Ascendant.docx
+++ b/ex4_solution_2026_Ascendant/ex4_Ascendant.docx
@@ -4,7 +4,7 @@
   <w:body>
     <w:p>
       <w:pPr>
-        <w:ind w:left="-58"/>
+        <w:ind w:left="-1104"/>
         <w:jc w:val="center"/>
         <w:rPr>
           <w:rFonts w:asciiTheme="minorBidi" w:hAnsiTheme="minorBidi"/>
@@ -20,11 +20,12 @@
           <w:szCs w:val="32"/>
           <w:rtl/>
         </w:rPr>
-        <w:t xml:space="preserve">תרגיל בית 4 </w:t>
-      </w:r>
-    </w:p>
-    <w:p>
-      <w:pPr>
+        <w:t>תרגיל בית 4</w:t>
+      </w:r>
+    </w:p>
+    <w:p>
+      <w:pPr>
+        <w:ind w:left="-1104" w:right="-284" w:firstLine="1104"/>
         <w:jc w:val="center"/>
         <w:rPr>
           <w:rFonts w:asciiTheme="minorBidi" w:hAnsiTheme="minorBidi"/>
@@ -170,7 +171,14 @@
           <w:rFonts w:asciiTheme="minorBidi" w:hAnsiTheme="minorBidi" w:hint="cs"/>
           <w:rtl/>
         </w:rPr>
-        <w:t xml:space="preserve">. </w:t>
+        <w:t>,</w:t>
+      </w:r>
+      <w:r>
+        <w:rPr>
+          <w:rFonts w:asciiTheme="minorBidi" w:hAnsiTheme="minorBidi" w:hint="cs"/>
+          <w:rtl/>
+        </w:rPr>
+        <w:t xml:space="preserve"> </w:t>
       </w:r>
       <w:r>
         <w:rPr>
@@ -565,7 +573,7 @@
         <w:spacing w:line="276" w:lineRule="auto"/>
         <w:ind w:left="-483" w:right="-426" w:hanging="301"/>
         <w:rPr>
-          <w:rFonts w:asciiTheme="minorBidi" w:hAnsiTheme="minorBidi"/>
+          <w:rFonts w:asciiTheme="minorBidi" w:hAnsiTheme="minorBidi" w:hint="cs"/>
           <w:rtl/>
         </w:rPr>
       </w:pPr>
@@ -662,68 +670,30 @@
           <w:b/>
           <w:bCs/>
         </w:rPr>
-        <w:t>Incomplete</w:t>
-      </w:r>
-      <w:r>
-        <w:rPr>
-          <w:rFonts w:asciiTheme="minorBidi" w:hAnsiTheme="minorBidi"/>
+        <w:t>Complete</w:t>
+      </w:r>
+      <w:r>
+        <w:rPr>
+          <w:rFonts w:asciiTheme="minorBidi" w:hAnsiTheme="minorBidi" w:hint="cs"/>
           <w:b/>
           <w:bCs/>
           <w:rtl/>
         </w:rPr>
-        <w:t>:</w:t>
-      </w:r>
-      <w:r>
-        <w:rPr>
-          <w:rFonts w:asciiTheme="minorBidi" w:hAnsiTheme="minorBidi"/>
-          <w:rtl/>
-        </w:rPr>
-        <w:t xml:space="preserve"> נובע מהמשפט "מבלי שזהותו משתנה" והמילה "יכול" זה מעיד על כך שהחניון קיים כישות עצמאית שהסוגים הם רק תפקידים או מצבים דינמיים שלה. העובדה שניתן לשנות מדיניות מרמזת שהחניון לא חייב להיות כבול להגדרה אחת תמיד, ויכול תיאורטית להיות במצב שבו אינו מציע אף אחד מהתמחורים ועדיין להתקיים במערכת כחניון.</w:t>
-      </w:r>
-      <w:r>
-        <w:rPr>
-          <w:rFonts w:asciiTheme="minorBidi" w:hAnsiTheme="minorBidi" w:hint="cs"/>
-          <w:rtl/>
-        </w:rPr>
-        <w:t xml:space="preserve"> </w:t>
-      </w:r>
-      <w:r>
-        <w:rPr>
-          <w:rFonts w:asciiTheme="minorBidi" w:hAnsiTheme="minorBidi" w:hint="cs"/>
-          <w:color w:val="EE0000"/>
-          <w:rtl/>
-        </w:rPr>
-        <w:t>[לא נראה לי שאני מסכימה עם ה</w:t>
-      </w:r>
-      <w:r>
-        <w:rPr>
-          <w:rFonts w:asciiTheme="minorBidi" w:hAnsiTheme="minorBidi"/>
-          <w:color w:val="EE0000"/>
-        </w:rPr>
-        <w:t>incomplete</w:t>
-      </w:r>
-      <w:r>
-        <w:rPr>
-          <w:rFonts w:asciiTheme="minorBidi" w:hAnsiTheme="minorBidi"/>
-          <w:color w:val="EE0000"/>
-        </w:rPr>
-        <w:t xml:space="preserve"> </w:t>
-      </w:r>
-      <w:r>
-        <w:rPr>
-          <w:rFonts w:asciiTheme="minorBidi" w:hAnsiTheme="minorBidi" w:hint="cs"/>
-          <w:color w:val="EE0000"/>
-          <w:rtl/>
-        </w:rPr>
-        <w:t>כי אומרים שהם נחלקים לזה או זה, ובתאוריה אי אפשר שיהיה לנו רכב באוויר בלי מחירון</w:t>
-      </w:r>
-      <w:r>
-        <w:rPr>
-          <w:rFonts w:asciiTheme="minorBidi" w:hAnsiTheme="minorBidi" w:hint="cs"/>
-          <w:color w:val="EE0000"/>
-          <w:rtl/>
-        </w:rPr>
-        <w:t>]</w:t>
+        <w:t xml:space="preserve">: </w:t>
+      </w:r>
+      <w:r>
+        <w:rPr>
+          <w:rFonts w:asciiTheme="minorBidi" w:hAnsiTheme="minorBidi" w:cs="Arial"/>
+          <w:rtl/>
+        </w:rPr>
+        <w:t>הניסוח "נחלקים ל..." ללא ציון אופציה שלישית (כגון חניון חודשי, חינמי, או אחר שלא נכלל בחלוקה זו), מרמז על כך שכל חניון במערכת חייב להיות מסווג לאחת מהקטגוריות הללו (או לשתיהן, במקרה של חפיפה). מכיוון שאין חניון שאינו דקתי ואינו יומי, ההורשה היא שלמה</w:t>
+      </w:r>
+      <w:r>
+        <w:rPr>
+          <w:rFonts w:asciiTheme="minorBidi" w:hAnsiTheme="minorBidi" w:cs="Arial" w:hint="cs"/>
+          <w:rtl/>
+        </w:rPr>
+        <w:t>.</w:t>
       </w:r>
     </w:p>
     <w:p>
@@ -880,6 +850,26 @@
           <w:rtl/>
         </w:rPr>
         <w:t>) בנוסף לתשלום הרגיל עבור ימי החניה.</w:t>
+      </w:r>
+      <w:r>
+        <w:rPr>
+          <w:rFonts w:asciiTheme="minorBidi" w:hAnsiTheme="minorBidi" w:hint="cs"/>
+          <w:rtl/>
+        </w:rPr>
+        <w:t xml:space="preserve"> בנוסף </w:t>
+      </w:r>
+      <w:r>
+        <w:rPr>
+          <w:rtl/>
+        </w:rPr>
+        <w:t>כל חלק מיום מחויב כיום מלא</w:t>
+      </w:r>
+      <w:r>
+        <w:rPr>
+          <w:rFonts w:hint="cs"/>
+          <w:rtl/>
+        </w:rPr>
+        <w:t>.</w:t>
       </w:r>
       <w:r>
         <w:rPr>
@@ -1593,7 +1583,7 @@
     </w:p>
     <w:p>
       <w:pPr>
-        <w:pStyle w:val="NoSpacing"/>
+        <w:pStyle w:val="af4"/>
         <w:rPr>
           <w:rtl/>
         </w:rPr>
@@ -1638,7 +1628,7 @@
     </w:p>
     <w:p>
       <w:pPr>
-        <w:pStyle w:val="NoSpacing"/>
+        <w:pStyle w:val="af4"/>
         <w:rPr>
           <w:rtl/>
         </w:rPr>
@@ -1646,7 +1636,7 @@
     </w:p>
     <w:tbl>
       <w:tblPr>
-        <w:tblStyle w:val="TableGrid"/>
+        <w:tblStyle w:val="ae"/>
         <w:bidiVisual/>
         <w:tblW w:w="0" w:type="auto"/>
         <w:tblLook w:val="04A0" w:firstRow="1" w:lastRow="0" w:firstColumn="1" w:lastColumn="0" w:noHBand="0" w:noVBand="1"/>
@@ -1673,7 +1663,6 @@
               </w:rPr>
             </w:pPr>
             <w:proofErr w:type="spellStart"/>
-            <w:proofErr w:type="gramStart"/>
             <w:r>
               <w:rPr>
                 <w:rFonts w:asciiTheme="minorBidi" w:hAnsiTheme="minorBidi"/>
@@ -1684,7 +1673,6 @@
               <w:t>uniqueNumber</w:t>
             </w:r>
             <w:proofErr w:type="spellEnd"/>
-            <w:proofErr w:type="gramEnd"/>
             <w:r>
               <w:rPr>
                 <w:rFonts w:asciiTheme="minorBidi" w:hAnsiTheme="minorBidi"/>
@@ -1961,7 +1949,6 @@
               </w:rPr>
             </w:pPr>
             <w:proofErr w:type="spellStart"/>
-            <w:proofErr w:type="gramStart"/>
             <w:r>
               <w:rPr>
                 <w:rFonts w:asciiTheme="minorBidi" w:hAnsiTheme="minorBidi"/>
@@ -1970,7 +1957,6 @@
               <w:t>vehicleNumber</w:t>
             </w:r>
             <w:proofErr w:type="spellEnd"/>
-            <w:proofErr w:type="gramEnd"/>
             <w:r>
               <w:rPr>
                 <w:rFonts w:asciiTheme="minorBidi" w:hAnsiTheme="minorBidi"/>
@@ -2491,7 +2477,7 @@
     </w:p>
     <w:p>
       <w:pPr>
-        <w:pStyle w:val="NoSpacing"/>
+        <w:pStyle w:val="af4"/>
         <w:rPr>
           <w:rtl/>
         </w:rPr>
@@ -2505,7 +2491,7 @@
     </w:p>
     <w:tbl>
       <w:tblPr>
-        <w:tblStyle w:val="TableGrid"/>
+        <w:tblStyle w:val="ae"/>
         <w:bidiVisual/>
         <w:tblW w:w="0" w:type="auto"/>
         <w:tblLook w:val="04A0" w:firstRow="1" w:lastRow="0" w:firstColumn="1" w:lastColumn="0" w:noHBand="0" w:noVBand="1"/>
@@ -2532,7 +2518,6 @@
               </w:rPr>
             </w:pPr>
             <w:proofErr w:type="spellStart"/>
-            <w:proofErr w:type="gramStart"/>
             <w:r>
               <w:rPr>
                 <w:rFonts w:asciiTheme="minorBidi" w:hAnsiTheme="minorBidi"/>
@@ -2543,7 +2528,6 @@
               <w:t>uniqueNumber</w:t>
             </w:r>
             <w:proofErr w:type="spellEnd"/>
-            <w:proofErr w:type="gramEnd"/>
             <w:r>
               <w:rPr>
                 <w:rFonts w:asciiTheme="minorBidi" w:hAnsiTheme="minorBidi"/>
@@ -2820,7 +2804,6 @@
               </w:rPr>
             </w:pPr>
             <w:proofErr w:type="spellStart"/>
-            <w:proofErr w:type="gramStart"/>
             <w:r>
               <w:rPr>
                 <w:rFonts w:asciiTheme="minorBidi" w:hAnsiTheme="minorBidi"/>
@@ -2829,7 +2812,6 @@
               <w:t>vehicleNumber</w:t>
             </w:r>
             <w:proofErr w:type="spellEnd"/>
-            <w:proofErr w:type="gramEnd"/>
             <w:r>
               <w:rPr>
                 <w:rFonts w:asciiTheme="minorBidi" w:hAnsiTheme="minorBidi"/>
@@ -3626,30 +3608,26 @@
     </w:p>
     <w:p>
       <w:pPr>
-        <w:pStyle w:val="NoSpacing"/>
-      </w:pPr>
-      <w:r>
+        <w:pStyle w:val="af4"/>
+      </w:pPr>
+      <w:r>
+        <w:rPr>
+          <w:noProof/>
+        </w:rPr>
         <w:lastRenderedPageBreak/>
-        <w:t>1.6</w:t>
-      </w:r>
-    </w:p>
-    <w:p>
-      <w:pPr>
-        <w:ind w:hanging="784"/>
-        <w:rPr>
-          <w:rFonts w:asciiTheme="minorBidi" w:hAnsiTheme="minorBidi"/>
-        </w:rPr>
-      </w:pPr>
-      <w:r>
-        <w:rPr>
-          <w:rFonts w:asciiTheme="minorBidi" w:hAnsiTheme="minorBidi"/>
-          <w:noProof/>
-        </w:rPr>
         <w:drawing>
-          <wp:inline distT="0" distB="0" distL="0" distR="0" wp14:anchorId="1496F83C" wp14:editId="2D95B133">
-            <wp:extent cx="5937250" cy="5566976"/>
-            <wp:effectExtent l="0" t="0" r="6350" b="0"/>
-            <wp:docPr id="741037784" name="Picture 6"/>
+          <wp:anchor distT="0" distB="0" distL="114300" distR="114300" simplePos="0" relativeHeight="251660288" behindDoc="0" locked="0" layoutInCell="1" allowOverlap="1" wp14:anchorId="6C3EC1CA" wp14:editId="6084EB5A">
+            <wp:simplePos x="0" y="0"/>
+            <wp:positionH relativeFrom="margin">
+              <wp:posOffset>751840</wp:posOffset>
+            </wp:positionH>
+            <wp:positionV relativeFrom="margin">
+              <wp:posOffset>20320</wp:posOffset>
+            </wp:positionV>
+            <wp:extent cx="4795520" cy="4795520"/>
+            <wp:effectExtent l="0" t="0" r="5080" b="5080"/>
+            <wp:wrapSquare wrapText="bothSides"/>
+            <wp:docPr id="1624514281" name="תמונה 2"/>
             <wp:cNvGraphicFramePr>
               <a:graphicFrameLocks xmlns:a="http://schemas.openxmlformats.org/drawingml/2006/main" noChangeAspect="1"/>
             </wp:cNvGraphicFramePr>
@@ -3657,7 +3635,7 @@
               <a:graphicData uri="http://schemas.openxmlformats.org/drawingml/2006/picture">
                 <pic:pic xmlns:pic="http://schemas.openxmlformats.org/drawingml/2006/picture">
                   <pic:nvPicPr>
-                    <pic:cNvPr id="741037784" name="Picture 741037784"/>
+                    <pic:cNvPr id="1624514281" name="תמונה 1624514281"/>
                     <pic:cNvPicPr/>
                   </pic:nvPicPr>
                   <pic:blipFill>
@@ -3675,7 +3653,7 @@
                   <pic:spPr>
                     <a:xfrm>
                       <a:off x="0" y="0"/>
-                      <a:ext cx="5964359" cy="5592395"/>
+                      <a:ext cx="4795520" cy="4795520"/>
                     </a:xfrm>
                     <a:prstGeom prst="rect">
                       <a:avLst/>
@@ -3684,20 +3662,255 @@
                 </pic:pic>
               </a:graphicData>
             </a:graphic>
-          </wp:inline>
+            <wp14:sizeRelH relativeFrom="margin">
+              <wp14:pctWidth>0</wp14:pctWidth>
+            </wp14:sizeRelH>
+            <wp14:sizeRelV relativeFrom="margin">
+              <wp14:pctHeight>0</wp14:pctHeight>
+            </wp14:sizeRelV>
+          </wp:anchor>
         </w:drawing>
       </w:r>
-    </w:p>
-    <w:p>
-      <w:pPr>
-        <w:rPr>
-          <w:rFonts w:asciiTheme="minorBidi" w:hAnsiTheme="minorBidi"/>
+      <w:r>
+        <w:t>1.6</w:t>
+      </w:r>
+    </w:p>
+    <w:p>
+      <w:pPr>
+        <w:ind w:hanging="784"/>
+        <w:rPr>
+          <w:rFonts w:asciiTheme="minorBidi" w:hAnsiTheme="minorBidi"/>
+        </w:rPr>
+      </w:pPr>
+    </w:p>
+    <w:p>
+      <w:pPr>
+        <w:rPr>
+          <w:rFonts w:asciiTheme="minorBidi" w:hAnsiTheme="minorBidi"/>
+          <w:rtl/>
+        </w:rPr>
+      </w:pPr>
+    </w:p>
+    <w:p>
+      <w:pPr>
+        <w:rPr>
+          <w:rFonts w:asciiTheme="minorBidi" w:hAnsiTheme="minorBidi"/>
+          <w:rtl/>
+        </w:rPr>
+      </w:pPr>
+    </w:p>
+    <w:p>
+      <w:pPr>
+        <w:rPr>
+          <w:rFonts w:asciiTheme="minorBidi" w:hAnsiTheme="minorBidi"/>
+          <w:rtl/>
+        </w:rPr>
+      </w:pPr>
+    </w:p>
+    <w:p>
+      <w:pPr>
+        <w:rPr>
+          <w:rFonts w:asciiTheme="minorBidi" w:hAnsiTheme="minorBidi"/>
+          <w:rtl/>
+        </w:rPr>
+      </w:pPr>
+    </w:p>
+    <w:p>
+      <w:pPr>
+        <w:rPr>
+          <w:rFonts w:asciiTheme="minorBidi" w:hAnsiTheme="minorBidi"/>
+          <w:rtl/>
+        </w:rPr>
+      </w:pPr>
+    </w:p>
+    <w:p>
+      <w:pPr>
+        <w:rPr>
+          <w:rFonts w:asciiTheme="minorBidi" w:hAnsiTheme="minorBidi"/>
+          <w:rtl/>
+        </w:rPr>
+      </w:pPr>
+    </w:p>
+    <w:p>
+      <w:pPr>
+        <w:rPr>
+          <w:rFonts w:asciiTheme="minorBidi" w:hAnsiTheme="minorBidi"/>
+          <w:rtl/>
+        </w:rPr>
+      </w:pPr>
+    </w:p>
+    <w:p>
+      <w:pPr>
+        <w:rPr>
+          <w:rFonts w:asciiTheme="minorBidi" w:hAnsiTheme="minorBidi"/>
+          <w:rtl/>
+        </w:rPr>
+      </w:pPr>
+    </w:p>
+    <w:p>
+      <w:pPr>
+        <w:rPr>
+          <w:rFonts w:asciiTheme="minorBidi" w:hAnsiTheme="minorBidi"/>
+          <w:rtl/>
+        </w:rPr>
+      </w:pPr>
+    </w:p>
+    <w:p>
+      <w:pPr>
+        <w:rPr>
+          <w:rFonts w:asciiTheme="minorBidi" w:hAnsiTheme="minorBidi"/>
+          <w:rtl/>
+        </w:rPr>
+      </w:pPr>
+    </w:p>
+    <w:p>
+      <w:pPr>
+        <w:rPr>
+          <w:rFonts w:asciiTheme="minorBidi" w:hAnsiTheme="minorBidi"/>
+          <w:rtl/>
+        </w:rPr>
+      </w:pPr>
+    </w:p>
+    <w:p>
+      <w:pPr>
+        <w:rPr>
+          <w:rFonts w:asciiTheme="minorBidi" w:hAnsiTheme="minorBidi"/>
+          <w:rtl/>
+        </w:rPr>
+      </w:pPr>
+    </w:p>
+    <w:p>
+      <w:pPr>
+        <w:rPr>
+          <w:rFonts w:asciiTheme="minorBidi" w:hAnsiTheme="minorBidi"/>
+          <w:rtl/>
+        </w:rPr>
+      </w:pPr>
+    </w:p>
+    <w:p>
+      <w:pPr>
+        <w:rPr>
+          <w:rFonts w:asciiTheme="minorBidi" w:hAnsiTheme="minorBidi"/>
+          <w:rtl/>
+        </w:rPr>
+      </w:pPr>
+    </w:p>
+    <w:p>
+      <w:pPr>
+        <w:rPr>
+          <w:rFonts w:asciiTheme="minorBidi" w:hAnsiTheme="minorBidi"/>
+          <w:rtl/>
+        </w:rPr>
+      </w:pPr>
+    </w:p>
+    <w:p>
+      <w:pPr>
+        <w:rPr>
+          <w:rFonts w:asciiTheme="minorBidi" w:hAnsiTheme="minorBidi"/>
+          <w:rtl/>
+        </w:rPr>
+      </w:pPr>
+    </w:p>
+    <w:p>
+      <w:pPr>
+        <w:rPr>
+          <w:rFonts w:asciiTheme="minorBidi" w:hAnsiTheme="minorBidi"/>
+          <w:rtl/>
+        </w:rPr>
+      </w:pPr>
+    </w:p>
+    <w:p>
+      <w:pPr>
+        <w:rPr>
+          <w:rFonts w:asciiTheme="minorBidi" w:hAnsiTheme="minorBidi"/>
+          <w:rtl/>
+        </w:rPr>
+      </w:pPr>
+    </w:p>
+    <w:p>
+      <w:pPr>
+        <w:rPr>
+          <w:rFonts w:asciiTheme="minorBidi" w:hAnsiTheme="minorBidi"/>
+          <w:rtl/>
+        </w:rPr>
+      </w:pPr>
+    </w:p>
+    <w:p>
+      <w:pPr>
+        <w:rPr>
+          <w:rFonts w:asciiTheme="minorBidi" w:hAnsiTheme="minorBidi"/>
+          <w:rtl/>
+        </w:rPr>
+      </w:pPr>
+    </w:p>
+    <w:p>
+      <w:pPr>
+        <w:rPr>
+          <w:rFonts w:asciiTheme="minorBidi" w:hAnsiTheme="minorBidi"/>
+          <w:rtl/>
+        </w:rPr>
+      </w:pPr>
+    </w:p>
+    <w:p>
+      <w:pPr>
+        <w:rPr>
+          <w:rFonts w:asciiTheme="minorBidi" w:hAnsiTheme="minorBidi"/>
+          <w:rtl/>
+        </w:rPr>
+      </w:pPr>
+    </w:p>
+    <w:p>
+      <w:pPr>
+        <w:rPr>
+          <w:rFonts w:asciiTheme="minorBidi" w:hAnsiTheme="minorBidi"/>
+          <w:rtl/>
+        </w:rPr>
+      </w:pPr>
+    </w:p>
+    <w:p>
+      <w:pPr>
+        <w:rPr>
+          <w:rFonts w:asciiTheme="minorBidi" w:hAnsiTheme="minorBidi"/>
+          <w:rtl/>
+        </w:rPr>
+      </w:pPr>
+    </w:p>
+    <w:p>
+      <w:pPr>
+        <w:rPr>
+          <w:rFonts w:asciiTheme="minorBidi" w:hAnsiTheme="minorBidi"/>
+          <w:rtl/>
+        </w:rPr>
+      </w:pPr>
+    </w:p>
+    <w:p>
+      <w:pPr>
+        <w:rPr>
+          <w:rFonts w:asciiTheme="minorBidi" w:hAnsiTheme="minorBidi"/>
+          <w:rtl/>
+        </w:rPr>
+      </w:pPr>
+    </w:p>
+    <w:p>
+      <w:pPr>
+        <w:rPr>
+          <w:rFonts w:asciiTheme="minorBidi" w:hAnsiTheme="minorBidi"/>
+          <w:rtl/>
+        </w:rPr>
+      </w:pPr>
+    </w:p>
+    <w:p>
+      <w:pPr>
+        <w:rPr>
+          <w:rFonts w:asciiTheme="minorBidi" w:hAnsiTheme="minorBidi"/>
+          <w:rtl/>
         </w:rPr>
       </w:pPr>
     </w:p>
     <w:tbl>
       <w:tblPr>
-        <w:tblStyle w:val="TableGrid"/>
+        <w:tblStyle w:val="ae"/>
+        <w:tblpPr w:leftFromText="180" w:rightFromText="180" w:vertAnchor="text" w:horzAnchor="margin" w:tblpXSpec="center" w:tblpY="58"/>
         <w:bidiVisual/>
         <w:tblW w:w="0" w:type="auto"/>
         <w:tblLook w:val="04A0" w:firstRow="1" w:lastRow="0" w:firstColumn="1" w:lastColumn="0" w:noHBand="0" w:noVBand="1"/>
@@ -3724,7 +3937,6 @@
               </w:rPr>
             </w:pPr>
             <w:proofErr w:type="spellStart"/>
-            <w:proofErr w:type="gramStart"/>
             <w:r>
               <w:rPr>
                 <w:rFonts w:asciiTheme="minorBidi" w:hAnsiTheme="minorBidi"/>
@@ -3735,7 +3947,6 @@
               <w:t>uniqueNumber</w:t>
             </w:r>
             <w:proofErr w:type="spellEnd"/>
-            <w:proofErr w:type="gramEnd"/>
             <w:r>
               <w:rPr>
                 <w:rFonts w:asciiTheme="minorBidi" w:hAnsiTheme="minorBidi"/>
@@ -4012,7 +4223,6 @@
               </w:rPr>
             </w:pPr>
             <w:proofErr w:type="spellStart"/>
-            <w:proofErr w:type="gramStart"/>
             <w:r>
               <w:rPr>
                 <w:rFonts w:asciiTheme="minorBidi" w:hAnsiTheme="minorBidi"/>
@@ -4021,7 +4231,6 @@
               <w:t>vehicleNumber</w:t>
             </w:r>
             <w:proofErr w:type="spellEnd"/>
-            <w:proofErr w:type="gramEnd"/>
             <w:r>
               <w:rPr>
                 <w:rFonts w:asciiTheme="minorBidi" w:hAnsiTheme="minorBidi"/>
@@ -4488,7 +4697,6 @@
               </w:rPr>
               <w:t xml:space="preserve"> </w:t>
             </w:r>
-            <w:proofErr w:type="spellStart"/>
             <w:r>
               <w:rPr>
                 <w:rFonts w:asciiTheme="minorBidi" w:hAnsiTheme="minorBidi"/>
@@ -4498,7 +4706,6 @@
               </w:rPr>
               <w:t>ParkingLotID</w:t>
             </w:r>
-            <w:proofErr w:type="spellEnd"/>
             <w:r>
               <w:rPr>
                 <w:rFonts w:asciiTheme="minorBidi" w:hAnsiTheme="minorBidi"/>
@@ -4686,19 +4893,242 @@
               <w:rPr>
                 <w:rFonts w:asciiTheme="minorBidi" w:hAnsiTheme="minorBidi"/>
               </w:rPr>
-              <w:t>Charg</w:t>
-            </w:r>
-            <w:r>
-              <w:rPr>
-                <w:rFonts w:asciiTheme="minorBidi" w:hAnsiTheme="minorBidi"/>
-              </w:rPr>
-              <w:t>e</w:t>
-            </w:r>
-            <w:r>
-              <w:rPr>
-                <w:rFonts w:asciiTheme="minorBidi" w:hAnsiTheme="minorBidi"/>
-              </w:rPr>
-              <w:t>s</w:t>
+              <w:t>Charges</w:t>
+            </w:r>
+          </w:p>
+        </w:tc>
+      </w:tr>
+      <w:tr>
+        <w:trPr>
+          <w:trHeight w:val="432"/>
+        </w:trPr>
+        <w:tc>
+          <w:tcPr>
+            <w:tcW w:w="6137" w:type="dxa"/>
+            <w:vAlign w:val="center"/>
+          </w:tcPr>
+          <w:p>
+            <w:pPr>
+              <w:bidi w:val="0"/>
+              <w:rPr>
+                <w:rFonts w:asciiTheme="minorBidi" w:hAnsiTheme="minorBidi"/>
+                <w:sz w:val="22"/>
+                <w:szCs w:val="22"/>
+                <w:u w:val="single"/>
+              </w:rPr>
+            </w:pPr>
+            <w:proofErr w:type="spellStart"/>
+            <w:proofErr w:type="gramStart"/>
+            <w:r>
+              <w:rPr>
+                <w:rFonts w:asciiTheme="minorBidi" w:hAnsiTheme="minorBidi"/>
+                <w:sz w:val="22"/>
+                <w:szCs w:val="22"/>
+                <w:u w:val="single"/>
+              </w:rPr>
+              <w:t>vehicleNumber</w:t>
+            </w:r>
+            <w:proofErr w:type="spellEnd"/>
+            <w:r>
+              <w:rPr>
+                <w:rFonts w:asciiTheme="minorBidi" w:hAnsiTheme="minorBidi"/>
+                <w:sz w:val="22"/>
+                <w:szCs w:val="22"/>
+                <w:u w:val="single"/>
+              </w:rPr>
+              <w:t xml:space="preserve">(FK </w:t>
+            </w:r>
+            <w:r>
+              <w:rPr>
+                <w:rFonts w:asciiTheme="minorBidi" w:hAnsiTheme="minorBidi"/>
+                <w:sz w:val="22"/>
+                <w:szCs w:val="22"/>
+              </w:rPr>
+              <w:t xml:space="preserve"> Vehicle</w:t>
+            </w:r>
+            <w:proofErr w:type="gramEnd"/>
+            <w:r>
+              <w:rPr>
+                <w:rFonts w:asciiTheme="minorBidi" w:hAnsiTheme="minorBidi"/>
+                <w:sz w:val="22"/>
+                <w:szCs w:val="22"/>
+              </w:rPr>
+              <w:t xml:space="preserve">), </w:t>
+            </w:r>
+            <w:proofErr w:type="spellStart"/>
+            <w:r>
+              <w:rPr>
+                <w:rFonts w:asciiTheme="minorBidi" w:hAnsiTheme="minorBidi"/>
+                <w:sz w:val="22"/>
+                <w:szCs w:val="22"/>
+              </w:rPr>
+              <w:t>battery_level</w:t>
+            </w:r>
+            <w:proofErr w:type="spellEnd"/>
+            <w:r>
+              <w:rPr>
+                <w:rFonts w:asciiTheme="minorBidi" w:hAnsiTheme="minorBidi"/>
+                <w:sz w:val="22"/>
+                <w:szCs w:val="22"/>
+              </w:rPr>
+              <w:t xml:space="preserve">, </w:t>
+            </w:r>
+            <w:proofErr w:type="spellStart"/>
+            <w:r>
+              <w:rPr>
+                <w:rFonts w:asciiTheme="minorBidi" w:hAnsiTheme="minorBidi"/>
+                <w:sz w:val="22"/>
+                <w:szCs w:val="22"/>
+              </w:rPr>
+              <w:t>isCharging</w:t>
+            </w:r>
+            <w:proofErr w:type="spellEnd"/>
+          </w:p>
+        </w:tc>
+        <w:tc>
+          <w:tcPr>
+            <w:tcW w:w="2159" w:type="dxa"/>
+            <w:vAlign w:val="center"/>
+          </w:tcPr>
+          <w:p>
+            <w:pPr>
+              <w:bidi w:val="0"/>
+              <w:rPr>
+                <w:rFonts w:asciiTheme="minorBidi" w:hAnsiTheme="minorBidi"/>
+              </w:rPr>
+            </w:pPr>
+            <w:r>
+              <w:rPr>
+                <w:rFonts w:asciiTheme="minorBidi" w:hAnsiTheme="minorBidi"/>
+              </w:rPr>
+              <w:t xml:space="preserve">Electric </w:t>
+            </w:r>
+          </w:p>
+        </w:tc>
+      </w:tr>
+      <w:tr>
+        <w:trPr>
+          <w:trHeight w:val="432"/>
+        </w:trPr>
+        <w:tc>
+          <w:tcPr>
+            <w:tcW w:w="6137" w:type="dxa"/>
+            <w:vAlign w:val="center"/>
+          </w:tcPr>
+          <w:p>
+            <w:pPr>
+              <w:bidi w:val="0"/>
+              <w:rPr>
+                <w:rFonts w:asciiTheme="minorBidi" w:hAnsiTheme="minorBidi" w:hint="cs"/>
+                <w:sz w:val="22"/>
+                <w:szCs w:val="22"/>
+                <w:rtl/>
+              </w:rPr>
+            </w:pPr>
+            <w:proofErr w:type="spellStart"/>
+            <w:r>
+              <w:rPr>
+                <w:rFonts w:asciiTheme="minorBidi" w:hAnsiTheme="minorBidi"/>
+                <w:sz w:val="22"/>
+                <w:szCs w:val="22"/>
+                <w:u w:val="single"/>
+              </w:rPr>
+              <w:t>StationID</w:t>
+            </w:r>
+            <w:proofErr w:type="spellEnd"/>
+            <w:r>
+              <w:rPr>
+                <w:rFonts w:asciiTheme="minorBidi" w:hAnsiTheme="minorBidi"/>
+                <w:sz w:val="22"/>
+                <w:szCs w:val="22"/>
+                <w:u w:val="single"/>
+              </w:rPr>
+              <w:t xml:space="preserve">(FK </w:t>
+            </w:r>
+            <w:proofErr w:type="spellStart"/>
+            <w:r>
+              <w:rPr>
+                <w:rFonts w:asciiTheme="minorBidi" w:hAnsiTheme="minorBidi"/>
+                <w:sz w:val="22"/>
+                <w:szCs w:val="22"/>
+                <w:u w:val="single"/>
+              </w:rPr>
+              <w:t>ChargingStation</w:t>
+            </w:r>
+            <w:proofErr w:type="spellEnd"/>
+            <w:r>
+              <w:rPr>
+                <w:rFonts w:asciiTheme="minorBidi" w:hAnsiTheme="minorBidi"/>
+                <w:sz w:val="22"/>
+                <w:szCs w:val="22"/>
+                <w:u w:val="single"/>
+              </w:rPr>
+              <w:t>),</w:t>
+            </w:r>
+            <w:r>
+              <w:rPr>
+                <w:rFonts w:asciiTheme="minorBidi" w:hAnsiTheme="minorBidi"/>
+                <w:sz w:val="22"/>
+                <w:szCs w:val="22"/>
+              </w:rPr>
+              <w:t xml:space="preserve"> </w:t>
+            </w:r>
+            <w:proofErr w:type="spellStart"/>
+            <w:r>
+              <w:rPr>
+                <w:rFonts w:asciiTheme="minorBidi" w:hAnsiTheme="minorBidi"/>
+                <w:sz w:val="22"/>
+                <w:szCs w:val="22"/>
+                <w:u w:val="single"/>
+              </w:rPr>
+              <w:t>uniqueNumber</w:t>
+            </w:r>
+            <w:proofErr w:type="spellEnd"/>
+            <w:r>
+              <w:rPr>
+                <w:rFonts w:asciiTheme="minorBidi" w:hAnsiTheme="minorBidi"/>
+                <w:sz w:val="22"/>
+                <w:szCs w:val="22"/>
+              </w:rPr>
+              <w:t xml:space="preserve">(FK </w:t>
+            </w:r>
+            <w:proofErr w:type="spellStart"/>
+            <w:r>
+              <w:rPr>
+                <w:rFonts w:asciiTheme="minorBidi" w:hAnsiTheme="minorBidi"/>
+                <w:sz w:val="22"/>
+                <w:szCs w:val="22"/>
+              </w:rPr>
+              <w:t>ParkingLot</w:t>
+            </w:r>
+            <w:proofErr w:type="spellEnd"/>
+            <w:r>
+              <w:rPr>
+                <w:rFonts w:asciiTheme="minorBidi" w:hAnsiTheme="minorBidi"/>
+                <w:sz w:val="22"/>
+                <w:szCs w:val="22"/>
+              </w:rPr>
+              <w:t>)</w:t>
+            </w:r>
+          </w:p>
+        </w:tc>
+        <w:tc>
+          <w:tcPr>
+            <w:tcW w:w="2159" w:type="dxa"/>
+            <w:vAlign w:val="center"/>
+          </w:tcPr>
+          <w:p>
+            <w:pPr>
+              <w:bidi w:val="0"/>
+              <w:rPr>
+                <w:rFonts w:asciiTheme="minorBidi" w:hAnsiTheme="minorBidi"/>
+              </w:rPr>
+            </w:pPr>
+            <w:r>
+              <w:rPr>
+                <w:rFonts w:asciiTheme="minorBidi" w:hAnsiTheme="minorBidi"/>
+              </w:rPr>
+              <w:t xml:space="preserve">Is in </w:t>
             </w:r>
           </w:p>
         </w:tc>
@@ -4709,6 +5139,133 @@
         <w:rPr>
           <w:rFonts w:asciiTheme="minorBidi" w:hAnsiTheme="minorBidi"/>
           <w:rtl/>
+        </w:rPr>
+      </w:pPr>
+    </w:p>
+    <w:p>
+      <w:pPr>
+        <w:rPr>
+          <w:rFonts w:asciiTheme="minorBidi" w:hAnsiTheme="minorBidi"/>
+        </w:rPr>
+      </w:pPr>
+    </w:p>
+    <w:p>
+      <w:pPr>
+        <w:rPr>
+          <w:rFonts w:asciiTheme="minorBidi" w:hAnsiTheme="minorBidi"/>
+          <w:rtl/>
+        </w:rPr>
+      </w:pPr>
+    </w:p>
+    <w:p>
+      <w:pPr>
+        <w:rPr>
+          <w:rFonts w:asciiTheme="minorBidi" w:hAnsiTheme="minorBidi"/>
+        </w:rPr>
+      </w:pPr>
+    </w:p>
+    <w:p>
+      <w:pPr>
+        <w:rPr>
+          <w:rFonts w:asciiTheme="minorBidi" w:hAnsiTheme="minorBidi"/>
+        </w:rPr>
+      </w:pPr>
+    </w:p>
+    <w:p>
+      <w:pPr>
+        <w:rPr>
+          <w:rFonts w:asciiTheme="minorBidi" w:hAnsiTheme="minorBidi"/>
+        </w:rPr>
+      </w:pPr>
+    </w:p>
+    <w:p>
+      <w:pPr>
+        <w:rPr>
+          <w:rFonts w:asciiTheme="minorBidi" w:hAnsiTheme="minorBidi"/>
+        </w:rPr>
+      </w:pPr>
+    </w:p>
+    <w:p>
+      <w:pPr>
+        <w:rPr>
+          <w:rFonts w:asciiTheme="minorBidi" w:hAnsiTheme="minorBidi"/>
+        </w:rPr>
+      </w:pPr>
+    </w:p>
+    <w:p>
+      <w:pPr>
+        <w:rPr>
+          <w:rFonts w:asciiTheme="minorBidi" w:hAnsiTheme="minorBidi"/>
+        </w:rPr>
+      </w:pPr>
+    </w:p>
+    <w:p>
+      <w:pPr>
+        <w:rPr>
+          <w:rFonts w:asciiTheme="minorBidi" w:hAnsiTheme="minorBidi"/>
+        </w:rPr>
+      </w:pPr>
+    </w:p>
+    <w:p>
+      <w:pPr>
+        <w:rPr>
+          <w:rFonts w:asciiTheme="minorBidi" w:hAnsiTheme="minorBidi"/>
+        </w:rPr>
+      </w:pPr>
+    </w:p>
+    <w:p>
+      <w:pPr>
+        <w:rPr>
+          <w:rFonts w:asciiTheme="minorBidi" w:hAnsiTheme="minorBidi"/>
+        </w:rPr>
+      </w:pPr>
+    </w:p>
+    <w:p>
+      <w:pPr>
+        <w:rPr>
+          <w:rFonts w:asciiTheme="minorBidi" w:hAnsiTheme="minorBidi"/>
+        </w:rPr>
+      </w:pPr>
+    </w:p>
+    <w:p>
+      <w:pPr>
+        <w:rPr>
+          <w:rFonts w:asciiTheme="minorBidi" w:hAnsiTheme="minorBidi"/>
+        </w:rPr>
+      </w:pPr>
+    </w:p>
+    <w:p>
+      <w:pPr>
+        <w:rPr>
+          <w:rFonts w:asciiTheme="minorBidi" w:hAnsiTheme="minorBidi"/>
+        </w:rPr>
+      </w:pPr>
+    </w:p>
+    <w:p>
+      <w:pPr>
+        <w:rPr>
+          <w:rFonts w:asciiTheme="minorBidi" w:hAnsiTheme="minorBidi"/>
+        </w:rPr>
+      </w:pPr>
+    </w:p>
+    <w:p>
+      <w:pPr>
+        <w:rPr>
+          <w:rFonts w:asciiTheme="minorBidi" w:hAnsiTheme="minorBidi"/>
+        </w:rPr>
+      </w:pPr>
+    </w:p>
+    <w:p>
+      <w:pPr>
+        <w:rPr>
+          <w:rFonts w:asciiTheme="minorBidi" w:hAnsiTheme="minorBidi"/>
+        </w:rPr>
+      </w:pPr>
+    </w:p>
+    <w:p>
+      <w:pPr>
+        <w:rPr>
+          <w:rFonts w:asciiTheme="minorBidi" w:hAnsiTheme="minorBidi"/>
         </w:rPr>
       </w:pPr>
     </w:p>
@@ -4739,6 +5296,7 @@
           <w:szCs w:val="28"/>
           <w:rtl/>
         </w:rPr>
+        <w:lastRenderedPageBreak/>
         <w:t>חלק ב</w:t>
       </w:r>
     </w:p>
@@ -4756,7 +5314,7 @@
     </w:p>
     <w:p>
       <w:pPr>
-        <w:pStyle w:val="NoSpacing"/>
+        <w:pStyle w:val="af4"/>
         <w:rPr>
           <w:rtl/>
         </w:rPr>
@@ -4771,7 +5329,7 @@
     </w:p>
     <w:tbl>
       <w:tblPr>
-        <w:tblStyle w:val="TableGrid"/>
+        <w:tblStyle w:val="ae"/>
         <w:bidiVisual/>
         <w:tblW w:w="0" w:type="auto"/>
         <w:tblBorders>
@@ -5074,7 +5632,7 @@
           <w:rFonts w:asciiTheme="minorBidi" w:hAnsiTheme="minorBidi" w:hint="cs"/>
           <w:rtl/>
         </w:rPr>
-        <w:t xml:space="preserve">טבלאות אלה שומרות נתונים דינמיים וומתעדכנות </w:t>
+        <w:t xml:space="preserve">טבלאות אלה שומרות נתונים דינמיים ומתעדכנות </w:t>
       </w:r>
       <w:r>
         <w:rPr>
@@ -5317,7 +5875,7 @@
     </w:p>
     <w:p>
       <w:pPr>
-        <w:pStyle w:val="NoSpacing"/>
+        <w:pStyle w:val="af4"/>
       </w:pPr>
       <w:r>
         <w:rPr>
@@ -5399,13 +5957,12 @@
         <w:rPr>
           <w:rFonts w:asciiTheme="minorBidi" w:hAnsiTheme="minorBidi"/>
         </w:rPr>
-        <w:lastRenderedPageBreak/>
         <w:br w:type="page"/>
       </w:r>
     </w:p>
     <w:p>
       <w:pPr>
-        <w:pStyle w:val="NoSpacing"/>
+        <w:pStyle w:val="af4"/>
       </w:pPr>
       <w:r>
         <w:lastRenderedPageBreak/>
@@ -5481,7 +6038,7 @@
     </w:p>
     <w:p>
       <w:pPr>
-        <w:pStyle w:val="NoSpacing"/>
+        <w:pStyle w:val="af4"/>
       </w:pPr>
       <w:r>
         <w:lastRenderedPageBreak/>
@@ -5493,7 +6050,7 @@
     </w:p>
     <w:tbl>
       <w:tblPr>
-        <w:tblStyle w:val="TableGrid"/>
+        <w:tblStyle w:val="ae"/>
         <w:bidiVisual/>
         <w:tblW w:w="9445" w:type="dxa"/>
         <w:jc w:val="right"/>
@@ -6467,7 +7024,7 @@
     </w:tbl>
     <w:p>
       <w:pPr>
-        <w:pStyle w:val="NoSpacing"/>
+        <w:pStyle w:val="af4"/>
       </w:pPr>
       <w:r>
         <w:t xml:space="preserve"> </w:t>
@@ -6475,7 +7032,7 @@
     </w:p>
     <w:p>
       <w:pPr>
-        <w:pStyle w:val="NoSpacing"/>
+        <w:pStyle w:val="af4"/>
       </w:pPr>
       <w:r>
         <w:t>2.5</w:t>
@@ -6597,7 +7154,23 @@
                             </w:r>
                             <w:proofErr w:type="spellEnd"/>
                             <w:r>
-                              <w:t>("d",[EntryTime],Now())*[availableSpaces])</w:t>
+                              <w:t>("d",[</w:t>
+                            </w:r>
+                            <w:proofErr w:type="spellStart"/>
+                            <w:r>
+                              <w:t>EntryTime</w:t>
+                            </w:r>
+                            <w:proofErr w:type="spellEnd"/>
+                            <w:r>
+                              <w:t>],Now())*[</w:t>
+                            </w:r>
+                            <w:proofErr w:type="spellStart"/>
+                            <w:r>
+                              <w:t>availableSpaces</w:t>
+                            </w:r>
+                            <w:proofErr w:type="spellEnd"/>
+                            <w:r>
+                              <w:t>])</w:t>
                             </w:r>
                           </w:p>
                         </w:txbxContent>
@@ -6664,7 +7237,7 @@
                   <v:h position="#0,#1"/>
                 </v:handles>
               </v:shapetype>
-              <v:shape id="Speech Bubble: Rectangle 4" o:spid="_x0000_s1026" type="#_x0000_t61" style="position:absolute;left:0;text-align:left;margin-left:44.5pt;margin-top:296.5pt;width:320pt;height:53pt;z-index:251659264;visibility:visible;mso-wrap-style:square;mso-width-percent:0;mso-wrap-distance-left:9pt;mso-wrap-distance-top:0;mso-wrap-distance-right:9pt;mso-wrap-distance-bottom:0;mso-position-horizontal:absolute;mso-position-horizontal-relative:text;mso-position-vertical:absolute;mso-position-vertical-relative:text;mso-width-percent:0;mso-width-relative:margin;v-text-anchor:middle" o:gfxdata="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" adj="8504,-22364" fillcolor="#ed412f" strokecolor="black [3213]">
+              <v:shape id="Speech Bubble: Rectangle 4" o:spid="_x0000_s1026" type="#_x0000_t61" style="position:absolute;left:0;text-align:left;margin-left:44.5pt;margin-top:296.5pt;width:320pt;height:53pt;z-index:251659264;visibility:visible;mso-wrap-style:square;mso-width-percent:0;mso-wrap-distance-left:9pt;mso-wrap-distance-top:0;mso-wrap-distance-right:9pt;mso-wrap-distance-bottom:0;mso-position-horizontal:absolute;mso-position-horizontal-relative:text;mso-position-vertical:absolute;mso-position-vertical-relative:text;mso-width-percent:0;mso-width-relative:margin;v-text-anchor:middle" o:gfxdata="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" adj="8504,-22364" fillcolor="#ed412f" strokecolor="black [3213]">
                 <v:fill opacity="32639f"/>
                 <v:textbox>
                   <w:txbxContent>
@@ -6718,7 +7291,23 @@
                       </w:r>
                       <w:proofErr w:type="spellEnd"/>
                       <w:r>
-                        <w:t>("d",[EntryTime],Now())*[availableSpaces])</w:t>
+                        <w:t>("d",[</w:t>
+                      </w:r>
+                      <w:proofErr w:type="spellStart"/>
+                      <w:r>
+                        <w:t>EntryTime</w:t>
+                      </w:r>
+                      <w:proofErr w:type="spellEnd"/>
+                      <w:r>
+                        <w:t>],Now())*[</w:t>
+                      </w:r>
+                      <w:proofErr w:type="spellStart"/>
+                      <w:r>
+                        <w:t>availableSpaces</w:t>
+                      </w:r>
+                      <w:proofErr w:type="spellEnd"/>
+                      <w:r>
+                        <w:t>])</w:t>
                       </w:r>
                     </w:p>
                   </w:txbxContent>
@@ -6826,7 +7415,7 @@
 <w:hdr xmlns:wpc="http://schemas.microsoft.com/office/word/2010/wordprocessingCanvas" xmlns:cx="http://schemas.microsoft.com/office/drawing/2014/chartex" xmlns:cx1="http://schemas.microsoft.com/office/drawing/2015/9/8/chartex" xmlns:cx2="http://schemas.microsoft.com/office/drawing/2015/10/21/chartex" xmlns:cx3="http://schemas.microsoft.com/office/drawing/2016/5/9/chartex" xmlns:cx4="http://schemas.microsoft.com/office/drawing/2016/5/10/chartex" xmlns:cx5="http://schemas.microsoft.com/office/drawing/2016/5/11/chartex" xmlns:cx6="http://schemas.microsoft.com/office/drawing/2016/5/12/chartex" xmlns:cx7="http://schemas.microsoft.com/office/drawing/2016/5/13/chartex" xmlns:cx8="http://schemas.microsoft.com/office/drawing/2016/5/14/chartex" xmlns:mc="http://schemas.openxmlformats.org/markup-compatibility/2006" xmlns:aink="http://schemas.microsoft.com/office/drawing/2016/ink" xmlns:am3d="http://schemas.microsoft.com/office/drawing/2017/model3d" xmlns:o="urn:schemas-microsoft-com:office:office" xmlns:oel="http://schemas.microsoft.com/office/2019/extlst" xmlns:r="http://schemas.openxmlformats.org/officeDocument/2006/relationships" xmlns:m="http://schemas.openxmlformats.org/officeDocument/2006/math" xmlns:v="urn:schemas-microsoft-com:vml" xmlns:wp14="http://schemas.microsoft.com/office/word/2010/wordprocessingDrawing" xmlns:wp="http://schemas.openxmlformats.org/drawingml/2006/wordprocessingDrawing" xmlns:w10="urn:schemas-microsoft-com:office:word" xmlns:w="http://schemas.openxmlformats.org/wordprocessingml/2006/main" xmlns:w14="http://schemas.microsoft.com/office/word/2010/wordml" xmlns:w15="http://schemas.microsoft.com/office/word/2012/wordml" xmlns:w16cex="http://schemas.microsoft.com/office/word/2018/wordml/cex" xmlns:w16cid="http://schemas.microsoft.com/office/word/2016/wordml/cid" xmlns:w16="http://schemas.microsoft.com/office/word/2018/wordml" xmlns:w16du="http://schemas.microsoft.com/office/word/2023/wordml/word16du" xmlns:w16sdtdh="http://schemas.microsoft.com/office/word/2020/wordml/sdtdatahash" xmlns:w16sdtfl="http://schemas.microsoft.com/office/word/2024/wordml/sdtformatlock" xmlns:w16se="http://schemas.microsoft.com/office/word/2015/wordml/symex" xmlns:wpg="http://schemas.microsoft.com/office/word/2010/wordprocessingGroup" xmlns:wpi="http://schemas.microsoft.com/office/word/2010/wordprocessingInk" xmlns:wne="http://schemas.microsoft.com/office/word/2006/wordml" xmlns:wps="http://schemas.microsoft.com/office/word/2010/wordprocessingShape" mc:Ignorable="w14 w15 w16se w16cid w16 w16cex w16sdtdh w16sdtfl w16du wp14">
   <w:p>
     <w:pPr>
-      <w:pStyle w:val="Header"/>
+      <w:pStyle w:val="af0"/>
     </w:pPr>
     <w:r>
       <w:rPr>
@@ -7243,7 +7832,7 @@
     <w:lsdException w:name="Unresolved Mention" w:semiHidden="1" w:unhideWhenUsed="1"/>
     <w:lsdException w:name="Smart Link" w:semiHidden="1" w:unhideWhenUsed="1"/>
   </w:latentStyles>
-  <w:style w:type="paragraph" w:default="1" w:styleId="Normal">
+  <w:style w:type="paragraph" w:default="1" w:styleId="a">
     <w:name w:val="Normal"/>
     <w:qFormat/>
     <w:rsid w:val="00B30899"/>
@@ -7251,11 +7840,11 @@
       <w:bidi/>
     </w:pPr>
   </w:style>
-  <w:style w:type="paragraph" w:styleId="Heading1">
+  <w:style w:type="paragraph" w:styleId="1">
     <w:name w:val="heading 1"/>
-    <w:basedOn w:val="Normal"/>
-    <w:next w:val="Normal"/>
-    <w:link w:val="Heading1Char"/>
+    <w:basedOn w:val="a"/>
+    <w:next w:val="a"/>
+    <w:link w:val="10"/>
     <w:uiPriority w:val="9"/>
     <w:qFormat/>
     <w:rsid w:val="000836A0"/>
@@ -7272,11 +7861,11 @@
       <w:szCs w:val="40"/>
     </w:rPr>
   </w:style>
-  <w:style w:type="paragraph" w:styleId="Heading2">
+  <w:style w:type="paragraph" w:styleId="2">
     <w:name w:val="heading 2"/>
-    <w:basedOn w:val="Normal"/>
-    <w:next w:val="Normal"/>
-    <w:link w:val="Heading2Char"/>
+    <w:basedOn w:val="a"/>
+    <w:next w:val="a"/>
+    <w:link w:val="20"/>
     <w:uiPriority w:val="9"/>
     <w:semiHidden/>
     <w:unhideWhenUsed/>
@@ -7295,11 +7884,11 @@
       <w:szCs w:val="32"/>
     </w:rPr>
   </w:style>
-  <w:style w:type="paragraph" w:styleId="Heading3">
+  <w:style w:type="paragraph" w:styleId="3">
     <w:name w:val="heading 3"/>
-    <w:basedOn w:val="Normal"/>
-    <w:next w:val="Normal"/>
-    <w:link w:val="Heading3Char"/>
+    <w:basedOn w:val="a"/>
+    <w:next w:val="a"/>
+    <w:link w:val="30"/>
     <w:uiPriority w:val="9"/>
     <w:semiHidden/>
     <w:unhideWhenUsed/>
@@ -7318,11 +7907,11 @@
       <w:szCs w:val="28"/>
     </w:rPr>
   </w:style>
-  <w:style w:type="paragraph" w:styleId="Heading4">
+  <w:style w:type="paragraph" w:styleId="4">
     <w:name w:val="heading 4"/>
-    <w:basedOn w:val="Normal"/>
-    <w:next w:val="Normal"/>
-    <w:link w:val="Heading4Char"/>
+    <w:basedOn w:val="a"/>
+    <w:next w:val="a"/>
+    <w:link w:val="40"/>
     <w:uiPriority w:val="9"/>
     <w:semiHidden/>
     <w:unhideWhenUsed/>
@@ -7341,11 +7930,11 @@
       <w:color w:val="0F4761" w:themeColor="accent1" w:themeShade="BF"/>
     </w:rPr>
   </w:style>
-  <w:style w:type="paragraph" w:styleId="Heading5">
+  <w:style w:type="paragraph" w:styleId="5">
     <w:name w:val="heading 5"/>
-    <w:basedOn w:val="Normal"/>
-    <w:next w:val="Normal"/>
-    <w:link w:val="Heading5Char"/>
+    <w:basedOn w:val="a"/>
+    <w:next w:val="a"/>
+    <w:link w:val="50"/>
     <w:uiPriority w:val="9"/>
     <w:semiHidden/>
     <w:unhideWhenUsed/>
@@ -7362,11 +7951,11 @@
       <w:color w:val="0F4761" w:themeColor="accent1" w:themeShade="BF"/>
     </w:rPr>
   </w:style>
-  <w:style w:type="paragraph" w:styleId="Heading6">
+  <w:style w:type="paragraph" w:styleId="6">
     <w:name w:val="heading 6"/>
-    <w:basedOn w:val="Normal"/>
-    <w:next w:val="Normal"/>
-    <w:link w:val="Heading6Char"/>
+    <w:basedOn w:val="a"/>
+    <w:next w:val="a"/>
+    <w:link w:val="60"/>
     <w:uiPriority w:val="9"/>
     <w:semiHidden/>
     <w:unhideWhenUsed/>
@@ -7385,11 +7974,11 @@
       <w:color w:val="595959" w:themeColor="text1" w:themeTint="A6"/>
     </w:rPr>
   </w:style>
-  <w:style w:type="paragraph" w:styleId="Heading7">
+  <w:style w:type="paragraph" w:styleId="7">
     <w:name w:val="heading 7"/>
-    <w:basedOn w:val="Normal"/>
-    <w:next w:val="Normal"/>
-    <w:link w:val="Heading7Char"/>
+    <w:basedOn w:val="a"/>
+    <w:next w:val="a"/>
+    <w:link w:val="70"/>
     <w:uiPriority w:val="9"/>
     <w:semiHidden/>
     <w:unhideWhenUsed/>
@@ -7406,11 +7995,11 @@
       <w:color w:val="595959" w:themeColor="text1" w:themeTint="A6"/>
     </w:rPr>
   </w:style>
-  <w:style w:type="paragraph" w:styleId="Heading8">
+  <w:style w:type="paragraph" w:styleId="8">
     <w:name w:val="heading 8"/>
-    <w:basedOn w:val="Normal"/>
-    <w:next w:val="Normal"/>
-    <w:link w:val="Heading8Char"/>
+    <w:basedOn w:val="a"/>
+    <w:next w:val="a"/>
+    <w:link w:val="80"/>
     <w:uiPriority w:val="9"/>
     <w:semiHidden/>
     <w:unhideWhenUsed/>
@@ -7428,11 +8017,11 @@
       <w:color w:val="272727" w:themeColor="text1" w:themeTint="D8"/>
     </w:rPr>
   </w:style>
-  <w:style w:type="paragraph" w:styleId="Heading9">
+  <w:style w:type="paragraph" w:styleId="9">
     <w:name w:val="heading 9"/>
-    <w:basedOn w:val="Normal"/>
-    <w:next w:val="Normal"/>
-    <w:link w:val="Heading9Char"/>
+    <w:basedOn w:val="a"/>
+    <w:next w:val="a"/>
+    <w:link w:val="90"/>
     <w:uiPriority w:val="9"/>
     <w:semiHidden/>
     <w:unhideWhenUsed/>
@@ -7448,13 +8037,13 @@
       <w:color w:val="272727" w:themeColor="text1" w:themeTint="D8"/>
     </w:rPr>
   </w:style>
-  <w:style w:type="character" w:default="1" w:styleId="DefaultParagraphFont">
+  <w:style w:type="character" w:default="1" w:styleId="a0">
     <w:name w:val="Default Paragraph Font"/>
     <w:uiPriority w:val="1"/>
     <w:semiHidden/>
     <w:unhideWhenUsed/>
   </w:style>
-  <w:style w:type="table" w:default="1" w:styleId="TableNormal">
+  <w:style w:type="table" w:default="1" w:styleId="a1">
     <w:name w:val="Normal Table"/>
     <w:uiPriority w:val="99"/>
     <w:semiHidden/>
@@ -7469,16 +8058,16 @@
       </w:tblCellMar>
     </w:tblPr>
   </w:style>
-  <w:style w:type="numbering" w:default="1" w:styleId="NoList">
+  <w:style w:type="numbering" w:default="1" w:styleId="a2">
     <w:name w:val="No List"/>
     <w:uiPriority w:val="99"/>
     <w:semiHidden/>
     <w:unhideWhenUsed/>
   </w:style>
-  <w:style w:type="character" w:customStyle="1" w:styleId="Heading1Char">
-    <w:name w:val="Heading 1 Char"/>
-    <w:basedOn w:val="DefaultParagraphFont"/>
-    <w:link w:val="Heading1"/>
+  <w:style w:type="character" w:customStyle="1" w:styleId="10">
+    <w:name w:val="כותרת 1 תו"/>
+    <w:basedOn w:val="a0"/>
+    <w:link w:val="1"/>
     <w:uiPriority w:val="9"/>
     <w:rsid w:val="000836A0"/>
     <w:rPr>
@@ -7488,10 +8077,10 @@
       <w:szCs w:val="40"/>
     </w:rPr>
   </w:style>
-  <w:style w:type="character" w:customStyle="1" w:styleId="Heading2Char">
-    <w:name w:val="Heading 2 Char"/>
-    <w:basedOn w:val="DefaultParagraphFont"/>
-    <w:link w:val="Heading2"/>
+  <w:style w:type="character" w:customStyle="1" w:styleId="20">
+    <w:name w:val="כותרת 2 תו"/>
+    <w:basedOn w:val="a0"/>
+    <w:link w:val="2"/>
     <w:uiPriority w:val="9"/>
     <w:semiHidden/>
     <w:rsid w:val="000836A0"/>
@@ -7502,10 +8091,10 @@
       <w:szCs w:val="32"/>
     </w:rPr>
   </w:style>
-  <w:style w:type="character" w:customStyle="1" w:styleId="Heading3Char">
-    <w:name w:val="Heading 3 Char"/>
-    <w:basedOn w:val="DefaultParagraphFont"/>
-    <w:link w:val="Heading3"/>
+  <w:style w:type="character" w:customStyle="1" w:styleId="30">
+    <w:name w:val="כותרת 3 תו"/>
+    <w:basedOn w:val="a0"/>
+    <w:link w:val="3"/>
     <w:uiPriority w:val="9"/>
     <w:semiHidden/>
     <w:rsid w:val="000836A0"/>
@@ -7516,10 +8105,10 @@
       <w:szCs w:val="28"/>
     </w:rPr>
   </w:style>
-  <w:style w:type="character" w:customStyle="1" w:styleId="Heading4Char">
-    <w:name w:val="Heading 4 Char"/>
-    <w:basedOn w:val="DefaultParagraphFont"/>
-    <w:link w:val="Heading4"/>
+  <w:style w:type="character" w:customStyle="1" w:styleId="40">
+    <w:name w:val="כותרת 4 תו"/>
+    <w:basedOn w:val="a0"/>
+    <w:link w:val="4"/>
     <w:uiPriority w:val="9"/>
     <w:semiHidden/>
     <w:rsid w:val="000836A0"/>
@@ -7530,10 +8119,10 @@
       <w:color w:val="0F4761" w:themeColor="accent1" w:themeShade="BF"/>
     </w:rPr>
   </w:style>
-  <w:style w:type="character" w:customStyle="1" w:styleId="Heading5Char">
-    <w:name w:val="Heading 5 Char"/>
-    <w:basedOn w:val="DefaultParagraphFont"/>
-    <w:link w:val="Heading5"/>
+  <w:style w:type="character" w:customStyle="1" w:styleId="50">
+    <w:name w:val="כותרת 5 תו"/>
+    <w:basedOn w:val="a0"/>
+    <w:link w:val="5"/>
     <w:uiPriority w:val="9"/>
     <w:semiHidden/>
     <w:rsid w:val="000836A0"/>
@@ -7542,10 +8131,10 @@
       <w:color w:val="0F4761" w:themeColor="accent1" w:themeShade="BF"/>
     </w:rPr>
   </w:style>
-  <w:style w:type="character" w:customStyle="1" w:styleId="Heading6Char">
-    <w:name w:val="Heading 6 Char"/>
-    <w:basedOn w:val="DefaultParagraphFont"/>
-    <w:link w:val="Heading6"/>
+  <w:style w:type="character" w:customStyle="1" w:styleId="60">
+    <w:name w:val="כותרת 6 תו"/>
+    <w:basedOn w:val="a0"/>
+    <w:link w:val="6"/>
     <w:uiPriority w:val="9"/>
     <w:semiHidden/>
     <w:rsid w:val="000836A0"/>
@@ -7556,10 +8145,10 @@
       <w:color w:val="595959" w:themeColor="text1" w:themeTint="A6"/>
     </w:rPr>
   </w:style>
-  <w:style w:type="character" w:customStyle="1" w:styleId="Heading7Char">
-    <w:name w:val="Heading 7 Char"/>
-    <w:basedOn w:val="DefaultParagraphFont"/>
-    <w:link w:val="Heading7"/>
+  <w:style w:type="character" w:customStyle="1" w:styleId="70">
+    <w:name w:val="כותרת 7 תו"/>
+    <w:basedOn w:val="a0"/>
+    <w:link w:val="7"/>
     <w:uiPriority w:val="9"/>
     <w:semiHidden/>
     <w:rsid w:val="000836A0"/>
@@ -7568,10 +8157,10 @@
       <w:color w:val="595959" w:themeColor="text1" w:themeTint="A6"/>
     </w:rPr>
   </w:style>
-  <w:style w:type="character" w:customStyle="1" w:styleId="Heading8Char">
-    <w:name w:val="Heading 8 Char"/>
-    <w:basedOn w:val="DefaultParagraphFont"/>
-    <w:link w:val="Heading8"/>
+  <w:style w:type="character" w:customStyle="1" w:styleId="80">
+    <w:name w:val="כותרת 8 תו"/>
+    <w:basedOn w:val="a0"/>
+    <w:link w:val="8"/>
     <w:uiPriority w:val="9"/>
     <w:semiHidden/>
     <w:rsid w:val="000836A0"/>
@@ -7582,10 +8171,10 @@
       <w:color w:val="272727" w:themeColor="text1" w:themeTint="D8"/>
     </w:rPr>
   </w:style>
-  <w:style w:type="character" w:customStyle="1" w:styleId="Heading9Char">
-    <w:name w:val="Heading 9 Char"/>
-    <w:basedOn w:val="DefaultParagraphFont"/>
-    <w:link w:val="Heading9"/>
+  <w:style w:type="character" w:customStyle="1" w:styleId="90">
+    <w:name w:val="כותרת 9 תו"/>
+    <w:basedOn w:val="a0"/>
+    <w:link w:val="9"/>
     <w:uiPriority w:val="9"/>
     <w:semiHidden/>
     <w:rsid w:val="000836A0"/>
@@ -7594,11 +8183,11 @@
       <w:color w:val="272727" w:themeColor="text1" w:themeTint="D8"/>
     </w:rPr>
   </w:style>
-  <w:style w:type="paragraph" w:styleId="Title">
+  <w:style w:type="paragraph" w:styleId="a3">
     <w:name w:val="Title"/>
-    <w:basedOn w:val="Normal"/>
-    <w:next w:val="Normal"/>
-    <w:link w:val="TitleChar"/>
+    <w:basedOn w:val="a"/>
+    <w:next w:val="a"/>
+    <w:link w:val="a4"/>
     <w:uiPriority w:val="10"/>
     <w:qFormat/>
     <w:rsid w:val="000836A0"/>
@@ -7614,10 +8203,10 @@
       <w:szCs w:val="56"/>
     </w:rPr>
   </w:style>
-  <w:style w:type="character" w:customStyle="1" w:styleId="TitleChar">
-    <w:name w:val="Title Char"/>
-    <w:basedOn w:val="DefaultParagraphFont"/>
-    <w:link w:val="Title"/>
+  <w:style w:type="character" w:customStyle="1" w:styleId="a4">
+    <w:name w:val="כותרת טקסט תו"/>
+    <w:basedOn w:val="a0"/>
+    <w:link w:val="a3"/>
     <w:uiPriority w:val="10"/>
     <w:rsid w:val="000836A0"/>
     <w:rPr>
@@ -7628,11 +8217,11 @@
       <w:szCs w:val="56"/>
     </w:rPr>
   </w:style>
-  <w:style w:type="paragraph" w:styleId="Subtitle">
+  <w:style w:type="paragraph" w:styleId="a5">
     <w:name w:val="Subtitle"/>
-    <w:basedOn w:val="Normal"/>
-    <w:next w:val="Normal"/>
-    <w:link w:val="SubtitleChar"/>
+    <w:basedOn w:val="a"/>
+    <w:next w:val="a"/>
+    <w:link w:val="a6"/>
     <w:uiPriority w:val="11"/>
     <w:qFormat/>
     <w:rsid w:val="000836A0"/>
@@ -7650,10 +8239,10 @@
       <w:szCs w:val="28"/>
     </w:rPr>
   </w:style>
-  <w:style w:type="character" w:customStyle="1" w:styleId="SubtitleChar">
-    <w:name w:val="Subtitle Char"/>
-    <w:basedOn w:val="DefaultParagraphFont"/>
-    <w:link w:val="Subtitle"/>
+  <w:style w:type="character" w:customStyle="1" w:styleId="a6">
+    <w:name w:val="כותרת משנה תו"/>
+    <w:basedOn w:val="a0"/>
+    <w:link w:val="a5"/>
     <w:uiPriority w:val="11"/>
     <w:rsid w:val="000836A0"/>
     <w:rPr>
@@ -7664,11 +8253,11 @@
       <w:szCs w:val="28"/>
     </w:rPr>
   </w:style>
-  <w:style w:type="paragraph" w:styleId="Quote">
+  <w:style w:type="paragraph" w:styleId="a7">
     <w:name w:val="Quote"/>
-    <w:basedOn w:val="Normal"/>
-    <w:next w:val="Normal"/>
-    <w:link w:val="QuoteChar"/>
+    <w:basedOn w:val="a"/>
+    <w:next w:val="a"/>
+    <w:link w:val="a8"/>
     <w:uiPriority w:val="29"/>
     <w:qFormat/>
     <w:rsid w:val="000836A0"/>
@@ -7682,10 +8271,10 @@
       <w:color w:val="404040" w:themeColor="text1" w:themeTint="BF"/>
     </w:rPr>
   </w:style>
-  <w:style w:type="character" w:customStyle="1" w:styleId="QuoteChar">
-    <w:name w:val="Quote Char"/>
-    <w:basedOn w:val="DefaultParagraphFont"/>
-    <w:link w:val="Quote"/>
+  <w:style w:type="character" w:customStyle="1" w:styleId="a8">
+    <w:name w:val="ציטוט תו"/>
+    <w:basedOn w:val="a0"/>
+    <w:link w:val="a7"/>
     <w:uiPriority w:val="29"/>
     <w:rsid w:val="000836A0"/>
     <w:rPr>
@@ -7694,9 +8283,9 @@
       <w:color w:val="404040" w:themeColor="text1" w:themeTint="BF"/>
     </w:rPr>
   </w:style>
-  <w:style w:type="paragraph" w:styleId="ListParagraph">
+  <w:style w:type="paragraph" w:styleId="a9">
     <w:name w:val="List Paragraph"/>
-    <w:basedOn w:val="Normal"/>
+    <w:basedOn w:val="a"/>
     <w:uiPriority w:val="34"/>
     <w:qFormat/>
     <w:rsid w:val="000836A0"/>
@@ -7705,9 +8294,9 @@
       <w:contextualSpacing/>
     </w:pPr>
   </w:style>
-  <w:style w:type="character" w:styleId="IntenseEmphasis">
+  <w:style w:type="character" w:styleId="aa">
     <w:name w:val="Intense Emphasis"/>
-    <w:basedOn w:val="DefaultParagraphFont"/>
+    <w:basedOn w:val="a0"/>
     <w:uiPriority w:val="21"/>
     <w:qFormat/>
     <w:rsid w:val="000836A0"/>
@@ -7717,11 +8306,11 @@
       <w:color w:val="0F4761" w:themeColor="accent1" w:themeShade="BF"/>
     </w:rPr>
   </w:style>
-  <w:style w:type="paragraph" w:styleId="IntenseQuote">
+  <w:style w:type="paragraph" w:styleId="ab">
     <w:name w:val="Intense Quote"/>
-    <w:basedOn w:val="Normal"/>
-    <w:next w:val="Normal"/>
-    <w:link w:val="IntenseQuoteChar"/>
+    <w:basedOn w:val="a"/>
+    <w:next w:val="a"/>
+    <w:link w:val="ac"/>
     <w:uiPriority w:val="30"/>
     <w:qFormat/>
     <w:rsid w:val="000836A0"/>
@@ -7740,10 +8329,10 @@
       <w:color w:val="0F4761" w:themeColor="accent1" w:themeShade="BF"/>
     </w:rPr>
   </w:style>
-  <w:style w:type="character" w:customStyle="1" w:styleId="IntenseQuoteChar">
-    <w:name w:val="Intense Quote Char"/>
-    <w:basedOn w:val="DefaultParagraphFont"/>
-    <w:link w:val="IntenseQuote"/>
+  <w:style w:type="character" w:customStyle="1" w:styleId="ac">
+    <w:name w:val="ציטוט חזק תו"/>
+    <w:basedOn w:val="a0"/>
+    <w:link w:val="ab"/>
     <w:uiPriority w:val="30"/>
     <w:rsid w:val="000836A0"/>
     <w:rPr>
@@ -7752,9 +8341,9 @@
       <w:color w:val="0F4761" w:themeColor="accent1" w:themeShade="BF"/>
     </w:rPr>
   </w:style>
-  <w:style w:type="character" w:styleId="IntenseReference">
+  <w:style w:type="character" w:styleId="ad">
     <w:name w:val="Intense Reference"/>
-    <w:basedOn w:val="DefaultParagraphFont"/>
+    <w:basedOn w:val="a0"/>
     <w:uiPriority w:val="32"/>
     <w:qFormat/>
     <w:rsid w:val="000836A0"/>
@@ -7766,9 +8355,9 @@
       <w:spacing w:val="5"/>
     </w:rPr>
   </w:style>
-  <w:style w:type="table" w:styleId="TableGrid">
+  <w:style w:type="table" w:styleId="ae">
     <w:name w:val="Table Grid"/>
-    <w:basedOn w:val="TableNormal"/>
+    <w:basedOn w:val="a1"/>
     <w:uiPriority w:val="39"/>
     <w:rsid w:val="003C31F0"/>
     <w:tblPr>
@@ -7782,9 +8371,9 @@
       </w:tblBorders>
     </w:tblPr>
   </w:style>
-  <w:style w:type="table" w:styleId="PlainTable3">
+  <w:style w:type="table" w:styleId="31">
     <w:name w:val="Plain Table 3"/>
-    <w:basedOn w:val="TableNormal"/>
+    <w:basedOn w:val="a1"/>
     <w:uiPriority w:val="43"/>
     <w:rsid w:val="003C31F0"/>
     <w:tblPr>
@@ -7872,9 +8461,9 @@
       </w:tcPr>
     </w:tblStylePr>
   </w:style>
-  <w:style w:type="table" w:styleId="TableGridLight">
+  <w:style w:type="table" w:styleId="af">
     <w:name w:val="Grid Table Light"/>
-    <w:basedOn w:val="TableNormal"/>
+    <w:basedOn w:val="a1"/>
     <w:uiPriority w:val="40"/>
     <w:rsid w:val="003C31F0"/>
     <w:tblPr>
@@ -7888,10 +8477,10 @@
       </w:tblBorders>
     </w:tblPr>
   </w:style>
-  <w:style w:type="paragraph" w:styleId="Header">
+  <w:style w:type="paragraph" w:styleId="af0">
     <w:name w:val="header"/>
-    <w:basedOn w:val="Normal"/>
-    <w:link w:val="HeaderChar"/>
+    <w:basedOn w:val="a"/>
+    <w:link w:val="af1"/>
     <w:uiPriority w:val="99"/>
     <w:unhideWhenUsed/>
     <w:rsid w:val="001A5E4C"/>
@@ -7902,17 +8491,17 @@
       </w:tabs>
     </w:pPr>
   </w:style>
-  <w:style w:type="character" w:customStyle="1" w:styleId="HeaderChar">
-    <w:name w:val="Header Char"/>
-    <w:basedOn w:val="DefaultParagraphFont"/>
-    <w:link w:val="Header"/>
+  <w:style w:type="character" w:customStyle="1" w:styleId="af1">
+    <w:name w:val="כותרת עליונה תו"/>
+    <w:basedOn w:val="a0"/>
+    <w:link w:val="af0"/>
     <w:uiPriority w:val="99"/>
     <w:rsid w:val="001A5E4C"/>
   </w:style>
-  <w:style w:type="paragraph" w:styleId="Footer">
+  <w:style w:type="paragraph" w:styleId="af2">
     <w:name w:val="footer"/>
-    <w:basedOn w:val="Normal"/>
-    <w:link w:val="FooterChar"/>
+    <w:basedOn w:val="a"/>
+    <w:link w:val="af3"/>
     <w:uiPriority w:val="99"/>
     <w:unhideWhenUsed/>
     <w:rsid w:val="001A5E4C"/>
@@ -7923,16 +8512,16 @@
       </w:tabs>
     </w:pPr>
   </w:style>
-  <w:style w:type="character" w:customStyle="1" w:styleId="FooterChar">
-    <w:name w:val="Footer Char"/>
-    <w:basedOn w:val="DefaultParagraphFont"/>
-    <w:link w:val="Footer"/>
+  <w:style w:type="character" w:customStyle="1" w:styleId="af3">
+    <w:name w:val="כותרת תחתונה תו"/>
+    <w:basedOn w:val="a0"/>
+    <w:link w:val="af2"/>
     <w:uiPriority w:val="99"/>
     <w:rsid w:val="001A5E4C"/>
   </w:style>
-  <w:style w:type="paragraph" w:styleId="NoSpacing">
+  <w:style w:type="paragraph" w:styleId="af4">
     <w:name w:val="No Spacing"/>
-    <w:basedOn w:val="Normal"/>
+    <w:basedOn w:val="a"/>
     <w:uiPriority w:val="1"/>
     <w:qFormat/>
     <w:rsid w:val="00FC0C1D"/>
@@ -7946,9 +8535,9 @@
       <w:bCs/>
     </w:rPr>
   </w:style>
-  <w:style w:type="character" w:styleId="Strong">
+  <w:style w:type="character" w:styleId="af5">
     <w:name w:val="Strong"/>
-    <w:basedOn w:val="DefaultParagraphFont"/>
+    <w:basedOn w:val="a0"/>
     <w:uiPriority w:val="22"/>
     <w:qFormat/>
     <w:rsid w:val="00DD29B0"/>
@@ -7959,7 +8548,7 @@
   </w:style>
   <w:style w:type="character" w:styleId="HTMLCode">
     <w:name w:val="HTML Code"/>
-    <w:basedOn w:val="DefaultParagraphFont"/>
+    <w:basedOn w:val="a0"/>
     <w:uiPriority w:val="99"/>
     <w:semiHidden/>
     <w:unhideWhenUsed/>

--- a/ex4_solution_2026_Ascendant/ex4_Ascendant.docx
+++ b/ex4_solution_2026_Ascendant/ex4_Ascendant.docx
@@ -573,7 +573,7 @@
         <w:spacing w:line="276" w:lineRule="auto"/>
         <w:ind w:left="-483" w:right="-426" w:hanging="301"/>
         <w:rPr>
-          <w:rFonts w:asciiTheme="minorBidi" w:hAnsiTheme="minorBidi" w:hint="cs"/>
+          <w:rFonts w:asciiTheme="minorBidi" w:hAnsiTheme="minorBidi"/>
           <w:rtl/>
         </w:rPr>
       </w:pPr>
@@ -1583,7 +1583,7 @@
     </w:p>
     <w:p>
       <w:pPr>
-        <w:pStyle w:val="af4"/>
+        <w:pStyle w:val="NoSpacing"/>
         <w:rPr>
           <w:rtl/>
         </w:rPr>
@@ -1628,7 +1628,7 @@
     </w:p>
     <w:p>
       <w:pPr>
-        <w:pStyle w:val="af4"/>
+        <w:pStyle w:val="NoSpacing"/>
         <w:rPr>
           <w:rtl/>
         </w:rPr>
@@ -1636,7 +1636,7 @@
     </w:p>
     <w:tbl>
       <w:tblPr>
-        <w:tblStyle w:val="ae"/>
+        <w:tblStyle w:val="TableGrid"/>
         <w:bidiVisual/>
         <w:tblW w:w="0" w:type="auto"/>
         <w:tblLook w:val="04A0" w:firstRow="1" w:lastRow="0" w:firstColumn="1" w:lastColumn="0" w:noHBand="0" w:noVBand="1"/>
@@ -2477,7 +2477,7 @@
     </w:p>
     <w:p>
       <w:pPr>
-        <w:pStyle w:val="af4"/>
+        <w:pStyle w:val="NoSpacing"/>
         <w:rPr>
           <w:rtl/>
         </w:rPr>
@@ -2491,7 +2491,7 @@
     </w:p>
     <w:tbl>
       <w:tblPr>
-        <w:tblStyle w:val="ae"/>
+        <w:tblStyle w:val="TableGrid"/>
         <w:bidiVisual/>
         <w:tblW w:w="0" w:type="auto"/>
         <w:tblLook w:val="04A0" w:firstRow="1" w:lastRow="0" w:firstColumn="1" w:lastColumn="0" w:noHBand="0" w:noVBand="1"/>
@@ -3608,7 +3608,7 @@
     </w:p>
     <w:p>
       <w:pPr>
-        <w:pStyle w:val="af4"/>
+        <w:pStyle w:val="NoSpacing"/>
       </w:pPr>
       <w:r>
         <w:rPr>
@@ -3909,7 +3909,7 @@
     </w:p>
     <w:tbl>
       <w:tblPr>
-        <w:tblStyle w:val="ae"/>
+        <w:tblStyle w:val="TableGrid"/>
         <w:tblpPr w:leftFromText="180" w:rightFromText="180" w:vertAnchor="text" w:horzAnchor="margin" w:tblpXSpec="center" w:tblpY="58"/>
         <w:bidiVisual/>
         <w:tblW w:w="0" w:type="auto"/>
@@ -4697,6 +4697,7 @@
               </w:rPr>
               <w:t xml:space="preserve"> </w:t>
             </w:r>
+            <w:proofErr w:type="spellStart"/>
             <w:r>
               <w:rPr>
                 <w:rFonts w:asciiTheme="minorBidi" w:hAnsiTheme="minorBidi"/>
@@ -4706,6 +4707,7 @@
               </w:rPr>
               <w:t>ParkingLotID</w:t>
             </w:r>
+            <w:proofErr w:type="spellEnd"/>
             <w:r>
               <w:rPr>
                 <w:rFonts w:asciiTheme="minorBidi" w:hAnsiTheme="minorBidi"/>
@@ -5019,7 +5021,7 @@
             <w:pPr>
               <w:bidi w:val="0"/>
               <w:rPr>
-                <w:rFonts w:asciiTheme="minorBidi" w:hAnsiTheme="minorBidi" w:hint="cs"/>
+                <w:rFonts w:asciiTheme="minorBidi" w:hAnsiTheme="minorBidi"/>
                 <w:sz w:val="22"/>
                 <w:szCs w:val="22"/>
                 <w:rtl/>
@@ -5314,7 +5316,7 @@
     </w:p>
     <w:p>
       <w:pPr>
-        <w:pStyle w:val="af4"/>
+        <w:pStyle w:val="NoSpacing"/>
         <w:rPr>
           <w:rtl/>
         </w:rPr>
@@ -5329,7 +5331,7 @@
     </w:p>
     <w:tbl>
       <w:tblPr>
-        <w:tblStyle w:val="ae"/>
+        <w:tblStyle w:val="TableGrid"/>
         <w:bidiVisual/>
         <w:tblW w:w="0" w:type="auto"/>
         <w:tblBorders>
@@ -5875,7 +5877,7 @@
     </w:p>
     <w:p>
       <w:pPr>
-        <w:pStyle w:val="af4"/>
+        <w:pStyle w:val="NoSpacing"/>
       </w:pPr>
       <w:r>
         <w:rPr>
@@ -5894,6 +5896,7 @@
     </w:p>
     <w:p>
       <w:pPr>
+        <w:ind w:hanging="1054"/>
         <w:rPr>
           <w:rFonts w:asciiTheme="minorBidi" w:hAnsiTheme="minorBidi"/>
         </w:rPr>
@@ -5903,11 +5906,123 @@
           <w:rFonts w:asciiTheme="minorBidi" w:hAnsiTheme="minorBidi"/>
           <w:noProof/>
         </w:rPr>
+        <mc:AlternateContent>
+          <mc:Choice Requires="wps">
+            <w:drawing>
+              <wp:anchor distT="45720" distB="45720" distL="114300" distR="114300" simplePos="0" relativeHeight="251662336" behindDoc="0" locked="0" layoutInCell="1" allowOverlap="1" wp14:anchorId="1298477E" wp14:editId="715A754C">
+                <wp:simplePos x="0" y="0"/>
+                <wp:positionH relativeFrom="column">
+                  <wp:posOffset>4257675</wp:posOffset>
+                </wp:positionH>
+                <wp:positionV relativeFrom="paragraph">
+                  <wp:posOffset>1289050</wp:posOffset>
+                </wp:positionV>
+                <wp:extent cx="1003618" cy="276225"/>
+                <wp:effectExtent l="0" t="0" r="0" b="0"/>
+                <wp:wrapNone/>
+                <wp:docPr id="217" name="Text Box 2"/>
+                <wp:cNvGraphicFramePr>
+                  <a:graphicFrameLocks xmlns:a="http://schemas.openxmlformats.org/drawingml/2006/main"/>
+                </wp:cNvGraphicFramePr>
+                <a:graphic xmlns:a="http://schemas.openxmlformats.org/drawingml/2006/main">
+                  <a:graphicData uri="http://schemas.microsoft.com/office/word/2010/wordprocessingShape">
+                    <wps:wsp>
+                      <wps:cNvSpPr txBox="1">
+                        <a:spLocks noChangeArrowheads="1"/>
+                      </wps:cNvSpPr>
+                      <wps:spPr bwMode="auto">
+                        <a:xfrm>
+                          <a:off x="0" y="0"/>
+                          <a:ext cx="1003618" cy="276225"/>
+                        </a:xfrm>
+                        <a:prstGeom prst="rect">
+                          <a:avLst/>
+                        </a:prstGeom>
+                        <a:noFill/>
+                        <a:ln w="9525">
+                          <a:noFill/>
+                          <a:miter lim="800000"/>
+                          <a:headEnd/>
+                          <a:tailEnd/>
+                        </a:ln>
+                      </wps:spPr>
+                      <wps:txbx>
+                        <w:txbxContent>
+                          <w:p>
+                            <w:pPr>
+                              <w:shd w:val="clear" w:color="auto" w:fill="FFFFFF" w:themeFill="background1"/>
+                              <w:rPr>
+                                <w:sz w:val="20"/>
+                                <w:szCs w:val="20"/>
+                              </w:rPr>
+                            </w:pPr>
+                            <w:r>
+                              <w:rPr>
+                                <w:sz w:val="20"/>
+                                <w:szCs w:val="20"/>
+                              </w:rPr>
+                              <w:t>license plate</w:t>
+                            </w:r>
+                          </w:p>
+                        </w:txbxContent>
+                      </wps:txbx>
+                      <wps:bodyPr rot="0" vert="horz" wrap="square" lIns="91440" tIns="45720" rIns="91440" bIns="45720" anchor="t" anchorCtr="0">
+                        <a:noAutofit/>
+                      </wps:bodyPr>
+                    </wps:wsp>
+                  </a:graphicData>
+                </a:graphic>
+                <wp14:sizeRelH relativeFrom="margin">
+                  <wp14:pctWidth>0</wp14:pctWidth>
+                </wp14:sizeRelH>
+                <wp14:sizeRelV relativeFrom="margin">
+                  <wp14:pctHeight>0</wp14:pctHeight>
+                </wp14:sizeRelV>
+              </wp:anchor>
+            </w:drawing>
+          </mc:Choice>
+          <mc:Fallback>
+            <w:pict>
+              <v:shapetype w14:anchorId="1298477E" id="_x0000_t202" coordsize="21600,21600" o:spt="202" path="m,l,21600r21600,l21600,xe">
+                <v:stroke joinstyle="miter"/>
+                <v:path gradientshapeok="t" o:connecttype="rect"/>
+              </v:shapetype>
+              <v:shape id="Text Box 2" o:spid="_x0000_s1026" type="#_x0000_t202" style="position:absolute;left:0;text-align:left;margin-left:335.25pt;margin-top:101.5pt;width:79.05pt;height:21.75pt;z-index:251662336;visibility:visible;mso-wrap-style:square;mso-width-percent:0;mso-height-percent:0;mso-wrap-distance-left:9pt;mso-wrap-distance-top:3.6pt;mso-wrap-distance-right:9pt;mso-wrap-distance-bottom:3.6pt;mso-position-horizontal:absolute;mso-position-horizontal-relative:text;mso-position-vertical:absolute;mso-position-vertical-relative:text;mso-width-percent:0;mso-height-percent:0;mso-width-relative:margin;mso-height-relative:margin;v-text-anchor:top" o:gfxdata="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" filled="f" stroked="f">
+                <v:textbox>
+                  <w:txbxContent>
+                    <w:p>
+                      <w:pPr>
+                        <w:shd w:val="clear" w:color="auto" w:fill="FFFFFF" w:themeFill="background1"/>
+                        <w:rPr>
+                          <w:sz w:val="20"/>
+                          <w:szCs w:val="20"/>
+                        </w:rPr>
+                      </w:pPr>
+                      <w:r>
+                        <w:rPr>
+                          <w:sz w:val="20"/>
+                          <w:szCs w:val="20"/>
+                        </w:rPr>
+                        <w:t>license plate</w:t>
+                      </w:r>
+                    </w:p>
+                  </w:txbxContent>
+                </v:textbox>
+              </v:shape>
+            </w:pict>
+          </mc:Fallback>
+        </mc:AlternateContent>
+      </w:r>
+      <w:r>
+        <w:rPr>
+          <w:rFonts w:asciiTheme="minorBidi" w:hAnsiTheme="minorBidi"/>
+          <w:noProof/>
+        </w:rPr>
         <w:drawing>
-          <wp:inline distT="0" distB="0" distL="0" distR="0" wp14:anchorId="19D23BD1" wp14:editId="2FFDB263">
-            <wp:extent cx="5960110" cy="4724400"/>
-            <wp:effectExtent l="0" t="0" r="2540" b="0"/>
-            <wp:docPr id="378124357" name="Picture 3"/>
+          <wp:inline distT="0" distB="0" distL="0" distR="0" wp14:anchorId="55D3E143" wp14:editId="06245CEA">
+            <wp:extent cx="6315794" cy="5006340"/>
+            <wp:effectExtent l="0" t="0" r="8890" b="3810"/>
+            <wp:docPr id="1198757393" name="Picture 2"/>
             <wp:cNvGraphicFramePr>
               <a:graphicFrameLocks xmlns:a="http://schemas.openxmlformats.org/drawingml/2006/main" noChangeAspect="1"/>
             </wp:cNvGraphicFramePr>
@@ -5915,7 +6030,7 @@
               <a:graphicData uri="http://schemas.openxmlformats.org/drawingml/2006/picture">
                 <pic:pic xmlns:pic="http://schemas.openxmlformats.org/drawingml/2006/picture">
                   <pic:nvPicPr>
-                    <pic:cNvPr id="378124357" name="Picture 378124357"/>
+                    <pic:cNvPr id="1198757393" name="Picture 1198757393"/>
                     <pic:cNvPicPr/>
                   </pic:nvPicPr>
                   <pic:blipFill>
@@ -5933,7 +6048,7 @@
                   <pic:spPr>
                     <a:xfrm>
                       <a:off x="0" y="0"/>
-                      <a:ext cx="5960110" cy="4724400"/>
+                      <a:ext cx="6323512" cy="5012458"/>
                     </a:xfrm>
                     <a:prstGeom prst="rect">
                       <a:avLst/>
@@ -5962,7 +6077,7 @@
     </w:p>
     <w:p>
       <w:pPr>
-        <w:pStyle w:val="af4"/>
+        <w:pStyle w:val="NoSpacing"/>
       </w:pPr>
       <w:r>
         <w:lastRenderedPageBreak/>
@@ -6038,7 +6153,7 @@
     </w:p>
     <w:p>
       <w:pPr>
-        <w:pStyle w:val="af4"/>
+        <w:pStyle w:val="NoSpacing"/>
       </w:pPr>
       <w:r>
         <w:lastRenderedPageBreak/>
@@ -6050,7 +6165,7 @@
     </w:p>
     <w:tbl>
       <w:tblPr>
-        <w:tblStyle w:val="ae"/>
+        <w:tblStyle w:val="TableGrid"/>
         <w:bidiVisual/>
         <w:tblW w:w="9445" w:type="dxa"/>
         <w:jc w:val="right"/>
@@ -7024,7 +7139,7 @@
     </w:tbl>
     <w:p>
       <w:pPr>
-        <w:pStyle w:val="af4"/>
+        <w:pStyle w:val="NoSpacing"/>
       </w:pPr>
       <w:r>
         <w:t xml:space="preserve"> </w:t>
@@ -7032,7 +7147,7 @@
     </w:p>
     <w:p>
       <w:pPr>
-        <w:pStyle w:val="af4"/>
+        <w:pStyle w:val="NoSpacing"/>
       </w:pPr>
       <w:r>
         <w:t>2.5</w:t>
@@ -7237,7 +7352,7 @@
                   <v:h position="#0,#1"/>
                 </v:handles>
               </v:shapetype>
-              <v:shape id="Speech Bubble: Rectangle 4" o:spid="_x0000_s1026" type="#_x0000_t61" style="position:absolute;left:0;text-align:left;margin-left:44.5pt;margin-top:296.5pt;width:320pt;height:53pt;z-index:251659264;visibility:visible;mso-wrap-style:square;mso-width-percent:0;mso-wrap-distance-left:9pt;mso-wrap-distance-top:0;mso-wrap-distance-right:9pt;mso-wrap-distance-bottom:0;mso-position-horizontal:absolute;mso-position-horizontal-relative:text;mso-position-vertical:absolute;mso-position-vertical-relative:text;mso-width-percent:0;mso-width-relative:margin;v-text-anchor:middle" o:gfxdata="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" adj="8504,-22364" fillcolor="#ed412f" strokecolor="black [3213]">
+              <v:shape id="Speech Bubble: Rectangle 4" o:spid="_x0000_s1027" type="#_x0000_t61" style="position:absolute;left:0;text-align:left;margin-left:44.5pt;margin-top:296.5pt;width:320pt;height:53pt;z-index:251659264;visibility:visible;mso-wrap-style:square;mso-width-percent:0;mso-wrap-distance-left:9pt;mso-wrap-distance-top:0;mso-wrap-distance-right:9pt;mso-wrap-distance-bottom:0;mso-position-horizontal:absolute;mso-position-horizontal-relative:text;mso-position-vertical:absolute;mso-position-vertical-relative:text;mso-width-percent:0;mso-width-relative:margin;v-text-anchor:middle" o:gfxdata="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" adj="8504,-22364" fillcolor="#ed412f" strokecolor="black [3213]">
                 <v:fill opacity="32639f"/>
                 <v:textbox>
                   <w:txbxContent>
@@ -7415,7 +7530,7 @@
 <w:hdr xmlns:wpc="http://schemas.microsoft.com/office/word/2010/wordprocessingCanvas" xmlns:cx="http://schemas.microsoft.com/office/drawing/2014/chartex" xmlns:cx1="http://schemas.microsoft.com/office/drawing/2015/9/8/chartex" xmlns:cx2="http://schemas.microsoft.com/office/drawing/2015/10/21/chartex" xmlns:cx3="http://schemas.microsoft.com/office/drawing/2016/5/9/chartex" xmlns:cx4="http://schemas.microsoft.com/office/drawing/2016/5/10/chartex" xmlns:cx5="http://schemas.microsoft.com/office/drawing/2016/5/11/chartex" xmlns:cx6="http://schemas.microsoft.com/office/drawing/2016/5/12/chartex" xmlns:cx7="http://schemas.microsoft.com/office/drawing/2016/5/13/chartex" xmlns:cx8="http://schemas.microsoft.com/office/drawing/2016/5/14/chartex" xmlns:mc="http://schemas.openxmlformats.org/markup-compatibility/2006" xmlns:aink="http://schemas.microsoft.com/office/drawing/2016/ink" xmlns:am3d="http://schemas.microsoft.com/office/drawing/2017/model3d" xmlns:o="urn:schemas-microsoft-com:office:office" xmlns:oel="http://schemas.microsoft.com/office/2019/extlst" xmlns:r="http://schemas.openxmlformats.org/officeDocument/2006/relationships" xmlns:m="http://schemas.openxmlformats.org/officeDocument/2006/math" xmlns:v="urn:schemas-microsoft-com:vml" xmlns:wp14="http://schemas.microsoft.com/office/word/2010/wordprocessingDrawing" xmlns:wp="http://schemas.openxmlformats.org/drawingml/2006/wordprocessingDrawing" xmlns:w10="urn:schemas-microsoft-com:office:word" xmlns:w="http://schemas.openxmlformats.org/wordprocessingml/2006/main" xmlns:w14="http://schemas.microsoft.com/office/word/2010/wordml" xmlns:w15="http://schemas.microsoft.com/office/word/2012/wordml" xmlns:w16cex="http://schemas.microsoft.com/office/word/2018/wordml/cex" xmlns:w16cid="http://schemas.microsoft.com/office/word/2016/wordml/cid" xmlns:w16="http://schemas.microsoft.com/office/word/2018/wordml" xmlns:w16du="http://schemas.microsoft.com/office/word/2023/wordml/word16du" xmlns:w16sdtdh="http://schemas.microsoft.com/office/word/2020/wordml/sdtdatahash" xmlns:w16sdtfl="http://schemas.microsoft.com/office/word/2024/wordml/sdtformatlock" xmlns:w16se="http://schemas.microsoft.com/office/word/2015/wordml/symex" xmlns:wpg="http://schemas.microsoft.com/office/word/2010/wordprocessingGroup" xmlns:wpi="http://schemas.microsoft.com/office/word/2010/wordprocessingInk" xmlns:wne="http://schemas.microsoft.com/office/word/2006/wordml" xmlns:wps="http://schemas.microsoft.com/office/word/2010/wordprocessingShape" mc:Ignorable="w14 w15 w16se w16cid w16 w16cex w16sdtdh w16sdtfl w16du wp14">
   <w:p>
     <w:pPr>
-      <w:pStyle w:val="af0"/>
+      <w:pStyle w:val="Header"/>
     </w:pPr>
     <w:r>
       <w:rPr>
@@ -7832,7 +7947,7 @@
     <w:lsdException w:name="Unresolved Mention" w:semiHidden="1" w:unhideWhenUsed="1"/>
     <w:lsdException w:name="Smart Link" w:semiHidden="1" w:unhideWhenUsed="1"/>
   </w:latentStyles>
-  <w:style w:type="paragraph" w:default="1" w:styleId="a">
+  <w:style w:type="paragraph" w:default="1" w:styleId="Normal">
     <w:name w:val="Normal"/>
     <w:qFormat/>
     <w:rsid w:val="00B30899"/>
@@ -7840,11 +7955,11 @@
       <w:bidi/>
     </w:pPr>
   </w:style>
-  <w:style w:type="paragraph" w:styleId="1">
+  <w:style w:type="paragraph" w:styleId="Heading1">
     <w:name w:val="heading 1"/>
-    <w:basedOn w:val="a"/>
-    <w:next w:val="a"/>
-    <w:link w:val="10"/>
+    <w:basedOn w:val="Normal"/>
+    <w:next w:val="Normal"/>
+    <w:link w:val="Heading1Char"/>
     <w:uiPriority w:val="9"/>
     <w:qFormat/>
     <w:rsid w:val="000836A0"/>
@@ -7861,11 +7976,11 @@
       <w:szCs w:val="40"/>
     </w:rPr>
   </w:style>
-  <w:style w:type="paragraph" w:styleId="2">
+  <w:style w:type="paragraph" w:styleId="Heading2">
     <w:name w:val="heading 2"/>
-    <w:basedOn w:val="a"/>
-    <w:next w:val="a"/>
-    <w:link w:val="20"/>
+    <w:basedOn w:val="Normal"/>
+    <w:next w:val="Normal"/>
+    <w:link w:val="Heading2Char"/>
     <w:uiPriority w:val="9"/>
     <w:semiHidden/>
     <w:unhideWhenUsed/>
@@ -7884,11 +7999,11 @@
       <w:szCs w:val="32"/>
     </w:rPr>
   </w:style>
-  <w:style w:type="paragraph" w:styleId="3">
+  <w:style w:type="paragraph" w:styleId="Heading3">
     <w:name w:val="heading 3"/>
-    <w:basedOn w:val="a"/>
-    <w:next w:val="a"/>
-    <w:link w:val="30"/>
+    <w:basedOn w:val="Normal"/>
+    <w:next w:val="Normal"/>
+    <w:link w:val="Heading3Char"/>
     <w:uiPriority w:val="9"/>
     <w:semiHidden/>
     <w:unhideWhenUsed/>
@@ -7907,11 +8022,11 @@
       <w:szCs w:val="28"/>
     </w:rPr>
   </w:style>
-  <w:style w:type="paragraph" w:styleId="4">
+  <w:style w:type="paragraph" w:styleId="Heading4">
     <w:name w:val="heading 4"/>
-    <w:basedOn w:val="a"/>
-    <w:next w:val="a"/>
-    <w:link w:val="40"/>
+    <w:basedOn w:val="Normal"/>
+    <w:next w:val="Normal"/>
+    <w:link w:val="Heading4Char"/>
     <w:uiPriority w:val="9"/>
     <w:semiHidden/>
     <w:unhideWhenUsed/>
@@ -7930,11 +8045,11 @@
       <w:color w:val="0F4761" w:themeColor="accent1" w:themeShade="BF"/>
     </w:rPr>
   </w:style>
-  <w:style w:type="paragraph" w:styleId="5">
+  <w:style w:type="paragraph" w:styleId="Heading5">
     <w:name w:val="heading 5"/>
-    <w:basedOn w:val="a"/>
-    <w:next w:val="a"/>
-    <w:link w:val="50"/>
+    <w:basedOn w:val="Normal"/>
+    <w:next w:val="Normal"/>
+    <w:link w:val="Heading5Char"/>
     <w:uiPriority w:val="9"/>
     <w:semiHidden/>
     <w:unhideWhenUsed/>
@@ -7951,11 +8066,11 @@
       <w:color w:val="0F4761" w:themeColor="accent1" w:themeShade="BF"/>
     </w:rPr>
   </w:style>
-  <w:style w:type="paragraph" w:styleId="6">
+  <w:style w:type="paragraph" w:styleId="Heading6">
     <w:name w:val="heading 6"/>
-    <w:basedOn w:val="a"/>
-    <w:next w:val="a"/>
-    <w:link w:val="60"/>
+    <w:basedOn w:val="Normal"/>
+    <w:next w:val="Normal"/>
+    <w:link w:val="Heading6Char"/>
     <w:uiPriority w:val="9"/>
     <w:semiHidden/>
     <w:unhideWhenUsed/>
@@ -7974,11 +8089,11 @@
       <w:color w:val="595959" w:themeColor="text1" w:themeTint="A6"/>
     </w:rPr>
   </w:style>
-  <w:style w:type="paragraph" w:styleId="7">
+  <w:style w:type="paragraph" w:styleId="Heading7">
     <w:name w:val="heading 7"/>
-    <w:basedOn w:val="a"/>
-    <w:next w:val="a"/>
-    <w:link w:val="70"/>
+    <w:basedOn w:val="Normal"/>
+    <w:next w:val="Normal"/>
+    <w:link w:val="Heading7Char"/>
     <w:uiPriority w:val="9"/>
     <w:semiHidden/>
     <w:unhideWhenUsed/>
@@ -7995,11 +8110,11 @@
       <w:color w:val="595959" w:themeColor="text1" w:themeTint="A6"/>
     </w:rPr>
   </w:style>
-  <w:style w:type="paragraph" w:styleId="8">
+  <w:style w:type="paragraph" w:styleId="Heading8">
     <w:name w:val="heading 8"/>
-    <w:basedOn w:val="a"/>
-    <w:next w:val="a"/>
-    <w:link w:val="80"/>
+    <w:basedOn w:val="Normal"/>
+    <w:next w:val="Normal"/>
+    <w:link w:val="Heading8Char"/>
     <w:uiPriority w:val="9"/>
     <w:semiHidden/>
     <w:unhideWhenUsed/>
@@ -8017,11 +8132,11 @@
       <w:color w:val="272727" w:themeColor="text1" w:themeTint="D8"/>
     </w:rPr>
   </w:style>
-  <w:style w:type="paragraph" w:styleId="9">
+  <w:style w:type="paragraph" w:styleId="Heading9">
     <w:name w:val="heading 9"/>
-    <w:basedOn w:val="a"/>
-    <w:next w:val="a"/>
-    <w:link w:val="90"/>
+    <w:basedOn w:val="Normal"/>
+    <w:next w:val="Normal"/>
+    <w:link w:val="Heading9Char"/>
     <w:uiPriority w:val="9"/>
     <w:semiHidden/>
     <w:unhideWhenUsed/>
@@ -8037,13 +8152,12 @@
       <w:color w:val="272727" w:themeColor="text1" w:themeTint="D8"/>
     </w:rPr>
   </w:style>
-  <w:style w:type="character" w:default="1" w:styleId="a0">
+  <w:style w:type="character" w:default="1" w:styleId="DefaultParagraphFont">
     <w:name w:val="Default Paragraph Font"/>
     <w:uiPriority w:val="1"/>
-    <w:semiHidden/>
     <w:unhideWhenUsed/>
   </w:style>
-  <w:style w:type="table" w:default="1" w:styleId="a1">
+  <w:style w:type="table" w:default="1" w:styleId="TableNormal">
     <w:name w:val="Normal Table"/>
     <w:uiPriority w:val="99"/>
     <w:semiHidden/>
@@ -8058,16 +8172,16 @@
       </w:tblCellMar>
     </w:tblPr>
   </w:style>
-  <w:style w:type="numbering" w:default="1" w:styleId="a2">
+  <w:style w:type="numbering" w:default="1" w:styleId="NoList">
     <w:name w:val="No List"/>
     <w:uiPriority w:val="99"/>
     <w:semiHidden/>
     <w:unhideWhenUsed/>
   </w:style>
-  <w:style w:type="character" w:customStyle="1" w:styleId="10">
-    <w:name w:val="כותרת 1 תו"/>
-    <w:basedOn w:val="a0"/>
-    <w:link w:val="1"/>
+  <w:style w:type="character" w:customStyle="1" w:styleId="Heading1Char">
+    <w:name w:val="Heading 1 Char"/>
+    <w:basedOn w:val="DefaultParagraphFont"/>
+    <w:link w:val="Heading1"/>
     <w:uiPriority w:val="9"/>
     <w:rsid w:val="000836A0"/>
     <w:rPr>
@@ -8077,10 +8191,10 @@
       <w:szCs w:val="40"/>
     </w:rPr>
   </w:style>
-  <w:style w:type="character" w:customStyle="1" w:styleId="20">
-    <w:name w:val="כותרת 2 תו"/>
-    <w:basedOn w:val="a0"/>
-    <w:link w:val="2"/>
+  <w:style w:type="character" w:customStyle="1" w:styleId="Heading2Char">
+    <w:name w:val="Heading 2 Char"/>
+    <w:basedOn w:val="DefaultParagraphFont"/>
+    <w:link w:val="Heading2"/>
     <w:uiPriority w:val="9"/>
     <w:semiHidden/>
     <w:rsid w:val="000836A0"/>
@@ -8091,10 +8205,10 @@
       <w:szCs w:val="32"/>
     </w:rPr>
   </w:style>
-  <w:style w:type="character" w:customStyle="1" w:styleId="30">
-    <w:name w:val="כותרת 3 תו"/>
-    <w:basedOn w:val="a0"/>
-    <w:link w:val="3"/>
+  <w:style w:type="character" w:customStyle="1" w:styleId="Heading3Char">
+    <w:name w:val="Heading 3 Char"/>
+    <w:basedOn w:val="DefaultParagraphFont"/>
+    <w:link w:val="Heading3"/>
     <w:uiPriority w:val="9"/>
     <w:semiHidden/>
     <w:rsid w:val="000836A0"/>
@@ -8105,10 +8219,10 @@
       <w:szCs w:val="28"/>
     </w:rPr>
   </w:style>
-  <w:style w:type="character" w:customStyle="1" w:styleId="40">
-    <w:name w:val="כותרת 4 תו"/>
-    <w:basedOn w:val="a0"/>
-    <w:link w:val="4"/>
+  <w:style w:type="character" w:customStyle="1" w:styleId="Heading4Char">
+    <w:name w:val="Heading 4 Char"/>
+    <w:basedOn w:val="DefaultParagraphFont"/>
+    <w:link w:val="Heading4"/>
     <w:uiPriority w:val="9"/>
     <w:semiHidden/>
     <w:rsid w:val="000836A0"/>
@@ -8119,10 +8233,10 @@
       <w:color w:val="0F4761" w:themeColor="accent1" w:themeShade="BF"/>
     </w:rPr>
   </w:style>
-  <w:style w:type="character" w:customStyle="1" w:styleId="50">
-    <w:name w:val="כותרת 5 תו"/>
-    <w:basedOn w:val="a0"/>
-    <w:link w:val="5"/>
+  <w:style w:type="character" w:customStyle="1" w:styleId="Heading5Char">
+    <w:name w:val="Heading 5 Char"/>
+    <w:basedOn w:val="DefaultParagraphFont"/>
+    <w:link w:val="Heading5"/>
     <w:uiPriority w:val="9"/>
     <w:semiHidden/>
     <w:rsid w:val="000836A0"/>
@@ -8131,10 +8245,10 @@
       <w:color w:val="0F4761" w:themeColor="accent1" w:themeShade="BF"/>
     </w:rPr>
   </w:style>
-  <w:style w:type="character" w:customStyle="1" w:styleId="60">
-    <w:name w:val="כותרת 6 תו"/>
-    <w:basedOn w:val="a0"/>
-    <w:link w:val="6"/>
+  <w:style w:type="character" w:customStyle="1" w:styleId="Heading6Char">
+    <w:name w:val="Heading 6 Char"/>
+    <w:basedOn w:val="DefaultParagraphFont"/>
+    <w:link w:val="Heading6"/>
     <w:uiPriority w:val="9"/>
     <w:semiHidden/>
     <w:rsid w:val="000836A0"/>
@@ -8145,10 +8259,10 @@
       <w:color w:val="595959" w:themeColor="text1" w:themeTint="A6"/>
     </w:rPr>
   </w:style>
-  <w:style w:type="character" w:customStyle="1" w:styleId="70">
-    <w:name w:val="כותרת 7 תו"/>
-    <w:basedOn w:val="a0"/>
-    <w:link w:val="7"/>
+  <w:style w:type="character" w:customStyle="1" w:styleId="Heading7Char">
+    <w:name w:val="Heading 7 Char"/>
+    <w:basedOn w:val="DefaultParagraphFont"/>
+    <w:link w:val="Heading7"/>
     <w:uiPriority w:val="9"/>
     <w:semiHidden/>
     <w:rsid w:val="000836A0"/>
@@ -8157,10 +8271,10 @@
       <w:color w:val="595959" w:themeColor="text1" w:themeTint="A6"/>
     </w:rPr>
   </w:style>
-  <w:style w:type="character" w:customStyle="1" w:styleId="80">
-    <w:name w:val="כותרת 8 תו"/>
-    <w:basedOn w:val="a0"/>
-    <w:link w:val="8"/>
+  <w:style w:type="character" w:customStyle="1" w:styleId="Heading8Char">
+    <w:name w:val="Heading 8 Char"/>
+    <w:basedOn w:val="DefaultParagraphFont"/>
+    <w:link w:val="Heading8"/>
     <w:uiPriority w:val="9"/>
     <w:semiHidden/>
     <w:rsid w:val="000836A0"/>
@@ -8171,10 +8285,10 @@
       <w:color w:val="272727" w:themeColor="text1" w:themeTint="D8"/>
     </w:rPr>
   </w:style>
-  <w:style w:type="character" w:customStyle="1" w:styleId="90">
-    <w:name w:val="כותרת 9 תו"/>
-    <w:basedOn w:val="a0"/>
-    <w:link w:val="9"/>
+  <w:style w:type="character" w:customStyle="1" w:styleId="Heading9Char">
+    <w:name w:val="Heading 9 Char"/>
+    <w:basedOn w:val="DefaultParagraphFont"/>
+    <w:link w:val="Heading9"/>
     <w:uiPriority w:val="9"/>
     <w:semiHidden/>
     <w:rsid w:val="000836A0"/>
@@ -8183,11 +8297,11 @@
       <w:color w:val="272727" w:themeColor="text1" w:themeTint="D8"/>
     </w:rPr>
   </w:style>
-  <w:style w:type="paragraph" w:styleId="a3">
+  <w:style w:type="paragraph" w:styleId="Title">
     <w:name w:val="Title"/>
-    <w:basedOn w:val="a"/>
-    <w:next w:val="a"/>
-    <w:link w:val="a4"/>
+    <w:basedOn w:val="Normal"/>
+    <w:next w:val="Normal"/>
+    <w:link w:val="TitleChar"/>
     <w:uiPriority w:val="10"/>
     <w:qFormat/>
     <w:rsid w:val="000836A0"/>
@@ -8203,10 +8317,10 @@
       <w:szCs w:val="56"/>
     </w:rPr>
   </w:style>
-  <w:style w:type="character" w:customStyle="1" w:styleId="a4">
-    <w:name w:val="כותרת טקסט תו"/>
-    <w:basedOn w:val="a0"/>
-    <w:link w:val="a3"/>
+  <w:style w:type="character" w:customStyle="1" w:styleId="TitleChar">
+    <w:name w:val="Title Char"/>
+    <w:basedOn w:val="DefaultParagraphFont"/>
+    <w:link w:val="Title"/>
     <w:uiPriority w:val="10"/>
     <w:rsid w:val="000836A0"/>
     <w:rPr>
@@ -8217,11 +8331,11 @@
       <w:szCs w:val="56"/>
     </w:rPr>
   </w:style>
-  <w:style w:type="paragraph" w:styleId="a5">
+  <w:style w:type="paragraph" w:styleId="Subtitle">
     <w:name w:val="Subtitle"/>
-    <w:basedOn w:val="a"/>
-    <w:next w:val="a"/>
-    <w:link w:val="a6"/>
+    <w:basedOn w:val="Normal"/>
+    <w:next w:val="Normal"/>
+    <w:link w:val="SubtitleChar"/>
     <w:uiPriority w:val="11"/>
     <w:qFormat/>
     <w:rsid w:val="000836A0"/>
@@ -8239,10 +8353,10 @@
       <w:szCs w:val="28"/>
     </w:rPr>
   </w:style>
-  <w:style w:type="character" w:customStyle="1" w:styleId="a6">
-    <w:name w:val="כותרת משנה תו"/>
-    <w:basedOn w:val="a0"/>
-    <w:link w:val="a5"/>
+  <w:style w:type="character" w:customStyle="1" w:styleId="SubtitleChar">
+    <w:name w:val="Subtitle Char"/>
+    <w:basedOn w:val="DefaultParagraphFont"/>
+    <w:link w:val="Subtitle"/>
     <w:uiPriority w:val="11"/>
     <w:rsid w:val="000836A0"/>
     <w:rPr>
@@ -8253,11 +8367,11 @@
       <w:szCs w:val="28"/>
     </w:rPr>
   </w:style>
-  <w:style w:type="paragraph" w:styleId="a7">
+  <w:style w:type="paragraph" w:styleId="Quote">
     <w:name w:val="Quote"/>
-    <w:basedOn w:val="a"/>
-    <w:next w:val="a"/>
-    <w:link w:val="a8"/>
+    <w:basedOn w:val="Normal"/>
+    <w:next w:val="Normal"/>
+    <w:link w:val="QuoteChar"/>
     <w:uiPriority w:val="29"/>
     <w:qFormat/>
     <w:rsid w:val="000836A0"/>
@@ -8271,10 +8385,10 @@
       <w:color w:val="404040" w:themeColor="text1" w:themeTint="BF"/>
     </w:rPr>
   </w:style>
-  <w:style w:type="character" w:customStyle="1" w:styleId="a8">
-    <w:name w:val="ציטוט תו"/>
-    <w:basedOn w:val="a0"/>
-    <w:link w:val="a7"/>
+  <w:style w:type="character" w:customStyle="1" w:styleId="QuoteChar">
+    <w:name w:val="Quote Char"/>
+    <w:basedOn w:val="DefaultParagraphFont"/>
+    <w:link w:val="Quote"/>
     <w:uiPriority w:val="29"/>
     <w:rsid w:val="000836A0"/>
     <w:rPr>
@@ -8283,9 +8397,9 @@
       <w:color w:val="404040" w:themeColor="text1" w:themeTint="BF"/>
     </w:rPr>
   </w:style>
-  <w:style w:type="paragraph" w:styleId="a9">
+  <w:style w:type="paragraph" w:styleId="ListParagraph">
     <w:name w:val="List Paragraph"/>
-    <w:basedOn w:val="a"/>
+    <w:basedOn w:val="Normal"/>
     <w:uiPriority w:val="34"/>
     <w:qFormat/>
     <w:rsid w:val="000836A0"/>
@@ -8294,9 +8408,9 @@
       <w:contextualSpacing/>
     </w:pPr>
   </w:style>
-  <w:style w:type="character" w:styleId="aa">
+  <w:style w:type="character" w:styleId="IntenseEmphasis">
     <w:name w:val="Intense Emphasis"/>
-    <w:basedOn w:val="a0"/>
+    <w:basedOn w:val="DefaultParagraphFont"/>
     <w:uiPriority w:val="21"/>
     <w:qFormat/>
     <w:rsid w:val="000836A0"/>
@@ -8306,11 +8420,11 @@
       <w:color w:val="0F4761" w:themeColor="accent1" w:themeShade="BF"/>
     </w:rPr>
   </w:style>
-  <w:style w:type="paragraph" w:styleId="ab">
+  <w:style w:type="paragraph" w:styleId="IntenseQuote">
     <w:name w:val="Intense Quote"/>
-    <w:basedOn w:val="a"/>
-    <w:next w:val="a"/>
-    <w:link w:val="ac"/>
+    <w:basedOn w:val="Normal"/>
+    <w:next w:val="Normal"/>
+    <w:link w:val="IntenseQuoteChar"/>
     <w:uiPriority w:val="30"/>
     <w:qFormat/>
     <w:rsid w:val="000836A0"/>
@@ -8329,10 +8443,10 @@
       <w:color w:val="0F4761" w:themeColor="accent1" w:themeShade="BF"/>
     </w:rPr>
   </w:style>
-  <w:style w:type="character" w:customStyle="1" w:styleId="ac">
-    <w:name w:val="ציטוט חזק תו"/>
-    <w:basedOn w:val="a0"/>
-    <w:link w:val="ab"/>
+  <w:style w:type="character" w:customStyle="1" w:styleId="IntenseQuoteChar">
+    <w:name w:val="Intense Quote Char"/>
+    <w:basedOn w:val="DefaultParagraphFont"/>
+    <w:link w:val="IntenseQuote"/>
     <w:uiPriority w:val="30"/>
     <w:rsid w:val="000836A0"/>
     <w:rPr>
@@ -8341,9 +8455,9 @@
       <w:color w:val="0F4761" w:themeColor="accent1" w:themeShade="BF"/>
     </w:rPr>
   </w:style>
-  <w:style w:type="character" w:styleId="ad">
+  <w:style w:type="character" w:styleId="IntenseReference">
     <w:name w:val="Intense Reference"/>
-    <w:basedOn w:val="a0"/>
+    <w:basedOn w:val="DefaultParagraphFont"/>
     <w:uiPriority w:val="32"/>
     <w:qFormat/>
     <w:rsid w:val="000836A0"/>
@@ -8355,9 +8469,9 @@
       <w:spacing w:val="5"/>
     </w:rPr>
   </w:style>
-  <w:style w:type="table" w:styleId="ae">
+  <w:style w:type="table" w:styleId="TableGrid">
     <w:name w:val="Table Grid"/>
-    <w:basedOn w:val="a1"/>
+    <w:basedOn w:val="TableNormal"/>
     <w:uiPriority w:val="39"/>
     <w:rsid w:val="003C31F0"/>
     <w:tblPr>
@@ -8371,9 +8485,9 @@
       </w:tblBorders>
     </w:tblPr>
   </w:style>
-  <w:style w:type="table" w:styleId="31">
+  <w:style w:type="table" w:styleId="PlainTable3">
     <w:name w:val="Plain Table 3"/>
-    <w:basedOn w:val="a1"/>
+    <w:basedOn w:val="TableNormal"/>
     <w:uiPriority w:val="43"/>
     <w:rsid w:val="003C31F0"/>
     <w:tblPr>
@@ -8461,9 +8575,9 @@
       </w:tcPr>
     </w:tblStylePr>
   </w:style>
-  <w:style w:type="table" w:styleId="af">
+  <w:style w:type="table" w:styleId="TableGridLight">
     <w:name w:val="Grid Table Light"/>
-    <w:basedOn w:val="a1"/>
+    <w:basedOn w:val="TableNormal"/>
     <w:uiPriority w:val="40"/>
     <w:rsid w:val="003C31F0"/>
     <w:tblPr>
@@ -8477,10 +8591,10 @@
       </w:tblBorders>
     </w:tblPr>
   </w:style>
-  <w:style w:type="paragraph" w:styleId="af0">
+  <w:style w:type="paragraph" w:styleId="Header">
     <w:name w:val="header"/>
-    <w:basedOn w:val="a"/>
-    <w:link w:val="af1"/>
+    <w:basedOn w:val="Normal"/>
+    <w:link w:val="HeaderChar"/>
     <w:uiPriority w:val="99"/>
     <w:unhideWhenUsed/>
     <w:rsid w:val="001A5E4C"/>
@@ -8491,17 +8605,17 @@
       </w:tabs>
     </w:pPr>
   </w:style>
-  <w:style w:type="character" w:customStyle="1" w:styleId="af1">
-    <w:name w:val="כותרת עליונה תו"/>
-    <w:basedOn w:val="a0"/>
-    <w:link w:val="af0"/>
+  <w:style w:type="character" w:customStyle="1" w:styleId="HeaderChar">
+    <w:name w:val="Header Char"/>
+    <w:basedOn w:val="DefaultParagraphFont"/>
+    <w:link w:val="Header"/>
     <w:uiPriority w:val="99"/>
     <w:rsid w:val="001A5E4C"/>
   </w:style>
-  <w:style w:type="paragraph" w:styleId="af2">
+  <w:style w:type="paragraph" w:styleId="Footer">
     <w:name w:val="footer"/>
-    <w:basedOn w:val="a"/>
-    <w:link w:val="af3"/>
+    <w:basedOn w:val="Normal"/>
+    <w:link w:val="FooterChar"/>
     <w:uiPriority w:val="99"/>
     <w:unhideWhenUsed/>
     <w:rsid w:val="001A5E4C"/>
@@ -8512,16 +8626,16 @@
       </w:tabs>
     </w:pPr>
   </w:style>
-  <w:style w:type="character" w:customStyle="1" w:styleId="af3">
-    <w:name w:val="כותרת תחתונה תו"/>
-    <w:basedOn w:val="a0"/>
-    <w:link w:val="af2"/>
+  <w:style w:type="character" w:customStyle="1" w:styleId="FooterChar">
+    <w:name w:val="Footer Char"/>
+    <w:basedOn w:val="DefaultParagraphFont"/>
+    <w:link w:val="Footer"/>
     <w:uiPriority w:val="99"/>
     <w:rsid w:val="001A5E4C"/>
   </w:style>
-  <w:style w:type="paragraph" w:styleId="af4">
+  <w:style w:type="paragraph" w:styleId="NoSpacing">
     <w:name w:val="No Spacing"/>
-    <w:basedOn w:val="a"/>
+    <w:basedOn w:val="Normal"/>
     <w:uiPriority w:val="1"/>
     <w:qFormat/>
     <w:rsid w:val="00FC0C1D"/>
@@ -8535,9 +8649,9 @@
       <w:bCs/>
     </w:rPr>
   </w:style>
-  <w:style w:type="character" w:styleId="af5">
+  <w:style w:type="character" w:styleId="Strong">
     <w:name w:val="Strong"/>
-    <w:basedOn w:val="a0"/>
+    <w:basedOn w:val="DefaultParagraphFont"/>
     <w:uiPriority w:val="22"/>
     <w:qFormat/>
     <w:rsid w:val="00DD29B0"/>
@@ -8548,7 +8662,7 @@
   </w:style>
   <w:style w:type="character" w:styleId="HTMLCode">
     <w:name w:val="HTML Code"/>
-    <w:basedOn w:val="a0"/>
+    <w:basedOn w:val="DefaultParagraphFont"/>
     <w:uiPriority w:val="99"/>
     <w:semiHidden/>
     <w:unhideWhenUsed/>

--- a/ex4_solution_2026_Ascendant/ex4_Ascendant.docx
+++ b/ex4_solution_2026_Ascendant/ex4_Ascendant.docx
@@ -2433,7 +2433,7 @@
                     <pic:cNvPicPr/>
                   </pic:nvPicPr>
                   <pic:blipFill>
-                    <a:blip r:embed="rId6">
+                    <a:blip r:embed="rId7">
                       <a:extLst>
                         <a:ext uri="{28A0092B-C50C-407E-A947-70E740481C1C}">
                           <a14:useLocalDpi xmlns:a14="http://schemas.microsoft.com/office/drawing/2010/main" val="0"/>
@@ -3639,7 +3639,7 @@
                     <pic:cNvPicPr/>
                   </pic:nvPicPr>
                   <pic:blipFill>
-                    <a:blip r:embed="rId7">
+                    <a:blip r:embed="rId8">
                       <a:extLst>
                         <a:ext uri="{28A0092B-C50C-407E-A947-70E740481C1C}">
                           <a14:useLocalDpi xmlns:a14="http://schemas.microsoft.com/office/drawing/2010/main" val="0"/>
@@ -5906,123 +5906,11 @@
           <w:rFonts w:asciiTheme="minorBidi" w:hAnsiTheme="minorBidi"/>
           <w:noProof/>
         </w:rPr>
-        <mc:AlternateContent>
-          <mc:Choice Requires="wps">
-            <w:drawing>
-              <wp:anchor distT="45720" distB="45720" distL="114300" distR="114300" simplePos="0" relativeHeight="251662336" behindDoc="0" locked="0" layoutInCell="1" allowOverlap="1" wp14:anchorId="1298477E" wp14:editId="715A754C">
-                <wp:simplePos x="0" y="0"/>
-                <wp:positionH relativeFrom="column">
-                  <wp:posOffset>4257675</wp:posOffset>
-                </wp:positionH>
-                <wp:positionV relativeFrom="paragraph">
-                  <wp:posOffset>1289050</wp:posOffset>
-                </wp:positionV>
-                <wp:extent cx="1003618" cy="276225"/>
-                <wp:effectExtent l="0" t="0" r="0" b="0"/>
-                <wp:wrapNone/>
-                <wp:docPr id="217" name="Text Box 2"/>
-                <wp:cNvGraphicFramePr>
-                  <a:graphicFrameLocks xmlns:a="http://schemas.openxmlformats.org/drawingml/2006/main"/>
-                </wp:cNvGraphicFramePr>
-                <a:graphic xmlns:a="http://schemas.openxmlformats.org/drawingml/2006/main">
-                  <a:graphicData uri="http://schemas.microsoft.com/office/word/2010/wordprocessingShape">
-                    <wps:wsp>
-                      <wps:cNvSpPr txBox="1">
-                        <a:spLocks noChangeArrowheads="1"/>
-                      </wps:cNvSpPr>
-                      <wps:spPr bwMode="auto">
-                        <a:xfrm>
-                          <a:off x="0" y="0"/>
-                          <a:ext cx="1003618" cy="276225"/>
-                        </a:xfrm>
-                        <a:prstGeom prst="rect">
-                          <a:avLst/>
-                        </a:prstGeom>
-                        <a:noFill/>
-                        <a:ln w="9525">
-                          <a:noFill/>
-                          <a:miter lim="800000"/>
-                          <a:headEnd/>
-                          <a:tailEnd/>
-                        </a:ln>
-                      </wps:spPr>
-                      <wps:txbx>
-                        <w:txbxContent>
-                          <w:p>
-                            <w:pPr>
-                              <w:shd w:val="clear" w:color="auto" w:fill="FFFFFF" w:themeFill="background1"/>
-                              <w:rPr>
-                                <w:sz w:val="20"/>
-                                <w:szCs w:val="20"/>
-                              </w:rPr>
-                            </w:pPr>
-                            <w:r>
-                              <w:rPr>
-                                <w:sz w:val="20"/>
-                                <w:szCs w:val="20"/>
-                              </w:rPr>
-                              <w:t>license plate</w:t>
-                            </w:r>
-                          </w:p>
-                        </w:txbxContent>
-                      </wps:txbx>
-                      <wps:bodyPr rot="0" vert="horz" wrap="square" lIns="91440" tIns="45720" rIns="91440" bIns="45720" anchor="t" anchorCtr="0">
-                        <a:noAutofit/>
-                      </wps:bodyPr>
-                    </wps:wsp>
-                  </a:graphicData>
-                </a:graphic>
-                <wp14:sizeRelH relativeFrom="margin">
-                  <wp14:pctWidth>0</wp14:pctWidth>
-                </wp14:sizeRelH>
-                <wp14:sizeRelV relativeFrom="margin">
-                  <wp14:pctHeight>0</wp14:pctHeight>
-                </wp14:sizeRelV>
-              </wp:anchor>
-            </w:drawing>
-          </mc:Choice>
-          <mc:Fallback>
-            <w:pict>
-              <v:shapetype w14:anchorId="1298477E" id="_x0000_t202" coordsize="21600,21600" o:spt="202" path="m,l,21600r21600,l21600,xe">
-                <v:stroke joinstyle="miter"/>
-                <v:path gradientshapeok="t" o:connecttype="rect"/>
-              </v:shapetype>
-              <v:shape id="Text Box 2" o:spid="_x0000_s1026" type="#_x0000_t202" style="position:absolute;left:0;text-align:left;margin-left:335.25pt;margin-top:101.5pt;width:79.05pt;height:21.75pt;z-index:251662336;visibility:visible;mso-wrap-style:square;mso-width-percent:0;mso-height-percent:0;mso-wrap-distance-left:9pt;mso-wrap-distance-top:3.6pt;mso-wrap-distance-right:9pt;mso-wrap-distance-bottom:3.6pt;mso-position-horizontal:absolute;mso-position-horizontal-relative:text;mso-position-vertical:absolute;mso-position-vertical-relative:text;mso-width-percent:0;mso-height-percent:0;mso-width-relative:margin;mso-height-relative:margin;v-text-anchor:top" o:gfxdata="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" filled="f" stroked="f">
-                <v:textbox>
-                  <w:txbxContent>
-                    <w:p>
-                      <w:pPr>
-                        <w:shd w:val="clear" w:color="auto" w:fill="FFFFFF" w:themeFill="background1"/>
-                        <w:rPr>
-                          <w:sz w:val="20"/>
-                          <w:szCs w:val="20"/>
-                        </w:rPr>
-                      </w:pPr>
-                      <w:r>
-                        <w:rPr>
-                          <w:sz w:val="20"/>
-                          <w:szCs w:val="20"/>
-                        </w:rPr>
-                        <w:t>license plate</w:t>
-                      </w:r>
-                    </w:p>
-                  </w:txbxContent>
-                </v:textbox>
-              </v:shape>
-            </w:pict>
-          </mc:Fallback>
-        </mc:AlternateContent>
-      </w:r>
-      <w:r>
-        <w:rPr>
-          <w:rFonts w:asciiTheme="minorBidi" w:hAnsiTheme="minorBidi"/>
-          <w:noProof/>
-        </w:rPr>
         <w:drawing>
-          <wp:inline distT="0" distB="0" distL="0" distR="0" wp14:anchorId="55D3E143" wp14:editId="06245CEA">
-            <wp:extent cx="6315794" cy="5006340"/>
-            <wp:effectExtent l="0" t="0" r="8890" b="3810"/>
-            <wp:docPr id="1198757393" name="Picture 2"/>
+          <wp:inline distT="0" distB="0" distL="0" distR="0" wp14:anchorId="6EFF1A7A" wp14:editId="0C859733">
+            <wp:extent cx="5960110" cy="4724400"/>
+            <wp:effectExtent l="0" t="0" r="2540" b="0"/>
+            <wp:docPr id="1543665295" name="Picture 3"/>
             <wp:cNvGraphicFramePr>
               <a:graphicFrameLocks xmlns:a="http://schemas.openxmlformats.org/drawingml/2006/main" noChangeAspect="1"/>
             </wp:cNvGraphicFramePr>
@@ -6030,83 +5918,7 @@
               <a:graphicData uri="http://schemas.openxmlformats.org/drawingml/2006/picture">
                 <pic:pic xmlns:pic="http://schemas.openxmlformats.org/drawingml/2006/picture">
                   <pic:nvPicPr>
-                    <pic:cNvPr id="1198757393" name="Picture 1198757393"/>
-                    <pic:cNvPicPr/>
-                  </pic:nvPicPr>
-                  <pic:blipFill>
-                    <a:blip r:embed="rId8">
-                      <a:extLst>
-                        <a:ext uri="{28A0092B-C50C-407E-A947-70E740481C1C}">
-                          <a14:useLocalDpi xmlns:a14="http://schemas.microsoft.com/office/drawing/2010/main" val="0"/>
-                        </a:ext>
-                      </a:extLst>
-                    </a:blip>
-                    <a:stretch>
-                      <a:fillRect/>
-                    </a:stretch>
-                  </pic:blipFill>
-                  <pic:spPr>
-                    <a:xfrm>
-                      <a:off x="0" y="0"/>
-                      <a:ext cx="6323512" cy="5012458"/>
-                    </a:xfrm>
-                    <a:prstGeom prst="rect">
-                      <a:avLst/>
-                    </a:prstGeom>
-                  </pic:spPr>
-                </pic:pic>
-              </a:graphicData>
-            </a:graphic>
-          </wp:inline>
-        </w:drawing>
-      </w:r>
-    </w:p>
-    <w:p>
-      <w:pPr>
-        <w:bidi w:val="0"/>
-        <w:rPr>
-          <w:rFonts w:asciiTheme="minorBidi" w:hAnsiTheme="minorBidi"/>
-        </w:rPr>
-      </w:pPr>
-      <w:r>
-        <w:rPr>
-          <w:rFonts w:asciiTheme="minorBidi" w:hAnsiTheme="minorBidi"/>
-        </w:rPr>
-        <w:br w:type="page"/>
-      </w:r>
-    </w:p>
-    <w:p>
-      <w:pPr>
-        <w:pStyle w:val="NoSpacing"/>
-      </w:pPr>
-      <w:r>
-        <w:lastRenderedPageBreak/>
-        <w:t>2.3</w:t>
-      </w:r>
-    </w:p>
-    <w:p>
-      <w:pPr>
-        <w:rPr>
-          <w:noProof/>
-        </w:rPr>
-      </w:pPr>
-      <w:r>
-        <w:rPr>
-          <w:noProof/>
-        </w:rPr>
-        <w:drawing>
-          <wp:inline distT="0" distB="0" distL="0" distR="0" wp14:anchorId="1F4ACF1D" wp14:editId="12E312CB">
-            <wp:extent cx="5960110" cy="4545330"/>
-            <wp:effectExtent l="0" t="0" r="2540" b="0"/>
-            <wp:docPr id="1341656890" name="Picture 2"/>
-            <wp:cNvGraphicFramePr>
-              <a:graphicFrameLocks xmlns:a="http://schemas.openxmlformats.org/drawingml/2006/main" noChangeAspect="1"/>
-            </wp:cNvGraphicFramePr>
-            <a:graphic xmlns:a="http://schemas.openxmlformats.org/drawingml/2006/main">
-              <a:graphicData uri="http://schemas.openxmlformats.org/drawingml/2006/picture">
-                <pic:pic xmlns:pic="http://schemas.openxmlformats.org/drawingml/2006/picture">
-                  <pic:nvPicPr>
-                    <pic:cNvPr id="1341656890" name="Picture 1341656890"/>
+                    <pic:cNvPr id="1543665295" name="Picture 1543665295"/>
                     <pic:cNvPicPr/>
                   </pic:nvPicPr>
                   <pic:blipFill>
@@ -6124,7 +5936,84 @@
                   <pic:spPr>
                     <a:xfrm>
                       <a:off x="0" y="0"/>
-                      <a:ext cx="5960110" cy="4545330"/>
+                      <a:ext cx="5960110" cy="4724400"/>
+                    </a:xfrm>
+                    <a:prstGeom prst="rect">
+                      <a:avLst/>
+                    </a:prstGeom>
+                  </pic:spPr>
+                </pic:pic>
+              </a:graphicData>
+            </a:graphic>
+          </wp:inline>
+        </w:drawing>
+      </w:r>
+    </w:p>
+    <w:p>
+      <w:pPr>
+        <w:bidi w:val="0"/>
+        <w:rPr>
+          <w:rFonts w:asciiTheme="minorBidi" w:hAnsiTheme="minorBidi"/>
+        </w:rPr>
+      </w:pPr>
+      <w:r>
+        <w:rPr>
+          <w:rFonts w:asciiTheme="minorBidi" w:hAnsiTheme="minorBidi"/>
+        </w:rPr>
+        <w:br w:type="page"/>
+      </w:r>
+    </w:p>
+    <w:p>
+      <w:pPr>
+        <w:pStyle w:val="NoSpacing"/>
+      </w:pPr>
+      <w:r>
+        <w:lastRenderedPageBreak/>
+        <w:t>2.3</w:t>
+      </w:r>
+    </w:p>
+    <w:p>
+      <w:pPr>
+        <w:ind w:hanging="694"/>
+        <w:rPr>
+          <w:noProof/>
+        </w:rPr>
+      </w:pPr>
+      <w:r>
+        <w:rPr>
+          <w:noProof/>
+        </w:rPr>
+        <w:drawing>
+          <wp:inline distT="0" distB="0" distL="0" distR="0" wp14:anchorId="48E8D7D0" wp14:editId="18C6ED1E">
+            <wp:extent cx="5960110" cy="4434205"/>
+            <wp:effectExtent l="0" t="0" r="2540" b="0"/>
+            <wp:docPr id="171779652" name="Picture 4"/>
+            <wp:cNvGraphicFramePr>
+              <a:graphicFrameLocks xmlns:a="http://schemas.openxmlformats.org/drawingml/2006/main" noChangeAspect="1"/>
+            </wp:cNvGraphicFramePr>
+            <a:graphic xmlns:a="http://schemas.openxmlformats.org/drawingml/2006/main">
+              <a:graphicData uri="http://schemas.openxmlformats.org/drawingml/2006/picture">
+                <pic:pic xmlns:pic="http://schemas.openxmlformats.org/drawingml/2006/picture">
+                  <pic:nvPicPr>
+                    <pic:cNvPr id="171779652" name="Picture 171779652"/>
+                    <pic:cNvPicPr/>
+                  </pic:nvPicPr>
+                  <pic:blipFill>
+                    <a:blip r:embed="rId10">
+                      <a:extLst>
+                        <a:ext uri="{28A0092B-C50C-407E-A947-70E740481C1C}">
+                          <a14:useLocalDpi xmlns:a14="http://schemas.microsoft.com/office/drawing/2010/main" val="0"/>
+                        </a:ext>
+                      </a:extLst>
+                    </a:blip>
+                    <a:stretch>
+                      <a:fillRect/>
+                    </a:stretch>
+                  </pic:blipFill>
+                  <pic:spPr>
+                    <a:xfrm>
+                      <a:off x="0" y="0"/>
+                      <a:ext cx="5960110" cy="4434205"/>
                     </a:xfrm>
                     <a:prstGeom prst="rect">
                       <a:avLst/>
@@ -6327,6 +6216,9 @@
               <w:bidi w:val="0"/>
               <w:spacing w:line="276" w:lineRule="auto"/>
               <w:rPr>
+                <w:rFonts w:ascii="Arial" w:hAnsi="Arial" w:cs="Arial"/>
+                <w:sz w:val="20"/>
+                <w:szCs w:val="20"/>
                 <w:rtl/>
               </w:rPr>
             </w:pPr>
@@ -6336,7 +6228,7 @@
                 <w:sz w:val="20"/>
                 <w:szCs w:val="20"/>
               </w:rPr>
-              <w:t>Inductive Loop Sensor</w:t>
+              <w:t>SQL SELECT Query</w:t>
             </w:r>
           </w:p>
         </w:tc>
@@ -6350,6 +6242,9 @@
               <w:bidi w:val="0"/>
               <w:spacing w:line="276" w:lineRule="auto"/>
               <w:rPr>
+                <w:rFonts w:ascii="Arial" w:hAnsi="Arial" w:cs="Arial"/>
+                <w:sz w:val="20"/>
+                <w:szCs w:val="20"/>
                 <w:rtl/>
               </w:rPr>
             </w:pPr>
@@ -6360,17 +6255,9 @@
                 <w:sz w:val="20"/>
                 <w:szCs w:val="20"/>
               </w:rPr>
-              <w:t>SensorSignal</w:t>
-            </w:r>
-            <w:proofErr w:type="spellEnd"/>
-            <w:r>
-              <w:rPr>
-                <w:rFonts w:ascii="Arial" w:hAnsi="Arial" w:cs="Arial"/>
-                <w:sz w:val="20"/>
-                <w:szCs w:val="20"/>
-              </w:rPr>
-              <w:t xml:space="preserve"> (Boolean)</w:t>
-            </w:r>
+              <w:t>startTime</w:t>
+            </w:r>
+            <w:proofErr w:type="spellEnd"/>
           </w:p>
         </w:tc>
         <w:tc>
@@ -6395,7 +6282,7 @@
                 <w:sz w:val="20"/>
                 <w:szCs w:val="20"/>
               </w:rPr>
-              <w:t>P1.1</w:t>
+              <w:t>P1.3</w:t>
             </w:r>
           </w:p>
         </w:tc>
@@ -6409,6 +6296,9 @@
               <w:bidi w:val="0"/>
               <w:spacing w:line="276" w:lineRule="auto"/>
               <w:rPr>
+                <w:rFonts w:ascii="Arial" w:hAnsi="Arial" w:cs="Arial"/>
+                <w:sz w:val="20"/>
+                <w:szCs w:val="20"/>
                 <w:rtl/>
               </w:rPr>
             </w:pPr>
@@ -6418,7 +6308,7 @@
                 <w:sz w:val="20"/>
                 <w:szCs w:val="20"/>
               </w:rPr>
-              <w:t>E1</w:t>
+              <w:t>D2</w:t>
             </w:r>
           </w:p>
         </w:tc>
@@ -6432,6 +6322,9 @@
               <w:bidi w:val="0"/>
               <w:spacing w:line="276" w:lineRule="auto"/>
               <w:rPr>
+                <w:rFonts w:ascii="Arial" w:hAnsi="Arial" w:cs="Arial"/>
+                <w:sz w:val="20"/>
+                <w:szCs w:val="20"/>
                 <w:rtl/>
               </w:rPr>
             </w:pPr>
@@ -6441,7 +6334,7 @@
                 <w:sz w:val="20"/>
                 <w:szCs w:val="20"/>
               </w:rPr>
-              <w:t>Check Availability</w:t>
+              <w:t>Get entry time</w:t>
             </w:r>
           </w:p>
         </w:tc>
@@ -6461,6 +6354,9 @@
               <w:bidi w:val="0"/>
               <w:spacing w:line="276" w:lineRule="auto"/>
               <w:rPr>
+                <w:rFonts w:ascii="Arial" w:hAnsi="Arial" w:cs="Arial"/>
+                <w:sz w:val="20"/>
+                <w:szCs w:val="20"/>
                 <w:rtl/>
               </w:rPr>
             </w:pPr>
@@ -6470,23 +6366,7 @@
                 <w:sz w:val="20"/>
                 <w:szCs w:val="20"/>
               </w:rPr>
-              <w:t>light</w:t>
-            </w:r>
-            <w:r>
-              <w:rPr>
-                <w:rFonts w:ascii="Arial" w:hAnsi="Arial" w:cs="Arial"/>
-                <w:sz w:val="20"/>
-                <w:szCs w:val="20"/>
-              </w:rPr>
-              <w:t xml:space="preserve"> </w:t>
-            </w:r>
-            <w:r>
-              <w:rPr>
-                <w:rFonts w:ascii="Arial" w:hAnsi="Arial" w:cs="Arial"/>
-                <w:sz w:val="20"/>
-                <w:szCs w:val="20"/>
-              </w:rPr>
-              <w:t>signal</w:t>
+              <w:t>SQL SELECT Query</w:t>
             </w:r>
           </w:p>
         </w:tc>
@@ -6500,25 +6380,48 @@
               <w:bidi w:val="0"/>
               <w:spacing w:line="276" w:lineRule="auto"/>
               <w:rPr>
+                <w:rFonts w:ascii="Arial" w:hAnsi="Arial" w:cs="Arial"/>
+                <w:sz w:val="20"/>
+                <w:szCs w:val="20"/>
                 <w:rtl/>
               </w:rPr>
             </w:pPr>
-            <w:r>
-              <w:rPr>
-                <w:rFonts w:ascii="Arial" w:hAnsi="Arial" w:cs="Arial"/>
-                <w:sz w:val="20"/>
-                <w:szCs w:val="20"/>
-              </w:rPr>
-              <w:t>Status</w:t>
-            </w:r>
-            <w:r>
-              <w:rPr>
-                <w:rFonts w:ascii="Arial" w:hAnsi="Arial" w:cs="Arial"/>
-                <w:sz w:val="20"/>
-                <w:szCs w:val="20"/>
-              </w:rPr>
-              <w:t xml:space="preserve"> (Boolean)</w:t>
-            </w:r>
+            <w:proofErr w:type="spellStart"/>
+            <w:r>
+              <w:rPr>
+                <w:rFonts w:ascii="Arial" w:hAnsi="Arial" w:cs="Arial"/>
+                <w:sz w:val="20"/>
+                <w:szCs w:val="20"/>
+              </w:rPr>
+              <w:t>totalCapacity</w:t>
+            </w:r>
+            <w:proofErr w:type="spellEnd"/>
+            <w:r>
+              <w:rPr>
+                <w:rFonts w:ascii="Arial" w:hAnsi="Arial" w:cs="Arial"/>
+                <w:sz w:val="20"/>
+                <w:szCs w:val="20"/>
+              </w:rPr>
+              <w:t xml:space="preserve">, </w:t>
+            </w:r>
+            <w:proofErr w:type="spellStart"/>
+            <w:r>
+              <w:rPr>
+                <w:rFonts w:ascii="Arial" w:hAnsi="Arial" w:cs="Arial"/>
+                <w:sz w:val="20"/>
+                <w:szCs w:val="20"/>
+              </w:rPr>
+              <w:t>occupiedC</w:t>
+            </w:r>
+            <w:r>
+              <w:rPr>
+                <w:rFonts w:ascii="Arial" w:hAnsi="Arial" w:cs="Arial"/>
+                <w:sz w:val="20"/>
+                <w:szCs w:val="20"/>
+              </w:rPr>
+              <w:t>nt</w:t>
+            </w:r>
+            <w:proofErr w:type="spellEnd"/>
           </w:p>
         </w:tc>
         <w:tc>
@@ -6543,7 +6446,7 @@
                 <w:sz w:val="20"/>
                 <w:szCs w:val="20"/>
               </w:rPr>
-              <w:t>E1</w:t>
+              <w:t>P1.1</w:t>
             </w:r>
           </w:p>
         </w:tc>
@@ -6557,6 +6460,9 @@
               <w:bidi w:val="0"/>
               <w:spacing w:line="276" w:lineRule="auto"/>
               <w:rPr>
+                <w:rFonts w:ascii="Arial" w:hAnsi="Arial" w:cs="Arial"/>
+                <w:sz w:val="20"/>
+                <w:szCs w:val="20"/>
                 <w:rtl/>
               </w:rPr>
             </w:pPr>
@@ -6566,7 +6472,7 @@
                 <w:sz w:val="20"/>
                 <w:szCs w:val="20"/>
               </w:rPr>
-              <w:t>P1.1</w:t>
+              <w:t>D1</w:t>
             </w:r>
           </w:p>
         </w:tc>
@@ -6580,6 +6486,9 @@
               <w:bidi w:val="0"/>
               <w:spacing w:line="276" w:lineRule="auto"/>
               <w:rPr>
+                <w:rFonts w:ascii="Arial" w:hAnsi="Arial" w:cs="Arial"/>
+                <w:sz w:val="20"/>
+                <w:szCs w:val="20"/>
                 <w:rtl/>
               </w:rPr>
             </w:pPr>
@@ -6589,7 +6498,7 @@
                 <w:sz w:val="20"/>
                 <w:szCs w:val="20"/>
               </w:rPr>
-              <w:t>Space Availability</w:t>
+              <w:t>space status</w:t>
             </w:r>
           </w:p>
         </w:tc>
@@ -6609,17 +6518,22 @@
               <w:bidi w:val="0"/>
               <w:spacing w:line="276" w:lineRule="auto"/>
               <w:rPr>
+                <w:rFonts w:ascii="Arial" w:hAnsi="Arial" w:cs="Arial"/>
+                <w:sz w:val="20"/>
+                <w:szCs w:val="20"/>
                 <w:rtl/>
               </w:rPr>
             </w:pPr>
-            <w:r>
-              <w:rPr>
-                <w:rFonts w:ascii="Arial" w:hAnsi="Arial" w:cs="Arial"/>
-                <w:sz w:val="20"/>
-                <w:szCs w:val="20"/>
-              </w:rPr>
-              <w:t>SQL INSERT Query</w:t>
-            </w:r>
+            <w:proofErr w:type="spellStart"/>
+            <w:r>
+              <w:rPr>
+                <w:rFonts w:ascii="Arial" w:hAnsi="Arial" w:cs="Arial"/>
+                <w:sz w:val="20"/>
+                <w:szCs w:val="20"/>
+              </w:rPr>
+              <w:t>veriable</w:t>
+            </w:r>
+            <w:proofErr w:type="spellEnd"/>
           </w:p>
         </w:tc>
         <w:tc>
@@ -6632,6 +6546,9 @@
               <w:bidi w:val="0"/>
               <w:spacing w:line="276" w:lineRule="auto"/>
               <w:rPr>
+                <w:rFonts w:ascii="Arial" w:hAnsi="Arial" w:cs="Arial"/>
+                <w:sz w:val="20"/>
+                <w:szCs w:val="20"/>
                 <w:rtl/>
               </w:rPr>
             </w:pPr>
@@ -6642,27 +6559,17 @@
                 <w:sz w:val="20"/>
                 <w:szCs w:val="20"/>
               </w:rPr>
-              <w:t>vehicleNumber</w:t>
-            </w:r>
-            <w:proofErr w:type="spellEnd"/>
-            <w:r>
-              <w:rPr>
-                <w:rFonts w:ascii="Arial" w:hAnsi="Arial" w:cs="Arial"/>
-                <w:sz w:val="20"/>
-                <w:szCs w:val="20"/>
-              </w:rPr>
-              <w:t xml:space="preserve">, </w:t>
-            </w:r>
-            <w:proofErr w:type="spellStart"/>
-            <w:r>
-              <w:rPr>
-                <w:rFonts w:ascii="Arial" w:hAnsi="Arial" w:cs="Arial"/>
-                <w:sz w:val="20"/>
-                <w:szCs w:val="20"/>
-              </w:rPr>
-              <w:t>startTime</w:t>
-            </w:r>
-            <w:proofErr w:type="spellEnd"/>
+              <w:t>availabilityStatus</w:t>
+            </w:r>
+            <w:proofErr w:type="spellEnd"/>
+            <w:r>
+              <w:rPr>
+                <w:rFonts w:ascii="Arial" w:hAnsi="Arial" w:cs="Arial"/>
+                <w:sz w:val="20"/>
+                <w:szCs w:val="20"/>
+              </w:rPr>
+              <w:t xml:space="preserve"> (Boolean)</w:t>
+            </w:r>
           </w:p>
         </w:tc>
         <w:tc>
@@ -6687,7 +6594,7 @@
                 <w:sz w:val="20"/>
                 <w:szCs w:val="20"/>
               </w:rPr>
-              <w:t>D2</w:t>
+              <w:t>P1.2</w:t>
             </w:r>
           </w:p>
         </w:tc>
@@ -6701,6 +6608,9 @@
               <w:bidi w:val="0"/>
               <w:spacing w:line="276" w:lineRule="auto"/>
               <w:rPr>
+                <w:rFonts w:ascii="Arial" w:hAnsi="Arial" w:cs="Arial"/>
+                <w:sz w:val="20"/>
+                <w:szCs w:val="20"/>
                 <w:rtl/>
               </w:rPr>
             </w:pPr>
@@ -6710,7 +6620,7 @@
                 <w:sz w:val="20"/>
                 <w:szCs w:val="20"/>
               </w:rPr>
-              <w:t>P1.2</w:t>
+              <w:t>P1.1</w:t>
             </w:r>
           </w:p>
         </w:tc>
@@ -6724,6 +6634,9 @@
               <w:bidi w:val="0"/>
               <w:spacing w:line="276" w:lineRule="auto"/>
               <w:rPr>
+                <w:rFonts w:ascii="Arial" w:hAnsi="Arial" w:cs="Arial"/>
+                <w:sz w:val="20"/>
+                <w:szCs w:val="20"/>
                 <w:rtl/>
               </w:rPr>
             </w:pPr>
@@ -6733,7 +6646,7 @@
                 <w:sz w:val="20"/>
                 <w:szCs w:val="20"/>
               </w:rPr>
-              <w:t>Create Parking Record</w:t>
+              <w:t>space available</w:t>
             </w:r>
           </w:p>
         </w:tc>
@@ -6753,6 +6666,9 @@
               <w:bidi w:val="0"/>
               <w:spacing w:line="276" w:lineRule="auto"/>
               <w:rPr>
+                <w:rFonts w:ascii="Arial" w:hAnsi="Arial" w:cs="Arial"/>
+                <w:sz w:val="20"/>
+                <w:szCs w:val="20"/>
                 <w:rtl/>
               </w:rPr>
             </w:pPr>
@@ -6762,15 +6678,23 @@
                 <w:sz w:val="20"/>
                 <w:szCs w:val="20"/>
               </w:rPr>
-              <w:t>License Plate</w:t>
-            </w:r>
-            <w:r>
-              <w:rPr>
-                <w:rFonts w:ascii="Arial" w:hAnsi="Arial" w:cs="Arial"/>
-                <w:sz w:val="20"/>
-                <w:szCs w:val="20"/>
-              </w:rPr>
-              <w:t xml:space="preserve"> scanner</w:t>
+              <w:t xml:space="preserve">SQL </w:t>
+            </w:r>
+            <w:r>
+              <w:rPr>
+                <w:rFonts w:ascii="Arial" w:hAnsi="Arial" w:cs="Arial"/>
+                <w:sz w:val="20"/>
+                <w:szCs w:val="20"/>
+              </w:rPr>
+              <w:t>INSERT</w:t>
+            </w:r>
+            <w:r>
+              <w:rPr>
+                <w:rFonts w:ascii="Arial" w:hAnsi="Arial" w:cs="Arial"/>
+                <w:sz w:val="20"/>
+                <w:szCs w:val="20"/>
+              </w:rPr>
+              <w:t xml:space="preserve"> Query</w:t>
             </w:r>
           </w:p>
         </w:tc>
@@ -6784,6 +6708,9 @@
               <w:bidi w:val="0"/>
               <w:spacing w:line="276" w:lineRule="auto"/>
               <w:rPr>
+                <w:rFonts w:ascii="Arial" w:hAnsi="Arial" w:cs="Arial"/>
+                <w:sz w:val="20"/>
+                <w:szCs w:val="20"/>
                 <w:rtl/>
               </w:rPr>
             </w:pPr>
@@ -6794,7 +6721,25 @@
                 <w:sz w:val="20"/>
                 <w:szCs w:val="20"/>
               </w:rPr>
-              <w:t>vehicleNumber</w:t>
+              <w:t>plateNumber</w:t>
+            </w:r>
+            <w:proofErr w:type="spellEnd"/>
+            <w:r>
+              <w:rPr>
+                <w:rFonts w:ascii="Arial" w:hAnsi="Arial" w:cs="Arial"/>
+                <w:sz w:val="20"/>
+                <w:szCs w:val="20"/>
+              </w:rPr>
+              <w:t xml:space="preserve">, </w:t>
+            </w:r>
+            <w:proofErr w:type="spellStart"/>
+            <w:r>
+              <w:rPr>
+                <w:rFonts w:ascii="Arial" w:hAnsi="Arial" w:cs="Arial"/>
+                <w:sz w:val="20"/>
+                <w:szCs w:val="20"/>
+              </w:rPr>
+              <w:t>entryTime</w:t>
             </w:r>
             <w:proofErr w:type="spellEnd"/>
           </w:p>
@@ -6821,7 +6766,7 @@
                 <w:sz w:val="20"/>
                 <w:szCs w:val="20"/>
               </w:rPr>
-              <w:t>P1.3</w:t>
+              <w:t>D2</w:t>
             </w:r>
           </w:p>
         </w:tc>
@@ -6835,6 +6780,9 @@
               <w:bidi w:val="0"/>
               <w:spacing w:line="276" w:lineRule="auto"/>
               <w:rPr>
+                <w:rFonts w:ascii="Arial" w:hAnsi="Arial" w:cs="Arial"/>
+                <w:sz w:val="20"/>
+                <w:szCs w:val="20"/>
                 <w:rtl/>
               </w:rPr>
             </w:pPr>
@@ -6844,7 +6792,7 @@
                 <w:sz w:val="20"/>
                 <w:szCs w:val="20"/>
               </w:rPr>
-              <w:t>E1</w:t>
+              <w:t>P1.2</w:t>
             </w:r>
           </w:p>
         </w:tc>
@@ -6858,6 +6806,9 @@
               <w:bidi w:val="0"/>
               <w:spacing w:line="276" w:lineRule="auto"/>
               <w:rPr>
+                <w:rFonts w:ascii="Arial" w:hAnsi="Arial" w:cs="Arial"/>
+                <w:sz w:val="20"/>
+                <w:szCs w:val="20"/>
                 <w:rtl/>
               </w:rPr>
             </w:pPr>
@@ -6867,7 +6818,7 @@
                 <w:sz w:val="20"/>
                 <w:szCs w:val="20"/>
               </w:rPr>
-              <w:t>Vehicle ID</w:t>
+              <w:t>create parking record</w:t>
             </w:r>
           </w:p>
         </w:tc>
@@ -6887,6 +6838,9 @@
               <w:bidi w:val="0"/>
               <w:spacing w:line="276" w:lineRule="auto"/>
               <w:rPr>
+                <w:rFonts w:ascii="Arial" w:hAnsi="Arial" w:cs="Arial"/>
+                <w:sz w:val="20"/>
+                <w:szCs w:val="20"/>
                 <w:rtl/>
               </w:rPr>
             </w:pPr>
@@ -6896,7 +6850,7 @@
                 <w:sz w:val="20"/>
                 <w:szCs w:val="20"/>
               </w:rPr>
-              <w:t>Internal Variable / Object Transfer</w:t>
+              <w:t>SQL UPDATE Query</w:t>
             </w:r>
           </w:p>
         </w:tc>
@@ -6910,6 +6864,9 @@
               <w:bidi w:val="0"/>
               <w:spacing w:line="276" w:lineRule="auto"/>
               <w:rPr>
+                <w:rFonts w:ascii="Arial" w:hAnsi="Arial" w:cs="Arial"/>
+                <w:sz w:val="20"/>
+                <w:szCs w:val="20"/>
                 <w:rtl/>
               </w:rPr>
             </w:pPr>
@@ -6920,7 +6877,25 @@
                 <w:sz w:val="20"/>
                 <w:szCs w:val="20"/>
               </w:rPr>
-              <w:t>amountPaid</w:t>
+              <w:t>spaceID</w:t>
+            </w:r>
+            <w:proofErr w:type="spellEnd"/>
+            <w:r>
+              <w:rPr>
+                <w:rFonts w:ascii="Arial" w:hAnsi="Arial" w:cs="Arial"/>
+                <w:sz w:val="20"/>
+                <w:szCs w:val="20"/>
+              </w:rPr>
+              <w:t xml:space="preserve">, update </w:t>
+            </w:r>
+            <w:proofErr w:type="spellStart"/>
+            <w:r>
+              <w:rPr>
+                <w:rFonts w:ascii="Arial" w:hAnsi="Arial" w:cs="Arial"/>
+                <w:sz w:val="20"/>
+                <w:szCs w:val="20"/>
+              </w:rPr>
+              <w:t>occupiedCnt</w:t>
             </w:r>
             <w:proofErr w:type="spellEnd"/>
           </w:p>
@@ -6935,6 +6910,9 @@
               <w:bidi w:val="0"/>
               <w:spacing w:line="276" w:lineRule="auto"/>
               <w:rPr>
+                <w:rFonts w:ascii="Arial" w:hAnsi="Arial" w:cs="Arial"/>
+                <w:sz w:val="20"/>
+                <w:szCs w:val="20"/>
                 <w:rtl/>
               </w:rPr>
             </w:pPr>
@@ -6944,7 +6922,7 @@
                 <w:sz w:val="20"/>
                 <w:szCs w:val="20"/>
               </w:rPr>
-              <w:t>P1.4</w:t>
+              <w:t>D1</w:t>
             </w:r>
           </w:p>
         </w:tc>
@@ -6958,6 +6936,9 @@
               <w:bidi w:val="0"/>
               <w:spacing w:line="276" w:lineRule="auto"/>
               <w:rPr>
+                <w:rFonts w:ascii="Arial" w:hAnsi="Arial" w:cs="Arial"/>
+                <w:sz w:val="20"/>
+                <w:szCs w:val="20"/>
                 <w:rtl/>
               </w:rPr>
             </w:pPr>
@@ -6967,7 +6948,7 @@
                 <w:sz w:val="20"/>
                 <w:szCs w:val="20"/>
               </w:rPr>
-              <w:t>P1.3</w:t>
+              <w:t>P1.2 / P1.4</w:t>
             </w:r>
           </w:p>
         </w:tc>
@@ -6981,6 +6962,9 @@
               <w:bidi w:val="0"/>
               <w:spacing w:line="276" w:lineRule="auto"/>
               <w:rPr>
+                <w:rFonts w:ascii="Arial" w:hAnsi="Arial" w:cs="Arial"/>
+                <w:sz w:val="20"/>
+                <w:szCs w:val="20"/>
                 <w:rtl/>
               </w:rPr>
             </w:pPr>
@@ -6990,7 +6974,7 @@
                 <w:sz w:val="20"/>
                 <w:szCs w:val="20"/>
               </w:rPr>
-              <w:t>Payment Detail</w:t>
+              <w:t>update available spaces</w:t>
             </w:r>
           </w:p>
         </w:tc>
@@ -7010,6 +6994,9 @@
               <w:bidi w:val="0"/>
               <w:spacing w:line="276" w:lineRule="auto"/>
               <w:rPr>
+                <w:rFonts w:ascii="Arial" w:hAnsi="Arial" w:cs="Arial"/>
+                <w:sz w:val="20"/>
+                <w:szCs w:val="20"/>
                 <w:rtl/>
               </w:rPr>
             </w:pPr>
@@ -7019,7 +7006,7 @@
                 <w:sz w:val="20"/>
                 <w:szCs w:val="20"/>
               </w:rPr>
-              <w:t>SQL UPDATE Query</w:t>
+              <w:t>Variable</w:t>
             </w:r>
           </w:p>
         </w:tc>
@@ -7033,6 +7020,9 @@
               <w:bidi w:val="0"/>
               <w:spacing w:line="276" w:lineRule="auto"/>
               <w:rPr>
+                <w:rFonts w:ascii="Arial" w:hAnsi="Arial" w:cs="Arial"/>
+                <w:sz w:val="20"/>
+                <w:szCs w:val="20"/>
                 <w:rtl/>
               </w:rPr>
             </w:pPr>
@@ -7043,7 +7033,7 @@
                 <w:sz w:val="20"/>
                 <w:szCs w:val="20"/>
               </w:rPr>
-              <w:t>amountPaid</w:t>
+              <w:t>totalFee</w:t>
             </w:r>
             <w:proofErr w:type="spellEnd"/>
             <w:r>
@@ -7061,7 +7051,25 @@
                 <w:sz w:val="20"/>
                 <w:szCs w:val="20"/>
               </w:rPr>
-              <w:t>endTime</w:t>
+              <w:t>stayDuration</w:t>
+            </w:r>
+            <w:proofErr w:type="spellEnd"/>
+            <w:r>
+              <w:rPr>
+                <w:rFonts w:ascii="Arial" w:hAnsi="Arial" w:cs="Arial"/>
+                <w:sz w:val="20"/>
+                <w:szCs w:val="20"/>
+              </w:rPr>
+              <w:t xml:space="preserve">, </w:t>
+            </w:r>
+            <w:proofErr w:type="spellStart"/>
+            <w:r>
+              <w:rPr>
+                <w:rFonts w:ascii="Arial" w:hAnsi="Arial" w:cs="Arial"/>
+                <w:sz w:val="20"/>
+                <w:szCs w:val="20"/>
+              </w:rPr>
+              <w:t>plateID</w:t>
             </w:r>
             <w:proofErr w:type="spellEnd"/>
           </w:p>
@@ -7076,6 +7084,9 @@
               <w:bidi w:val="0"/>
               <w:spacing w:line="276" w:lineRule="auto"/>
               <w:rPr>
+                <w:rFonts w:ascii="Arial" w:hAnsi="Arial" w:cs="Arial"/>
+                <w:sz w:val="20"/>
+                <w:szCs w:val="20"/>
                 <w:rtl/>
               </w:rPr>
             </w:pPr>
@@ -7085,7 +7096,7 @@
                 <w:sz w:val="20"/>
                 <w:szCs w:val="20"/>
               </w:rPr>
-              <w:t>D2</w:t>
+              <w:t>P1.4</w:t>
             </w:r>
           </w:p>
         </w:tc>
@@ -7099,6 +7110,9 @@
               <w:bidi w:val="0"/>
               <w:spacing w:line="276" w:lineRule="auto"/>
               <w:rPr>
+                <w:rFonts w:ascii="Arial" w:hAnsi="Arial" w:cs="Arial"/>
+                <w:sz w:val="20"/>
+                <w:szCs w:val="20"/>
                 <w:rtl/>
               </w:rPr>
             </w:pPr>
@@ -7108,7 +7122,16 @@
                 <w:sz w:val="20"/>
                 <w:szCs w:val="20"/>
               </w:rPr>
-              <w:t>P1.4</w:t>
+              <w:t>P</w:t>
+            </w:r>
+            <w:r>
+              <w:rPr>
+                <w:rFonts w:ascii="Arial" w:hAnsi="Arial" w:cs="Arial" w:hint="cs"/>
+                <w:sz w:val="20"/>
+                <w:szCs w:val="20"/>
+                <w:rtl/>
+              </w:rPr>
+              <w:t>1.3</w:t>
             </w:r>
           </w:p>
         </w:tc>
@@ -7122,6 +7145,9 @@
               <w:bidi w:val="0"/>
               <w:spacing w:line="276" w:lineRule="auto"/>
               <w:rPr>
+                <w:rFonts w:ascii="Arial" w:hAnsi="Arial" w:cs="Arial"/>
+                <w:sz w:val="20"/>
+                <w:szCs w:val="20"/>
                 <w:rtl/>
               </w:rPr>
             </w:pPr>
@@ -7131,7 +7157,587 @@
                 <w:sz w:val="20"/>
                 <w:szCs w:val="20"/>
               </w:rPr>
-              <w:t>Update Paid Amount</w:t>
+              <w:t>payment Detail</w:t>
+            </w:r>
+          </w:p>
+        </w:tc>
+      </w:tr>
+      <w:tr>
+        <w:trPr>
+          <w:trHeight w:val="432"/>
+          <w:jc w:val="right"/>
+        </w:trPr>
+        <w:tc>
+          <w:tcPr>
+            <w:tcW w:w="2700" w:type="dxa"/>
+            <w:vAlign w:val="center"/>
+          </w:tcPr>
+          <w:p>
+            <w:pPr>
+              <w:bidi w:val="0"/>
+              <w:spacing w:line="276" w:lineRule="auto"/>
+              <w:rPr>
+                <w:rFonts w:ascii="Arial" w:hAnsi="Arial" w:cs="Arial"/>
+                <w:sz w:val="20"/>
+                <w:szCs w:val="20"/>
+              </w:rPr>
+            </w:pPr>
+            <w:r>
+              <w:rPr>
+                <w:rFonts w:ascii="Arial" w:hAnsi="Arial" w:cs="Arial"/>
+                <w:sz w:val="20"/>
+                <w:szCs w:val="20"/>
+              </w:rPr>
+              <w:t xml:space="preserve">LPR </w:t>
+            </w:r>
+            <w:r>
+              <w:rPr>
+                <w:rFonts w:ascii="Arial" w:hAnsi="Arial" w:cs="Arial"/>
+                <w:sz w:val="20"/>
+                <w:szCs w:val="20"/>
+              </w:rPr>
+              <w:t>c</w:t>
+            </w:r>
+            <w:r>
+              <w:rPr>
+                <w:rFonts w:ascii="Arial" w:hAnsi="Arial" w:cs="Arial"/>
+                <w:sz w:val="20"/>
+                <w:szCs w:val="20"/>
+              </w:rPr>
+              <w:t>amera</w:t>
+            </w:r>
+          </w:p>
+        </w:tc>
+        <w:tc>
+          <w:tcPr>
+            <w:tcW w:w="2725" w:type="dxa"/>
+            <w:vAlign w:val="center"/>
+          </w:tcPr>
+          <w:p>
+            <w:pPr>
+              <w:bidi w:val="0"/>
+              <w:spacing w:line="276" w:lineRule="auto"/>
+              <w:rPr>
+                <w:rFonts w:ascii="Arial" w:hAnsi="Arial" w:cs="Arial"/>
+                <w:sz w:val="20"/>
+                <w:szCs w:val="20"/>
+              </w:rPr>
+            </w:pPr>
+            <w:proofErr w:type="spellStart"/>
+            <w:r>
+              <w:rPr>
+                <w:rFonts w:ascii="Arial" w:hAnsi="Arial" w:cs="Arial"/>
+                <w:sz w:val="20"/>
+                <w:szCs w:val="20"/>
+              </w:rPr>
+              <w:t>plateNumber</w:t>
+            </w:r>
+            <w:proofErr w:type="spellEnd"/>
+            <w:r>
+              <w:rPr>
+                <w:rFonts w:ascii="Arial" w:hAnsi="Arial" w:cs="Arial"/>
+                <w:sz w:val="20"/>
+                <w:szCs w:val="20"/>
+              </w:rPr>
+              <w:t xml:space="preserve">, </w:t>
+            </w:r>
+            <w:proofErr w:type="spellStart"/>
+            <w:r>
+              <w:rPr>
+                <w:rFonts w:ascii="Arial" w:hAnsi="Arial" w:cs="Arial"/>
+                <w:sz w:val="20"/>
+                <w:szCs w:val="20"/>
+              </w:rPr>
+              <w:t>entryTimestamp</w:t>
+            </w:r>
+            <w:proofErr w:type="spellEnd"/>
+          </w:p>
+        </w:tc>
+        <w:tc>
+          <w:tcPr>
+            <w:tcW w:w="864" w:type="dxa"/>
+            <w:vAlign w:val="center"/>
+          </w:tcPr>
+          <w:p>
+            <w:pPr>
+              <w:bidi w:val="0"/>
+              <w:spacing w:line="276" w:lineRule="auto"/>
+              <w:rPr>
+                <w:rFonts w:ascii="Arial" w:hAnsi="Arial" w:cs="Arial"/>
+                <w:sz w:val="20"/>
+                <w:szCs w:val="20"/>
+              </w:rPr>
+            </w:pPr>
+            <w:r>
+              <w:rPr>
+                <w:rFonts w:ascii="Arial" w:hAnsi="Arial" w:cs="Arial"/>
+                <w:sz w:val="20"/>
+                <w:szCs w:val="20"/>
+              </w:rPr>
+              <w:t>P</w:t>
+            </w:r>
+            <w:r>
+              <w:rPr>
+                <w:rFonts w:ascii="Arial" w:hAnsi="Arial" w:cs="Arial"/>
+                <w:sz w:val="20"/>
+                <w:szCs w:val="20"/>
+              </w:rPr>
+              <w:t>1.3</w:t>
+            </w:r>
+          </w:p>
+        </w:tc>
+        <w:tc>
+          <w:tcPr>
+            <w:tcW w:w="864" w:type="dxa"/>
+            <w:vAlign w:val="center"/>
+          </w:tcPr>
+          <w:p>
+            <w:pPr>
+              <w:bidi w:val="0"/>
+              <w:spacing w:line="276" w:lineRule="auto"/>
+              <w:rPr>
+                <w:rFonts w:ascii="Arial" w:hAnsi="Arial" w:cs="Arial"/>
+                <w:sz w:val="20"/>
+                <w:szCs w:val="20"/>
+              </w:rPr>
+            </w:pPr>
+            <w:r>
+              <w:rPr>
+                <w:rFonts w:ascii="Arial" w:hAnsi="Arial" w:cs="Arial"/>
+                <w:sz w:val="20"/>
+                <w:szCs w:val="20"/>
+              </w:rPr>
+              <w:t>E1</w:t>
+            </w:r>
+          </w:p>
+        </w:tc>
+        <w:tc>
+          <w:tcPr>
+            <w:tcW w:w="2292" w:type="dxa"/>
+            <w:vAlign w:val="center"/>
+          </w:tcPr>
+          <w:p>
+            <w:pPr>
+              <w:bidi w:val="0"/>
+              <w:spacing w:line="276" w:lineRule="auto"/>
+              <w:rPr>
+                <w:rFonts w:ascii="Arial" w:hAnsi="Arial" w:cs="Arial"/>
+                <w:sz w:val="20"/>
+                <w:szCs w:val="20"/>
+              </w:rPr>
+            </w:pPr>
+            <w:r>
+              <w:rPr>
+                <w:rFonts w:ascii="Arial" w:hAnsi="Arial" w:cs="Arial"/>
+                <w:sz w:val="20"/>
+                <w:szCs w:val="20"/>
+              </w:rPr>
+              <w:t>license plate</w:t>
+            </w:r>
+            <w:r>
+              <w:rPr>
+                <w:rFonts w:ascii="Arial" w:hAnsi="Arial" w:cs="Arial"/>
+                <w:sz w:val="20"/>
+                <w:szCs w:val="20"/>
+              </w:rPr>
+              <w:t>\</w:t>
+            </w:r>
+            <w:r>
+              <w:rPr>
+                <w:rFonts w:ascii="Arial" w:hAnsi="Arial" w:cs="Arial"/>
+                <w:sz w:val="20"/>
+                <w:szCs w:val="20"/>
+              </w:rPr>
+              <w:t xml:space="preserve"> </w:t>
+            </w:r>
+            <w:r>
+              <w:rPr>
+                <w:rFonts w:ascii="Arial" w:hAnsi="Arial" w:cs="Arial"/>
+                <w:sz w:val="20"/>
+                <w:szCs w:val="20"/>
+              </w:rPr>
+              <w:t>exit</w:t>
+            </w:r>
+          </w:p>
+        </w:tc>
+      </w:tr>
+      <w:tr>
+        <w:trPr>
+          <w:trHeight w:val="432"/>
+          <w:jc w:val="right"/>
+        </w:trPr>
+        <w:tc>
+          <w:tcPr>
+            <w:tcW w:w="2700" w:type="dxa"/>
+            <w:vAlign w:val="center"/>
+          </w:tcPr>
+          <w:p>
+            <w:pPr>
+              <w:bidi w:val="0"/>
+              <w:spacing w:line="276" w:lineRule="auto"/>
+              <w:rPr>
+                <w:rFonts w:ascii="Arial" w:hAnsi="Arial" w:cs="Arial"/>
+                <w:sz w:val="20"/>
+                <w:szCs w:val="20"/>
+              </w:rPr>
+            </w:pPr>
+            <w:r>
+              <w:rPr>
+                <w:rFonts w:ascii="Arial" w:hAnsi="Arial" w:cs="Arial"/>
+                <w:sz w:val="20"/>
+                <w:szCs w:val="20"/>
+              </w:rPr>
+              <w:t xml:space="preserve">LPR </w:t>
+            </w:r>
+            <w:r>
+              <w:rPr>
+                <w:rFonts w:ascii="Arial" w:hAnsi="Arial" w:cs="Arial"/>
+                <w:sz w:val="20"/>
+                <w:szCs w:val="20"/>
+              </w:rPr>
+              <w:t>c</w:t>
+            </w:r>
+            <w:r>
+              <w:rPr>
+                <w:rFonts w:ascii="Arial" w:hAnsi="Arial" w:cs="Arial"/>
+                <w:sz w:val="20"/>
+                <w:szCs w:val="20"/>
+              </w:rPr>
+              <w:t>amera</w:t>
+            </w:r>
+          </w:p>
+        </w:tc>
+        <w:tc>
+          <w:tcPr>
+            <w:tcW w:w="2725" w:type="dxa"/>
+            <w:vAlign w:val="center"/>
+          </w:tcPr>
+          <w:p>
+            <w:pPr>
+              <w:bidi w:val="0"/>
+              <w:spacing w:line="276" w:lineRule="auto"/>
+              <w:rPr>
+                <w:rFonts w:ascii="Arial" w:hAnsi="Arial" w:cs="Arial"/>
+                <w:sz w:val="20"/>
+                <w:szCs w:val="20"/>
+              </w:rPr>
+            </w:pPr>
+            <w:proofErr w:type="spellStart"/>
+            <w:r>
+              <w:rPr>
+                <w:rFonts w:ascii="Arial" w:hAnsi="Arial" w:cs="Arial"/>
+                <w:sz w:val="20"/>
+                <w:szCs w:val="20"/>
+              </w:rPr>
+              <w:t>plateNumber</w:t>
+            </w:r>
+            <w:proofErr w:type="spellEnd"/>
+            <w:r>
+              <w:rPr>
+                <w:rFonts w:ascii="Arial" w:hAnsi="Arial" w:cs="Arial"/>
+                <w:sz w:val="20"/>
+                <w:szCs w:val="20"/>
+              </w:rPr>
+              <w:t xml:space="preserve">, </w:t>
+            </w:r>
+            <w:proofErr w:type="spellStart"/>
+            <w:r>
+              <w:rPr>
+                <w:rFonts w:ascii="Arial" w:hAnsi="Arial" w:cs="Arial"/>
+                <w:sz w:val="20"/>
+                <w:szCs w:val="20"/>
+              </w:rPr>
+              <w:t>exitTimestamp</w:t>
+            </w:r>
+            <w:proofErr w:type="spellEnd"/>
+          </w:p>
+        </w:tc>
+        <w:tc>
+          <w:tcPr>
+            <w:tcW w:w="864" w:type="dxa"/>
+            <w:vAlign w:val="center"/>
+          </w:tcPr>
+          <w:p>
+            <w:pPr>
+              <w:bidi w:val="0"/>
+              <w:spacing w:line="276" w:lineRule="auto"/>
+              <w:rPr>
+                <w:rFonts w:ascii="Arial" w:hAnsi="Arial" w:cs="Arial"/>
+                <w:sz w:val="20"/>
+                <w:szCs w:val="20"/>
+              </w:rPr>
+            </w:pPr>
+            <w:r>
+              <w:rPr>
+                <w:rFonts w:ascii="Arial" w:hAnsi="Arial" w:cs="Arial"/>
+                <w:sz w:val="20"/>
+                <w:szCs w:val="20"/>
+              </w:rPr>
+              <w:t>P</w:t>
+            </w:r>
+            <w:r>
+              <w:rPr>
+                <w:rFonts w:ascii="Arial" w:hAnsi="Arial" w:cs="Arial"/>
+                <w:sz w:val="20"/>
+                <w:szCs w:val="20"/>
+              </w:rPr>
+              <w:t>1.1</w:t>
+            </w:r>
+          </w:p>
+        </w:tc>
+        <w:tc>
+          <w:tcPr>
+            <w:tcW w:w="864" w:type="dxa"/>
+            <w:vAlign w:val="center"/>
+          </w:tcPr>
+          <w:p>
+            <w:pPr>
+              <w:bidi w:val="0"/>
+              <w:spacing w:line="276" w:lineRule="auto"/>
+              <w:rPr>
+                <w:rFonts w:ascii="Arial" w:hAnsi="Arial" w:cs="Arial"/>
+                <w:sz w:val="20"/>
+                <w:szCs w:val="20"/>
+              </w:rPr>
+            </w:pPr>
+            <w:r>
+              <w:rPr>
+                <w:rFonts w:ascii="Arial" w:hAnsi="Arial" w:cs="Arial"/>
+                <w:sz w:val="20"/>
+                <w:szCs w:val="20"/>
+              </w:rPr>
+              <w:t>E1</w:t>
+            </w:r>
+          </w:p>
+        </w:tc>
+        <w:tc>
+          <w:tcPr>
+            <w:tcW w:w="2292" w:type="dxa"/>
+            <w:vAlign w:val="center"/>
+          </w:tcPr>
+          <w:p>
+            <w:pPr>
+              <w:bidi w:val="0"/>
+              <w:spacing w:line="276" w:lineRule="auto"/>
+              <w:rPr>
+                <w:rFonts w:ascii="Arial" w:hAnsi="Arial" w:cs="Arial"/>
+                <w:sz w:val="20"/>
+                <w:szCs w:val="20"/>
+              </w:rPr>
+            </w:pPr>
+            <w:r>
+              <w:rPr>
+                <w:rFonts w:ascii="Arial" w:hAnsi="Arial" w:cs="Arial"/>
+                <w:sz w:val="20"/>
+                <w:szCs w:val="20"/>
+              </w:rPr>
+              <w:t>license plate</w:t>
+            </w:r>
+            <w:r>
+              <w:rPr>
+                <w:rFonts w:ascii="Arial" w:hAnsi="Arial" w:cs="Arial"/>
+                <w:sz w:val="20"/>
+                <w:szCs w:val="20"/>
+              </w:rPr>
+              <w:t>\</w:t>
+            </w:r>
+            <w:r>
+              <w:rPr>
+                <w:rFonts w:ascii="Arial" w:hAnsi="Arial" w:cs="Arial"/>
+                <w:sz w:val="20"/>
+                <w:szCs w:val="20"/>
+              </w:rPr>
+              <w:t xml:space="preserve"> </w:t>
+            </w:r>
+            <w:r>
+              <w:rPr>
+                <w:rFonts w:ascii="Arial" w:hAnsi="Arial" w:cs="Arial"/>
+                <w:sz w:val="20"/>
+                <w:szCs w:val="20"/>
+              </w:rPr>
+              <w:t>entry</w:t>
+            </w:r>
+          </w:p>
+        </w:tc>
+      </w:tr>
+      <w:tr>
+        <w:trPr>
+          <w:trHeight w:val="432"/>
+          <w:jc w:val="right"/>
+        </w:trPr>
+        <w:tc>
+          <w:tcPr>
+            <w:tcW w:w="2700" w:type="dxa"/>
+            <w:vAlign w:val="center"/>
+          </w:tcPr>
+          <w:p>
+            <w:pPr>
+              <w:bidi w:val="0"/>
+              <w:spacing w:line="276" w:lineRule="auto"/>
+              <w:rPr>
+                <w:rFonts w:ascii="Arial" w:hAnsi="Arial" w:cs="Arial"/>
+                <w:sz w:val="20"/>
+                <w:szCs w:val="20"/>
+              </w:rPr>
+            </w:pPr>
+            <w:r>
+              <w:rPr>
+                <w:rFonts w:ascii="Arial" w:hAnsi="Arial" w:cs="Arial"/>
+                <w:sz w:val="20"/>
+                <w:szCs w:val="20"/>
+              </w:rPr>
+              <w:t>SQL UPDATE Query</w:t>
+            </w:r>
+          </w:p>
+        </w:tc>
+        <w:tc>
+          <w:tcPr>
+            <w:tcW w:w="2725" w:type="dxa"/>
+            <w:vAlign w:val="center"/>
+          </w:tcPr>
+          <w:p>
+            <w:pPr>
+              <w:bidi w:val="0"/>
+              <w:spacing w:line="276" w:lineRule="auto"/>
+              <w:rPr>
+                <w:rFonts w:ascii="Arial" w:hAnsi="Arial" w:cs="Arial" w:hint="cs"/>
+                <w:sz w:val="20"/>
+                <w:szCs w:val="20"/>
+                <w:rtl/>
+              </w:rPr>
+            </w:pPr>
+            <w:proofErr w:type="spellStart"/>
+            <w:r>
+              <w:rPr>
+                <w:rFonts w:ascii="Arial" w:hAnsi="Arial" w:cs="Arial"/>
+                <w:sz w:val="20"/>
+                <w:szCs w:val="20"/>
+              </w:rPr>
+              <w:t>otalFee</w:t>
+            </w:r>
+            <w:proofErr w:type="spellEnd"/>
+            <w:r>
+              <w:rPr>
+                <w:rFonts w:ascii="Arial" w:hAnsi="Arial" w:cs="Arial"/>
+                <w:sz w:val="20"/>
+                <w:szCs w:val="20"/>
+              </w:rPr>
+              <w:t xml:space="preserve">, </w:t>
+            </w:r>
+            <w:proofErr w:type="spellStart"/>
+            <w:r>
+              <w:rPr>
+                <w:rFonts w:ascii="Arial" w:hAnsi="Arial" w:cs="Arial"/>
+                <w:sz w:val="20"/>
+                <w:szCs w:val="20"/>
+              </w:rPr>
+              <w:t>exitTime</w:t>
+            </w:r>
+            <w:proofErr w:type="spellEnd"/>
+            <w:r>
+              <w:rPr>
+                <w:rFonts w:ascii="Arial" w:hAnsi="Arial" w:cs="Arial"/>
+                <w:sz w:val="20"/>
+                <w:szCs w:val="20"/>
+              </w:rPr>
+              <w:t>, status</w:t>
+            </w:r>
+          </w:p>
+        </w:tc>
+        <w:tc>
+          <w:tcPr>
+            <w:tcW w:w="864" w:type="dxa"/>
+          </w:tcPr>
+          <w:p>
+            <w:pPr>
+              <w:bidi w:val="0"/>
+              <w:spacing w:line="276" w:lineRule="auto"/>
+              <w:rPr>
+                <w:rFonts w:ascii="Arial" w:hAnsi="Arial" w:cs="Arial"/>
+                <w:sz w:val="20"/>
+                <w:szCs w:val="20"/>
+              </w:rPr>
+            </w:pPr>
+            <w:r>
+              <w:rPr>
+                <w:rFonts w:ascii="Arial" w:hAnsi="Arial" w:cs="Arial"/>
+                <w:sz w:val="20"/>
+                <w:szCs w:val="20"/>
+              </w:rPr>
+              <w:t>D2</w:t>
+            </w:r>
+          </w:p>
+        </w:tc>
+        <w:tc>
+          <w:tcPr>
+            <w:tcW w:w="864" w:type="dxa"/>
+          </w:tcPr>
+          <w:p>
+            <w:pPr>
+              <w:bidi w:val="0"/>
+              <w:spacing w:line="276" w:lineRule="auto"/>
+              <w:rPr>
+                <w:rFonts w:ascii="Arial" w:hAnsi="Arial" w:cs="Arial"/>
+                <w:sz w:val="20"/>
+                <w:szCs w:val="20"/>
+              </w:rPr>
+            </w:pPr>
+            <w:r>
+              <w:rPr>
+                <w:rFonts w:ascii="Arial" w:hAnsi="Arial" w:cs="Arial"/>
+                <w:sz w:val="20"/>
+                <w:szCs w:val="20"/>
+              </w:rPr>
+              <w:t>P1.4</w:t>
+            </w:r>
+          </w:p>
+        </w:tc>
+        <w:tc>
+          <w:tcPr>
+            <w:tcW w:w="2292" w:type="dxa"/>
+            <w:vAlign w:val="center"/>
+          </w:tcPr>
+          <w:p>
+            <w:pPr>
+              <w:bidi w:val="0"/>
+              <w:spacing w:line="276" w:lineRule="auto"/>
+              <w:rPr>
+                <w:rFonts w:ascii="Arial" w:hAnsi="Arial" w:cs="Arial"/>
+                <w:sz w:val="20"/>
+                <w:szCs w:val="20"/>
+              </w:rPr>
+            </w:pPr>
+            <w:r>
+              <w:rPr>
+                <w:rFonts w:ascii="Arial" w:hAnsi="Arial" w:cs="Arial"/>
+                <w:sz w:val="20"/>
+                <w:szCs w:val="20"/>
+              </w:rPr>
+              <w:t>U</w:t>
+            </w:r>
+            <w:r>
+              <w:rPr>
+                <w:rFonts w:ascii="Arial" w:hAnsi="Arial" w:cs="Arial"/>
+                <w:sz w:val="20"/>
+                <w:szCs w:val="20"/>
+              </w:rPr>
+              <w:t>pdate</w:t>
+            </w:r>
+            <w:r>
+              <w:rPr>
+                <w:rFonts w:ascii="Arial" w:hAnsi="Arial" w:cs="Arial"/>
+                <w:sz w:val="20"/>
+                <w:szCs w:val="20"/>
+              </w:rPr>
+              <w:t xml:space="preserve"> </w:t>
+            </w:r>
+            <w:r>
+              <w:rPr>
+                <w:rFonts w:ascii="Arial" w:hAnsi="Arial" w:cs="Arial"/>
+                <w:sz w:val="20"/>
+                <w:szCs w:val="20"/>
+              </w:rPr>
+              <w:t>paid amount</w:t>
             </w:r>
           </w:p>
         </w:tc>
@@ -7164,16 +7770,16 @@
         <mc:AlternateContent>
           <mc:Choice Requires="wps">
             <w:drawing>
-              <wp:anchor distT="0" distB="0" distL="114300" distR="114300" simplePos="0" relativeHeight="251659264" behindDoc="0" locked="0" layoutInCell="1" allowOverlap="1" wp14:anchorId="79F3964B" wp14:editId="532AA867">
+              <wp:anchor distT="0" distB="0" distL="114300" distR="114300" simplePos="0" relativeHeight="251659264" behindDoc="0" locked="0" layoutInCell="1" allowOverlap="1" wp14:anchorId="79F3964B" wp14:editId="5B02D062">
                 <wp:simplePos x="0" y="0"/>
-                <wp:positionH relativeFrom="column">
-                  <wp:posOffset>565150</wp:posOffset>
+                <wp:positionH relativeFrom="margin">
+                  <wp:align>center</wp:align>
                 </wp:positionH>
                 <wp:positionV relativeFrom="paragraph">
-                  <wp:posOffset>3765550</wp:posOffset>
+                  <wp:posOffset>4246245</wp:posOffset>
                 </wp:positionV>
-                <wp:extent cx="4064000" cy="673100"/>
-                <wp:effectExtent l="0" t="704850" r="12700" b="12700"/>
+                <wp:extent cx="5654040" cy="673100"/>
+                <wp:effectExtent l="0" t="723900" r="22860" b="12700"/>
                 <wp:wrapNone/>
                 <wp:docPr id="1400657424" name="Speech Bubble: Rectangle 4"/>
                 <wp:cNvGraphicFramePr/>
@@ -7184,12 +7790,12 @@
                       <wps:spPr>
                         <a:xfrm>
                           <a:off x="0" y="0"/>
-                          <a:ext cx="4064000" cy="673100"/>
+                          <a:ext cx="5654040" cy="673100"/>
                         </a:xfrm>
                         <a:prstGeom prst="wedgeRectCallout">
                           <a:avLst>
-                            <a:gd name="adj1" fmla="val -10629"/>
-                            <a:gd name="adj2" fmla="val -153537"/>
+                            <a:gd name="adj1" fmla="val -18580"/>
+                            <a:gd name="adj2" fmla="val -155801"/>
                           </a:avLst>
                         </a:prstGeom>
                         <a:solidFill>
@@ -7221,70 +7827,223 @@
                         <w:txbxContent>
                           <w:p>
                             <w:pPr>
+                              <w:ind w:left="360"/>
                               <w:jc w:val="center"/>
+                              <w:rPr>
+                                <w:color w:val="000000" w:themeColor="text1"/>
+                                <w:lang w:val="en-GB"/>
+                              </w:rPr>
                             </w:pPr>
                             <w:proofErr w:type="spellStart"/>
                             <w:r>
+                              <w:rPr>
+                                <w:color w:val="000000" w:themeColor="text1"/>
+                                <w:lang w:val="en-GB"/>
+                              </w:rPr>
                               <w:t>IIf</w:t>
                             </w:r>
                             <w:proofErr w:type="spellEnd"/>
                             <w:r>
+                              <w:rPr>
+                                <w:color w:val="000000" w:themeColor="text1"/>
+                                <w:lang w:val="en-GB"/>
+                              </w:rPr>
                               <w:t>([</w:t>
                             </w:r>
                             <w:proofErr w:type="spellStart"/>
                             <w:r>
+                              <w:rPr>
+                                <w:color w:val="000000" w:themeColor="text1"/>
+                                <w:lang w:val="en-GB"/>
+                              </w:rPr>
                               <w:t>dayOrMin</w:t>
                             </w:r>
                             <w:proofErr w:type="spellEnd"/>
                             <w:r>
+                              <w:rPr>
+                                <w:color w:val="000000" w:themeColor="text1"/>
+                                <w:lang w:val="en-GB"/>
+                              </w:rPr>
                               <w:t xml:space="preserve">]="Minute", </w:t>
                             </w:r>
                             <w:proofErr w:type="spellStart"/>
                             <w:r>
+                              <w:rPr>
+                                <w:color w:val="000000" w:themeColor="text1"/>
+                                <w:lang w:val="en-GB"/>
+                              </w:rPr>
                               <w:t>DateDiff</w:t>
                             </w:r>
                             <w:proofErr w:type="spellEnd"/>
                             <w:r>
-                              <w:t>("n",[</w:t>
+                              <w:rPr>
+                                <w:color w:val="000000" w:themeColor="text1"/>
+                                <w:lang w:val="en-GB"/>
+                              </w:rPr>
+                              <w:t>("n</w:t>
+                            </w:r>
+                            <w:proofErr w:type="gramStart"/>
+                            <w:r>
+                              <w:rPr>
+                                <w:color w:val="000000" w:themeColor="text1"/>
+                                <w:lang w:val="en-GB"/>
+                              </w:rPr>
+                              <w:t>",[</w:t>
                             </w:r>
                             <w:proofErr w:type="spellStart"/>
+                            <w:proofErr w:type="gramEnd"/>
                             <w:r>
+                              <w:rPr>
+                                <w:color w:val="000000" w:themeColor="text1"/>
+                                <w:lang w:val="en-GB"/>
+                              </w:rPr>
                               <w:t>EntryTime</w:t>
                             </w:r>
                             <w:proofErr w:type="spellEnd"/>
+                            <w:proofErr w:type="gramStart"/>
                             <w:r>
-                              <w:t>],Now())*[</w:t>
+                              <w:rPr>
+                                <w:color w:val="000000" w:themeColor="text1"/>
+                                <w:lang w:val="en-GB"/>
+                              </w:rPr>
+                              <w:t>],Now</w:t>
                             </w:r>
-                            <w:proofErr w:type="spellStart"/>
+                            <w:proofErr w:type="gramEnd"/>
                             <w:r>
-                              <w:t>availableSpaces</w:t>
+                              <w:rPr>
+                                <w:color w:val="000000" w:themeColor="text1"/>
+                                <w:lang w:val="en-GB"/>
+                              </w:rPr>
+                              <w:t>(</w:t>
                             </w:r>
-                            <w:proofErr w:type="spellEnd"/>
+                            <w:proofErr w:type="gramStart"/>
                             <w:r>
+                              <w:rPr>
+                                <w:color w:val="000000" w:themeColor="text1"/>
+                                <w:lang w:val="en-GB"/>
+                              </w:rPr>
+                              <w:t>))</w:t>
+                            </w:r>
+                            <w:r>
+                              <w:rPr>
+                                <w:i/>
+                                <w:iCs/>
+                                <w:color w:val="000000" w:themeColor="text1"/>
+                                <w:lang w:val="en-GB"/>
+                              </w:rPr>
+                              <w:t>[</w:t>
+                            </w:r>
+                            <w:proofErr w:type="gramEnd"/>
+                            <w:r>
+                              <w:rPr>
+                                <w:i/>
+                                <w:iCs/>
+                                <w:color w:val="000000" w:themeColor="text1"/>
+                                <w:lang w:val="en-GB"/>
+                              </w:rPr>
+                              <w:t>Rate</w:t>
+                            </w:r>
+                            <w:r>
+                              <w:rPr>
+                                <w:i/>
+                                <w:iCs/>
+                                <w:color w:val="000000" w:themeColor="text1"/>
+                                <w:lang w:val="en-GB"/>
+                              </w:rPr>
                               <w:t xml:space="preserve">], </w:t>
                             </w:r>
                             <w:proofErr w:type="spellStart"/>
                             <w:r>
+                              <w:rPr>
+                                <w:i/>
+                                <w:iCs/>
+                                <w:color w:val="000000" w:themeColor="text1"/>
+                                <w:lang w:val="en-GB"/>
+                              </w:rPr>
                               <w:t>DateDiff</w:t>
                             </w:r>
                             <w:proofErr w:type="spellEnd"/>
                             <w:r>
-                              <w:t>("d",[</w:t>
+                              <w:rPr>
+                                <w:i/>
+                                <w:iCs/>
+                                <w:color w:val="000000" w:themeColor="text1"/>
+                                <w:lang w:val="en-GB"/>
+                              </w:rPr>
+                              <w:t>("d</w:t>
+                            </w:r>
+                            <w:proofErr w:type="gramStart"/>
+                            <w:r>
+                              <w:rPr>
+                                <w:i/>
+                                <w:iCs/>
+                                <w:color w:val="000000" w:themeColor="text1"/>
+                                <w:lang w:val="en-GB"/>
+                              </w:rPr>
+                              <w:t>",[</w:t>
                             </w:r>
                             <w:proofErr w:type="spellStart"/>
+                            <w:proofErr w:type="gramEnd"/>
                             <w:r>
+                              <w:rPr>
+                                <w:i/>
+                                <w:iCs/>
+                                <w:color w:val="000000" w:themeColor="text1"/>
+                                <w:lang w:val="en-GB"/>
+                              </w:rPr>
                               <w:t>EntryTime</w:t>
                             </w:r>
                             <w:proofErr w:type="spellEnd"/>
+                            <w:proofErr w:type="gramStart"/>
                             <w:r>
-                              <w:t>],Now())*[</w:t>
+                              <w:rPr>
+                                <w:i/>
+                                <w:iCs/>
+                                <w:color w:val="000000" w:themeColor="text1"/>
+                                <w:lang w:val="en-GB"/>
+                              </w:rPr>
+                              <w:t>],Now</w:t>
                             </w:r>
-                            <w:proofErr w:type="spellStart"/>
+                            <w:proofErr w:type="gramEnd"/>
                             <w:r>
-                              <w:t>availableSpaces</w:t>
+                              <w:rPr>
+                                <w:i/>
+                                <w:iCs/>
+                                <w:color w:val="000000" w:themeColor="text1"/>
+                                <w:lang w:val="en-GB"/>
+                              </w:rPr>
+                              <w:t>(</w:t>
                             </w:r>
-                            <w:proofErr w:type="spellEnd"/>
+                            <w:proofErr w:type="gramStart"/>
                             <w:r>
+                              <w:rPr>
+                                <w:i/>
+                                <w:iCs/>
+                                <w:color w:val="000000" w:themeColor="text1"/>
+                                <w:lang w:val="en-GB"/>
+                              </w:rPr>
+                              <w:t>))</w:t>
+                            </w:r>
+                            <w:r>
+                              <w:rPr>
+                                <w:color w:val="000000" w:themeColor="text1"/>
+                                <w:lang w:val="en-GB"/>
+                              </w:rPr>
+                              <w:t>[</w:t>
+                            </w:r>
+                            <w:proofErr w:type="gramEnd"/>
+                            <w:r>
+                              <w:rPr>
+                                <w:color w:val="000000" w:themeColor="text1"/>
+                                <w:lang w:val="en-GB"/>
+                              </w:rPr>
+                              <w:t>Rate</w:t>
+                            </w:r>
+                            <w:r>
+                              <w:rPr>
+                                <w:color w:val="000000" w:themeColor="text1"/>
+                                <w:lang w:val="en-GB"/>
+                              </w:rPr>
                               <w:t>])</w:t>
                             </w:r>
                           </w:p>
@@ -7302,6 +8061,9 @@
                 <wp14:sizeRelH relativeFrom="margin">
                   <wp14:pctWidth>0</wp14:pctWidth>
                 </wp14:sizeRelH>
+                <wp14:sizeRelV relativeFrom="margin">
+                  <wp14:pctHeight>0</wp14:pctHeight>
+                </wp14:sizeRelV>
               </wp:anchor>
             </w:drawing>
           </mc:Choice>
@@ -7352,81 +8114,235 @@
                   <v:h position="#0,#1"/>
                 </v:handles>
               </v:shapetype>
-              <v:shape id="Speech Bubble: Rectangle 4" o:spid="_x0000_s1027" type="#_x0000_t61" style="position:absolute;left:0;text-align:left;margin-left:44.5pt;margin-top:296.5pt;width:320pt;height:53pt;z-index:251659264;visibility:visible;mso-wrap-style:square;mso-width-percent:0;mso-wrap-distance-left:9pt;mso-wrap-distance-top:0;mso-wrap-distance-right:9pt;mso-wrap-distance-bottom:0;mso-position-horizontal:absolute;mso-position-horizontal-relative:text;mso-position-vertical:absolute;mso-position-vertical-relative:text;mso-width-percent:0;mso-width-relative:margin;v-text-anchor:middle" o:gfxdata="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" adj="8504,-22364" fillcolor="#ed412f" strokecolor="black [3213]">
+              <v:shape id="Speech Bubble: Rectangle 4" o:spid="_x0000_s1026" type="#_x0000_t61" style="position:absolute;left:0;text-align:left;margin-left:0;margin-top:334.35pt;width:445.2pt;height:53pt;z-index:251659264;visibility:visible;mso-wrap-style:square;mso-width-percent:0;mso-height-percent:0;mso-wrap-distance-left:9pt;mso-wrap-distance-top:0;mso-wrap-distance-right:9pt;mso-wrap-distance-bottom:0;mso-position-horizontal:center;mso-position-horizontal-relative:margin;mso-position-vertical:absolute;mso-position-vertical-relative:text;mso-width-percent:0;mso-height-percent:0;mso-width-relative:margin;mso-height-relative:margin;v-text-anchor:middle" o:gfxdata="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" adj="6787,-22853" fillcolor="#ed412f" strokecolor="black [3213]">
                 <v:fill opacity="32639f"/>
                 <v:textbox>
                   <w:txbxContent>
                     <w:p>
                       <w:pPr>
+                        <w:ind w:left="360"/>
                         <w:jc w:val="center"/>
+                        <w:rPr>
+                          <w:color w:val="000000" w:themeColor="text1"/>
+                          <w:lang w:val="en-GB"/>
+                        </w:rPr>
                       </w:pPr>
                       <w:proofErr w:type="spellStart"/>
                       <w:r>
+                        <w:rPr>
+                          <w:color w:val="000000" w:themeColor="text1"/>
+                          <w:lang w:val="en-GB"/>
+                        </w:rPr>
                         <w:t>IIf</w:t>
                       </w:r>
                       <w:proofErr w:type="spellEnd"/>
                       <w:r>
+                        <w:rPr>
+                          <w:color w:val="000000" w:themeColor="text1"/>
+                          <w:lang w:val="en-GB"/>
+                        </w:rPr>
                         <w:t>([</w:t>
                       </w:r>
                       <w:proofErr w:type="spellStart"/>
                       <w:r>
+                        <w:rPr>
+                          <w:color w:val="000000" w:themeColor="text1"/>
+                          <w:lang w:val="en-GB"/>
+                        </w:rPr>
                         <w:t>dayOrMin</w:t>
                       </w:r>
                       <w:proofErr w:type="spellEnd"/>
                       <w:r>
+                        <w:rPr>
+                          <w:color w:val="000000" w:themeColor="text1"/>
+                          <w:lang w:val="en-GB"/>
+                        </w:rPr>
                         <w:t xml:space="preserve">]="Minute", </w:t>
                       </w:r>
                       <w:proofErr w:type="spellStart"/>
                       <w:r>
+                        <w:rPr>
+                          <w:color w:val="000000" w:themeColor="text1"/>
+                          <w:lang w:val="en-GB"/>
+                        </w:rPr>
                         <w:t>DateDiff</w:t>
                       </w:r>
                       <w:proofErr w:type="spellEnd"/>
                       <w:r>
-                        <w:t>("n",[</w:t>
+                        <w:rPr>
+                          <w:color w:val="000000" w:themeColor="text1"/>
+                          <w:lang w:val="en-GB"/>
+                        </w:rPr>
+                        <w:t>("n</w:t>
+                      </w:r>
+                      <w:proofErr w:type="gramStart"/>
+                      <w:r>
+                        <w:rPr>
+                          <w:color w:val="000000" w:themeColor="text1"/>
+                          <w:lang w:val="en-GB"/>
+                        </w:rPr>
+                        <w:t>",[</w:t>
                       </w:r>
                       <w:proofErr w:type="spellStart"/>
+                      <w:proofErr w:type="gramEnd"/>
                       <w:r>
+                        <w:rPr>
+                          <w:color w:val="000000" w:themeColor="text1"/>
+                          <w:lang w:val="en-GB"/>
+                        </w:rPr>
                         <w:t>EntryTime</w:t>
                       </w:r>
                       <w:proofErr w:type="spellEnd"/>
+                      <w:proofErr w:type="gramStart"/>
                       <w:r>
-                        <w:t>],Now())*[</w:t>
+                        <w:rPr>
+                          <w:color w:val="000000" w:themeColor="text1"/>
+                          <w:lang w:val="en-GB"/>
+                        </w:rPr>
+                        <w:t>],Now</w:t>
                       </w:r>
-                      <w:proofErr w:type="spellStart"/>
+                      <w:proofErr w:type="gramEnd"/>
                       <w:r>
-                        <w:t>availableSpaces</w:t>
+                        <w:rPr>
+                          <w:color w:val="000000" w:themeColor="text1"/>
+                          <w:lang w:val="en-GB"/>
+                        </w:rPr>
+                        <w:t>(</w:t>
                       </w:r>
-                      <w:proofErr w:type="spellEnd"/>
+                      <w:proofErr w:type="gramStart"/>
                       <w:r>
+                        <w:rPr>
+                          <w:color w:val="000000" w:themeColor="text1"/>
+                          <w:lang w:val="en-GB"/>
+                        </w:rPr>
+                        <w:t>))</w:t>
+                      </w:r>
+                      <w:r>
+                        <w:rPr>
+                          <w:i/>
+                          <w:iCs/>
+                          <w:color w:val="000000" w:themeColor="text1"/>
+                          <w:lang w:val="en-GB"/>
+                        </w:rPr>
+                        <w:t>[</w:t>
+                      </w:r>
+                      <w:proofErr w:type="gramEnd"/>
+                      <w:r>
+                        <w:rPr>
+                          <w:i/>
+                          <w:iCs/>
+                          <w:color w:val="000000" w:themeColor="text1"/>
+                          <w:lang w:val="en-GB"/>
+                        </w:rPr>
+                        <w:t>Rate</w:t>
+                      </w:r>
+                      <w:r>
+                        <w:rPr>
+                          <w:i/>
+                          <w:iCs/>
+                          <w:color w:val="000000" w:themeColor="text1"/>
+                          <w:lang w:val="en-GB"/>
+                        </w:rPr>
                         <w:t xml:space="preserve">], </w:t>
                       </w:r>
                       <w:proofErr w:type="spellStart"/>
                       <w:r>
+                        <w:rPr>
+                          <w:i/>
+                          <w:iCs/>
+                          <w:color w:val="000000" w:themeColor="text1"/>
+                          <w:lang w:val="en-GB"/>
+                        </w:rPr>
                         <w:t>DateDiff</w:t>
                       </w:r>
                       <w:proofErr w:type="spellEnd"/>
                       <w:r>
-                        <w:t>("d",[</w:t>
+                        <w:rPr>
+                          <w:i/>
+                          <w:iCs/>
+                          <w:color w:val="000000" w:themeColor="text1"/>
+                          <w:lang w:val="en-GB"/>
+                        </w:rPr>
+                        <w:t>("d</w:t>
+                      </w:r>
+                      <w:proofErr w:type="gramStart"/>
+                      <w:r>
+                        <w:rPr>
+                          <w:i/>
+                          <w:iCs/>
+                          <w:color w:val="000000" w:themeColor="text1"/>
+                          <w:lang w:val="en-GB"/>
+                        </w:rPr>
+                        <w:t>",[</w:t>
                       </w:r>
                       <w:proofErr w:type="spellStart"/>
+                      <w:proofErr w:type="gramEnd"/>
                       <w:r>
+                        <w:rPr>
+                          <w:i/>
+                          <w:iCs/>
+                          <w:color w:val="000000" w:themeColor="text1"/>
+                          <w:lang w:val="en-GB"/>
+                        </w:rPr>
                         <w:t>EntryTime</w:t>
                       </w:r>
                       <w:proofErr w:type="spellEnd"/>
+                      <w:proofErr w:type="gramStart"/>
                       <w:r>
-                        <w:t>],Now())*[</w:t>
+                        <w:rPr>
+                          <w:i/>
+                          <w:iCs/>
+                          <w:color w:val="000000" w:themeColor="text1"/>
+                          <w:lang w:val="en-GB"/>
+                        </w:rPr>
+                        <w:t>],Now</w:t>
                       </w:r>
-                      <w:proofErr w:type="spellStart"/>
+                      <w:proofErr w:type="gramEnd"/>
                       <w:r>
-                        <w:t>availableSpaces</w:t>
+                        <w:rPr>
+                          <w:i/>
+                          <w:iCs/>
+                          <w:color w:val="000000" w:themeColor="text1"/>
+                          <w:lang w:val="en-GB"/>
+                        </w:rPr>
+                        <w:t>(</w:t>
                       </w:r>
-                      <w:proofErr w:type="spellEnd"/>
+                      <w:proofErr w:type="gramStart"/>
                       <w:r>
+                        <w:rPr>
+                          <w:i/>
+                          <w:iCs/>
+                          <w:color w:val="000000" w:themeColor="text1"/>
+                          <w:lang w:val="en-GB"/>
+                        </w:rPr>
+                        <w:t>))</w:t>
+                      </w:r>
+                      <w:r>
+                        <w:rPr>
+                          <w:color w:val="000000" w:themeColor="text1"/>
+                          <w:lang w:val="en-GB"/>
+                        </w:rPr>
+                        <w:t>[</w:t>
+                      </w:r>
+                      <w:proofErr w:type="gramEnd"/>
+                      <w:r>
+                        <w:rPr>
+                          <w:color w:val="000000" w:themeColor="text1"/>
+                          <w:lang w:val="en-GB"/>
+                        </w:rPr>
+                        <w:t>Rate</w:t>
+                      </w:r>
+                      <w:r>
+                        <w:rPr>
+                          <w:color w:val="000000" w:themeColor="text1"/>
+                          <w:lang w:val="en-GB"/>
+                        </w:rPr>
                         <w:t>])</w:t>
                       </w:r>
                     </w:p>
                   </w:txbxContent>
                 </v:textbox>
+                <w10:wrap anchorx="margin"/>
               </v:shape>
             </w:pict>
           </mc:Fallback>
@@ -7434,15 +8350,20 @@
       </w:r>
       <w:r>
         <w:rPr>
+          <w:noProof/>
+        </w:rPr>
+        <w:t xml:space="preserve"> </w:t>
+      </w:r>
+      <w:r>
+        <w:rPr>
           <w:rFonts w:cs="Arial"/>
-          <w:noProof/>
           <w:rtl/>
         </w:rPr>
         <w:drawing>
-          <wp:inline distT="0" distB="0" distL="0" distR="0" wp14:anchorId="54177807" wp14:editId="77CD0F88">
-            <wp:extent cx="5960110" cy="3477260"/>
-            <wp:effectExtent l="0" t="0" r="2540" b="8890"/>
-            <wp:docPr id="293740922" name="Picture 1"/>
+          <wp:inline distT="0" distB="0" distL="0" distR="0" wp14:anchorId="7159AFBD" wp14:editId="58F5F1E8">
+            <wp:extent cx="5960110" cy="3705225"/>
+            <wp:effectExtent l="0" t="0" r="2540" b="9525"/>
+            <wp:docPr id="1188042133" name="Picture 1"/>
             <wp:cNvGraphicFramePr>
               <a:graphicFrameLocks xmlns:a="http://schemas.openxmlformats.org/drawingml/2006/main" noChangeAspect="1"/>
             </wp:cNvGraphicFramePr>
@@ -7450,11 +8371,11 @@
               <a:graphicData uri="http://schemas.openxmlformats.org/drawingml/2006/picture">
                 <pic:pic xmlns:pic="http://schemas.openxmlformats.org/drawingml/2006/picture">
                   <pic:nvPicPr>
-                    <pic:cNvPr id="293740922" name=""/>
+                    <pic:cNvPr id="1188042133" name=""/>
                     <pic:cNvPicPr/>
                   </pic:nvPicPr>
                   <pic:blipFill>
-                    <a:blip r:embed="rId10"/>
+                    <a:blip r:embed="rId11"/>
                     <a:stretch>
                       <a:fillRect/>
                     </a:stretch>
@@ -7462,7 +8383,7 @@
                   <pic:spPr>
                     <a:xfrm>
                       <a:off x="0" y="0"/>
-                      <a:ext cx="5960110" cy="3477260"/>
+                      <a:ext cx="5960110" cy="3705225"/>
                     </a:xfrm>
                     <a:prstGeom prst="rect">
                       <a:avLst/>
@@ -7476,7 +8397,7 @@
       </w:r>
     </w:p>
     <w:sectPr>
-      <w:headerReference w:type="default" r:id="rId11"/>
+      <w:headerReference w:type="default" r:id="rId12"/>
       <w:pgSz w:w="11906" w:h="16838"/>
       <w:pgMar w:top="1440" w:right="1800" w:bottom="1440" w:left="720" w:header="708" w:footer="708" w:gutter="0"/>
       <w:cols w:space="708"/>
@@ -7554,6 +8475,127 @@
     </w:r>
   </w:p>
 </w:hdr>
+</file>
+
+<file path=word/numbering.xml><?xml version="1.0" encoding="utf-8"?>
+<w:numbering xmlns:wpc="http://schemas.microsoft.com/office/word/2010/wordprocessingCanvas" xmlns:cx="http://schemas.microsoft.com/office/drawing/2014/chartex" xmlns:cx1="http://schemas.microsoft.com/office/drawing/2015/9/8/chartex" xmlns:cx2="http://schemas.microsoft.com/office/drawing/2015/10/21/chartex" xmlns:cx3="http://schemas.microsoft.com/office/drawing/2016/5/9/chartex" xmlns:cx4="http://schemas.microsoft.com/office/drawing/2016/5/10/chartex" xmlns:cx5="http://schemas.microsoft.com/office/drawing/2016/5/11/chartex" xmlns:cx6="http://schemas.microsoft.com/office/drawing/2016/5/12/chartex" xmlns:cx7="http://schemas.microsoft.com/office/drawing/2016/5/13/chartex" xmlns:cx8="http://schemas.microsoft.com/office/drawing/2016/5/14/chartex" xmlns:mc="http://schemas.openxmlformats.org/markup-compatibility/2006" xmlns:aink="http://schemas.microsoft.com/office/drawing/2016/ink" xmlns:am3d="http://schemas.microsoft.com/office/drawing/2017/model3d" xmlns:o="urn:schemas-microsoft-com:office:office" xmlns:oel="http://schemas.microsoft.com/office/2019/extlst" xmlns:r="http://schemas.openxmlformats.org/officeDocument/2006/relationships" xmlns:m="http://schemas.openxmlformats.org/officeDocument/2006/math" xmlns:v="urn:schemas-microsoft-com:vml" xmlns:wp14="http://schemas.microsoft.com/office/word/2010/wordprocessingDrawing" xmlns:wp="http://schemas.openxmlformats.org/drawingml/2006/wordprocessingDrawing" xmlns:w10="urn:schemas-microsoft-com:office:word" xmlns:w="http://schemas.openxmlformats.org/wordprocessingml/2006/main" xmlns:w14="http://schemas.microsoft.com/office/word/2010/wordml" xmlns:w15="http://schemas.microsoft.com/office/word/2012/wordml" xmlns:w16cex="http://schemas.microsoft.com/office/word/2018/wordml/cex" xmlns:w16cid="http://schemas.microsoft.com/office/word/2016/wordml/cid" xmlns:w16="http://schemas.microsoft.com/office/word/2018/wordml" xmlns:w16du="http://schemas.microsoft.com/office/word/2023/wordml/word16du" xmlns:w16sdtdh="http://schemas.microsoft.com/office/word/2020/wordml/sdtdatahash" xmlns:w16sdtfl="http://schemas.microsoft.com/office/word/2024/wordml/sdtformatlock" xmlns:w16se="http://schemas.microsoft.com/office/word/2015/wordml/symex" xmlns:wpg="http://schemas.microsoft.com/office/word/2010/wordprocessingGroup" xmlns:wpi="http://schemas.microsoft.com/office/word/2010/wordprocessingInk" xmlns:wne="http://schemas.microsoft.com/office/word/2006/wordml" xmlns:wps="http://schemas.microsoft.com/office/word/2010/wordprocessingShape" mc:Ignorable="w14 w15 w16se w16cid w16 w16cex w16sdtdh w16sdtfl w16du wp14">
+  <w:abstractNum w:abstractNumId="0" w15:restartNumberingAfterBreak="0">
+    <w:nsid w:val="0108499B"/>
+    <w:multiLevelType w:val="multilevel"/>
+    <w:tmpl w:val="F6907302"/>
+    <w:lvl w:ilvl="0">
+      <w:start w:val="1"/>
+      <w:numFmt w:val="decimal"/>
+      <w:lvlText w:val="%1."/>
+      <w:lvlJc w:val="left"/>
+      <w:pPr>
+        <w:tabs>
+          <w:tab w:val="num" w:pos="720"/>
+        </w:tabs>
+        <w:ind w:left="720" w:hanging="360"/>
+      </w:pPr>
+    </w:lvl>
+    <w:lvl w:ilvl="1" w:tentative="1">
+      <w:start w:val="1"/>
+      <w:numFmt w:val="decimal"/>
+      <w:lvlText w:val="%2."/>
+      <w:lvlJc w:val="left"/>
+      <w:pPr>
+        <w:tabs>
+          <w:tab w:val="num" w:pos="1440"/>
+        </w:tabs>
+        <w:ind w:left="1440" w:hanging="360"/>
+      </w:pPr>
+    </w:lvl>
+    <w:lvl w:ilvl="2" w:tentative="1">
+      <w:start w:val="1"/>
+      <w:numFmt w:val="decimal"/>
+      <w:lvlText w:val="%3."/>
+      <w:lvlJc w:val="left"/>
+      <w:pPr>
+        <w:tabs>
+          <w:tab w:val="num" w:pos="2160"/>
+        </w:tabs>
+        <w:ind w:left="2160" w:hanging="360"/>
+      </w:pPr>
+    </w:lvl>
+    <w:lvl w:ilvl="3" w:tentative="1">
+      <w:start w:val="1"/>
+      <w:numFmt w:val="decimal"/>
+      <w:lvlText w:val="%4."/>
+      <w:lvlJc w:val="left"/>
+      <w:pPr>
+        <w:tabs>
+          <w:tab w:val="num" w:pos="2880"/>
+        </w:tabs>
+        <w:ind w:left="2880" w:hanging="360"/>
+      </w:pPr>
+    </w:lvl>
+    <w:lvl w:ilvl="4" w:tentative="1">
+      <w:start w:val="1"/>
+      <w:numFmt w:val="decimal"/>
+      <w:lvlText w:val="%5."/>
+      <w:lvlJc w:val="left"/>
+      <w:pPr>
+        <w:tabs>
+          <w:tab w:val="num" w:pos="3600"/>
+        </w:tabs>
+        <w:ind w:left="3600" w:hanging="360"/>
+      </w:pPr>
+    </w:lvl>
+    <w:lvl w:ilvl="5" w:tentative="1">
+      <w:start w:val="1"/>
+      <w:numFmt w:val="decimal"/>
+      <w:lvlText w:val="%6."/>
+      <w:lvlJc w:val="left"/>
+      <w:pPr>
+        <w:tabs>
+          <w:tab w:val="num" w:pos="4320"/>
+        </w:tabs>
+        <w:ind w:left="4320" w:hanging="360"/>
+      </w:pPr>
+    </w:lvl>
+    <w:lvl w:ilvl="6" w:tentative="1">
+      <w:start w:val="1"/>
+      <w:numFmt w:val="decimal"/>
+      <w:lvlText w:val="%7."/>
+      <w:lvlJc w:val="left"/>
+      <w:pPr>
+        <w:tabs>
+          <w:tab w:val="num" w:pos="5040"/>
+        </w:tabs>
+        <w:ind w:left="5040" w:hanging="360"/>
+      </w:pPr>
+    </w:lvl>
+    <w:lvl w:ilvl="7" w:tentative="1">
+      <w:start w:val="1"/>
+      <w:numFmt w:val="decimal"/>
+      <w:lvlText w:val="%8."/>
+      <w:lvlJc w:val="left"/>
+      <w:pPr>
+        <w:tabs>
+          <w:tab w:val="num" w:pos="5760"/>
+        </w:tabs>
+        <w:ind w:left="5760" w:hanging="360"/>
+      </w:pPr>
+    </w:lvl>
+    <w:lvl w:ilvl="8" w:tentative="1">
+      <w:start w:val="1"/>
+      <w:numFmt w:val="decimal"/>
+      <w:lvlText w:val="%9."/>
+      <w:lvlJc w:val="left"/>
+      <w:pPr>
+        <w:tabs>
+          <w:tab w:val="num" w:pos="6480"/>
+        </w:tabs>
+        <w:ind w:left="6480" w:hanging="360"/>
+      </w:pPr>
+    </w:lvl>
+  </w:abstractNum>
+  <w:num w:numId="1" w16cid:durableId="1208833674">
+    <w:abstractNumId w:val="0"/>
+  </w:num>
+</w:numbering>
 </file>
 
 <file path=word/styles.xml><?xml version="1.0" encoding="utf-8"?>

--- a/ex4_solution_2026_Ascendant/ex4_Ascendant.docx
+++ b/ex4_solution_2026_Ascendant/ex4_Ascendant.docx
@@ -608,7 +608,23 @@
           <w:b/>
           <w:bCs/>
         </w:rPr>
-        <w:t>Overlapping, Incomplete</w:t>
+        <w:t xml:space="preserve">Overlapping, </w:t>
+      </w:r>
+      <w:r>
+        <w:rPr>
+          <w:rFonts w:asciiTheme="minorBidi" w:hAnsiTheme="minorBidi"/>
+          <w:b/>
+          <w:bCs/>
+        </w:rPr>
+        <w:t>C</w:t>
+      </w:r>
+      <w:r>
+        <w:rPr>
+          <w:rFonts w:asciiTheme="minorBidi" w:hAnsiTheme="minorBidi"/>
+          <w:b/>
+          <w:bCs/>
+        </w:rPr>
+        <w:t>omplete</w:t>
       </w:r>
       <w:r>
         <w:rPr>
@@ -771,14 +787,12 @@
         </w:rPr>
         <w:t xml:space="preserve"> בטבלת החניון מייצג את המחיר הנוכחי בלבד. אם תעריף החניה ישתנה בעתיד, המחיר הישן יידרס ולא יישמר לו זכר. לכן, אם לא נשמור את הסכום הסופי ששולם (</w:t>
       </w:r>
-      <w:proofErr w:type="spellStart"/>
       <w:r>
         <w:rPr>
           <w:rFonts w:asciiTheme="minorBidi" w:hAnsiTheme="minorBidi"/>
         </w:rPr>
         <w:t>amountPaid</w:t>
       </w:r>
-      <w:proofErr w:type="spellEnd"/>
       <w:r>
         <w:rPr>
           <w:rFonts w:asciiTheme="minorBidi" w:hAnsiTheme="minorBidi"/>
@@ -926,25 +940,161 @@
           <w:sz w:val="22"/>
           <w:szCs w:val="22"/>
         </w:rPr>
-        <w:t xml:space="preserve"> = </w:t>
-      </w:r>
-      <w:proofErr w:type="spellStart"/>
-      <w:r>
+        <w:t xml:space="preserve"> = EndTime – StartTime</w:t>
+      </w:r>
+    </w:p>
+    <w:p>
+      <w:pPr>
+        <w:spacing w:line="276" w:lineRule="auto"/>
+        <w:ind w:left="-483" w:right="-426"/>
+        <w:jc w:val="right"/>
         <w:rPr>
           <w:rFonts w:ascii="Consolas" w:hAnsi="Consolas"/>
           <w:sz w:val="22"/>
           <w:szCs w:val="22"/>
         </w:rPr>
-        <w:t>EndTime</w:t>
-      </w:r>
-      <w:proofErr w:type="spellEnd"/>
+      </w:pPr>
       <w:r>
         <w:rPr>
           <w:rFonts w:ascii="Consolas" w:hAnsi="Consolas"/>
           <w:sz w:val="22"/>
           <w:szCs w:val="22"/>
         </w:rPr>
-        <w:t xml:space="preserve"> – StartTime</w:t>
+        <w:t>IF (ParkingLot is MinutesParkingLot) THEN</w:t>
+      </w:r>
+    </w:p>
+    <w:p>
+      <w:pPr>
+        <w:spacing w:line="276" w:lineRule="auto"/>
+        <w:ind w:left="-766" w:right="-426"/>
+        <w:jc w:val="right"/>
+        <w:rPr>
+          <w:rFonts w:ascii="Consolas" w:hAnsi="Consolas"/>
+          <w:sz w:val="22"/>
+          <w:szCs w:val="22"/>
+        </w:rPr>
+      </w:pPr>
+      <w:r>
+        <w:rPr>
+          <w:rFonts w:ascii="Consolas" w:hAnsi="Consolas"/>
+          <w:sz w:val="22"/>
+          <w:szCs w:val="22"/>
+        </w:rPr>
+        <w:tab/>
+      </w:r>
+      <w:r>
+        <w:rPr>
+          <w:rFonts w:ascii="Consolas" w:hAnsi="Consolas"/>
+          <w:sz w:val="22"/>
+          <w:szCs w:val="22"/>
+        </w:rPr>
+        <w:tab/>
+      </w:r>
+      <w:r>
+        <w:rPr>
+          <w:rFonts w:ascii="Consolas" w:hAnsi="Consolas"/>
+          <w:sz w:val="22"/>
+          <w:szCs w:val="22"/>
+        </w:rPr>
+        <w:tab/>
+      </w:r>
+      <w:r>
+        <w:rPr>
+          <w:rFonts w:ascii="Consolas" w:hAnsi="Consolas"/>
+          <w:sz w:val="22"/>
+          <w:szCs w:val="22"/>
+        </w:rPr>
+        <w:tab/>
+      </w:r>
+      <w:r>
+        <w:rPr>
+          <w:rFonts w:ascii="Consolas" w:hAnsi="Consolas"/>
+          <w:sz w:val="22"/>
+          <w:szCs w:val="22"/>
+        </w:rPr>
+        <w:tab/>
+        <w:t xml:space="preserve">    IF (</w:t>
+      </w:r>
+      <w:proofErr w:type="spellStart"/>
+      <w:r>
+        <w:rPr>
+          <w:rFonts w:ascii="Consolas" w:hAnsi="Consolas"/>
+          <w:sz w:val="22"/>
+          <w:szCs w:val="22"/>
+        </w:rPr>
+        <w:t>TotalMinutes</w:t>
+      </w:r>
+      <w:proofErr w:type="spellEnd"/>
+      <w:r>
+        <w:rPr>
+          <w:rFonts w:ascii="Consolas" w:hAnsi="Consolas"/>
+          <w:sz w:val="22"/>
+          <w:szCs w:val="22"/>
+        </w:rPr>
+        <w:t xml:space="preserve"> &lt;= </w:t>
+      </w:r>
+      <w:proofErr w:type="spellStart"/>
+      <w:r>
+        <w:rPr>
+          <w:rFonts w:ascii="Consolas" w:hAnsi="Consolas"/>
+          <w:sz w:val="22"/>
+          <w:szCs w:val="22"/>
+        </w:rPr>
+        <w:t>ParkingLot.numberOfGraceMinutes</w:t>
+      </w:r>
+      <w:proofErr w:type="spellEnd"/>
+      <w:r>
+        <w:rPr>
+          <w:rFonts w:ascii="Consolas" w:hAnsi="Consolas"/>
+          <w:sz w:val="22"/>
+          <w:szCs w:val="22"/>
+        </w:rPr>
+        <w:t>) THEN</w:t>
+      </w:r>
+    </w:p>
+    <w:p>
+      <w:pPr>
+        <w:spacing w:line="276" w:lineRule="auto"/>
+        <w:ind w:right="-426"/>
+        <w:jc w:val="right"/>
+        <w:rPr>
+          <w:rFonts w:ascii="Consolas" w:hAnsi="Consolas"/>
+          <w:sz w:val="22"/>
+          <w:szCs w:val="22"/>
+        </w:rPr>
+      </w:pPr>
+      <w:r>
+        <w:rPr>
+          <w:rFonts w:ascii="Consolas" w:hAnsi="Consolas"/>
+          <w:sz w:val="22"/>
+          <w:szCs w:val="22"/>
+        </w:rPr>
+        <w:tab/>
+      </w:r>
+      <w:r>
+        <w:rPr>
+          <w:rFonts w:ascii="Consolas" w:hAnsi="Consolas"/>
+          <w:sz w:val="22"/>
+          <w:szCs w:val="22"/>
+        </w:rPr>
+        <w:tab/>
+      </w:r>
+      <w:r>
+        <w:rPr>
+          <w:rFonts w:ascii="Consolas" w:hAnsi="Consolas"/>
+          <w:sz w:val="22"/>
+          <w:szCs w:val="22"/>
+        </w:rPr>
+        <w:tab/>
+      </w:r>
+      <w:r>
+        <w:rPr>
+          <w:rFonts w:ascii="Consolas" w:hAnsi="Consolas"/>
+          <w:sz w:val="22"/>
+          <w:szCs w:val="22"/>
+        </w:rPr>
+        <w:tab/>
+        <w:t xml:space="preserve">        AmountPaid = 0</w:t>
       </w:r>
     </w:p>
     <w:p>
@@ -964,13 +1114,13 @@
           <w:sz w:val="22"/>
           <w:szCs w:val="22"/>
         </w:rPr>
-        <w:t>IF (ParkingLot is MinutesParkingLot) THEN</w:t>
+        <w:t xml:space="preserve">    ELSE</w:t>
       </w:r>
     </w:p>
     <w:p>
       <w:pPr>
         <w:spacing w:line="276" w:lineRule="auto"/>
-        <w:ind w:left="-766" w:right="-426"/>
+        <w:ind w:left="-483" w:right="-426"/>
         <w:jc w:val="right"/>
         <w:rPr>
           <w:rFonts w:ascii="Consolas" w:hAnsi="Consolas"/>
@@ -984,140 +1134,190 @@
           <w:sz w:val="22"/>
           <w:szCs w:val="22"/>
         </w:rPr>
-        <w:tab/>
-      </w:r>
+        <w:t xml:space="preserve">         AmountPaid = </w:t>
+      </w:r>
+      <w:proofErr w:type="spellStart"/>
       <w:r>
         <w:rPr>
           <w:rFonts w:ascii="Consolas" w:hAnsi="Consolas"/>
           <w:sz w:val="22"/>
           <w:szCs w:val="22"/>
         </w:rPr>
-        <w:tab/>
-      </w:r>
+        <w:t>TotalMinutes</w:t>
+      </w:r>
+      <w:proofErr w:type="spellEnd"/>
       <w:r>
         <w:rPr>
           <w:rFonts w:ascii="Consolas" w:hAnsi="Consolas"/>
           <w:sz w:val="22"/>
           <w:szCs w:val="22"/>
         </w:rPr>
-        <w:tab/>
-      </w:r>
+        <w:t xml:space="preserve"> * </w:t>
+      </w:r>
+      <w:proofErr w:type="spellStart"/>
       <w:r>
         <w:rPr>
           <w:rFonts w:ascii="Consolas" w:hAnsi="Consolas"/>
           <w:sz w:val="22"/>
           <w:szCs w:val="22"/>
         </w:rPr>
-        <w:tab/>
-      </w:r>
-      <w:r>
+        <w:t>ParkingLot.price</w:t>
+      </w:r>
+      <w:proofErr w:type="spellEnd"/>
+    </w:p>
+    <w:p>
+      <w:pPr>
+        <w:spacing w:line="276" w:lineRule="auto"/>
+        <w:ind w:left="-483" w:right="-426"/>
+        <w:jc w:val="right"/>
         <w:rPr>
           <w:rFonts w:ascii="Consolas" w:hAnsi="Consolas"/>
           <w:sz w:val="22"/>
           <w:szCs w:val="22"/>
         </w:rPr>
-        <w:tab/>
-        <w:t xml:space="preserve">    IF (</w:t>
-      </w:r>
-      <w:proofErr w:type="spellStart"/>
+      </w:pPr>
       <w:r>
         <w:rPr>
           <w:rFonts w:ascii="Consolas" w:hAnsi="Consolas"/>
           <w:sz w:val="22"/>
           <w:szCs w:val="22"/>
         </w:rPr>
-        <w:t>TotalMinutes</w:t>
-      </w:r>
-      <w:proofErr w:type="spellEnd"/>
-      <w:r>
+        <w:t xml:space="preserve">    END IF</w:t>
+      </w:r>
+    </w:p>
+    <w:p>
+      <w:pPr>
+        <w:spacing w:line="276" w:lineRule="auto"/>
+        <w:ind w:left="-483" w:right="-426"/>
+        <w:jc w:val="right"/>
         <w:rPr>
           <w:rFonts w:ascii="Consolas" w:hAnsi="Consolas"/>
           <w:sz w:val="22"/>
           <w:szCs w:val="22"/>
         </w:rPr>
-        <w:t xml:space="preserve"> &lt;= </w:t>
-      </w:r>
-      <w:proofErr w:type="spellStart"/>
+      </w:pPr>
       <w:r>
         <w:rPr>
           <w:rFonts w:ascii="Consolas" w:hAnsi="Consolas"/>
           <w:sz w:val="22"/>
           <w:szCs w:val="22"/>
         </w:rPr>
-        <w:t>ParkingLot.numberOfGraceMinutes</w:t>
-      </w:r>
-      <w:proofErr w:type="spellEnd"/>
-      <w:r>
+        <w:t>ELSE IF (ParkingLot is DailyParkingLot) THEN</w:t>
+      </w:r>
+    </w:p>
+    <w:p>
+      <w:pPr>
+        <w:spacing w:line="276" w:lineRule="auto"/>
+        <w:ind w:left="-483" w:right="-426"/>
+        <w:jc w:val="right"/>
         <w:rPr>
           <w:rFonts w:ascii="Consolas" w:hAnsi="Consolas"/>
           <w:sz w:val="22"/>
           <w:szCs w:val="22"/>
         </w:rPr>
-        <w:t>) THEN</w:t>
-      </w:r>
-    </w:p>
-    <w:p>
-      <w:pPr>
-        <w:spacing w:line="276" w:lineRule="auto"/>
-        <w:ind w:right="-426"/>
-        <w:jc w:val="right"/>
+      </w:pPr>
+      <w:r>
         <w:rPr>
           <w:rFonts w:ascii="Consolas" w:hAnsi="Consolas"/>
           <w:sz w:val="22"/>
           <w:szCs w:val="22"/>
         </w:rPr>
-      </w:pPr>
+        <w:t xml:space="preserve">    </w:t>
+      </w:r>
+      <w:proofErr w:type="spellStart"/>
       <w:r>
         <w:rPr>
           <w:rFonts w:ascii="Consolas" w:hAnsi="Consolas"/>
           <w:sz w:val="22"/>
           <w:szCs w:val="22"/>
         </w:rPr>
-        <w:tab/>
-      </w:r>
+        <w:t>TotalDays</w:t>
+      </w:r>
+      <w:proofErr w:type="spellEnd"/>
       <w:r>
         <w:rPr>
           <w:rFonts w:ascii="Consolas" w:hAnsi="Consolas"/>
           <w:sz w:val="22"/>
           <w:szCs w:val="22"/>
         </w:rPr>
-        <w:tab/>
-      </w:r>
+        <w:t xml:space="preserve"> = </w:t>
+      </w:r>
+      <w:proofErr w:type="gramStart"/>
       <w:r>
         <w:rPr>
           <w:rFonts w:ascii="Consolas" w:hAnsi="Consolas"/>
           <w:sz w:val="22"/>
           <w:szCs w:val="22"/>
         </w:rPr>
-        <w:tab/>
-      </w:r>
+        <w:t>CEILING(</w:t>
+      </w:r>
+      <w:proofErr w:type="spellStart"/>
+      <w:proofErr w:type="gramEnd"/>
       <w:r>
         <w:rPr>
           <w:rFonts w:ascii="Consolas" w:hAnsi="Consolas"/>
           <w:sz w:val="22"/>
           <w:szCs w:val="22"/>
         </w:rPr>
-        <w:tab/>
-        <w:t xml:space="preserve">        </w:t>
-      </w:r>
-      <w:proofErr w:type="spellStart"/>
+        <w:t>TotalMinutes</w:t>
+      </w:r>
+      <w:proofErr w:type="spellEnd"/>
       <w:r>
         <w:rPr>
           <w:rFonts w:ascii="Consolas" w:hAnsi="Consolas"/>
           <w:sz w:val="22"/>
           <w:szCs w:val="22"/>
         </w:rPr>
-        <w:t>AmountPaid</w:t>
-      </w:r>
-      <w:proofErr w:type="spellEnd"/>
-      <w:r>
+        <w:t xml:space="preserve"> / 1440)</w:t>
+      </w:r>
+    </w:p>
+    <w:p>
+      <w:pPr>
+        <w:spacing w:line="276" w:lineRule="auto"/>
+        <w:ind w:left="-483" w:right="-426"/>
+        <w:jc w:val="right"/>
         <w:rPr>
           <w:rFonts w:ascii="Consolas" w:hAnsi="Consolas"/>
           <w:sz w:val="22"/>
           <w:szCs w:val="22"/>
         </w:rPr>
-        <w:t xml:space="preserve"> = 0</w:t>
-      </w:r>
+      </w:pPr>
+      <w:r>
+        <w:rPr>
+          <w:rFonts w:ascii="Consolas" w:hAnsi="Consolas"/>
+          <w:sz w:val="22"/>
+          <w:szCs w:val="22"/>
+        </w:rPr>
+        <w:t xml:space="preserve">    AmountPaid = </w:t>
+      </w:r>
+      <w:proofErr w:type="spellStart"/>
+      <w:r>
+        <w:rPr>
+          <w:rFonts w:ascii="Consolas" w:hAnsi="Consolas"/>
+          <w:sz w:val="22"/>
+          <w:szCs w:val="22"/>
+        </w:rPr>
+        <w:t>TotalDays</w:t>
+      </w:r>
+      <w:proofErr w:type="spellEnd"/>
+      <w:r>
+        <w:rPr>
+          <w:rFonts w:ascii="Consolas" w:hAnsi="Consolas"/>
+          <w:sz w:val="22"/>
+          <w:szCs w:val="22"/>
+        </w:rPr>
+        <w:t xml:space="preserve"> * </w:t>
+      </w:r>
+      <w:proofErr w:type="spellStart"/>
+      <w:r>
+        <w:rPr>
+          <w:rFonts w:ascii="Consolas" w:hAnsi="Consolas"/>
+          <w:sz w:val="22"/>
+          <w:szCs w:val="22"/>
+        </w:rPr>
+        <w:t>ParkingLot.price</w:t>
+      </w:r>
+      <w:proofErr w:type="spellEnd"/>
     </w:p>
     <w:p>
       <w:pPr>
@@ -1136,7 +1336,43 @@
           <w:sz w:val="22"/>
           <w:szCs w:val="22"/>
         </w:rPr>
-        <w:t xml:space="preserve">    ELSE</w:t>
+        <w:t xml:space="preserve">    IF (</w:t>
+      </w:r>
+      <w:proofErr w:type="spellStart"/>
+      <w:r>
+        <w:rPr>
+          <w:rFonts w:ascii="Consolas" w:hAnsi="Consolas"/>
+          <w:sz w:val="22"/>
+          <w:szCs w:val="22"/>
+        </w:rPr>
+        <w:t>TotalDays</w:t>
+      </w:r>
+      <w:proofErr w:type="spellEnd"/>
+      <w:r>
+        <w:rPr>
+          <w:rFonts w:ascii="Consolas" w:hAnsi="Consolas"/>
+          <w:sz w:val="22"/>
+          <w:szCs w:val="22"/>
+        </w:rPr>
+        <w:t xml:space="preserve"> &gt; </w:t>
+      </w:r>
+      <w:proofErr w:type="spellStart"/>
+      <w:r>
+        <w:rPr>
+          <w:rFonts w:ascii="Consolas" w:hAnsi="Consolas"/>
+          <w:sz w:val="22"/>
+          <w:szCs w:val="22"/>
+        </w:rPr>
+        <w:t>ParkingLot.maxDaysAllowed</w:t>
+      </w:r>
+      <w:proofErr w:type="spellEnd"/>
+      <w:r>
+        <w:rPr>
+          <w:rFonts w:ascii="Consolas" w:hAnsi="Consolas"/>
+          <w:sz w:val="22"/>
+          <w:szCs w:val="22"/>
+        </w:rPr>
+        <w:t>) THEN</w:t>
       </w:r>
     </w:p>
     <w:p>
@@ -1156,54 +1392,68 @@
           <w:sz w:val="22"/>
           <w:szCs w:val="22"/>
         </w:rPr>
-        <w:t xml:space="preserve">         </w:t>
-      </w:r>
-      <w:proofErr w:type="spellStart"/>
-      <w:r>
+        <w:t xml:space="preserve">    AmountPaid = AmountPaid + PENALTY_FEE</w:t>
+      </w:r>
+    </w:p>
+    <w:p>
+      <w:pPr>
+        <w:spacing w:line="276" w:lineRule="auto"/>
+        <w:ind w:left="-483" w:right="-426"/>
+        <w:jc w:val="right"/>
         <w:rPr>
           <w:rFonts w:ascii="Consolas" w:hAnsi="Consolas"/>
           <w:sz w:val="22"/>
           <w:szCs w:val="22"/>
         </w:rPr>
-        <w:t>AmountPaid</w:t>
-      </w:r>
-      <w:proofErr w:type="spellEnd"/>
+      </w:pPr>
       <w:r>
         <w:rPr>
           <w:rFonts w:ascii="Consolas" w:hAnsi="Consolas"/>
           <w:sz w:val="22"/>
           <w:szCs w:val="22"/>
         </w:rPr>
-        <w:t xml:space="preserve"> = </w:t>
-      </w:r>
-      <w:proofErr w:type="spellStart"/>
-      <w:r>
+        <w:t xml:space="preserve">    END IF</w:t>
+      </w:r>
+    </w:p>
+    <w:p>
+      <w:pPr>
+        <w:spacing w:line="276" w:lineRule="auto"/>
+        <w:ind w:left="-483" w:right="-426"/>
+        <w:jc w:val="right"/>
         <w:rPr>
           <w:rFonts w:ascii="Consolas" w:hAnsi="Consolas"/>
           <w:sz w:val="22"/>
           <w:szCs w:val="22"/>
-        </w:rPr>
-        <w:t>TotalMinutes</w:t>
-      </w:r>
-      <w:proofErr w:type="spellEnd"/>
+          <w:rtl/>
+        </w:rPr>
+      </w:pPr>
       <w:r>
         <w:rPr>
           <w:rFonts w:ascii="Consolas" w:hAnsi="Consolas"/>
           <w:sz w:val="22"/>
           <w:szCs w:val="22"/>
         </w:rPr>
-        <w:t xml:space="preserve"> * </w:t>
-      </w:r>
-      <w:proofErr w:type="spellStart"/>
+        <w:t xml:space="preserve"> END IF</w:t>
+      </w:r>
+    </w:p>
+    <w:p>
+      <w:pPr>
+        <w:spacing w:line="276" w:lineRule="auto"/>
+        <w:ind w:left="-483" w:right="-426"/>
+        <w:jc w:val="right"/>
+        <w:rPr>
+          <w:rFonts w:asciiTheme="minorBidi" w:hAnsiTheme="minorBidi"/>
+          <w:rtl/>
+        </w:rPr>
+      </w:pPr>
       <w:r>
         <w:rPr>
           <w:rFonts w:ascii="Consolas" w:hAnsi="Consolas"/>
           <w:sz w:val="22"/>
           <w:szCs w:val="22"/>
         </w:rPr>
-        <w:t>ParkingLot.price</w:t>
-      </w:r>
-      <w:proofErr w:type="spellEnd"/>
+        <w:t>RETURN AmountPaid</w:t>
+      </w:r>
     </w:p>
     <w:p>
       <w:pPr>
@@ -1211,19 +1461,10 @@
         <w:ind w:left="-483" w:right="-426"/>
         <w:jc w:val="right"/>
         <w:rPr>
-          <w:rFonts w:ascii="Consolas" w:hAnsi="Consolas"/>
-          <w:sz w:val="22"/>
-          <w:szCs w:val="22"/>
-        </w:rPr>
-      </w:pPr>
-      <w:r>
-        <w:rPr>
-          <w:rFonts w:ascii="Consolas" w:hAnsi="Consolas"/>
-          <w:sz w:val="22"/>
-          <w:szCs w:val="22"/>
-        </w:rPr>
-        <w:t xml:space="preserve">    END IF</w:t>
-      </w:r>
+          <w:rFonts w:asciiTheme="minorBidi" w:hAnsiTheme="minorBidi"/>
+          <w:rtl/>
+        </w:rPr>
+      </w:pPr>
     </w:p>
     <w:p>
       <w:pPr>
@@ -1231,359 +1472,14 @@
         <w:ind w:left="-483" w:right="-426"/>
         <w:jc w:val="right"/>
         <w:rPr>
-          <w:rFonts w:ascii="Consolas" w:hAnsi="Consolas"/>
-          <w:sz w:val="22"/>
-          <w:szCs w:val="22"/>
-        </w:rPr>
-      </w:pPr>
-      <w:r>
-        <w:rPr>
-          <w:rFonts w:ascii="Consolas" w:hAnsi="Consolas"/>
-          <w:sz w:val="22"/>
-          <w:szCs w:val="22"/>
-        </w:rPr>
-        <w:t>ELSE IF (ParkingLot is DailyParkingLot) THEN</w:t>
-      </w:r>
-    </w:p>
-    <w:p>
-      <w:pPr>
-        <w:spacing w:line="276" w:lineRule="auto"/>
-        <w:ind w:left="-483" w:right="-426"/>
-        <w:jc w:val="right"/>
-        <w:rPr>
-          <w:rFonts w:ascii="Consolas" w:hAnsi="Consolas"/>
-          <w:sz w:val="22"/>
-          <w:szCs w:val="22"/>
-        </w:rPr>
-      </w:pPr>
-      <w:r>
-        <w:rPr>
-          <w:rFonts w:ascii="Consolas" w:hAnsi="Consolas"/>
-          <w:sz w:val="22"/>
-          <w:szCs w:val="22"/>
-        </w:rPr>
-        <w:t xml:space="preserve">    </w:t>
-      </w:r>
-      <w:proofErr w:type="spellStart"/>
-      <w:r>
-        <w:rPr>
-          <w:rFonts w:ascii="Consolas" w:hAnsi="Consolas"/>
-          <w:sz w:val="22"/>
-          <w:szCs w:val="22"/>
-        </w:rPr>
-        <w:t>TotalDays</w:t>
-      </w:r>
-      <w:proofErr w:type="spellEnd"/>
-      <w:r>
-        <w:rPr>
-          <w:rFonts w:ascii="Consolas" w:hAnsi="Consolas"/>
-          <w:sz w:val="22"/>
-          <w:szCs w:val="22"/>
-        </w:rPr>
-        <w:t xml:space="preserve"> = </w:t>
-      </w:r>
-      <w:proofErr w:type="gramStart"/>
-      <w:r>
-        <w:rPr>
-          <w:rFonts w:ascii="Consolas" w:hAnsi="Consolas"/>
-          <w:sz w:val="22"/>
-          <w:szCs w:val="22"/>
-        </w:rPr>
-        <w:t>CEILING(</w:t>
-      </w:r>
-      <w:proofErr w:type="spellStart"/>
-      <w:proofErr w:type="gramEnd"/>
-      <w:r>
-        <w:rPr>
-          <w:rFonts w:ascii="Consolas" w:hAnsi="Consolas"/>
-          <w:sz w:val="22"/>
-          <w:szCs w:val="22"/>
-        </w:rPr>
-        <w:t>TotalMinutes</w:t>
-      </w:r>
-      <w:proofErr w:type="spellEnd"/>
-      <w:r>
-        <w:rPr>
-          <w:rFonts w:ascii="Consolas" w:hAnsi="Consolas"/>
-          <w:sz w:val="22"/>
-          <w:szCs w:val="22"/>
-        </w:rPr>
-        <w:t xml:space="preserve"> / 1440)</w:t>
-      </w:r>
-    </w:p>
-    <w:p>
-      <w:pPr>
-        <w:spacing w:line="276" w:lineRule="auto"/>
-        <w:ind w:left="-483" w:right="-426"/>
-        <w:jc w:val="right"/>
-        <w:rPr>
-          <w:rFonts w:ascii="Consolas" w:hAnsi="Consolas"/>
-          <w:sz w:val="22"/>
-          <w:szCs w:val="22"/>
-        </w:rPr>
-      </w:pPr>
-      <w:r>
-        <w:rPr>
-          <w:rFonts w:ascii="Consolas" w:hAnsi="Consolas"/>
-          <w:sz w:val="22"/>
-          <w:szCs w:val="22"/>
-        </w:rPr>
-        <w:t xml:space="preserve">    </w:t>
-      </w:r>
-      <w:proofErr w:type="spellStart"/>
-      <w:r>
-        <w:rPr>
-          <w:rFonts w:ascii="Consolas" w:hAnsi="Consolas"/>
-          <w:sz w:val="22"/>
-          <w:szCs w:val="22"/>
-        </w:rPr>
-        <w:t>AmountPaid</w:t>
-      </w:r>
-      <w:proofErr w:type="spellEnd"/>
-      <w:r>
-        <w:rPr>
-          <w:rFonts w:ascii="Consolas" w:hAnsi="Consolas"/>
-          <w:sz w:val="22"/>
-          <w:szCs w:val="22"/>
-        </w:rPr>
-        <w:t xml:space="preserve"> = </w:t>
-      </w:r>
-      <w:proofErr w:type="spellStart"/>
-      <w:r>
-        <w:rPr>
-          <w:rFonts w:ascii="Consolas" w:hAnsi="Consolas"/>
-          <w:sz w:val="22"/>
-          <w:szCs w:val="22"/>
-        </w:rPr>
-        <w:t>TotalDays</w:t>
-      </w:r>
-      <w:proofErr w:type="spellEnd"/>
-      <w:r>
-        <w:rPr>
-          <w:rFonts w:ascii="Consolas" w:hAnsi="Consolas"/>
-          <w:sz w:val="22"/>
-          <w:szCs w:val="22"/>
-        </w:rPr>
-        <w:t xml:space="preserve"> * </w:t>
-      </w:r>
-      <w:proofErr w:type="spellStart"/>
-      <w:r>
-        <w:rPr>
-          <w:rFonts w:ascii="Consolas" w:hAnsi="Consolas"/>
-          <w:sz w:val="22"/>
-          <w:szCs w:val="22"/>
-        </w:rPr>
-        <w:t>ParkingLot.price</w:t>
-      </w:r>
-      <w:proofErr w:type="spellEnd"/>
-    </w:p>
-    <w:p>
-      <w:pPr>
-        <w:spacing w:line="276" w:lineRule="auto"/>
-        <w:ind w:left="-483" w:right="-426"/>
-        <w:jc w:val="right"/>
-        <w:rPr>
-          <w:rFonts w:ascii="Consolas" w:hAnsi="Consolas"/>
-          <w:sz w:val="22"/>
-          <w:szCs w:val="22"/>
-        </w:rPr>
-      </w:pPr>
-      <w:r>
-        <w:rPr>
-          <w:rFonts w:ascii="Consolas" w:hAnsi="Consolas"/>
-          <w:sz w:val="22"/>
-          <w:szCs w:val="22"/>
-        </w:rPr>
-        <w:t xml:space="preserve">    IF (</w:t>
-      </w:r>
-      <w:proofErr w:type="spellStart"/>
-      <w:r>
-        <w:rPr>
-          <w:rFonts w:ascii="Consolas" w:hAnsi="Consolas"/>
-          <w:sz w:val="22"/>
-          <w:szCs w:val="22"/>
-        </w:rPr>
-        <w:t>TotalDays</w:t>
-      </w:r>
-      <w:proofErr w:type="spellEnd"/>
-      <w:r>
-        <w:rPr>
-          <w:rFonts w:ascii="Consolas" w:hAnsi="Consolas"/>
-          <w:sz w:val="22"/>
-          <w:szCs w:val="22"/>
-        </w:rPr>
-        <w:t xml:space="preserve"> &gt; </w:t>
-      </w:r>
-      <w:proofErr w:type="spellStart"/>
-      <w:r>
-        <w:rPr>
-          <w:rFonts w:ascii="Consolas" w:hAnsi="Consolas"/>
-          <w:sz w:val="22"/>
-          <w:szCs w:val="22"/>
-        </w:rPr>
-        <w:t>ParkingLot.maxDaysAllowed</w:t>
-      </w:r>
-      <w:proofErr w:type="spellEnd"/>
-      <w:r>
-        <w:rPr>
-          <w:rFonts w:ascii="Consolas" w:hAnsi="Consolas"/>
-          <w:sz w:val="22"/>
-          <w:szCs w:val="22"/>
-        </w:rPr>
-        <w:t>) THEN</w:t>
-      </w:r>
-    </w:p>
-    <w:p>
-      <w:pPr>
-        <w:spacing w:line="276" w:lineRule="auto"/>
-        <w:ind w:left="-483" w:right="-426"/>
-        <w:jc w:val="right"/>
-        <w:rPr>
-          <w:rFonts w:ascii="Consolas" w:hAnsi="Consolas"/>
-          <w:sz w:val="22"/>
-          <w:szCs w:val="22"/>
-        </w:rPr>
-      </w:pPr>
-      <w:r>
-        <w:rPr>
-          <w:rFonts w:ascii="Consolas" w:hAnsi="Consolas"/>
-          <w:sz w:val="22"/>
-          <w:szCs w:val="22"/>
-        </w:rPr>
-        <w:t xml:space="preserve">    </w:t>
-      </w:r>
-      <w:proofErr w:type="spellStart"/>
-      <w:r>
-        <w:rPr>
-          <w:rFonts w:ascii="Consolas" w:hAnsi="Consolas"/>
-          <w:sz w:val="22"/>
-          <w:szCs w:val="22"/>
-        </w:rPr>
-        <w:t>AmountPaid</w:t>
-      </w:r>
-      <w:proofErr w:type="spellEnd"/>
-      <w:r>
-        <w:rPr>
-          <w:rFonts w:ascii="Consolas" w:hAnsi="Consolas"/>
-          <w:sz w:val="22"/>
-          <w:szCs w:val="22"/>
-        </w:rPr>
-        <w:t xml:space="preserve"> = </w:t>
-      </w:r>
-      <w:proofErr w:type="spellStart"/>
-      <w:r>
-        <w:rPr>
-          <w:rFonts w:ascii="Consolas" w:hAnsi="Consolas"/>
-          <w:sz w:val="22"/>
-          <w:szCs w:val="22"/>
-        </w:rPr>
-        <w:t>AmountPaid</w:t>
-      </w:r>
-      <w:proofErr w:type="spellEnd"/>
-      <w:r>
-        <w:rPr>
-          <w:rFonts w:ascii="Consolas" w:hAnsi="Consolas"/>
-          <w:sz w:val="22"/>
-          <w:szCs w:val="22"/>
-        </w:rPr>
-        <w:t xml:space="preserve"> + PENALTY_FEE</w:t>
-      </w:r>
-    </w:p>
-    <w:p>
-      <w:pPr>
-        <w:spacing w:line="276" w:lineRule="auto"/>
-        <w:ind w:left="-483" w:right="-426"/>
-        <w:jc w:val="right"/>
-        <w:rPr>
-          <w:rFonts w:ascii="Consolas" w:hAnsi="Consolas"/>
-          <w:sz w:val="22"/>
-          <w:szCs w:val="22"/>
-        </w:rPr>
-      </w:pPr>
-      <w:r>
-        <w:rPr>
-          <w:rFonts w:ascii="Consolas" w:hAnsi="Consolas"/>
-          <w:sz w:val="22"/>
-          <w:szCs w:val="22"/>
-        </w:rPr>
-        <w:t xml:space="preserve">    END IF</w:t>
-      </w:r>
-    </w:p>
-    <w:p>
-      <w:pPr>
-        <w:spacing w:line="276" w:lineRule="auto"/>
-        <w:ind w:left="-483" w:right="-426"/>
-        <w:jc w:val="right"/>
-        <w:rPr>
-          <w:rFonts w:ascii="Consolas" w:hAnsi="Consolas"/>
-          <w:sz w:val="22"/>
-          <w:szCs w:val="22"/>
-          <w:rtl/>
-        </w:rPr>
-      </w:pPr>
-      <w:r>
-        <w:rPr>
-          <w:rFonts w:ascii="Consolas" w:hAnsi="Consolas"/>
-          <w:sz w:val="22"/>
-          <w:szCs w:val="22"/>
-        </w:rPr>
-        <w:t xml:space="preserve"> END IF</w:t>
-      </w:r>
-    </w:p>
-    <w:p>
-      <w:pPr>
-        <w:spacing w:line="276" w:lineRule="auto"/>
-        <w:ind w:left="-483" w:right="-426"/>
-        <w:jc w:val="right"/>
-        <w:rPr>
-          <w:rFonts w:asciiTheme="minorBidi" w:hAnsiTheme="minorBidi"/>
-          <w:rtl/>
-        </w:rPr>
-      </w:pPr>
-      <w:r>
-        <w:rPr>
-          <w:rFonts w:ascii="Consolas" w:hAnsi="Consolas"/>
-          <w:sz w:val="22"/>
-          <w:szCs w:val="22"/>
-        </w:rPr>
-        <w:t xml:space="preserve">RETURN </w:t>
-      </w:r>
-      <w:proofErr w:type="spellStart"/>
-      <w:r>
-        <w:rPr>
-          <w:rFonts w:ascii="Consolas" w:hAnsi="Consolas"/>
-          <w:sz w:val="22"/>
-          <w:szCs w:val="22"/>
-        </w:rPr>
-        <w:t>AmountPaid</w:t>
-      </w:r>
-      <w:proofErr w:type="spellEnd"/>
-    </w:p>
-    <w:p>
-      <w:pPr>
-        <w:spacing w:line="276" w:lineRule="auto"/>
-        <w:ind w:left="-483" w:right="-426"/>
-        <w:jc w:val="right"/>
-        <w:rPr>
-          <w:rFonts w:asciiTheme="minorBidi" w:hAnsiTheme="minorBidi"/>
-          <w:rtl/>
-        </w:rPr>
-      </w:pPr>
-    </w:p>
-    <w:p>
-      <w:pPr>
-        <w:spacing w:line="276" w:lineRule="auto"/>
-        <w:ind w:left="-483" w:right="-426"/>
-        <w:jc w:val="right"/>
-        <w:rPr>
-          <w:rFonts w:asciiTheme="minorBidi" w:hAnsiTheme="minorBidi"/>
-          <w:rtl/>
-        </w:rPr>
-      </w:pPr>
-    </w:p>
-    <w:p>
-      <w:pPr>
-        <w:pStyle w:val="NoSpacing"/>
+          <w:rFonts w:asciiTheme="minorBidi" w:hAnsiTheme="minorBidi"/>
+          <w:rtl/>
+        </w:rPr>
+      </w:pPr>
+    </w:p>
+    <w:p>
+      <w:pPr>
+        <w:pStyle w:val="af4"/>
         <w:rPr>
           <w:rtl/>
         </w:rPr>
@@ -1628,7 +1524,7 @@
     </w:p>
     <w:p>
       <w:pPr>
-        <w:pStyle w:val="NoSpacing"/>
+        <w:pStyle w:val="af4"/>
         <w:rPr>
           <w:rtl/>
         </w:rPr>
@@ -1636,7 +1532,7 @@
     </w:p>
     <w:tbl>
       <w:tblPr>
-        <w:tblStyle w:val="TableGrid"/>
+        <w:tblStyle w:val="ae"/>
         <w:bidiVisual/>
         <w:tblW w:w="0" w:type="auto"/>
         <w:tblLook w:val="04A0" w:firstRow="1" w:lastRow="0" w:firstColumn="1" w:lastColumn="0" w:noHBand="0" w:noVBand="1"/>
@@ -1662,7 +1558,6 @@
                 <w:rtl/>
               </w:rPr>
             </w:pPr>
-            <w:proofErr w:type="spellStart"/>
             <w:r>
               <w:rPr>
                 <w:rFonts w:asciiTheme="minorBidi" w:hAnsiTheme="minorBidi"/>
@@ -1672,7 +1567,6 @@
               </w:rPr>
               <w:t>uniqueNumber</w:t>
             </w:r>
-            <w:proofErr w:type="spellEnd"/>
             <w:r>
               <w:rPr>
                 <w:rFonts w:asciiTheme="minorBidi" w:hAnsiTheme="minorBidi"/>
@@ -1726,7 +1620,6 @@
                 <w:rtl/>
               </w:rPr>
             </w:pPr>
-            <w:proofErr w:type="spellStart"/>
             <w:proofErr w:type="gramStart"/>
             <w:r>
               <w:rPr>
@@ -1737,7 +1630,6 @@
               </w:rPr>
               <w:t>uniqueNumber</w:t>
             </w:r>
-            <w:proofErr w:type="spellEnd"/>
             <w:r>
               <w:rPr>
                 <w:rFonts w:asciiTheme="minorBidi" w:hAnsiTheme="minorBidi"/>
@@ -1828,7 +1720,6 @@
                 <w:rtl/>
               </w:rPr>
             </w:pPr>
-            <w:proofErr w:type="spellStart"/>
             <w:proofErr w:type="gramStart"/>
             <w:r>
               <w:rPr>
@@ -1839,7 +1730,6 @@
               </w:rPr>
               <w:t>uniqueNumber</w:t>
             </w:r>
-            <w:proofErr w:type="spellEnd"/>
             <w:r>
               <w:rPr>
                 <w:rFonts w:asciiTheme="minorBidi" w:hAnsiTheme="minorBidi"/>
@@ -1948,7 +1838,6 @@
                 <w:rtl/>
               </w:rPr>
             </w:pPr>
-            <w:proofErr w:type="spellStart"/>
             <w:r>
               <w:rPr>
                 <w:rFonts w:asciiTheme="minorBidi" w:hAnsiTheme="minorBidi"/>
@@ -1956,7 +1845,6 @@
               </w:rPr>
               <w:t>vehicleNumber</w:t>
             </w:r>
-            <w:proofErr w:type="spellEnd"/>
             <w:r>
               <w:rPr>
                 <w:rFonts w:asciiTheme="minorBidi" w:hAnsiTheme="minorBidi"/>
@@ -2006,73 +1894,67 @@
                 <w:rtl/>
               </w:rPr>
             </w:pPr>
+            <w:proofErr w:type="gramStart"/>
+            <w:r>
+              <w:rPr>
+                <w:rFonts w:asciiTheme="minorBidi" w:hAnsiTheme="minorBidi"/>
+                <w:u w:val="single"/>
+              </w:rPr>
+              <w:t>uniqueNumber</w:t>
+            </w:r>
+            <w:r>
+              <w:rPr>
+                <w:rFonts w:asciiTheme="minorBidi" w:hAnsiTheme="minorBidi"/>
+                <w:sz w:val="22"/>
+                <w:szCs w:val="22"/>
+              </w:rPr>
+              <w:t>(</w:t>
+            </w:r>
+            <w:proofErr w:type="gramEnd"/>
+            <w:r>
+              <w:rPr>
+                <w:rFonts w:asciiTheme="minorBidi" w:hAnsiTheme="minorBidi"/>
+                <w:sz w:val="22"/>
+                <w:szCs w:val="22"/>
+              </w:rPr>
+              <w:t xml:space="preserve">FK </w:t>
+            </w:r>
             <w:proofErr w:type="spellStart"/>
-            <w:proofErr w:type="gramStart"/>
+            <w:r>
+              <w:rPr>
+                <w:rFonts w:asciiTheme="minorBidi" w:hAnsiTheme="minorBidi"/>
+                <w:sz w:val="22"/>
+                <w:szCs w:val="22"/>
+              </w:rPr>
+              <w:t>ParkingLot</w:t>
+            </w:r>
+            <w:proofErr w:type="spellEnd"/>
+            <w:r>
+              <w:rPr>
+                <w:rFonts w:asciiTheme="minorBidi" w:hAnsiTheme="minorBidi"/>
+              </w:rPr>
+              <w:t xml:space="preserve">), </w:t>
+            </w:r>
             <w:r>
               <w:rPr>
                 <w:rFonts w:asciiTheme="minorBidi" w:hAnsiTheme="minorBidi"/>
                 <w:u w:val="single"/>
               </w:rPr>
-              <w:t>uniqueNumber</w:t>
-            </w:r>
-            <w:proofErr w:type="spellEnd"/>
-            <w:r>
-              <w:rPr>
-                <w:rFonts w:asciiTheme="minorBidi" w:hAnsiTheme="minorBidi"/>
-                <w:sz w:val="22"/>
-                <w:szCs w:val="22"/>
-              </w:rPr>
-              <w:t>(</w:t>
-            </w:r>
-            <w:proofErr w:type="gramEnd"/>
-            <w:r>
-              <w:rPr>
-                <w:rFonts w:asciiTheme="minorBidi" w:hAnsiTheme="minorBidi"/>
-                <w:sz w:val="22"/>
-                <w:szCs w:val="22"/>
-              </w:rPr>
-              <w:t xml:space="preserve">FK </w:t>
-            </w:r>
-            <w:proofErr w:type="spellStart"/>
-            <w:r>
-              <w:rPr>
-                <w:rFonts w:asciiTheme="minorBidi" w:hAnsiTheme="minorBidi"/>
-                <w:sz w:val="22"/>
-                <w:szCs w:val="22"/>
-              </w:rPr>
-              <w:t>ParkingLot</w:t>
-            </w:r>
-            <w:proofErr w:type="spellEnd"/>
-            <w:r>
-              <w:rPr>
-                <w:rFonts w:asciiTheme="minorBidi" w:hAnsiTheme="minorBidi"/>
-              </w:rPr>
-              <w:t xml:space="preserve">), </w:t>
-            </w:r>
-            <w:proofErr w:type="spellStart"/>
+              <w:t>floorNumber</w:t>
+            </w:r>
+            <w:r>
+              <w:rPr>
+                <w:rFonts w:asciiTheme="minorBidi" w:hAnsiTheme="minorBidi"/>
+              </w:rPr>
+              <w:t xml:space="preserve">, </w:t>
+            </w:r>
             <w:r>
               <w:rPr>
                 <w:rFonts w:asciiTheme="minorBidi" w:hAnsiTheme="minorBidi"/>
                 <w:u w:val="single"/>
               </w:rPr>
-              <w:t>floorNumber</w:t>
-            </w:r>
-            <w:proofErr w:type="spellEnd"/>
-            <w:r>
-              <w:rPr>
-                <w:rFonts w:asciiTheme="minorBidi" w:hAnsiTheme="minorBidi"/>
-              </w:rPr>
-              <w:t xml:space="preserve">, </w:t>
-            </w:r>
-            <w:proofErr w:type="spellStart"/>
-            <w:r>
-              <w:rPr>
-                <w:rFonts w:asciiTheme="minorBidi" w:hAnsiTheme="minorBidi"/>
-                <w:u w:val="single"/>
-              </w:rPr>
               <w:t>spaceNumber</w:t>
             </w:r>
-            <w:proofErr w:type="spellEnd"/>
             <w:r>
               <w:rPr>
                 <w:rFonts w:asciiTheme="minorBidi" w:hAnsiTheme="minorBidi"/>
@@ -2094,7 +1976,6 @@
                 <w:rtl/>
               </w:rPr>
             </w:pPr>
-            <w:proofErr w:type="spellStart"/>
             <w:r>
               <w:rPr>
                 <w:rFonts w:asciiTheme="minorBidi" w:hAnsiTheme="minorBidi"/>
@@ -2103,7 +1984,6 @@
               </w:rPr>
               <w:t>ParkingSpace</w:t>
             </w:r>
-            <w:proofErr w:type="spellEnd"/>
           </w:p>
         </w:tc>
       </w:tr>
@@ -2124,7 +2004,6 @@
                 <w:rtl/>
               </w:rPr>
             </w:pPr>
-            <w:proofErr w:type="spellStart"/>
             <w:proofErr w:type="gramStart"/>
             <w:r>
               <w:rPr>
@@ -2133,9 +2012,26 @@
                 <w:szCs w:val="22"/>
                 <w:u w:val="single"/>
               </w:rPr>
-              <w:t>vehicleNumber</w:t>
-            </w:r>
-            <w:proofErr w:type="spellEnd"/>
+              <w:t xml:space="preserve">vehicleNumber(FK </w:t>
+            </w:r>
+            <w:r>
+              <w:rPr>
+                <w:rFonts w:asciiTheme="minorBidi" w:hAnsiTheme="minorBidi"/>
+                <w:sz w:val="22"/>
+                <w:szCs w:val="22"/>
+              </w:rPr>
+              <w:t xml:space="preserve"> Vehicle</w:t>
+            </w:r>
+            <w:proofErr w:type="gramEnd"/>
+            <w:r>
+              <w:rPr>
+                <w:rFonts w:asciiTheme="minorBidi" w:hAnsiTheme="minorBidi"/>
+                <w:sz w:val="22"/>
+                <w:szCs w:val="22"/>
+              </w:rPr>
+              <w:t xml:space="preserve">), </w:t>
+            </w:r>
+            <w:proofErr w:type="gramStart"/>
             <w:r>
               <w:rPr>
                 <w:rFonts w:asciiTheme="minorBidi" w:hAnsiTheme="minorBidi"/>
@@ -2143,15 +2039,15 @@
                 <w:szCs w:val="22"/>
                 <w:u w:val="single"/>
               </w:rPr>
-              <w:t xml:space="preserve">(FK </w:t>
-            </w:r>
-            <w:r>
-              <w:rPr>
-                <w:rFonts w:asciiTheme="minorBidi" w:hAnsiTheme="minorBidi"/>
-                <w:sz w:val="22"/>
-                <w:szCs w:val="22"/>
-              </w:rPr>
-              <w:t xml:space="preserve"> Vehicle</w:t>
+              <w:t>uniqueNumber</w:t>
+            </w:r>
+            <w:r>
+              <w:rPr>
+                <w:rFonts w:asciiTheme="minorBidi" w:hAnsiTheme="minorBidi"/>
+                <w:sz w:val="22"/>
+                <w:szCs w:val="22"/>
+              </w:rPr>
+              <w:t>(FK  ParkingSpace) ,</w:t>
             </w:r>
             <w:proofErr w:type="gramEnd"/>
             <w:r>
@@ -2160,10 +2056,62 @@
                 <w:sz w:val="22"/>
                 <w:szCs w:val="22"/>
               </w:rPr>
+              <w:t xml:space="preserve"> </w:t>
+            </w:r>
+            <w:proofErr w:type="gramStart"/>
+            <w:r>
+              <w:rPr>
+                <w:rFonts w:asciiTheme="minorBidi" w:hAnsiTheme="minorBidi"/>
+                <w:sz w:val="22"/>
+                <w:szCs w:val="22"/>
+                <w:u w:val="single"/>
+              </w:rPr>
+              <w:t>floorNumber</w:t>
+            </w:r>
+            <w:r>
+              <w:rPr>
+                <w:rFonts w:asciiTheme="minorBidi" w:hAnsiTheme="minorBidi"/>
+                <w:sz w:val="22"/>
+                <w:szCs w:val="22"/>
+              </w:rPr>
+              <w:t>(FK  ParkingSpace) ,</w:t>
+            </w:r>
+            <w:proofErr w:type="gramEnd"/>
+            <w:r>
+              <w:rPr>
+                <w:rFonts w:asciiTheme="minorBidi" w:hAnsiTheme="minorBidi"/>
+                <w:sz w:val="22"/>
+                <w:szCs w:val="22"/>
+              </w:rPr>
+              <w:t xml:space="preserve"> </w:t>
+            </w:r>
+            <w:proofErr w:type="gramStart"/>
+            <w:r>
+              <w:rPr>
+                <w:rFonts w:asciiTheme="minorBidi" w:hAnsiTheme="minorBidi"/>
+                <w:sz w:val="22"/>
+                <w:szCs w:val="22"/>
+                <w:u w:val="single"/>
+              </w:rPr>
+              <w:t xml:space="preserve">spaceNumber(FK </w:t>
+            </w:r>
+            <w:r>
+              <w:rPr>
+                <w:rFonts w:asciiTheme="minorBidi" w:hAnsiTheme="minorBidi"/>
+                <w:sz w:val="22"/>
+                <w:szCs w:val="22"/>
+              </w:rPr>
+              <w:t xml:space="preserve"> ParkingSpace</w:t>
+            </w:r>
+            <w:proofErr w:type="gramEnd"/>
+            <w:r>
+              <w:rPr>
+                <w:rFonts w:asciiTheme="minorBidi" w:hAnsiTheme="minorBidi"/>
+                <w:sz w:val="22"/>
+                <w:szCs w:val="22"/>
+              </w:rPr>
               <w:t xml:space="preserve">), </w:t>
             </w:r>
-            <w:proofErr w:type="spellStart"/>
-            <w:proofErr w:type="gramStart"/>
             <w:r>
               <w:rPr>
                 <w:rFonts w:asciiTheme="minorBidi" w:hAnsiTheme="minorBidi"/>
@@ -2171,186 +2119,16 @@
                 <w:szCs w:val="22"/>
                 <w:u w:val="single"/>
               </w:rPr>
-              <w:t>uniqueNumber</w:t>
-            </w:r>
-            <w:proofErr w:type="spellEnd"/>
-            <w:r>
-              <w:rPr>
-                <w:rFonts w:asciiTheme="minorBidi" w:hAnsiTheme="minorBidi"/>
-                <w:sz w:val="22"/>
-                <w:szCs w:val="22"/>
-              </w:rPr>
-              <w:t xml:space="preserve">(FK  </w:t>
-            </w:r>
-            <w:proofErr w:type="spellStart"/>
-            <w:r>
-              <w:rPr>
-                <w:rFonts w:asciiTheme="minorBidi" w:hAnsiTheme="minorBidi"/>
-                <w:sz w:val="22"/>
-                <w:szCs w:val="22"/>
-              </w:rPr>
-              <w:t>ParkingSpace</w:t>
-            </w:r>
-            <w:proofErr w:type="spellEnd"/>
-            <w:r>
-              <w:rPr>
-                <w:rFonts w:asciiTheme="minorBidi" w:hAnsiTheme="minorBidi"/>
-                <w:sz w:val="22"/>
-                <w:szCs w:val="22"/>
-              </w:rPr>
-              <w:t>) ,</w:t>
-            </w:r>
-            <w:proofErr w:type="gramEnd"/>
-            <w:r>
-              <w:rPr>
-                <w:rFonts w:asciiTheme="minorBidi" w:hAnsiTheme="minorBidi"/>
-                <w:sz w:val="22"/>
-                <w:szCs w:val="22"/>
-              </w:rPr>
-              <w:t xml:space="preserve"> </w:t>
-            </w:r>
-            <w:proofErr w:type="spellStart"/>
-            <w:proofErr w:type="gramStart"/>
-            <w:r>
-              <w:rPr>
-                <w:rFonts w:asciiTheme="minorBidi" w:hAnsiTheme="minorBidi"/>
-                <w:sz w:val="22"/>
-                <w:szCs w:val="22"/>
-                <w:u w:val="single"/>
-              </w:rPr>
-              <w:t>floorNumber</w:t>
-            </w:r>
-            <w:proofErr w:type="spellEnd"/>
-            <w:r>
-              <w:rPr>
-                <w:rFonts w:asciiTheme="minorBidi" w:hAnsiTheme="minorBidi"/>
-                <w:sz w:val="22"/>
-                <w:szCs w:val="22"/>
-              </w:rPr>
-              <w:t xml:space="preserve">(FK  </w:t>
-            </w:r>
-            <w:proofErr w:type="spellStart"/>
-            <w:r>
-              <w:rPr>
-                <w:rFonts w:asciiTheme="minorBidi" w:hAnsiTheme="minorBidi"/>
-                <w:sz w:val="22"/>
-                <w:szCs w:val="22"/>
-              </w:rPr>
-              <w:t>ParkingSpace</w:t>
-            </w:r>
-            <w:proofErr w:type="spellEnd"/>
-            <w:r>
-              <w:rPr>
-                <w:rFonts w:asciiTheme="minorBidi" w:hAnsiTheme="minorBidi"/>
-                <w:sz w:val="22"/>
-                <w:szCs w:val="22"/>
-              </w:rPr>
-              <w:t>) ,</w:t>
-            </w:r>
-            <w:proofErr w:type="gramEnd"/>
-            <w:r>
-              <w:rPr>
-                <w:rFonts w:asciiTheme="minorBidi" w:hAnsiTheme="minorBidi"/>
-                <w:sz w:val="22"/>
-                <w:szCs w:val="22"/>
-              </w:rPr>
-              <w:t xml:space="preserve"> </w:t>
-            </w:r>
-            <w:proofErr w:type="spellStart"/>
-            <w:proofErr w:type="gramStart"/>
-            <w:r>
-              <w:rPr>
-                <w:rFonts w:asciiTheme="minorBidi" w:hAnsiTheme="minorBidi"/>
-                <w:sz w:val="22"/>
-                <w:szCs w:val="22"/>
-                <w:u w:val="single"/>
-              </w:rPr>
-              <w:t>spaceNumber</w:t>
-            </w:r>
-            <w:proofErr w:type="spellEnd"/>
-            <w:r>
-              <w:rPr>
-                <w:rFonts w:asciiTheme="minorBidi" w:hAnsiTheme="minorBidi"/>
-                <w:sz w:val="22"/>
-                <w:szCs w:val="22"/>
-                <w:u w:val="single"/>
-              </w:rPr>
-              <w:t xml:space="preserve">(FK </w:t>
-            </w:r>
-            <w:r>
-              <w:rPr>
-                <w:rFonts w:asciiTheme="minorBidi" w:hAnsiTheme="minorBidi"/>
-                <w:sz w:val="22"/>
-                <w:szCs w:val="22"/>
-              </w:rPr>
-              <w:t xml:space="preserve"> </w:t>
-            </w:r>
-            <w:proofErr w:type="spellStart"/>
-            <w:r>
-              <w:rPr>
-                <w:rFonts w:asciiTheme="minorBidi" w:hAnsiTheme="minorBidi"/>
-                <w:sz w:val="22"/>
-                <w:szCs w:val="22"/>
-              </w:rPr>
-              <w:t>ParkingSpace</w:t>
-            </w:r>
-            <w:proofErr w:type="spellEnd"/>
-            <w:proofErr w:type="gramEnd"/>
-            <w:r>
-              <w:rPr>
-                <w:rFonts w:asciiTheme="minorBidi" w:hAnsiTheme="minorBidi"/>
-                <w:sz w:val="22"/>
-                <w:szCs w:val="22"/>
-              </w:rPr>
-              <w:t xml:space="preserve">), </w:t>
-            </w:r>
-            <w:proofErr w:type="spellStart"/>
-            <w:r>
-              <w:rPr>
-                <w:rFonts w:asciiTheme="minorBidi" w:hAnsiTheme="minorBidi"/>
-                <w:sz w:val="22"/>
-                <w:szCs w:val="22"/>
-                <w:u w:val="single"/>
-              </w:rPr>
               <w:t>startTime</w:t>
             </w:r>
-            <w:proofErr w:type="spellEnd"/>
-            <w:r>
-              <w:rPr>
-                <w:rFonts w:asciiTheme="minorBidi" w:hAnsiTheme="minorBidi"/>
-                <w:sz w:val="22"/>
-                <w:szCs w:val="22"/>
-              </w:rPr>
-              <w:t xml:space="preserve">, </w:t>
-            </w:r>
-            <w:proofErr w:type="spellStart"/>
-            <w:r>
-              <w:rPr>
-                <w:rFonts w:asciiTheme="minorBidi" w:hAnsiTheme="minorBidi"/>
-                <w:sz w:val="22"/>
-                <w:szCs w:val="22"/>
-              </w:rPr>
-              <w:t>endTime</w:t>
-            </w:r>
-            <w:proofErr w:type="spellEnd"/>
-            <w:r>
-              <w:rPr>
-                <w:rFonts w:asciiTheme="minorBidi" w:hAnsiTheme="minorBidi"/>
-                <w:sz w:val="22"/>
-                <w:szCs w:val="22"/>
-              </w:rPr>
-              <w:t xml:space="preserve">, </w:t>
-            </w:r>
-            <w:proofErr w:type="spellStart"/>
-            <w:r>
-              <w:rPr>
-                <w:rFonts w:asciiTheme="minorBidi" w:hAnsiTheme="minorBidi"/>
-                <w:sz w:val="22"/>
-                <w:szCs w:val="22"/>
-              </w:rPr>
-              <w:t>amountPaid</w:t>
-            </w:r>
-            <w:proofErr w:type="spellEnd"/>
+            <w:r>
+              <w:rPr>
+                <w:rFonts w:asciiTheme="minorBidi" w:hAnsiTheme="minorBidi"/>
+                <w:sz w:val="22"/>
+                <w:szCs w:val="22"/>
+              </w:rPr>
+              <w:t>, endTime, amountPaid</w:t>
+            </w:r>
           </w:p>
         </w:tc>
         <w:tc>
@@ -2477,7 +2255,7 @@
     </w:p>
     <w:p>
       <w:pPr>
-        <w:pStyle w:val="NoSpacing"/>
+        <w:pStyle w:val="af4"/>
         <w:rPr>
           <w:rtl/>
         </w:rPr>
@@ -2491,7 +2269,7 @@
     </w:p>
     <w:tbl>
       <w:tblPr>
-        <w:tblStyle w:val="TableGrid"/>
+        <w:tblStyle w:val="ae"/>
         <w:bidiVisual/>
         <w:tblW w:w="0" w:type="auto"/>
         <w:tblLook w:val="04A0" w:firstRow="1" w:lastRow="0" w:firstColumn="1" w:lastColumn="0" w:noHBand="0" w:noVBand="1"/>
@@ -2517,7 +2295,6 @@
                 <w:rtl/>
               </w:rPr>
             </w:pPr>
-            <w:proofErr w:type="spellStart"/>
             <w:r>
               <w:rPr>
                 <w:rFonts w:asciiTheme="minorBidi" w:hAnsiTheme="minorBidi"/>
@@ -2527,7 +2304,6 @@
               </w:rPr>
               <w:t>uniqueNumber</w:t>
             </w:r>
-            <w:proofErr w:type="spellEnd"/>
             <w:r>
               <w:rPr>
                 <w:rFonts w:asciiTheme="minorBidi" w:hAnsiTheme="minorBidi"/>
@@ -2581,7 +2357,6 @@
                 <w:rtl/>
               </w:rPr>
             </w:pPr>
-            <w:proofErr w:type="spellStart"/>
             <w:proofErr w:type="gramStart"/>
             <w:r>
               <w:rPr>
@@ -2592,7 +2367,6 @@
               </w:rPr>
               <w:t>uniqueNumber</w:t>
             </w:r>
-            <w:proofErr w:type="spellEnd"/>
             <w:r>
               <w:rPr>
                 <w:rFonts w:asciiTheme="minorBidi" w:hAnsiTheme="minorBidi"/>
@@ -2683,7 +2457,6 @@
                 <w:rtl/>
               </w:rPr>
             </w:pPr>
-            <w:proofErr w:type="spellStart"/>
             <w:proofErr w:type="gramStart"/>
             <w:r>
               <w:rPr>
@@ -2694,7 +2467,6 @@
               </w:rPr>
               <w:t>uniqueNumber</w:t>
             </w:r>
-            <w:proofErr w:type="spellEnd"/>
             <w:r>
               <w:rPr>
                 <w:rFonts w:asciiTheme="minorBidi" w:hAnsiTheme="minorBidi"/>
@@ -2803,7 +2575,6 @@
                 <w:rtl/>
               </w:rPr>
             </w:pPr>
-            <w:proofErr w:type="spellStart"/>
             <w:r>
               <w:rPr>
                 <w:rFonts w:asciiTheme="minorBidi" w:hAnsiTheme="minorBidi"/>
@@ -2811,7 +2582,6 @@
               </w:rPr>
               <w:t>vehicleNumber</w:t>
             </w:r>
-            <w:proofErr w:type="spellEnd"/>
             <w:r>
               <w:rPr>
                 <w:rFonts w:asciiTheme="minorBidi" w:hAnsiTheme="minorBidi"/>
@@ -2861,73 +2631,67 @@
                 <w:rtl/>
               </w:rPr>
             </w:pPr>
+            <w:proofErr w:type="gramStart"/>
+            <w:r>
+              <w:rPr>
+                <w:rFonts w:asciiTheme="minorBidi" w:hAnsiTheme="minorBidi"/>
+                <w:u w:val="single"/>
+              </w:rPr>
+              <w:t>uniqueNumber</w:t>
+            </w:r>
+            <w:r>
+              <w:rPr>
+                <w:rFonts w:asciiTheme="minorBidi" w:hAnsiTheme="minorBidi"/>
+                <w:sz w:val="22"/>
+                <w:szCs w:val="22"/>
+              </w:rPr>
+              <w:t>(</w:t>
+            </w:r>
+            <w:proofErr w:type="gramEnd"/>
+            <w:r>
+              <w:rPr>
+                <w:rFonts w:asciiTheme="minorBidi" w:hAnsiTheme="minorBidi"/>
+                <w:sz w:val="22"/>
+                <w:szCs w:val="22"/>
+              </w:rPr>
+              <w:t xml:space="preserve">FK </w:t>
+            </w:r>
             <w:proofErr w:type="spellStart"/>
-            <w:proofErr w:type="gramStart"/>
+            <w:r>
+              <w:rPr>
+                <w:rFonts w:asciiTheme="minorBidi" w:hAnsiTheme="minorBidi"/>
+                <w:sz w:val="22"/>
+                <w:szCs w:val="22"/>
+              </w:rPr>
+              <w:t>ParkingLot</w:t>
+            </w:r>
+            <w:proofErr w:type="spellEnd"/>
+            <w:r>
+              <w:rPr>
+                <w:rFonts w:asciiTheme="minorBidi" w:hAnsiTheme="minorBidi"/>
+              </w:rPr>
+              <w:t xml:space="preserve">), </w:t>
+            </w:r>
             <w:r>
               <w:rPr>
                 <w:rFonts w:asciiTheme="minorBidi" w:hAnsiTheme="minorBidi"/>
                 <w:u w:val="single"/>
               </w:rPr>
-              <w:t>uniqueNumber</w:t>
-            </w:r>
-            <w:proofErr w:type="spellEnd"/>
-            <w:r>
-              <w:rPr>
-                <w:rFonts w:asciiTheme="minorBidi" w:hAnsiTheme="minorBidi"/>
-                <w:sz w:val="22"/>
-                <w:szCs w:val="22"/>
-              </w:rPr>
-              <w:t>(</w:t>
-            </w:r>
-            <w:proofErr w:type="gramEnd"/>
-            <w:r>
-              <w:rPr>
-                <w:rFonts w:asciiTheme="minorBidi" w:hAnsiTheme="minorBidi"/>
-                <w:sz w:val="22"/>
-                <w:szCs w:val="22"/>
-              </w:rPr>
-              <w:t xml:space="preserve">FK </w:t>
-            </w:r>
-            <w:proofErr w:type="spellStart"/>
-            <w:r>
-              <w:rPr>
-                <w:rFonts w:asciiTheme="minorBidi" w:hAnsiTheme="minorBidi"/>
-                <w:sz w:val="22"/>
-                <w:szCs w:val="22"/>
-              </w:rPr>
-              <w:t>ParkingLot</w:t>
-            </w:r>
-            <w:proofErr w:type="spellEnd"/>
-            <w:r>
-              <w:rPr>
-                <w:rFonts w:asciiTheme="minorBidi" w:hAnsiTheme="minorBidi"/>
-              </w:rPr>
-              <w:t xml:space="preserve">), </w:t>
-            </w:r>
-            <w:proofErr w:type="spellStart"/>
+              <w:t>floorNumber</w:t>
+            </w:r>
+            <w:r>
+              <w:rPr>
+                <w:rFonts w:asciiTheme="minorBidi" w:hAnsiTheme="minorBidi"/>
+              </w:rPr>
+              <w:t xml:space="preserve">, </w:t>
+            </w:r>
             <w:r>
               <w:rPr>
                 <w:rFonts w:asciiTheme="minorBidi" w:hAnsiTheme="minorBidi"/>
                 <w:u w:val="single"/>
               </w:rPr>
-              <w:t>floorNumber</w:t>
-            </w:r>
-            <w:proofErr w:type="spellEnd"/>
-            <w:r>
-              <w:rPr>
-                <w:rFonts w:asciiTheme="minorBidi" w:hAnsiTheme="minorBidi"/>
-              </w:rPr>
-              <w:t xml:space="preserve">, </w:t>
-            </w:r>
-            <w:proofErr w:type="spellStart"/>
-            <w:r>
-              <w:rPr>
-                <w:rFonts w:asciiTheme="minorBidi" w:hAnsiTheme="minorBidi"/>
-                <w:u w:val="single"/>
-              </w:rPr>
               <w:t>spaceNumber</w:t>
             </w:r>
-            <w:proofErr w:type="spellEnd"/>
             <w:r>
               <w:rPr>
                 <w:rFonts w:asciiTheme="minorBidi" w:hAnsiTheme="minorBidi"/>
@@ -2949,7 +2713,6 @@
                 <w:rtl/>
               </w:rPr>
             </w:pPr>
-            <w:proofErr w:type="spellStart"/>
             <w:r>
               <w:rPr>
                 <w:rFonts w:asciiTheme="minorBidi" w:hAnsiTheme="minorBidi"/>
@@ -2958,7 +2721,6 @@
               </w:rPr>
               <w:t>ParkingSpace</w:t>
             </w:r>
-            <w:proofErr w:type="spellEnd"/>
           </w:p>
         </w:tc>
       </w:tr>
@@ -2979,7 +2741,6 @@
                 <w:rtl/>
               </w:rPr>
             </w:pPr>
-            <w:proofErr w:type="spellStart"/>
             <w:proofErr w:type="gramStart"/>
             <w:r>
               <w:rPr>
@@ -2988,9 +2749,26 @@
                 <w:szCs w:val="22"/>
                 <w:u w:val="single"/>
               </w:rPr>
-              <w:t>vehicleNumber</w:t>
-            </w:r>
-            <w:proofErr w:type="spellEnd"/>
+              <w:t xml:space="preserve">vehicleNumber(FK </w:t>
+            </w:r>
+            <w:r>
+              <w:rPr>
+                <w:rFonts w:asciiTheme="minorBidi" w:hAnsiTheme="minorBidi"/>
+                <w:sz w:val="22"/>
+                <w:szCs w:val="22"/>
+              </w:rPr>
+              <w:t xml:space="preserve"> Vehicle</w:t>
+            </w:r>
+            <w:proofErr w:type="gramEnd"/>
+            <w:r>
+              <w:rPr>
+                <w:rFonts w:asciiTheme="minorBidi" w:hAnsiTheme="minorBidi"/>
+                <w:sz w:val="22"/>
+                <w:szCs w:val="22"/>
+              </w:rPr>
+              <w:t xml:space="preserve">), </w:t>
+            </w:r>
+            <w:proofErr w:type="gramStart"/>
             <w:r>
               <w:rPr>
                 <w:rFonts w:asciiTheme="minorBidi" w:hAnsiTheme="minorBidi"/>
@@ -2998,15 +2776,15 @@
                 <w:szCs w:val="22"/>
                 <w:u w:val="single"/>
               </w:rPr>
-              <w:t xml:space="preserve">(FK </w:t>
-            </w:r>
-            <w:r>
-              <w:rPr>
-                <w:rFonts w:asciiTheme="minorBidi" w:hAnsiTheme="minorBidi"/>
-                <w:sz w:val="22"/>
-                <w:szCs w:val="22"/>
-              </w:rPr>
-              <w:t xml:space="preserve"> Vehicle</w:t>
+              <w:t>uniqueNumber</w:t>
+            </w:r>
+            <w:r>
+              <w:rPr>
+                <w:rFonts w:asciiTheme="minorBidi" w:hAnsiTheme="minorBidi"/>
+                <w:sz w:val="22"/>
+                <w:szCs w:val="22"/>
+              </w:rPr>
+              <w:t>(FK  ParkingSpace) ,</w:t>
             </w:r>
             <w:proofErr w:type="gramEnd"/>
             <w:r>
@@ -3015,10 +2793,62 @@
                 <w:sz w:val="22"/>
                 <w:szCs w:val="22"/>
               </w:rPr>
+              <w:t xml:space="preserve"> </w:t>
+            </w:r>
+            <w:proofErr w:type="gramStart"/>
+            <w:r>
+              <w:rPr>
+                <w:rFonts w:asciiTheme="minorBidi" w:hAnsiTheme="minorBidi"/>
+                <w:sz w:val="22"/>
+                <w:szCs w:val="22"/>
+                <w:u w:val="single"/>
+              </w:rPr>
+              <w:t>floorNumber</w:t>
+            </w:r>
+            <w:r>
+              <w:rPr>
+                <w:rFonts w:asciiTheme="minorBidi" w:hAnsiTheme="minorBidi"/>
+                <w:sz w:val="22"/>
+                <w:szCs w:val="22"/>
+              </w:rPr>
+              <w:t>(FK  ParkingSpace) ,</w:t>
+            </w:r>
+            <w:proofErr w:type="gramEnd"/>
+            <w:r>
+              <w:rPr>
+                <w:rFonts w:asciiTheme="minorBidi" w:hAnsiTheme="minorBidi"/>
+                <w:sz w:val="22"/>
+                <w:szCs w:val="22"/>
+              </w:rPr>
+              <w:t xml:space="preserve"> </w:t>
+            </w:r>
+            <w:proofErr w:type="gramStart"/>
+            <w:r>
+              <w:rPr>
+                <w:rFonts w:asciiTheme="minorBidi" w:hAnsiTheme="minorBidi"/>
+                <w:sz w:val="22"/>
+                <w:szCs w:val="22"/>
+                <w:u w:val="single"/>
+              </w:rPr>
+              <w:t xml:space="preserve">spaceNumber(FK </w:t>
+            </w:r>
+            <w:r>
+              <w:rPr>
+                <w:rFonts w:asciiTheme="minorBidi" w:hAnsiTheme="minorBidi"/>
+                <w:sz w:val="22"/>
+                <w:szCs w:val="22"/>
+              </w:rPr>
+              <w:t xml:space="preserve"> ParkingSpace</w:t>
+            </w:r>
+            <w:proofErr w:type="gramEnd"/>
+            <w:r>
+              <w:rPr>
+                <w:rFonts w:asciiTheme="minorBidi" w:hAnsiTheme="minorBidi"/>
+                <w:sz w:val="22"/>
+                <w:szCs w:val="22"/>
+              </w:rPr>
               <w:t xml:space="preserve">), </w:t>
             </w:r>
-            <w:proofErr w:type="spellStart"/>
-            <w:proofErr w:type="gramStart"/>
             <w:r>
               <w:rPr>
                 <w:rFonts w:asciiTheme="minorBidi" w:hAnsiTheme="minorBidi"/>
@@ -3026,186 +2856,16 @@
                 <w:szCs w:val="22"/>
                 <w:u w:val="single"/>
               </w:rPr>
-              <w:t>uniqueNumber</w:t>
-            </w:r>
-            <w:proofErr w:type="spellEnd"/>
-            <w:r>
-              <w:rPr>
-                <w:rFonts w:asciiTheme="minorBidi" w:hAnsiTheme="minorBidi"/>
-                <w:sz w:val="22"/>
-                <w:szCs w:val="22"/>
-              </w:rPr>
-              <w:t xml:space="preserve">(FK  </w:t>
-            </w:r>
-            <w:proofErr w:type="spellStart"/>
-            <w:r>
-              <w:rPr>
-                <w:rFonts w:asciiTheme="minorBidi" w:hAnsiTheme="minorBidi"/>
-                <w:sz w:val="22"/>
-                <w:szCs w:val="22"/>
-              </w:rPr>
-              <w:t>ParkingSpace</w:t>
-            </w:r>
-            <w:proofErr w:type="spellEnd"/>
-            <w:r>
-              <w:rPr>
-                <w:rFonts w:asciiTheme="minorBidi" w:hAnsiTheme="minorBidi"/>
-                <w:sz w:val="22"/>
-                <w:szCs w:val="22"/>
-              </w:rPr>
-              <w:t>) ,</w:t>
-            </w:r>
-            <w:proofErr w:type="gramEnd"/>
-            <w:r>
-              <w:rPr>
-                <w:rFonts w:asciiTheme="minorBidi" w:hAnsiTheme="minorBidi"/>
-                <w:sz w:val="22"/>
-                <w:szCs w:val="22"/>
-              </w:rPr>
-              <w:t xml:space="preserve"> </w:t>
-            </w:r>
-            <w:proofErr w:type="spellStart"/>
-            <w:proofErr w:type="gramStart"/>
-            <w:r>
-              <w:rPr>
-                <w:rFonts w:asciiTheme="minorBidi" w:hAnsiTheme="minorBidi"/>
-                <w:sz w:val="22"/>
-                <w:szCs w:val="22"/>
-                <w:u w:val="single"/>
-              </w:rPr>
-              <w:t>floorNumber</w:t>
-            </w:r>
-            <w:proofErr w:type="spellEnd"/>
-            <w:r>
-              <w:rPr>
-                <w:rFonts w:asciiTheme="minorBidi" w:hAnsiTheme="minorBidi"/>
-                <w:sz w:val="22"/>
-                <w:szCs w:val="22"/>
-              </w:rPr>
-              <w:t xml:space="preserve">(FK  </w:t>
-            </w:r>
-            <w:proofErr w:type="spellStart"/>
-            <w:r>
-              <w:rPr>
-                <w:rFonts w:asciiTheme="minorBidi" w:hAnsiTheme="minorBidi"/>
-                <w:sz w:val="22"/>
-                <w:szCs w:val="22"/>
-              </w:rPr>
-              <w:t>ParkingSpace</w:t>
-            </w:r>
-            <w:proofErr w:type="spellEnd"/>
-            <w:r>
-              <w:rPr>
-                <w:rFonts w:asciiTheme="minorBidi" w:hAnsiTheme="minorBidi"/>
-                <w:sz w:val="22"/>
-                <w:szCs w:val="22"/>
-              </w:rPr>
-              <w:t>) ,</w:t>
-            </w:r>
-            <w:proofErr w:type="gramEnd"/>
-            <w:r>
-              <w:rPr>
-                <w:rFonts w:asciiTheme="minorBidi" w:hAnsiTheme="minorBidi"/>
-                <w:sz w:val="22"/>
-                <w:szCs w:val="22"/>
-              </w:rPr>
-              <w:t xml:space="preserve"> </w:t>
-            </w:r>
-            <w:proofErr w:type="spellStart"/>
-            <w:proofErr w:type="gramStart"/>
-            <w:r>
-              <w:rPr>
-                <w:rFonts w:asciiTheme="minorBidi" w:hAnsiTheme="minorBidi"/>
-                <w:sz w:val="22"/>
-                <w:szCs w:val="22"/>
-                <w:u w:val="single"/>
-              </w:rPr>
-              <w:t>spaceNumber</w:t>
-            </w:r>
-            <w:proofErr w:type="spellEnd"/>
-            <w:r>
-              <w:rPr>
-                <w:rFonts w:asciiTheme="minorBidi" w:hAnsiTheme="minorBidi"/>
-                <w:sz w:val="22"/>
-                <w:szCs w:val="22"/>
-                <w:u w:val="single"/>
-              </w:rPr>
-              <w:t xml:space="preserve">(FK </w:t>
-            </w:r>
-            <w:r>
-              <w:rPr>
-                <w:rFonts w:asciiTheme="minorBidi" w:hAnsiTheme="minorBidi"/>
-                <w:sz w:val="22"/>
-                <w:szCs w:val="22"/>
-              </w:rPr>
-              <w:t xml:space="preserve"> </w:t>
-            </w:r>
-            <w:proofErr w:type="spellStart"/>
-            <w:r>
-              <w:rPr>
-                <w:rFonts w:asciiTheme="minorBidi" w:hAnsiTheme="minorBidi"/>
-                <w:sz w:val="22"/>
-                <w:szCs w:val="22"/>
-              </w:rPr>
-              <w:t>ParkingSpace</w:t>
-            </w:r>
-            <w:proofErr w:type="spellEnd"/>
-            <w:proofErr w:type="gramEnd"/>
-            <w:r>
-              <w:rPr>
-                <w:rFonts w:asciiTheme="minorBidi" w:hAnsiTheme="minorBidi"/>
-                <w:sz w:val="22"/>
-                <w:szCs w:val="22"/>
-              </w:rPr>
-              <w:t xml:space="preserve">), </w:t>
-            </w:r>
-            <w:proofErr w:type="spellStart"/>
-            <w:r>
-              <w:rPr>
-                <w:rFonts w:asciiTheme="minorBidi" w:hAnsiTheme="minorBidi"/>
-                <w:sz w:val="22"/>
-                <w:szCs w:val="22"/>
-                <w:u w:val="single"/>
-              </w:rPr>
               <w:t>startTime</w:t>
             </w:r>
-            <w:proofErr w:type="spellEnd"/>
-            <w:r>
-              <w:rPr>
-                <w:rFonts w:asciiTheme="minorBidi" w:hAnsiTheme="minorBidi"/>
-                <w:sz w:val="22"/>
-                <w:szCs w:val="22"/>
-              </w:rPr>
-              <w:t xml:space="preserve">, </w:t>
-            </w:r>
-            <w:proofErr w:type="spellStart"/>
-            <w:r>
-              <w:rPr>
-                <w:rFonts w:asciiTheme="minorBidi" w:hAnsiTheme="minorBidi"/>
-                <w:sz w:val="22"/>
-                <w:szCs w:val="22"/>
-              </w:rPr>
-              <w:t>endTime</w:t>
-            </w:r>
-            <w:proofErr w:type="spellEnd"/>
-            <w:r>
-              <w:rPr>
-                <w:rFonts w:asciiTheme="minorBidi" w:hAnsiTheme="minorBidi"/>
-                <w:sz w:val="22"/>
-                <w:szCs w:val="22"/>
-              </w:rPr>
-              <w:t xml:space="preserve">, </w:t>
-            </w:r>
-            <w:proofErr w:type="spellStart"/>
-            <w:r>
-              <w:rPr>
-                <w:rFonts w:asciiTheme="minorBidi" w:hAnsiTheme="minorBidi"/>
-                <w:sz w:val="22"/>
-                <w:szCs w:val="22"/>
-              </w:rPr>
-              <w:t>amountPaid</w:t>
-            </w:r>
-            <w:proofErr w:type="spellEnd"/>
+            <w:r>
+              <w:rPr>
+                <w:rFonts w:asciiTheme="minorBidi" w:hAnsiTheme="minorBidi"/>
+                <w:sz w:val="22"/>
+                <w:szCs w:val="22"/>
+              </w:rPr>
+              <w:t>, endTime, amountPaid</w:t>
+            </w:r>
           </w:p>
         </w:tc>
         <w:tc>
@@ -3249,7 +2909,6 @@
                 <w:rtl/>
               </w:rPr>
             </w:pPr>
-            <w:proofErr w:type="spellStart"/>
             <w:proofErr w:type="gramStart"/>
             <w:r>
               <w:rPr>
@@ -3260,7 +2919,6 @@
               </w:rPr>
               <w:t>uniqueNumber</w:t>
             </w:r>
-            <w:proofErr w:type="spellEnd"/>
             <w:r>
               <w:rPr>
                 <w:rFonts w:asciiTheme="minorBidi" w:hAnsiTheme="minorBidi"/>
@@ -3387,7 +3045,57 @@
                 <w:rtl/>
               </w:rPr>
             </w:pPr>
+            <w:proofErr w:type="gramStart"/>
+            <w:r>
+              <w:rPr>
+                <w:rFonts w:asciiTheme="minorBidi" w:hAnsiTheme="minorBidi"/>
+                <w:sz w:val="22"/>
+                <w:szCs w:val="22"/>
+                <w:u w:val="single"/>
+              </w:rPr>
+              <w:t>uniqueNumber</w:t>
+            </w:r>
+            <w:r>
+              <w:rPr>
+                <w:rFonts w:asciiTheme="minorBidi" w:hAnsiTheme="minorBidi"/>
+                <w:sz w:val="22"/>
+                <w:szCs w:val="22"/>
+              </w:rPr>
+              <w:t>(</w:t>
+            </w:r>
+            <w:proofErr w:type="gramEnd"/>
+            <w:r>
+              <w:rPr>
+                <w:rFonts w:asciiTheme="minorBidi" w:hAnsiTheme="minorBidi"/>
+                <w:sz w:val="22"/>
+                <w:szCs w:val="22"/>
+              </w:rPr>
+              <w:t xml:space="preserve">FK </w:t>
+            </w:r>
             <w:proofErr w:type="spellStart"/>
+            <w:r>
+              <w:rPr>
+                <w:rFonts w:asciiTheme="minorBidi" w:hAnsiTheme="minorBidi"/>
+                <w:sz w:val="22"/>
+                <w:szCs w:val="22"/>
+              </w:rPr>
+              <w:t>CarWashService</w:t>
+            </w:r>
+            <w:proofErr w:type="spellEnd"/>
+            <w:r>
+              <w:rPr>
+                <w:rFonts w:asciiTheme="minorBidi" w:hAnsiTheme="minorBidi"/>
+                <w:sz w:val="22"/>
+                <w:szCs w:val="22"/>
+              </w:rPr>
+              <w:t>),</w:t>
+            </w:r>
+            <w:r>
+              <w:rPr>
+                <w:rFonts w:asciiTheme="minorBidi" w:hAnsiTheme="minorBidi"/>
+              </w:rPr>
+              <w:t xml:space="preserve"> </w:t>
+            </w:r>
             <w:proofErr w:type="gramStart"/>
             <w:r>
               <w:rPr>
@@ -3396,59 +3104,6 @@
                 <w:szCs w:val="22"/>
                 <w:u w:val="single"/>
               </w:rPr>
-              <w:t>uniqueNumber</w:t>
-            </w:r>
-            <w:proofErr w:type="spellEnd"/>
-            <w:r>
-              <w:rPr>
-                <w:rFonts w:asciiTheme="minorBidi" w:hAnsiTheme="minorBidi"/>
-                <w:sz w:val="22"/>
-                <w:szCs w:val="22"/>
-              </w:rPr>
-              <w:t>(</w:t>
-            </w:r>
-            <w:proofErr w:type="gramEnd"/>
-            <w:r>
-              <w:rPr>
-                <w:rFonts w:asciiTheme="minorBidi" w:hAnsiTheme="minorBidi"/>
-                <w:sz w:val="22"/>
-                <w:szCs w:val="22"/>
-              </w:rPr>
-              <w:t xml:space="preserve">FK </w:t>
-            </w:r>
-            <w:proofErr w:type="spellStart"/>
-            <w:r>
-              <w:rPr>
-                <w:rFonts w:asciiTheme="minorBidi" w:hAnsiTheme="minorBidi"/>
-                <w:sz w:val="22"/>
-                <w:szCs w:val="22"/>
-              </w:rPr>
-              <w:t>CarWashService</w:t>
-            </w:r>
-            <w:proofErr w:type="spellEnd"/>
-            <w:r>
-              <w:rPr>
-                <w:rFonts w:asciiTheme="minorBidi" w:hAnsiTheme="minorBidi"/>
-                <w:sz w:val="22"/>
-                <w:szCs w:val="22"/>
-              </w:rPr>
-              <w:t>),</w:t>
-            </w:r>
-            <w:r>
-              <w:rPr>
-                <w:rFonts w:asciiTheme="minorBidi" w:hAnsiTheme="minorBidi"/>
-              </w:rPr>
-              <w:t xml:space="preserve"> </w:t>
-            </w:r>
-            <w:proofErr w:type="spellStart"/>
-            <w:proofErr w:type="gramStart"/>
-            <w:r>
-              <w:rPr>
-                <w:rFonts w:asciiTheme="minorBidi" w:hAnsiTheme="minorBidi"/>
-                <w:sz w:val="22"/>
-                <w:szCs w:val="22"/>
-                <w:u w:val="single"/>
-              </w:rPr>
               <w:t>vehicleNumbe</w:t>
             </w:r>
             <w:r>
@@ -3457,16 +3112,7 @@
                 <w:sz w:val="22"/>
                 <w:szCs w:val="22"/>
               </w:rPr>
-              <w:t>r</w:t>
-            </w:r>
-            <w:proofErr w:type="spellEnd"/>
-            <w:r>
-              <w:rPr>
-                <w:rFonts w:asciiTheme="minorBidi" w:hAnsiTheme="minorBidi"/>
-                <w:sz w:val="22"/>
-                <w:szCs w:val="22"/>
-              </w:rPr>
-              <w:t>(</w:t>
+              <w:t>r(</w:t>
             </w:r>
             <w:proofErr w:type="spellStart"/>
             <w:proofErr w:type="gramEnd"/>
@@ -3493,7 +3139,6 @@
               </w:rPr>
               <w:t xml:space="preserve"> </w:t>
             </w:r>
-            <w:proofErr w:type="spellStart"/>
             <w:r>
               <w:rPr>
                 <w:rFonts w:asciiTheme="minorBidi" w:hAnsiTheme="minorBidi"/>
@@ -3503,43 +3148,14 @@
               </w:rPr>
               <w:t>startTime</w:t>
             </w:r>
-            <w:proofErr w:type="spellEnd"/>
-            <w:r>
-              <w:rPr>
-                <w:rFonts w:asciiTheme="minorBidi" w:hAnsiTheme="minorBidi"/>
-                <w:sz w:val="22"/>
-                <w:szCs w:val="22"/>
-              </w:rPr>
-              <w:t xml:space="preserve">, </w:t>
-            </w:r>
-            <w:proofErr w:type="spellStart"/>
-            <w:r>
-              <w:rPr>
-                <w:rFonts w:asciiTheme="minorBidi" w:hAnsiTheme="minorBidi"/>
-                <w:sz w:val="22"/>
-                <w:szCs w:val="22"/>
-              </w:rPr>
-              <w:t>endTime</w:t>
-            </w:r>
-            <w:proofErr w:type="spellEnd"/>
-            <w:r>
-              <w:rPr>
-                <w:rFonts w:asciiTheme="minorBidi" w:hAnsiTheme="minorBidi"/>
-                <w:sz w:val="22"/>
-                <w:szCs w:val="22"/>
-              </w:rPr>
-              <w:t xml:space="preserve">, </w:t>
-            </w:r>
-            <w:proofErr w:type="spellStart"/>
-            <w:r>
-              <w:rPr>
-                <w:rFonts w:asciiTheme="minorBidi" w:hAnsiTheme="minorBidi"/>
-                <w:sz w:val="22"/>
-                <w:szCs w:val="22"/>
-              </w:rPr>
-              <w:t>amountPaid</w:t>
-            </w:r>
-            <w:proofErr w:type="spellEnd"/>
+            <w:r>
+              <w:rPr>
+                <w:rFonts w:asciiTheme="minorBidi" w:hAnsiTheme="minorBidi"/>
+                <w:sz w:val="22"/>
+                <w:szCs w:val="22"/>
+              </w:rPr>
+              <w:t>, endTime, amountPaid</w:t>
+            </w:r>
           </w:p>
         </w:tc>
         <w:tc>
@@ -3608,7 +3224,7 @@
     </w:p>
     <w:p>
       <w:pPr>
-        <w:pStyle w:val="NoSpacing"/>
+        <w:pStyle w:val="af4"/>
       </w:pPr>
       <w:r>
         <w:rPr>
@@ -3909,7 +3525,7 @@
     </w:p>
     <w:tbl>
       <w:tblPr>
-        <w:tblStyle w:val="TableGrid"/>
+        <w:tblStyle w:val="ae"/>
         <w:tblpPr w:leftFromText="180" w:rightFromText="180" w:vertAnchor="text" w:horzAnchor="margin" w:tblpXSpec="center" w:tblpY="58"/>
         <w:bidiVisual/>
         <w:tblW w:w="0" w:type="auto"/>
@@ -3936,7 +3552,6 @@
                 <w:rtl/>
               </w:rPr>
             </w:pPr>
-            <w:proofErr w:type="spellStart"/>
             <w:r>
               <w:rPr>
                 <w:rFonts w:asciiTheme="minorBidi" w:hAnsiTheme="minorBidi"/>
@@ -3946,7 +3561,6 @@
               </w:rPr>
               <w:t>uniqueNumber</w:t>
             </w:r>
-            <w:proofErr w:type="spellEnd"/>
             <w:r>
               <w:rPr>
                 <w:rFonts w:asciiTheme="minorBidi" w:hAnsiTheme="minorBidi"/>
@@ -4000,7 +3614,6 @@
                 <w:rtl/>
               </w:rPr>
             </w:pPr>
-            <w:proofErr w:type="spellStart"/>
             <w:proofErr w:type="gramStart"/>
             <w:r>
               <w:rPr>
@@ -4011,7 +3624,6 @@
               </w:rPr>
               <w:t>uniqueNumber</w:t>
             </w:r>
-            <w:proofErr w:type="spellEnd"/>
             <w:r>
               <w:rPr>
                 <w:rFonts w:asciiTheme="minorBidi" w:hAnsiTheme="minorBidi"/>
@@ -4102,7 +3714,6 @@
                 <w:rtl/>
               </w:rPr>
             </w:pPr>
-            <w:proofErr w:type="spellStart"/>
             <w:proofErr w:type="gramStart"/>
             <w:r>
               <w:rPr>
@@ -4113,7 +3724,6 @@
               </w:rPr>
               <w:t>uniqueNumber</w:t>
             </w:r>
-            <w:proofErr w:type="spellEnd"/>
             <w:r>
               <w:rPr>
                 <w:rFonts w:asciiTheme="minorBidi" w:hAnsiTheme="minorBidi"/>
@@ -4222,7 +3832,6 @@
                 <w:rtl/>
               </w:rPr>
             </w:pPr>
-            <w:proofErr w:type="spellStart"/>
             <w:r>
               <w:rPr>
                 <w:rFonts w:asciiTheme="minorBidi" w:hAnsiTheme="minorBidi"/>
@@ -4230,7 +3839,6 @@
               </w:rPr>
               <w:t>vehicleNumber</w:t>
             </w:r>
-            <w:proofErr w:type="spellEnd"/>
             <w:r>
               <w:rPr>
                 <w:rFonts w:asciiTheme="minorBidi" w:hAnsiTheme="minorBidi"/>
@@ -4280,73 +3888,67 @@
                 <w:rtl/>
               </w:rPr>
             </w:pPr>
+            <w:proofErr w:type="gramStart"/>
+            <w:r>
+              <w:rPr>
+                <w:rFonts w:asciiTheme="minorBidi" w:hAnsiTheme="minorBidi"/>
+                <w:u w:val="single"/>
+              </w:rPr>
+              <w:t>uniqueNumber</w:t>
+            </w:r>
+            <w:r>
+              <w:rPr>
+                <w:rFonts w:asciiTheme="minorBidi" w:hAnsiTheme="minorBidi"/>
+                <w:sz w:val="22"/>
+                <w:szCs w:val="22"/>
+              </w:rPr>
+              <w:t>(</w:t>
+            </w:r>
+            <w:proofErr w:type="gramEnd"/>
+            <w:r>
+              <w:rPr>
+                <w:rFonts w:asciiTheme="minorBidi" w:hAnsiTheme="minorBidi"/>
+                <w:sz w:val="22"/>
+                <w:szCs w:val="22"/>
+              </w:rPr>
+              <w:t xml:space="preserve">FK </w:t>
+            </w:r>
             <w:proofErr w:type="spellStart"/>
-            <w:proofErr w:type="gramStart"/>
+            <w:r>
+              <w:rPr>
+                <w:rFonts w:asciiTheme="minorBidi" w:hAnsiTheme="minorBidi"/>
+                <w:sz w:val="22"/>
+                <w:szCs w:val="22"/>
+              </w:rPr>
+              <w:t>ParkingLot</w:t>
+            </w:r>
+            <w:proofErr w:type="spellEnd"/>
+            <w:r>
+              <w:rPr>
+                <w:rFonts w:asciiTheme="minorBidi" w:hAnsiTheme="minorBidi"/>
+              </w:rPr>
+              <w:t xml:space="preserve">), </w:t>
+            </w:r>
             <w:r>
               <w:rPr>
                 <w:rFonts w:asciiTheme="minorBidi" w:hAnsiTheme="minorBidi"/>
                 <w:u w:val="single"/>
               </w:rPr>
-              <w:t>uniqueNumber</w:t>
-            </w:r>
-            <w:proofErr w:type="spellEnd"/>
-            <w:r>
-              <w:rPr>
-                <w:rFonts w:asciiTheme="minorBidi" w:hAnsiTheme="minorBidi"/>
-                <w:sz w:val="22"/>
-                <w:szCs w:val="22"/>
-              </w:rPr>
-              <w:t>(</w:t>
-            </w:r>
-            <w:proofErr w:type="gramEnd"/>
-            <w:r>
-              <w:rPr>
-                <w:rFonts w:asciiTheme="minorBidi" w:hAnsiTheme="minorBidi"/>
-                <w:sz w:val="22"/>
-                <w:szCs w:val="22"/>
-              </w:rPr>
-              <w:t xml:space="preserve">FK </w:t>
-            </w:r>
-            <w:proofErr w:type="spellStart"/>
-            <w:r>
-              <w:rPr>
-                <w:rFonts w:asciiTheme="minorBidi" w:hAnsiTheme="minorBidi"/>
-                <w:sz w:val="22"/>
-                <w:szCs w:val="22"/>
-              </w:rPr>
-              <w:t>ParkingLot</w:t>
-            </w:r>
-            <w:proofErr w:type="spellEnd"/>
-            <w:r>
-              <w:rPr>
-                <w:rFonts w:asciiTheme="minorBidi" w:hAnsiTheme="minorBidi"/>
-              </w:rPr>
-              <w:t xml:space="preserve">), </w:t>
-            </w:r>
-            <w:proofErr w:type="spellStart"/>
+              <w:t>floorNumber</w:t>
+            </w:r>
+            <w:r>
+              <w:rPr>
+                <w:rFonts w:asciiTheme="minorBidi" w:hAnsiTheme="minorBidi"/>
+              </w:rPr>
+              <w:t xml:space="preserve">, </w:t>
+            </w:r>
             <w:r>
               <w:rPr>
                 <w:rFonts w:asciiTheme="minorBidi" w:hAnsiTheme="minorBidi"/>
                 <w:u w:val="single"/>
               </w:rPr>
-              <w:t>floorNumber</w:t>
-            </w:r>
-            <w:proofErr w:type="spellEnd"/>
-            <w:r>
-              <w:rPr>
-                <w:rFonts w:asciiTheme="minorBidi" w:hAnsiTheme="minorBidi"/>
-              </w:rPr>
-              <w:t xml:space="preserve">, </w:t>
-            </w:r>
-            <w:proofErr w:type="spellStart"/>
-            <w:r>
-              <w:rPr>
-                <w:rFonts w:asciiTheme="minorBidi" w:hAnsiTheme="minorBidi"/>
-                <w:u w:val="single"/>
-              </w:rPr>
               <w:t>spaceNumber</w:t>
             </w:r>
-            <w:proofErr w:type="spellEnd"/>
             <w:r>
               <w:rPr>
                 <w:rFonts w:asciiTheme="minorBidi" w:hAnsiTheme="minorBidi"/>
@@ -4368,7 +3970,6 @@
                 <w:rtl/>
               </w:rPr>
             </w:pPr>
-            <w:proofErr w:type="spellStart"/>
             <w:r>
               <w:rPr>
                 <w:rFonts w:asciiTheme="minorBidi" w:hAnsiTheme="minorBidi"/>
@@ -4377,7 +3978,6 @@
               </w:rPr>
               <w:t>ParkingSpace</w:t>
             </w:r>
-            <w:proofErr w:type="spellEnd"/>
           </w:p>
         </w:tc>
       </w:tr>
@@ -4398,7 +3998,6 @@
                 <w:rtl/>
               </w:rPr>
             </w:pPr>
-            <w:proofErr w:type="spellStart"/>
             <w:proofErr w:type="gramStart"/>
             <w:r>
               <w:rPr>
@@ -4407,9 +4006,26 @@
                 <w:szCs w:val="22"/>
                 <w:u w:val="single"/>
               </w:rPr>
-              <w:t>vehicleNumber</w:t>
-            </w:r>
-            <w:proofErr w:type="spellEnd"/>
+              <w:t xml:space="preserve">vehicleNumber(FK </w:t>
+            </w:r>
+            <w:r>
+              <w:rPr>
+                <w:rFonts w:asciiTheme="minorBidi" w:hAnsiTheme="minorBidi"/>
+                <w:sz w:val="22"/>
+                <w:szCs w:val="22"/>
+              </w:rPr>
+              <w:t xml:space="preserve"> Vehicle</w:t>
+            </w:r>
+            <w:proofErr w:type="gramEnd"/>
+            <w:r>
+              <w:rPr>
+                <w:rFonts w:asciiTheme="minorBidi" w:hAnsiTheme="minorBidi"/>
+                <w:sz w:val="22"/>
+                <w:szCs w:val="22"/>
+              </w:rPr>
+              <w:t xml:space="preserve">), </w:t>
+            </w:r>
+            <w:proofErr w:type="gramStart"/>
             <w:r>
               <w:rPr>
                 <w:rFonts w:asciiTheme="minorBidi" w:hAnsiTheme="minorBidi"/>
@@ -4417,15 +4033,15 @@
                 <w:szCs w:val="22"/>
                 <w:u w:val="single"/>
               </w:rPr>
-              <w:t xml:space="preserve">(FK </w:t>
-            </w:r>
-            <w:r>
-              <w:rPr>
-                <w:rFonts w:asciiTheme="minorBidi" w:hAnsiTheme="minorBidi"/>
-                <w:sz w:val="22"/>
-                <w:szCs w:val="22"/>
-              </w:rPr>
-              <w:t xml:space="preserve"> Vehicle</w:t>
+              <w:t>uniqueNumber</w:t>
+            </w:r>
+            <w:r>
+              <w:rPr>
+                <w:rFonts w:asciiTheme="minorBidi" w:hAnsiTheme="minorBidi"/>
+                <w:sz w:val="22"/>
+                <w:szCs w:val="22"/>
+              </w:rPr>
+              <w:t>(FK  ParkingSpace) ,</w:t>
             </w:r>
             <w:proofErr w:type="gramEnd"/>
             <w:r>
@@ -4434,10 +4050,62 @@
                 <w:sz w:val="22"/>
                 <w:szCs w:val="22"/>
               </w:rPr>
+              <w:t xml:space="preserve"> </w:t>
+            </w:r>
+            <w:proofErr w:type="gramStart"/>
+            <w:r>
+              <w:rPr>
+                <w:rFonts w:asciiTheme="minorBidi" w:hAnsiTheme="minorBidi"/>
+                <w:sz w:val="22"/>
+                <w:szCs w:val="22"/>
+                <w:u w:val="single"/>
+              </w:rPr>
+              <w:t>floorNumber</w:t>
+            </w:r>
+            <w:r>
+              <w:rPr>
+                <w:rFonts w:asciiTheme="minorBidi" w:hAnsiTheme="minorBidi"/>
+                <w:sz w:val="22"/>
+                <w:szCs w:val="22"/>
+              </w:rPr>
+              <w:t>(FK  ParkingSpace) ,</w:t>
+            </w:r>
+            <w:proofErr w:type="gramEnd"/>
+            <w:r>
+              <w:rPr>
+                <w:rFonts w:asciiTheme="minorBidi" w:hAnsiTheme="minorBidi"/>
+                <w:sz w:val="22"/>
+                <w:szCs w:val="22"/>
+              </w:rPr>
+              <w:t xml:space="preserve"> </w:t>
+            </w:r>
+            <w:proofErr w:type="gramStart"/>
+            <w:r>
+              <w:rPr>
+                <w:rFonts w:asciiTheme="minorBidi" w:hAnsiTheme="minorBidi"/>
+                <w:sz w:val="22"/>
+                <w:szCs w:val="22"/>
+                <w:u w:val="single"/>
+              </w:rPr>
+              <w:t xml:space="preserve">spaceNumber(FK </w:t>
+            </w:r>
+            <w:r>
+              <w:rPr>
+                <w:rFonts w:asciiTheme="minorBidi" w:hAnsiTheme="minorBidi"/>
+                <w:sz w:val="22"/>
+                <w:szCs w:val="22"/>
+              </w:rPr>
+              <w:t xml:space="preserve"> ParkingSpace</w:t>
+            </w:r>
+            <w:proofErr w:type="gramEnd"/>
+            <w:r>
+              <w:rPr>
+                <w:rFonts w:asciiTheme="minorBidi" w:hAnsiTheme="minorBidi"/>
+                <w:sz w:val="22"/>
+                <w:szCs w:val="22"/>
+              </w:rPr>
               <w:t xml:space="preserve">), </w:t>
             </w:r>
-            <w:proofErr w:type="spellStart"/>
-            <w:proofErr w:type="gramStart"/>
             <w:r>
               <w:rPr>
                 <w:rFonts w:asciiTheme="minorBidi" w:hAnsiTheme="minorBidi"/>
@@ -4445,186 +4113,16 @@
                 <w:szCs w:val="22"/>
                 <w:u w:val="single"/>
               </w:rPr>
-              <w:t>uniqueNumber</w:t>
-            </w:r>
-            <w:proofErr w:type="spellEnd"/>
-            <w:r>
-              <w:rPr>
-                <w:rFonts w:asciiTheme="minorBidi" w:hAnsiTheme="minorBidi"/>
-                <w:sz w:val="22"/>
-                <w:szCs w:val="22"/>
-              </w:rPr>
-              <w:t xml:space="preserve">(FK  </w:t>
-            </w:r>
-            <w:proofErr w:type="spellStart"/>
-            <w:r>
-              <w:rPr>
-                <w:rFonts w:asciiTheme="minorBidi" w:hAnsiTheme="minorBidi"/>
-                <w:sz w:val="22"/>
-                <w:szCs w:val="22"/>
-              </w:rPr>
-              <w:t>ParkingSpace</w:t>
-            </w:r>
-            <w:proofErr w:type="spellEnd"/>
-            <w:r>
-              <w:rPr>
-                <w:rFonts w:asciiTheme="minorBidi" w:hAnsiTheme="minorBidi"/>
-                <w:sz w:val="22"/>
-                <w:szCs w:val="22"/>
-              </w:rPr>
-              <w:t>) ,</w:t>
-            </w:r>
-            <w:proofErr w:type="gramEnd"/>
-            <w:r>
-              <w:rPr>
-                <w:rFonts w:asciiTheme="minorBidi" w:hAnsiTheme="minorBidi"/>
-                <w:sz w:val="22"/>
-                <w:szCs w:val="22"/>
-              </w:rPr>
-              <w:t xml:space="preserve"> </w:t>
-            </w:r>
-            <w:proofErr w:type="spellStart"/>
-            <w:proofErr w:type="gramStart"/>
-            <w:r>
-              <w:rPr>
-                <w:rFonts w:asciiTheme="minorBidi" w:hAnsiTheme="minorBidi"/>
-                <w:sz w:val="22"/>
-                <w:szCs w:val="22"/>
-                <w:u w:val="single"/>
-              </w:rPr>
-              <w:t>floorNumber</w:t>
-            </w:r>
-            <w:proofErr w:type="spellEnd"/>
-            <w:r>
-              <w:rPr>
-                <w:rFonts w:asciiTheme="minorBidi" w:hAnsiTheme="minorBidi"/>
-                <w:sz w:val="22"/>
-                <w:szCs w:val="22"/>
-              </w:rPr>
-              <w:t xml:space="preserve">(FK  </w:t>
-            </w:r>
-            <w:proofErr w:type="spellStart"/>
-            <w:r>
-              <w:rPr>
-                <w:rFonts w:asciiTheme="minorBidi" w:hAnsiTheme="minorBidi"/>
-                <w:sz w:val="22"/>
-                <w:szCs w:val="22"/>
-              </w:rPr>
-              <w:t>ParkingSpace</w:t>
-            </w:r>
-            <w:proofErr w:type="spellEnd"/>
-            <w:r>
-              <w:rPr>
-                <w:rFonts w:asciiTheme="minorBidi" w:hAnsiTheme="minorBidi"/>
-                <w:sz w:val="22"/>
-                <w:szCs w:val="22"/>
-              </w:rPr>
-              <w:t>) ,</w:t>
-            </w:r>
-            <w:proofErr w:type="gramEnd"/>
-            <w:r>
-              <w:rPr>
-                <w:rFonts w:asciiTheme="minorBidi" w:hAnsiTheme="minorBidi"/>
-                <w:sz w:val="22"/>
-                <w:szCs w:val="22"/>
-              </w:rPr>
-              <w:t xml:space="preserve"> </w:t>
-            </w:r>
-            <w:proofErr w:type="spellStart"/>
-            <w:proofErr w:type="gramStart"/>
-            <w:r>
-              <w:rPr>
-                <w:rFonts w:asciiTheme="minorBidi" w:hAnsiTheme="minorBidi"/>
-                <w:sz w:val="22"/>
-                <w:szCs w:val="22"/>
-                <w:u w:val="single"/>
-              </w:rPr>
-              <w:t>spaceNumber</w:t>
-            </w:r>
-            <w:proofErr w:type="spellEnd"/>
-            <w:r>
-              <w:rPr>
-                <w:rFonts w:asciiTheme="minorBidi" w:hAnsiTheme="minorBidi"/>
-                <w:sz w:val="22"/>
-                <w:szCs w:val="22"/>
-                <w:u w:val="single"/>
-              </w:rPr>
-              <w:t xml:space="preserve">(FK </w:t>
-            </w:r>
-            <w:r>
-              <w:rPr>
-                <w:rFonts w:asciiTheme="minorBidi" w:hAnsiTheme="minorBidi"/>
-                <w:sz w:val="22"/>
-                <w:szCs w:val="22"/>
-              </w:rPr>
-              <w:t xml:space="preserve"> </w:t>
-            </w:r>
-            <w:proofErr w:type="spellStart"/>
-            <w:r>
-              <w:rPr>
-                <w:rFonts w:asciiTheme="minorBidi" w:hAnsiTheme="minorBidi"/>
-                <w:sz w:val="22"/>
-                <w:szCs w:val="22"/>
-              </w:rPr>
-              <w:t>ParkingSpace</w:t>
-            </w:r>
-            <w:proofErr w:type="spellEnd"/>
-            <w:proofErr w:type="gramEnd"/>
-            <w:r>
-              <w:rPr>
-                <w:rFonts w:asciiTheme="minorBidi" w:hAnsiTheme="minorBidi"/>
-                <w:sz w:val="22"/>
-                <w:szCs w:val="22"/>
-              </w:rPr>
-              <w:t xml:space="preserve">), </w:t>
-            </w:r>
-            <w:proofErr w:type="spellStart"/>
-            <w:r>
-              <w:rPr>
-                <w:rFonts w:asciiTheme="minorBidi" w:hAnsiTheme="minorBidi"/>
-                <w:sz w:val="22"/>
-                <w:szCs w:val="22"/>
-                <w:u w:val="single"/>
-              </w:rPr>
               <w:t>startTime</w:t>
             </w:r>
-            <w:proofErr w:type="spellEnd"/>
-            <w:r>
-              <w:rPr>
-                <w:rFonts w:asciiTheme="minorBidi" w:hAnsiTheme="minorBidi"/>
-                <w:sz w:val="22"/>
-                <w:szCs w:val="22"/>
-              </w:rPr>
-              <w:t xml:space="preserve">, </w:t>
-            </w:r>
-            <w:proofErr w:type="spellStart"/>
-            <w:r>
-              <w:rPr>
-                <w:rFonts w:asciiTheme="minorBidi" w:hAnsiTheme="minorBidi"/>
-                <w:sz w:val="22"/>
-                <w:szCs w:val="22"/>
-              </w:rPr>
-              <w:t>endTime</w:t>
-            </w:r>
-            <w:proofErr w:type="spellEnd"/>
-            <w:r>
-              <w:rPr>
-                <w:rFonts w:asciiTheme="minorBidi" w:hAnsiTheme="minorBidi"/>
-                <w:sz w:val="22"/>
-                <w:szCs w:val="22"/>
-              </w:rPr>
-              <w:t xml:space="preserve">, </w:t>
-            </w:r>
-            <w:proofErr w:type="spellStart"/>
-            <w:r>
-              <w:rPr>
-                <w:rFonts w:asciiTheme="minorBidi" w:hAnsiTheme="minorBidi"/>
-                <w:sz w:val="22"/>
-                <w:szCs w:val="22"/>
-              </w:rPr>
-              <w:t>amountPaid</w:t>
-            </w:r>
-            <w:proofErr w:type="spellEnd"/>
+            <w:r>
+              <w:rPr>
+                <w:rFonts w:asciiTheme="minorBidi" w:hAnsiTheme="minorBidi"/>
+                <w:sz w:val="22"/>
+                <w:szCs w:val="22"/>
+              </w:rPr>
+              <w:t>, endTime, amountPaid</w:t>
+            </w:r>
           </w:p>
         </w:tc>
         <w:tc>
@@ -4697,7 +4195,6 @@
               </w:rPr>
               <w:t xml:space="preserve"> </w:t>
             </w:r>
-            <w:proofErr w:type="spellStart"/>
             <w:r>
               <w:rPr>
                 <w:rFonts w:asciiTheme="minorBidi" w:hAnsiTheme="minorBidi"/>
@@ -4707,7 +4204,6 @@
               </w:rPr>
               <w:t>ParkingLotID</w:t>
             </w:r>
-            <w:proofErr w:type="spellEnd"/>
             <w:r>
               <w:rPr>
                 <w:rFonts w:asciiTheme="minorBidi" w:hAnsiTheme="minorBidi"/>
@@ -4788,6 +4284,15 @@
                 <w:lang w:val="en-GB"/>
               </w:rPr>
             </w:pPr>
+            <w:r>
+              <w:rPr>
+                <w:rFonts w:asciiTheme="minorBidi" w:hAnsiTheme="minorBidi"/>
+                <w:sz w:val="22"/>
+                <w:szCs w:val="22"/>
+                <w:u w:val="single"/>
+              </w:rPr>
+              <w:t xml:space="preserve">VehicleNumber, </w:t>
+            </w:r>
             <w:proofErr w:type="spellStart"/>
             <w:r>
               <w:rPr>
@@ -4796,7 +4301,7 @@
                 <w:szCs w:val="22"/>
                 <w:u w:val="single"/>
               </w:rPr>
-              <w:t>VehicleNumber</w:t>
+              <w:t>StationID</w:t>
             </w:r>
             <w:proofErr w:type="spellEnd"/>
             <w:r>
@@ -4804,30 +4309,9 @@
                 <w:rFonts w:asciiTheme="minorBidi" w:hAnsiTheme="minorBidi"/>
                 <w:sz w:val="22"/>
                 <w:szCs w:val="22"/>
-                <w:u w:val="single"/>
               </w:rPr>
               <w:t xml:space="preserve">, </w:t>
             </w:r>
-            <w:proofErr w:type="spellStart"/>
-            <w:r>
-              <w:rPr>
-                <w:rFonts w:asciiTheme="minorBidi" w:hAnsiTheme="minorBidi"/>
-                <w:sz w:val="22"/>
-                <w:szCs w:val="22"/>
-                <w:u w:val="single"/>
-              </w:rPr>
-              <w:t>StationID</w:t>
-            </w:r>
-            <w:proofErr w:type="spellEnd"/>
-            <w:r>
-              <w:rPr>
-                <w:rFonts w:asciiTheme="minorBidi" w:hAnsiTheme="minorBidi"/>
-                <w:sz w:val="22"/>
-                <w:szCs w:val="22"/>
-              </w:rPr>
-              <w:t xml:space="preserve">, </w:t>
-            </w:r>
-            <w:proofErr w:type="spellStart"/>
             <w:r>
               <w:rPr>
                 <w:rFonts w:asciiTheme="minorBidi" w:hAnsiTheme="minorBidi"/>
@@ -4837,7 +4321,6 @@
               </w:rPr>
               <w:t>startTime</w:t>
             </w:r>
-            <w:proofErr w:type="spellEnd"/>
             <w:r>
               <w:rPr>
                 <w:rFonts w:asciiTheme="minorBidi" w:hAnsiTheme="minorBidi"/>
@@ -4919,16 +4402,41 @@
                 <w:u w:val="single"/>
               </w:rPr>
             </w:pPr>
+            <w:proofErr w:type="gramStart"/>
+            <w:r>
+              <w:rPr>
+                <w:rFonts w:asciiTheme="minorBidi" w:hAnsiTheme="minorBidi"/>
+                <w:sz w:val="22"/>
+                <w:szCs w:val="22"/>
+                <w:u w:val="single"/>
+              </w:rPr>
+              <w:t xml:space="preserve">vehicleNumber(FK </w:t>
+            </w:r>
+            <w:r>
+              <w:rPr>
+                <w:rFonts w:asciiTheme="minorBidi" w:hAnsiTheme="minorBidi"/>
+                <w:sz w:val="22"/>
+                <w:szCs w:val="22"/>
+              </w:rPr>
+              <w:t xml:space="preserve"> Vehicle</w:t>
+            </w:r>
+            <w:proofErr w:type="gramEnd"/>
+            <w:r>
+              <w:rPr>
+                <w:rFonts w:asciiTheme="minorBidi" w:hAnsiTheme="minorBidi"/>
+                <w:sz w:val="22"/>
+                <w:szCs w:val="22"/>
+              </w:rPr>
+              <w:t xml:space="preserve">), </w:t>
+            </w:r>
             <w:proofErr w:type="spellStart"/>
-            <w:proofErr w:type="gramStart"/>
-            <w:r>
-              <w:rPr>
-                <w:rFonts w:asciiTheme="minorBidi" w:hAnsiTheme="minorBidi"/>
-                <w:sz w:val="22"/>
-                <w:szCs w:val="22"/>
-                <w:u w:val="single"/>
-              </w:rPr>
-              <w:t>vehicleNumber</w:t>
+            <w:r>
+              <w:rPr>
+                <w:rFonts w:asciiTheme="minorBidi" w:hAnsiTheme="minorBidi"/>
+                <w:sz w:val="22"/>
+                <w:szCs w:val="22"/>
+              </w:rPr>
+              <w:t>battery_level</w:t>
             </w:r>
             <w:proofErr w:type="spellEnd"/>
             <w:r>
@@ -4936,26 +4444,8 @@
                 <w:rFonts w:asciiTheme="minorBidi" w:hAnsiTheme="minorBidi"/>
                 <w:sz w:val="22"/>
                 <w:szCs w:val="22"/>
-                <w:u w:val="single"/>
-              </w:rPr>
-              <w:t xml:space="preserve">(FK </w:t>
-            </w:r>
-            <w:r>
-              <w:rPr>
-                <w:rFonts w:asciiTheme="minorBidi" w:hAnsiTheme="minorBidi"/>
-                <w:sz w:val="22"/>
-                <w:szCs w:val="22"/>
-              </w:rPr>
-              <w:t xml:space="preserve"> Vehicle</w:t>
-            </w:r>
-            <w:proofErr w:type="gramEnd"/>
-            <w:r>
-              <w:rPr>
-                <w:rFonts w:asciiTheme="minorBidi" w:hAnsiTheme="minorBidi"/>
-                <w:sz w:val="22"/>
-                <w:szCs w:val="22"/>
-              </w:rPr>
-              <w:t xml:space="preserve">), </w:t>
+              </w:rPr>
+              <w:t xml:space="preserve">, </w:t>
             </w:r>
             <w:proofErr w:type="spellStart"/>
             <w:r>
@@ -4964,27 +4454,9 @@
                 <w:sz w:val="22"/>
                 <w:szCs w:val="22"/>
               </w:rPr>
-              <w:t>battery_level</w:t>
+              <w:t>isCharging</w:t>
             </w:r>
             <w:proofErr w:type="spellEnd"/>
-            <w:r>
-              <w:rPr>
-                <w:rFonts w:asciiTheme="minorBidi" w:hAnsiTheme="minorBidi"/>
-                <w:sz w:val="22"/>
-                <w:szCs w:val="22"/>
-              </w:rPr>
-              <w:t xml:space="preserve">, </w:t>
-            </w:r>
-            <w:proofErr w:type="spellStart"/>
-            <w:r>
-              <w:rPr>
-                <w:rFonts w:asciiTheme="minorBidi" w:hAnsiTheme="minorBidi"/>
-                <w:sz w:val="22"/>
-                <w:szCs w:val="22"/>
-              </w:rPr>
-              <w:t>isCharging</w:t>
-            </w:r>
-            <w:proofErr w:type="spellEnd"/>
           </w:p>
         </w:tc>
         <w:tc>
@@ -5004,133 +4476,6 @@
                 <w:rFonts w:asciiTheme="minorBidi" w:hAnsiTheme="minorBidi"/>
               </w:rPr>
               <w:t xml:space="preserve">Electric </w:t>
-            </w:r>
-          </w:p>
-        </w:tc>
-      </w:tr>
-      <w:tr>
-        <w:trPr>
-          <w:trHeight w:val="432"/>
-        </w:trPr>
-        <w:tc>
-          <w:tcPr>
-            <w:tcW w:w="6137" w:type="dxa"/>
-            <w:vAlign w:val="center"/>
-          </w:tcPr>
-          <w:p>
-            <w:pPr>
-              <w:bidi w:val="0"/>
-              <w:rPr>
-                <w:rFonts w:asciiTheme="minorBidi" w:hAnsiTheme="minorBidi"/>
-                <w:sz w:val="22"/>
-                <w:szCs w:val="22"/>
-                <w:rtl/>
-              </w:rPr>
-            </w:pPr>
-            <w:proofErr w:type="spellStart"/>
-            <w:r>
-              <w:rPr>
-                <w:rFonts w:asciiTheme="minorBidi" w:hAnsiTheme="minorBidi"/>
-                <w:sz w:val="22"/>
-                <w:szCs w:val="22"/>
-                <w:u w:val="single"/>
-              </w:rPr>
-              <w:t>StationID</w:t>
-            </w:r>
-            <w:proofErr w:type="spellEnd"/>
-            <w:r>
-              <w:rPr>
-                <w:rFonts w:asciiTheme="minorBidi" w:hAnsiTheme="minorBidi"/>
-                <w:sz w:val="22"/>
-                <w:szCs w:val="22"/>
-                <w:u w:val="single"/>
-              </w:rPr>
-              <w:t xml:space="preserve">(FK </w:t>
-            </w:r>
-            <w:proofErr w:type="spellStart"/>
-            <w:r>
-              <w:rPr>
-                <w:rFonts w:asciiTheme="minorBidi" w:hAnsiTheme="minorBidi"/>
-                <w:sz w:val="22"/>
-                <w:szCs w:val="22"/>
-                <w:u w:val="single"/>
-              </w:rPr>
-              <w:t>ChargingStation</w:t>
-            </w:r>
-            <w:proofErr w:type="spellEnd"/>
-            <w:r>
-              <w:rPr>
-                <w:rFonts w:asciiTheme="minorBidi" w:hAnsiTheme="minorBidi"/>
-                <w:sz w:val="22"/>
-                <w:szCs w:val="22"/>
-                <w:u w:val="single"/>
-              </w:rPr>
-              <w:t>),</w:t>
-            </w:r>
-            <w:r>
-              <w:rPr>
-                <w:rFonts w:asciiTheme="minorBidi" w:hAnsiTheme="minorBidi"/>
-                <w:sz w:val="22"/>
-                <w:szCs w:val="22"/>
-              </w:rPr>
-              <w:t xml:space="preserve"> </w:t>
-            </w:r>
-            <w:proofErr w:type="spellStart"/>
-            <w:r>
-              <w:rPr>
-                <w:rFonts w:asciiTheme="minorBidi" w:hAnsiTheme="minorBidi"/>
-                <w:sz w:val="22"/>
-                <w:szCs w:val="22"/>
-                <w:u w:val="single"/>
-              </w:rPr>
-              <w:t>uniqueNumber</w:t>
-            </w:r>
-            <w:proofErr w:type="spellEnd"/>
-            <w:r>
-              <w:rPr>
-                <w:rFonts w:asciiTheme="minorBidi" w:hAnsiTheme="minorBidi"/>
-                <w:sz w:val="22"/>
-                <w:szCs w:val="22"/>
-              </w:rPr>
-              <w:t xml:space="preserve">(FK </w:t>
-            </w:r>
-            <w:proofErr w:type="spellStart"/>
-            <w:r>
-              <w:rPr>
-                <w:rFonts w:asciiTheme="minorBidi" w:hAnsiTheme="minorBidi"/>
-                <w:sz w:val="22"/>
-                <w:szCs w:val="22"/>
-              </w:rPr>
-              <w:t>ParkingLot</w:t>
-            </w:r>
-            <w:proofErr w:type="spellEnd"/>
-            <w:r>
-              <w:rPr>
-                <w:rFonts w:asciiTheme="minorBidi" w:hAnsiTheme="minorBidi"/>
-                <w:sz w:val="22"/>
-                <w:szCs w:val="22"/>
-              </w:rPr>
-              <w:t>)</w:t>
-            </w:r>
-          </w:p>
-        </w:tc>
-        <w:tc>
-          <w:tcPr>
-            <w:tcW w:w="2159" w:type="dxa"/>
-            <w:vAlign w:val="center"/>
-          </w:tcPr>
-          <w:p>
-            <w:pPr>
-              <w:bidi w:val="0"/>
-              <w:rPr>
-                <w:rFonts w:asciiTheme="minorBidi" w:hAnsiTheme="minorBidi"/>
-              </w:rPr>
-            </w:pPr>
-            <w:r>
-              <w:rPr>
-                <w:rFonts w:asciiTheme="minorBidi" w:hAnsiTheme="minorBidi"/>
-              </w:rPr>
-              <w:t xml:space="preserve">Is in </w:t>
             </w:r>
           </w:p>
         </w:tc>
@@ -5316,7 +4661,7 @@
     </w:p>
     <w:p>
       <w:pPr>
-        <w:pStyle w:val="NoSpacing"/>
+        <w:pStyle w:val="af4"/>
         <w:rPr>
           <w:rtl/>
         </w:rPr>
@@ -5331,7 +4676,7 @@
     </w:p>
     <w:tbl>
       <w:tblPr>
-        <w:tblStyle w:val="TableGrid"/>
+        <w:tblStyle w:val="ae"/>
         <w:bidiVisual/>
         <w:tblW w:w="0" w:type="auto"/>
         <w:tblBorders>
@@ -5403,16 +4748,8 @@
               <w:rPr>
                 <w:rFonts w:asciiTheme="minorBidi" w:hAnsiTheme="minorBidi"/>
               </w:rPr>
-              <w:t xml:space="preserve">, </w:t>
-            </w:r>
-            <w:proofErr w:type="spellStart"/>
-            <w:r>
-              <w:rPr>
-                <w:rFonts w:asciiTheme="minorBidi" w:hAnsiTheme="minorBidi"/>
-              </w:rPr>
-              <w:t>ParkingSpace</w:t>
-            </w:r>
-            <w:proofErr w:type="spellEnd"/>
+              <w:t>, ParkingSpace</w:t>
+            </w:r>
           </w:p>
         </w:tc>
         <w:tc>
@@ -5709,12 +5046,82 @@
         </w:rPr>
         <w:t xml:space="preserve">, </w:t>
       </w:r>
+      <w:r>
+        <w:rPr>
+          <w:rFonts w:asciiTheme="minorBidi" w:hAnsiTheme="minorBidi"/>
+        </w:rPr>
+        <w:t>ParkingSpace</w:t>
+      </w:r>
+      <w:r>
+        <w:rPr>
+          <w:rFonts w:asciiTheme="minorBidi" w:hAnsiTheme="minorBidi" w:hint="cs"/>
+          <w:rtl/>
+        </w:rPr>
+        <w:t xml:space="preserve">: </w:t>
+      </w:r>
+      <w:r>
+        <w:rPr>
+          <w:rFonts w:asciiTheme="minorBidi" w:hAnsiTheme="minorBidi" w:hint="cs"/>
+          <w:rtl/>
+        </w:rPr>
+        <w:t xml:space="preserve">ישנה </w:t>
+      </w:r>
+      <w:r>
+        <w:rPr>
+          <w:rFonts w:asciiTheme="minorBidi" w:hAnsiTheme="minorBidi"/>
+          <w:rtl/>
+        </w:rPr>
+        <w:t>לכידות פונקציונלית</w:t>
+      </w:r>
+      <w:r>
+        <w:rPr>
+          <w:rFonts w:asciiTheme="minorBidi" w:hAnsiTheme="minorBidi" w:hint="cs"/>
+          <w:rtl/>
+        </w:rPr>
+        <w:t xml:space="preserve"> </w:t>
+      </w:r>
+      <w:r>
+        <w:rPr>
+          <w:rFonts w:asciiTheme="minorBidi" w:hAnsiTheme="minorBidi" w:hint="cs"/>
+          <w:rtl/>
+        </w:rPr>
+        <w:t>ו</w:t>
+      </w:r>
+      <w:r>
+        <w:rPr>
+          <w:rFonts w:asciiTheme="minorBidi" w:hAnsiTheme="minorBidi" w:hint="cs"/>
+          <w:rtl/>
+        </w:rPr>
+        <w:t xml:space="preserve">הם </w:t>
+      </w:r>
+      <w:r>
+        <w:rPr>
+          <w:rFonts w:asciiTheme="minorBidi" w:hAnsiTheme="minorBidi" w:hint="cs"/>
+          <w:rtl/>
+        </w:rPr>
+        <w:t>מתארים</w:t>
+      </w:r>
+      <w:r>
+        <w:rPr>
+          <w:rFonts w:asciiTheme="minorBidi" w:hAnsiTheme="minorBidi" w:hint="cs"/>
+          <w:rtl/>
+        </w:rPr>
+        <w:t xml:space="preserve"> איך מונחות כל החניות, בכדי לבדוק איפה יש חנייה פנוייה יש לגשת לשתי המחלקות.</w:t>
+      </w:r>
+    </w:p>
+    <w:p>
+      <w:pPr>
+        <w:rPr>
+          <w:rFonts w:asciiTheme="minorBidi" w:hAnsiTheme="minorBidi"/>
+          <w:rtl/>
+        </w:rPr>
+      </w:pPr>
       <w:proofErr w:type="spellStart"/>
       <w:r>
         <w:rPr>
           <w:rFonts w:asciiTheme="minorBidi" w:hAnsiTheme="minorBidi"/>
         </w:rPr>
-        <w:t>ParkingSpace</w:t>
+        <w:t>ParkingLot</w:t>
       </w:r>
       <w:proofErr w:type="spellEnd"/>
       <w:r>
@@ -5722,148 +5129,76 @@
           <w:rFonts w:asciiTheme="minorBidi" w:hAnsiTheme="minorBidi" w:hint="cs"/>
           <w:rtl/>
         </w:rPr>
-        <w:t xml:space="preserve">: </w:t>
-      </w:r>
+        <w:t xml:space="preserve">, </w:t>
+      </w:r>
+      <w:proofErr w:type="spellStart"/>
+      <w:r>
+        <w:rPr>
+          <w:rFonts w:asciiTheme="minorBidi" w:hAnsiTheme="minorBidi"/>
+        </w:rPr>
+        <w:t>ParksIn</w:t>
+      </w:r>
+      <w:proofErr w:type="spellEnd"/>
       <w:r>
         <w:rPr>
           <w:rFonts w:asciiTheme="minorBidi" w:hAnsiTheme="minorBidi" w:hint="cs"/>
           <w:rtl/>
         </w:rPr>
-        <w:t xml:space="preserve">ישנה </w:t>
-      </w:r>
-      <w:r>
-        <w:rPr>
-          <w:rFonts w:asciiTheme="minorBidi" w:hAnsiTheme="minorBidi"/>
-          <w:rtl/>
-        </w:rPr>
-        <w:t>לכידות פונקציונלית</w:t>
+        <w:t>: מופרדים כיוון ש-</w:t>
+      </w:r>
+      <w:r>
+        <w:rPr>
+          <w:rFonts w:asciiTheme="minorBidi" w:hAnsiTheme="minorBidi"/>
+        </w:rPr>
+        <w:t xml:space="preserve"> </w:t>
+      </w:r>
+      <w:proofErr w:type="spellStart"/>
+      <w:r>
+        <w:rPr>
+          <w:rFonts w:asciiTheme="minorBidi" w:hAnsiTheme="minorBidi"/>
+        </w:rPr>
+        <w:t>ParkingLot</w:t>
+      </w:r>
+      <w:proofErr w:type="spellEnd"/>
+      <w:r>
+        <w:rPr>
+          <w:rFonts w:asciiTheme="minorBidi" w:hAnsiTheme="minorBidi"/>
+        </w:rPr>
+        <w:t xml:space="preserve"> </w:t>
       </w:r>
       <w:r>
         <w:rPr>
           <w:rFonts w:asciiTheme="minorBidi" w:hAnsiTheme="minorBidi" w:hint="cs"/>
           <w:rtl/>
         </w:rPr>
-        <w:t xml:space="preserve"> </w:t>
-      </w:r>
+        <w:t xml:space="preserve">היא תשתית ואילו </w:t>
+      </w:r>
+      <w:proofErr w:type="spellStart"/>
+      <w:r>
+        <w:rPr>
+          <w:rFonts w:asciiTheme="minorBidi" w:hAnsiTheme="minorBidi"/>
+        </w:rPr>
+        <w:t>parksIn</w:t>
+      </w:r>
+      <w:proofErr w:type="spellEnd"/>
       <w:r>
         <w:rPr>
           <w:rFonts w:asciiTheme="minorBidi" w:hAnsiTheme="minorBidi" w:hint="cs"/>
           <w:rtl/>
         </w:rPr>
-        <w:t>ו</w:t>
+        <w:t xml:space="preserve"> היא פעילות. כדי שיהיה לנו צימוד נמוך וכן מתי שלדוגמא נרצה לחשב תפוקה חודשית נצטרך לגשת רק ל </w:t>
+      </w:r>
+      <w:r>
+        <w:rPr>
+          <w:rFonts w:asciiTheme="minorBidi" w:hAnsiTheme="minorBidi"/>
+        </w:rPr>
+        <w:t>D2</w:t>
       </w:r>
       <w:r>
         <w:rPr>
           <w:rFonts w:asciiTheme="minorBidi" w:hAnsiTheme="minorBidi" w:hint="cs"/>
           <w:rtl/>
         </w:rPr>
-        <w:t xml:space="preserve">הם </w:t>
-      </w:r>
-      <w:r>
-        <w:rPr>
-          <w:rFonts w:asciiTheme="minorBidi" w:hAnsiTheme="minorBidi" w:hint="cs"/>
-          <w:rtl/>
-        </w:rPr>
-        <w:t>מתארים</w:t>
-      </w:r>
-      <w:r>
-        <w:rPr>
-          <w:rFonts w:asciiTheme="minorBidi" w:hAnsiTheme="minorBidi" w:hint="cs"/>
-          <w:rtl/>
-        </w:rPr>
-        <w:t xml:space="preserve"> איך מונחות כל החניות, בכדי לבדוק איפה יש חנייה פנוייה יש לגשת לשתי המחלקות.</w:t>
-      </w:r>
-    </w:p>
-    <w:p>
-      <w:pPr>
-        <w:rPr>
-          <w:rFonts w:asciiTheme="minorBidi" w:hAnsiTheme="minorBidi"/>
-          <w:rtl/>
-        </w:rPr>
-      </w:pPr>
-      <w:proofErr w:type="spellStart"/>
-      <w:r>
-        <w:rPr>
-          <w:rFonts w:asciiTheme="minorBidi" w:hAnsiTheme="minorBidi"/>
-        </w:rPr>
-        <w:t>ParkingLot</w:t>
-      </w:r>
-      <w:proofErr w:type="spellEnd"/>
-      <w:r>
-        <w:rPr>
-          <w:rFonts w:asciiTheme="minorBidi" w:hAnsiTheme="minorBidi" w:hint="cs"/>
-          <w:rtl/>
-        </w:rPr>
-        <w:t xml:space="preserve">, </w:t>
-      </w:r>
-      <w:proofErr w:type="spellStart"/>
-      <w:r>
-        <w:rPr>
-          <w:rFonts w:asciiTheme="minorBidi" w:hAnsiTheme="minorBidi"/>
-        </w:rPr>
-        <w:t>ParksIn</w:t>
-      </w:r>
-      <w:proofErr w:type="spellEnd"/>
-      <w:r>
-        <w:rPr>
-          <w:rFonts w:asciiTheme="minorBidi" w:hAnsiTheme="minorBidi" w:hint="cs"/>
-          <w:rtl/>
-        </w:rPr>
-        <w:t>: מופרדים כיוון ש-</w:t>
-      </w:r>
-      <w:r>
-        <w:rPr>
-          <w:rFonts w:asciiTheme="minorBidi" w:hAnsiTheme="minorBidi"/>
-        </w:rPr>
-        <w:t xml:space="preserve"> </w:t>
-      </w:r>
-      <w:proofErr w:type="spellStart"/>
-      <w:r>
-        <w:rPr>
-          <w:rFonts w:asciiTheme="minorBidi" w:hAnsiTheme="minorBidi"/>
-        </w:rPr>
-        <w:t>ParkingLot</w:t>
-      </w:r>
-      <w:proofErr w:type="spellEnd"/>
-      <w:r>
-        <w:rPr>
-          <w:rFonts w:asciiTheme="minorBidi" w:hAnsiTheme="minorBidi"/>
-        </w:rPr>
-        <w:t xml:space="preserve"> </w:t>
-      </w:r>
-      <w:r>
-        <w:rPr>
-          <w:rFonts w:asciiTheme="minorBidi" w:hAnsiTheme="minorBidi" w:hint="cs"/>
-          <w:rtl/>
-        </w:rPr>
-        <w:t xml:space="preserve">היא תשתית ואילו </w:t>
-      </w:r>
-      <w:proofErr w:type="spellStart"/>
-      <w:r>
-        <w:rPr>
-          <w:rFonts w:asciiTheme="minorBidi" w:hAnsiTheme="minorBidi"/>
-        </w:rPr>
-        <w:t>parksIn</w:t>
-      </w:r>
-      <w:proofErr w:type="spellEnd"/>
-      <w:r>
-        <w:rPr>
-          <w:rFonts w:asciiTheme="minorBidi" w:hAnsiTheme="minorBidi" w:hint="cs"/>
-          <w:rtl/>
-        </w:rPr>
-        <w:t xml:space="preserve"> היא פעילות. כדי שיהיה לנו צימוד נמוך וכן מתי שלדוגמא נרצה לחשב תפוקה חודשית נצטרך לגשת רק ל </w:t>
-      </w:r>
-      <w:r>
-        <w:rPr>
-          <w:rFonts w:asciiTheme="minorBidi" w:hAnsiTheme="minorBidi"/>
-        </w:rPr>
-        <w:t>D2</w:t>
-      </w:r>
-      <w:r>
-        <w:rPr>
-          <w:rFonts w:asciiTheme="minorBidi" w:hAnsiTheme="minorBidi" w:hint="cs"/>
-          <w:rtl/>
-        </w:rPr>
         <w:t>.</w:t>
       </w:r>
     </w:p>
@@ -5877,7 +5212,7 @@
     </w:p>
     <w:p>
       <w:pPr>
-        <w:pStyle w:val="NoSpacing"/>
+        <w:pStyle w:val="af4"/>
       </w:pPr>
       <w:r>
         <w:rPr>
@@ -5965,7 +5300,7 @@
     </w:p>
     <w:p>
       <w:pPr>
-        <w:pStyle w:val="NoSpacing"/>
+        <w:pStyle w:val="af4"/>
       </w:pPr>
       <w:r>
         <w:lastRenderedPageBreak/>
@@ -6042,7 +5377,7 @@
     </w:p>
     <w:p>
       <w:pPr>
-        <w:pStyle w:val="NoSpacing"/>
+        <w:pStyle w:val="af4"/>
       </w:pPr>
       <w:r>
         <w:lastRenderedPageBreak/>
@@ -6054,7 +5389,7 @@
     </w:p>
     <w:tbl>
       <w:tblPr>
-        <w:tblStyle w:val="TableGrid"/>
+        <w:tblStyle w:val="ae"/>
         <w:bidiVisual/>
         <w:tblW w:w="9445" w:type="dxa"/>
         <w:jc w:val="right"/>
@@ -6248,7 +5583,6 @@
                 <w:rtl/>
               </w:rPr>
             </w:pPr>
-            <w:proofErr w:type="spellStart"/>
             <w:r>
               <w:rPr>
                 <w:rFonts w:ascii="Arial" w:hAnsi="Arial" w:cs="Arial"/>
@@ -6257,7 +5591,6 @@
               </w:rPr>
               <w:t>startTime</w:t>
             </w:r>
-            <w:proofErr w:type="spellEnd"/>
           </w:p>
         </w:tc>
         <w:tc>
@@ -7348,15 +6681,7 @@
                 <w:sz w:val="20"/>
                 <w:szCs w:val="20"/>
               </w:rPr>
-              <w:t xml:space="preserve"> </w:t>
-            </w:r>
-            <w:r>
-              <w:rPr>
-                <w:rFonts w:ascii="Arial" w:hAnsi="Arial" w:cs="Arial"/>
-                <w:sz w:val="20"/>
-                <w:szCs w:val="20"/>
-              </w:rPr>
-              <w:t>exit</w:t>
+              <w:t xml:space="preserve"> exit</w:t>
             </w:r>
           </w:p>
         </w:tc>
@@ -7600,7 +6925,7 @@
               <w:bidi w:val="0"/>
               <w:spacing w:line="276" w:lineRule="auto"/>
               <w:rPr>
-                <w:rFonts w:ascii="Arial" w:hAnsi="Arial" w:cs="Arial" w:hint="cs"/>
+                <w:rFonts w:ascii="Arial" w:hAnsi="Arial" w:cs="Arial"/>
                 <w:sz w:val="20"/>
                 <w:szCs w:val="20"/>
                 <w:rtl/>
@@ -7745,7 +7070,7 @@
     </w:tbl>
     <w:p>
       <w:pPr>
-        <w:pStyle w:val="NoSpacing"/>
+        <w:pStyle w:val="af4"/>
       </w:pPr>
       <w:r>
         <w:t xml:space="preserve"> </w:t>
@@ -7753,7 +7078,7 @@
     </w:p>
     <w:p>
       <w:pPr>
-        <w:pStyle w:val="NoSpacing"/>
+        <w:pStyle w:val="af4"/>
       </w:pPr>
       <w:r>
         <w:t>2.5</w:t>
@@ -7834,95 +7159,12 @@
                                 <w:lang w:val="en-GB"/>
                               </w:rPr>
                             </w:pPr>
-                            <w:proofErr w:type="spellStart"/>
                             <w:r>
                               <w:rPr>
                                 <w:color w:val="000000" w:themeColor="text1"/>
                                 <w:lang w:val="en-GB"/>
                               </w:rPr>
-                              <w:t>IIf</w:t>
-                            </w:r>
-                            <w:proofErr w:type="spellEnd"/>
-                            <w:r>
-                              <w:rPr>
-                                <w:color w:val="000000" w:themeColor="text1"/>
-                                <w:lang w:val="en-GB"/>
-                              </w:rPr>
-                              <w:t>([</w:t>
-                            </w:r>
-                            <w:proofErr w:type="spellStart"/>
-                            <w:r>
-                              <w:rPr>
-                                <w:color w:val="000000" w:themeColor="text1"/>
-                                <w:lang w:val="en-GB"/>
-                              </w:rPr>
-                              <w:t>dayOrMin</w:t>
-                            </w:r>
-                            <w:proofErr w:type="spellEnd"/>
-                            <w:r>
-                              <w:rPr>
-                                <w:color w:val="000000" w:themeColor="text1"/>
-                                <w:lang w:val="en-GB"/>
-                              </w:rPr>
-                              <w:t xml:space="preserve">]="Minute", </w:t>
-                            </w:r>
-                            <w:proofErr w:type="spellStart"/>
-                            <w:r>
-                              <w:rPr>
-                                <w:color w:val="000000" w:themeColor="text1"/>
-                                <w:lang w:val="en-GB"/>
-                              </w:rPr>
-                              <w:t>DateDiff</w:t>
-                            </w:r>
-                            <w:proofErr w:type="spellEnd"/>
-                            <w:r>
-                              <w:rPr>
-                                <w:color w:val="000000" w:themeColor="text1"/>
-                                <w:lang w:val="en-GB"/>
-                              </w:rPr>
-                              <w:t>("n</w:t>
-                            </w:r>
-                            <w:proofErr w:type="gramStart"/>
-                            <w:r>
-                              <w:rPr>
-                                <w:color w:val="000000" w:themeColor="text1"/>
-                                <w:lang w:val="en-GB"/>
-                              </w:rPr>
-                              <w:t>",[</w:t>
-                            </w:r>
-                            <w:proofErr w:type="spellStart"/>
-                            <w:proofErr w:type="gramEnd"/>
-                            <w:r>
-                              <w:rPr>
-                                <w:color w:val="000000" w:themeColor="text1"/>
-                                <w:lang w:val="en-GB"/>
-                              </w:rPr>
-                              <w:t>EntryTime</w:t>
-                            </w:r>
-                            <w:proofErr w:type="spellEnd"/>
-                            <w:proofErr w:type="gramStart"/>
-                            <w:r>
-                              <w:rPr>
-                                <w:color w:val="000000" w:themeColor="text1"/>
-                                <w:lang w:val="en-GB"/>
-                              </w:rPr>
-                              <w:t>],Now</w:t>
-                            </w:r>
-                            <w:proofErr w:type="gramEnd"/>
-                            <w:r>
-                              <w:rPr>
-                                <w:color w:val="000000" w:themeColor="text1"/>
-                                <w:lang w:val="en-GB"/>
-                              </w:rPr>
-                              <w:t>(</w:t>
-                            </w:r>
-                            <w:proofErr w:type="gramStart"/>
-                            <w:r>
-                              <w:rPr>
-                                <w:color w:val="000000" w:themeColor="text1"/>
-                                <w:lang w:val="en-GB"/>
-                              </w:rPr>
-                              <w:t>))</w:t>
+                              <w:t>IIf([dayOrMin]="Minute", DateDiff("n",[EntryTime],Now())</w:t>
                             </w:r>
                             <w:r>
                               <w:rPr>
@@ -7933,7 +7175,6 @@
                               </w:rPr>
                               <w:t>[</w:t>
                             </w:r>
-                            <w:proofErr w:type="gramEnd"/>
                             <w:r>
                               <w:rPr>
                                 <w:i/>
@@ -7950,79 +7191,7 @@
                                 <w:color w:val="000000" w:themeColor="text1"/>
                                 <w:lang w:val="en-GB"/>
                               </w:rPr>
-                              <w:t xml:space="preserve">], </w:t>
-                            </w:r>
-                            <w:proofErr w:type="spellStart"/>
-                            <w:r>
-                              <w:rPr>
-                                <w:i/>
-                                <w:iCs/>
-                                <w:color w:val="000000" w:themeColor="text1"/>
-                                <w:lang w:val="en-GB"/>
-                              </w:rPr>
-                              <w:t>DateDiff</w:t>
-                            </w:r>
-                            <w:proofErr w:type="spellEnd"/>
-                            <w:r>
-                              <w:rPr>
-                                <w:i/>
-                                <w:iCs/>
-                                <w:color w:val="000000" w:themeColor="text1"/>
-                                <w:lang w:val="en-GB"/>
-                              </w:rPr>
-                              <w:t>("d</w:t>
-                            </w:r>
-                            <w:proofErr w:type="gramStart"/>
-                            <w:r>
-                              <w:rPr>
-                                <w:i/>
-                                <w:iCs/>
-                                <w:color w:val="000000" w:themeColor="text1"/>
-                                <w:lang w:val="en-GB"/>
-                              </w:rPr>
-                              <w:t>",[</w:t>
-                            </w:r>
-                            <w:proofErr w:type="spellStart"/>
-                            <w:proofErr w:type="gramEnd"/>
-                            <w:r>
-                              <w:rPr>
-                                <w:i/>
-                                <w:iCs/>
-                                <w:color w:val="000000" w:themeColor="text1"/>
-                                <w:lang w:val="en-GB"/>
-                              </w:rPr>
-                              <w:t>EntryTime</w:t>
-                            </w:r>
-                            <w:proofErr w:type="spellEnd"/>
-                            <w:proofErr w:type="gramStart"/>
-                            <w:r>
-                              <w:rPr>
-                                <w:i/>
-                                <w:iCs/>
-                                <w:color w:val="000000" w:themeColor="text1"/>
-                                <w:lang w:val="en-GB"/>
-                              </w:rPr>
-                              <w:t>],Now</w:t>
-                            </w:r>
-                            <w:proofErr w:type="gramEnd"/>
-                            <w:r>
-                              <w:rPr>
-                                <w:i/>
-                                <w:iCs/>
-                                <w:color w:val="000000" w:themeColor="text1"/>
-                                <w:lang w:val="en-GB"/>
-                              </w:rPr>
-                              <w:t>(</w:t>
-                            </w:r>
-                            <w:proofErr w:type="gramStart"/>
-                            <w:r>
-                              <w:rPr>
-                                <w:i/>
-                                <w:iCs/>
-                                <w:color w:val="000000" w:themeColor="text1"/>
-                                <w:lang w:val="en-GB"/>
-                              </w:rPr>
-                              <w:t>))</w:t>
+                              <w:t>], DateDiff("d",[EntryTime],Now())</w:t>
                             </w:r>
                             <w:r>
                               <w:rPr>
@@ -8031,7 +7200,6 @@
                               </w:rPr>
                               <w:t>[</w:t>
                             </w:r>
-                            <w:proofErr w:type="gramEnd"/>
                             <w:r>
                               <w:rPr>
                                 <w:color w:val="000000" w:themeColor="text1"/>
@@ -8357,6 +7525,7 @@
       <w:r>
         <w:rPr>
           <w:rFonts w:cs="Arial"/>
+          <w:noProof/>
           <w:rtl/>
         </w:rPr>
         <w:drawing>
@@ -8451,7 +7620,7 @@
 <w:hdr xmlns:wpc="http://schemas.microsoft.com/office/word/2010/wordprocessingCanvas" xmlns:cx="http://schemas.microsoft.com/office/drawing/2014/chartex" xmlns:cx1="http://schemas.microsoft.com/office/drawing/2015/9/8/chartex" xmlns:cx2="http://schemas.microsoft.com/office/drawing/2015/10/21/chartex" xmlns:cx3="http://schemas.microsoft.com/office/drawing/2016/5/9/chartex" xmlns:cx4="http://schemas.microsoft.com/office/drawing/2016/5/10/chartex" xmlns:cx5="http://schemas.microsoft.com/office/drawing/2016/5/11/chartex" xmlns:cx6="http://schemas.microsoft.com/office/drawing/2016/5/12/chartex" xmlns:cx7="http://schemas.microsoft.com/office/drawing/2016/5/13/chartex" xmlns:cx8="http://schemas.microsoft.com/office/drawing/2016/5/14/chartex" xmlns:mc="http://schemas.openxmlformats.org/markup-compatibility/2006" xmlns:aink="http://schemas.microsoft.com/office/drawing/2016/ink" xmlns:am3d="http://schemas.microsoft.com/office/drawing/2017/model3d" xmlns:o="urn:schemas-microsoft-com:office:office" xmlns:oel="http://schemas.microsoft.com/office/2019/extlst" xmlns:r="http://schemas.openxmlformats.org/officeDocument/2006/relationships" xmlns:m="http://schemas.openxmlformats.org/officeDocument/2006/math" xmlns:v="urn:schemas-microsoft-com:vml" xmlns:wp14="http://schemas.microsoft.com/office/word/2010/wordprocessingDrawing" xmlns:wp="http://schemas.openxmlformats.org/drawingml/2006/wordprocessingDrawing" xmlns:w10="urn:schemas-microsoft-com:office:word" xmlns:w="http://schemas.openxmlformats.org/wordprocessingml/2006/main" xmlns:w14="http://schemas.microsoft.com/office/word/2010/wordml" xmlns:w15="http://schemas.microsoft.com/office/word/2012/wordml" xmlns:w16cex="http://schemas.microsoft.com/office/word/2018/wordml/cex" xmlns:w16cid="http://schemas.microsoft.com/office/word/2016/wordml/cid" xmlns:w16="http://schemas.microsoft.com/office/word/2018/wordml" xmlns:w16du="http://schemas.microsoft.com/office/word/2023/wordml/word16du" xmlns:w16sdtdh="http://schemas.microsoft.com/office/word/2020/wordml/sdtdatahash" xmlns:w16sdtfl="http://schemas.microsoft.com/office/word/2024/wordml/sdtformatlock" xmlns:w16se="http://schemas.microsoft.com/office/word/2015/wordml/symex" xmlns:wpg="http://schemas.microsoft.com/office/word/2010/wordprocessingGroup" xmlns:wpi="http://schemas.microsoft.com/office/word/2010/wordprocessingInk" xmlns:wne="http://schemas.microsoft.com/office/word/2006/wordml" xmlns:wps="http://schemas.microsoft.com/office/word/2010/wordprocessingShape" mc:Ignorable="w14 w15 w16se w16cid w16 w16cex w16sdtdh w16sdtfl w16du wp14">
   <w:p>
     <w:pPr>
-      <w:pStyle w:val="Header"/>
+      <w:pStyle w:val="af0"/>
     </w:pPr>
     <w:r>
       <w:rPr>
@@ -8989,7 +8158,7 @@
     <w:lsdException w:name="Unresolved Mention" w:semiHidden="1" w:unhideWhenUsed="1"/>
     <w:lsdException w:name="Smart Link" w:semiHidden="1" w:unhideWhenUsed="1"/>
   </w:latentStyles>
-  <w:style w:type="paragraph" w:default="1" w:styleId="Normal">
+  <w:style w:type="paragraph" w:default="1" w:styleId="a">
     <w:name w:val="Normal"/>
     <w:qFormat/>
     <w:rsid w:val="00B30899"/>
@@ -8997,11 +8166,11 @@
       <w:bidi/>
     </w:pPr>
   </w:style>
-  <w:style w:type="paragraph" w:styleId="Heading1">
+  <w:style w:type="paragraph" w:styleId="1">
     <w:name w:val="heading 1"/>
-    <w:basedOn w:val="Normal"/>
-    <w:next w:val="Normal"/>
-    <w:link w:val="Heading1Char"/>
+    <w:basedOn w:val="a"/>
+    <w:next w:val="a"/>
+    <w:link w:val="10"/>
     <w:uiPriority w:val="9"/>
     <w:qFormat/>
     <w:rsid w:val="000836A0"/>
@@ -9018,11 +8187,11 @@
       <w:szCs w:val="40"/>
     </w:rPr>
   </w:style>
-  <w:style w:type="paragraph" w:styleId="Heading2">
+  <w:style w:type="paragraph" w:styleId="2">
     <w:name w:val="heading 2"/>
-    <w:basedOn w:val="Normal"/>
-    <w:next w:val="Normal"/>
-    <w:link w:val="Heading2Char"/>
+    <w:basedOn w:val="a"/>
+    <w:next w:val="a"/>
+    <w:link w:val="20"/>
     <w:uiPriority w:val="9"/>
     <w:semiHidden/>
     <w:unhideWhenUsed/>
@@ -9041,11 +8210,11 @@
       <w:szCs w:val="32"/>
     </w:rPr>
   </w:style>
-  <w:style w:type="paragraph" w:styleId="Heading3">
+  <w:style w:type="paragraph" w:styleId="3">
     <w:name w:val="heading 3"/>
-    <w:basedOn w:val="Normal"/>
-    <w:next w:val="Normal"/>
-    <w:link w:val="Heading3Char"/>
+    <w:basedOn w:val="a"/>
+    <w:next w:val="a"/>
+    <w:link w:val="30"/>
     <w:uiPriority w:val="9"/>
     <w:semiHidden/>
     <w:unhideWhenUsed/>
@@ -9064,11 +8233,11 @@
       <w:szCs w:val="28"/>
     </w:rPr>
   </w:style>
-  <w:style w:type="paragraph" w:styleId="Heading4">
+  <w:style w:type="paragraph" w:styleId="4">
     <w:name w:val="heading 4"/>
-    <w:basedOn w:val="Normal"/>
-    <w:next w:val="Normal"/>
-    <w:link w:val="Heading4Char"/>
+    <w:basedOn w:val="a"/>
+    <w:next w:val="a"/>
+    <w:link w:val="40"/>
     <w:uiPriority w:val="9"/>
     <w:semiHidden/>
     <w:unhideWhenUsed/>
@@ -9087,11 +8256,11 @@
       <w:color w:val="0F4761" w:themeColor="accent1" w:themeShade="BF"/>
     </w:rPr>
   </w:style>
-  <w:style w:type="paragraph" w:styleId="Heading5">
+  <w:style w:type="paragraph" w:styleId="5">
     <w:name w:val="heading 5"/>
-    <w:basedOn w:val="Normal"/>
-    <w:next w:val="Normal"/>
-    <w:link w:val="Heading5Char"/>
+    <w:basedOn w:val="a"/>
+    <w:next w:val="a"/>
+    <w:link w:val="50"/>
     <w:uiPriority w:val="9"/>
     <w:semiHidden/>
     <w:unhideWhenUsed/>
@@ -9108,11 +8277,11 @@
       <w:color w:val="0F4761" w:themeColor="accent1" w:themeShade="BF"/>
     </w:rPr>
   </w:style>
-  <w:style w:type="paragraph" w:styleId="Heading6">
+  <w:style w:type="paragraph" w:styleId="6">
     <w:name w:val="heading 6"/>
-    <w:basedOn w:val="Normal"/>
-    <w:next w:val="Normal"/>
-    <w:link w:val="Heading6Char"/>
+    <w:basedOn w:val="a"/>
+    <w:next w:val="a"/>
+    <w:link w:val="60"/>
     <w:uiPriority w:val="9"/>
     <w:semiHidden/>
     <w:unhideWhenUsed/>
@@ -9131,11 +8300,11 @@
       <w:color w:val="595959" w:themeColor="text1" w:themeTint="A6"/>
     </w:rPr>
   </w:style>
-  <w:style w:type="paragraph" w:styleId="Heading7">
+  <w:style w:type="paragraph" w:styleId="7">
     <w:name w:val="heading 7"/>
-    <w:basedOn w:val="Normal"/>
-    <w:next w:val="Normal"/>
-    <w:link w:val="Heading7Char"/>
+    <w:basedOn w:val="a"/>
+    <w:next w:val="a"/>
+    <w:link w:val="70"/>
     <w:uiPriority w:val="9"/>
     <w:semiHidden/>
     <w:unhideWhenUsed/>
@@ -9152,11 +8321,11 @@
       <w:color w:val="595959" w:themeColor="text1" w:themeTint="A6"/>
     </w:rPr>
   </w:style>
-  <w:style w:type="paragraph" w:styleId="Heading8">
+  <w:style w:type="paragraph" w:styleId="8">
     <w:name w:val="heading 8"/>
-    <w:basedOn w:val="Normal"/>
-    <w:next w:val="Normal"/>
-    <w:link w:val="Heading8Char"/>
+    <w:basedOn w:val="a"/>
+    <w:next w:val="a"/>
+    <w:link w:val="80"/>
     <w:uiPriority w:val="9"/>
     <w:semiHidden/>
     <w:unhideWhenUsed/>
@@ -9174,11 +8343,11 @@
       <w:color w:val="272727" w:themeColor="text1" w:themeTint="D8"/>
     </w:rPr>
   </w:style>
-  <w:style w:type="paragraph" w:styleId="Heading9">
+  <w:style w:type="paragraph" w:styleId="9">
     <w:name w:val="heading 9"/>
-    <w:basedOn w:val="Normal"/>
-    <w:next w:val="Normal"/>
-    <w:link w:val="Heading9Char"/>
+    <w:basedOn w:val="a"/>
+    <w:next w:val="a"/>
+    <w:link w:val="90"/>
     <w:uiPriority w:val="9"/>
     <w:semiHidden/>
     <w:unhideWhenUsed/>
@@ -9194,12 +8363,13 @@
       <w:color w:val="272727" w:themeColor="text1" w:themeTint="D8"/>
     </w:rPr>
   </w:style>
-  <w:style w:type="character" w:default="1" w:styleId="DefaultParagraphFont">
+  <w:style w:type="character" w:default="1" w:styleId="a0">
     <w:name w:val="Default Paragraph Font"/>
     <w:uiPriority w:val="1"/>
+    <w:semiHidden/>
     <w:unhideWhenUsed/>
   </w:style>
-  <w:style w:type="table" w:default="1" w:styleId="TableNormal">
+  <w:style w:type="table" w:default="1" w:styleId="a1">
     <w:name w:val="Normal Table"/>
     <w:uiPriority w:val="99"/>
     <w:semiHidden/>
@@ -9214,16 +8384,16 @@
       </w:tblCellMar>
     </w:tblPr>
   </w:style>
-  <w:style w:type="numbering" w:default="1" w:styleId="NoList">
+  <w:style w:type="numbering" w:default="1" w:styleId="a2">
     <w:name w:val="No List"/>
     <w:uiPriority w:val="99"/>
     <w:semiHidden/>
     <w:unhideWhenUsed/>
   </w:style>
-  <w:style w:type="character" w:customStyle="1" w:styleId="Heading1Char">
-    <w:name w:val="Heading 1 Char"/>
-    <w:basedOn w:val="DefaultParagraphFont"/>
-    <w:link w:val="Heading1"/>
+  <w:style w:type="character" w:customStyle="1" w:styleId="10">
+    <w:name w:val="כותרת 1 תו"/>
+    <w:basedOn w:val="a0"/>
+    <w:link w:val="1"/>
     <w:uiPriority w:val="9"/>
     <w:rsid w:val="000836A0"/>
     <w:rPr>
@@ -9233,10 +8403,10 @@
       <w:szCs w:val="40"/>
     </w:rPr>
   </w:style>
-  <w:style w:type="character" w:customStyle="1" w:styleId="Heading2Char">
-    <w:name w:val="Heading 2 Char"/>
-    <w:basedOn w:val="DefaultParagraphFont"/>
-    <w:link w:val="Heading2"/>
+  <w:style w:type="character" w:customStyle="1" w:styleId="20">
+    <w:name w:val="כותרת 2 תו"/>
+    <w:basedOn w:val="a0"/>
+    <w:link w:val="2"/>
     <w:uiPriority w:val="9"/>
     <w:semiHidden/>
     <w:rsid w:val="000836A0"/>
@@ -9247,10 +8417,10 @@
       <w:szCs w:val="32"/>
     </w:rPr>
   </w:style>
-  <w:style w:type="character" w:customStyle="1" w:styleId="Heading3Char">
-    <w:name w:val="Heading 3 Char"/>
-    <w:basedOn w:val="DefaultParagraphFont"/>
-    <w:link w:val="Heading3"/>
+  <w:style w:type="character" w:customStyle="1" w:styleId="30">
+    <w:name w:val="כותרת 3 תו"/>
+    <w:basedOn w:val="a0"/>
+    <w:link w:val="3"/>
     <w:uiPriority w:val="9"/>
     <w:semiHidden/>
     <w:rsid w:val="000836A0"/>
@@ -9261,10 +8431,10 @@
       <w:szCs w:val="28"/>
     </w:rPr>
   </w:style>
-  <w:style w:type="character" w:customStyle="1" w:styleId="Heading4Char">
-    <w:name w:val="Heading 4 Char"/>
-    <w:basedOn w:val="DefaultParagraphFont"/>
-    <w:link w:val="Heading4"/>
+  <w:style w:type="character" w:customStyle="1" w:styleId="40">
+    <w:name w:val="כותרת 4 תו"/>
+    <w:basedOn w:val="a0"/>
+    <w:link w:val="4"/>
     <w:uiPriority w:val="9"/>
     <w:semiHidden/>
     <w:rsid w:val="000836A0"/>
@@ -9275,10 +8445,10 @@
       <w:color w:val="0F4761" w:themeColor="accent1" w:themeShade="BF"/>
     </w:rPr>
   </w:style>
-  <w:style w:type="character" w:customStyle="1" w:styleId="Heading5Char">
-    <w:name w:val="Heading 5 Char"/>
-    <w:basedOn w:val="DefaultParagraphFont"/>
-    <w:link w:val="Heading5"/>
+  <w:style w:type="character" w:customStyle="1" w:styleId="50">
+    <w:name w:val="כותרת 5 תו"/>
+    <w:basedOn w:val="a0"/>
+    <w:link w:val="5"/>
     <w:uiPriority w:val="9"/>
     <w:semiHidden/>
     <w:rsid w:val="000836A0"/>
@@ -9287,10 +8457,10 @@
       <w:color w:val="0F4761" w:themeColor="accent1" w:themeShade="BF"/>
     </w:rPr>
   </w:style>
-  <w:style w:type="character" w:customStyle="1" w:styleId="Heading6Char">
-    <w:name w:val="Heading 6 Char"/>
-    <w:basedOn w:val="DefaultParagraphFont"/>
-    <w:link w:val="Heading6"/>
+  <w:style w:type="character" w:customStyle="1" w:styleId="60">
+    <w:name w:val="כותרת 6 תו"/>
+    <w:basedOn w:val="a0"/>
+    <w:link w:val="6"/>
     <w:uiPriority w:val="9"/>
     <w:semiHidden/>
     <w:rsid w:val="000836A0"/>
@@ -9301,10 +8471,10 @@
       <w:color w:val="595959" w:themeColor="text1" w:themeTint="A6"/>
     </w:rPr>
   </w:style>
-  <w:style w:type="character" w:customStyle="1" w:styleId="Heading7Char">
-    <w:name w:val="Heading 7 Char"/>
-    <w:basedOn w:val="DefaultParagraphFont"/>
-    <w:link w:val="Heading7"/>
+  <w:style w:type="character" w:customStyle="1" w:styleId="70">
+    <w:name w:val="כותרת 7 תו"/>
+    <w:basedOn w:val="a0"/>
+    <w:link w:val="7"/>
     <w:uiPriority w:val="9"/>
     <w:semiHidden/>
     <w:rsid w:val="000836A0"/>
@@ -9313,10 +8483,10 @@
       <w:color w:val="595959" w:themeColor="text1" w:themeTint="A6"/>
     </w:rPr>
   </w:style>
-  <w:style w:type="character" w:customStyle="1" w:styleId="Heading8Char">
-    <w:name w:val="Heading 8 Char"/>
-    <w:basedOn w:val="DefaultParagraphFont"/>
-    <w:link w:val="Heading8"/>
+  <w:style w:type="character" w:customStyle="1" w:styleId="80">
+    <w:name w:val="כותרת 8 תו"/>
+    <w:basedOn w:val="a0"/>
+    <w:link w:val="8"/>
     <w:uiPriority w:val="9"/>
     <w:semiHidden/>
     <w:rsid w:val="000836A0"/>
@@ -9327,10 +8497,10 @@
       <w:color w:val="272727" w:themeColor="text1" w:themeTint="D8"/>
     </w:rPr>
   </w:style>
-  <w:style w:type="character" w:customStyle="1" w:styleId="Heading9Char">
-    <w:name w:val="Heading 9 Char"/>
-    <w:basedOn w:val="DefaultParagraphFont"/>
-    <w:link w:val="Heading9"/>
+  <w:style w:type="character" w:customStyle="1" w:styleId="90">
+    <w:name w:val="כותרת 9 תו"/>
+    <w:basedOn w:val="a0"/>
+    <w:link w:val="9"/>
     <w:uiPriority w:val="9"/>
     <w:semiHidden/>
     <w:rsid w:val="000836A0"/>
@@ -9339,11 +8509,11 @@
       <w:color w:val="272727" w:themeColor="text1" w:themeTint="D8"/>
     </w:rPr>
   </w:style>
-  <w:style w:type="paragraph" w:styleId="Title">
+  <w:style w:type="paragraph" w:styleId="a3">
     <w:name w:val="Title"/>
-    <w:basedOn w:val="Normal"/>
-    <w:next w:val="Normal"/>
-    <w:link w:val="TitleChar"/>
+    <w:basedOn w:val="a"/>
+    <w:next w:val="a"/>
+    <w:link w:val="a4"/>
     <w:uiPriority w:val="10"/>
     <w:qFormat/>
     <w:rsid w:val="000836A0"/>
@@ -9359,10 +8529,10 @@
       <w:szCs w:val="56"/>
     </w:rPr>
   </w:style>
-  <w:style w:type="character" w:customStyle="1" w:styleId="TitleChar">
-    <w:name w:val="Title Char"/>
-    <w:basedOn w:val="DefaultParagraphFont"/>
-    <w:link w:val="Title"/>
+  <w:style w:type="character" w:customStyle="1" w:styleId="a4">
+    <w:name w:val="כותרת טקסט תו"/>
+    <w:basedOn w:val="a0"/>
+    <w:link w:val="a3"/>
     <w:uiPriority w:val="10"/>
     <w:rsid w:val="000836A0"/>
     <w:rPr>
@@ -9373,11 +8543,11 @@
       <w:szCs w:val="56"/>
     </w:rPr>
   </w:style>
-  <w:style w:type="paragraph" w:styleId="Subtitle">
+  <w:style w:type="paragraph" w:styleId="a5">
     <w:name w:val="Subtitle"/>
-    <w:basedOn w:val="Normal"/>
-    <w:next w:val="Normal"/>
-    <w:link w:val="SubtitleChar"/>
+    <w:basedOn w:val="a"/>
+    <w:next w:val="a"/>
+    <w:link w:val="a6"/>
     <w:uiPriority w:val="11"/>
     <w:qFormat/>
     <w:rsid w:val="000836A0"/>
@@ -9395,10 +8565,10 @@
       <w:szCs w:val="28"/>
     </w:rPr>
   </w:style>
-  <w:style w:type="character" w:customStyle="1" w:styleId="SubtitleChar">
-    <w:name w:val="Subtitle Char"/>
-    <w:basedOn w:val="DefaultParagraphFont"/>
-    <w:link w:val="Subtitle"/>
+  <w:style w:type="character" w:customStyle="1" w:styleId="a6">
+    <w:name w:val="כותרת משנה תו"/>
+    <w:basedOn w:val="a0"/>
+    <w:link w:val="a5"/>
     <w:uiPriority w:val="11"/>
     <w:rsid w:val="000836A0"/>
     <w:rPr>
@@ -9409,11 +8579,11 @@
       <w:szCs w:val="28"/>
     </w:rPr>
   </w:style>
-  <w:style w:type="paragraph" w:styleId="Quote">
+  <w:style w:type="paragraph" w:styleId="a7">
     <w:name w:val="Quote"/>
-    <w:basedOn w:val="Normal"/>
-    <w:next w:val="Normal"/>
-    <w:link w:val="QuoteChar"/>
+    <w:basedOn w:val="a"/>
+    <w:next w:val="a"/>
+    <w:link w:val="a8"/>
     <w:uiPriority w:val="29"/>
     <w:qFormat/>
     <w:rsid w:val="000836A0"/>
@@ -9427,10 +8597,10 @@
       <w:color w:val="404040" w:themeColor="text1" w:themeTint="BF"/>
     </w:rPr>
   </w:style>
-  <w:style w:type="character" w:customStyle="1" w:styleId="QuoteChar">
-    <w:name w:val="Quote Char"/>
-    <w:basedOn w:val="DefaultParagraphFont"/>
-    <w:link w:val="Quote"/>
+  <w:style w:type="character" w:customStyle="1" w:styleId="a8">
+    <w:name w:val="ציטוט תו"/>
+    <w:basedOn w:val="a0"/>
+    <w:link w:val="a7"/>
     <w:uiPriority w:val="29"/>
     <w:rsid w:val="000836A0"/>
     <w:rPr>
@@ -9439,9 +8609,9 @@
       <w:color w:val="404040" w:themeColor="text1" w:themeTint="BF"/>
     </w:rPr>
   </w:style>
-  <w:style w:type="paragraph" w:styleId="ListParagraph">
+  <w:style w:type="paragraph" w:styleId="a9">
     <w:name w:val="List Paragraph"/>
-    <w:basedOn w:val="Normal"/>
+    <w:basedOn w:val="a"/>
     <w:uiPriority w:val="34"/>
     <w:qFormat/>
     <w:rsid w:val="000836A0"/>
@@ -9450,9 +8620,9 @@
       <w:contextualSpacing/>
     </w:pPr>
   </w:style>
-  <w:style w:type="character" w:styleId="IntenseEmphasis">
+  <w:style w:type="character" w:styleId="aa">
     <w:name w:val="Intense Emphasis"/>
-    <w:basedOn w:val="DefaultParagraphFont"/>
+    <w:basedOn w:val="a0"/>
     <w:uiPriority w:val="21"/>
     <w:qFormat/>
     <w:rsid w:val="000836A0"/>
@@ -9462,11 +8632,11 @@
       <w:color w:val="0F4761" w:themeColor="accent1" w:themeShade="BF"/>
     </w:rPr>
   </w:style>
-  <w:style w:type="paragraph" w:styleId="IntenseQuote">
+  <w:style w:type="paragraph" w:styleId="ab">
     <w:name w:val="Intense Quote"/>
-    <w:basedOn w:val="Normal"/>
-    <w:next w:val="Normal"/>
-    <w:link w:val="IntenseQuoteChar"/>
+    <w:basedOn w:val="a"/>
+    <w:next w:val="a"/>
+    <w:link w:val="ac"/>
     <w:uiPriority w:val="30"/>
     <w:qFormat/>
     <w:rsid w:val="000836A0"/>
@@ -9485,10 +8655,10 @@
       <w:color w:val="0F4761" w:themeColor="accent1" w:themeShade="BF"/>
     </w:rPr>
   </w:style>
-  <w:style w:type="character" w:customStyle="1" w:styleId="IntenseQuoteChar">
-    <w:name w:val="Intense Quote Char"/>
-    <w:basedOn w:val="DefaultParagraphFont"/>
-    <w:link w:val="IntenseQuote"/>
+  <w:style w:type="character" w:customStyle="1" w:styleId="ac">
+    <w:name w:val="ציטוט חזק תו"/>
+    <w:basedOn w:val="a0"/>
+    <w:link w:val="ab"/>
     <w:uiPriority w:val="30"/>
     <w:rsid w:val="000836A0"/>
     <w:rPr>
@@ -9497,9 +8667,9 @@
       <w:color w:val="0F4761" w:themeColor="accent1" w:themeShade="BF"/>
     </w:rPr>
   </w:style>
-  <w:style w:type="character" w:styleId="IntenseReference">
+  <w:style w:type="character" w:styleId="ad">
     <w:name w:val="Intense Reference"/>
-    <w:basedOn w:val="DefaultParagraphFont"/>
+    <w:basedOn w:val="a0"/>
     <w:uiPriority w:val="32"/>
     <w:qFormat/>
     <w:rsid w:val="000836A0"/>
@@ -9511,9 +8681,9 @@
       <w:spacing w:val="5"/>
     </w:rPr>
   </w:style>
-  <w:style w:type="table" w:styleId="TableGrid">
+  <w:style w:type="table" w:styleId="ae">
     <w:name w:val="Table Grid"/>
-    <w:basedOn w:val="TableNormal"/>
+    <w:basedOn w:val="a1"/>
     <w:uiPriority w:val="39"/>
     <w:rsid w:val="003C31F0"/>
     <w:tblPr>
@@ -9527,9 +8697,9 @@
       </w:tblBorders>
     </w:tblPr>
   </w:style>
-  <w:style w:type="table" w:styleId="PlainTable3">
+  <w:style w:type="table" w:styleId="31">
     <w:name w:val="Plain Table 3"/>
-    <w:basedOn w:val="TableNormal"/>
+    <w:basedOn w:val="a1"/>
     <w:uiPriority w:val="43"/>
     <w:rsid w:val="003C31F0"/>
     <w:tblPr>
@@ -9617,9 +8787,9 @@
       </w:tcPr>
     </w:tblStylePr>
   </w:style>
-  <w:style w:type="table" w:styleId="TableGridLight">
+  <w:style w:type="table" w:styleId="af">
     <w:name w:val="Grid Table Light"/>
-    <w:basedOn w:val="TableNormal"/>
+    <w:basedOn w:val="a1"/>
     <w:uiPriority w:val="40"/>
     <w:rsid w:val="003C31F0"/>
     <w:tblPr>
@@ -9633,10 +8803,10 @@
       </w:tblBorders>
     </w:tblPr>
   </w:style>
-  <w:style w:type="paragraph" w:styleId="Header">
+  <w:style w:type="paragraph" w:styleId="af0">
     <w:name w:val="header"/>
-    <w:basedOn w:val="Normal"/>
-    <w:link w:val="HeaderChar"/>
+    <w:basedOn w:val="a"/>
+    <w:link w:val="af1"/>
     <w:uiPriority w:val="99"/>
     <w:unhideWhenUsed/>
     <w:rsid w:val="001A5E4C"/>
@@ -9647,17 +8817,17 @@
       </w:tabs>
     </w:pPr>
   </w:style>
-  <w:style w:type="character" w:customStyle="1" w:styleId="HeaderChar">
-    <w:name w:val="Header Char"/>
-    <w:basedOn w:val="DefaultParagraphFont"/>
-    <w:link w:val="Header"/>
+  <w:style w:type="character" w:customStyle="1" w:styleId="af1">
+    <w:name w:val="כותרת עליונה תו"/>
+    <w:basedOn w:val="a0"/>
+    <w:link w:val="af0"/>
     <w:uiPriority w:val="99"/>
     <w:rsid w:val="001A5E4C"/>
   </w:style>
-  <w:style w:type="paragraph" w:styleId="Footer">
+  <w:style w:type="paragraph" w:styleId="af2">
     <w:name w:val="footer"/>
-    <w:basedOn w:val="Normal"/>
-    <w:link w:val="FooterChar"/>
+    <w:basedOn w:val="a"/>
+    <w:link w:val="af3"/>
     <w:uiPriority w:val="99"/>
     <w:unhideWhenUsed/>
     <w:rsid w:val="001A5E4C"/>
@@ -9668,16 +8838,16 @@
       </w:tabs>
     </w:pPr>
   </w:style>
-  <w:style w:type="character" w:customStyle="1" w:styleId="FooterChar">
-    <w:name w:val="Footer Char"/>
-    <w:basedOn w:val="DefaultParagraphFont"/>
-    <w:link w:val="Footer"/>
+  <w:style w:type="character" w:customStyle="1" w:styleId="af3">
+    <w:name w:val="כותרת תחתונה תו"/>
+    <w:basedOn w:val="a0"/>
+    <w:link w:val="af2"/>
     <w:uiPriority w:val="99"/>
     <w:rsid w:val="001A5E4C"/>
   </w:style>
-  <w:style w:type="paragraph" w:styleId="NoSpacing">
+  <w:style w:type="paragraph" w:styleId="af4">
     <w:name w:val="No Spacing"/>
-    <w:basedOn w:val="Normal"/>
+    <w:basedOn w:val="a"/>
     <w:uiPriority w:val="1"/>
     <w:qFormat/>
     <w:rsid w:val="00FC0C1D"/>
@@ -9691,9 +8861,9 @@
       <w:bCs/>
     </w:rPr>
   </w:style>
-  <w:style w:type="character" w:styleId="Strong">
+  <w:style w:type="character" w:styleId="af5">
     <w:name w:val="Strong"/>
-    <w:basedOn w:val="DefaultParagraphFont"/>
+    <w:basedOn w:val="a0"/>
     <w:uiPriority w:val="22"/>
     <w:qFormat/>
     <w:rsid w:val="00DD29B0"/>
@@ -9704,7 +8874,7 @@
   </w:style>
   <w:style w:type="character" w:styleId="HTMLCode">
     <w:name w:val="HTML Code"/>
-    <w:basedOn w:val="DefaultParagraphFont"/>
+    <w:basedOn w:val="a0"/>
     <w:uiPriority w:val="99"/>
     <w:semiHidden/>
     <w:unhideWhenUsed/>

--- a/ex4_solution_2026_Ascendant/ex4_Ascendant.docx
+++ b/ex4_solution_2026_Ascendant/ex4_Ascendant.docx
@@ -940,7 +940,25 @@
           <w:sz w:val="22"/>
           <w:szCs w:val="22"/>
         </w:rPr>
-        <w:t xml:space="preserve"> = EndTime – StartTime</w:t>
+        <w:t xml:space="preserve"> = </w:t>
+      </w:r>
+      <w:proofErr w:type="spellStart"/>
+      <w:r>
+        <w:rPr>
+          <w:rFonts w:ascii="Consolas" w:hAnsi="Consolas"/>
+          <w:sz w:val="22"/>
+          <w:szCs w:val="22"/>
+        </w:rPr>
+        <w:t>EndTime</w:t>
+      </w:r>
+      <w:proofErr w:type="spellEnd"/>
+      <w:r>
+        <w:rPr>
+          <w:rFonts w:ascii="Consolas" w:hAnsi="Consolas"/>
+          <w:sz w:val="22"/>
+          <w:szCs w:val="22"/>
+        </w:rPr>
+        <w:t xml:space="preserve"> – StartTime</w:t>
       </w:r>
     </w:p>
     <w:p>
@@ -1134,7 +1152,7 @@
           <w:sz w:val="22"/>
           <w:szCs w:val="22"/>
         </w:rPr>
-        <w:t xml:space="preserve">         AmountPaid = </w:t>
+        <w:t xml:space="preserve">         </w:t>
       </w:r>
       <w:proofErr w:type="spellStart"/>
       <w:r>
@@ -1143,7 +1161,7 @@
           <w:sz w:val="22"/>
           <w:szCs w:val="22"/>
         </w:rPr>
-        <w:t>TotalMinutes</w:t>
+        <w:t>AmountPaid</w:t>
       </w:r>
       <w:proofErr w:type="spellEnd"/>
       <w:r>
@@ -1152,7 +1170,7 @@
           <w:sz w:val="22"/>
           <w:szCs w:val="22"/>
         </w:rPr>
-        <w:t xml:space="preserve"> * </w:t>
+        <w:t xml:space="preserve"> = </w:t>
       </w:r>
       <w:proofErr w:type="spellStart"/>
       <w:r>
@@ -1161,6 +1179,24 @@
           <w:sz w:val="22"/>
           <w:szCs w:val="22"/>
         </w:rPr>
+        <w:t>TotalMinutes</w:t>
+      </w:r>
+      <w:proofErr w:type="spellEnd"/>
+      <w:r>
+        <w:rPr>
+          <w:rFonts w:ascii="Consolas" w:hAnsi="Consolas"/>
+          <w:sz w:val="22"/>
+          <w:szCs w:val="22"/>
+        </w:rPr>
+        <w:t xml:space="preserve"> * </w:t>
+      </w:r>
+      <w:proofErr w:type="spellStart"/>
+      <w:r>
+        <w:rPr>
+          <w:rFonts w:ascii="Consolas" w:hAnsi="Consolas"/>
+          <w:sz w:val="22"/>
+          <w:szCs w:val="22"/>
+        </w:rPr>
         <w:t>ParkingLot.price</w:t>
       </w:r>
       <w:proofErr w:type="spellEnd"/>
@@ -1288,7 +1324,7 @@
           <w:sz w:val="22"/>
           <w:szCs w:val="22"/>
         </w:rPr>
-        <w:t xml:space="preserve">    AmountPaid = </w:t>
+        <w:t xml:space="preserve">    </w:t>
       </w:r>
       <w:proofErr w:type="spellStart"/>
       <w:r>
@@ -1297,7 +1333,7 @@
           <w:sz w:val="22"/>
           <w:szCs w:val="22"/>
         </w:rPr>
-        <w:t>TotalDays</w:t>
+        <w:t>AmountPaid</w:t>
       </w:r>
       <w:proofErr w:type="spellEnd"/>
       <w:r>
@@ -1306,7 +1342,7 @@
           <w:sz w:val="22"/>
           <w:szCs w:val="22"/>
         </w:rPr>
-        <w:t xml:space="preserve"> * </w:t>
+        <w:t xml:space="preserve"> = </w:t>
       </w:r>
       <w:proofErr w:type="spellStart"/>
       <w:r>
@@ -1315,6 +1351,24 @@
           <w:sz w:val="22"/>
           <w:szCs w:val="22"/>
         </w:rPr>
+        <w:t>TotalDays</w:t>
+      </w:r>
+      <w:proofErr w:type="spellEnd"/>
+      <w:r>
+        <w:rPr>
+          <w:rFonts w:ascii="Consolas" w:hAnsi="Consolas"/>
+          <w:sz w:val="22"/>
+          <w:szCs w:val="22"/>
+        </w:rPr>
+        <w:t xml:space="preserve"> * </w:t>
+      </w:r>
+      <w:proofErr w:type="spellStart"/>
+      <w:r>
+        <w:rPr>
+          <w:rFonts w:ascii="Consolas" w:hAnsi="Consolas"/>
+          <w:sz w:val="22"/>
+          <w:szCs w:val="22"/>
+        </w:rPr>
         <w:t>ParkingLot.price</w:t>
       </w:r>
       <w:proofErr w:type="spellEnd"/>
@@ -1479,7 +1533,7 @@
     </w:p>
     <w:p>
       <w:pPr>
-        <w:pStyle w:val="af4"/>
+        <w:pStyle w:val="NoSpacing"/>
         <w:rPr>
           <w:rtl/>
         </w:rPr>
@@ -1524,7 +1578,7 @@
     </w:p>
     <w:p>
       <w:pPr>
-        <w:pStyle w:val="af4"/>
+        <w:pStyle w:val="NoSpacing"/>
         <w:rPr>
           <w:rtl/>
         </w:rPr>
@@ -1532,7 +1586,7 @@
     </w:p>
     <w:tbl>
       <w:tblPr>
-        <w:tblStyle w:val="ae"/>
+        <w:tblStyle w:val="TableGrid"/>
         <w:bidiVisual/>
         <w:tblW w:w="0" w:type="auto"/>
         <w:tblLook w:val="04A0" w:firstRow="1" w:lastRow="0" w:firstColumn="1" w:lastColumn="0" w:noHBand="0" w:noVBand="1"/>
@@ -1620,6 +1674,7 @@
                 <w:rtl/>
               </w:rPr>
             </w:pPr>
+            <w:proofErr w:type="spellStart"/>
             <w:proofErr w:type="gramStart"/>
             <w:r>
               <w:rPr>
@@ -1630,6 +1685,7 @@
               </w:rPr>
               <w:t>uniqueNumber</w:t>
             </w:r>
+            <w:proofErr w:type="spellEnd"/>
             <w:r>
               <w:rPr>
                 <w:rFonts w:asciiTheme="minorBidi" w:hAnsiTheme="minorBidi"/>
@@ -1720,6 +1776,7 @@
                 <w:rtl/>
               </w:rPr>
             </w:pPr>
+            <w:proofErr w:type="spellStart"/>
             <w:proofErr w:type="gramStart"/>
             <w:r>
               <w:rPr>
@@ -1730,6 +1787,7 @@
               </w:rPr>
               <w:t>uniqueNumber</w:t>
             </w:r>
+            <w:proofErr w:type="spellEnd"/>
             <w:r>
               <w:rPr>
                 <w:rFonts w:asciiTheme="minorBidi" w:hAnsiTheme="minorBidi"/>
@@ -1894,6 +1952,7 @@
                 <w:rtl/>
               </w:rPr>
             </w:pPr>
+            <w:proofErr w:type="spellStart"/>
             <w:proofErr w:type="gramStart"/>
             <w:r>
               <w:rPr>
@@ -1902,6 +1961,7 @@
               </w:rPr>
               <w:t>uniqueNumber</w:t>
             </w:r>
+            <w:proofErr w:type="spellEnd"/>
             <w:r>
               <w:rPr>
                 <w:rFonts w:asciiTheme="minorBidi" w:hAnsiTheme="minorBidi"/>
@@ -1935,6 +1995,7 @@
               </w:rPr>
               <w:t xml:space="preserve">), </w:t>
             </w:r>
+            <w:proofErr w:type="spellStart"/>
             <w:r>
               <w:rPr>
                 <w:rFonts w:asciiTheme="minorBidi" w:hAnsiTheme="minorBidi"/>
@@ -1942,12 +2003,14 @@
               </w:rPr>
               <w:t>floorNumber</w:t>
             </w:r>
+            <w:proofErr w:type="spellEnd"/>
             <w:r>
               <w:rPr>
                 <w:rFonts w:asciiTheme="minorBidi" w:hAnsiTheme="minorBidi"/>
               </w:rPr>
               <w:t xml:space="preserve">, </w:t>
             </w:r>
+            <w:proofErr w:type="spellStart"/>
             <w:r>
               <w:rPr>
                 <w:rFonts w:asciiTheme="minorBidi" w:hAnsiTheme="minorBidi"/>
@@ -1955,6 +2018,7 @@
               </w:rPr>
               <w:t>spaceNumber</w:t>
             </w:r>
+            <w:proofErr w:type="spellEnd"/>
             <w:r>
               <w:rPr>
                 <w:rFonts w:asciiTheme="minorBidi" w:hAnsiTheme="minorBidi"/>
@@ -2255,7 +2319,7 @@
     </w:p>
     <w:p>
       <w:pPr>
-        <w:pStyle w:val="af4"/>
+        <w:pStyle w:val="NoSpacing"/>
         <w:rPr>
           <w:rtl/>
         </w:rPr>
@@ -2269,7 +2333,7 @@
     </w:p>
     <w:tbl>
       <w:tblPr>
-        <w:tblStyle w:val="ae"/>
+        <w:tblStyle w:val="TableGrid"/>
         <w:bidiVisual/>
         <w:tblW w:w="0" w:type="auto"/>
         <w:tblLook w:val="04A0" w:firstRow="1" w:lastRow="0" w:firstColumn="1" w:lastColumn="0" w:noHBand="0" w:noVBand="1"/>
@@ -2357,6 +2421,7 @@
                 <w:rtl/>
               </w:rPr>
             </w:pPr>
+            <w:proofErr w:type="spellStart"/>
             <w:proofErr w:type="gramStart"/>
             <w:r>
               <w:rPr>
@@ -2367,6 +2432,7 @@
               </w:rPr>
               <w:t>uniqueNumber</w:t>
             </w:r>
+            <w:proofErr w:type="spellEnd"/>
             <w:r>
               <w:rPr>
                 <w:rFonts w:asciiTheme="minorBidi" w:hAnsiTheme="minorBidi"/>
@@ -2457,6 +2523,7 @@
                 <w:rtl/>
               </w:rPr>
             </w:pPr>
+            <w:proofErr w:type="spellStart"/>
             <w:proofErr w:type="gramStart"/>
             <w:r>
               <w:rPr>
@@ -2467,6 +2534,7 @@
               </w:rPr>
               <w:t>uniqueNumber</w:t>
             </w:r>
+            <w:proofErr w:type="spellEnd"/>
             <w:r>
               <w:rPr>
                 <w:rFonts w:asciiTheme="minorBidi" w:hAnsiTheme="minorBidi"/>
@@ -2631,6 +2699,7 @@
                 <w:rtl/>
               </w:rPr>
             </w:pPr>
+            <w:proofErr w:type="spellStart"/>
             <w:proofErr w:type="gramStart"/>
             <w:r>
               <w:rPr>
@@ -2639,6 +2708,7 @@
               </w:rPr>
               <w:t>uniqueNumber</w:t>
             </w:r>
+            <w:proofErr w:type="spellEnd"/>
             <w:r>
               <w:rPr>
                 <w:rFonts w:asciiTheme="minorBidi" w:hAnsiTheme="minorBidi"/>
@@ -2672,6 +2742,7 @@
               </w:rPr>
               <w:t xml:space="preserve">), </w:t>
             </w:r>
+            <w:proofErr w:type="spellStart"/>
             <w:r>
               <w:rPr>
                 <w:rFonts w:asciiTheme="minorBidi" w:hAnsiTheme="minorBidi"/>
@@ -2679,12 +2750,14 @@
               </w:rPr>
               <w:t>floorNumber</w:t>
             </w:r>
+            <w:proofErr w:type="spellEnd"/>
             <w:r>
               <w:rPr>
                 <w:rFonts w:asciiTheme="minorBidi" w:hAnsiTheme="minorBidi"/>
               </w:rPr>
               <w:t xml:space="preserve">, </w:t>
             </w:r>
+            <w:proofErr w:type="spellStart"/>
             <w:r>
               <w:rPr>
                 <w:rFonts w:asciiTheme="minorBidi" w:hAnsiTheme="minorBidi"/>
@@ -2692,6 +2765,7 @@
               </w:rPr>
               <w:t>spaceNumber</w:t>
             </w:r>
+            <w:proofErr w:type="spellEnd"/>
             <w:r>
               <w:rPr>
                 <w:rFonts w:asciiTheme="minorBidi" w:hAnsiTheme="minorBidi"/>
@@ -2909,6 +2983,7 @@
                 <w:rtl/>
               </w:rPr>
             </w:pPr>
+            <w:proofErr w:type="spellStart"/>
             <w:proofErr w:type="gramStart"/>
             <w:r>
               <w:rPr>
@@ -2919,6 +2994,7 @@
               </w:rPr>
               <w:t>uniqueNumber</w:t>
             </w:r>
+            <w:proofErr w:type="spellEnd"/>
             <w:r>
               <w:rPr>
                 <w:rFonts w:asciiTheme="minorBidi" w:hAnsiTheme="minorBidi"/>
@@ -3045,6 +3121,7 @@
                 <w:rtl/>
               </w:rPr>
             </w:pPr>
+            <w:proofErr w:type="spellStart"/>
             <w:proofErr w:type="gramStart"/>
             <w:r>
               <w:rPr>
@@ -3055,6 +3132,7 @@
               </w:rPr>
               <w:t>uniqueNumber</w:t>
             </w:r>
+            <w:proofErr w:type="spellEnd"/>
             <w:r>
               <w:rPr>
                 <w:rFonts w:asciiTheme="minorBidi" w:hAnsiTheme="minorBidi"/>
@@ -3096,6 +3174,7 @@
               </w:rPr>
               <w:t xml:space="preserve"> </w:t>
             </w:r>
+            <w:proofErr w:type="spellStart"/>
             <w:proofErr w:type="gramStart"/>
             <w:r>
               <w:rPr>
@@ -3112,7 +3191,16 @@
                 <w:sz w:val="22"/>
                 <w:szCs w:val="22"/>
               </w:rPr>
-              <w:t>r(</w:t>
+              <w:t>r</w:t>
+            </w:r>
+            <w:proofErr w:type="spellEnd"/>
+            <w:r>
+              <w:rPr>
+                <w:rFonts w:asciiTheme="minorBidi" w:hAnsiTheme="minorBidi"/>
+                <w:sz w:val="22"/>
+                <w:szCs w:val="22"/>
+              </w:rPr>
+              <w:t>(</w:t>
             </w:r>
             <w:proofErr w:type="spellStart"/>
             <w:proofErr w:type="gramEnd"/>
@@ -3139,6 +3227,7 @@
               </w:rPr>
               <w:t xml:space="preserve"> </w:t>
             </w:r>
+            <w:proofErr w:type="spellStart"/>
             <w:r>
               <w:rPr>
                 <w:rFonts w:asciiTheme="minorBidi" w:hAnsiTheme="minorBidi"/>
@@ -3148,13 +3237,32 @@
               </w:rPr>
               <w:t>startTime</w:t>
             </w:r>
-            <w:r>
-              <w:rPr>
-                <w:rFonts w:asciiTheme="minorBidi" w:hAnsiTheme="minorBidi"/>
-                <w:sz w:val="22"/>
-                <w:szCs w:val="22"/>
-              </w:rPr>
-              <w:t>, endTime, amountPaid</w:t>
+            <w:proofErr w:type="spellEnd"/>
+            <w:r>
+              <w:rPr>
+                <w:rFonts w:asciiTheme="minorBidi" w:hAnsiTheme="minorBidi"/>
+                <w:sz w:val="22"/>
+                <w:szCs w:val="22"/>
+              </w:rPr>
+              <w:t xml:space="preserve">, </w:t>
+            </w:r>
+            <w:proofErr w:type="spellStart"/>
+            <w:r>
+              <w:rPr>
+                <w:rFonts w:asciiTheme="minorBidi" w:hAnsiTheme="minorBidi"/>
+                <w:sz w:val="22"/>
+                <w:szCs w:val="22"/>
+              </w:rPr>
+              <w:t>endTime</w:t>
+            </w:r>
+            <w:proofErr w:type="spellEnd"/>
+            <w:r>
+              <w:rPr>
+                <w:rFonts w:asciiTheme="minorBidi" w:hAnsiTheme="minorBidi"/>
+                <w:sz w:val="22"/>
+                <w:szCs w:val="22"/>
+              </w:rPr>
+              <w:t>, amountPaid</w:t>
             </w:r>
           </w:p>
         </w:tc>
@@ -3224,26 +3332,29 @@
     </w:p>
     <w:p>
       <w:pPr>
-        <w:pStyle w:val="af4"/>
+        <w:pStyle w:val="NoSpacing"/>
+      </w:pPr>
+      <w:r>
+        <w:lastRenderedPageBreak/>
+        <w:t>1.6</w:t>
+      </w:r>
+    </w:p>
+    <w:p>
+      <w:pPr>
+        <w:ind w:hanging="784"/>
+        <w:rPr>
+          <w:rFonts w:asciiTheme="minorBidi" w:hAnsiTheme="minorBidi"/>
+        </w:rPr>
       </w:pPr>
       <w:r>
         <w:rPr>
           <w:noProof/>
         </w:rPr>
-        <w:lastRenderedPageBreak/>
         <w:drawing>
-          <wp:anchor distT="0" distB="0" distL="114300" distR="114300" simplePos="0" relativeHeight="251660288" behindDoc="0" locked="0" layoutInCell="1" allowOverlap="1" wp14:anchorId="6C3EC1CA" wp14:editId="6084EB5A">
-            <wp:simplePos x="0" y="0"/>
-            <wp:positionH relativeFrom="margin">
-              <wp:posOffset>751840</wp:posOffset>
-            </wp:positionH>
-            <wp:positionV relativeFrom="margin">
-              <wp:posOffset>20320</wp:posOffset>
-            </wp:positionV>
-            <wp:extent cx="4795520" cy="4795520"/>
-            <wp:effectExtent l="0" t="0" r="5080" b="5080"/>
-            <wp:wrapSquare wrapText="bothSides"/>
-            <wp:docPr id="1624514281" name="תמונה 2"/>
+          <wp:inline distT="0" distB="0" distL="0" distR="0" wp14:anchorId="5309CDE9" wp14:editId="56253242">
+            <wp:extent cx="6130636" cy="6130636"/>
+            <wp:effectExtent l="0" t="0" r="3810" b="3810"/>
+            <wp:docPr id="1600068333" name="Picture 3"/>
             <wp:cNvGraphicFramePr>
               <a:graphicFrameLocks xmlns:a="http://schemas.openxmlformats.org/drawingml/2006/main" noChangeAspect="1"/>
             </wp:cNvGraphicFramePr>
@@ -3251,8 +3362,10 @@
               <a:graphicData uri="http://schemas.openxmlformats.org/drawingml/2006/picture">
                 <pic:pic xmlns:pic="http://schemas.openxmlformats.org/drawingml/2006/picture">
                   <pic:nvPicPr>
-                    <pic:cNvPr id="1624514281" name="תמונה 1624514281"/>
-                    <pic:cNvPicPr/>
+                    <pic:cNvPr id="0" name="Picture 6"/>
+                    <pic:cNvPicPr>
+                      <a:picLocks noChangeAspect="1" noChangeArrowheads="1"/>
+                    </pic:cNvPicPr>
                   </pic:nvPicPr>
                   <pic:blipFill>
                     <a:blip r:embed="rId8">
@@ -3262,258 +3375,54 @@
                         </a:ext>
                       </a:extLst>
                     </a:blip>
+                    <a:srcRect/>
                     <a:stretch>
                       <a:fillRect/>
                     </a:stretch>
                   </pic:blipFill>
-                  <pic:spPr>
+                  <pic:spPr bwMode="auto">
                     <a:xfrm>
                       <a:off x="0" y="0"/>
-                      <a:ext cx="4795520" cy="4795520"/>
+                      <a:ext cx="6148647" cy="6148647"/>
                     </a:xfrm>
                     <a:prstGeom prst="rect">
                       <a:avLst/>
                     </a:prstGeom>
+                    <a:noFill/>
+                    <a:ln>
+                      <a:noFill/>
+                    </a:ln>
                   </pic:spPr>
                 </pic:pic>
               </a:graphicData>
             </a:graphic>
-            <wp14:sizeRelH relativeFrom="margin">
-              <wp14:pctWidth>0</wp14:pctWidth>
-            </wp14:sizeRelH>
-            <wp14:sizeRelV relativeFrom="margin">
-              <wp14:pctHeight>0</wp14:pctHeight>
-            </wp14:sizeRelV>
-          </wp:anchor>
+          </wp:inline>
         </w:drawing>
       </w:r>
-      <w:r>
-        <w:t>1.6</w:t>
-      </w:r>
-    </w:p>
-    <w:p>
-      <w:pPr>
-        <w:ind w:hanging="784"/>
-        <w:rPr>
-          <w:rFonts w:asciiTheme="minorBidi" w:hAnsiTheme="minorBidi"/>
-        </w:rPr>
-      </w:pPr>
-    </w:p>
-    <w:p>
-      <w:pPr>
-        <w:rPr>
-          <w:rFonts w:asciiTheme="minorBidi" w:hAnsiTheme="minorBidi"/>
-          <w:rtl/>
-        </w:rPr>
-      </w:pPr>
-    </w:p>
-    <w:p>
-      <w:pPr>
-        <w:rPr>
-          <w:rFonts w:asciiTheme="minorBidi" w:hAnsiTheme="minorBidi"/>
-          <w:rtl/>
-        </w:rPr>
-      </w:pPr>
-    </w:p>
-    <w:p>
-      <w:pPr>
-        <w:rPr>
-          <w:rFonts w:asciiTheme="minorBidi" w:hAnsiTheme="minorBidi"/>
-          <w:rtl/>
-        </w:rPr>
-      </w:pPr>
-    </w:p>
-    <w:p>
-      <w:pPr>
-        <w:rPr>
-          <w:rFonts w:asciiTheme="minorBidi" w:hAnsiTheme="minorBidi"/>
-          <w:rtl/>
-        </w:rPr>
-      </w:pPr>
-    </w:p>
-    <w:p>
-      <w:pPr>
-        <w:rPr>
-          <w:rFonts w:asciiTheme="minorBidi" w:hAnsiTheme="minorBidi"/>
-          <w:rtl/>
-        </w:rPr>
-      </w:pPr>
-    </w:p>
-    <w:p>
-      <w:pPr>
-        <w:rPr>
-          <w:rFonts w:asciiTheme="minorBidi" w:hAnsiTheme="minorBidi"/>
-          <w:rtl/>
-        </w:rPr>
-      </w:pPr>
-    </w:p>
-    <w:p>
-      <w:pPr>
-        <w:rPr>
-          <w:rFonts w:asciiTheme="minorBidi" w:hAnsiTheme="minorBidi"/>
-          <w:rtl/>
-        </w:rPr>
-      </w:pPr>
-    </w:p>
-    <w:p>
-      <w:pPr>
-        <w:rPr>
-          <w:rFonts w:asciiTheme="minorBidi" w:hAnsiTheme="minorBidi"/>
-          <w:rtl/>
-        </w:rPr>
-      </w:pPr>
-    </w:p>
-    <w:p>
-      <w:pPr>
-        <w:rPr>
-          <w:rFonts w:asciiTheme="minorBidi" w:hAnsiTheme="minorBidi"/>
-          <w:rtl/>
-        </w:rPr>
-      </w:pPr>
-    </w:p>
-    <w:p>
-      <w:pPr>
-        <w:rPr>
-          <w:rFonts w:asciiTheme="minorBidi" w:hAnsiTheme="minorBidi"/>
-          <w:rtl/>
-        </w:rPr>
-      </w:pPr>
-    </w:p>
-    <w:p>
-      <w:pPr>
-        <w:rPr>
-          <w:rFonts w:asciiTheme="minorBidi" w:hAnsiTheme="minorBidi"/>
-          <w:rtl/>
-        </w:rPr>
-      </w:pPr>
-    </w:p>
-    <w:p>
-      <w:pPr>
-        <w:rPr>
-          <w:rFonts w:asciiTheme="minorBidi" w:hAnsiTheme="minorBidi"/>
-          <w:rtl/>
-        </w:rPr>
-      </w:pPr>
-    </w:p>
-    <w:p>
-      <w:pPr>
-        <w:rPr>
-          <w:rFonts w:asciiTheme="minorBidi" w:hAnsiTheme="minorBidi"/>
-          <w:rtl/>
-        </w:rPr>
-      </w:pPr>
-    </w:p>
-    <w:p>
-      <w:pPr>
-        <w:rPr>
-          <w:rFonts w:asciiTheme="minorBidi" w:hAnsiTheme="minorBidi"/>
-          <w:rtl/>
-        </w:rPr>
-      </w:pPr>
-    </w:p>
-    <w:p>
-      <w:pPr>
-        <w:rPr>
-          <w:rFonts w:asciiTheme="minorBidi" w:hAnsiTheme="minorBidi"/>
-          <w:rtl/>
-        </w:rPr>
-      </w:pPr>
-    </w:p>
-    <w:p>
-      <w:pPr>
-        <w:rPr>
-          <w:rFonts w:asciiTheme="minorBidi" w:hAnsiTheme="minorBidi"/>
-          <w:rtl/>
-        </w:rPr>
-      </w:pPr>
-    </w:p>
-    <w:p>
-      <w:pPr>
-        <w:rPr>
-          <w:rFonts w:asciiTheme="minorBidi" w:hAnsiTheme="minorBidi"/>
-          <w:rtl/>
-        </w:rPr>
-      </w:pPr>
-    </w:p>
-    <w:p>
-      <w:pPr>
-        <w:rPr>
-          <w:rFonts w:asciiTheme="minorBidi" w:hAnsiTheme="minorBidi"/>
-          <w:rtl/>
-        </w:rPr>
-      </w:pPr>
-    </w:p>
-    <w:p>
-      <w:pPr>
-        <w:rPr>
-          <w:rFonts w:asciiTheme="minorBidi" w:hAnsiTheme="minorBidi"/>
-          <w:rtl/>
-        </w:rPr>
-      </w:pPr>
-    </w:p>
-    <w:p>
-      <w:pPr>
-        <w:rPr>
-          <w:rFonts w:asciiTheme="minorBidi" w:hAnsiTheme="minorBidi"/>
-          <w:rtl/>
-        </w:rPr>
-      </w:pPr>
-    </w:p>
-    <w:p>
-      <w:pPr>
-        <w:rPr>
-          <w:rFonts w:asciiTheme="minorBidi" w:hAnsiTheme="minorBidi"/>
-          <w:rtl/>
-        </w:rPr>
-      </w:pPr>
-    </w:p>
-    <w:p>
-      <w:pPr>
-        <w:rPr>
-          <w:rFonts w:asciiTheme="minorBidi" w:hAnsiTheme="minorBidi"/>
-          <w:rtl/>
-        </w:rPr>
-      </w:pPr>
-    </w:p>
-    <w:p>
-      <w:pPr>
-        <w:rPr>
-          <w:rFonts w:asciiTheme="minorBidi" w:hAnsiTheme="minorBidi"/>
-          <w:rtl/>
-        </w:rPr>
-      </w:pPr>
-    </w:p>
-    <w:p>
-      <w:pPr>
-        <w:rPr>
-          <w:rFonts w:asciiTheme="minorBidi" w:hAnsiTheme="minorBidi"/>
-          <w:rtl/>
-        </w:rPr>
-      </w:pPr>
-    </w:p>
-    <w:p>
-      <w:pPr>
-        <w:rPr>
-          <w:rFonts w:asciiTheme="minorBidi" w:hAnsiTheme="minorBidi"/>
-          <w:rtl/>
-        </w:rPr>
-      </w:pPr>
-    </w:p>
-    <w:p>
-      <w:pPr>
-        <w:rPr>
-          <w:rFonts w:asciiTheme="minorBidi" w:hAnsiTheme="minorBidi"/>
-          <w:rtl/>
-        </w:rPr>
-      </w:pPr>
-    </w:p>
-    <w:p>
-      <w:pPr>
-        <w:rPr>
-          <w:rFonts w:asciiTheme="minorBidi" w:hAnsiTheme="minorBidi"/>
-          <w:rtl/>
-        </w:rPr>
-      </w:pPr>
+    </w:p>
+    <w:p>
+      <w:pPr>
+        <w:rPr>
+          <w:rFonts w:asciiTheme="minorBidi" w:hAnsiTheme="minorBidi"/>
+          <w:rtl/>
+        </w:rPr>
+      </w:pPr>
+    </w:p>
+    <w:p>
+      <w:pPr>
+        <w:bidi w:val="0"/>
+        <w:rPr>
+          <w:rFonts w:asciiTheme="minorBidi" w:hAnsiTheme="minorBidi"/>
+          <w:rtl/>
+        </w:rPr>
+      </w:pPr>
+      <w:r>
+        <w:rPr>
+          <w:rFonts w:asciiTheme="minorBidi" w:hAnsiTheme="minorBidi"/>
+          <w:rtl/>
+        </w:rPr>
+        <w:br w:type="page"/>
+      </w:r>
     </w:p>
     <w:p>
       <w:pPr>
@@ -3525,7 +3434,7 @@
     </w:p>
     <w:tbl>
       <w:tblPr>
-        <w:tblStyle w:val="ae"/>
+        <w:tblStyle w:val="TableGrid"/>
         <w:tblpPr w:leftFromText="180" w:rightFromText="180" w:vertAnchor="text" w:horzAnchor="margin" w:tblpXSpec="center" w:tblpY="58"/>
         <w:bidiVisual/>
         <w:tblW w:w="0" w:type="auto"/>
@@ -3552,6 +3461,7 @@
                 <w:rtl/>
               </w:rPr>
             </w:pPr>
+            <w:proofErr w:type="gramStart"/>
             <w:r>
               <w:rPr>
                 <w:rFonts w:asciiTheme="minorBidi" w:hAnsiTheme="minorBidi"/>
@@ -3561,6 +3471,7 @@
               </w:rPr>
               <w:t>uniqueNumber</w:t>
             </w:r>
+            <w:proofErr w:type="gramEnd"/>
             <w:r>
               <w:rPr>
                 <w:rFonts w:asciiTheme="minorBidi" w:hAnsiTheme="minorBidi"/>
@@ -3614,6 +3525,7 @@
                 <w:rtl/>
               </w:rPr>
             </w:pPr>
+            <w:proofErr w:type="spellStart"/>
             <w:proofErr w:type="gramStart"/>
             <w:r>
               <w:rPr>
@@ -3624,6 +3536,7 @@
               </w:rPr>
               <w:t>uniqueNumber</w:t>
             </w:r>
+            <w:proofErr w:type="spellEnd"/>
             <w:r>
               <w:rPr>
                 <w:rFonts w:asciiTheme="minorBidi" w:hAnsiTheme="minorBidi"/>
@@ -3714,6 +3627,7 @@
                 <w:rtl/>
               </w:rPr>
             </w:pPr>
+            <w:proofErr w:type="spellStart"/>
             <w:proofErr w:type="gramStart"/>
             <w:r>
               <w:rPr>
@@ -3724,6 +3638,7 @@
               </w:rPr>
               <w:t>uniqueNumber</w:t>
             </w:r>
+            <w:proofErr w:type="spellEnd"/>
             <w:r>
               <w:rPr>
                 <w:rFonts w:asciiTheme="minorBidi" w:hAnsiTheme="minorBidi"/>
@@ -3888,6 +3803,7 @@
                 <w:rtl/>
               </w:rPr>
             </w:pPr>
+            <w:proofErr w:type="spellStart"/>
             <w:proofErr w:type="gramStart"/>
             <w:r>
               <w:rPr>
@@ -3896,6 +3812,7 @@
               </w:rPr>
               <w:t>uniqueNumber</w:t>
             </w:r>
+            <w:proofErr w:type="spellEnd"/>
             <w:r>
               <w:rPr>
                 <w:rFonts w:asciiTheme="minorBidi" w:hAnsiTheme="minorBidi"/>
@@ -3929,6 +3846,7 @@
               </w:rPr>
               <w:t xml:space="preserve">), </w:t>
             </w:r>
+            <w:proofErr w:type="spellStart"/>
             <w:r>
               <w:rPr>
                 <w:rFonts w:asciiTheme="minorBidi" w:hAnsiTheme="minorBidi"/>
@@ -3936,12 +3854,14 @@
               </w:rPr>
               <w:t>floorNumber</w:t>
             </w:r>
+            <w:proofErr w:type="spellEnd"/>
             <w:r>
               <w:rPr>
                 <w:rFonts w:asciiTheme="minorBidi" w:hAnsiTheme="minorBidi"/>
               </w:rPr>
               <w:t xml:space="preserve">, </w:t>
             </w:r>
+            <w:proofErr w:type="spellStart"/>
             <w:r>
               <w:rPr>
                 <w:rFonts w:asciiTheme="minorBidi" w:hAnsiTheme="minorBidi"/>
@@ -3949,6 +3869,7 @@
               </w:rPr>
               <w:t>spaceNumber</w:t>
             </w:r>
+            <w:proofErr w:type="spellEnd"/>
             <w:r>
               <w:rPr>
                 <w:rFonts w:asciiTheme="minorBidi" w:hAnsiTheme="minorBidi"/>
@@ -4167,6 +4088,32 @@
                 <w:szCs w:val="22"/>
               </w:rPr>
             </w:pPr>
+            <w:r>
+              <w:rPr>
+                <w:rFonts w:asciiTheme="minorBidi" w:hAnsiTheme="minorBidi"/>
+                <w:sz w:val="22"/>
+                <w:szCs w:val="22"/>
+                <w:u w:val="single"/>
+              </w:rPr>
+              <w:t>StationID</w:t>
+            </w:r>
+            <w:r>
+              <w:rPr>
+                <w:rFonts w:asciiTheme="minorBidi" w:hAnsiTheme="minorBidi"/>
+                <w:sz w:val="22"/>
+                <w:szCs w:val="22"/>
+                <w:u w:val="single"/>
+              </w:rPr>
+              <w:t>,</w:t>
+            </w:r>
+            <w:r>
+              <w:rPr>
+                <w:rFonts w:asciiTheme="minorBidi" w:hAnsiTheme="minorBidi"/>
+                <w:sz w:val="22"/>
+                <w:szCs w:val="22"/>
+              </w:rPr>
+              <w:t xml:space="preserve"> </w:t>
+            </w:r>
             <w:proofErr w:type="spellStart"/>
             <w:r>
               <w:rPr>
@@ -4175,35 +4122,9 @@
                 <w:szCs w:val="22"/>
                 <w:u w:val="single"/>
               </w:rPr>
-              <w:t>StationID</w:t>
+              <w:t>ParkingLotID</w:t>
             </w:r>
             <w:proofErr w:type="spellEnd"/>
-            <w:r>
-              <w:rPr>
-                <w:rFonts w:asciiTheme="minorBidi" w:hAnsiTheme="minorBidi"/>
-                <w:sz w:val="22"/>
-                <w:szCs w:val="22"/>
-                <w:u w:val="single"/>
-              </w:rPr>
-              <w:t>,</w:t>
-            </w:r>
-            <w:r>
-              <w:rPr>
-                <w:rFonts w:asciiTheme="minorBidi" w:hAnsiTheme="minorBidi"/>
-                <w:sz w:val="22"/>
-                <w:szCs w:val="22"/>
-              </w:rPr>
-              <w:t xml:space="preserve"> </w:t>
-            </w:r>
-            <w:r>
-              <w:rPr>
-                <w:rFonts w:asciiTheme="minorBidi" w:hAnsiTheme="minorBidi"/>
-                <w:sz w:val="22"/>
-                <w:szCs w:val="22"/>
-                <w:u w:val="single"/>
-              </w:rPr>
-              <w:t>ParkingLotID</w:t>
-            </w:r>
             <w:r>
               <w:rPr>
                 <w:rFonts w:asciiTheme="minorBidi" w:hAnsiTheme="minorBidi"/>
@@ -4284,6 +4205,7 @@
                 <w:lang w:val="en-GB"/>
               </w:rPr>
             </w:pPr>
+            <w:proofErr w:type="spellStart"/>
             <w:r>
               <w:rPr>
                 <w:rFonts w:asciiTheme="minorBidi" w:hAnsiTheme="minorBidi"/>
@@ -4291,7 +4213,25 @@
                 <w:szCs w:val="22"/>
                 <w:u w:val="single"/>
               </w:rPr>
-              <w:t xml:space="preserve">VehicleNumber, </w:t>
+              <w:t>VehicleNumber</w:t>
+            </w:r>
+            <w:proofErr w:type="spellEnd"/>
+            <w:r>
+              <w:rPr>
+                <w:rFonts w:asciiTheme="minorBidi" w:hAnsiTheme="minorBidi"/>
+                <w:sz w:val="22"/>
+                <w:szCs w:val="22"/>
+                <w:u w:val="single"/>
+              </w:rPr>
+              <w:t>, StationID</w:t>
+            </w:r>
+            <w:r>
+              <w:rPr>
+                <w:rFonts w:asciiTheme="minorBidi" w:hAnsiTheme="minorBidi"/>
+                <w:sz w:val="22"/>
+                <w:szCs w:val="22"/>
+              </w:rPr>
+              <w:t xml:space="preserve">, </w:t>
             </w:r>
             <w:proofErr w:type="spellStart"/>
             <w:r>
@@ -4299,28 +4239,11 @@
                 <w:rFonts w:asciiTheme="minorBidi" w:hAnsiTheme="minorBidi"/>
                 <w:sz w:val="22"/>
                 <w:szCs w:val="22"/>
-                <w:u w:val="single"/>
-              </w:rPr>
-              <w:t>StationID</w:t>
+                <w:lang w:val="en-GB"/>
+              </w:rPr>
+              <w:t>startTime</w:t>
             </w:r>
             <w:proofErr w:type="spellEnd"/>
-            <w:r>
-              <w:rPr>
-                <w:rFonts w:asciiTheme="minorBidi" w:hAnsiTheme="minorBidi"/>
-                <w:sz w:val="22"/>
-                <w:szCs w:val="22"/>
-              </w:rPr>
-              <w:t xml:space="preserve">, </w:t>
-            </w:r>
-            <w:r>
-              <w:rPr>
-                <w:rFonts w:asciiTheme="minorBidi" w:hAnsiTheme="minorBidi"/>
-                <w:sz w:val="22"/>
-                <w:szCs w:val="22"/>
-                <w:lang w:val="en-GB"/>
-              </w:rPr>
-              <w:t>startTime</w:t>
-            </w:r>
             <w:r>
               <w:rPr>
                 <w:rFonts w:asciiTheme="minorBidi" w:hAnsiTheme="minorBidi"/>
@@ -4402,6 +4325,7 @@
                 <w:u w:val="single"/>
               </w:rPr>
             </w:pPr>
+            <w:proofErr w:type="spellStart"/>
             <w:proofErr w:type="gramStart"/>
             <w:r>
               <w:rPr>
@@ -4410,7 +4334,17 @@
                 <w:szCs w:val="22"/>
                 <w:u w:val="single"/>
               </w:rPr>
-              <w:t xml:space="preserve">vehicleNumber(FK </w:t>
+              <w:t>vehicleNumber</w:t>
+            </w:r>
+            <w:proofErr w:type="spellEnd"/>
+            <w:r>
+              <w:rPr>
+                <w:rFonts w:asciiTheme="minorBidi" w:hAnsiTheme="minorBidi"/>
+                <w:sz w:val="22"/>
+                <w:szCs w:val="22"/>
+                <w:u w:val="single"/>
+              </w:rPr>
+              <w:t xml:space="preserve">(FK </w:t>
             </w:r>
             <w:r>
               <w:rPr>
@@ -4445,18 +4379,8 @@
                 <w:sz w:val="22"/>
                 <w:szCs w:val="22"/>
               </w:rPr>
-              <w:t xml:space="preserve">, </w:t>
-            </w:r>
-            <w:proofErr w:type="spellStart"/>
-            <w:r>
-              <w:rPr>
-                <w:rFonts w:asciiTheme="minorBidi" w:hAnsiTheme="minorBidi"/>
-                <w:sz w:val="22"/>
-                <w:szCs w:val="22"/>
-              </w:rPr>
-              <w:t>isCharging</w:t>
-            </w:r>
-            <w:proofErr w:type="spellEnd"/>
+              <w:t>, isCharging</w:t>
+            </w:r>
           </w:p>
         </w:tc>
         <w:tc>
@@ -4623,6 +4547,30 @@
           <w:rtl/>
         </w:rPr>
       </w:pPr>
+    </w:p>
+    <w:p>
+      <w:pPr>
+        <w:bidi w:val="0"/>
+        <w:rPr>
+          <w:rFonts w:asciiTheme="minorBidi" w:hAnsiTheme="minorBidi"/>
+          <w:b/>
+          <w:bCs/>
+          <w:sz w:val="28"/>
+          <w:szCs w:val="28"/>
+          <w:rtl/>
+        </w:rPr>
+      </w:pPr>
+      <w:r>
+        <w:rPr>
+          <w:rFonts w:asciiTheme="minorBidi" w:hAnsiTheme="minorBidi"/>
+          <w:b/>
+          <w:bCs/>
+          <w:sz w:val="28"/>
+          <w:szCs w:val="28"/>
+          <w:rtl/>
+        </w:rPr>
+        <w:br w:type="page"/>
+      </w:r>
     </w:p>
     <w:p>
       <w:pPr>
@@ -4661,7 +4609,7 @@
     </w:p>
     <w:p>
       <w:pPr>
-        <w:pStyle w:val="af4"/>
+        <w:pStyle w:val="NoSpacing"/>
         <w:rPr>
           <w:rtl/>
         </w:rPr>
@@ -4676,7 +4624,7 @@
     </w:p>
     <w:tbl>
       <w:tblPr>
-        <w:tblStyle w:val="ae"/>
+        <w:tblStyle w:val="TableGrid"/>
         <w:bidiVisual/>
         <w:tblW w:w="0" w:type="auto"/>
         <w:tblBorders>
@@ -4748,8 +4696,16 @@
               <w:rPr>
                 <w:rFonts w:asciiTheme="minorBidi" w:hAnsiTheme="minorBidi"/>
               </w:rPr>
-              <w:t>, ParkingSpace</w:t>
-            </w:r>
+              <w:t xml:space="preserve">, </w:t>
+            </w:r>
+            <w:proofErr w:type="spellStart"/>
+            <w:r>
+              <w:rPr>
+                <w:rFonts w:asciiTheme="minorBidi" w:hAnsiTheme="minorBidi"/>
+              </w:rPr>
+              <w:t>ParkingSpace</w:t>
+            </w:r>
+            <w:proofErr w:type="spellEnd"/>
           </w:p>
         </w:tc>
         <w:tc>
@@ -5212,7 +5168,7 @@
     </w:p>
     <w:p>
       <w:pPr>
-        <w:pStyle w:val="af4"/>
+        <w:pStyle w:val="NoSpacing"/>
       </w:pPr>
       <w:r>
         <w:rPr>
@@ -5300,7 +5256,7 @@
     </w:p>
     <w:p>
       <w:pPr>
-        <w:pStyle w:val="af4"/>
+        <w:pStyle w:val="NoSpacing"/>
       </w:pPr>
       <w:r>
         <w:lastRenderedPageBreak/>
@@ -5363,24 +5319,9 @@
     </w:p>
     <w:p>
       <w:pPr>
-        <w:bidi w:val="0"/>
-        <w:rPr>
-          <w:rFonts w:asciiTheme="minorBidi" w:hAnsiTheme="minorBidi"/>
-        </w:rPr>
-      </w:pPr>
-      <w:r>
-        <w:rPr>
-          <w:rFonts w:asciiTheme="minorBidi" w:hAnsiTheme="minorBidi"/>
-        </w:rPr>
-        <w:br w:type="page"/>
-      </w:r>
-    </w:p>
-    <w:p>
-      <w:pPr>
-        <w:pStyle w:val="af4"/>
-      </w:pPr>
-      <w:r>
-        <w:lastRenderedPageBreak/>
+        <w:pStyle w:val="NoSpacing"/>
+      </w:pPr>
+      <w:r>
         <w:t>2.4</w:t>
       </w:r>
       <w:r>
@@ -5389,7 +5330,7 @@
     </w:p>
     <w:tbl>
       <w:tblPr>
-        <w:tblStyle w:val="ae"/>
+        <w:tblStyle w:val="TableGrid"/>
         <w:bidiVisual/>
         <w:tblW w:w="9445" w:type="dxa"/>
         <w:jc w:val="right"/>
@@ -7070,7 +7011,7 @@
     </w:tbl>
     <w:p>
       <w:pPr>
-        <w:pStyle w:val="af4"/>
+        <w:pStyle w:val="NoSpacing"/>
       </w:pPr>
       <w:r>
         <w:t xml:space="preserve"> </w:t>
@@ -7078,11 +7019,44 @@
     </w:p>
     <w:p>
       <w:pPr>
-        <w:pStyle w:val="af4"/>
+        <w:bidi w:val="0"/>
+        <w:rPr>
+          <w:rFonts w:asciiTheme="minorBidi" w:hAnsiTheme="minorBidi"/>
+          <w:b/>
+          <w:bCs/>
+        </w:rPr>
+      </w:pPr>
+      <w:r>
+        <w:br w:type="page"/>
+      </w:r>
+    </w:p>
+    <w:p>
+      <w:pPr>
+        <w:pStyle w:val="NoSpacing"/>
+      </w:pPr>
+    </w:p>
+    <w:p>
+      <w:pPr>
+        <w:pStyle w:val="NoSpacing"/>
       </w:pPr>
       <w:r>
         <w:t>2.5</w:t>
       </w:r>
+    </w:p>
+    <w:p>
+      <w:pPr>
+        <w:bidi w:val="0"/>
+        <w:rPr>
+          <w:rFonts w:asciiTheme="minorBidi" w:hAnsiTheme="minorBidi"/>
+          <w:b/>
+          <w:bCs/>
+        </w:rPr>
+      </w:pPr>
+    </w:p>
+    <w:p>
+      <w:pPr>
+        <w:pStyle w:val="NoSpacing"/>
+      </w:pPr>
     </w:p>
     <w:p>
       <w:r>
@@ -7620,7 +7594,7 @@
 <w:hdr xmlns:wpc="http://schemas.microsoft.com/office/word/2010/wordprocessingCanvas" xmlns:cx="http://schemas.microsoft.com/office/drawing/2014/chartex" xmlns:cx1="http://schemas.microsoft.com/office/drawing/2015/9/8/chartex" xmlns:cx2="http://schemas.microsoft.com/office/drawing/2015/10/21/chartex" xmlns:cx3="http://schemas.microsoft.com/office/drawing/2016/5/9/chartex" xmlns:cx4="http://schemas.microsoft.com/office/drawing/2016/5/10/chartex" xmlns:cx5="http://schemas.microsoft.com/office/drawing/2016/5/11/chartex" xmlns:cx6="http://schemas.microsoft.com/office/drawing/2016/5/12/chartex" xmlns:cx7="http://schemas.microsoft.com/office/drawing/2016/5/13/chartex" xmlns:cx8="http://schemas.microsoft.com/office/drawing/2016/5/14/chartex" xmlns:mc="http://schemas.openxmlformats.org/markup-compatibility/2006" xmlns:aink="http://schemas.microsoft.com/office/drawing/2016/ink" xmlns:am3d="http://schemas.microsoft.com/office/drawing/2017/model3d" xmlns:o="urn:schemas-microsoft-com:office:office" xmlns:oel="http://schemas.microsoft.com/office/2019/extlst" xmlns:r="http://schemas.openxmlformats.org/officeDocument/2006/relationships" xmlns:m="http://schemas.openxmlformats.org/officeDocument/2006/math" xmlns:v="urn:schemas-microsoft-com:vml" xmlns:wp14="http://schemas.microsoft.com/office/word/2010/wordprocessingDrawing" xmlns:wp="http://schemas.openxmlformats.org/drawingml/2006/wordprocessingDrawing" xmlns:w10="urn:schemas-microsoft-com:office:word" xmlns:w="http://schemas.openxmlformats.org/wordprocessingml/2006/main" xmlns:w14="http://schemas.microsoft.com/office/word/2010/wordml" xmlns:w15="http://schemas.microsoft.com/office/word/2012/wordml" xmlns:w16cex="http://schemas.microsoft.com/office/word/2018/wordml/cex" xmlns:w16cid="http://schemas.microsoft.com/office/word/2016/wordml/cid" xmlns:w16="http://schemas.microsoft.com/office/word/2018/wordml" xmlns:w16du="http://schemas.microsoft.com/office/word/2023/wordml/word16du" xmlns:w16sdtdh="http://schemas.microsoft.com/office/word/2020/wordml/sdtdatahash" xmlns:w16sdtfl="http://schemas.microsoft.com/office/word/2024/wordml/sdtformatlock" xmlns:w16se="http://schemas.microsoft.com/office/word/2015/wordml/symex" xmlns:wpg="http://schemas.microsoft.com/office/word/2010/wordprocessingGroup" xmlns:wpi="http://schemas.microsoft.com/office/word/2010/wordprocessingInk" xmlns:wne="http://schemas.microsoft.com/office/word/2006/wordml" xmlns:wps="http://schemas.microsoft.com/office/word/2010/wordprocessingShape" mc:Ignorable="w14 w15 w16se w16cid w16 w16cex w16sdtdh w16sdtfl w16du wp14">
   <w:p>
     <w:pPr>
-      <w:pStyle w:val="af0"/>
+      <w:pStyle w:val="Header"/>
     </w:pPr>
     <w:r>
       <w:rPr>
@@ -8158,7 +8132,7 @@
     <w:lsdException w:name="Unresolved Mention" w:semiHidden="1" w:unhideWhenUsed="1"/>
     <w:lsdException w:name="Smart Link" w:semiHidden="1" w:unhideWhenUsed="1"/>
   </w:latentStyles>
-  <w:style w:type="paragraph" w:default="1" w:styleId="a">
+  <w:style w:type="paragraph" w:default="1" w:styleId="Normal">
     <w:name w:val="Normal"/>
     <w:qFormat/>
     <w:rsid w:val="00B30899"/>
@@ -8166,11 +8140,11 @@
       <w:bidi/>
     </w:pPr>
   </w:style>
-  <w:style w:type="paragraph" w:styleId="1">
+  <w:style w:type="paragraph" w:styleId="Heading1">
     <w:name w:val="heading 1"/>
-    <w:basedOn w:val="a"/>
-    <w:next w:val="a"/>
-    <w:link w:val="10"/>
+    <w:basedOn w:val="Normal"/>
+    <w:next w:val="Normal"/>
+    <w:link w:val="Heading1Char"/>
     <w:uiPriority w:val="9"/>
     <w:qFormat/>
     <w:rsid w:val="000836A0"/>
@@ -8187,11 +8161,11 @@
       <w:szCs w:val="40"/>
     </w:rPr>
   </w:style>
-  <w:style w:type="paragraph" w:styleId="2">
+  <w:style w:type="paragraph" w:styleId="Heading2">
     <w:name w:val="heading 2"/>
-    <w:basedOn w:val="a"/>
-    <w:next w:val="a"/>
-    <w:link w:val="20"/>
+    <w:basedOn w:val="Normal"/>
+    <w:next w:val="Normal"/>
+    <w:link w:val="Heading2Char"/>
     <w:uiPriority w:val="9"/>
     <w:semiHidden/>
     <w:unhideWhenUsed/>
@@ -8210,11 +8184,11 @@
       <w:szCs w:val="32"/>
     </w:rPr>
   </w:style>
-  <w:style w:type="paragraph" w:styleId="3">
+  <w:style w:type="paragraph" w:styleId="Heading3">
     <w:name w:val="heading 3"/>
-    <w:basedOn w:val="a"/>
-    <w:next w:val="a"/>
-    <w:link w:val="30"/>
+    <w:basedOn w:val="Normal"/>
+    <w:next w:val="Normal"/>
+    <w:link w:val="Heading3Char"/>
     <w:uiPriority w:val="9"/>
     <w:semiHidden/>
     <w:unhideWhenUsed/>
@@ -8233,11 +8207,11 @@
       <w:szCs w:val="28"/>
     </w:rPr>
   </w:style>
-  <w:style w:type="paragraph" w:styleId="4">
+  <w:style w:type="paragraph" w:styleId="Heading4">
     <w:name w:val="heading 4"/>
-    <w:basedOn w:val="a"/>
-    <w:next w:val="a"/>
-    <w:link w:val="40"/>
+    <w:basedOn w:val="Normal"/>
+    <w:next w:val="Normal"/>
+    <w:link w:val="Heading4Char"/>
     <w:uiPriority w:val="9"/>
     <w:semiHidden/>
     <w:unhideWhenUsed/>
@@ -8256,11 +8230,11 @@
       <w:color w:val="0F4761" w:themeColor="accent1" w:themeShade="BF"/>
     </w:rPr>
   </w:style>
-  <w:style w:type="paragraph" w:styleId="5">
+  <w:style w:type="paragraph" w:styleId="Heading5">
     <w:name w:val="heading 5"/>
-    <w:basedOn w:val="a"/>
-    <w:next w:val="a"/>
-    <w:link w:val="50"/>
+    <w:basedOn w:val="Normal"/>
+    <w:next w:val="Normal"/>
+    <w:link w:val="Heading5Char"/>
     <w:uiPriority w:val="9"/>
     <w:semiHidden/>
     <w:unhideWhenUsed/>
@@ -8277,11 +8251,11 @@
       <w:color w:val="0F4761" w:themeColor="accent1" w:themeShade="BF"/>
     </w:rPr>
   </w:style>
-  <w:style w:type="paragraph" w:styleId="6">
+  <w:style w:type="paragraph" w:styleId="Heading6">
     <w:name w:val="heading 6"/>
-    <w:basedOn w:val="a"/>
-    <w:next w:val="a"/>
-    <w:link w:val="60"/>
+    <w:basedOn w:val="Normal"/>
+    <w:next w:val="Normal"/>
+    <w:link w:val="Heading6Char"/>
     <w:uiPriority w:val="9"/>
     <w:semiHidden/>
     <w:unhideWhenUsed/>
@@ -8300,11 +8274,11 @@
       <w:color w:val="595959" w:themeColor="text1" w:themeTint="A6"/>
     </w:rPr>
   </w:style>
-  <w:style w:type="paragraph" w:styleId="7">
+  <w:style w:type="paragraph" w:styleId="Heading7">
     <w:name w:val="heading 7"/>
-    <w:basedOn w:val="a"/>
-    <w:next w:val="a"/>
-    <w:link w:val="70"/>
+    <w:basedOn w:val="Normal"/>
+    <w:next w:val="Normal"/>
+    <w:link w:val="Heading7Char"/>
     <w:uiPriority w:val="9"/>
     <w:semiHidden/>
     <w:unhideWhenUsed/>
@@ -8321,11 +8295,11 @@
       <w:color w:val="595959" w:themeColor="text1" w:themeTint="A6"/>
     </w:rPr>
   </w:style>
-  <w:style w:type="paragraph" w:styleId="8">
+  <w:style w:type="paragraph" w:styleId="Heading8">
     <w:name w:val="heading 8"/>
-    <w:basedOn w:val="a"/>
-    <w:next w:val="a"/>
-    <w:link w:val="80"/>
+    <w:basedOn w:val="Normal"/>
+    <w:next w:val="Normal"/>
+    <w:link w:val="Heading8Char"/>
     <w:uiPriority w:val="9"/>
     <w:semiHidden/>
     <w:unhideWhenUsed/>
@@ -8343,11 +8317,11 @@
       <w:color w:val="272727" w:themeColor="text1" w:themeTint="D8"/>
     </w:rPr>
   </w:style>
-  <w:style w:type="paragraph" w:styleId="9">
+  <w:style w:type="paragraph" w:styleId="Heading9">
     <w:name w:val="heading 9"/>
-    <w:basedOn w:val="a"/>
-    <w:next w:val="a"/>
-    <w:link w:val="90"/>
+    <w:basedOn w:val="Normal"/>
+    <w:next w:val="Normal"/>
+    <w:link w:val="Heading9Char"/>
     <w:uiPriority w:val="9"/>
     <w:semiHidden/>
     <w:unhideWhenUsed/>
@@ -8363,13 +8337,13 @@
       <w:color w:val="272727" w:themeColor="text1" w:themeTint="D8"/>
     </w:rPr>
   </w:style>
-  <w:style w:type="character" w:default="1" w:styleId="a0">
+  <w:style w:type="character" w:default="1" w:styleId="DefaultParagraphFont">
     <w:name w:val="Default Paragraph Font"/>
     <w:uiPriority w:val="1"/>
     <w:semiHidden/>
     <w:unhideWhenUsed/>
   </w:style>
-  <w:style w:type="table" w:default="1" w:styleId="a1">
+  <w:style w:type="table" w:default="1" w:styleId="TableNormal">
     <w:name w:val="Normal Table"/>
     <w:uiPriority w:val="99"/>
     <w:semiHidden/>
@@ -8384,16 +8358,16 @@
       </w:tblCellMar>
     </w:tblPr>
   </w:style>
-  <w:style w:type="numbering" w:default="1" w:styleId="a2">
+  <w:style w:type="numbering" w:default="1" w:styleId="NoList">
     <w:name w:val="No List"/>
     <w:uiPriority w:val="99"/>
     <w:semiHidden/>
     <w:unhideWhenUsed/>
   </w:style>
-  <w:style w:type="character" w:customStyle="1" w:styleId="10">
-    <w:name w:val="כותרת 1 תו"/>
-    <w:basedOn w:val="a0"/>
-    <w:link w:val="1"/>
+  <w:style w:type="character" w:customStyle="1" w:styleId="Heading1Char">
+    <w:name w:val="Heading 1 Char"/>
+    <w:basedOn w:val="DefaultParagraphFont"/>
+    <w:link w:val="Heading1"/>
     <w:uiPriority w:val="9"/>
     <w:rsid w:val="000836A0"/>
     <w:rPr>
@@ -8403,10 +8377,10 @@
       <w:szCs w:val="40"/>
     </w:rPr>
   </w:style>
-  <w:style w:type="character" w:customStyle="1" w:styleId="20">
-    <w:name w:val="כותרת 2 תו"/>
-    <w:basedOn w:val="a0"/>
-    <w:link w:val="2"/>
+  <w:style w:type="character" w:customStyle="1" w:styleId="Heading2Char">
+    <w:name w:val="Heading 2 Char"/>
+    <w:basedOn w:val="DefaultParagraphFont"/>
+    <w:link w:val="Heading2"/>
     <w:uiPriority w:val="9"/>
     <w:semiHidden/>
     <w:rsid w:val="000836A0"/>
@@ -8417,10 +8391,10 @@
       <w:szCs w:val="32"/>
     </w:rPr>
   </w:style>
-  <w:style w:type="character" w:customStyle="1" w:styleId="30">
-    <w:name w:val="כותרת 3 תו"/>
-    <w:basedOn w:val="a0"/>
-    <w:link w:val="3"/>
+  <w:style w:type="character" w:customStyle="1" w:styleId="Heading3Char">
+    <w:name w:val="Heading 3 Char"/>
+    <w:basedOn w:val="DefaultParagraphFont"/>
+    <w:link w:val="Heading3"/>
     <w:uiPriority w:val="9"/>
     <w:semiHidden/>
     <w:rsid w:val="000836A0"/>
@@ -8431,10 +8405,10 @@
       <w:szCs w:val="28"/>
     </w:rPr>
   </w:style>
-  <w:style w:type="character" w:customStyle="1" w:styleId="40">
-    <w:name w:val="כותרת 4 תו"/>
-    <w:basedOn w:val="a0"/>
-    <w:link w:val="4"/>
+  <w:style w:type="character" w:customStyle="1" w:styleId="Heading4Char">
+    <w:name w:val="Heading 4 Char"/>
+    <w:basedOn w:val="DefaultParagraphFont"/>
+    <w:link w:val="Heading4"/>
     <w:uiPriority w:val="9"/>
     <w:semiHidden/>
     <w:rsid w:val="000836A0"/>
@@ -8445,10 +8419,10 @@
       <w:color w:val="0F4761" w:themeColor="accent1" w:themeShade="BF"/>
     </w:rPr>
   </w:style>
-  <w:style w:type="character" w:customStyle="1" w:styleId="50">
-    <w:name w:val="כותרת 5 תו"/>
-    <w:basedOn w:val="a0"/>
-    <w:link w:val="5"/>
+  <w:style w:type="character" w:customStyle="1" w:styleId="Heading5Char">
+    <w:name w:val="Heading 5 Char"/>
+    <w:basedOn w:val="DefaultParagraphFont"/>
+    <w:link w:val="Heading5"/>
     <w:uiPriority w:val="9"/>
     <w:semiHidden/>
     <w:rsid w:val="000836A0"/>
@@ -8457,10 +8431,10 @@
       <w:color w:val="0F4761" w:themeColor="accent1" w:themeShade="BF"/>
     </w:rPr>
   </w:style>
-  <w:style w:type="character" w:customStyle="1" w:styleId="60">
-    <w:name w:val="כותרת 6 תו"/>
-    <w:basedOn w:val="a0"/>
-    <w:link w:val="6"/>
+  <w:style w:type="character" w:customStyle="1" w:styleId="Heading6Char">
+    <w:name w:val="Heading 6 Char"/>
+    <w:basedOn w:val="DefaultParagraphFont"/>
+    <w:link w:val="Heading6"/>
     <w:uiPriority w:val="9"/>
     <w:semiHidden/>
     <w:rsid w:val="000836A0"/>
@@ -8471,10 +8445,10 @@
       <w:color w:val="595959" w:themeColor="text1" w:themeTint="A6"/>
     </w:rPr>
   </w:style>
-  <w:style w:type="character" w:customStyle="1" w:styleId="70">
-    <w:name w:val="כותרת 7 תו"/>
-    <w:basedOn w:val="a0"/>
-    <w:link w:val="7"/>
+  <w:style w:type="character" w:customStyle="1" w:styleId="Heading7Char">
+    <w:name w:val="Heading 7 Char"/>
+    <w:basedOn w:val="DefaultParagraphFont"/>
+    <w:link w:val="Heading7"/>
     <w:uiPriority w:val="9"/>
     <w:semiHidden/>
     <w:rsid w:val="000836A0"/>
@@ -8483,10 +8457,10 @@
       <w:color w:val="595959" w:themeColor="text1" w:themeTint="A6"/>
     </w:rPr>
   </w:style>
-  <w:style w:type="character" w:customStyle="1" w:styleId="80">
-    <w:name w:val="כותרת 8 תו"/>
-    <w:basedOn w:val="a0"/>
-    <w:link w:val="8"/>
+  <w:style w:type="character" w:customStyle="1" w:styleId="Heading8Char">
+    <w:name w:val="Heading 8 Char"/>
+    <w:basedOn w:val="DefaultParagraphFont"/>
+    <w:link w:val="Heading8"/>
     <w:uiPriority w:val="9"/>
     <w:semiHidden/>
     <w:rsid w:val="000836A0"/>
@@ -8497,10 +8471,10 @@
       <w:color w:val="272727" w:themeColor="text1" w:themeTint="D8"/>
     </w:rPr>
   </w:style>
-  <w:style w:type="character" w:customStyle="1" w:styleId="90">
-    <w:name w:val="כותרת 9 תו"/>
-    <w:basedOn w:val="a0"/>
-    <w:link w:val="9"/>
+  <w:style w:type="character" w:customStyle="1" w:styleId="Heading9Char">
+    <w:name w:val="Heading 9 Char"/>
+    <w:basedOn w:val="DefaultParagraphFont"/>
+    <w:link w:val="Heading9"/>
     <w:uiPriority w:val="9"/>
     <w:semiHidden/>
     <w:rsid w:val="000836A0"/>
@@ -8509,11 +8483,11 @@
       <w:color w:val="272727" w:themeColor="text1" w:themeTint="D8"/>
     </w:rPr>
   </w:style>
-  <w:style w:type="paragraph" w:styleId="a3">
+  <w:style w:type="paragraph" w:styleId="Title">
     <w:name w:val="Title"/>
-    <w:basedOn w:val="a"/>
-    <w:next w:val="a"/>
-    <w:link w:val="a4"/>
+    <w:basedOn w:val="Normal"/>
+    <w:next w:val="Normal"/>
+    <w:link w:val="TitleChar"/>
     <w:uiPriority w:val="10"/>
     <w:qFormat/>
     <w:rsid w:val="000836A0"/>
@@ -8529,10 +8503,10 @@
       <w:szCs w:val="56"/>
     </w:rPr>
   </w:style>
-  <w:style w:type="character" w:customStyle="1" w:styleId="a4">
-    <w:name w:val="כותרת טקסט תו"/>
-    <w:basedOn w:val="a0"/>
-    <w:link w:val="a3"/>
+  <w:style w:type="character" w:customStyle="1" w:styleId="TitleChar">
+    <w:name w:val="Title Char"/>
+    <w:basedOn w:val="DefaultParagraphFont"/>
+    <w:link w:val="Title"/>
     <w:uiPriority w:val="10"/>
     <w:rsid w:val="000836A0"/>
     <w:rPr>
@@ -8543,11 +8517,11 @@
       <w:szCs w:val="56"/>
     </w:rPr>
   </w:style>
-  <w:style w:type="paragraph" w:styleId="a5">
+  <w:style w:type="paragraph" w:styleId="Subtitle">
     <w:name w:val="Subtitle"/>
-    <w:basedOn w:val="a"/>
-    <w:next w:val="a"/>
-    <w:link w:val="a6"/>
+    <w:basedOn w:val="Normal"/>
+    <w:next w:val="Normal"/>
+    <w:link w:val="SubtitleChar"/>
     <w:uiPriority w:val="11"/>
     <w:qFormat/>
     <w:rsid w:val="000836A0"/>
@@ -8565,10 +8539,10 @@
       <w:szCs w:val="28"/>
     </w:rPr>
   </w:style>
-  <w:style w:type="character" w:customStyle="1" w:styleId="a6">
-    <w:name w:val="כותרת משנה תו"/>
-    <w:basedOn w:val="a0"/>
-    <w:link w:val="a5"/>
+  <w:style w:type="character" w:customStyle="1" w:styleId="SubtitleChar">
+    <w:name w:val="Subtitle Char"/>
+    <w:basedOn w:val="DefaultParagraphFont"/>
+    <w:link w:val="Subtitle"/>
     <w:uiPriority w:val="11"/>
     <w:rsid w:val="000836A0"/>
     <w:rPr>
@@ -8579,11 +8553,11 @@
       <w:szCs w:val="28"/>
     </w:rPr>
   </w:style>
-  <w:style w:type="paragraph" w:styleId="a7">
+  <w:style w:type="paragraph" w:styleId="Quote">
     <w:name w:val="Quote"/>
-    <w:basedOn w:val="a"/>
-    <w:next w:val="a"/>
-    <w:link w:val="a8"/>
+    <w:basedOn w:val="Normal"/>
+    <w:next w:val="Normal"/>
+    <w:link w:val="QuoteChar"/>
     <w:uiPriority w:val="29"/>
     <w:qFormat/>
     <w:rsid w:val="000836A0"/>
@@ -8597,10 +8571,10 @@
       <w:color w:val="404040" w:themeColor="text1" w:themeTint="BF"/>
     </w:rPr>
   </w:style>
-  <w:style w:type="character" w:customStyle="1" w:styleId="a8">
-    <w:name w:val="ציטוט תו"/>
-    <w:basedOn w:val="a0"/>
-    <w:link w:val="a7"/>
+  <w:style w:type="character" w:customStyle="1" w:styleId="QuoteChar">
+    <w:name w:val="Quote Char"/>
+    <w:basedOn w:val="DefaultParagraphFont"/>
+    <w:link w:val="Quote"/>
     <w:uiPriority w:val="29"/>
     <w:rsid w:val="000836A0"/>
     <w:rPr>
@@ -8609,9 +8583,9 @@
       <w:color w:val="404040" w:themeColor="text1" w:themeTint="BF"/>
     </w:rPr>
   </w:style>
-  <w:style w:type="paragraph" w:styleId="a9">
+  <w:style w:type="paragraph" w:styleId="ListParagraph">
     <w:name w:val="List Paragraph"/>
-    <w:basedOn w:val="a"/>
+    <w:basedOn w:val="Normal"/>
     <w:uiPriority w:val="34"/>
     <w:qFormat/>
     <w:rsid w:val="000836A0"/>
@@ -8620,9 +8594,9 @@
       <w:contextualSpacing/>
     </w:pPr>
   </w:style>
-  <w:style w:type="character" w:styleId="aa">
+  <w:style w:type="character" w:styleId="IntenseEmphasis">
     <w:name w:val="Intense Emphasis"/>
-    <w:basedOn w:val="a0"/>
+    <w:basedOn w:val="DefaultParagraphFont"/>
     <w:uiPriority w:val="21"/>
     <w:qFormat/>
     <w:rsid w:val="000836A0"/>
@@ -8632,11 +8606,11 @@
       <w:color w:val="0F4761" w:themeColor="accent1" w:themeShade="BF"/>
     </w:rPr>
   </w:style>
-  <w:style w:type="paragraph" w:styleId="ab">
+  <w:style w:type="paragraph" w:styleId="IntenseQuote">
     <w:name w:val="Intense Quote"/>
-    <w:basedOn w:val="a"/>
-    <w:next w:val="a"/>
-    <w:link w:val="ac"/>
+    <w:basedOn w:val="Normal"/>
+    <w:next w:val="Normal"/>
+    <w:link w:val="IntenseQuoteChar"/>
     <w:uiPriority w:val="30"/>
     <w:qFormat/>
     <w:rsid w:val="000836A0"/>
@@ -8655,10 +8629,10 @@
       <w:color w:val="0F4761" w:themeColor="accent1" w:themeShade="BF"/>
     </w:rPr>
   </w:style>
-  <w:style w:type="character" w:customStyle="1" w:styleId="ac">
-    <w:name w:val="ציטוט חזק תו"/>
-    <w:basedOn w:val="a0"/>
-    <w:link w:val="ab"/>
+  <w:style w:type="character" w:customStyle="1" w:styleId="IntenseQuoteChar">
+    <w:name w:val="Intense Quote Char"/>
+    <w:basedOn w:val="DefaultParagraphFont"/>
+    <w:link w:val="IntenseQuote"/>
     <w:uiPriority w:val="30"/>
     <w:rsid w:val="000836A0"/>
     <w:rPr>
@@ -8667,9 +8641,9 @@
       <w:color w:val="0F4761" w:themeColor="accent1" w:themeShade="BF"/>
     </w:rPr>
   </w:style>
-  <w:style w:type="character" w:styleId="ad">
+  <w:style w:type="character" w:styleId="IntenseReference">
     <w:name w:val="Intense Reference"/>
-    <w:basedOn w:val="a0"/>
+    <w:basedOn w:val="DefaultParagraphFont"/>
     <w:uiPriority w:val="32"/>
     <w:qFormat/>
     <w:rsid w:val="000836A0"/>
@@ -8681,9 +8655,9 @@
       <w:spacing w:val="5"/>
     </w:rPr>
   </w:style>
-  <w:style w:type="table" w:styleId="ae">
+  <w:style w:type="table" w:styleId="TableGrid">
     <w:name w:val="Table Grid"/>
-    <w:basedOn w:val="a1"/>
+    <w:basedOn w:val="TableNormal"/>
     <w:uiPriority w:val="39"/>
     <w:rsid w:val="003C31F0"/>
     <w:tblPr>
@@ -8697,9 +8671,9 @@
       </w:tblBorders>
     </w:tblPr>
   </w:style>
-  <w:style w:type="table" w:styleId="31">
+  <w:style w:type="table" w:styleId="PlainTable3">
     <w:name w:val="Plain Table 3"/>
-    <w:basedOn w:val="a1"/>
+    <w:basedOn w:val="TableNormal"/>
     <w:uiPriority w:val="43"/>
     <w:rsid w:val="003C31F0"/>
     <w:tblPr>
@@ -8787,9 +8761,9 @@
       </w:tcPr>
     </w:tblStylePr>
   </w:style>
-  <w:style w:type="table" w:styleId="af">
+  <w:style w:type="table" w:styleId="TableGridLight">
     <w:name w:val="Grid Table Light"/>
-    <w:basedOn w:val="a1"/>
+    <w:basedOn w:val="TableNormal"/>
     <w:uiPriority w:val="40"/>
     <w:rsid w:val="003C31F0"/>
     <w:tblPr>
@@ -8803,10 +8777,10 @@
       </w:tblBorders>
     </w:tblPr>
   </w:style>
-  <w:style w:type="paragraph" w:styleId="af0">
+  <w:style w:type="paragraph" w:styleId="Header">
     <w:name w:val="header"/>
-    <w:basedOn w:val="a"/>
-    <w:link w:val="af1"/>
+    <w:basedOn w:val="Normal"/>
+    <w:link w:val="HeaderChar"/>
     <w:uiPriority w:val="99"/>
     <w:unhideWhenUsed/>
     <w:rsid w:val="001A5E4C"/>
@@ -8817,17 +8791,17 @@
       </w:tabs>
     </w:pPr>
   </w:style>
-  <w:style w:type="character" w:customStyle="1" w:styleId="af1">
-    <w:name w:val="כותרת עליונה תו"/>
-    <w:basedOn w:val="a0"/>
-    <w:link w:val="af0"/>
+  <w:style w:type="character" w:customStyle="1" w:styleId="HeaderChar">
+    <w:name w:val="Header Char"/>
+    <w:basedOn w:val="DefaultParagraphFont"/>
+    <w:link w:val="Header"/>
     <w:uiPriority w:val="99"/>
     <w:rsid w:val="001A5E4C"/>
   </w:style>
-  <w:style w:type="paragraph" w:styleId="af2">
+  <w:style w:type="paragraph" w:styleId="Footer">
     <w:name w:val="footer"/>
-    <w:basedOn w:val="a"/>
-    <w:link w:val="af3"/>
+    <w:basedOn w:val="Normal"/>
+    <w:link w:val="FooterChar"/>
     <w:uiPriority w:val="99"/>
     <w:unhideWhenUsed/>
     <w:rsid w:val="001A5E4C"/>
@@ -8838,16 +8812,16 @@
       </w:tabs>
     </w:pPr>
   </w:style>
-  <w:style w:type="character" w:customStyle="1" w:styleId="af3">
-    <w:name w:val="כותרת תחתונה תו"/>
-    <w:basedOn w:val="a0"/>
-    <w:link w:val="af2"/>
+  <w:style w:type="character" w:customStyle="1" w:styleId="FooterChar">
+    <w:name w:val="Footer Char"/>
+    <w:basedOn w:val="DefaultParagraphFont"/>
+    <w:link w:val="Footer"/>
     <w:uiPriority w:val="99"/>
     <w:rsid w:val="001A5E4C"/>
   </w:style>
-  <w:style w:type="paragraph" w:styleId="af4">
+  <w:style w:type="paragraph" w:styleId="NoSpacing">
     <w:name w:val="No Spacing"/>
-    <w:basedOn w:val="a"/>
+    <w:basedOn w:val="Normal"/>
     <w:uiPriority w:val="1"/>
     <w:qFormat/>
     <w:rsid w:val="00FC0C1D"/>
@@ -8861,9 +8835,9 @@
       <w:bCs/>
     </w:rPr>
   </w:style>
-  <w:style w:type="character" w:styleId="af5">
+  <w:style w:type="character" w:styleId="Strong">
     <w:name w:val="Strong"/>
-    <w:basedOn w:val="a0"/>
+    <w:basedOn w:val="DefaultParagraphFont"/>
     <w:uiPriority w:val="22"/>
     <w:qFormat/>
     <w:rsid w:val="00DD29B0"/>
@@ -8874,7 +8848,7 @@
   </w:style>
   <w:style w:type="character" w:styleId="HTMLCode">
     <w:name w:val="HTML Code"/>
-    <w:basedOn w:val="a0"/>
+    <w:basedOn w:val="DefaultParagraphFont"/>
     <w:uiPriority w:val="99"/>
     <w:semiHidden/>
     <w:unhideWhenUsed/>
